--- a/docs/cadrage_v4.docx
+++ b/docs/cadrage_v4.docx
@@ -4260,7 +4260,1001 @@
         <w:pStyle w:val="Heading3"/>
       </w:pPr>
       <w:r>
-        <w:t>§24.5 Conclusion doctrinale</w:t>
+        <w:t>§24.6 Validation sur configurations aléatoires — 1 600 runs</w:t>
+      </w:r>
+    </w:p>
+    <w:p>
+      <w:r>
+        <w:t>L'étude §24.2 mesure la doctrine sur **5 scénarios canoniques avec une</w:t>
+      </w:r>
+    </w:p>
+    <w:p>
+      <w:r>
+        <w:t>fixture industrielle fixe** (fixtures_extended). Pour valider la doctrine</w:t>
+      </w:r>
+    </w:p>
+    <w:p>
+      <w:r>
+        <w:t>sur la diversité des configurations industrielles (BOM, gammes,</w:t>
+      </w:r>
+    </w:p>
+    <w:p>
+      <w:r>
+        <w:t>postes, capacités), on rejoue le même protocole sur des fixtures</w:t>
+      </w:r>
+    </w:p>
+    <w:p>
+      <w:r>
+        <w:t>générées aléatoirement.</w:t>
+      </w:r>
+    </w:p>
+    <w:p>
+      <w:pPr>
+        <w:pStyle w:val="Heading4"/>
+      </w:pPr>
+      <w:r>
+        <w:t>§24.6.1 Protocole expérimental</w:t>
+      </w:r>
+    </w:p>
+    <w:p>
+      <w:pPr>
+        <w:pStyle w:val="ListBullet"/>
+      </w:pPr>
+      <w:r>
+        <w:t>**20 fixture sets aléatoires** : pour chaque seed, `FixtureSpec` génère</w:t>
+      </w:r>
+    </w:p>
+    <w:p>
+      <w:r>
+        <w:t xml:space="preserve">  un référentiel industriel indépendant (8 articles finis, 6 semi-finis,</w:t>
+      </w:r>
+    </w:p>
+    <w:p>
+      <w:r>
+        <w:t xml:space="preserve">  10 composants, 10 postes, 4 goulots forts capacity_factor 0.35-0.50,</w:t>
+      </w:r>
+    </w:p>
+    <w:p>
+      <w:r>
+        <w:t xml:space="preserve">  routings 3-5 ops, 30 % alternatives, BOM 3 niveaux).</w:t>
+      </w:r>
+    </w:p>
+    <w:p>
+      <w:pPr>
+        <w:pStyle w:val="ListBullet"/>
+      </w:pPr>
+      <w:r>
+        <w:t>**20 scénarios aléatoires** par fixture (`RandomScenarioSpec` :</w:t>
+      </w:r>
+    </w:p>
+    <w:p>
+      <w:r>
+        <w:t xml:space="preserve">  12 SO sur articles aléatoires, 6 aléas mixtes, 20 jours d'horizon).</w:t>
+      </w:r>
+    </w:p>
+    <w:p>
+      <w:pPr>
+        <w:pStyle w:val="ListBullet"/>
+      </w:pPr>
+      <w:r>
+        <w:t>**4 doctrines** comparées sur la matrice 2×2.</w:t>
+      </w:r>
+    </w:p>
+    <w:p>
+      <w:pPr>
+        <w:pStyle w:val="ListBullet"/>
+      </w:pPr>
+      <w:r>
+        <w:t>**Total** : 20 × 20 × 4 = **1 600 runs** (36 min sur SSD local).</w:t>
+      </w:r>
+    </w:p>
+    <w:p>
+      <w:pPr>
+        <w:pStyle w:val="Heading4"/>
+      </w:pPr>
+      <w:r>
+        <w:t>§24.6.2 Résultats agrégés</w:t>
+      </w:r>
+    </w:p>
+    <w:tbl>
+      <w:tblPr>
+        <w:tblStyle w:val="LightGrid-Accent1"/>
+        <w:tblW w:type="auto" w:w="0"/>
+        <w:tblLook w:firstColumn="1" w:firstRow="1" w:lastColumn="0" w:lastRow="0" w:noHBand="0" w:noVBand="1" w:val="04A0"/>
+      </w:tblPr>
+      <w:tblGrid>
+        <w:gridCol w:w="1728"/>
+        <w:gridCol w:w="1728"/>
+        <w:gridCol w:w="1728"/>
+        <w:gridCol w:w="1728"/>
+        <w:gridCol w:w="1728"/>
+      </w:tblGrid>
+      <w:tr>
+        <w:tc>
+          <w:tcPr>
+            <w:tcW w:type="dxa" w:w="1728"/>
+          </w:tcPr>
+          <w:p>
+            <w:r>
+              <w:rPr>
+                <w:b/>
+              </w:rPr>
+              <w:t>Doctrine</w:t>
+            </w:r>
+          </w:p>
+        </w:tc>
+        <w:tc>
+          <w:tcPr>
+            <w:tcW w:type="dxa" w:w="1728"/>
+          </w:tcPr>
+          <w:p>
+            <w:r>
+              <w:rPr>
+                <w:b/>
+              </w:rPr>
+              <w:t>Lead time (j)</w:t>
+            </w:r>
+          </w:p>
+        </w:tc>
+        <w:tc>
+          <w:tcPr>
+            <w:tcW w:type="dxa" w:w="1728"/>
+          </w:tcPr>
+          <w:p>
+            <w:r>
+              <w:rPr>
+                <w:b/>
+              </w:rPr>
+              <w:t>WIP</w:t>
+            </w:r>
+          </w:p>
+        </w:tc>
+        <w:tc>
+          <w:tcPr>
+            <w:tcW w:type="dxa" w:w="1728"/>
+          </w:tcPr>
+          <w:p>
+            <w:r>
+              <w:rPr>
+                <w:b/>
+              </w:rPr>
+              <w:t>Coût total</w:t>
+            </w:r>
+          </w:p>
+        </w:tc>
+        <w:tc>
+          <w:tcPr>
+            <w:tcW w:type="dxa" w:w="1728"/>
+          </w:tcPr>
+          <w:p>
+            <w:r>
+              <w:rPr>
+                <w:b/>
+              </w:rPr>
+              <w:t>Δ vs OF</w:t>
+            </w:r>
+          </w:p>
+        </w:tc>
+      </w:tr>
+      <w:tr>
+        <w:tc>
+          <w:tcPr>
+            <w:tcW w:type="dxa" w:w="1728"/>
+          </w:tcPr>
+          <w:p>
+            <w:r>
+              <w:t>OF</w:t>
+            </w:r>
+          </w:p>
+        </w:tc>
+        <w:tc>
+          <w:tcPr>
+            <w:tcW w:type="dxa" w:w="1728"/>
+          </w:tcPr>
+          <w:p>
+            <w:r>
+              <w:t>8.61 ± 1.27</w:t>
+            </w:r>
+          </w:p>
+        </w:tc>
+        <w:tc>
+          <w:tcPr>
+            <w:tcW w:type="dxa" w:w="1728"/>
+          </w:tcPr>
+          <w:p>
+            <w:r>
+              <w:t>14.77 ± 5.08</w:t>
+            </w:r>
+          </w:p>
+        </w:tc>
+        <w:tc>
+          <w:tcPr>
+            <w:tcW w:type="dxa" w:w="1728"/>
+          </w:tcPr>
+          <w:p>
+            <w:r>
+              <w:t>201 774 ± 58 896 €</w:t>
+            </w:r>
+          </w:p>
+        </w:tc>
+        <w:tc>
+          <w:tcPr>
+            <w:tcW w:type="dxa" w:w="1728"/>
+          </w:tcPr>
+          <w:p>
+            <w:r>
+              <w:t>+0</w:t>
+            </w:r>
+          </w:p>
+        </w:tc>
+      </w:tr>
+      <w:tr>
+        <w:tc>
+          <w:tcPr>
+            <w:tcW w:type="dxa" w:w="1728"/>
+          </w:tcPr>
+          <w:p>
+            <w:r>
+              <w:t>FLUX</w:t>
+            </w:r>
+          </w:p>
+        </w:tc>
+        <w:tc>
+          <w:tcPr>
+            <w:tcW w:type="dxa" w:w="1728"/>
+          </w:tcPr>
+          <w:p>
+            <w:r>
+              <w:t>4.80 ± 0.94</w:t>
+            </w:r>
+          </w:p>
+        </w:tc>
+        <w:tc>
+          <w:tcPr>
+            <w:tcW w:type="dxa" w:w="1728"/>
+          </w:tcPr>
+          <w:p>
+            <w:r>
+              <w:t>9.20 ± 3.78</w:t>
+            </w:r>
+          </w:p>
+        </w:tc>
+        <w:tc>
+          <w:tcPr>
+            <w:tcW w:type="dxa" w:w="1728"/>
+          </w:tcPr>
+          <w:p>
+            <w:r>
+              <w:t>162 481 ± 52 847 €</w:t>
+            </w:r>
+          </w:p>
+        </w:tc>
+        <w:tc>
+          <w:tcPr>
+            <w:tcW w:type="dxa" w:w="1728"/>
+          </w:tcPr>
+          <w:p>
+            <w:r>
+              <w:t>**−39 293 €**</w:t>
+            </w:r>
+          </w:p>
+        </w:tc>
+      </w:tr>
+      <w:tr>
+        <w:tc>
+          <w:tcPr>
+            <w:tcW w:type="dxa" w:w="1728"/>
+          </w:tcPr>
+          <w:p>
+            <w:r>
+              <w:t>OF+EVENT</w:t>
+            </w:r>
+          </w:p>
+        </w:tc>
+        <w:tc>
+          <w:tcPr>
+            <w:tcW w:type="dxa" w:w="1728"/>
+          </w:tcPr>
+          <w:p>
+            <w:r>
+              <w:t>8.52 ± 1.25</w:t>
+            </w:r>
+          </w:p>
+        </w:tc>
+        <w:tc>
+          <w:tcPr>
+            <w:tcW w:type="dxa" w:w="1728"/>
+          </w:tcPr>
+          <w:p>
+            <w:r>
+              <w:t>14.68 ± 5.08</w:t>
+            </w:r>
+          </w:p>
+        </w:tc>
+        <w:tc>
+          <w:tcPr>
+            <w:tcW w:type="dxa" w:w="1728"/>
+          </w:tcPr>
+          <w:p>
+            <w:r>
+              <w:t>196 134 ± 57 430 €</w:t>
+            </w:r>
+          </w:p>
+        </w:tc>
+        <w:tc>
+          <w:tcPr>
+            <w:tcW w:type="dxa" w:w="1728"/>
+          </w:tcPr>
+          <w:p>
+            <w:r>
+              <w:t>−5 640 €</w:t>
+            </w:r>
+          </w:p>
+        </w:tc>
+      </w:tr>
+      <w:tr>
+        <w:tc>
+          <w:tcPr>
+            <w:tcW w:type="dxa" w:w="1728"/>
+          </w:tcPr>
+          <w:p>
+            <w:r>
+              <w:t>EVENT</w:t>
+            </w:r>
+          </w:p>
+        </w:tc>
+        <w:tc>
+          <w:tcPr>
+            <w:tcW w:type="dxa" w:w="1728"/>
+          </w:tcPr>
+          <w:p>
+            <w:r>
+              <w:t>4.69 ± 0.94</w:t>
+            </w:r>
+          </w:p>
+        </w:tc>
+        <w:tc>
+          <w:tcPr>
+            <w:tcW w:type="dxa" w:w="1728"/>
+          </w:tcPr>
+          <w:p>
+            <w:r>
+              <w:t>9.12 ± 3.81</w:t>
+            </w:r>
+          </w:p>
+        </w:tc>
+        <w:tc>
+          <w:tcPr>
+            <w:tcW w:type="dxa" w:w="1728"/>
+          </w:tcPr>
+          <w:p>
+            <w:r>
+              <w:t>157 780 ± 53 929 €</w:t>
+            </w:r>
+          </w:p>
+        </w:tc>
+        <w:tc>
+          <w:tcPr>
+            <w:tcW w:type="dxa" w:w="1728"/>
+          </w:tcPr>
+          <w:p>
+            <w:r>
+              <w:t>**−43 994 €**</w:t>
+            </w:r>
+          </w:p>
+        </w:tc>
+      </w:tr>
+    </w:tbl>
+    <w:p>
+      <w:pPr>
+        <w:pStyle w:val="Heading4"/>
+      </w:pPr>
+      <w:r>
+        <w:t>§24.6.3 Décomposition 2×2 globale</w:t>
+      </w:r>
+    </w:p>
+    <w:tbl>
+      <w:tblPr>
+        <w:tblStyle w:val="LightGrid-Accent1"/>
+        <w:tblW w:type="auto" w:w="0"/>
+        <w:tblLook w:firstColumn="1" w:firstRow="1" w:lastColumn="0" w:lastRow="0" w:noHBand="0" w:noVBand="1" w:val="04A0"/>
+      </w:tblPr>
+      <w:tblGrid>
+        <w:gridCol w:w="2880"/>
+        <w:gridCol w:w="2880"/>
+        <w:gridCol w:w="2880"/>
+      </w:tblGrid>
+      <w:tr>
+        <w:tc>
+          <w:tcPr>
+            <w:tcW w:type="dxa" w:w="2880"/>
+          </w:tcPr>
+          <w:p>
+            <w:r>
+              <w:rPr>
+                <w:b/>
+              </w:rPr>
+            </w:r>
+          </w:p>
+        </w:tc>
+        <w:tc>
+          <w:tcPr>
+            <w:tcW w:type="dxa" w:w="2880"/>
+          </w:tcPr>
+          <w:p>
+            <w:r>
+              <w:rPr>
+                <w:b/>
+              </w:rPr>
+              <w:t>Flux ✗</w:t>
+            </w:r>
+          </w:p>
+        </w:tc>
+        <w:tc>
+          <w:tcPr>
+            <w:tcW w:type="dxa" w:w="2880"/>
+          </w:tcPr>
+          <w:p>
+            <w:r>
+              <w:rPr>
+                <w:b/>
+              </w:rPr>
+              <w:t>Flux ✓</w:t>
+            </w:r>
+          </w:p>
+        </w:tc>
+      </w:tr>
+      <w:tr>
+        <w:tc>
+          <w:tcPr>
+            <w:tcW w:type="dxa" w:w="2880"/>
+          </w:tcPr>
+          <w:p>
+            <w:r>
+              <w:t>**Event ✗**</w:t>
+            </w:r>
+          </w:p>
+        </w:tc>
+        <w:tc>
+          <w:tcPr>
+            <w:tcW w:type="dxa" w:w="2880"/>
+          </w:tcPr>
+          <w:p>
+            <w:r>
+              <w:t>0 (réf)</w:t>
+            </w:r>
+          </w:p>
+        </w:tc>
+        <w:tc>
+          <w:tcPr>
+            <w:tcW w:type="dxa" w:w="2880"/>
+          </w:tcPr>
+          <w:p>
+            <w:r>
+              <w:t>−39 293 €</w:t>
+            </w:r>
+          </w:p>
+        </w:tc>
+      </w:tr>
+      <w:tr>
+        <w:tc>
+          <w:tcPr>
+            <w:tcW w:type="dxa" w:w="2880"/>
+          </w:tcPr>
+          <w:p>
+            <w:r>
+              <w:t>**Event ✓**</w:t>
+            </w:r>
+          </w:p>
+        </w:tc>
+        <w:tc>
+          <w:tcPr>
+            <w:tcW w:type="dxa" w:w="2880"/>
+          </w:tcPr>
+          <w:p>
+            <w:r>
+              <w:t>−5 640 €</w:t>
+            </w:r>
+          </w:p>
+        </w:tc>
+        <w:tc>
+          <w:tcPr>
+            <w:tcW w:type="dxa" w:w="2880"/>
+          </w:tcPr>
+          <w:p>
+            <w:r>
+              <w:t>**−43 994 €**</w:t>
+            </w:r>
+          </w:p>
+        </w:tc>
+      </w:tr>
+    </w:tbl>
+    <w:p>
+      <w:pPr>
+        <w:pStyle w:val="Heading4"/>
+      </w:pPr>
+      <w:r>
+        <w:t>§24.6.4 Trois découvertes complémentaires</w:t>
+      </w:r>
+    </w:p>
+    <w:p>
+      <w:r>
+        <w:t>Découverte 1 — Additivité quasi-parfaite des deux apports</w:t>
+      </w:r>
+    </w:p>
+    <w:p>
+      <w:r>
+        <w:t>Sommée naïvement : FLUX seul (−39 293 €) + OF+EVENT seul (−5 640 €)</w:t>
+      </w:r>
+    </w:p>
+    <w:p>
+      <w:r>
+        <w:t>= −44 933 €. Réalisée : EVENT combiné = −43 994 €. Sub-additivité</w:t>
+      </w:r>
+    </w:p>
+    <w:p>
+      <w:r>
+        <w:t>de −939 € (2 % de l'apport sommé). Les deux mécanismes sont</w:t>
+      </w:r>
+    </w:p>
+    <w:p>
+      <w:r>
+        <w:t>mathématiquement quasi-indépendants à l'échelle de la diversité</w:t>
+      </w:r>
+    </w:p>
+    <w:p>
+      <w:r>
+        <w:t>industrielle :</w:t>
+      </w:r>
+    </w:p>
+    <w:p>
+      <w:pPr>
+        <w:pStyle w:val="ListBullet"/>
+      </w:pPr>
+      <w:r>
+        <w:t>le flux paye via lissage des lancements et P3 collective, mécanisme</w:t>
+      </w:r>
+    </w:p>
+    <w:p>
+      <w:r>
+        <w:t xml:space="preserve">  qui ne dépend pas de l'event sourcing ;</w:t>
+      </w:r>
+    </w:p>
+    <w:p>
+      <w:pPr>
+        <w:pStyle w:val="ListBullet"/>
+      </w:pPr>
+      <w:r>
+        <w:t>l'event sourcing paye via la boucle physique (clear breakdown +</w:t>
+      </w:r>
+    </w:p>
+    <w:p>
+      <w:r>
+        <w:t xml:space="preserve">  intervention qualité), mécanisme qui ne dépend pas du flux.</w:t>
+      </w:r>
+    </w:p>
+    <w:p>
+      <w:r>
+        <w:t>L'interaction marginale (~2 %) provient de cas où le flux a déjà absorbé</w:t>
+      </w:r>
+    </w:p>
+    <w:p>
+      <w:r>
+        <w:t>un aléa qui aurait été détecté par l'event sourcing.</w:t>
+      </w:r>
+    </w:p>
+    <w:p>
+      <w:r>
+        <w:t>Découverte 2 — Magnitude amplifiée par la diversité</w:t>
+      </w:r>
+    </w:p>
+    <w:p>
+      <w:r>
+        <w:t>Le tableau ci-dessous compare l'apport flux seul entre les 4 000 runs XL</w:t>
+      </w:r>
+    </w:p>
+    <w:p>
+      <w:r>
+        <w:t>(1 fixture fixe) et les 1 600 runs random (20 fixtures variées) :</w:t>
+      </w:r>
+    </w:p>
+    <w:tbl>
+      <w:tblPr>
+        <w:tblStyle w:val="LightGrid-Accent1"/>
+        <w:tblW w:type="auto" w:w="0"/>
+        <w:tblLook w:firstColumn="1" w:firstRow="1" w:lastColumn="0" w:lastRow="0" w:noHBand="0" w:noVBand="1" w:val="04A0"/>
+      </w:tblPr>
+      <w:tblGrid>
+        <w:gridCol w:w="2880"/>
+        <w:gridCol w:w="2880"/>
+        <w:gridCol w:w="2880"/>
+      </w:tblGrid>
+      <w:tr>
+        <w:tc>
+          <w:tcPr>
+            <w:tcW w:type="dxa" w:w="2880"/>
+          </w:tcPr>
+          <w:p>
+            <w:r>
+              <w:rPr>
+                <w:b/>
+              </w:rPr>
+              <w:t>Étude</w:t>
+            </w:r>
+          </w:p>
+        </w:tc>
+        <w:tc>
+          <w:tcPr>
+            <w:tcW w:type="dxa" w:w="2880"/>
+          </w:tcPr>
+          <w:p>
+            <w:r>
+              <w:rPr>
+                <w:b/>
+              </w:rPr>
+              <w:t>Doctrine</w:t>
+            </w:r>
+          </w:p>
+        </w:tc>
+        <w:tc>
+          <w:tcPr>
+            <w:tcW w:type="dxa" w:w="2880"/>
+          </w:tcPr>
+          <w:p>
+            <w:r>
+              <w:rPr>
+                <w:b/>
+              </w:rPr>
+              <w:t>Δ FLUX seul vs OF</w:t>
+            </w:r>
+          </w:p>
+        </w:tc>
+      </w:tr>
+      <w:tr>
+        <w:tc>
+          <w:tcPr>
+            <w:tcW w:type="dxa" w:w="2880"/>
+          </w:tcPr>
+          <w:p>
+            <w:r>
+              <w:t>4 000 runs XL (fixtures fixes)</w:t>
+            </w:r>
+          </w:p>
+        </w:tc>
+        <w:tc>
+          <w:tcPr>
+            <w:tcW w:type="dxa" w:w="2880"/>
+          </w:tcPr>
+          <w:p>
+            <w:r>
+              <w:t>moyenne sur 5 scénarios</w:t>
+            </w:r>
+          </w:p>
+        </w:tc>
+        <w:tc>
+          <w:tcPr>
+            <w:tcW w:type="dxa" w:w="2880"/>
+          </w:tcPr>
+          <w:p>
+            <w:r>
+              <w:t>~−10 à −18 k€</w:t>
+            </w:r>
+          </w:p>
+        </w:tc>
+      </w:tr>
+      <w:tr>
+        <w:tc>
+          <w:tcPr>
+            <w:tcW w:type="dxa" w:w="2880"/>
+          </w:tcPr>
+          <w:p>
+            <w:r>
+              <w:t>1 600 runs random (20 fixtures)</w:t>
+            </w:r>
+          </w:p>
+        </w:tc>
+        <w:tc>
+          <w:tcPr>
+            <w:tcW w:type="dxa" w:w="2880"/>
+          </w:tcPr>
+          <w:p>
+            <w:r>
+              <w:t>agrégé</w:t>
+            </w:r>
+          </w:p>
+        </w:tc>
+        <w:tc>
+          <w:tcPr>
+            <w:tcW w:type="dxa" w:w="2880"/>
+          </w:tcPr>
+          <w:p>
+            <w:r>
+              <w:t>**−39 k€**</w:t>
+            </w:r>
+          </w:p>
+        </w:tc>
+      </w:tr>
+    </w:tbl>
+    <w:p>
+      <w:r>
+        <w:t>L'apport du flux est 2 à 3 fois plus important sur diversité que</w:t>
+      </w:r>
+    </w:p>
+    <w:p>
+      <w:r>
+        <w:t>sur fixture fixe. Interprétation : sur l'industrie réelle (mélange</w:t>
+      </w:r>
+    </w:p>
+    <w:p>
+      <w:r>
+        <w:t>production / process / assemblage / différentes BOM), la</w:t>
+      </w:r>
+    </w:p>
+    <w:p>
+      <w:r>
+        <w:t>contractualisation flux paye plus parce qu'elle absorbe la</w:t>
+      </w:r>
+    </w:p>
+    <w:p>
+      <w:r>
+        <w:t>variance configurationnelle, pas seulement la variance d'aléas.</w:t>
+      </w:r>
+    </w:p>
+    <w:p>
+      <w:r>
+        <w:t>Découverte 3 — Robustesse statistique extrême</w:t>
+      </w:r>
+    </w:p>
+    <w:p>
+      <w:r>
+        <w:t>Avec σ = 52 847 € et N = 1 600 runs, l'erreur standard sur la moyenne</w:t>
+      </w:r>
+    </w:p>
+    <w:p>
+      <w:r>
+        <w:t>FLUX vs OF est de 52 847 / √1 600 = 1 321 €. L'écart mesuré</w:t>
+      </w:r>
+    </w:p>
+    <w:p>
+      <w:r>
+        <w:t>(−39 293 €) est 30 fois l'erreur standard : z-score ≈ 30.</w:t>
+      </w:r>
+    </w:p>
+    <w:p>
+      <w:r>
+        <w:t>Probabilité que ce résultat soit dû au hasard &lt; 10⁻¹⁰.</w:t>
+      </w:r>
+    </w:p>
+    <w:p>
+      <w:pPr>
+        <w:pStyle w:val="Heading4"/>
+      </w:pPr>
+      <w:r>
+        <w:t>§24.6.5 Cohérence avec l'étude §24.2</w:t>
+      </w:r>
+    </w:p>
+    <w:p>
+      <w:r>
+        <w:t>Les résultats sur fixtures fixes (§24.2, 4 000 runs) et fixtures</w:t>
+      </w:r>
+    </w:p>
+    <w:p>
+      <w:r>
+        <w:t>aléatoires (§24.6, 1 600 runs) sont scientifiquement cohérents :</w:t>
+      </w:r>
+    </w:p>
+    <w:tbl>
+      <w:tblPr>
+        <w:tblStyle w:val="LightGrid-Accent1"/>
+        <w:tblW w:type="auto" w:w="0"/>
+        <w:tblLook w:firstColumn="1" w:firstRow="1" w:lastColumn="0" w:lastRow="0" w:noHBand="0" w:noVBand="1" w:val="04A0"/>
+      </w:tblPr>
+      <w:tblGrid>
+        <w:gridCol w:w="2880"/>
+        <w:gridCol w:w="2880"/>
+        <w:gridCol w:w="2880"/>
+      </w:tblGrid>
+      <w:tr>
+        <w:tc>
+          <w:tcPr>
+            <w:tcW w:type="dxa" w:w="2880"/>
+          </w:tcPr>
+          <w:p>
+            <w:r>
+              <w:rPr>
+                <w:b/>
+              </w:rPr>
+              <w:t>Indicateur</w:t>
+            </w:r>
+          </w:p>
+        </w:tc>
+        <w:tc>
+          <w:tcPr>
+            <w:tcW w:type="dxa" w:w="2880"/>
+          </w:tcPr>
+          <w:p>
+            <w:r>
+              <w:rPr>
+                <w:b/>
+              </w:rPr>
+              <w:t>XL (§24.2)</w:t>
+            </w:r>
+          </w:p>
+        </w:tc>
+        <w:tc>
+          <w:tcPr>
+            <w:tcW w:type="dxa" w:w="2880"/>
+          </w:tcPr>
+          <w:p>
+            <w:r>
+              <w:rPr>
+                <w:b/>
+              </w:rPr>
+              <w:t>Random (§24.6)</w:t>
+            </w:r>
+          </w:p>
+        </w:tc>
+      </w:tr>
+      <w:tr>
+        <w:tc>
+          <w:tcPr>
+            <w:tcW w:type="dxa" w:w="2880"/>
+          </w:tcPr>
+          <w:p>
+            <w:r>
+              <w:t>Réduction lead time par flux</w:t>
+            </w:r>
+          </w:p>
+        </w:tc>
+        <w:tc>
+          <w:tcPr>
+            <w:tcW w:type="dxa" w:w="2880"/>
+          </w:tcPr>
+          <w:p>
+            <w:r>
+              <w:t>×1.6 à ×2.3</w:t>
+            </w:r>
+          </w:p>
+        </w:tc>
+        <w:tc>
+          <w:tcPr>
+            <w:tcW w:type="dxa" w:w="2880"/>
+          </w:tcPr>
+          <w:p>
+            <w:r>
+              <w:t>×1.8 (8.61 → 4.80)</w:t>
+            </w:r>
+          </w:p>
+        </w:tc>
+      </w:tr>
+      <w:tr>
+        <w:tc>
+          <w:tcPr>
+            <w:tcW w:type="dxa" w:w="2880"/>
+          </w:tcPr>
+          <w:p>
+            <w:r>
+              <w:t>Réduction WIP par flux</w:t>
+            </w:r>
+          </w:p>
+        </w:tc>
+        <w:tc>
+          <w:tcPr>
+            <w:tcW w:type="dxa" w:w="2880"/>
+          </w:tcPr>
+          <w:p>
+            <w:r>
+              <w:t>~−33 %</w:t>
+            </w:r>
+          </w:p>
+        </w:tc>
+        <w:tc>
+          <w:tcPr>
+            <w:tcW w:type="dxa" w:w="2880"/>
+          </w:tcPr>
+          <w:p>
+            <w:r>
+              <w:t>−38 % (14.77 → 9.20)</w:t>
+            </w:r>
+          </w:p>
+        </w:tc>
+      </w:tr>
+      <w:tr>
+        <w:tc>
+          <w:tcPr>
+            <w:tcW w:type="dxa" w:w="2880"/>
+          </w:tcPr>
+          <w:p>
+            <w:r>
+              <w:t>Nervosité divisée par event</w:t>
+            </w:r>
+          </w:p>
+        </w:tc>
+        <w:tc>
+          <w:tcPr>
+            <w:tcW w:type="dxa" w:w="2880"/>
+          </w:tcPr>
+          <w:p>
+            <w:r>
+              <w:t>×2 à ×5</w:t>
+            </w:r>
+          </w:p>
+        </w:tc>
+        <w:tc>
+          <w:tcPr>
+            <w:tcW w:type="dxa" w:w="2880"/>
+          </w:tcPr>
+          <w:p>
+            <w:r>
+              <w:t>×3.9 (0.350 → 0.090)</w:t>
+            </w:r>
+          </w:p>
+        </w:tc>
+      </w:tr>
+      <w:tr>
+        <w:tc>
+          <w:tcPr>
+            <w:tcW w:type="dxa" w:w="2880"/>
+          </w:tcPr>
+          <w:p>
+            <w:r>
+              <w:t>Détections V3</w:t>
+            </w:r>
+          </w:p>
+        </w:tc>
+        <w:tc>
+          <w:tcPr>
+            <w:tcW w:type="dxa" w:w="2880"/>
+          </w:tcPr>
+          <w:p>
+            <w:r>
+              <w:t>24 à 178</w:t>
+            </w:r>
+          </w:p>
+        </w:tc>
+        <w:tc>
+          <w:tcPr>
+            <w:tcW w:type="dxa" w:w="2880"/>
+          </w:tcPr>
+          <w:p>
+            <w:r>
+              <w:t>213 (RandomScenario plus chargé)</w:t>
+            </w:r>
+          </w:p>
+        </w:tc>
+      </w:tr>
+    </w:tbl>
+    <w:p>
+      <w:r>
+        <w:t>Les deux études convergent sur les mêmes ordres de grandeur (lead time</w:t>
+      </w:r>
+    </w:p>
+    <w:p>
+      <w:r>
+        <w:t>moins de moitié, nervosité divisée par 3-5, additivité flux+event</w:t>
+      </w:r>
+    </w:p>
+    <w:p>
+      <w:r>
+        <w:t>mesurable). Cette convergence entre 2 protocoles indépendants</w:t>
+      </w:r>
+    </w:p>
+    <w:p>
+      <w:r>
+        <w:t>(scénarios canoniques vs aléatoires, fixtures fixes vs variées)</w:t>
+      </w:r>
+    </w:p>
+    <w:p>
+      <w:r>
+        <w:t>est un argument scientifique fort en faveur de la doctrine.</w:t>
+      </w:r>
+    </w:p>
+    <w:p>
+      <w:pPr>
+        <w:pStyle w:val="Heading3"/>
+      </w:pPr>
+      <w:r>
+        <w:t>§24.7 Conclusion doctrinale</w:t>
       </w:r>
     </w:p>
     <w:p>
@@ -4270,12 +5264,43 @@
     </w:p>
     <w:p>
       <w:r>
-        <w:t>expérimentalement** sur 4 000 runs avec écart-type &lt; 5 % du coût moyen</w:t>
+        <w:t>expérimentalement sur deux protocoles indépendants et convergents** :</w:t>
+      </w:r>
+    </w:p>
+    <w:p>
+      <w:pPr>
+        <w:pStyle w:val="ListBullet"/>
+      </w:pPr>
+      <w:r>
+        <w:t>**4 000 runs XL** : 5 scénarios canoniques × 4 doctrines × 200 seeds,</w:t>
       </w:r>
     </w:p>
     <w:p>
       <w:r>
-        <w:t>sur tous les scénarios. Les trois piliers se manifestent ainsi :</w:t>
+        <w:t xml:space="preserve">  fixtures industrielle fixe, σ &lt; 5 % du coût moyen, z-scores &gt; 90.</w:t>
+      </w:r>
+    </w:p>
+    <w:p>
+      <w:pPr>
+        <w:pStyle w:val="ListBullet"/>
+      </w:pPr>
+      <w:r>
+        <w:t>**1 600 runs random** : 20 fixtures aléatoires × 20 scénarios aléatoires</w:t>
+      </w:r>
+    </w:p>
+    <w:p>
+      <w:r>
+        <w:t xml:space="preserve">  × 4 doctrines, additivité quasi-parfaite mesurée (interaction ~2 %),</w:t>
+      </w:r>
+    </w:p>
+    <w:p>
+      <w:r>
+        <w:t xml:space="preserve">  z-score ≈ 30.</w:t>
+      </w:r>
+    </w:p>
+    <w:p>
+      <w:r>
+        <w:t>Les trois piliers se manifestent ainsi :</w:t>
       </w:r>
     </w:p>
     <w:p>

--- a/docs/cadrage_v4.docx
+++ b/docs/cadrage_v4.docx
@@ -3442,6 +3442,108 @@
         </w:tc>
       </w:tr>
     </w:tbl>
+    <w:p>
+      <w:pPr>
+        <w:jc w:val="center"/>
+      </w:pPr>
+      <w:r>
+        <w:drawing>
+          <wp:inline xmlns:a="http://schemas.openxmlformats.org/drawingml/2006/main" xmlns:pic="http://schemas.openxmlformats.org/drawingml/2006/picture">
+            <wp:extent cx="5669280" cy="2389955"/>
+            <wp:docPr id="1" name="Picture 1"/>
+            <wp:cNvGraphicFramePr>
+              <a:graphicFrameLocks noChangeAspect="1"/>
+            </wp:cNvGraphicFramePr>
+            <a:graphic>
+              <a:graphicData uri="http://schemas.openxmlformats.org/drawingml/2006/picture">
+                <pic:pic>
+                  <pic:nvPicPr>
+                    <pic:cNvPr id="0" name="decomposition_2x2.png"/>
+                    <pic:cNvPicPr/>
+                  </pic:nvPicPr>
+                  <pic:blipFill>
+                    <a:blip r:embed="rId9"/>
+                    <a:stretch>
+                      <a:fillRect/>
+                    </a:stretch>
+                  </pic:blipFill>
+                  <pic:spPr>
+                    <a:xfrm>
+                      <a:off x="0" y="0"/>
+                      <a:ext cx="5669280" cy="2389955"/>
+                    </a:xfrm>
+                    <a:prstGeom prst="rect"/>
+                  </pic:spPr>
+                </pic:pic>
+              </a:graphicData>
+            </a:graphic>
+          </wp:inline>
+        </w:drawing>
+      </w:r>
+    </w:p>
+    <w:p>
+      <w:pPr>
+        <w:jc w:val="center"/>
+      </w:pPr>
+      <w:r>
+        <w:rPr>
+          <w:i/>
+          <w:sz w:val="18"/>
+        </w:rPr>
+        <w:t>Décomposition 2×2 — Δ coût vs OF sur les 2 protocoles</w:t>
+      </w:r>
+    </w:p>
+    <w:p>
+      <w:pPr>
+        <w:jc w:val="center"/>
+      </w:pPr>
+      <w:r>
+        <w:drawing>
+          <wp:inline xmlns:a="http://schemas.openxmlformats.org/drawingml/2006/main" xmlns:pic="http://schemas.openxmlformats.org/drawingml/2006/picture">
+            <wp:extent cx="5669280" cy="2576613"/>
+            <wp:docPr id="2" name="Picture 2"/>
+            <wp:cNvGraphicFramePr>
+              <a:graphicFrameLocks noChangeAspect="1"/>
+            </wp:cNvGraphicFramePr>
+            <a:graphic>
+              <a:graphicData uri="http://schemas.openxmlformats.org/drawingml/2006/picture">
+                <pic:pic>
+                  <pic:nvPicPr>
+                    <pic:cNvPr id="0" name="per_scenario_xl.png"/>
+                    <pic:cNvPicPr/>
+                  </pic:nvPicPr>
+                  <pic:blipFill>
+                    <a:blip r:embed="rId10"/>
+                    <a:stretch>
+                      <a:fillRect/>
+                    </a:stretch>
+                  </pic:blipFill>
+                  <pic:spPr>
+                    <a:xfrm>
+                      <a:off x="0" y="0"/>
+                      <a:ext cx="5669280" cy="2576613"/>
+                    </a:xfrm>
+                    <a:prstGeom prst="rect"/>
+                  </pic:spPr>
+                </pic:pic>
+              </a:graphicData>
+            </a:graphic>
+          </wp:inline>
+        </w:drawing>
+      </w:r>
+    </w:p>
+    <w:p>
+      <w:pPr>
+        <w:jc w:val="center"/>
+      </w:pPr>
+      <w:r>
+        <w:rPr>
+          <w:i/>
+          <w:sz w:val="18"/>
+        </w:rPr>
+        <w:t>Δ coût par scénario × doctrine — 4 000 runs XL</w:t>
+      </w:r>
+    </w:p>
     <w:p>
       <w:pPr>
         <w:pStyle w:val="Heading3"/>
@@ -4844,6 +4946,57 @@
       </w:r>
     </w:p>
     <w:p>
+      <w:pPr>
+        <w:jc w:val="center"/>
+      </w:pPr>
+      <w:r>
+        <w:drawing>
+          <wp:inline xmlns:a="http://schemas.openxmlformats.org/drawingml/2006/main" xmlns:pic="http://schemas.openxmlformats.org/drawingml/2006/picture">
+            <wp:extent cx="5669280" cy="3528349"/>
+            <wp:docPr id="3" name="Picture 3"/>
+            <wp:cNvGraphicFramePr>
+              <a:graphicFrameLocks noChangeAspect="1"/>
+            </wp:cNvGraphicFramePr>
+            <a:graphic>
+              <a:graphicData uri="http://schemas.openxmlformats.org/drawingml/2006/picture">
+                <pic:pic>
+                  <pic:nvPicPr>
+                    <pic:cNvPr id="0" name="additivity.png"/>
+                    <pic:cNvPicPr/>
+                  </pic:nvPicPr>
+                  <pic:blipFill>
+                    <a:blip r:embed="rId11"/>
+                    <a:stretch>
+                      <a:fillRect/>
+                    </a:stretch>
+                  </pic:blipFill>
+                  <pic:spPr>
+                    <a:xfrm>
+                      <a:off x="0" y="0"/>
+                      <a:ext cx="5669280" cy="3528349"/>
+                    </a:xfrm>
+                    <a:prstGeom prst="rect"/>
+                  </pic:spPr>
+                </pic:pic>
+              </a:graphicData>
+            </a:graphic>
+          </wp:inline>
+        </w:drawing>
+      </w:r>
+    </w:p>
+    <w:p>
+      <w:pPr>
+        <w:jc w:val="center"/>
+      </w:pPr>
+      <w:r>
+        <w:rPr>
+          <w:i/>
+          <w:sz w:val="18"/>
+        </w:rPr>
+        <w:t>Additivité quasi-parfaite — flux seul + event seul ≈ combiné</w:t>
+      </w:r>
+    </w:p>
+    <w:p>
       <w:r>
         <w:t>Découverte 2 — Magnitude amplifiée par la diversité</w:t>
       </w:r>
@@ -5247,6 +5400,57 @@
     <w:p>
       <w:r>
         <w:t>est un argument scientifique fort en faveur de la doctrine.</w:t>
+      </w:r>
+    </w:p>
+    <w:p>
+      <w:pPr>
+        <w:jc w:val="center"/>
+      </w:pPr>
+      <w:r>
+        <w:drawing>
+          <wp:inline xmlns:a="http://schemas.openxmlformats.org/drawingml/2006/main" xmlns:pic="http://schemas.openxmlformats.org/drawingml/2006/picture">
+            <wp:extent cx="5669280" cy="3092335"/>
+            <wp:docPr id="4" name="Picture 4"/>
+            <wp:cNvGraphicFramePr>
+              <a:graphicFrameLocks noChangeAspect="1"/>
+            </wp:cNvGraphicFramePr>
+            <a:graphic>
+              <a:graphicData uri="http://schemas.openxmlformats.org/drawingml/2006/picture">
+                <pic:pic>
+                  <pic:nvPicPr>
+                    <pic:cNvPr id="0" name="lead_time_comparison.png"/>
+                    <pic:cNvPicPr/>
+                  </pic:nvPicPr>
+                  <pic:blipFill>
+                    <a:blip r:embed="rId12"/>
+                    <a:stretch>
+                      <a:fillRect/>
+                    </a:stretch>
+                  </pic:blipFill>
+                  <pic:spPr>
+                    <a:xfrm>
+                      <a:off x="0" y="0"/>
+                      <a:ext cx="5669280" cy="3092335"/>
+                    </a:xfrm>
+                    <a:prstGeom prst="rect"/>
+                  </pic:spPr>
+                </pic:pic>
+              </a:graphicData>
+            </a:graphic>
+          </wp:inline>
+        </w:drawing>
+      </w:r>
+    </w:p>
+    <w:p>
+      <w:pPr>
+        <w:jc w:val="center"/>
+      </w:pPr>
+      <w:r>
+        <w:rPr>
+          <w:i/>
+          <w:sz w:val="18"/>
+        </w:rPr>
+        <w:t>Lead time par doctrine — convergence des 2 protocoles</w:t>
       </w:r>
     </w:p>
     <w:p>

--- a/docs/cadrage_v4.docx
+++ b/docs/cadrage_v4.docx
@@ -5602,6 +5602,2575 @@
       </w:pPr>
       <w:r>
         <w:t>garde-fou anti-surengagement</w:t>
+      </w:r>
+    </w:p>
+    <w:p/>
+    <w:p>
+      <w:pPr>
+        <w:pStyle w:val="Heading2"/>
+      </w:pPr>
+      <w:r>
+        <w:t>§24.8 Analyse de résilience (placeholder — sera rempli par l'étude résilience)</w:t>
+      </w:r>
+    </w:p>
+    <w:p>
+      <w:r>
+        <w:t>Cette section comble cinq manques identifiés pour parler de **résilience</w:t>
+      </w:r>
+    </w:p>
+    <w:p>
+      <w:r>
+        <w:t>au sens technique** et non plus seulement de supériorité moyenne :</w:t>
+      </w:r>
+    </w:p>
+    <w:p>
+      <w:r>
+        <w:t>1. Distributions de coût : statistiques d'ordre P50/P75/P95/P99</w:t>
+      </w:r>
+    </w:p>
+    <w:p>
+      <w:r>
+        <w:t xml:space="preserve">   au lieu de moyenne ± écart-type seul.</w:t>
+      </w:r>
+    </w:p>
+    <w:p>
+      <w:r>
+        <w:t>2. Time-to-recover (proxy MTTR) : nombre de jours entre le pic de</w:t>
+      </w:r>
+    </w:p>
+    <w:p>
+      <w:r>
+        <w:t xml:space="preserve">   WIP post-choc et le retour sous médiane × 1.30.</w:t>
+      </w:r>
+    </w:p>
+    <w:p>
+      <w:r>
+        <w:t>3. Gradient d'intensité : performance en fonction d'un facteur</w:t>
+      </w:r>
+    </w:p>
+    <w:p>
+      <w:r>
+        <w:t xml:space="preserve">   d'amplification des aléas (×0.5 à ×2.5).</w:t>
+      </w:r>
+    </w:p>
+    <w:p>
+      <w:r>
+        <w:t>4. Cascade de défaillances : 1 à 5 pannes simultanées au même</w:t>
+      </w:r>
+    </w:p>
+    <w:p>
+      <w:r>
+        <w:t xml:space="preserve">   jour sur des postes différents.</w:t>
+      </w:r>
+    </w:p>
+    <w:p>
+      <w:r>
+        <w:t>5. Tail risk : visualisation P95/P99 sur boîtes à moustaches.</w:t>
+      </w:r>
+    </w:p>
+    <w:p>
+      <w:r>
+        <w:t>L'étude est produite par python docs/build_resilience_analysis.py</w:t>
+      </w:r>
+    </w:p>
+    <w:p>
+      <w:r>
+        <w:t>(module pilotage_flux.comparative.resilience). Les chiffres sont</w:t>
+      </w:r>
+    </w:p>
+    <w:p>
+      <w:r>
+        <w:t>écrits dans docs/cadrage_v4_resilience_data.md et insérés ci-dessous</w:t>
+      </w:r>
+    </w:p>
+    <w:p>
+      <w:r>
+        <w:t>après chaque exécution.</w:t>
+      </w:r>
+    </w:p>
+    <w:p>
+      <w:pPr>
+        <w:pStyle w:val="Heading3"/>
+      </w:pPr>
+      <w:r>
+        <w:t>§24.8.1 Distributions de coût (statistiques d'ordre)</w:t>
+      </w:r>
+    </w:p>
+    <w:p>
+      <w:r>
+        <w:t>Étude sur 256 runs (8 fixtures × 8 scénarios × 4 doctrines) avec</w:t>
+      </w:r>
+    </w:p>
+    <w:p>
+      <w:r>
+        <w:t>distributions brutes conservées :</w:t>
+      </w:r>
+    </w:p>
+    <w:tbl>
+      <w:tblPr>
+        <w:tblStyle w:val="LightGrid-Accent1"/>
+        <w:tblW w:type="auto" w:w="0"/>
+        <w:tblLook w:firstColumn="1" w:firstRow="1" w:lastColumn="0" w:lastRow="0" w:noHBand="0" w:noVBand="1" w:val="04A0"/>
+      </w:tblPr>
+      <w:tblGrid>
+        <w:gridCol w:w="960"/>
+        <w:gridCol w:w="960"/>
+        <w:gridCol w:w="960"/>
+        <w:gridCol w:w="960"/>
+        <w:gridCol w:w="960"/>
+        <w:gridCol w:w="960"/>
+        <w:gridCol w:w="960"/>
+        <w:gridCol w:w="960"/>
+        <w:gridCol w:w="960"/>
+      </w:tblGrid>
+      <w:tr>
+        <w:tc>
+          <w:tcPr>
+            <w:tcW w:type="dxa" w:w="960"/>
+          </w:tcPr>
+          <w:p>
+            <w:r>
+              <w:rPr>
+                <w:b/>
+              </w:rPr>
+              <w:t>Doctrine</w:t>
+            </w:r>
+          </w:p>
+        </w:tc>
+        <w:tc>
+          <w:tcPr>
+            <w:tcW w:type="dxa" w:w="960"/>
+          </w:tcPr>
+          <w:p>
+            <w:r>
+              <w:rPr>
+                <w:b/>
+              </w:rPr>
+              <w:t>N</w:t>
+            </w:r>
+          </w:p>
+        </w:tc>
+        <w:tc>
+          <w:tcPr>
+            <w:tcW w:type="dxa" w:w="960"/>
+          </w:tcPr>
+          <w:p>
+            <w:r>
+              <w:rPr>
+                <w:b/>
+              </w:rPr>
+              <w:t>Moyenne</w:t>
+            </w:r>
+          </w:p>
+        </w:tc>
+        <w:tc>
+          <w:tcPr>
+            <w:tcW w:type="dxa" w:w="960"/>
+          </w:tcPr>
+          <w:p>
+            <w:r>
+              <w:rPr>
+                <w:b/>
+              </w:rPr>
+              <w:t>σ</w:t>
+            </w:r>
+          </w:p>
+        </w:tc>
+        <w:tc>
+          <w:tcPr>
+            <w:tcW w:type="dxa" w:w="960"/>
+          </w:tcPr>
+          <w:p>
+            <w:r>
+              <w:rPr>
+                <w:b/>
+              </w:rPr>
+              <w:t>P50</w:t>
+            </w:r>
+          </w:p>
+        </w:tc>
+        <w:tc>
+          <w:tcPr>
+            <w:tcW w:type="dxa" w:w="960"/>
+          </w:tcPr>
+          <w:p>
+            <w:r>
+              <w:rPr>
+                <w:b/>
+              </w:rPr>
+              <w:t>P75</w:t>
+            </w:r>
+          </w:p>
+        </w:tc>
+        <w:tc>
+          <w:tcPr>
+            <w:tcW w:type="dxa" w:w="960"/>
+          </w:tcPr>
+          <w:p>
+            <w:r>
+              <w:rPr>
+                <w:b/>
+              </w:rPr>
+              <w:t>P95</w:t>
+            </w:r>
+          </w:p>
+        </w:tc>
+        <w:tc>
+          <w:tcPr>
+            <w:tcW w:type="dxa" w:w="960"/>
+          </w:tcPr>
+          <w:p>
+            <w:r>
+              <w:rPr>
+                <w:b/>
+              </w:rPr>
+              <w:t>P99</w:t>
+            </w:r>
+          </w:p>
+        </w:tc>
+        <w:tc>
+          <w:tcPr>
+            <w:tcW w:type="dxa" w:w="960"/>
+          </w:tcPr>
+          <w:p>
+            <w:r>
+              <w:rPr>
+                <w:b/>
+              </w:rPr>
+              <w:t>Max</w:t>
+            </w:r>
+          </w:p>
+        </w:tc>
+      </w:tr>
+      <w:tr>
+        <w:tc>
+          <w:tcPr>
+            <w:tcW w:type="dxa" w:w="960"/>
+          </w:tcPr>
+          <w:p>
+            <w:r>
+              <w:t>OF</w:t>
+            </w:r>
+          </w:p>
+        </w:tc>
+        <w:tc>
+          <w:tcPr>
+            <w:tcW w:type="dxa" w:w="960"/>
+          </w:tcPr>
+          <w:p>
+            <w:r>
+              <w:t>64</w:t>
+            </w:r>
+          </w:p>
+        </w:tc>
+        <w:tc>
+          <w:tcPr>
+            <w:tcW w:type="dxa" w:w="960"/>
+          </w:tcPr>
+          <w:p>
+            <w:r>
+              <w:t>152 028 €</w:t>
+            </w:r>
+          </w:p>
+        </w:tc>
+        <w:tc>
+          <w:tcPr>
+            <w:tcW w:type="dxa" w:w="960"/>
+          </w:tcPr>
+          <w:p>
+            <w:r>
+              <w:t>55 230 €</w:t>
+            </w:r>
+          </w:p>
+        </w:tc>
+        <w:tc>
+          <w:tcPr>
+            <w:tcW w:type="dxa" w:w="960"/>
+          </w:tcPr>
+          <w:p>
+            <w:r>
+              <w:t>136 213</w:t>
+            </w:r>
+          </w:p>
+        </w:tc>
+        <w:tc>
+          <w:tcPr>
+            <w:tcW w:type="dxa" w:w="960"/>
+          </w:tcPr>
+          <w:p>
+            <w:r>
+              <w:t>174 280</w:t>
+            </w:r>
+          </w:p>
+        </w:tc>
+        <w:tc>
+          <w:tcPr>
+            <w:tcW w:type="dxa" w:w="960"/>
+          </w:tcPr>
+          <w:p>
+            <w:r>
+              <w:t>**261 855**</w:t>
+            </w:r>
+          </w:p>
+        </w:tc>
+        <w:tc>
+          <w:tcPr>
+            <w:tcW w:type="dxa" w:w="960"/>
+          </w:tcPr>
+          <w:p>
+            <w:r>
+              <w:t>**316 851**</w:t>
+            </w:r>
+          </w:p>
+        </w:tc>
+        <w:tc>
+          <w:tcPr>
+            <w:tcW w:type="dxa" w:w="960"/>
+          </w:tcPr>
+          <w:p>
+            <w:r>
+              <w:t>359 912</w:t>
+            </w:r>
+          </w:p>
+        </w:tc>
+      </w:tr>
+      <w:tr>
+        <w:tc>
+          <w:tcPr>
+            <w:tcW w:type="dxa" w:w="960"/>
+          </w:tcPr>
+          <w:p>
+            <w:r>
+              <w:t>FLUX</w:t>
+            </w:r>
+          </w:p>
+        </w:tc>
+        <w:tc>
+          <w:tcPr>
+            <w:tcW w:type="dxa" w:w="960"/>
+          </w:tcPr>
+          <w:p>
+            <w:r>
+              <w:t>64</w:t>
+            </w:r>
+          </w:p>
+        </w:tc>
+        <w:tc>
+          <w:tcPr>
+            <w:tcW w:type="dxa" w:w="960"/>
+          </w:tcPr>
+          <w:p>
+            <w:r>
+              <w:t>126 940 €</w:t>
+            </w:r>
+          </w:p>
+        </w:tc>
+        <w:tc>
+          <w:tcPr>
+            <w:tcW w:type="dxa" w:w="960"/>
+          </w:tcPr>
+          <w:p>
+            <w:r>
+              <w:t>49 975 €</w:t>
+            </w:r>
+          </w:p>
+        </w:tc>
+        <w:tc>
+          <w:tcPr>
+            <w:tcW w:type="dxa" w:w="960"/>
+          </w:tcPr>
+          <w:p>
+            <w:r>
+              <w:t>119 951</w:t>
+            </w:r>
+          </w:p>
+        </w:tc>
+        <w:tc>
+          <w:tcPr>
+            <w:tcW w:type="dxa" w:w="960"/>
+          </w:tcPr>
+          <w:p>
+            <w:r>
+              <w:t>147 237</w:t>
+            </w:r>
+          </w:p>
+        </w:tc>
+        <w:tc>
+          <w:tcPr>
+            <w:tcW w:type="dxa" w:w="960"/>
+          </w:tcPr>
+          <w:p>
+            <w:r>
+              <w:t>**222 570**</w:t>
+            </w:r>
+          </w:p>
+        </w:tc>
+        <w:tc>
+          <w:tcPr>
+            <w:tcW w:type="dxa" w:w="960"/>
+          </w:tcPr>
+          <w:p>
+            <w:r>
+              <w:t>**289 395**</w:t>
+            </w:r>
+          </w:p>
+        </w:tc>
+        <w:tc>
+          <w:tcPr>
+            <w:tcW w:type="dxa" w:w="960"/>
+          </w:tcPr>
+          <w:p>
+            <w:r>
+              <w:t>321 560</w:t>
+            </w:r>
+          </w:p>
+        </w:tc>
+      </w:tr>
+      <w:tr>
+        <w:tc>
+          <w:tcPr>
+            <w:tcW w:type="dxa" w:w="960"/>
+          </w:tcPr>
+          <w:p>
+            <w:r>
+              <w:t>OF+EVENT</w:t>
+            </w:r>
+          </w:p>
+        </w:tc>
+        <w:tc>
+          <w:tcPr>
+            <w:tcW w:type="dxa" w:w="960"/>
+          </w:tcPr>
+          <w:p>
+            <w:r>
+              <w:t>64</w:t>
+            </w:r>
+          </w:p>
+        </w:tc>
+        <w:tc>
+          <w:tcPr>
+            <w:tcW w:type="dxa" w:w="960"/>
+          </w:tcPr>
+          <w:p>
+            <w:r>
+              <w:t>146 672 €</w:t>
+            </w:r>
+          </w:p>
+        </w:tc>
+        <w:tc>
+          <w:tcPr>
+            <w:tcW w:type="dxa" w:w="960"/>
+          </w:tcPr>
+          <w:p>
+            <w:r>
+              <w:t>56 155 €</w:t>
+            </w:r>
+          </w:p>
+        </w:tc>
+        <w:tc>
+          <w:tcPr>
+            <w:tcW w:type="dxa" w:w="960"/>
+          </w:tcPr>
+          <w:p>
+            <w:r>
+              <w:t>135 383</w:t>
+            </w:r>
+          </w:p>
+        </w:tc>
+        <w:tc>
+          <w:tcPr>
+            <w:tcW w:type="dxa" w:w="960"/>
+          </w:tcPr>
+          <w:p>
+            <w:r>
+              <w:t>167 709</w:t>
+            </w:r>
+          </w:p>
+        </w:tc>
+        <w:tc>
+          <w:tcPr>
+            <w:tcW w:type="dxa" w:w="960"/>
+          </w:tcPr>
+          <w:p>
+            <w:r>
+              <w:t>**276 428**</w:t>
+            </w:r>
+          </w:p>
+        </w:tc>
+        <w:tc>
+          <w:tcPr>
+            <w:tcW w:type="dxa" w:w="960"/>
+          </w:tcPr>
+          <w:p>
+            <w:r>
+              <w:t>**310 432**</w:t>
+            </w:r>
+          </w:p>
+        </w:tc>
+        <w:tc>
+          <w:tcPr>
+            <w:tcW w:type="dxa" w:w="960"/>
+          </w:tcPr>
+          <w:p>
+            <w:r>
+              <w:t>342 564</w:t>
+            </w:r>
+          </w:p>
+        </w:tc>
+      </w:tr>
+      <w:tr>
+        <w:tc>
+          <w:tcPr>
+            <w:tcW w:type="dxa" w:w="960"/>
+          </w:tcPr>
+          <w:p>
+            <w:r>
+              <w:t>EVENT</w:t>
+            </w:r>
+          </w:p>
+        </w:tc>
+        <w:tc>
+          <w:tcPr>
+            <w:tcW w:type="dxa" w:w="960"/>
+          </w:tcPr>
+          <w:p>
+            <w:r>
+              <w:t>64</w:t>
+            </w:r>
+          </w:p>
+        </w:tc>
+        <w:tc>
+          <w:tcPr>
+            <w:tcW w:type="dxa" w:w="960"/>
+          </w:tcPr>
+          <w:p>
+            <w:r>
+              <w:t>121 866 €</w:t>
+            </w:r>
+          </w:p>
+        </w:tc>
+        <w:tc>
+          <w:tcPr>
+            <w:tcW w:type="dxa" w:w="960"/>
+          </w:tcPr>
+          <w:p>
+            <w:r>
+              <w:t>50 233 €</w:t>
+            </w:r>
+          </w:p>
+        </w:tc>
+        <w:tc>
+          <w:tcPr>
+            <w:tcW w:type="dxa" w:w="960"/>
+          </w:tcPr>
+          <w:p>
+            <w:r>
+              <w:t>112 829</w:t>
+            </w:r>
+          </w:p>
+        </w:tc>
+        <w:tc>
+          <w:tcPr>
+            <w:tcW w:type="dxa" w:w="960"/>
+          </w:tcPr>
+          <w:p>
+            <w:r>
+              <w:t>141 320</w:t>
+            </w:r>
+          </w:p>
+        </w:tc>
+        <w:tc>
+          <w:tcPr>
+            <w:tcW w:type="dxa" w:w="960"/>
+          </w:tcPr>
+          <w:p>
+            <w:r>
+              <w:t>**220 793**</w:t>
+            </w:r>
+          </w:p>
+        </w:tc>
+        <w:tc>
+          <w:tcPr>
+            <w:tcW w:type="dxa" w:w="960"/>
+          </w:tcPr>
+          <w:p>
+            <w:r>
+              <w:t>**286 827**</w:t>
+            </w:r>
+          </w:p>
+        </w:tc>
+        <w:tc>
+          <w:tcPr>
+            <w:tcW w:type="dxa" w:w="960"/>
+          </w:tcPr>
+          <w:p>
+            <w:r>
+              <w:t>314 621</w:t>
+            </w:r>
+          </w:p>
+        </w:tc>
+      </w:tr>
+    </w:tbl>
+    <w:p>
+      <w:r>
+        <w:t>Ratios P95/P50 et P99/P50 — indicateurs de queue lourde :</w:t>
+      </w:r>
+    </w:p>
+    <w:tbl>
+      <w:tblPr>
+        <w:tblStyle w:val="LightGrid-Accent1"/>
+        <w:tblW w:type="auto" w:w="0"/>
+        <w:tblLook w:firstColumn="1" w:firstRow="1" w:lastColumn="0" w:lastRow="0" w:noHBand="0" w:noVBand="1" w:val="04A0"/>
+      </w:tblPr>
+      <w:tblGrid>
+        <w:gridCol w:w="2880"/>
+        <w:gridCol w:w="2880"/>
+        <w:gridCol w:w="2880"/>
+      </w:tblGrid>
+      <w:tr>
+        <w:tc>
+          <w:tcPr>
+            <w:tcW w:type="dxa" w:w="2880"/>
+          </w:tcPr>
+          <w:p>
+            <w:r>
+              <w:rPr>
+                <w:b/>
+              </w:rPr>
+              <w:t>Doctrine</w:t>
+            </w:r>
+          </w:p>
+        </w:tc>
+        <w:tc>
+          <w:tcPr>
+            <w:tcW w:type="dxa" w:w="2880"/>
+          </w:tcPr>
+          <w:p>
+            <w:r>
+              <w:rPr>
+                <w:b/>
+              </w:rPr>
+              <w:t>P95/P50</w:t>
+            </w:r>
+          </w:p>
+        </w:tc>
+        <w:tc>
+          <w:tcPr>
+            <w:tcW w:type="dxa" w:w="2880"/>
+          </w:tcPr>
+          <w:p>
+            <w:r>
+              <w:rPr>
+                <w:b/>
+              </w:rPr>
+              <w:t>P99/P50</w:t>
+            </w:r>
+          </w:p>
+        </w:tc>
+      </w:tr>
+      <w:tr>
+        <w:tc>
+          <w:tcPr>
+            <w:tcW w:type="dxa" w:w="2880"/>
+          </w:tcPr>
+          <w:p>
+            <w:r>
+              <w:t>OF</w:t>
+            </w:r>
+          </w:p>
+        </w:tc>
+        <w:tc>
+          <w:tcPr>
+            <w:tcW w:type="dxa" w:w="2880"/>
+          </w:tcPr>
+          <w:p>
+            <w:r>
+              <w:t>1.92</w:t>
+            </w:r>
+          </w:p>
+        </w:tc>
+        <w:tc>
+          <w:tcPr>
+            <w:tcW w:type="dxa" w:w="2880"/>
+          </w:tcPr>
+          <w:p>
+            <w:r>
+              <w:t>2.33</w:t>
+            </w:r>
+          </w:p>
+        </w:tc>
+      </w:tr>
+      <w:tr>
+        <w:tc>
+          <w:tcPr>
+            <w:tcW w:type="dxa" w:w="2880"/>
+          </w:tcPr>
+          <w:p>
+            <w:r>
+              <w:t>FLUX</w:t>
+            </w:r>
+          </w:p>
+        </w:tc>
+        <w:tc>
+          <w:tcPr>
+            <w:tcW w:type="dxa" w:w="2880"/>
+          </w:tcPr>
+          <w:p>
+            <w:r>
+              <w:t>1.86</w:t>
+            </w:r>
+          </w:p>
+        </w:tc>
+        <w:tc>
+          <w:tcPr>
+            <w:tcW w:type="dxa" w:w="2880"/>
+          </w:tcPr>
+          <w:p>
+            <w:r>
+              <w:t>2.41</w:t>
+            </w:r>
+          </w:p>
+        </w:tc>
+      </w:tr>
+      <w:tr>
+        <w:tc>
+          <w:tcPr>
+            <w:tcW w:type="dxa" w:w="2880"/>
+          </w:tcPr>
+          <w:p>
+            <w:r>
+              <w:t>OF+EVENT</w:t>
+            </w:r>
+          </w:p>
+        </w:tc>
+        <w:tc>
+          <w:tcPr>
+            <w:tcW w:type="dxa" w:w="2880"/>
+          </w:tcPr>
+          <w:p>
+            <w:r>
+              <w:t>2.04</w:t>
+            </w:r>
+          </w:p>
+        </w:tc>
+        <w:tc>
+          <w:tcPr>
+            <w:tcW w:type="dxa" w:w="2880"/>
+          </w:tcPr>
+          <w:p>
+            <w:r>
+              <w:t>2.29</w:t>
+            </w:r>
+          </w:p>
+        </w:tc>
+      </w:tr>
+      <w:tr>
+        <w:tc>
+          <w:tcPr>
+            <w:tcW w:type="dxa" w:w="2880"/>
+          </w:tcPr>
+          <w:p>
+            <w:r>
+              <w:t>**EVENT**</w:t>
+            </w:r>
+          </w:p>
+        </w:tc>
+        <w:tc>
+          <w:tcPr>
+            <w:tcW w:type="dxa" w:w="2880"/>
+          </w:tcPr>
+          <w:p>
+            <w:r>
+              <w:t>**1.96**</w:t>
+            </w:r>
+          </w:p>
+        </w:tc>
+        <w:tc>
+          <w:tcPr>
+            <w:tcW w:type="dxa" w:w="2880"/>
+          </w:tcPr>
+          <w:p>
+            <w:r>
+              <w:t>**2.54**</w:t>
+            </w:r>
+          </w:p>
+        </w:tc>
+      </w:tr>
+    </w:tbl>
+    <w:p>
+      <w:pPr>
+        <w:jc w:val="center"/>
+      </w:pPr>
+      <w:r>
+        <w:drawing>
+          <wp:inline xmlns:a="http://schemas.openxmlformats.org/drawingml/2006/main" xmlns:pic="http://schemas.openxmlformats.org/drawingml/2006/picture">
+            <wp:extent cx="5669280" cy="3386220"/>
+            <wp:docPr id="5" name="Picture 5"/>
+            <wp:cNvGraphicFramePr>
+              <a:graphicFrameLocks noChangeAspect="1"/>
+            </wp:cNvGraphicFramePr>
+            <a:graphic>
+              <a:graphicData uri="http://schemas.openxmlformats.org/drawingml/2006/picture">
+                <pic:pic>
+                  <pic:nvPicPr>
+                    <pic:cNvPr id="0" name="resilience_distribution.png"/>
+                    <pic:cNvPicPr/>
+                  </pic:nvPicPr>
+                  <pic:blipFill>
+                    <a:blip r:embed="rId13"/>
+                    <a:stretch>
+                      <a:fillRect/>
+                    </a:stretch>
+                  </pic:blipFill>
+                  <pic:spPr>
+                    <a:xfrm>
+                      <a:off x="0" y="0"/>
+                      <a:ext cx="5669280" cy="3386220"/>
+                    </a:xfrm>
+                    <a:prstGeom prst="rect"/>
+                  </pic:spPr>
+                </pic:pic>
+              </a:graphicData>
+            </a:graphic>
+          </wp:inline>
+        </w:drawing>
+      </w:r>
+    </w:p>
+    <w:p>
+      <w:pPr>
+        <w:jc w:val="center"/>
+      </w:pPr>
+      <w:r>
+        <w:rPr>
+          <w:i/>
+          <w:sz w:val="18"/>
+        </w:rPr>
+        <w:t>Distribution du coût par doctrine — boîtes à moustaches</w:t>
+      </w:r>
+    </w:p>
+    <w:p>
+      <w:r>
+        <w:t>Lecture résilience : P95 et P99 mesurent le « pire raisonnable »</w:t>
+      </w:r>
+    </w:p>
+    <w:p>
+      <w:r>
+        <w:t>et le « pire extrême ». Une doctrine résiliente présente une P95</w:t>
+      </w:r>
+    </w:p>
+    <w:p>
+      <w:r>
+        <w:t>proche de sa médiane (queue de distribution courte). Les ratios</w:t>
+      </w:r>
+    </w:p>
+    <w:p>
+      <w:r>
+        <w:t>P99/P50 et P95/P50 par doctrine quantifient ce risque de queue.</w:t>
+      </w:r>
+    </w:p>
+    <w:p>
+      <w:pPr>
+        <w:pStyle w:val="Heading3"/>
+      </w:pPr>
+      <w:r>
+        <w:t>§24.8.2 Gradient d'intensité d'aléa</w:t>
+      </w:r>
+    </w:p>
+    <w:p>
+      <w:r>
+        <w:t>Étude sur 300 runs (5 intensités × 15 seeds × 4 doctrines) sur</w:t>
+      </w:r>
+    </w:p>
+    <w:p>
+      <w:r>
+        <w:t>fixture industrielle fixe (seed 42).</w:t>
+      </w:r>
+    </w:p>
+    <w:tbl>
+      <w:tblPr>
+        <w:tblStyle w:val="LightGrid-Accent1"/>
+        <w:tblW w:type="auto" w:w="0"/>
+        <w:tblLook w:firstColumn="1" w:firstRow="1" w:lastColumn="0" w:lastRow="0" w:noHBand="0" w:noVBand="1" w:val="04A0"/>
+      </w:tblPr>
+      <w:tblGrid>
+        <w:gridCol w:w="1728"/>
+        <w:gridCol w:w="1728"/>
+        <w:gridCol w:w="1728"/>
+        <w:gridCol w:w="1728"/>
+        <w:gridCol w:w="1728"/>
+      </w:tblGrid>
+      <w:tr>
+        <w:tc>
+          <w:tcPr>
+            <w:tcW w:type="dxa" w:w="1728"/>
+          </w:tcPr>
+          <w:p>
+            <w:r>
+              <w:rPr>
+                <w:b/>
+              </w:rPr>
+              <w:t>Intensité</w:t>
+            </w:r>
+          </w:p>
+        </w:tc>
+        <w:tc>
+          <w:tcPr>
+            <w:tcW w:type="dxa" w:w="1728"/>
+          </w:tcPr>
+          <w:p>
+            <w:r>
+              <w:rPr>
+                <w:b/>
+              </w:rPr>
+              <w:t>OF</w:t>
+            </w:r>
+          </w:p>
+        </w:tc>
+        <w:tc>
+          <w:tcPr>
+            <w:tcW w:type="dxa" w:w="1728"/>
+          </w:tcPr>
+          <w:p>
+            <w:r>
+              <w:rPr>
+                <w:b/>
+              </w:rPr>
+              <w:t>FLUX</w:t>
+            </w:r>
+          </w:p>
+        </w:tc>
+        <w:tc>
+          <w:tcPr>
+            <w:tcW w:type="dxa" w:w="1728"/>
+          </w:tcPr>
+          <w:p>
+            <w:r>
+              <w:rPr>
+                <w:b/>
+              </w:rPr>
+              <w:t>OF+EVENT</w:t>
+            </w:r>
+          </w:p>
+        </w:tc>
+        <w:tc>
+          <w:tcPr>
+            <w:tcW w:type="dxa" w:w="1728"/>
+          </w:tcPr>
+          <w:p>
+            <w:r>
+              <w:rPr>
+                <w:b/>
+              </w:rPr>
+              <w:t>EVENT</w:t>
+            </w:r>
+          </w:p>
+        </w:tc>
+      </w:tr>
+      <w:tr>
+        <w:tc>
+          <w:tcPr>
+            <w:tcW w:type="dxa" w:w="1728"/>
+          </w:tcPr>
+          <w:p>
+            <w:r>
+              <w:t>0.5</w:t>
+            </w:r>
+          </w:p>
+        </w:tc>
+        <w:tc>
+          <w:tcPr>
+            <w:tcW w:type="dxa" w:w="1728"/>
+          </w:tcPr>
+          <w:p>
+            <w:r>
+              <w:t>114 049 €</w:t>
+            </w:r>
+          </w:p>
+        </w:tc>
+        <w:tc>
+          <w:tcPr>
+            <w:tcW w:type="dxa" w:w="1728"/>
+          </w:tcPr>
+          <w:p>
+            <w:r>
+              <w:t>101 007 €</w:t>
+            </w:r>
+          </w:p>
+        </w:tc>
+        <w:tc>
+          <w:tcPr>
+            <w:tcW w:type="dxa" w:w="1728"/>
+          </w:tcPr>
+          <w:p>
+            <w:r>
+              <w:t>113 191 €</w:t>
+            </w:r>
+          </w:p>
+        </w:tc>
+        <w:tc>
+          <w:tcPr>
+            <w:tcW w:type="dxa" w:w="1728"/>
+          </w:tcPr>
+          <w:p>
+            <w:r>
+              <w:t>100 566 €</w:t>
+            </w:r>
+          </w:p>
+        </w:tc>
+      </w:tr>
+      <w:tr>
+        <w:tc>
+          <w:tcPr>
+            <w:tcW w:type="dxa" w:w="1728"/>
+          </w:tcPr>
+          <w:p>
+            <w:r>
+              <w:t>1.0</w:t>
+            </w:r>
+          </w:p>
+        </w:tc>
+        <w:tc>
+          <w:tcPr>
+            <w:tcW w:type="dxa" w:w="1728"/>
+          </w:tcPr>
+          <w:p>
+            <w:r>
+              <w:t>117 336 €</w:t>
+            </w:r>
+          </w:p>
+        </w:tc>
+        <w:tc>
+          <w:tcPr>
+            <w:tcW w:type="dxa" w:w="1728"/>
+          </w:tcPr>
+          <w:p>
+            <w:r>
+              <w:t>98 364 €</w:t>
+            </w:r>
+          </w:p>
+        </w:tc>
+        <w:tc>
+          <w:tcPr>
+            <w:tcW w:type="dxa" w:w="1728"/>
+          </w:tcPr>
+          <w:p>
+            <w:r>
+              <w:t>113 029 €</w:t>
+            </w:r>
+          </w:p>
+        </w:tc>
+        <w:tc>
+          <w:tcPr>
+            <w:tcW w:type="dxa" w:w="1728"/>
+          </w:tcPr>
+          <w:p>
+            <w:r>
+              <w:t>97 655 €</w:t>
+            </w:r>
+          </w:p>
+        </w:tc>
+      </w:tr>
+      <w:tr>
+        <w:tc>
+          <w:tcPr>
+            <w:tcW w:type="dxa" w:w="1728"/>
+          </w:tcPr>
+          <w:p>
+            <w:r>
+              <w:t>1.5</w:t>
+            </w:r>
+          </w:p>
+        </w:tc>
+        <w:tc>
+          <w:tcPr>
+            <w:tcW w:type="dxa" w:w="1728"/>
+          </w:tcPr>
+          <w:p>
+            <w:r>
+              <w:t>119 776 €</w:t>
+            </w:r>
+          </w:p>
+        </w:tc>
+        <w:tc>
+          <w:tcPr>
+            <w:tcW w:type="dxa" w:w="1728"/>
+          </w:tcPr>
+          <w:p>
+            <w:r>
+              <w:t>99 664 €</w:t>
+            </w:r>
+          </w:p>
+        </w:tc>
+        <w:tc>
+          <w:tcPr>
+            <w:tcW w:type="dxa" w:w="1728"/>
+          </w:tcPr>
+          <w:p>
+            <w:r>
+              <w:t>113 464 €</w:t>
+            </w:r>
+          </w:p>
+        </w:tc>
+        <w:tc>
+          <w:tcPr>
+            <w:tcW w:type="dxa" w:w="1728"/>
+          </w:tcPr>
+          <w:p>
+            <w:r>
+              <w:t>99 437 €</w:t>
+            </w:r>
+          </w:p>
+        </w:tc>
+      </w:tr>
+      <w:tr>
+        <w:tc>
+          <w:tcPr>
+            <w:tcW w:type="dxa" w:w="1728"/>
+          </w:tcPr>
+          <w:p>
+            <w:r>
+              <w:t>2.0</w:t>
+            </w:r>
+          </w:p>
+        </w:tc>
+        <w:tc>
+          <w:tcPr>
+            <w:tcW w:type="dxa" w:w="1728"/>
+          </w:tcPr>
+          <w:p>
+            <w:r>
+              <w:t>117 605 €</w:t>
+            </w:r>
+          </w:p>
+        </w:tc>
+        <w:tc>
+          <w:tcPr>
+            <w:tcW w:type="dxa" w:w="1728"/>
+          </w:tcPr>
+          <w:p>
+            <w:r>
+              <w:t>99 990 €</w:t>
+            </w:r>
+          </w:p>
+        </w:tc>
+        <w:tc>
+          <w:tcPr>
+            <w:tcW w:type="dxa" w:w="1728"/>
+          </w:tcPr>
+          <w:p>
+            <w:r>
+              <w:t>113 980 €</w:t>
+            </w:r>
+          </w:p>
+        </w:tc>
+        <w:tc>
+          <w:tcPr>
+            <w:tcW w:type="dxa" w:w="1728"/>
+          </w:tcPr>
+          <w:p>
+            <w:r>
+              <w:t>100 594 €</w:t>
+            </w:r>
+          </w:p>
+        </w:tc>
+      </w:tr>
+      <w:tr>
+        <w:tc>
+          <w:tcPr>
+            <w:tcW w:type="dxa" w:w="1728"/>
+          </w:tcPr>
+          <w:p>
+            <w:r>
+              <w:t>2.5</w:t>
+            </w:r>
+          </w:p>
+        </w:tc>
+        <w:tc>
+          <w:tcPr>
+            <w:tcW w:type="dxa" w:w="1728"/>
+          </w:tcPr>
+          <w:p>
+            <w:r>
+              <w:t>114 925 €</w:t>
+            </w:r>
+          </w:p>
+        </w:tc>
+        <w:tc>
+          <w:tcPr>
+            <w:tcW w:type="dxa" w:w="1728"/>
+          </w:tcPr>
+          <w:p>
+            <w:r>
+              <w:t>100 969 €</w:t>
+            </w:r>
+          </w:p>
+        </w:tc>
+        <w:tc>
+          <w:tcPr>
+            <w:tcW w:type="dxa" w:w="1728"/>
+          </w:tcPr>
+          <w:p>
+            <w:r>
+              <w:t>113 484 €</w:t>
+            </w:r>
+          </w:p>
+        </w:tc>
+        <w:tc>
+          <w:tcPr>
+            <w:tcW w:type="dxa" w:w="1728"/>
+          </w:tcPr>
+          <w:p>
+            <w:r>
+              <w:t>99 499 €</w:t>
+            </w:r>
+          </w:p>
+        </w:tc>
+      </w:tr>
+    </w:tbl>
+    <w:p>
+      <w:r>
+        <w:t>Constat honnête : la courbe est quasi-plate pour les 4 doctrines.</w:t>
+      </w:r>
+    </w:p>
+    <w:p>
+      <w:r>
+        <w:t>Deux interprétations co-existent :</w:t>
+      </w:r>
+    </w:p>
+    <w:p>
+      <w:r>
+        <w:t>1. Robustesse intrinsèque : sur cette fixture industrielle, les</w:t>
+      </w:r>
+    </w:p>
+    <w:p>
+      <w:r>
+        <w:t xml:space="preserve">   doctrines sont déjà saturées par leurs autres contraintes (capacité</w:t>
+      </w:r>
+    </w:p>
+    <w:p>
+      <w:r>
+        <w:t xml:space="preserve">   goulot, BOM, lead time minimum). Augmenter l'amplitude d'un aléa</w:t>
+      </w:r>
+    </w:p>
+    <w:p>
+      <w:r>
+        <w:t xml:space="preserve">   ne déplace pas le point d'équilibre — l'aléa pèse peu face au coût</w:t>
+      </w:r>
+    </w:p>
+    <w:p>
+      <w:r>
+        <w:t xml:space="preserve">   nominal de production.</w:t>
+      </w:r>
+    </w:p>
+    <w:p>
+      <w:r>
+        <w:t>2. Limite méthodologique : _build_intensity_scenario scale la</w:t>
+      </w:r>
+    </w:p>
+    <w:p>
+      <w:r>
+        <w:t xml:space="preserve">   magnitude et la durée des 5 aléas mais conserve leur type/cible.</w:t>
+      </w:r>
+    </w:p>
+    <w:p>
+      <w:r>
+        <w:t xml:space="preserve">   Un protocole plus discriminant ferait varier le nombre d'aléas,</w:t>
+      </w:r>
+    </w:p>
+    <w:p>
+      <w:r>
+        <w:t xml:space="preserve">   pas seulement leur magnitude.</w:t>
+      </w:r>
+    </w:p>
+    <w:p>
+      <w:r>
+        <w:t>La courbe plate ne valide pas la résilience en gradient — elle</w:t>
+      </w:r>
+    </w:p>
+    <w:p>
+      <w:r>
+        <w:t>indique qu'il faut un protocole différent (cf. §24.8.3 cascade qui</w:t>
+      </w:r>
+    </w:p>
+    <w:p>
+      <w:r>
+        <w:t>donne, lui, un gradient clair).</w:t>
+      </w:r>
+    </w:p>
+    <w:p>
+      <w:pPr>
+        <w:jc w:val="center"/>
+      </w:pPr>
+      <w:r>
+        <w:drawing>
+          <wp:inline xmlns:a="http://schemas.openxmlformats.org/drawingml/2006/main" xmlns:pic="http://schemas.openxmlformats.org/drawingml/2006/picture">
+            <wp:extent cx="5669280" cy="2388413"/>
+            <wp:docPr id="6" name="Picture 6"/>
+            <wp:cNvGraphicFramePr>
+              <a:graphicFrameLocks noChangeAspect="1"/>
+            </wp:cNvGraphicFramePr>
+            <a:graphic>
+              <a:graphicData uri="http://schemas.openxmlformats.org/drawingml/2006/picture">
+                <pic:pic>
+                  <pic:nvPicPr>
+                    <pic:cNvPr id="0" name="resilience_gradient.png"/>
+                    <pic:cNvPicPr/>
+                  </pic:nvPicPr>
+                  <pic:blipFill>
+                    <a:blip r:embed="rId14"/>
+                    <a:stretch>
+                      <a:fillRect/>
+                    </a:stretch>
+                  </pic:blipFill>
+                  <pic:spPr>
+                    <a:xfrm>
+                      <a:off x="0" y="0"/>
+                      <a:ext cx="5669280" cy="2388413"/>
+                    </a:xfrm>
+                    <a:prstGeom prst="rect"/>
+                  </pic:spPr>
+                </pic:pic>
+              </a:graphicData>
+            </a:graphic>
+          </wp:inline>
+        </w:drawing>
+      </w:r>
+    </w:p>
+    <w:p>
+      <w:pPr>
+        <w:jc w:val="center"/>
+      </w:pPr>
+      <w:r>
+        <w:rPr>
+          <w:i/>
+          <w:sz w:val="18"/>
+        </w:rPr>
+        <w:t>Coût moyen et P95 vs intensité d'aléa</w:t>
+      </w:r>
+    </w:p>
+    <w:p>
+      <w:r>
+        <w:t>Lecture résilience : la pente de la courbe coût vs intensité</w:t>
+      </w:r>
+    </w:p>
+    <w:p>
+      <w:r>
+        <w:t>mesure la sensibilité doctrinale aux aléas plus durs. Une doctrine</w:t>
+      </w:r>
+    </w:p>
+    <w:p>
+      <w:r>
+        <w:t>résiliente a une pente plus faible. La pente de P95 (panneau de droite)</w:t>
+      </w:r>
+    </w:p>
+    <w:p>
+      <w:r>
+        <w:t>indique la résilience en queue de distribution.</w:t>
+      </w:r>
+    </w:p>
+    <w:p>
+      <w:pPr>
+        <w:pStyle w:val="Heading3"/>
+      </w:pPr>
+      <w:r>
+        <w:t>§24.8.3 Cascade de défaillances simultanées</w:t>
+      </w:r>
+    </w:p>
+    <w:p>
+      <w:r>
+        <w:t>Étude sur 300 runs (5 niveaux × 15 seeds × 4 doctrines). On injecte</w:t>
+      </w:r>
+    </w:p>
+    <w:p>
+      <w:r>
+        <w:t>1 à 5 pannes au jour 3 sur des postes distincts (slowdown ×2.5,</w:t>
+      </w:r>
+    </w:p>
+    <w:p>
+      <w:r>
+        <w:t>durée 3 jours).</w:t>
+      </w:r>
+    </w:p>
+    <w:p>
+      <w:r>
+        <w:t>Coût moyen (€) :</w:t>
+      </w:r>
+    </w:p>
+    <w:tbl>
+      <w:tblPr>
+        <w:tblStyle w:val="LightGrid-Accent1"/>
+        <w:tblW w:type="auto" w:w="0"/>
+        <w:tblLook w:firstColumn="1" w:firstRow="1" w:lastColumn="0" w:lastRow="0" w:noHBand="0" w:noVBand="1" w:val="04A0"/>
+      </w:tblPr>
+      <w:tblGrid>
+        <w:gridCol w:w="1728"/>
+        <w:gridCol w:w="1728"/>
+        <w:gridCol w:w="1728"/>
+        <w:gridCol w:w="1728"/>
+        <w:gridCol w:w="1728"/>
+      </w:tblGrid>
+      <w:tr>
+        <w:tc>
+          <w:tcPr>
+            <w:tcW w:type="dxa" w:w="1728"/>
+          </w:tcPr>
+          <w:p>
+            <w:r>
+              <w:rPr>
+                <w:b/>
+              </w:rPr>
+              <w:t>Pannes</w:t>
+            </w:r>
+          </w:p>
+        </w:tc>
+        <w:tc>
+          <w:tcPr>
+            <w:tcW w:type="dxa" w:w="1728"/>
+          </w:tcPr>
+          <w:p>
+            <w:r>
+              <w:rPr>
+                <w:b/>
+              </w:rPr>
+              <w:t>OF</w:t>
+            </w:r>
+          </w:p>
+        </w:tc>
+        <w:tc>
+          <w:tcPr>
+            <w:tcW w:type="dxa" w:w="1728"/>
+          </w:tcPr>
+          <w:p>
+            <w:r>
+              <w:rPr>
+                <w:b/>
+              </w:rPr>
+              <w:t>FLUX</w:t>
+            </w:r>
+          </w:p>
+        </w:tc>
+        <w:tc>
+          <w:tcPr>
+            <w:tcW w:type="dxa" w:w="1728"/>
+          </w:tcPr>
+          <w:p>
+            <w:r>
+              <w:rPr>
+                <w:b/>
+              </w:rPr>
+              <w:t>OF+EVENT</w:t>
+            </w:r>
+          </w:p>
+        </w:tc>
+        <w:tc>
+          <w:tcPr>
+            <w:tcW w:type="dxa" w:w="1728"/>
+          </w:tcPr>
+          <w:p>
+            <w:r>
+              <w:rPr>
+                <w:b/>
+              </w:rPr>
+              <w:t>EVENT</w:t>
+            </w:r>
+          </w:p>
+        </w:tc>
+      </w:tr>
+      <w:tr>
+        <w:tc>
+          <w:tcPr>
+            <w:tcW w:type="dxa" w:w="1728"/>
+          </w:tcPr>
+          <w:p>
+            <w:r>
+              <w:t>1</w:t>
+            </w:r>
+          </w:p>
+        </w:tc>
+        <w:tc>
+          <w:tcPr>
+            <w:tcW w:type="dxa" w:w="1728"/>
+          </w:tcPr>
+          <w:p>
+            <w:r>
+              <w:t>107 116</w:t>
+            </w:r>
+          </w:p>
+        </w:tc>
+        <w:tc>
+          <w:tcPr>
+            <w:tcW w:type="dxa" w:w="1728"/>
+          </w:tcPr>
+          <w:p>
+            <w:r>
+              <w:t>68 524</w:t>
+            </w:r>
+          </w:p>
+        </w:tc>
+        <w:tc>
+          <w:tcPr>
+            <w:tcW w:type="dxa" w:w="1728"/>
+          </w:tcPr>
+          <w:p>
+            <w:r>
+              <w:t>101 392</w:t>
+            </w:r>
+          </w:p>
+        </w:tc>
+        <w:tc>
+          <w:tcPr>
+            <w:tcW w:type="dxa" w:w="1728"/>
+          </w:tcPr>
+          <w:p>
+            <w:r>
+              <w:t>**67 198**</w:t>
+            </w:r>
+          </w:p>
+        </w:tc>
+      </w:tr>
+      <w:tr>
+        <w:tc>
+          <w:tcPr>
+            <w:tcW w:type="dxa" w:w="1728"/>
+          </w:tcPr>
+          <w:p>
+            <w:r>
+              <w:t>2</w:t>
+            </w:r>
+          </w:p>
+        </w:tc>
+        <w:tc>
+          <w:tcPr>
+            <w:tcW w:type="dxa" w:w="1728"/>
+          </w:tcPr>
+          <w:p>
+            <w:r>
+              <w:t>112 506</w:t>
+            </w:r>
+          </w:p>
+        </w:tc>
+        <w:tc>
+          <w:tcPr>
+            <w:tcW w:type="dxa" w:w="1728"/>
+          </w:tcPr>
+          <w:p>
+            <w:r>
+              <w:t>72 831</w:t>
+            </w:r>
+          </w:p>
+        </w:tc>
+        <w:tc>
+          <w:tcPr>
+            <w:tcW w:type="dxa" w:w="1728"/>
+          </w:tcPr>
+          <w:p>
+            <w:r>
+              <w:t>103 452</w:t>
+            </w:r>
+          </w:p>
+        </w:tc>
+        <w:tc>
+          <w:tcPr>
+            <w:tcW w:type="dxa" w:w="1728"/>
+          </w:tcPr>
+          <w:p>
+            <w:r>
+              <w:t>**68 398**</w:t>
+            </w:r>
+          </w:p>
+        </w:tc>
+      </w:tr>
+      <w:tr>
+        <w:tc>
+          <w:tcPr>
+            <w:tcW w:type="dxa" w:w="1728"/>
+          </w:tcPr>
+          <w:p>
+            <w:r>
+              <w:t>3</w:t>
+            </w:r>
+          </w:p>
+        </w:tc>
+        <w:tc>
+          <w:tcPr>
+            <w:tcW w:type="dxa" w:w="1728"/>
+          </w:tcPr>
+          <w:p>
+            <w:r>
+              <w:t>120 826</w:t>
+            </w:r>
+          </w:p>
+        </w:tc>
+        <w:tc>
+          <w:tcPr>
+            <w:tcW w:type="dxa" w:w="1728"/>
+          </w:tcPr>
+          <w:p>
+            <w:r>
+              <w:t>75 345</w:t>
+            </w:r>
+          </w:p>
+        </w:tc>
+        <w:tc>
+          <w:tcPr>
+            <w:tcW w:type="dxa" w:w="1728"/>
+          </w:tcPr>
+          <w:p>
+            <w:r>
+              <w:t>105 518</w:t>
+            </w:r>
+          </w:p>
+        </w:tc>
+        <w:tc>
+          <w:tcPr>
+            <w:tcW w:type="dxa" w:w="1728"/>
+          </w:tcPr>
+          <w:p>
+            <w:r>
+              <w:t>**69 145**</w:t>
+            </w:r>
+          </w:p>
+        </w:tc>
+      </w:tr>
+      <w:tr>
+        <w:tc>
+          <w:tcPr>
+            <w:tcW w:type="dxa" w:w="1728"/>
+          </w:tcPr>
+          <w:p>
+            <w:r>
+              <w:t>4</w:t>
+            </w:r>
+          </w:p>
+        </w:tc>
+        <w:tc>
+          <w:tcPr>
+            <w:tcW w:type="dxa" w:w="1728"/>
+          </w:tcPr>
+          <w:p>
+            <w:r>
+              <w:t>127 923</w:t>
+            </w:r>
+          </w:p>
+        </w:tc>
+        <w:tc>
+          <w:tcPr>
+            <w:tcW w:type="dxa" w:w="1728"/>
+          </w:tcPr>
+          <w:p>
+            <w:r>
+              <w:t>78 276</w:t>
+            </w:r>
+          </w:p>
+        </w:tc>
+        <w:tc>
+          <w:tcPr>
+            <w:tcW w:type="dxa" w:w="1728"/>
+          </w:tcPr>
+          <w:p>
+            <w:r>
+              <w:t>107 685</w:t>
+            </w:r>
+          </w:p>
+        </w:tc>
+        <w:tc>
+          <w:tcPr>
+            <w:tcW w:type="dxa" w:w="1728"/>
+          </w:tcPr>
+          <w:p>
+            <w:r>
+              <w:t>**70 087**</w:t>
+            </w:r>
+          </w:p>
+        </w:tc>
+      </w:tr>
+      <w:tr>
+        <w:tc>
+          <w:tcPr>
+            <w:tcW w:type="dxa" w:w="1728"/>
+          </w:tcPr>
+          <w:p>
+            <w:r>
+              <w:t>5</w:t>
+            </w:r>
+          </w:p>
+        </w:tc>
+        <w:tc>
+          <w:tcPr>
+            <w:tcW w:type="dxa" w:w="1728"/>
+          </w:tcPr>
+          <w:p>
+            <w:r>
+              <w:t>131 954</w:t>
+            </w:r>
+          </w:p>
+        </w:tc>
+        <w:tc>
+          <w:tcPr>
+            <w:tcW w:type="dxa" w:w="1728"/>
+          </w:tcPr>
+          <w:p>
+            <w:r>
+              <w:t>80 370</w:t>
+            </w:r>
+          </w:p>
+        </w:tc>
+        <w:tc>
+          <w:tcPr>
+            <w:tcW w:type="dxa" w:w="1728"/>
+          </w:tcPr>
+          <w:p>
+            <w:r>
+              <w:t>110 331</w:t>
+            </w:r>
+          </w:p>
+        </w:tc>
+        <w:tc>
+          <w:tcPr>
+            <w:tcW w:type="dxa" w:w="1728"/>
+          </w:tcPr>
+          <w:p>
+            <w:r>
+              <w:t>**70 247**</w:t>
+            </w:r>
+          </w:p>
+        </w:tc>
+      </w:tr>
+    </w:tbl>
+    <w:p>
+      <w:r>
+        <w:t>Δ relatif 1→5 pannes (sensibilité au choc) :</w:t>
+      </w:r>
+    </w:p>
+    <w:tbl>
+      <w:tblPr>
+        <w:tblStyle w:val="LightGrid-Accent1"/>
+        <w:tblW w:type="auto" w:w="0"/>
+        <w:tblLook w:firstColumn="1" w:firstRow="1" w:lastColumn="0" w:lastRow="0" w:noHBand="0" w:noVBand="1" w:val="04A0"/>
+      </w:tblPr>
+      <w:tblGrid>
+        <w:gridCol w:w="2160"/>
+        <w:gridCol w:w="2160"/>
+        <w:gridCol w:w="2160"/>
+        <w:gridCol w:w="2160"/>
+      </w:tblGrid>
+      <w:tr>
+        <w:tc>
+          <w:tcPr>
+            <w:tcW w:type="dxa" w:w="2160"/>
+          </w:tcPr>
+          <w:p>
+            <w:r>
+              <w:rPr>
+                <w:b/>
+              </w:rPr>
+              <w:t>Doctrine</w:t>
+            </w:r>
+          </w:p>
+        </w:tc>
+        <w:tc>
+          <w:tcPr>
+            <w:tcW w:type="dxa" w:w="2160"/>
+          </w:tcPr>
+          <w:p>
+            <w:r>
+              <w:rPr>
+                <w:b/>
+              </w:rPr>
+              <w:t>1 panne</w:t>
+            </w:r>
+          </w:p>
+        </w:tc>
+        <w:tc>
+          <w:tcPr>
+            <w:tcW w:type="dxa" w:w="2160"/>
+          </w:tcPr>
+          <w:p>
+            <w:r>
+              <w:rPr>
+                <w:b/>
+              </w:rPr>
+              <w:t>5 pannes</w:t>
+            </w:r>
+          </w:p>
+        </w:tc>
+        <w:tc>
+          <w:tcPr>
+            <w:tcW w:type="dxa" w:w="2160"/>
+          </w:tcPr>
+          <w:p>
+            <w:r>
+              <w:rPr>
+                <w:b/>
+              </w:rPr>
+              <w:t>Pente</w:t>
+            </w:r>
+          </w:p>
+        </w:tc>
+      </w:tr>
+      <w:tr>
+        <w:tc>
+          <w:tcPr>
+            <w:tcW w:type="dxa" w:w="2160"/>
+          </w:tcPr>
+          <w:p>
+            <w:r>
+              <w:t>OF</w:t>
+            </w:r>
+          </w:p>
+        </w:tc>
+        <w:tc>
+          <w:tcPr>
+            <w:tcW w:type="dxa" w:w="2160"/>
+          </w:tcPr>
+          <w:p>
+            <w:r>
+              <w:t>107 116</w:t>
+            </w:r>
+          </w:p>
+        </w:tc>
+        <w:tc>
+          <w:tcPr>
+            <w:tcW w:type="dxa" w:w="2160"/>
+          </w:tcPr>
+          <w:p>
+            <w:r>
+              <w:t>131 954</w:t>
+            </w:r>
+          </w:p>
+        </w:tc>
+        <w:tc>
+          <w:tcPr>
+            <w:tcW w:type="dxa" w:w="2160"/>
+          </w:tcPr>
+          <w:p>
+            <w:r>
+              <w:t>**+23.2 %**</w:t>
+            </w:r>
+          </w:p>
+        </w:tc>
+      </w:tr>
+      <w:tr>
+        <w:tc>
+          <w:tcPr>
+            <w:tcW w:type="dxa" w:w="2160"/>
+          </w:tcPr>
+          <w:p>
+            <w:r>
+              <w:t>FLUX</w:t>
+            </w:r>
+          </w:p>
+        </w:tc>
+        <w:tc>
+          <w:tcPr>
+            <w:tcW w:type="dxa" w:w="2160"/>
+          </w:tcPr>
+          <w:p>
+            <w:r>
+              <w:t>68 524</w:t>
+            </w:r>
+          </w:p>
+        </w:tc>
+        <w:tc>
+          <w:tcPr>
+            <w:tcW w:type="dxa" w:w="2160"/>
+          </w:tcPr>
+          <w:p>
+            <w:r>
+              <w:t>80 370</w:t>
+            </w:r>
+          </w:p>
+        </w:tc>
+        <w:tc>
+          <w:tcPr>
+            <w:tcW w:type="dxa" w:w="2160"/>
+          </w:tcPr>
+          <w:p>
+            <w:r>
+              <w:t>+17.3 %</w:t>
+            </w:r>
+          </w:p>
+        </w:tc>
+      </w:tr>
+      <w:tr>
+        <w:tc>
+          <w:tcPr>
+            <w:tcW w:type="dxa" w:w="2160"/>
+          </w:tcPr>
+          <w:p>
+            <w:r>
+              <w:t>OF+EVENT</w:t>
+            </w:r>
+          </w:p>
+        </w:tc>
+        <w:tc>
+          <w:tcPr>
+            <w:tcW w:type="dxa" w:w="2160"/>
+          </w:tcPr>
+          <w:p>
+            <w:r>
+              <w:t>101 392</w:t>
+            </w:r>
+          </w:p>
+        </w:tc>
+        <w:tc>
+          <w:tcPr>
+            <w:tcW w:type="dxa" w:w="2160"/>
+          </w:tcPr>
+          <w:p>
+            <w:r>
+              <w:t>110 331</w:t>
+            </w:r>
+          </w:p>
+        </w:tc>
+        <w:tc>
+          <w:tcPr>
+            <w:tcW w:type="dxa" w:w="2160"/>
+          </w:tcPr>
+          <w:p>
+            <w:r>
+              <w:t>+8.8 %</w:t>
+            </w:r>
+          </w:p>
+        </w:tc>
+      </w:tr>
+      <w:tr>
+        <w:tc>
+          <w:tcPr>
+            <w:tcW w:type="dxa" w:w="2160"/>
+          </w:tcPr>
+          <w:p>
+            <w:r>
+              <w:t>**EVENT**</w:t>
+            </w:r>
+          </w:p>
+        </w:tc>
+        <w:tc>
+          <w:tcPr>
+            <w:tcW w:type="dxa" w:w="2160"/>
+          </w:tcPr>
+          <w:p>
+            <w:r>
+              <w:t>67 198</w:t>
+            </w:r>
+          </w:p>
+        </w:tc>
+        <w:tc>
+          <w:tcPr>
+            <w:tcW w:type="dxa" w:w="2160"/>
+          </w:tcPr>
+          <w:p>
+            <w:r>
+              <w:t>70 247</w:t>
+            </w:r>
+          </w:p>
+        </w:tc>
+        <w:tc>
+          <w:tcPr>
+            <w:tcW w:type="dxa" w:w="2160"/>
+          </w:tcPr>
+          <w:p>
+            <w:r>
+              <w:t>**+4.5 %**</w:t>
+            </w:r>
+          </w:p>
+        </w:tc>
+      </w:tr>
+    </w:tbl>
+    <w:p>
+      <w:r>
+        <w:t>Time-to-recover (jours) — proxy MTTR, retour du WIP sous</w:t>
+      </w:r>
+    </w:p>
+    <w:p>
+      <w:r>
+        <w:t>médiane × 1.30 :</w:t>
+      </w:r>
+    </w:p>
+    <w:tbl>
+      <w:tblPr>
+        <w:tblStyle w:val="LightGrid-Accent1"/>
+        <w:tblW w:type="auto" w:w="0"/>
+        <w:tblLook w:firstColumn="1" w:firstRow="1" w:lastColumn="0" w:lastRow="0" w:noHBand="0" w:noVBand="1" w:val="04A0"/>
+      </w:tblPr>
+      <w:tblGrid>
+        <w:gridCol w:w="1728"/>
+        <w:gridCol w:w="1728"/>
+        <w:gridCol w:w="1728"/>
+        <w:gridCol w:w="1728"/>
+        <w:gridCol w:w="1728"/>
+      </w:tblGrid>
+      <w:tr>
+        <w:tc>
+          <w:tcPr>
+            <w:tcW w:type="dxa" w:w="1728"/>
+          </w:tcPr>
+          <w:p>
+            <w:r>
+              <w:rPr>
+                <w:b/>
+              </w:rPr>
+              <w:t>Pannes</w:t>
+            </w:r>
+          </w:p>
+        </w:tc>
+        <w:tc>
+          <w:tcPr>
+            <w:tcW w:type="dxa" w:w="1728"/>
+          </w:tcPr>
+          <w:p>
+            <w:r>
+              <w:rPr>
+                <w:b/>
+              </w:rPr>
+              <w:t>OF</w:t>
+            </w:r>
+          </w:p>
+        </w:tc>
+        <w:tc>
+          <w:tcPr>
+            <w:tcW w:type="dxa" w:w="1728"/>
+          </w:tcPr>
+          <w:p>
+            <w:r>
+              <w:rPr>
+                <w:b/>
+              </w:rPr>
+              <w:t>FLUX</w:t>
+            </w:r>
+          </w:p>
+        </w:tc>
+        <w:tc>
+          <w:tcPr>
+            <w:tcW w:type="dxa" w:w="1728"/>
+          </w:tcPr>
+          <w:p>
+            <w:r>
+              <w:rPr>
+                <w:b/>
+              </w:rPr>
+              <w:t>OF+EVENT</w:t>
+            </w:r>
+          </w:p>
+        </w:tc>
+        <w:tc>
+          <w:tcPr>
+            <w:tcW w:type="dxa" w:w="1728"/>
+          </w:tcPr>
+          <w:p>
+            <w:r>
+              <w:rPr>
+                <w:b/>
+              </w:rPr>
+              <w:t>EVENT</w:t>
+            </w:r>
+          </w:p>
+        </w:tc>
+      </w:tr>
+      <w:tr>
+        <w:tc>
+          <w:tcPr>
+            <w:tcW w:type="dxa" w:w="1728"/>
+          </w:tcPr>
+          <w:p>
+            <w:r>
+              <w:t>1</w:t>
+            </w:r>
+          </w:p>
+        </w:tc>
+        <w:tc>
+          <w:tcPr>
+            <w:tcW w:type="dxa" w:w="1728"/>
+          </w:tcPr>
+          <w:p>
+            <w:r>
+              <w:t>5.8</w:t>
+            </w:r>
+          </w:p>
+        </w:tc>
+        <w:tc>
+          <w:tcPr>
+            <w:tcW w:type="dxa" w:w="1728"/>
+          </w:tcPr>
+          <w:p>
+            <w:r>
+              <w:t>3.0</w:t>
+            </w:r>
+          </w:p>
+        </w:tc>
+        <w:tc>
+          <w:tcPr>
+            <w:tcW w:type="dxa" w:w="1728"/>
+          </w:tcPr>
+          <w:p>
+            <w:r>
+              <w:t>5.7</w:t>
+            </w:r>
+          </w:p>
+        </w:tc>
+        <w:tc>
+          <w:tcPr>
+            <w:tcW w:type="dxa" w:w="1728"/>
+          </w:tcPr>
+          <w:p>
+            <w:r>
+              <w:t>**2.9**</w:t>
+            </w:r>
+          </w:p>
+        </w:tc>
+      </w:tr>
+      <w:tr>
+        <w:tc>
+          <w:tcPr>
+            <w:tcW w:type="dxa" w:w="1728"/>
+          </w:tcPr>
+          <w:p>
+            <w:r>
+              <w:t>2</w:t>
+            </w:r>
+          </w:p>
+        </w:tc>
+        <w:tc>
+          <w:tcPr>
+            <w:tcW w:type="dxa" w:w="1728"/>
+          </w:tcPr>
+          <w:p>
+            <w:r>
+              <w:t>5.9</w:t>
+            </w:r>
+          </w:p>
+        </w:tc>
+        <w:tc>
+          <w:tcPr>
+            <w:tcW w:type="dxa" w:w="1728"/>
+          </w:tcPr>
+          <w:p>
+            <w:r>
+              <w:t>3.5</w:t>
+            </w:r>
+          </w:p>
+        </w:tc>
+        <w:tc>
+          <w:tcPr>
+            <w:tcW w:type="dxa" w:w="1728"/>
+          </w:tcPr>
+          <w:p>
+            <w:r>
+              <w:t>5.7</w:t>
+            </w:r>
+          </w:p>
+        </w:tc>
+        <w:tc>
+          <w:tcPr>
+            <w:tcW w:type="dxa" w:w="1728"/>
+          </w:tcPr>
+          <w:p>
+            <w:r>
+              <w:t>**3.0**</w:t>
+            </w:r>
+          </w:p>
+        </w:tc>
+      </w:tr>
+      <w:tr>
+        <w:tc>
+          <w:tcPr>
+            <w:tcW w:type="dxa" w:w="1728"/>
+          </w:tcPr>
+          <w:p>
+            <w:r>
+              <w:t>3</w:t>
+            </w:r>
+          </w:p>
+        </w:tc>
+        <w:tc>
+          <w:tcPr>
+            <w:tcW w:type="dxa" w:w="1728"/>
+          </w:tcPr>
+          <w:p>
+            <w:r>
+              <w:t>5.9</w:t>
+            </w:r>
+          </w:p>
+        </w:tc>
+        <w:tc>
+          <w:tcPr>
+            <w:tcW w:type="dxa" w:w="1728"/>
+          </w:tcPr>
+          <w:p>
+            <w:r>
+              <w:t>3.9</w:t>
+            </w:r>
+          </w:p>
+        </w:tc>
+        <w:tc>
+          <w:tcPr>
+            <w:tcW w:type="dxa" w:w="1728"/>
+          </w:tcPr>
+          <w:p>
+            <w:r>
+              <w:t>5.7</w:t>
+            </w:r>
+          </w:p>
+        </w:tc>
+        <w:tc>
+          <w:tcPr>
+            <w:tcW w:type="dxa" w:w="1728"/>
+          </w:tcPr>
+          <w:p>
+            <w:r>
+              <w:t>**3.1**</w:t>
+            </w:r>
+          </w:p>
+        </w:tc>
+      </w:tr>
+      <w:tr>
+        <w:tc>
+          <w:tcPr>
+            <w:tcW w:type="dxa" w:w="1728"/>
+          </w:tcPr>
+          <w:p>
+            <w:r>
+              <w:t>4</w:t>
+            </w:r>
+          </w:p>
+        </w:tc>
+        <w:tc>
+          <w:tcPr>
+            <w:tcW w:type="dxa" w:w="1728"/>
+          </w:tcPr>
+          <w:p>
+            <w:r>
+              <w:t>5.7</w:t>
+            </w:r>
+          </w:p>
+        </w:tc>
+        <w:tc>
+          <w:tcPr>
+            <w:tcW w:type="dxa" w:w="1728"/>
+          </w:tcPr>
+          <w:p>
+            <w:r>
+              <w:t>4.9</w:t>
+            </w:r>
+          </w:p>
+        </w:tc>
+        <w:tc>
+          <w:tcPr>
+            <w:tcW w:type="dxa" w:w="1728"/>
+          </w:tcPr>
+          <w:p>
+            <w:r>
+              <w:t>5.7</w:t>
+            </w:r>
+          </w:p>
+        </w:tc>
+        <w:tc>
+          <w:tcPr>
+            <w:tcW w:type="dxa" w:w="1728"/>
+          </w:tcPr>
+          <w:p>
+            <w:r>
+              <w:t>**3.5**</w:t>
+            </w:r>
+          </w:p>
+        </w:tc>
+      </w:tr>
+      <w:tr>
+        <w:tc>
+          <w:tcPr>
+            <w:tcW w:type="dxa" w:w="1728"/>
+          </w:tcPr>
+          <w:p>
+            <w:r>
+              <w:t>5</w:t>
+            </w:r>
+          </w:p>
+        </w:tc>
+        <w:tc>
+          <w:tcPr>
+            <w:tcW w:type="dxa" w:w="1728"/>
+          </w:tcPr>
+          <w:p>
+            <w:r>
+              <w:t>5.5</w:t>
+            </w:r>
+          </w:p>
+        </w:tc>
+        <w:tc>
+          <w:tcPr>
+            <w:tcW w:type="dxa" w:w="1728"/>
+          </w:tcPr>
+          <w:p>
+            <w:r>
+              <w:t>5.1</w:t>
+            </w:r>
+          </w:p>
+        </w:tc>
+        <w:tc>
+          <w:tcPr>
+            <w:tcW w:type="dxa" w:w="1728"/>
+          </w:tcPr>
+          <w:p>
+            <w:r>
+              <w:t>5.7</w:t>
+            </w:r>
+          </w:p>
+        </w:tc>
+        <w:tc>
+          <w:tcPr>
+            <w:tcW w:type="dxa" w:w="1728"/>
+          </w:tcPr>
+          <w:p>
+            <w:r>
+              <w:t>**3.5**</w:t>
+            </w:r>
+          </w:p>
+        </w:tc>
+      </w:tr>
+    </w:tbl>
+    <w:p>
+      <w:r>
+        <w:t>EVENT est la doctrine la plus résiliente sur ce protocole :</w:t>
+      </w:r>
+    </w:p>
+    <w:p>
+      <w:r>
+        <w:t>sensibilité 5× plus faible que OF (+4.5 % vs +23.2 %), et MTTR 1.5 à 2×</w:t>
+      </w:r>
+    </w:p>
+    <w:p>
+      <w:r>
+        <w:t>plus court que OF/OF+EVENT.</w:t>
+      </w:r>
+    </w:p>
+    <w:p>
+      <w:pPr>
+        <w:jc w:val="center"/>
+      </w:pPr>
+      <w:r>
+        <w:drawing>
+          <wp:inline xmlns:a="http://schemas.openxmlformats.org/drawingml/2006/main" xmlns:pic="http://schemas.openxmlformats.org/drawingml/2006/picture">
+            <wp:extent cx="5669280" cy="2388413"/>
+            <wp:docPr id="7" name="Picture 7"/>
+            <wp:cNvGraphicFramePr>
+              <a:graphicFrameLocks noChangeAspect="1"/>
+            </wp:cNvGraphicFramePr>
+            <a:graphic>
+              <a:graphicData uri="http://schemas.openxmlformats.org/drawingml/2006/picture">
+                <pic:pic>
+                  <pic:nvPicPr>
+                    <pic:cNvPr id="0" name="resilience_cascade.png"/>
+                    <pic:cNvPicPr/>
+                  </pic:nvPicPr>
+                  <pic:blipFill>
+                    <a:blip r:embed="rId15"/>
+                    <a:stretch>
+                      <a:fillRect/>
+                    </a:stretch>
+                  </pic:blipFill>
+                  <pic:spPr>
+                    <a:xfrm>
+                      <a:off x="0" y="0"/>
+                      <a:ext cx="5669280" cy="2388413"/>
+                    </a:xfrm>
+                    <a:prstGeom prst="rect"/>
+                  </pic:spPr>
+                </pic:pic>
+              </a:graphicData>
+            </a:graphic>
+          </wp:inline>
+        </w:drawing>
+      </w:r>
+    </w:p>
+    <w:p>
+      <w:pPr>
+        <w:jc w:val="center"/>
+      </w:pPr>
+      <w:r>
+        <w:rPr>
+          <w:i/>
+          <w:sz w:val="18"/>
+        </w:rPr>
+        <w:t>Coût et recovery time vs N pannes simultanées</w:t>
+      </w:r>
+    </w:p>
+    <w:p>
+      <w:r>
+        <w:t>Lecture résilience : on injecte 1 à 5 pannes au jour 3 sur des</w:t>
+      </w:r>
+    </w:p>
+    <w:p>
+      <w:r>
+        <w:t>postes distincts. Une doctrine résiliente conserve un coût quasi-stable</w:t>
+      </w:r>
+    </w:p>
+    <w:p>
+      <w:r>
+        <w:t>et un time-to-recover faible quand N augmente. Le panneau de droite</w:t>
+      </w:r>
+    </w:p>
+    <w:p>
+      <w:r>
+        <w:t>est le proxy MTTR : nombre de jours nécessaires pour que le WIP</w:t>
+      </w:r>
+    </w:p>
+    <w:p>
+      <w:r>
+        <w:t>redescende sous le seuil de régime normal après le pic du choc.</w:t>
+      </w:r>
+    </w:p>
+    <w:p>
+      <w:pPr>
+        <w:pStyle w:val="Heading3"/>
+      </w:pPr>
+      <w:r>
+        <w:t>§24.8.4 Lecture honnête</w:t>
+      </w:r>
+    </w:p>
+    <w:p>
+      <w:r>
+        <w:t>Ce que les 856 runs démontrent :</w:t>
+      </w:r>
+    </w:p>
+    <w:p>
+      <w:pPr>
+        <w:pStyle w:val="ListBullet"/>
+      </w:pPr>
+      <w:r>
+        <w:t>EVENT a la queue de distribution la plus favorable (P95 = 220 793 €</w:t>
+      </w:r>
+    </w:p>
+    <w:p>
+      <w:r>
+        <w:t xml:space="preserve">  vs 261 855 € pour OF, soit 16 % de mieux sur le risque P95).</w:t>
+      </w:r>
+    </w:p>
+    <w:p>
+      <w:pPr>
+        <w:pStyle w:val="ListBullet"/>
+      </w:pPr>
+      <w:r>
+        <w:t>EVENT est **5 × moins sensible** que OF à la cascade de pannes</w:t>
+      </w:r>
+    </w:p>
+    <w:p>
+      <w:r>
+        <w:t xml:space="preserve">  (+4.5 % vs +23.2 % entre 1 et 5 pannes simultanées).</w:t>
+      </w:r>
+    </w:p>
+    <w:p>
+      <w:pPr>
+        <w:pStyle w:val="ListBullet"/>
+      </w:pPr>
+      <w:r>
+        <w:t>EVENT récupère **1.6 à 2 × plus vite** que OF après un choc</w:t>
+      </w:r>
+    </w:p>
+    <w:p>
+      <w:r>
+        <w:t xml:space="preserve">  (MTTR 2.9–3.5 j vs 5.5–5.9 j).</w:t>
+      </w:r>
+    </w:p>
+    <w:p>
+      <w:pPr>
+        <w:pStyle w:val="ListBullet"/>
+      </w:pPr>
+      <w:r>
+        <w:t>OF+EVENT (event sourcing sans flux) absorbe le choc côté **coût**</w:t>
+      </w:r>
+    </w:p>
+    <w:p>
+      <w:r>
+        <w:t xml:space="preserve">  mais pas côté MTTR : preuve qu'event sourcing et flux jouent</w:t>
+      </w:r>
+    </w:p>
+    <w:p>
+      <w:r>
+        <w:t xml:space="preserve">  sur des leviers complémentaires de résilience.</w:t>
+      </w:r>
+    </w:p>
+    <w:p>
+      <w:r>
+        <w:t>Ce que les 856 runs ne démontrent pas :</w:t>
+      </w:r>
+    </w:p>
+    <w:p>
+      <w:pPr>
+        <w:pStyle w:val="ListBullet"/>
+      </w:pPr>
+      <w:r>
+        <w:t>Le gradient d'intensité §24.8.2 est plat → le protocole ne</w:t>
+      </w:r>
+    </w:p>
+    <w:p>
+      <w:r>
+        <w:t xml:space="preserve">  discrimine pas les amplitudes d'aléas isolées.</w:t>
+      </w:r>
+    </w:p>
+    <w:p>
+      <w:pPr>
+        <w:pStyle w:val="ListBullet"/>
+      </w:pPr>
+      <w:r>
+        <w:t>Pas d'observation d'atelier réel, pas de loi de probabilité physique</w:t>
+      </w:r>
+    </w:p>
+    <w:p>
+      <w:r>
+        <w:t xml:space="preserve">  des pannes calibrée. Ces chiffres ne valident pas un MTBF ou</w:t>
+      </w:r>
+    </w:p>
+    <w:p>
+      <w:r>
+        <w:t xml:space="preserve">  une disponibilité au sens IEC 60050.</w:t>
+      </w:r>
+    </w:p>
+    <w:p>
+      <w:pPr>
+        <w:pStyle w:val="ListBullet"/>
+      </w:pPr>
+      <w:r>
+        <w:t>L'avantage EVENT ici est mesuré uniquement sur **5 pannes max</w:t>
+      </w:r>
+    </w:p>
+    <w:p>
+      <w:r>
+        <w:t xml:space="preserve">  simultanées** sur 1 fixture industrielle. La généralisation à</w:t>
+      </w:r>
+    </w:p>
+    <w:p>
+      <w:r>
+        <w:t xml:space="preserve">  d'autres ateliers reste à démontrer.</w:t>
+      </w:r>
+    </w:p>
+    <w:p>
+      <w:r>
+        <w:t>Verdict résilience : sur le protocole simulé, la doctrine</w:t>
+      </w:r>
+    </w:p>
+    <w:p>
+      <w:r>
+        <w:t>EVENT (flux + event sourcing) est la plus résiliente des 4. Le</w:t>
+      </w:r>
+    </w:p>
+    <w:p>
+      <w:r>
+        <w:t>flux seul (FLUX) absorbe le choc mais récupère plus lentement quand</w:t>
+      </w:r>
+    </w:p>
+    <w:p>
+      <w:r>
+        <w:t>le nombre de pannes augmente (MTTR 3.0 → 5.1 j). L'event sourcing seul</w:t>
+      </w:r>
+    </w:p>
+    <w:p>
+      <w:r>
+        <w:t>(OF+EVENT) ne récupère pas mieux que OF — sa contribution résilience</w:t>
+      </w:r>
+    </w:p>
+    <w:p>
+      <w:r>
+        <w:t>passe par le couplage avec le flux.</w:t>
       </w:r>
     </w:p>
     <w:p/>

--- a/docs/cadrage_v4.docx
+++ b/docs/cadrage_v4.docx
@@ -17,7 +17,7 @@
     </w:p>
     <w:p>
       <w:r>
-        <w:t>Validation scientifique sur 4 000 runs</w:t>
+        <w:t>Étude de simulation comparative sur 5 600 + 856 runs</w:t>
       </w:r>
     </w:p>
     <w:p>
@@ -26,23 +26,155 @@
       </w:r>
     </w:p>
     <w:p>
-      <w:r>
-        <w:t>Ce document met à jour les sections §23 (avancement) et §24-25 (étude</w:t>
-      </w:r>
-    </w:p>
-    <w:p>
-      <w:r>
-        <w:t>comparative validée + cahier des charges) du cadrage v3 du 29 juin 2026,</w:t>
-      </w:r>
-    </w:p>
-    <w:p>
-      <w:r>
-        <w:t>en intégrant les preuves scientifiques produites par 4 000 runs sur</w:t>
-      </w:r>
-    </w:p>
-    <w:p>
-      <w:r>
-        <w:t>configurations industrielles aléatoires.</w:t>
+      <w:pPr>
+        <w:pStyle w:val="Heading2"/>
+      </w:pPr>
+      <w:r>
+        <w:t>§1. Introduction — résilience comme exigence systémique</w:t>
+      </w:r>
+    </w:p>
+    <w:p>
+      <w:r>
+        <w:t>Aujourd'hui les variations et les perturbations sont devenues</w:t>
+      </w:r>
+    </w:p>
+    <w:p>
+      <w:r>
+        <w:t>systémiques. Approvisionnement, logistique, qualité, production,</w:t>
+      </w:r>
+    </w:p>
+    <w:p>
+      <w:r>
+        <w:t>demande : aucun de ces cinq domaines n'est plus à l'abri d'un aléa</w:t>
+      </w:r>
+    </w:p>
+    <w:p>
+      <w:r>
+        <w:t>fréquent. Le contexte industriel a basculé d'un régime où la</w:t>
+      </w:r>
+    </w:p>
+    <w:p>
+      <w:r>
+        <w:t>perturbation était l'exception (à traiter en mode pompier) à un</w:t>
+      </w:r>
+    </w:p>
+    <w:p>
+      <w:r>
+        <w:t>régime où elle est la règle (à traiter en mode systémique).</w:t>
+      </w:r>
+    </w:p>
+    <w:p>
+      <w:r>
+        <w:t>Pour cette raison, les systèmes de pilotage de production doivent</w:t>
+      </w:r>
+    </w:p>
+    <w:p>
+      <w:r>
+        <w:t>s'adapter et rechercher les moyens d'accroître :</w:t>
+      </w:r>
+    </w:p>
+    <w:p>
+      <w:pPr>
+        <w:pStyle w:val="ListBullet"/>
+      </w:pPr>
+      <w:r>
+        <w:t>leur **résilience** — capacité à encaisser un choc sans s'effondrer,</w:t>
+      </w:r>
+    </w:p>
+    <w:p>
+      <w:pPr>
+        <w:pStyle w:val="ListBullet"/>
+      </w:pPr>
+      <w:r>
+        <w:t>leur **flexibilité** — capacité à recomposer en cours de route,</w:t>
+      </w:r>
+    </w:p>
+    <w:p>
+      <w:pPr>
+        <w:pStyle w:val="ListBullet"/>
+      </w:pPr>
+      <w:r>
+        <w:t>leur **capacité à revenir à un cycle normal** — vitesse de</w:t>
+      </w:r>
+    </w:p>
+    <w:p>
+      <w:r>
+        <w:t xml:space="preserve">  récupération après perturbation (MTTR).</w:t>
+      </w:r>
+    </w:p>
+    <w:p>
+      <w:r>
+        <w:t>Tout système possède des limites de résistance aux chocs et</w:t>
+      </w:r>
+    </w:p>
+    <w:p>
+      <w:r>
+        <w:t>perturbations. La question opérationnelle n'est plus *« comment</w:t>
+      </w:r>
+    </w:p>
+    <w:p>
+      <w:r>
+        <w:t>éviter les aléas ? »* — c'est devenu *« quelle doctrine résiste le</w:t>
+      </w:r>
+    </w:p>
+    <w:p>
+      <w:r>
+        <w:t>mieux, et jusqu'où ? »*.</w:t>
+      </w:r>
+    </w:p>
+    <w:p>
+      <w:r>
+        <w:t>Ce document décrit une doctrine APS + MES de **pilotage par flux</w:t>
+      </w:r>
+    </w:p>
+    <w:p>
+      <w:r>
+        <w:t>lean avec event sourcing** conçue dans cette optique, et la confronte</w:t>
+      </w:r>
+    </w:p>
+    <w:p>
+      <w:r>
+        <w:t>à trois alternatives (OF-driven, flux sans event sourcing, OF + event</w:t>
+      </w:r>
+    </w:p>
+    <w:p>
+      <w:r>
+        <w:t>sourcing) via une étude de simulation de **5 600 + 856 runs</w:t>
+      </w:r>
+    </w:p>
+    <w:p>
+      <w:r>
+        <w:t>reproductibles** sur fixtures industrielles fixes et aléatoires. Les</w:t>
+      </w:r>
+    </w:p>
+    <w:p>
+      <w:r>
+        <w:t>résultats, leurs limites méthodologiques, et les origines des</w:t>
+      </w:r>
+    </w:p>
+    <w:p>
+      <w:r>
+        <w:t>ruptures simultanées (matrice 5×5 par paires de domaines) sont</w:t>
+      </w:r>
+    </w:p>
+    <w:p>
+      <w:r>
+        <w:t>documentés sections §24.1 à §24.10.</w:t>
+      </w:r>
+    </w:p>
+    <w:p>
+      <w:r>
+        <w:t>Ce document met à jour les sections §23 (avancement) et §24-§25 (étude</w:t>
+      </w:r>
+    </w:p>
+    <w:p>
+      <w:r>
+        <w:t>comparative validée + cahier des charges) du cadrage v3 du 29 juin</w:t>
+      </w:r>
+    </w:p>
+    <w:p>
+      <w:r>
+        <w:t>2026, en intégrant les preuves expérimentales in-silico produites.</w:t>
       </w:r>
     </w:p>
     <w:p/>
@@ -8024,6 +8156,768 @@
         <w:pStyle w:val="Heading3"/>
       </w:pPr>
       <w:r>
+        <w:t>§24.8.5 Point de rupture — cascade poussée</w:t>
+      </w:r>
+    </w:p>
+    <w:p>
+      <w:r>
+        <w:t>L'étude §24.8.3 mesurait la cascade jusqu'à 5 pannes simultanées.</w:t>
+      </w:r>
+    </w:p>
+    <w:p>
+      <w:r>
+        <w:t>Pour identifier le point de rupture de chaque doctrine — le</w:t>
+      </w:r>
+    </w:p>
+    <w:p>
+      <w:r>
+        <w:t>nombre N* à partir duquel le système cesse d'absorber et tombe en</w:t>
+      </w:r>
+    </w:p>
+    <w:p>
+      <w:r>
+        <w:t>dégradation forte — on pousse la cascade à N = 6, 8, 10, 12, 15</w:t>
+      </w:r>
+    </w:p>
+    <w:p>
+      <w:r>
+        <w:t>pannes simultanées au jour 3 (20 seeds × 4 doctrines = 400 runs).</w:t>
+      </w:r>
+    </w:p>
+    <w:p>
+      <w:r>
+        <w:t>Deux indicateurs sont suivis :</w:t>
+      </w:r>
+    </w:p>
+    <w:p>
+      <w:r>
+        <w:t>1. Coût total : continue-t-il de croître linéairement ou y a-t-il</w:t>
+      </w:r>
+    </w:p>
+    <w:p>
+      <w:r>
+        <w:t xml:space="preserve">   un knee point ?</w:t>
+      </w:r>
+    </w:p>
+    <w:p>
+      <w:r>
+        <w:t>2. Disponibilité = OF clôturés / OF créés. Une disponibilité qui</w:t>
+      </w:r>
+    </w:p>
+    <w:p>
+      <w:r>
+        <w:t xml:space="preserve">   chute sous 80 % indique que le système ne livre plus.</w:t>
+      </w:r>
+    </w:p>
+    <w:p>
+      <w:r>
+        <w:t>Coût moyen (€) :</w:t>
+      </w:r>
+    </w:p>
+    <w:tbl>
+      <w:tblPr>
+        <w:tblStyle w:val="LightGrid-Accent1"/>
+        <w:tblW w:type="auto" w:w="0"/>
+        <w:tblLook w:firstColumn="1" w:firstRow="1" w:lastColumn="0" w:lastRow="0" w:noHBand="0" w:noVBand="1" w:val="04A0"/>
+      </w:tblPr>
+      <w:tblGrid>
+        <w:gridCol w:w="1728"/>
+        <w:gridCol w:w="1728"/>
+        <w:gridCol w:w="1728"/>
+        <w:gridCol w:w="1728"/>
+        <w:gridCol w:w="1728"/>
+      </w:tblGrid>
+      <w:tr>
+        <w:tc>
+          <w:tcPr>
+            <w:tcW w:type="dxa" w:w="1728"/>
+          </w:tcPr>
+          <w:p>
+            <w:r>
+              <w:rPr>
+                <w:b/>
+              </w:rPr>
+              <w:t>N pannes</w:t>
+            </w:r>
+          </w:p>
+        </w:tc>
+        <w:tc>
+          <w:tcPr>
+            <w:tcW w:type="dxa" w:w="1728"/>
+          </w:tcPr>
+          <w:p>
+            <w:r>
+              <w:rPr>
+                <w:b/>
+              </w:rPr>
+              <w:t>OF</w:t>
+            </w:r>
+          </w:p>
+        </w:tc>
+        <w:tc>
+          <w:tcPr>
+            <w:tcW w:type="dxa" w:w="1728"/>
+          </w:tcPr>
+          <w:p>
+            <w:r>
+              <w:rPr>
+                <w:b/>
+              </w:rPr>
+              <w:t>FLUX</w:t>
+            </w:r>
+          </w:p>
+        </w:tc>
+        <w:tc>
+          <w:tcPr>
+            <w:tcW w:type="dxa" w:w="1728"/>
+          </w:tcPr>
+          <w:p>
+            <w:r>
+              <w:rPr>
+                <w:b/>
+              </w:rPr>
+              <w:t>OF+EVENT</w:t>
+            </w:r>
+          </w:p>
+        </w:tc>
+        <w:tc>
+          <w:tcPr>
+            <w:tcW w:type="dxa" w:w="1728"/>
+          </w:tcPr>
+          <w:p>
+            <w:r>
+              <w:rPr>
+                <w:b/>
+              </w:rPr>
+              <w:t>EVENT</w:t>
+            </w:r>
+          </w:p>
+        </w:tc>
+      </w:tr>
+      <w:tr>
+        <w:tc>
+          <w:tcPr>
+            <w:tcW w:type="dxa" w:w="1728"/>
+          </w:tcPr>
+          <w:p>
+            <w:r>
+              <w:t>6</w:t>
+            </w:r>
+          </w:p>
+        </w:tc>
+        <w:tc>
+          <w:tcPr>
+            <w:tcW w:type="dxa" w:w="1728"/>
+          </w:tcPr>
+          <w:p>
+            <w:r>
+              <w:t>142 517</w:t>
+            </w:r>
+          </w:p>
+        </w:tc>
+        <w:tc>
+          <w:tcPr>
+            <w:tcW w:type="dxa" w:w="1728"/>
+          </w:tcPr>
+          <w:p>
+            <w:r>
+              <w:t>85 556</w:t>
+            </w:r>
+          </w:p>
+        </w:tc>
+        <w:tc>
+          <w:tcPr>
+            <w:tcW w:type="dxa" w:w="1728"/>
+          </w:tcPr>
+          <w:p>
+            <w:r>
+              <w:t>119 142</w:t>
+            </w:r>
+          </w:p>
+        </w:tc>
+        <w:tc>
+          <w:tcPr>
+            <w:tcW w:type="dxa" w:w="1728"/>
+          </w:tcPr>
+          <w:p>
+            <w:r>
+              <w:t>**74 483**</w:t>
+            </w:r>
+          </w:p>
+        </w:tc>
+      </w:tr>
+      <w:tr>
+        <w:tc>
+          <w:tcPr>
+            <w:tcW w:type="dxa" w:w="1728"/>
+          </w:tcPr>
+          <w:p>
+            <w:r>
+              <w:t>8</w:t>
+            </w:r>
+          </w:p>
+        </w:tc>
+        <w:tc>
+          <w:tcPr>
+            <w:tcW w:type="dxa" w:w="1728"/>
+          </w:tcPr>
+          <w:p>
+            <w:r>
+              <w:t>151 406</w:t>
+            </w:r>
+          </w:p>
+        </w:tc>
+        <w:tc>
+          <w:tcPr>
+            <w:tcW w:type="dxa" w:w="1728"/>
+          </w:tcPr>
+          <w:p>
+            <w:r>
+              <w:t>89 425</w:t>
+            </w:r>
+          </w:p>
+        </w:tc>
+        <w:tc>
+          <w:tcPr>
+            <w:tcW w:type="dxa" w:w="1728"/>
+          </w:tcPr>
+          <w:p>
+            <w:r>
+              <w:t>122 605</w:t>
+            </w:r>
+          </w:p>
+        </w:tc>
+        <w:tc>
+          <w:tcPr>
+            <w:tcW w:type="dxa" w:w="1728"/>
+          </w:tcPr>
+          <w:p>
+            <w:r>
+              <w:t>**76 327**</w:t>
+            </w:r>
+          </w:p>
+        </w:tc>
+      </w:tr>
+      <w:tr>
+        <w:tc>
+          <w:tcPr>
+            <w:tcW w:type="dxa" w:w="1728"/>
+          </w:tcPr>
+          <w:p>
+            <w:r>
+              <w:t>10</w:t>
+            </w:r>
+          </w:p>
+        </w:tc>
+        <w:tc>
+          <w:tcPr>
+            <w:tcW w:type="dxa" w:w="1728"/>
+          </w:tcPr>
+          <w:p>
+            <w:r>
+              <w:t>151 406</w:t>
+            </w:r>
+          </w:p>
+        </w:tc>
+        <w:tc>
+          <w:tcPr>
+            <w:tcW w:type="dxa" w:w="1728"/>
+          </w:tcPr>
+          <w:p>
+            <w:r>
+              <w:t>89 425</w:t>
+            </w:r>
+          </w:p>
+        </w:tc>
+        <w:tc>
+          <w:tcPr>
+            <w:tcW w:type="dxa" w:w="1728"/>
+          </w:tcPr>
+          <w:p>
+            <w:r>
+              <w:t>122 605</w:t>
+            </w:r>
+          </w:p>
+        </w:tc>
+        <w:tc>
+          <w:tcPr>
+            <w:tcW w:type="dxa" w:w="1728"/>
+          </w:tcPr>
+          <w:p>
+            <w:r>
+              <w:t>**76 327**</w:t>
+            </w:r>
+          </w:p>
+        </w:tc>
+      </w:tr>
+      <w:tr>
+        <w:tc>
+          <w:tcPr>
+            <w:tcW w:type="dxa" w:w="1728"/>
+          </w:tcPr>
+          <w:p>
+            <w:r>
+              <w:t>12</w:t>
+            </w:r>
+          </w:p>
+        </w:tc>
+        <w:tc>
+          <w:tcPr>
+            <w:tcW w:type="dxa" w:w="1728"/>
+          </w:tcPr>
+          <w:p>
+            <w:r>
+              <w:t>151 406</w:t>
+            </w:r>
+          </w:p>
+        </w:tc>
+        <w:tc>
+          <w:tcPr>
+            <w:tcW w:type="dxa" w:w="1728"/>
+          </w:tcPr>
+          <w:p>
+            <w:r>
+              <w:t>89 425</w:t>
+            </w:r>
+          </w:p>
+        </w:tc>
+        <w:tc>
+          <w:tcPr>
+            <w:tcW w:type="dxa" w:w="1728"/>
+          </w:tcPr>
+          <w:p>
+            <w:r>
+              <w:t>122 605</w:t>
+            </w:r>
+          </w:p>
+        </w:tc>
+        <w:tc>
+          <w:tcPr>
+            <w:tcW w:type="dxa" w:w="1728"/>
+          </w:tcPr>
+          <w:p>
+            <w:r>
+              <w:t>**76 327**</w:t>
+            </w:r>
+          </w:p>
+        </w:tc>
+      </w:tr>
+      <w:tr>
+        <w:tc>
+          <w:tcPr>
+            <w:tcW w:type="dxa" w:w="1728"/>
+          </w:tcPr>
+          <w:p>
+            <w:r>
+              <w:t>15</w:t>
+            </w:r>
+          </w:p>
+        </w:tc>
+        <w:tc>
+          <w:tcPr>
+            <w:tcW w:type="dxa" w:w="1728"/>
+          </w:tcPr>
+          <w:p>
+            <w:r>
+              <w:t>151 406</w:t>
+            </w:r>
+          </w:p>
+        </w:tc>
+        <w:tc>
+          <w:tcPr>
+            <w:tcW w:type="dxa" w:w="1728"/>
+          </w:tcPr>
+          <w:p>
+            <w:r>
+              <w:t>89 425</w:t>
+            </w:r>
+          </w:p>
+        </w:tc>
+        <w:tc>
+          <w:tcPr>
+            <w:tcW w:type="dxa" w:w="1728"/>
+          </w:tcPr>
+          <w:p>
+            <w:r>
+              <w:t>122 605</w:t>
+            </w:r>
+          </w:p>
+        </w:tc>
+        <w:tc>
+          <w:tcPr>
+            <w:tcW w:type="dxa" w:w="1728"/>
+          </w:tcPr>
+          <w:p>
+            <w:r>
+              <w:t>**76 327**</w:t>
+            </w:r>
+          </w:p>
+        </w:tc>
+      </w:tr>
+    </w:tbl>
+    <w:p>
+      <w:r>
+        <w:t>Disponibilité (% OF clôturés / créés) :</w:t>
+      </w:r>
+    </w:p>
+    <w:tbl>
+      <w:tblPr>
+        <w:tblStyle w:val="LightGrid-Accent1"/>
+        <w:tblW w:type="auto" w:w="0"/>
+        <w:tblLook w:firstColumn="1" w:firstRow="1" w:lastColumn="0" w:lastRow="0" w:noHBand="0" w:noVBand="1" w:val="04A0"/>
+      </w:tblPr>
+      <w:tblGrid>
+        <w:gridCol w:w="1728"/>
+        <w:gridCol w:w="1728"/>
+        <w:gridCol w:w="1728"/>
+        <w:gridCol w:w="1728"/>
+        <w:gridCol w:w="1728"/>
+      </w:tblGrid>
+      <w:tr>
+        <w:tc>
+          <w:tcPr>
+            <w:tcW w:type="dxa" w:w="1728"/>
+          </w:tcPr>
+          <w:p>
+            <w:r>
+              <w:rPr>
+                <w:b/>
+              </w:rPr>
+              <w:t>N pannes</w:t>
+            </w:r>
+          </w:p>
+        </w:tc>
+        <w:tc>
+          <w:tcPr>
+            <w:tcW w:type="dxa" w:w="1728"/>
+          </w:tcPr>
+          <w:p>
+            <w:r>
+              <w:rPr>
+                <w:b/>
+              </w:rPr>
+              <w:t>OF</w:t>
+            </w:r>
+          </w:p>
+        </w:tc>
+        <w:tc>
+          <w:tcPr>
+            <w:tcW w:type="dxa" w:w="1728"/>
+          </w:tcPr>
+          <w:p>
+            <w:r>
+              <w:rPr>
+                <w:b/>
+              </w:rPr>
+              <w:t>FLUX</w:t>
+            </w:r>
+          </w:p>
+        </w:tc>
+        <w:tc>
+          <w:tcPr>
+            <w:tcW w:type="dxa" w:w="1728"/>
+          </w:tcPr>
+          <w:p>
+            <w:r>
+              <w:rPr>
+                <w:b/>
+              </w:rPr>
+              <w:t>OF+EVENT</w:t>
+            </w:r>
+          </w:p>
+        </w:tc>
+        <w:tc>
+          <w:tcPr>
+            <w:tcW w:type="dxa" w:w="1728"/>
+          </w:tcPr>
+          <w:p>
+            <w:r>
+              <w:rPr>
+                <w:b/>
+              </w:rPr>
+              <w:t>EVENT</w:t>
+            </w:r>
+          </w:p>
+        </w:tc>
+      </w:tr>
+      <w:tr>
+        <w:tc>
+          <w:tcPr>
+            <w:tcW w:type="dxa" w:w="1728"/>
+          </w:tcPr>
+          <w:p>
+            <w:r>
+              <w:t>6</w:t>
+            </w:r>
+          </w:p>
+        </w:tc>
+        <w:tc>
+          <w:tcPr>
+            <w:tcW w:type="dxa" w:w="1728"/>
+          </w:tcPr>
+          <w:p>
+            <w:r>
+              <w:t>99.5 %</w:t>
+            </w:r>
+          </w:p>
+        </w:tc>
+        <w:tc>
+          <w:tcPr>
+            <w:tcW w:type="dxa" w:w="1728"/>
+          </w:tcPr>
+          <w:p>
+            <w:r>
+              <w:t>94.4 %</w:t>
+            </w:r>
+          </w:p>
+        </w:tc>
+        <w:tc>
+          <w:tcPr>
+            <w:tcW w:type="dxa" w:w="1728"/>
+          </w:tcPr>
+          <w:p>
+            <w:r>
+              <w:t>99.7 %</w:t>
+            </w:r>
+          </w:p>
+        </w:tc>
+        <w:tc>
+          <w:tcPr>
+            <w:tcW w:type="dxa" w:w="1728"/>
+          </w:tcPr>
+          <w:p>
+            <w:r>
+              <w:t>94.4 %</w:t>
+            </w:r>
+          </w:p>
+        </w:tc>
+      </w:tr>
+      <w:tr>
+        <w:tc>
+          <w:tcPr>
+            <w:tcW w:type="dxa" w:w="1728"/>
+          </w:tcPr>
+          <w:p>
+            <w:r>
+              <w:t>8</w:t>
+            </w:r>
+          </w:p>
+        </w:tc>
+        <w:tc>
+          <w:tcPr>
+            <w:tcW w:type="dxa" w:w="1728"/>
+          </w:tcPr>
+          <w:p>
+            <w:r>
+              <w:t>99.5 %</w:t>
+            </w:r>
+          </w:p>
+        </w:tc>
+        <w:tc>
+          <w:tcPr>
+            <w:tcW w:type="dxa" w:w="1728"/>
+          </w:tcPr>
+          <w:p>
+            <w:r>
+              <w:t>94.3 %</w:t>
+            </w:r>
+          </w:p>
+        </w:tc>
+        <w:tc>
+          <w:tcPr>
+            <w:tcW w:type="dxa" w:w="1728"/>
+          </w:tcPr>
+          <w:p>
+            <w:r>
+              <w:t>99.3 %</w:t>
+            </w:r>
+          </w:p>
+        </w:tc>
+        <w:tc>
+          <w:tcPr>
+            <w:tcW w:type="dxa" w:w="1728"/>
+          </w:tcPr>
+          <w:p>
+            <w:r>
+              <w:t>94.4 %</w:t>
+            </w:r>
+          </w:p>
+        </w:tc>
+      </w:tr>
+      <w:tr>
+        <w:tc>
+          <w:tcPr>
+            <w:tcW w:type="dxa" w:w="1728"/>
+          </w:tcPr>
+          <w:p>
+            <w:r>
+              <w:t>15</w:t>
+            </w:r>
+          </w:p>
+        </w:tc>
+        <w:tc>
+          <w:tcPr>
+            <w:tcW w:type="dxa" w:w="1728"/>
+          </w:tcPr>
+          <w:p>
+            <w:r>
+              <w:t>99.5 %</w:t>
+            </w:r>
+          </w:p>
+        </w:tc>
+        <w:tc>
+          <w:tcPr>
+            <w:tcW w:type="dxa" w:w="1728"/>
+          </w:tcPr>
+          <w:p>
+            <w:r>
+              <w:t>94.3 %</w:t>
+            </w:r>
+          </w:p>
+        </w:tc>
+        <w:tc>
+          <w:tcPr>
+            <w:tcW w:type="dxa" w:w="1728"/>
+          </w:tcPr>
+          <w:p>
+            <w:r>
+              <w:t>99.3 %</w:t>
+            </w:r>
+          </w:p>
+        </w:tc>
+        <w:tc>
+          <w:tcPr>
+            <w:tcW w:type="dxa" w:w="1728"/>
+          </w:tcPr>
+          <w:p>
+            <w:r>
+              <w:t>94.4 %</w:t>
+            </w:r>
+          </w:p>
+        </w:tc>
+      </w:tr>
+    </w:tbl>
+    <w:p>
+      <w:r>
+        <w:t>Lecture honnête : la courbe sature au-delà de N=8 parce que la</w:t>
+      </w:r>
+    </w:p>
+    <w:p>
+      <w:r>
+        <w:t>fixture utilisée n'a que 10 postes de travail. Au-delà, les</w:t>
+      </w:r>
+    </w:p>
+    <w:p>
+      <w:r>
+        <w:t>pannes ciblent le même pool de WS et l'effet supplémentaire est nul</w:t>
+      </w:r>
+    </w:p>
+    <w:p>
+      <w:r>
+        <w:t>(_build_cascade_scenario clampe N à len(workstations)). Le</w:t>
+      </w:r>
+    </w:p>
+    <w:p>
+      <w:r>
+        <w:t>point de rupture observable est donc N* ∈ [6, 10] : toutes les</w:t>
+      </w:r>
+    </w:p>
+    <w:p>
+      <w:r>
+        <w:t>doctrines basculent vers leur plateau de saturation entre 6 et 8</w:t>
+      </w:r>
+    </w:p>
+    <w:p>
+      <w:r>
+        <w:t>pannes simultanées.</w:t>
+      </w:r>
+    </w:p>
+    <w:p>
+      <w:r>
+        <w:t>Observation marquante : la disponibilité reste &gt; 94 % même à N=15</w:t>
+      </w:r>
+    </w:p>
+    <w:p>
+      <w:r>
+        <w:t>parce que le simulateur ne rejette jamais une SO — il la livre en</w:t>
+      </w:r>
+    </w:p>
+    <w:p>
+      <w:r>
+        <w:t>retard. Le coût absorbe la dégradation, pas le taux de service.</w:t>
+      </w:r>
+    </w:p>
+    <w:p>
+      <w:r>
+        <w:t>Pour mesurer un vrai effondrement de disponibilité, il faudrait</w:t>
+      </w:r>
+    </w:p>
+    <w:p>
+      <w:r>
+        <w:t>introduire un mécanisme de **rejet de SO en cas de dépassement</w:t>
+      </w:r>
+    </w:p>
+    <w:p>
+      <w:r>
+        <w:t>horizon** — c'est une extension future.</w:t>
+      </w:r>
+    </w:p>
+    <w:p>
+      <w:pPr>
+        <w:jc w:val="center"/>
+      </w:pPr>
+      <w:r>
+        <w:drawing>
+          <wp:inline xmlns:a="http://schemas.openxmlformats.org/drawingml/2006/main" xmlns:pic="http://schemas.openxmlformats.org/drawingml/2006/picture">
+            <wp:extent cx="5669280" cy="2216790"/>
+            <wp:docPr id="8" name="Picture 8"/>
+            <wp:cNvGraphicFramePr>
+              <a:graphicFrameLocks noChangeAspect="1"/>
+            </wp:cNvGraphicFramePr>
+            <a:graphic>
+              <a:graphicData uri="http://schemas.openxmlformats.org/drawingml/2006/picture">
+                <pic:pic>
+                  <pic:nvPicPr>
+                    <pic:cNvPr id="0" name="resilience_breaking_point.png"/>
+                    <pic:cNvPicPr/>
+                  </pic:nvPicPr>
+                  <pic:blipFill>
+                    <a:blip r:embed="rId16"/>
+                    <a:stretch>
+                      <a:fillRect/>
+                    </a:stretch>
+                  </pic:blipFill>
+                  <pic:spPr>
+                    <a:xfrm>
+                      <a:off x="0" y="0"/>
+                      <a:ext cx="5669280" cy="2216790"/>
+                    </a:xfrm>
+                    <a:prstGeom prst="rect"/>
+                  </pic:spPr>
+                </pic:pic>
+              </a:graphicData>
+            </a:graphic>
+          </wp:inline>
+        </w:drawing>
+      </w:r>
+    </w:p>
+    <w:p>
+      <w:pPr>
+        <w:jc w:val="center"/>
+      </w:pPr>
+      <w:r>
+        <w:rPr>
+          <w:i/>
+          <w:sz w:val="18"/>
+        </w:rPr>
+        <w:t>Point de rupture — coût et disponibilité vs N pannes</w:t>
+      </w:r>
+    </w:p>
+    <w:p>
+      <w:pPr>
+        <w:pStyle w:val="Heading3"/>
+      </w:pPr>
+      <w:r>
         <w:t>§24.8.4 Lecture honnête</w:t>
       </w:r>
     </w:p>
@@ -8171,6 +9065,4744 @@
     <w:p>
       <w:r>
         <w:t>passe par le couplage avec le flux.</w:t>
+      </w:r>
+    </w:p>
+    <w:p/>
+    <w:p>
+      <w:pPr>
+        <w:pStyle w:val="Heading2"/>
+      </w:pPr>
+      <w:r>
+        <w:t>§24.9 Taxonomie des origines des ruptures</w:t>
+      </w:r>
+    </w:p>
+    <w:p>
+      <w:r>
+        <w:t>Cinq domaines de perturbation systémique sont identifiés dans la</w:t>
+      </w:r>
+    </w:p>
+    <w:p>
+      <w:r>
+        <w:t>littérature de l'APS/MES industriel. Le simulateur les modélise comme</w:t>
+      </w:r>
+    </w:p>
+    <w:p>
+      <w:r>
+        <w:t>suit :</w:t>
+      </w:r>
+    </w:p>
+    <w:tbl>
+      <w:tblPr>
+        <w:tblStyle w:val="LightGrid-Accent1"/>
+        <w:tblW w:type="auto" w:w="0"/>
+        <w:tblLook w:firstColumn="1" w:firstRow="1" w:lastColumn="0" w:lastRow="0" w:noHBand="0" w:noVBand="1" w:val="04A0"/>
+      </w:tblPr>
+      <w:tblGrid>
+        <w:gridCol w:w="1728"/>
+        <w:gridCol w:w="1728"/>
+        <w:gridCol w:w="1728"/>
+        <w:gridCol w:w="1728"/>
+        <w:gridCol w:w="1728"/>
+      </w:tblGrid>
+      <w:tr>
+        <w:tc>
+          <w:tcPr>
+            <w:tcW w:type="dxa" w:w="1728"/>
+          </w:tcPr>
+          <w:p>
+            <w:r>
+              <w:rPr>
+                <w:b/>
+              </w:rPr>
+              <w:t>Domaine</w:t>
+            </w:r>
+          </w:p>
+        </w:tc>
+        <w:tc>
+          <w:tcPr>
+            <w:tcW w:type="dxa" w:w="1728"/>
+          </w:tcPr>
+          <w:p>
+            <w:r>
+              <w:rPr>
+                <w:b/>
+              </w:rPr>
+              <w:t>Mécanisme physique</w:t>
+            </w:r>
+          </w:p>
+        </w:tc>
+        <w:tc>
+          <w:tcPr>
+            <w:tcW w:type="dxa" w:w="1728"/>
+          </w:tcPr>
+          <w:p>
+            <w:r>
+              <w:rPr>
+                <w:b/>
+              </w:rPr>
+              <w:t>Hazard modélisé</w:t>
+            </w:r>
+          </w:p>
+        </w:tc>
+        <w:tc>
+          <w:tcPr>
+            <w:tcW w:type="dxa" w:w="1728"/>
+          </w:tcPr>
+          <w:p>
+            <w:r>
+              <w:rPr>
+                <w:b/>
+              </w:rPr>
+              <w:t>Effet</w:t>
+            </w:r>
+          </w:p>
+        </w:tc>
+        <w:tc>
+          <w:tcPr>
+            <w:tcW w:type="dxa" w:w="1728"/>
+          </w:tcPr>
+          <w:p>
+            <w:r>
+              <w:rPr>
+                <w:b/>
+              </w:rPr>
+              <w:t>Doctrine de réponse</w:t>
+            </w:r>
+          </w:p>
+        </w:tc>
+      </w:tr>
+      <w:tr>
+        <w:tc>
+          <w:tcPr>
+            <w:tcW w:type="dxa" w:w="1728"/>
+          </w:tcPr>
+          <w:p>
+            <w:r>
+              <w:t>**Approvisionnement**</w:t>
+            </w:r>
+          </w:p>
+        </w:tc>
+        <w:tc>
+          <w:tcPr>
+            <w:tcW w:type="dxa" w:w="1728"/>
+          </w:tcPr>
+          <w:p>
+            <w:r>
+              <w:t>Retard PO fournisseur, lot non conforme à réception</w:t>
+            </w:r>
+          </w:p>
+        </w:tc>
+        <w:tc>
+          <w:tcPr>
+            <w:tcW w:type="dxa" w:w="1728"/>
+          </w:tcPr>
+          <w:p>
+            <w:r>
+              <w:t>`HAZARD_PO_DELAY`</w:t>
+            </w:r>
+          </w:p>
+        </w:tc>
+        <w:tc>
+          <w:tcPr>
+            <w:tcW w:type="dxa" w:w="1728"/>
+          </w:tcPr>
+          <w:p>
+            <w:r>
+              <w:t>Décale `expected_at` du PO</w:t>
+            </w:r>
+          </w:p>
+        </w:tc>
+        <w:tc>
+          <w:tcPr>
+            <w:tcW w:type="dxa" w:w="1728"/>
+          </w:tcPr>
+          <w:p>
+            <w:r>
+              <w:t>V3 source en alternatif (L8.1.c)</w:t>
+            </w:r>
+          </w:p>
+        </w:tc>
+      </w:tr>
+      <w:tr>
+        <w:tc>
+          <w:tcPr>
+            <w:tcW w:type="dxa" w:w="1728"/>
+          </w:tcPr>
+          <w:p>
+            <w:r>
+              <w:t>**Logistique**</w:t>
+            </w:r>
+          </w:p>
+        </w:tc>
+        <w:tc>
+          <w:tcPr>
+            <w:tcW w:type="dxa" w:w="1728"/>
+          </w:tcPr>
+          <w:p>
+            <w:r>
+              <w:t>Flux interne interrompu, transfert bloqué, retard mise à disposition</w:t>
+            </w:r>
+          </w:p>
+        </w:tc>
+        <w:tc>
+          <w:tcPr>
+            <w:tcW w:type="dxa" w:w="1728"/>
+          </w:tcPr>
+          <w:p>
+            <w:r>
+              <w:t>`HAZARD_LOGISTIC_DELAY` (V11)</w:t>
+            </w:r>
+          </w:p>
+        </w:tc>
+        <w:tc>
+          <w:tcPr>
+            <w:tcW w:type="dxa" w:w="1728"/>
+          </w:tcPr>
+          <w:p>
+            <w:r>
+              <w:t>Poste bloqué N jours (slowdown factor 99)</w:t>
+            </w:r>
+          </w:p>
+        </w:tc>
+        <w:tc>
+          <w:tcPr>
+            <w:tcW w:type="dxa" w:w="1728"/>
+          </w:tcPr>
+          <w:p>
+            <w:r>
+              <w:t>Tampon DBR + buffer Little</w:t>
+            </w:r>
+          </w:p>
+        </w:tc>
+      </w:tr>
+      <w:tr>
+        <w:tc>
+          <w:tcPr>
+            <w:tcW w:type="dxa" w:w="1728"/>
+          </w:tcPr>
+          <w:p>
+            <w:r>
+              <w:t>**Qualité**</w:t>
+            </w:r>
+          </w:p>
+        </w:tc>
+        <w:tc>
+          <w:tcPr>
+            <w:tcW w:type="dxa" w:w="1728"/>
+          </w:tcPr>
+          <w:p>
+            <w:r>
+              <w:t>NC interne, scrap, rework, défaillance contrôle</w:t>
+            </w:r>
+          </w:p>
+        </w:tc>
+        <w:tc>
+          <w:tcPr>
+            <w:tcW w:type="dxa" w:w="1728"/>
+          </w:tcPr>
+          <w:p>
+            <w:r>
+              <w:t>`HAZARD_QUALITY_NC`</w:t>
+            </w:r>
+          </w:p>
+        </w:tc>
+        <w:tc>
+          <w:tcPr>
+            <w:tcW w:type="dxa" w:w="1728"/>
+          </w:tcPr>
+          <w:p>
+            <w:r>
+              <w:t>Scrappe stock semi/fini</w:t>
+            </w:r>
+          </w:p>
+        </w:tc>
+        <w:tc>
+          <w:tcPr>
+            <w:tcW w:type="dxa" w:w="1728"/>
+          </w:tcPr>
+          <w:p>
+            <w:r>
+              <w:t>V3 intervention qualité (L8.1.a)</w:t>
+            </w:r>
+          </w:p>
+        </w:tc>
+      </w:tr>
+      <w:tr>
+        <w:tc>
+          <w:tcPr>
+            <w:tcW w:type="dxa" w:w="1728"/>
+          </w:tcPr>
+          <w:p>
+            <w:r>
+              <w:t>**Production**</w:t>
+            </w:r>
+          </w:p>
+        </w:tc>
+        <w:tc>
+          <w:tcPr>
+            <w:tcW w:type="dxa" w:w="1728"/>
+          </w:tcPr>
+          <w:p>
+            <w:r>
+              <w:t>Panne machine, ralentissement, perte de capacité</w:t>
+            </w:r>
+          </w:p>
+        </w:tc>
+        <w:tc>
+          <w:tcPr>
+            <w:tcW w:type="dxa" w:w="1728"/>
+          </w:tcPr>
+          <w:p>
+            <w:r>
+              <w:t>`HAZARD_BREAKDOWN`</w:t>
+            </w:r>
+          </w:p>
+        </w:tc>
+        <w:tc>
+          <w:tcPr>
+            <w:tcW w:type="dxa" w:w="1728"/>
+          </w:tcPr>
+          <w:p>
+            <w:r>
+              <w:t>Slowdown factor temporaire</w:t>
+            </w:r>
+          </w:p>
+        </w:tc>
+        <w:tc>
+          <w:tcPr>
+            <w:tcW w:type="dxa" w:w="1728"/>
+          </w:tcPr>
+          <w:p>
+            <w:r>
+              <w:t>V3 maintenance immédiate (L5.2)</w:t>
+            </w:r>
+          </w:p>
+        </w:tc>
+      </w:tr>
+      <w:tr>
+        <w:tc>
+          <w:tcPr>
+            <w:tcW w:type="dxa" w:w="1728"/>
+          </w:tcPr>
+          <w:p>
+            <w:r>
+              <w:t>**Demande**</w:t>
+            </w:r>
+          </w:p>
+        </w:tc>
+        <w:tc>
+          <w:tcPr>
+            <w:tcW w:type="dxa" w:w="1728"/>
+          </w:tcPr>
+          <w:p>
+            <w:r>
+              <w:t>Commande urgente, pic, mix produit</w:t>
+            </w:r>
+          </w:p>
+        </w:tc>
+        <w:tc>
+          <w:tcPr>
+            <w:tcW w:type="dxa" w:w="1728"/>
+          </w:tcPr>
+          <w:p>
+            <w:r>
+              <w:t>`HAZARD_URGENT_ORDER`</w:t>
+            </w:r>
+          </w:p>
+        </w:tc>
+        <w:tc>
+          <w:tcPr>
+            <w:tcW w:type="dxa" w:w="1728"/>
+          </w:tcPr>
+          <w:p>
+            <w:r>
+              <w:t>Insère SO en cours d'horizon</w:t>
+            </w:r>
+          </w:p>
+        </w:tc>
+        <w:tc>
+          <w:tcPr>
+            <w:tcW w:type="dxa" w:w="1728"/>
+          </w:tcPr>
+          <w:p>
+            <w:r>
+              <w:t>V3 fragmentation locale (L8.1.d)</w:t>
+            </w:r>
+          </w:p>
+        </w:tc>
+      </w:tr>
+    </w:tbl>
+    <w:p>
+      <w:r>
+        <w:t>Fréquence empirique relative (priors industriels, indicatifs) :</w:t>
+      </w:r>
+    </w:p>
+    <w:tbl>
+      <w:tblPr>
+        <w:tblStyle w:val="LightGrid-Accent1"/>
+        <w:tblW w:type="auto" w:w="0"/>
+        <w:tblLook w:firstColumn="1" w:firstRow="1" w:lastColumn="0" w:lastRow="0" w:noHBand="0" w:noVBand="1" w:val="04A0"/>
+      </w:tblPr>
+      <w:tblGrid>
+        <w:gridCol w:w="2880"/>
+        <w:gridCol w:w="2880"/>
+        <w:gridCol w:w="2880"/>
+      </w:tblGrid>
+      <w:tr>
+        <w:tc>
+          <w:tcPr>
+            <w:tcW w:type="dxa" w:w="2880"/>
+          </w:tcPr>
+          <w:p>
+            <w:r>
+              <w:rPr>
+                <w:b/>
+              </w:rPr>
+              <w:t>Domaine</w:t>
+            </w:r>
+          </w:p>
+        </w:tc>
+        <w:tc>
+          <w:tcPr>
+            <w:tcW w:type="dxa" w:w="2880"/>
+          </w:tcPr>
+          <w:p>
+            <w:r>
+              <w:rPr>
+                <w:b/>
+              </w:rPr>
+              <w:t>Fréquence</w:t>
+            </w:r>
+          </w:p>
+        </w:tc>
+        <w:tc>
+          <w:tcPr>
+            <w:tcW w:type="dxa" w:w="2880"/>
+          </w:tcPr>
+          <w:p>
+            <w:r>
+              <w:rPr>
+                <w:b/>
+              </w:rPr>
+              <w:t>Source d'observation typique</w:t>
+            </w:r>
+          </w:p>
+        </w:tc>
+      </w:tr>
+      <w:tr>
+        <w:tc>
+          <w:tcPr>
+            <w:tcW w:type="dxa" w:w="2880"/>
+          </w:tcPr>
+          <w:p>
+            <w:r>
+              <w:t>Production (panne)</w:t>
+            </w:r>
+          </w:p>
+        </w:tc>
+        <w:tc>
+          <w:tcPr>
+            <w:tcW w:type="dxa" w:w="2880"/>
+          </w:tcPr>
+          <w:p>
+            <w:r>
+              <w:t>élevée</w:t>
+            </w:r>
+          </w:p>
+        </w:tc>
+        <w:tc>
+          <w:tcPr>
+            <w:tcW w:type="dxa" w:w="2880"/>
+          </w:tcPr>
+          <w:p>
+            <w:r>
+              <w:t>MTBF machines, retours d'expérience GMAO</w:t>
+            </w:r>
+          </w:p>
+        </w:tc>
+      </w:tr>
+      <w:tr>
+        <w:tc>
+          <w:tcPr>
+            <w:tcW w:type="dxa" w:w="2880"/>
+          </w:tcPr>
+          <w:p>
+            <w:r>
+              <w:t>Qualité</w:t>
+            </w:r>
+          </w:p>
+        </w:tc>
+        <w:tc>
+          <w:tcPr>
+            <w:tcW w:type="dxa" w:w="2880"/>
+          </w:tcPr>
+          <w:p>
+            <w:r>
+              <w:t>élevée</w:t>
+            </w:r>
+          </w:p>
+        </w:tc>
+        <w:tc>
+          <w:tcPr>
+            <w:tcW w:type="dxa" w:w="2880"/>
+          </w:tcPr>
+          <w:p>
+            <w:r>
+              <w:t>NC déclarées, taux de rebut</w:t>
+            </w:r>
+          </w:p>
+        </w:tc>
+      </w:tr>
+      <w:tr>
+        <w:tc>
+          <w:tcPr>
+            <w:tcW w:type="dxa" w:w="2880"/>
+          </w:tcPr>
+          <w:p>
+            <w:r>
+              <w:t>Approvisionnement</w:t>
+            </w:r>
+          </w:p>
+        </w:tc>
+        <w:tc>
+          <w:tcPr>
+            <w:tcW w:type="dxa" w:w="2880"/>
+          </w:tcPr>
+          <w:p>
+            <w:r>
+              <w:t>moyenne-élevée</w:t>
+            </w:r>
+          </w:p>
+        </w:tc>
+        <w:tc>
+          <w:tcPr>
+            <w:tcW w:type="dxa" w:w="2880"/>
+          </w:tcPr>
+          <w:p>
+            <w:r>
+              <w:t>OTD fournisseurs</w:t>
+            </w:r>
+          </w:p>
+        </w:tc>
+      </w:tr>
+      <w:tr>
+        <w:tc>
+          <w:tcPr>
+            <w:tcW w:type="dxa" w:w="2880"/>
+          </w:tcPr>
+          <w:p>
+            <w:r>
+              <w:t>Demande</w:t>
+            </w:r>
+          </w:p>
+        </w:tc>
+        <w:tc>
+          <w:tcPr>
+            <w:tcW w:type="dxa" w:w="2880"/>
+          </w:tcPr>
+          <w:p>
+            <w:r>
+              <w:t>moyenne</w:t>
+            </w:r>
+          </w:p>
+        </w:tc>
+        <w:tc>
+          <w:tcPr>
+            <w:tcW w:type="dxa" w:w="2880"/>
+          </w:tcPr>
+          <w:p>
+            <w:r>
+              <w:t>écart prévisionnel vs réel</w:t>
+            </w:r>
+          </w:p>
+        </w:tc>
+      </w:tr>
+      <w:tr>
+        <w:tc>
+          <w:tcPr>
+            <w:tcW w:type="dxa" w:w="2880"/>
+          </w:tcPr>
+          <w:p>
+            <w:r>
+              <w:t>Logistique</w:t>
+            </w:r>
+          </w:p>
+        </w:tc>
+        <w:tc>
+          <w:tcPr>
+            <w:tcW w:type="dxa" w:w="2880"/>
+          </w:tcPr>
+          <w:p>
+            <w:r>
+              <w:t>moyenne</w:t>
+            </w:r>
+          </w:p>
+        </w:tc>
+        <w:tc>
+          <w:tcPr>
+            <w:tcW w:type="dxa" w:w="2880"/>
+          </w:tcPr>
+          <w:p>
+            <w:r>
+              <w:t>retards transports, blocages flux</w:t>
+            </w:r>
+          </w:p>
+        </w:tc>
+      </w:tr>
+    </w:tbl>
+    <w:p>
+      <w:r>
+        <w:t>Ces fréquences ne sont pas mesurées dans le simulateur ; le scénario</w:t>
+      </w:r>
+    </w:p>
+    <w:p>
+      <w:r>
+        <w:t>random RandomScenarioSpec les pondère uniformément (~20 % chacun)</w:t>
+      </w:r>
+    </w:p>
+    <w:p>
+      <w:r>
+        <w:t>sauf priorité explicite. La §24.10 ci-après mesure l'effet d'une</w:t>
+      </w:r>
+    </w:p>
+    <w:p>
+      <w:r>
+        <w:t>combinaison par paire de ces 5 domaines lorsqu'elles surviennent</w:t>
+      </w:r>
+    </w:p>
+    <w:p>
+      <w:r>
+        <w:t>simultanément.</w:t>
+      </w:r>
+    </w:p>
+    <w:p>
+      <w:pPr>
+        <w:pStyle w:val="Heading2"/>
+      </w:pPr>
+      <w:r>
+        <w:t>§24.10 Matrice de paires de domaines</w:t>
+      </w:r>
+    </w:p>
+    <w:p>
+      <w:r>
+        <w:t>Pour chaque paire (domaine_A, domaine_B), on injecte **1 aléa de</w:t>
+      </w:r>
+    </w:p>
+    <w:p>
+      <w:r>
+        <w:t>chaque type au jour 3** et on mesure :</w:t>
+      </w:r>
+    </w:p>
+    <w:p>
+      <w:pPr>
+        <w:pStyle w:val="ListBullet"/>
+      </w:pPr>
+      <w:r>
+        <w:t>**Amplification de coût** : ratio entre coût avec 2 aléas</w:t>
+      </w:r>
+    </w:p>
+    <w:p>
+      <w:r>
+        <w:t xml:space="preserve">  simultanés vs moyenne du coût avec chaque aléa pris seul. Une</w:t>
+      </w:r>
+    </w:p>
+    <w:p>
+      <w:r>
+        <w:t xml:space="preserve">  amplification &gt; 1 indique une interaction défavorable (l'aléa</w:t>
+      </w:r>
+    </w:p>
+    <w:p>
+      <w:r>
+        <w:t xml:space="preserve">  combiné fait plus mal que la somme des aléas isolés).</w:t>
+      </w:r>
+    </w:p>
+    <w:p>
+      <w:pPr>
+        <w:pStyle w:val="ListBullet"/>
+      </w:pPr>
+      <w:r>
+        <w:t>**Time-to-recover** : nombre de jours pour que le WIP redescende</w:t>
+      </w:r>
+    </w:p>
+    <w:p>
+      <w:r>
+        <w:t xml:space="preserve">  sous médiane × 1.30 après le pic.</w:t>
+      </w:r>
+    </w:p>
+    <w:p>
+      <w:r>
+        <w:t>Protocole : 5 baselines (1 aléa par domaine) + 15 paires uniques</w:t>
+      </w:r>
+    </w:p>
+    <w:p>
+      <w:r>
+        <w:t>(diagonale incluse) × 4 doctrines × 5 seeds = 400 runs.</w:t>
+      </w:r>
+    </w:p>
+    <w:p>
+      <w:r>
+        <w:t>Amplification de coût (&gt;1 = sur-coût) — matrices 5×5 par doctrine</w:t>
+      </w:r>
+    </w:p>
+    <w:p>
+      <w:r>
+        <w:t>(diagonale = 2 aléas du même domaine) :</w:t>
+      </w:r>
+    </w:p>
+    <w:p>
+      <w:pPr>
+        <w:pStyle w:val="Heading4"/>
+      </w:pPr>
+      <w:r>
+        <w:t>Doctrine OF (V0)</w:t>
+      </w:r>
+    </w:p>
+    <w:tbl>
+      <w:tblPr>
+        <w:tblStyle w:val="LightGrid-Accent1"/>
+        <w:tblW w:type="auto" w:w="0"/>
+        <w:tblLook w:firstColumn="1" w:firstRow="1" w:lastColumn="0" w:lastRow="0" w:noHBand="0" w:noVBand="1" w:val="04A0"/>
+      </w:tblPr>
+      <w:tblGrid>
+        <w:gridCol w:w="1440"/>
+        <w:gridCol w:w="1440"/>
+        <w:gridCol w:w="1440"/>
+        <w:gridCol w:w="1440"/>
+        <w:gridCol w:w="1440"/>
+        <w:gridCol w:w="1440"/>
+      </w:tblGrid>
+      <w:tr>
+        <w:tc>
+          <w:tcPr>
+            <w:tcW w:type="dxa" w:w="1440"/>
+          </w:tcPr>
+          <w:p>
+            <w:r>
+              <w:rPr>
+                <w:b/>
+              </w:rPr>
+            </w:r>
+          </w:p>
+        </w:tc>
+        <w:tc>
+          <w:tcPr>
+            <w:tcW w:type="dxa" w:w="1440"/>
+          </w:tcPr>
+          <w:p>
+            <w:r>
+              <w:rPr>
+                <w:b/>
+              </w:rPr>
+              <w:t>Appro</w:t>
+            </w:r>
+          </w:p>
+        </w:tc>
+        <w:tc>
+          <w:tcPr>
+            <w:tcW w:type="dxa" w:w="1440"/>
+          </w:tcPr>
+          <w:p>
+            <w:r>
+              <w:rPr>
+                <w:b/>
+              </w:rPr>
+              <w:t>Logi</w:t>
+            </w:r>
+          </w:p>
+        </w:tc>
+        <w:tc>
+          <w:tcPr>
+            <w:tcW w:type="dxa" w:w="1440"/>
+          </w:tcPr>
+          <w:p>
+            <w:r>
+              <w:rPr>
+                <w:b/>
+              </w:rPr>
+              <w:t>Qual</w:t>
+            </w:r>
+          </w:p>
+        </w:tc>
+        <w:tc>
+          <w:tcPr>
+            <w:tcW w:type="dxa" w:w="1440"/>
+          </w:tcPr>
+          <w:p>
+            <w:r>
+              <w:rPr>
+                <w:b/>
+              </w:rPr>
+              <w:t>Prod</w:t>
+            </w:r>
+          </w:p>
+        </w:tc>
+        <w:tc>
+          <w:tcPr>
+            <w:tcW w:type="dxa" w:w="1440"/>
+          </w:tcPr>
+          <w:p>
+            <w:r>
+              <w:rPr>
+                <w:b/>
+              </w:rPr>
+              <w:t>Dem</w:t>
+            </w:r>
+          </w:p>
+        </w:tc>
+      </w:tr>
+      <w:tr>
+        <w:tc>
+          <w:tcPr>
+            <w:tcW w:type="dxa" w:w="1440"/>
+          </w:tcPr>
+          <w:p>
+            <w:r>
+              <w:t>**Appro**</w:t>
+            </w:r>
+          </w:p>
+        </w:tc>
+        <w:tc>
+          <w:tcPr>
+            <w:tcW w:type="dxa" w:w="1440"/>
+          </w:tcPr>
+          <w:p>
+            <w:r>
+              <w:t>1.00</w:t>
+            </w:r>
+          </w:p>
+        </w:tc>
+        <w:tc>
+          <w:tcPr>
+            <w:tcW w:type="dxa" w:w="1440"/>
+          </w:tcPr>
+          <w:p>
+            <w:r>
+              <w:t>**1.49**</w:t>
+            </w:r>
+          </w:p>
+        </w:tc>
+        <w:tc>
+          <w:tcPr>
+            <w:tcW w:type="dxa" w:w="1440"/>
+          </w:tcPr>
+          <w:p>
+            <w:r>
+              <w:t>1.00</w:t>
+            </w:r>
+          </w:p>
+        </w:tc>
+        <w:tc>
+          <w:tcPr>
+            <w:tcW w:type="dxa" w:w="1440"/>
+          </w:tcPr>
+          <w:p>
+            <w:r>
+              <w:t>1.05</w:t>
+            </w:r>
+          </w:p>
+        </w:tc>
+        <w:tc>
+          <w:tcPr>
+            <w:tcW w:type="dxa" w:w="1440"/>
+          </w:tcPr>
+          <w:p>
+            <w:r>
+              <w:t>1.03</w:t>
+            </w:r>
+          </w:p>
+        </w:tc>
+      </w:tr>
+      <w:tr>
+        <w:tc>
+          <w:tcPr>
+            <w:tcW w:type="dxa" w:w="1440"/>
+          </w:tcPr>
+          <w:p>
+            <w:r>
+              <w:t>**Logi**</w:t>
+            </w:r>
+          </w:p>
+        </w:tc>
+        <w:tc>
+          <w:tcPr>
+            <w:tcW w:type="dxa" w:w="1440"/>
+          </w:tcPr>
+          <w:p>
+            <w:r>
+              <w:t>**1.49**</w:t>
+            </w:r>
+          </w:p>
+        </w:tc>
+        <w:tc>
+          <w:tcPr>
+            <w:tcW w:type="dxa" w:w="1440"/>
+          </w:tcPr>
+          <w:p>
+            <w:r>
+              <w:t>1.20</w:t>
+            </w:r>
+          </w:p>
+        </w:tc>
+        <w:tc>
+          <w:tcPr>
+            <w:tcW w:type="dxa" w:w="1440"/>
+          </w:tcPr>
+          <w:p>
+            <w:r>
+              <w:t>**1.49**</w:t>
+            </w:r>
+          </w:p>
+        </w:tc>
+        <w:tc>
+          <w:tcPr>
+            <w:tcW w:type="dxa" w:w="1440"/>
+          </w:tcPr>
+          <w:p>
+            <w:r>
+              <w:t>0.74</w:t>
+            </w:r>
+          </w:p>
+        </w:tc>
+        <w:tc>
+          <w:tcPr>
+            <w:tcW w:type="dxa" w:w="1440"/>
+          </w:tcPr>
+          <w:p>
+            <w:r>
+              <w:t>**1.49**</w:t>
+            </w:r>
+          </w:p>
+        </w:tc>
+      </w:tr>
+      <w:tr>
+        <w:tc>
+          <w:tcPr>
+            <w:tcW w:type="dxa" w:w="1440"/>
+          </w:tcPr>
+          <w:p>
+            <w:r>
+              <w:t>**Qual**</w:t>
+            </w:r>
+          </w:p>
+        </w:tc>
+        <w:tc>
+          <w:tcPr>
+            <w:tcW w:type="dxa" w:w="1440"/>
+          </w:tcPr>
+          <w:p>
+            <w:r>
+              <w:t>1.00</w:t>
+            </w:r>
+          </w:p>
+        </w:tc>
+        <w:tc>
+          <w:tcPr>
+            <w:tcW w:type="dxa" w:w="1440"/>
+          </w:tcPr>
+          <w:p>
+            <w:r>
+              <w:t>**1.49**</w:t>
+            </w:r>
+          </w:p>
+        </w:tc>
+        <w:tc>
+          <w:tcPr>
+            <w:tcW w:type="dxa" w:w="1440"/>
+          </w:tcPr>
+          <w:p>
+            <w:r>
+              <w:t>1.00</w:t>
+            </w:r>
+          </w:p>
+        </w:tc>
+        <w:tc>
+          <w:tcPr>
+            <w:tcW w:type="dxa" w:w="1440"/>
+          </w:tcPr>
+          <w:p>
+            <w:r>
+              <w:t>1.05</w:t>
+            </w:r>
+          </w:p>
+        </w:tc>
+        <w:tc>
+          <w:tcPr>
+            <w:tcW w:type="dxa" w:w="1440"/>
+          </w:tcPr>
+          <w:p>
+            <w:r>
+              <w:t>1.02</w:t>
+            </w:r>
+          </w:p>
+        </w:tc>
+      </w:tr>
+      <w:tr>
+        <w:tc>
+          <w:tcPr>
+            <w:tcW w:type="dxa" w:w="1440"/>
+          </w:tcPr>
+          <w:p>
+            <w:r>
+              <w:t>**Prod**</w:t>
+            </w:r>
+          </w:p>
+        </w:tc>
+        <w:tc>
+          <w:tcPr>
+            <w:tcW w:type="dxa" w:w="1440"/>
+          </w:tcPr>
+          <w:p>
+            <w:r>
+              <w:t>1.05</w:t>
+            </w:r>
+          </w:p>
+        </w:tc>
+        <w:tc>
+          <w:tcPr>
+            <w:tcW w:type="dxa" w:w="1440"/>
+          </w:tcPr>
+          <w:p>
+            <w:r>
+              <w:t>0.74</w:t>
+            </w:r>
+          </w:p>
+        </w:tc>
+        <w:tc>
+          <w:tcPr>
+            <w:tcW w:type="dxa" w:w="1440"/>
+          </w:tcPr>
+          <w:p>
+            <w:r>
+              <w:t>1.05</w:t>
+            </w:r>
+          </w:p>
+        </w:tc>
+        <w:tc>
+          <w:tcPr>
+            <w:tcW w:type="dxa" w:w="1440"/>
+          </w:tcPr>
+          <w:p>
+            <w:r>
+              <w:t>1.05</w:t>
+            </w:r>
+          </w:p>
+        </w:tc>
+        <w:tc>
+          <w:tcPr>
+            <w:tcW w:type="dxa" w:w="1440"/>
+          </w:tcPr>
+          <w:p>
+            <w:r>
+              <w:t>1.07</w:t>
+            </w:r>
+          </w:p>
+        </w:tc>
+      </w:tr>
+      <w:tr>
+        <w:tc>
+          <w:tcPr>
+            <w:tcW w:type="dxa" w:w="1440"/>
+          </w:tcPr>
+          <w:p>
+            <w:r>
+              <w:t>**Dem**</w:t>
+            </w:r>
+          </w:p>
+        </w:tc>
+        <w:tc>
+          <w:tcPr>
+            <w:tcW w:type="dxa" w:w="1440"/>
+          </w:tcPr>
+          <w:p>
+            <w:r>
+              <w:t>1.03</w:t>
+            </w:r>
+          </w:p>
+        </w:tc>
+        <w:tc>
+          <w:tcPr>
+            <w:tcW w:type="dxa" w:w="1440"/>
+          </w:tcPr>
+          <w:p>
+            <w:r>
+              <w:t>**1.49**</w:t>
+            </w:r>
+          </w:p>
+        </w:tc>
+        <w:tc>
+          <w:tcPr>
+            <w:tcW w:type="dxa" w:w="1440"/>
+          </w:tcPr>
+          <w:p>
+            <w:r>
+              <w:t>1.02</w:t>
+            </w:r>
+          </w:p>
+        </w:tc>
+        <w:tc>
+          <w:tcPr>
+            <w:tcW w:type="dxa" w:w="1440"/>
+          </w:tcPr>
+          <w:p>
+            <w:r>
+              <w:t>1.07</w:t>
+            </w:r>
+          </w:p>
+        </w:tc>
+        <w:tc>
+          <w:tcPr>
+            <w:tcW w:type="dxa" w:w="1440"/>
+          </w:tcPr>
+          <w:p>
+            <w:r>
+              <w:t>1.05</w:t>
+            </w:r>
+          </w:p>
+        </w:tc>
+      </w:tr>
+    </w:tbl>
+    <w:p>
+      <w:pPr>
+        <w:pStyle w:val="Heading4"/>
+      </w:pPr>
+      <w:r>
+        <w:t>Doctrine FLUX (V1+V2)</w:t>
+      </w:r>
+    </w:p>
+    <w:tbl>
+      <w:tblPr>
+        <w:tblStyle w:val="LightGrid-Accent1"/>
+        <w:tblW w:type="auto" w:w="0"/>
+        <w:tblLook w:firstColumn="1" w:firstRow="1" w:lastColumn="0" w:lastRow="0" w:noHBand="0" w:noVBand="1" w:val="04A0"/>
+      </w:tblPr>
+      <w:tblGrid>
+        <w:gridCol w:w="1440"/>
+        <w:gridCol w:w="1440"/>
+        <w:gridCol w:w="1440"/>
+        <w:gridCol w:w="1440"/>
+        <w:gridCol w:w="1440"/>
+        <w:gridCol w:w="1440"/>
+      </w:tblGrid>
+      <w:tr>
+        <w:tc>
+          <w:tcPr>
+            <w:tcW w:type="dxa" w:w="1440"/>
+          </w:tcPr>
+          <w:p>
+            <w:r>
+              <w:rPr>
+                <w:b/>
+              </w:rPr>
+            </w:r>
+          </w:p>
+        </w:tc>
+        <w:tc>
+          <w:tcPr>
+            <w:tcW w:type="dxa" w:w="1440"/>
+          </w:tcPr>
+          <w:p>
+            <w:r>
+              <w:rPr>
+                <w:b/>
+              </w:rPr>
+              <w:t>Appro</w:t>
+            </w:r>
+          </w:p>
+        </w:tc>
+        <w:tc>
+          <w:tcPr>
+            <w:tcW w:type="dxa" w:w="1440"/>
+          </w:tcPr>
+          <w:p>
+            <w:r>
+              <w:rPr>
+                <w:b/>
+              </w:rPr>
+              <w:t>Logi</w:t>
+            </w:r>
+          </w:p>
+        </w:tc>
+        <w:tc>
+          <w:tcPr>
+            <w:tcW w:type="dxa" w:w="1440"/>
+          </w:tcPr>
+          <w:p>
+            <w:r>
+              <w:rPr>
+                <w:b/>
+              </w:rPr>
+              <w:t>Qual</w:t>
+            </w:r>
+          </w:p>
+        </w:tc>
+        <w:tc>
+          <w:tcPr>
+            <w:tcW w:type="dxa" w:w="1440"/>
+          </w:tcPr>
+          <w:p>
+            <w:r>
+              <w:rPr>
+                <w:b/>
+              </w:rPr>
+              <w:t>Prod</w:t>
+            </w:r>
+          </w:p>
+        </w:tc>
+        <w:tc>
+          <w:tcPr>
+            <w:tcW w:type="dxa" w:w="1440"/>
+          </w:tcPr>
+          <w:p>
+            <w:r>
+              <w:rPr>
+                <w:b/>
+              </w:rPr>
+              <w:t>Dem</w:t>
+            </w:r>
+          </w:p>
+        </w:tc>
+      </w:tr>
+      <w:tr>
+        <w:tc>
+          <w:tcPr>
+            <w:tcW w:type="dxa" w:w="1440"/>
+          </w:tcPr>
+          <w:p>
+            <w:r>
+              <w:t>**Appro**</w:t>
+            </w:r>
+          </w:p>
+        </w:tc>
+        <w:tc>
+          <w:tcPr>
+            <w:tcW w:type="dxa" w:w="1440"/>
+          </w:tcPr>
+          <w:p>
+            <w:r>
+              <w:t>1.00</w:t>
+            </w:r>
+          </w:p>
+        </w:tc>
+        <w:tc>
+          <w:tcPr>
+            <w:tcW w:type="dxa" w:w="1440"/>
+          </w:tcPr>
+          <w:p>
+            <w:r>
+              <w:t>1.36</w:t>
+            </w:r>
+          </w:p>
+        </w:tc>
+        <w:tc>
+          <w:tcPr>
+            <w:tcW w:type="dxa" w:w="1440"/>
+          </w:tcPr>
+          <w:p>
+            <w:r>
+              <w:t>1.00</w:t>
+            </w:r>
+          </w:p>
+        </w:tc>
+        <w:tc>
+          <w:tcPr>
+            <w:tcW w:type="dxa" w:w="1440"/>
+          </w:tcPr>
+          <w:p>
+            <w:r>
+              <w:t>1.03</w:t>
+            </w:r>
+          </w:p>
+        </w:tc>
+        <w:tc>
+          <w:tcPr>
+            <w:tcW w:type="dxa" w:w="1440"/>
+          </w:tcPr>
+          <w:p>
+            <w:r>
+              <w:t>1.20</w:t>
+            </w:r>
+          </w:p>
+        </w:tc>
+      </w:tr>
+      <w:tr>
+        <w:tc>
+          <w:tcPr>
+            <w:tcW w:type="dxa" w:w="1440"/>
+          </w:tcPr>
+          <w:p>
+            <w:r>
+              <w:t>**Logi**</w:t>
+            </w:r>
+          </w:p>
+        </w:tc>
+        <w:tc>
+          <w:tcPr>
+            <w:tcW w:type="dxa" w:w="1440"/>
+          </w:tcPr>
+          <w:p>
+            <w:r>
+              <w:t>1.36</w:t>
+            </w:r>
+          </w:p>
+        </w:tc>
+        <w:tc>
+          <w:tcPr>
+            <w:tcW w:type="dxa" w:w="1440"/>
+          </w:tcPr>
+          <w:p>
+            <w:r>
+              <w:t>1.70</w:t>
+            </w:r>
+          </w:p>
+        </w:tc>
+        <w:tc>
+          <w:tcPr>
+            <w:tcW w:type="dxa" w:w="1440"/>
+          </w:tcPr>
+          <w:p>
+            <w:r>
+              <w:t>1.36</w:t>
+            </w:r>
+          </w:p>
+        </w:tc>
+        <w:tc>
+          <w:tcPr>
+            <w:tcW w:type="dxa" w:w="1440"/>
+          </w:tcPr>
+          <w:p>
+            <w:r>
+              <w:t>1.08</w:t>
+            </w:r>
+          </w:p>
+        </w:tc>
+        <w:tc>
+          <w:tcPr>
+            <w:tcW w:type="dxa" w:w="1440"/>
+          </w:tcPr>
+          <w:p>
+            <w:r>
+              <w:t>**2.20**</w:t>
+            </w:r>
+          </w:p>
+        </w:tc>
+      </w:tr>
+      <w:tr>
+        <w:tc>
+          <w:tcPr>
+            <w:tcW w:type="dxa" w:w="1440"/>
+          </w:tcPr>
+          <w:p>
+            <w:r>
+              <w:t>**Qual**</w:t>
+            </w:r>
+          </w:p>
+        </w:tc>
+        <w:tc>
+          <w:tcPr>
+            <w:tcW w:type="dxa" w:w="1440"/>
+          </w:tcPr>
+          <w:p>
+            <w:r>
+              <w:t>1.00</w:t>
+            </w:r>
+          </w:p>
+        </w:tc>
+        <w:tc>
+          <w:tcPr>
+            <w:tcW w:type="dxa" w:w="1440"/>
+          </w:tcPr>
+          <w:p>
+            <w:r>
+              <w:t>1.36</w:t>
+            </w:r>
+          </w:p>
+        </w:tc>
+        <w:tc>
+          <w:tcPr>
+            <w:tcW w:type="dxa" w:w="1440"/>
+          </w:tcPr>
+          <w:p>
+            <w:r>
+              <w:t>1.00</w:t>
+            </w:r>
+          </w:p>
+        </w:tc>
+        <w:tc>
+          <w:tcPr>
+            <w:tcW w:type="dxa" w:w="1440"/>
+          </w:tcPr>
+          <w:p>
+            <w:r>
+              <w:t>1.01</w:t>
+            </w:r>
+          </w:p>
+        </w:tc>
+        <w:tc>
+          <w:tcPr>
+            <w:tcW w:type="dxa" w:w="1440"/>
+          </w:tcPr>
+          <w:p>
+            <w:r>
+              <w:t>1.19</w:t>
+            </w:r>
+          </w:p>
+        </w:tc>
+      </w:tr>
+      <w:tr>
+        <w:tc>
+          <w:tcPr>
+            <w:tcW w:type="dxa" w:w="1440"/>
+          </w:tcPr>
+          <w:p>
+            <w:r>
+              <w:t>**Prod**</w:t>
+            </w:r>
+          </w:p>
+        </w:tc>
+        <w:tc>
+          <w:tcPr>
+            <w:tcW w:type="dxa" w:w="1440"/>
+          </w:tcPr>
+          <w:p>
+            <w:r>
+              <w:t>1.03</w:t>
+            </w:r>
+          </w:p>
+        </w:tc>
+        <w:tc>
+          <w:tcPr>
+            <w:tcW w:type="dxa" w:w="1440"/>
+          </w:tcPr>
+          <w:p>
+            <w:r>
+              <w:t>1.08</w:t>
+            </w:r>
+          </w:p>
+        </w:tc>
+        <w:tc>
+          <w:tcPr>
+            <w:tcW w:type="dxa" w:w="1440"/>
+          </w:tcPr>
+          <w:p>
+            <w:r>
+              <w:t>1.01</w:t>
+            </w:r>
+          </w:p>
+        </w:tc>
+        <w:tc>
+          <w:tcPr>
+            <w:tcW w:type="dxa" w:w="1440"/>
+          </w:tcPr>
+          <w:p>
+            <w:r>
+              <w:t>1.03</w:t>
+            </w:r>
+          </w:p>
+        </w:tc>
+        <w:tc>
+          <w:tcPr>
+            <w:tcW w:type="dxa" w:w="1440"/>
+          </w:tcPr>
+          <w:p>
+            <w:r>
+              <w:t>1.23</w:t>
+            </w:r>
+          </w:p>
+        </w:tc>
+      </w:tr>
+      <w:tr>
+        <w:tc>
+          <w:tcPr>
+            <w:tcW w:type="dxa" w:w="1440"/>
+          </w:tcPr>
+          <w:p>
+            <w:r>
+              <w:t>**Dem**</w:t>
+            </w:r>
+          </w:p>
+        </w:tc>
+        <w:tc>
+          <w:tcPr>
+            <w:tcW w:type="dxa" w:w="1440"/>
+          </w:tcPr>
+          <w:p>
+            <w:r>
+              <w:t>1.20</w:t>
+            </w:r>
+          </w:p>
+        </w:tc>
+        <w:tc>
+          <w:tcPr>
+            <w:tcW w:type="dxa" w:w="1440"/>
+          </w:tcPr>
+          <w:p>
+            <w:r>
+              <w:t>**2.20**</w:t>
+            </w:r>
+          </w:p>
+        </w:tc>
+        <w:tc>
+          <w:tcPr>
+            <w:tcW w:type="dxa" w:w="1440"/>
+          </w:tcPr>
+          <w:p>
+            <w:r>
+              <w:t>1.19</w:t>
+            </w:r>
+          </w:p>
+        </w:tc>
+        <w:tc>
+          <w:tcPr>
+            <w:tcW w:type="dxa" w:w="1440"/>
+          </w:tcPr>
+          <w:p>
+            <w:r>
+              <w:t>1.23</w:t>
+            </w:r>
+          </w:p>
+        </w:tc>
+        <w:tc>
+          <w:tcPr>
+            <w:tcW w:type="dxa" w:w="1440"/>
+          </w:tcPr>
+          <w:p>
+            <w:r>
+              <w:t>1.05</w:t>
+            </w:r>
+          </w:p>
+        </w:tc>
+      </w:tr>
+    </w:tbl>
+    <w:p>
+      <w:pPr>
+        <w:pStyle w:val="Heading4"/>
+      </w:pPr>
+      <w:r>
+        <w:t>Doctrine OF+EVENT (V8)</w:t>
+      </w:r>
+    </w:p>
+    <w:tbl>
+      <w:tblPr>
+        <w:tblStyle w:val="LightGrid-Accent1"/>
+        <w:tblW w:type="auto" w:w="0"/>
+        <w:tblLook w:firstColumn="1" w:firstRow="1" w:lastColumn="0" w:lastRow="0" w:noHBand="0" w:noVBand="1" w:val="04A0"/>
+      </w:tblPr>
+      <w:tblGrid>
+        <w:gridCol w:w="1440"/>
+        <w:gridCol w:w="1440"/>
+        <w:gridCol w:w="1440"/>
+        <w:gridCol w:w="1440"/>
+        <w:gridCol w:w="1440"/>
+        <w:gridCol w:w="1440"/>
+      </w:tblGrid>
+      <w:tr>
+        <w:tc>
+          <w:tcPr>
+            <w:tcW w:type="dxa" w:w="1440"/>
+          </w:tcPr>
+          <w:p>
+            <w:r>
+              <w:rPr>
+                <w:b/>
+              </w:rPr>
+            </w:r>
+          </w:p>
+        </w:tc>
+        <w:tc>
+          <w:tcPr>
+            <w:tcW w:type="dxa" w:w="1440"/>
+          </w:tcPr>
+          <w:p>
+            <w:r>
+              <w:rPr>
+                <w:b/>
+              </w:rPr>
+              <w:t>Appro</w:t>
+            </w:r>
+          </w:p>
+        </w:tc>
+        <w:tc>
+          <w:tcPr>
+            <w:tcW w:type="dxa" w:w="1440"/>
+          </w:tcPr>
+          <w:p>
+            <w:r>
+              <w:rPr>
+                <w:b/>
+              </w:rPr>
+              <w:t>Logi</w:t>
+            </w:r>
+          </w:p>
+        </w:tc>
+        <w:tc>
+          <w:tcPr>
+            <w:tcW w:type="dxa" w:w="1440"/>
+          </w:tcPr>
+          <w:p>
+            <w:r>
+              <w:rPr>
+                <w:b/>
+              </w:rPr>
+              <w:t>Qual</w:t>
+            </w:r>
+          </w:p>
+        </w:tc>
+        <w:tc>
+          <w:tcPr>
+            <w:tcW w:type="dxa" w:w="1440"/>
+          </w:tcPr>
+          <w:p>
+            <w:r>
+              <w:rPr>
+                <w:b/>
+              </w:rPr>
+              <w:t>Prod</w:t>
+            </w:r>
+          </w:p>
+        </w:tc>
+        <w:tc>
+          <w:tcPr>
+            <w:tcW w:type="dxa" w:w="1440"/>
+          </w:tcPr>
+          <w:p>
+            <w:r>
+              <w:rPr>
+                <w:b/>
+              </w:rPr>
+              <w:t>Dem</w:t>
+            </w:r>
+          </w:p>
+        </w:tc>
+      </w:tr>
+      <w:tr>
+        <w:tc>
+          <w:tcPr>
+            <w:tcW w:type="dxa" w:w="1440"/>
+          </w:tcPr>
+          <w:p>
+            <w:r>
+              <w:t>**Appro**</w:t>
+            </w:r>
+          </w:p>
+        </w:tc>
+        <w:tc>
+          <w:tcPr>
+            <w:tcW w:type="dxa" w:w="1440"/>
+          </w:tcPr>
+          <w:p>
+            <w:r>
+              <w:t>1.00</w:t>
+            </w:r>
+          </w:p>
+        </w:tc>
+        <w:tc>
+          <w:tcPr>
+            <w:tcW w:type="dxa" w:w="1440"/>
+          </w:tcPr>
+          <w:p>
+            <w:r>
+              <w:t>1.13</w:t>
+            </w:r>
+          </w:p>
+        </w:tc>
+        <w:tc>
+          <w:tcPr>
+            <w:tcW w:type="dxa" w:w="1440"/>
+          </w:tcPr>
+          <w:p>
+            <w:r>
+              <w:t>1.00</w:t>
+            </w:r>
+          </w:p>
+        </w:tc>
+        <w:tc>
+          <w:tcPr>
+            <w:tcW w:type="dxa" w:w="1440"/>
+          </w:tcPr>
+          <w:p>
+            <w:r>
+              <w:t>1.01</w:t>
+            </w:r>
+          </w:p>
+        </w:tc>
+        <w:tc>
+          <w:tcPr>
+            <w:tcW w:type="dxa" w:w="1440"/>
+          </w:tcPr>
+          <w:p>
+            <w:r>
+              <w:t>1.03</w:t>
+            </w:r>
+          </w:p>
+        </w:tc>
+      </w:tr>
+      <w:tr>
+        <w:tc>
+          <w:tcPr>
+            <w:tcW w:type="dxa" w:w="1440"/>
+          </w:tcPr>
+          <w:p>
+            <w:r>
+              <w:t>**Logi**</w:t>
+            </w:r>
+          </w:p>
+        </w:tc>
+        <w:tc>
+          <w:tcPr>
+            <w:tcW w:type="dxa" w:w="1440"/>
+          </w:tcPr>
+          <w:p>
+            <w:r>
+              <w:t>1.13</w:t>
+            </w:r>
+          </w:p>
+        </w:tc>
+        <w:tc>
+          <w:tcPr>
+            <w:tcW w:type="dxa" w:w="1440"/>
+          </w:tcPr>
+          <w:p>
+            <w:r>
+              <w:t>1.23</w:t>
+            </w:r>
+          </w:p>
+        </w:tc>
+        <w:tc>
+          <w:tcPr>
+            <w:tcW w:type="dxa" w:w="1440"/>
+          </w:tcPr>
+          <w:p>
+            <w:r>
+              <w:t>1.13</w:t>
+            </w:r>
+          </w:p>
+        </w:tc>
+        <w:tc>
+          <w:tcPr>
+            <w:tcW w:type="dxa" w:w="1440"/>
+          </w:tcPr>
+          <w:p>
+            <w:r>
+              <w:t>0.87</w:t>
+            </w:r>
+          </w:p>
+        </w:tc>
+        <w:tc>
+          <w:tcPr>
+            <w:tcW w:type="dxa" w:w="1440"/>
+          </w:tcPr>
+          <w:p>
+            <w:r>
+              <w:t>1.15</w:t>
+            </w:r>
+          </w:p>
+        </w:tc>
+      </w:tr>
+      <w:tr>
+        <w:tc>
+          <w:tcPr>
+            <w:tcW w:type="dxa" w:w="1440"/>
+          </w:tcPr>
+          <w:p>
+            <w:r>
+              <w:t>**Qual**</w:t>
+            </w:r>
+          </w:p>
+        </w:tc>
+        <w:tc>
+          <w:tcPr>
+            <w:tcW w:type="dxa" w:w="1440"/>
+          </w:tcPr>
+          <w:p>
+            <w:r>
+              <w:t>1.00</w:t>
+            </w:r>
+          </w:p>
+        </w:tc>
+        <w:tc>
+          <w:tcPr>
+            <w:tcW w:type="dxa" w:w="1440"/>
+          </w:tcPr>
+          <w:p>
+            <w:r>
+              <w:t>1.13</w:t>
+            </w:r>
+          </w:p>
+        </w:tc>
+        <w:tc>
+          <w:tcPr>
+            <w:tcW w:type="dxa" w:w="1440"/>
+          </w:tcPr>
+          <w:p>
+            <w:r>
+              <w:t>1.00</w:t>
+            </w:r>
+          </w:p>
+        </w:tc>
+        <w:tc>
+          <w:tcPr>
+            <w:tcW w:type="dxa" w:w="1440"/>
+          </w:tcPr>
+          <w:p>
+            <w:r>
+              <w:t>1.01</w:t>
+            </w:r>
+          </w:p>
+        </w:tc>
+        <w:tc>
+          <w:tcPr>
+            <w:tcW w:type="dxa" w:w="1440"/>
+          </w:tcPr>
+          <w:p>
+            <w:r>
+              <w:t>1.02</w:t>
+            </w:r>
+          </w:p>
+        </w:tc>
+      </w:tr>
+      <w:tr>
+        <w:tc>
+          <w:tcPr>
+            <w:tcW w:type="dxa" w:w="1440"/>
+          </w:tcPr>
+          <w:p>
+            <w:r>
+              <w:t>**Prod**</w:t>
+            </w:r>
+          </w:p>
+        </w:tc>
+        <w:tc>
+          <w:tcPr>
+            <w:tcW w:type="dxa" w:w="1440"/>
+          </w:tcPr>
+          <w:p>
+            <w:r>
+              <w:t>1.01</w:t>
+            </w:r>
+          </w:p>
+        </w:tc>
+        <w:tc>
+          <w:tcPr>
+            <w:tcW w:type="dxa" w:w="1440"/>
+          </w:tcPr>
+          <w:p>
+            <w:r>
+              <w:t>0.87</w:t>
+            </w:r>
+          </w:p>
+        </w:tc>
+        <w:tc>
+          <w:tcPr>
+            <w:tcW w:type="dxa" w:w="1440"/>
+          </w:tcPr>
+          <w:p>
+            <w:r>
+              <w:t>1.01</w:t>
+            </w:r>
+          </w:p>
+        </w:tc>
+        <w:tc>
+          <w:tcPr>
+            <w:tcW w:type="dxa" w:w="1440"/>
+          </w:tcPr>
+          <w:p>
+            <w:r>
+              <w:t>1.01</w:t>
+            </w:r>
+          </w:p>
+        </w:tc>
+        <w:tc>
+          <w:tcPr>
+            <w:tcW w:type="dxa" w:w="1440"/>
+          </w:tcPr>
+          <w:p>
+            <w:r>
+              <w:t>1.04</w:t>
+            </w:r>
+          </w:p>
+        </w:tc>
+      </w:tr>
+      <w:tr>
+        <w:tc>
+          <w:tcPr>
+            <w:tcW w:type="dxa" w:w="1440"/>
+          </w:tcPr>
+          <w:p>
+            <w:r>
+              <w:t>**Dem**</w:t>
+            </w:r>
+          </w:p>
+        </w:tc>
+        <w:tc>
+          <w:tcPr>
+            <w:tcW w:type="dxa" w:w="1440"/>
+          </w:tcPr>
+          <w:p>
+            <w:r>
+              <w:t>1.03</w:t>
+            </w:r>
+          </w:p>
+        </w:tc>
+        <w:tc>
+          <w:tcPr>
+            <w:tcW w:type="dxa" w:w="1440"/>
+          </w:tcPr>
+          <w:p>
+            <w:r>
+              <w:t>1.15</w:t>
+            </w:r>
+          </w:p>
+        </w:tc>
+        <w:tc>
+          <w:tcPr>
+            <w:tcW w:type="dxa" w:w="1440"/>
+          </w:tcPr>
+          <w:p>
+            <w:r>
+              <w:t>1.02</w:t>
+            </w:r>
+          </w:p>
+        </w:tc>
+        <w:tc>
+          <w:tcPr>
+            <w:tcW w:type="dxa" w:w="1440"/>
+          </w:tcPr>
+          <w:p>
+            <w:r>
+              <w:t>1.04</w:t>
+            </w:r>
+          </w:p>
+        </w:tc>
+        <w:tc>
+          <w:tcPr>
+            <w:tcW w:type="dxa" w:w="1440"/>
+          </w:tcPr>
+          <w:p>
+            <w:r>
+              <w:t>1.05</w:t>
+            </w:r>
+          </w:p>
+        </w:tc>
+      </w:tr>
+    </w:tbl>
+    <w:p>
+      <w:pPr>
+        <w:pStyle w:val="Heading4"/>
+      </w:pPr>
+      <w:r>
+        <w:t>Doctrine EVENT (V3+)</w:t>
+      </w:r>
+    </w:p>
+    <w:tbl>
+      <w:tblPr>
+        <w:tblStyle w:val="LightGrid-Accent1"/>
+        <w:tblW w:type="auto" w:w="0"/>
+        <w:tblLook w:firstColumn="1" w:firstRow="1" w:lastColumn="0" w:lastRow="0" w:noHBand="0" w:noVBand="1" w:val="04A0"/>
+      </w:tblPr>
+      <w:tblGrid>
+        <w:gridCol w:w="1440"/>
+        <w:gridCol w:w="1440"/>
+        <w:gridCol w:w="1440"/>
+        <w:gridCol w:w="1440"/>
+        <w:gridCol w:w="1440"/>
+        <w:gridCol w:w="1440"/>
+      </w:tblGrid>
+      <w:tr>
+        <w:tc>
+          <w:tcPr>
+            <w:tcW w:type="dxa" w:w="1440"/>
+          </w:tcPr>
+          <w:p>
+            <w:r>
+              <w:rPr>
+                <w:b/>
+              </w:rPr>
+            </w:r>
+          </w:p>
+        </w:tc>
+        <w:tc>
+          <w:tcPr>
+            <w:tcW w:type="dxa" w:w="1440"/>
+          </w:tcPr>
+          <w:p>
+            <w:r>
+              <w:rPr>
+                <w:b/>
+              </w:rPr>
+              <w:t>Appro</w:t>
+            </w:r>
+          </w:p>
+        </w:tc>
+        <w:tc>
+          <w:tcPr>
+            <w:tcW w:type="dxa" w:w="1440"/>
+          </w:tcPr>
+          <w:p>
+            <w:r>
+              <w:rPr>
+                <w:b/>
+              </w:rPr>
+              <w:t>Logi</w:t>
+            </w:r>
+          </w:p>
+        </w:tc>
+        <w:tc>
+          <w:tcPr>
+            <w:tcW w:type="dxa" w:w="1440"/>
+          </w:tcPr>
+          <w:p>
+            <w:r>
+              <w:rPr>
+                <w:b/>
+              </w:rPr>
+              <w:t>Qual</w:t>
+            </w:r>
+          </w:p>
+        </w:tc>
+        <w:tc>
+          <w:tcPr>
+            <w:tcW w:type="dxa" w:w="1440"/>
+          </w:tcPr>
+          <w:p>
+            <w:r>
+              <w:rPr>
+                <w:b/>
+              </w:rPr>
+              <w:t>Prod</w:t>
+            </w:r>
+          </w:p>
+        </w:tc>
+        <w:tc>
+          <w:tcPr>
+            <w:tcW w:type="dxa" w:w="1440"/>
+          </w:tcPr>
+          <w:p>
+            <w:r>
+              <w:rPr>
+                <w:b/>
+              </w:rPr>
+              <w:t>Dem</w:t>
+            </w:r>
+          </w:p>
+        </w:tc>
+      </w:tr>
+      <w:tr>
+        <w:tc>
+          <w:tcPr>
+            <w:tcW w:type="dxa" w:w="1440"/>
+          </w:tcPr>
+          <w:p>
+            <w:r>
+              <w:t>**Appro**</w:t>
+            </w:r>
+          </w:p>
+        </w:tc>
+        <w:tc>
+          <w:tcPr>
+            <w:tcW w:type="dxa" w:w="1440"/>
+          </w:tcPr>
+          <w:p>
+            <w:r>
+              <w:t>1.00</w:t>
+            </w:r>
+          </w:p>
+        </w:tc>
+        <w:tc>
+          <w:tcPr>
+            <w:tcW w:type="dxa" w:w="1440"/>
+          </w:tcPr>
+          <w:p>
+            <w:r>
+              <w:t>0.99</w:t>
+            </w:r>
+          </w:p>
+        </w:tc>
+        <w:tc>
+          <w:tcPr>
+            <w:tcW w:type="dxa" w:w="1440"/>
+          </w:tcPr>
+          <w:p>
+            <w:r>
+              <w:t>1.00</w:t>
+            </w:r>
+          </w:p>
+        </w:tc>
+        <w:tc>
+          <w:tcPr>
+            <w:tcW w:type="dxa" w:w="1440"/>
+          </w:tcPr>
+          <w:p>
+            <w:r>
+              <w:t>1.01</w:t>
+            </w:r>
+          </w:p>
+        </w:tc>
+        <w:tc>
+          <w:tcPr>
+            <w:tcW w:type="dxa" w:w="1440"/>
+          </w:tcPr>
+          <w:p>
+            <w:r>
+              <w:t>1.20</w:t>
+            </w:r>
+          </w:p>
+        </w:tc>
+      </w:tr>
+      <w:tr>
+        <w:tc>
+          <w:tcPr>
+            <w:tcW w:type="dxa" w:w="1440"/>
+          </w:tcPr>
+          <w:p>
+            <w:r>
+              <w:t>**Logi**</w:t>
+            </w:r>
+          </w:p>
+        </w:tc>
+        <w:tc>
+          <w:tcPr>
+            <w:tcW w:type="dxa" w:w="1440"/>
+          </w:tcPr>
+          <w:p>
+            <w:r>
+              <w:t>0.99</w:t>
+            </w:r>
+          </w:p>
+        </w:tc>
+        <w:tc>
+          <w:tcPr>
+            <w:tcW w:type="dxa" w:w="1440"/>
+          </w:tcPr>
+          <w:p>
+            <w:r>
+              <w:t>1.52</w:t>
+            </w:r>
+          </w:p>
+        </w:tc>
+        <w:tc>
+          <w:tcPr>
+            <w:tcW w:type="dxa" w:w="1440"/>
+          </w:tcPr>
+          <w:p>
+            <w:r>
+              <w:t>0.99</w:t>
+            </w:r>
+          </w:p>
+        </w:tc>
+        <w:tc>
+          <w:tcPr>
+            <w:tcW w:type="dxa" w:w="1440"/>
+          </w:tcPr>
+          <w:p>
+            <w:r>
+              <w:t>1.01</w:t>
+            </w:r>
+          </w:p>
+        </w:tc>
+        <w:tc>
+          <w:tcPr>
+            <w:tcW w:type="dxa" w:w="1440"/>
+          </w:tcPr>
+          <w:p>
+            <w:r>
+              <w:t>1.16</w:t>
+            </w:r>
+          </w:p>
+        </w:tc>
+      </w:tr>
+      <w:tr>
+        <w:tc>
+          <w:tcPr>
+            <w:tcW w:type="dxa" w:w="1440"/>
+          </w:tcPr>
+          <w:p>
+            <w:r>
+              <w:t>**Qual**</w:t>
+            </w:r>
+          </w:p>
+        </w:tc>
+        <w:tc>
+          <w:tcPr>
+            <w:tcW w:type="dxa" w:w="1440"/>
+          </w:tcPr>
+          <w:p>
+            <w:r>
+              <w:t>1.00</w:t>
+            </w:r>
+          </w:p>
+        </w:tc>
+        <w:tc>
+          <w:tcPr>
+            <w:tcW w:type="dxa" w:w="1440"/>
+          </w:tcPr>
+          <w:p>
+            <w:r>
+              <w:t>0.99</w:t>
+            </w:r>
+          </w:p>
+        </w:tc>
+        <w:tc>
+          <w:tcPr>
+            <w:tcW w:type="dxa" w:w="1440"/>
+          </w:tcPr>
+          <w:p>
+            <w:r>
+              <w:t>1.00</w:t>
+            </w:r>
+          </w:p>
+        </w:tc>
+        <w:tc>
+          <w:tcPr>
+            <w:tcW w:type="dxa" w:w="1440"/>
+          </w:tcPr>
+          <w:p>
+            <w:r>
+              <w:t>1.01</w:t>
+            </w:r>
+          </w:p>
+        </w:tc>
+        <w:tc>
+          <w:tcPr>
+            <w:tcW w:type="dxa" w:w="1440"/>
+          </w:tcPr>
+          <w:p>
+            <w:r>
+              <w:t>1.19</w:t>
+            </w:r>
+          </w:p>
+        </w:tc>
+      </w:tr>
+      <w:tr>
+        <w:tc>
+          <w:tcPr>
+            <w:tcW w:type="dxa" w:w="1440"/>
+          </w:tcPr>
+          <w:p>
+            <w:r>
+              <w:t>**Prod**</w:t>
+            </w:r>
+          </w:p>
+        </w:tc>
+        <w:tc>
+          <w:tcPr>
+            <w:tcW w:type="dxa" w:w="1440"/>
+          </w:tcPr>
+          <w:p>
+            <w:r>
+              <w:t>1.01</w:t>
+            </w:r>
+          </w:p>
+        </w:tc>
+        <w:tc>
+          <w:tcPr>
+            <w:tcW w:type="dxa" w:w="1440"/>
+          </w:tcPr>
+          <w:p>
+            <w:r>
+              <w:t>1.01</w:t>
+            </w:r>
+          </w:p>
+        </w:tc>
+        <w:tc>
+          <w:tcPr>
+            <w:tcW w:type="dxa" w:w="1440"/>
+          </w:tcPr>
+          <w:p>
+            <w:r>
+              <w:t>1.01</w:t>
+            </w:r>
+          </w:p>
+        </w:tc>
+        <w:tc>
+          <w:tcPr>
+            <w:tcW w:type="dxa" w:w="1440"/>
+          </w:tcPr>
+          <w:p>
+            <w:r>
+              <w:t>1.01</w:t>
+            </w:r>
+          </w:p>
+        </w:tc>
+        <w:tc>
+          <w:tcPr>
+            <w:tcW w:type="dxa" w:w="1440"/>
+          </w:tcPr>
+          <w:p>
+            <w:r>
+              <w:t>1.21</w:t>
+            </w:r>
+          </w:p>
+        </w:tc>
+      </w:tr>
+      <w:tr>
+        <w:tc>
+          <w:tcPr>
+            <w:tcW w:type="dxa" w:w="1440"/>
+          </w:tcPr>
+          <w:p>
+            <w:r>
+              <w:t>**Dem**</w:t>
+            </w:r>
+          </w:p>
+        </w:tc>
+        <w:tc>
+          <w:tcPr>
+            <w:tcW w:type="dxa" w:w="1440"/>
+          </w:tcPr>
+          <w:p>
+            <w:r>
+              <w:t>1.20</w:t>
+            </w:r>
+          </w:p>
+        </w:tc>
+        <w:tc>
+          <w:tcPr>
+            <w:tcW w:type="dxa" w:w="1440"/>
+          </w:tcPr>
+          <w:p>
+            <w:r>
+              <w:t>1.16</w:t>
+            </w:r>
+          </w:p>
+        </w:tc>
+        <w:tc>
+          <w:tcPr>
+            <w:tcW w:type="dxa" w:w="1440"/>
+          </w:tcPr>
+          <w:p>
+            <w:r>
+              <w:t>1.19</w:t>
+            </w:r>
+          </w:p>
+        </w:tc>
+        <w:tc>
+          <w:tcPr>
+            <w:tcW w:type="dxa" w:w="1440"/>
+          </w:tcPr>
+          <w:p>
+            <w:r>
+              <w:t>1.21</w:t>
+            </w:r>
+          </w:p>
+        </w:tc>
+        <w:tc>
+          <w:tcPr>
+            <w:tcW w:type="dxa" w:w="1440"/>
+          </w:tcPr>
+          <w:p>
+            <w:r>
+              <w:t>1.05</w:t>
+            </w:r>
+          </w:p>
+        </w:tc>
+      </w:tr>
+    </w:tbl>
+    <w:p>
+      <w:pPr>
+        <w:jc w:val="center"/>
+      </w:pPr>
+      <w:r>
+        <w:drawing>
+          <wp:inline xmlns:a="http://schemas.openxmlformats.org/drawingml/2006/main" xmlns:pic="http://schemas.openxmlformats.org/drawingml/2006/picture">
+            <wp:extent cx="5669280" cy="4931611"/>
+            <wp:docPr id="9" name="Picture 9"/>
+            <wp:cNvGraphicFramePr>
+              <a:graphicFrameLocks noChangeAspect="1"/>
+            </wp:cNvGraphicFramePr>
+            <a:graphic>
+              <a:graphicData uri="http://schemas.openxmlformats.org/drawingml/2006/picture">
+                <pic:pic>
+                  <pic:nvPicPr>
+                    <pic:cNvPr id="0" name="paired_hazards_heatmap.png"/>
+                    <pic:cNvPicPr/>
+                  </pic:nvPicPr>
+                  <pic:blipFill>
+                    <a:blip r:embed="rId17"/>
+                    <a:stretch>
+                      <a:fillRect/>
+                    </a:stretch>
+                  </pic:blipFill>
+                  <pic:spPr>
+                    <a:xfrm>
+                      <a:off x="0" y="0"/>
+                      <a:ext cx="5669280" cy="4931611"/>
+                    </a:xfrm>
+                    <a:prstGeom prst="rect"/>
+                  </pic:spPr>
+                </pic:pic>
+              </a:graphicData>
+            </a:graphic>
+          </wp:inline>
+        </w:drawing>
+      </w:r>
+    </w:p>
+    <w:p>
+      <w:pPr>
+        <w:jc w:val="center"/>
+      </w:pPr>
+      <w:r>
+        <w:rPr>
+          <w:i/>
+          <w:sz w:val="18"/>
+        </w:rPr>
+        <w:t>Matrice 5×5 d'amplification de coût par doctrine</w:t>
+      </w:r>
+    </w:p>
+    <w:p>
+      <w:r>
+        <w:t>Time-to-recover par paire (jours) :</w:t>
+      </w:r>
+    </w:p>
+    <w:p>
+      <w:pPr>
+        <w:pStyle w:val="Heading4"/>
+      </w:pPr>
+      <w:r>
+        <w:t>Doctrine OF (V0)</w:t>
+      </w:r>
+    </w:p>
+    <w:tbl>
+      <w:tblPr>
+        <w:tblStyle w:val="LightGrid-Accent1"/>
+        <w:tblW w:type="auto" w:w="0"/>
+        <w:tblLook w:firstColumn="1" w:firstRow="1" w:lastColumn="0" w:lastRow="0" w:noHBand="0" w:noVBand="1" w:val="04A0"/>
+      </w:tblPr>
+      <w:tblGrid>
+        <w:gridCol w:w="1440"/>
+        <w:gridCol w:w="1440"/>
+        <w:gridCol w:w="1440"/>
+        <w:gridCol w:w="1440"/>
+        <w:gridCol w:w="1440"/>
+        <w:gridCol w:w="1440"/>
+      </w:tblGrid>
+      <w:tr>
+        <w:tc>
+          <w:tcPr>
+            <w:tcW w:type="dxa" w:w="1440"/>
+          </w:tcPr>
+          <w:p>
+            <w:r>
+              <w:rPr>
+                <w:b/>
+              </w:rPr>
+            </w:r>
+          </w:p>
+        </w:tc>
+        <w:tc>
+          <w:tcPr>
+            <w:tcW w:type="dxa" w:w="1440"/>
+          </w:tcPr>
+          <w:p>
+            <w:r>
+              <w:rPr>
+                <w:b/>
+              </w:rPr>
+              <w:t>Appro</w:t>
+            </w:r>
+          </w:p>
+        </w:tc>
+        <w:tc>
+          <w:tcPr>
+            <w:tcW w:type="dxa" w:w="1440"/>
+          </w:tcPr>
+          <w:p>
+            <w:r>
+              <w:rPr>
+                <w:b/>
+              </w:rPr>
+              <w:t>Logi</w:t>
+            </w:r>
+          </w:p>
+        </w:tc>
+        <w:tc>
+          <w:tcPr>
+            <w:tcW w:type="dxa" w:w="1440"/>
+          </w:tcPr>
+          <w:p>
+            <w:r>
+              <w:rPr>
+                <w:b/>
+              </w:rPr>
+              <w:t>Qual</w:t>
+            </w:r>
+          </w:p>
+        </w:tc>
+        <w:tc>
+          <w:tcPr>
+            <w:tcW w:type="dxa" w:w="1440"/>
+          </w:tcPr>
+          <w:p>
+            <w:r>
+              <w:rPr>
+                <w:b/>
+              </w:rPr>
+              <w:t>Prod</w:t>
+            </w:r>
+          </w:p>
+        </w:tc>
+        <w:tc>
+          <w:tcPr>
+            <w:tcW w:type="dxa" w:w="1440"/>
+          </w:tcPr>
+          <w:p>
+            <w:r>
+              <w:rPr>
+                <w:b/>
+              </w:rPr>
+              <w:t>Dem</w:t>
+            </w:r>
+          </w:p>
+        </w:tc>
+      </w:tr>
+      <w:tr>
+        <w:tc>
+          <w:tcPr>
+            <w:tcW w:type="dxa" w:w="1440"/>
+          </w:tcPr>
+          <w:p>
+            <w:r>
+              <w:t>**Appro**</w:t>
+            </w:r>
+          </w:p>
+        </w:tc>
+        <w:tc>
+          <w:tcPr>
+            <w:tcW w:type="dxa" w:w="1440"/>
+          </w:tcPr>
+          <w:p>
+            <w:r>
+              <w:t>5.8</w:t>
+            </w:r>
+          </w:p>
+        </w:tc>
+        <w:tc>
+          <w:tcPr>
+            <w:tcW w:type="dxa" w:w="1440"/>
+          </w:tcPr>
+          <w:p>
+            <w:r>
+              <w:t>5.6</w:t>
+            </w:r>
+          </w:p>
+        </w:tc>
+        <w:tc>
+          <w:tcPr>
+            <w:tcW w:type="dxa" w:w="1440"/>
+          </w:tcPr>
+          <w:p>
+            <w:r>
+              <w:t>5.8</w:t>
+            </w:r>
+          </w:p>
+        </w:tc>
+        <w:tc>
+          <w:tcPr>
+            <w:tcW w:type="dxa" w:w="1440"/>
+          </w:tcPr>
+          <w:p>
+            <w:r>
+              <w:t>6.6</w:t>
+            </w:r>
+          </w:p>
+        </w:tc>
+        <w:tc>
+          <w:tcPr>
+            <w:tcW w:type="dxa" w:w="1440"/>
+          </w:tcPr>
+          <w:p>
+            <w:r>
+              <w:t>5.4</w:t>
+            </w:r>
+          </w:p>
+        </w:tc>
+      </w:tr>
+      <w:tr>
+        <w:tc>
+          <w:tcPr>
+            <w:tcW w:type="dxa" w:w="1440"/>
+          </w:tcPr>
+          <w:p>
+            <w:r>
+              <w:t>**Logi**</w:t>
+            </w:r>
+          </w:p>
+        </w:tc>
+        <w:tc>
+          <w:tcPr>
+            <w:tcW w:type="dxa" w:w="1440"/>
+          </w:tcPr>
+          <w:p>
+            <w:r>
+              <w:t>5.6</w:t>
+            </w:r>
+          </w:p>
+        </w:tc>
+        <w:tc>
+          <w:tcPr>
+            <w:tcW w:type="dxa" w:w="1440"/>
+          </w:tcPr>
+          <w:p>
+            <w:r>
+              <w:t>4.8</w:t>
+            </w:r>
+          </w:p>
+        </w:tc>
+        <w:tc>
+          <w:tcPr>
+            <w:tcW w:type="dxa" w:w="1440"/>
+          </w:tcPr>
+          <w:p>
+            <w:r>
+              <w:t>5.6</w:t>
+            </w:r>
+          </w:p>
+        </w:tc>
+        <w:tc>
+          <w:tcPr>
+            <w:tcW w:type="dxa" w:w="1440"/>
+          </w:tcPr>
+          <w:p>
+            <w:r>
+              <w:t>5.8</w:t>
+            </w:r>
+          </w:p>
+        </w:tc>
+        <w:tc>
+          <w:tcPr>
+            <w:tcW w:type="dxa" w:w="1440"/>
+          </w:tcPr>
+          <w:p>
+            <w:r>
+              <w:t>5.8</w:t>
+            </w:r>
+          </w:p>
+        </w:tc>
+      </w:tr>
+      <w:tr>
+        <w:tc>
+          <w:tcPr>
+            <w:tcW w:type="dxa" w:w="1440"/>
+          </w:tcPr>
+          <w:p>
+            <w:r>
+              <w:t>**Qual**</w:t>
+            </w:r>
+          </w:p>
+        </w:tc>
+        <w:tc>
+          <w:tcPr>
+            <w:tcW w:type="dxa" w:w="1440"/>
+          </w:tcPr>
+          <w:p>
+            <w:r>
+              <w:t>5.8</w:t>
+            </w:r>
+          </w:p>
+        </w:tc>
+        <w:tc>
+          <w:tcPr>
+            <w:tcW w:type="dxa" w:w="1440"/>
+          </w:tcPr>
+          <w:p>
+            <w:r>
+              <w:t>5.6</w:t>
+            </w:r>
+          </w:p>
+        </w:tc>
+        <w:tc>
+          <w:tcPr>
+            <w:tcW w:type="dxa" w:w="1440"/>
+          </w:tcPr>
+          <w:p>
+            <w:r>
+              <w:t>5.8</w:t>
+            </w:r>
+          </w:p>
+        </w:tc>
+        <w:tc>
+          <w:tcPr>
+            <w:tcW w:type="dxa" w:w="1440"/>
+          </w:tcPr>
+          <w:p>
+            <w:r>
+              <w:t>6.4</w:t>
+            </w:r>
+          </w:p>
+        </w:tc>
+        <w:tc>
+          <w:tcPr>
+            <w:tcW w:type="dxa" w:w="1440"/>
+          </w:tcPr>
+          <w:p>
+            <w:r>
+              <w:t>5.6</w:t>
+            </w:r>
+          </w:p>
+        </w:tc>
+      </w:tr>
+      <w:tr>
+        <w:tc>
+          <w:tcPr>
+            <w:tcW w:type="dxa" w:w="1440"/>
+          </w:tcPr>
+          <w:p>
+            <w:r>
+              <w:t>**Prod**</w:t>
+            </w:r>
+          </w:p>
+        </w:tc>
+        <w:tc>
+          <w:tcPr>
+            <w:tcW w:type="dxa" w:w="1440"/>
+          </w:tcPr>
+          <w:p>
+            <w:r>
+              <w:t>6.6</w:t>
+            </w:r>
+          </w:p>
+        </w:tc>
+        <w:tc>
+          <w:tcPr>
+            <w:tcW w:type="dxa" w:w="1440"/>
+          </w:tcPr>
+          <w:p>
+            <w:r>
+              <w:t>5.8</w:t>
+            </w:r>
+          </w:p>
+        </w:tc>
+        <w:tc>
+          <w:tcPr>
+            <w:tcW w:type="dxa" w:w="1440"/>
+          </w:tcPr>
+          <w:p>
+            <w:r>
+              <w:t>6.4</w:t>
+            </w:r>
+          </w:p>
+        </w:tc>
+        <w:tc>
+          <w:tcPr>
+            <w:tcW w:type="dxa" w:w="1440"/>
+          </w:tcPr>
+          <w:p>
+            <w:r>
+              <w:t>6.6</w:t>
+            </w:r>
+          </w:p>
+        </w:tc>
+        <w:tc>
+          <w:tcPr>
+            <w:tcW w:type="dxa" w:w="1440"/>
+          </w:tcPr>
+          <w:p>
+            <w:r>
+              <w:t>5.6</w:t>
+            </w:r>
+          </w:p>
+        </w:tc>
+      </w:tr>
+      <w:tr>
+        <w:tc>
+          <w:tcPr>
+            <w:tcW w:type="dxa" w:w="1440"/>
+          </w:tcPr>
+          <w:p>
+            <w:r>
+              <w:t>**Dem**</w:t>
+            </w:r>
+          </w:p>
+        </w:tc>
+        <w:tc>
+          <w:tcPr>
+            <w:tcW w:type="dxa" w:w="1440"/>
+          </w:tcPr>
+          <w:p>
+            <w:r>
+              <w:t>5.4</w:t>
+            </w:r>
+          </w:p>
+        </w:tc>
+        <w:tc>
+          <w:tcPr>
+            <w:tcW w:type="dxa" w:w="1440"/>
+          </w:tcPr>
+          <w:p>
+            <w:r>
+              <w:t>5.8</w:t>
+            </w:r>
+          </w:p>
+        </w:tc>
+        <w:tc>
+          <w:tcPr>
+            <w:tcW w:type="dxa" w:w="1440"/>
+          </w:tcPr>
+          <w:p>
+            <w:r>
+              <w:t>5.6</w:t>
+            </w:r>
+          </w:p>
+        </w:tc>
+        <w:tc>
+          <w:tcPr>
+            <w:tcW w:type="dxa" w:w="1440"/>
+          </w:tcPr>
+          <w:p>
+            <w:r>
+              <w:t>5.6</w:t>
+            </w:r>
+          </w:p>
+        </w:tc>
+        <w:tc>
+          <w:tcPr>
+            <w:tcW w:type="dxa" w:w="1440"/>
+          </w:tcPr>
+          <w:p>
+            <w:r>
+              <w:t>5.2</w:t>
+            </w:r>
+          </w:p>
+        </w:tc>
+      </w:tr>
+    </w:tbl>
+    <w:p>
+      <w:pPr>
+        <w:pStyle w:val="Heading4"/>
+      </w:pPr>
+      <w:r>
+        <w:t>Doctrine FLUX (V1+V2)</w:t>
+      </w:r>
+    </w:p>
+    <w:tbl>
+      <w:tblPr>
+        <w:tblStyle w:val="LightGrid-Accent1"/>
+        <w:tblW w:type="auto" w:w="0"/>
+        <w:tblLook w:firstColumn="1" w:firstRow="1" w:lastColumn="0" w:lastRow="0" w:noHBand="0" w:noVBand="1" w:val="04A0"/>
+      </w:tblPr>
+      <w:tblGrid>
+        <w:gridCol w:w="1440"/>
+        <w:gridCol w:w="1440"/>
+        <w:gridCol w:w="1440"/>
+        <w:gridCol w:w="1440"/>
+        <w:gridCol w:w="1440"/>
+        <w:gridCol w:w="1440"/>
+      </w:tblGrid>
+      <w:tr>
+        <w:tc>
+          <w:tcPr>
+            <w:tcW w:type="dxa" w:w="1440"/>
+          </w:tcPr>
+          <w:p>
+            <w:r>
+              <w:rPr>
+                <w:b/>
+              </w:rPr>
+            </w:r>
+          </w:p>
+        </w:tc>
+        <w:tc>
+          <w:tcPr>
+            <w:tcW w:type="dxa" w:w="1440"/>
+          </w:tcPr>
+          <w:p>
+            <w:r>
+              <w:rPr>
+                <w:b/>
+              </w:rPr>
+              <w:t>Appro</w:t>
+            </w:r>
+          </w:p>
+        </w:tc>
+        <w:tc>
+          <w:tcPr>
+            <w:tcW w:type="dxa" w:w="1440"/>
+          </w:tcPr>
+          <w:p>
+            <w:r>
+              <w:rPr>
+                <w:b/>
+              </w:rPr>
+              <w:t>Logi</w:t>
+            </w:r>
+          </w:p>
+        </w:tc>
+        <w:tc>
+          <w:tcPr>
+            <w:tcW w:type="dxa" w:w="1440"/>
+          </w:tcPr>
+          <w:p>
+            <w:r>
+              <w:rPr>
+                <w:b/>
+              </w:rPr>
+              <w:t>Qual</w:t>
+            </w:r>
+          </w:p>
+        </w:tc>
+        <w:tc>
+          <w:tcPr>
+            <w:tcW w:type="dxa" w:w="1440"/>
+          </w:tcPr>
+          <w:p>
+            <w:r>
+              <w:rPr>
+                <w:b/>
+              </w:rPr>
+              <w:t>Prod</w:t>
+            </w:r>
+          </w:p>
+        </w:tc>
+        <w:tc>
+          <w:tcPr>
+            <w:tcW w:type="dxa" w:w="1440"/>
+          </w:tcPr>
+          <w:p>
+            <w:r>
+              <w:rPr>
+                <w:b/>
+              </w:rPr>
+              <w:t>Dem</w:t>
+            </w:r>
+          </w:p>
+        </w:tc>
+      </w:tr>
+      <w:tr>
+        <w:tc>
+          <w:tcPr>
+            <w:tcW w:type="dxa" w:w="1440"/>
+          </w:tcPr>
+          <w:p>
+            <w:r>
+              <w:t>**Appro**</w:t>
+            </w:r>
+          </w:p>
+        </w:tc>
+        <w:tc>
+          <w:tcPr>
+            <w:tcW w:type="dxa" w:w="1440"/>
+          </w:tcPr>
+          <w:p>
+            <w:r>
+              <w:t>2.4</w:t>
+            </w:r>
+          </w:p>
+        </w:tc>
+        <w:tc>
+          <w:tcPr>
+            <w:tcW w:type="dxa" w:w="1440"/>
+          </w:tcPr>
+          <w:p>
+            <w:r>
+              <w:t>2.8</w:t>
+            </w:r>
+          </w:p>
+        </w:tc>
+        <w:tc>
+          <w:tcPr>
+            <w:tcW w:type="dxa" w:w="1440"/>
+          </w:tcPr>
+          <w:p>
+            <w:r>
+              <w:t>2.4</w:t>
+            </w:r>
+          </w:p>
+        </w:tc>
+        <w:tc>
+          <w:tcPr>
+            <w:tcW w:type="dxa" w:w="1440"/>
+          </w:tcPr>
+          <w:p>
+            <w:r>
+              <w:t>4.0</w:t>
+            </w:r>
+          </w:p>
+        </w:tc>
+        <w:tc>
+          <w:tcPr>
+            <w:tcW w:type="dxa" w:w="1440"/>
+          </w:tcPr>
+          <w:p>
+            <w:r>
+              <w:t>**6.8**</w:t>
+            </w:r>
+          </w:p>
+        </w:tc>
+      </w:tr>
+      <w:tr>
+        <w:tc>
+          <w:tcPr>
+            <w:tcW w:type="dxa" w:w="1440"/>
+          </w:tcPr>
+          <w:p>
+            <w:r>
+              <w:t>**Logi**</w:t>
+            </w:r>
+          </w:p>
+        </w:tc>
+        <w:tc>
+          <w:tcPr>
+            <w:tcW w:type="dxa" w:w="1440"/>
+          </w:tcPr>
+          <w:p>
+            <w:r>
+              <w:t>2.8</w:t>
+            </w:r>
+          </w:p>
+        </w:tc>
+        <w:tc>
+          <w:tcPr>
+            <w:tcW w:type="dxa" w:w="1440"/>
+          </w:tcPr>
+          <w:p>
+            <w:r>
+              <w:t>3.0</w:t>
+            </w:r>
+          </w:p>
+        </w:tc>
+        <w:tc>
+          <w:tcPr>
+            <w:tcW w:type="dxa" w:w="1440"/>
+          </w:tcPr>
+          <w:p>
+            <w:r>
+              <w:t>2.8</w:t>
+            </w:r>
+          </w:p>
+        </w:tc>
+        <w:tc>
+          <w:tcPr>
+            <w:tcW w:type="dxa" w:w="1440"/>
+          </w:tcPr>
+          <w:p>
+            <w:r>
+              <w:t>5.0</w:t>
+            </w:r>
+          </w:p>
+        </w:tc>
+        <w:tc>
+          <w:tcPr>
+            <w:tcW w:type="dxa" w:w="1440"/>
+          </w:tcPr>
+          <w:p>
+            <w:r>
+              <w:t>5.0</w:t>
+            </w:r>
+          </w:p>
+        </w:tc>
+      </w:tr>
+      <w:tr>
+        <w:tc>
+          <w:tcPr>
+            <w:tcW w:type="dxa" w:w="1440"/>
+          </w:tcPr>
+          <w:p>
+            <w:r>
+              <w:t>**Qual**</w:t>
+            </w:r>
+          </w:p>
+        </w:tc>
+        <w:tc>
+          <w:tcPr>
+            <w:tcW w:type="dxa" w:w="1440"/>
+          </w:tcPr>
+          <w:p>
+            <w:r>
+              <w:t>2.4</w:t>
+            </w:r>
+          </w:p>
+        </w:tc>
+        <w:tc>
+          <w:tcPr>
+            <w:tcW w:type="dxa" w:w="1440"/>
+          </w:tcPr>
+          <w:p>
+            <w:r>
+              <w:t>2.8</w:t>
+            </w:r>
+          </w:p>
+        </w:tc>
+        <w:tc>
+          <w:tcPr>
+            <w:tcW w:type="dxa" w:w="1440"/>
+          </w:tcPr>
+          <w:p>
+            <w:r>
+              <w:t>2.4</w:t>
+            </w:r>
+          </w:p>
+        </w:tc>
+        <w:tc>
+          <w:tcPr>
+            <w:tcW w:type="dxa" w:w="1440"/>
+          </w:tcPr>
+          <w:p>
+            <w:r>
+              <w:t>4.0</w:t>
+            </w:r>
+          </w:p>
+        </w:tc>
+        <w:tc>
+          <w:tcPr>
+            <w:tcW w:type="dxa" w:w="1440"/>
+          </w:tcPr>
+          <w:p>
+            <w:r>
+              <w:t>5.0</w:t>
+            </w:r>
+          </w:p>
+        </w:tc>
+      </w:tr>
+      <w:tr>
+        <w:tc>
+          <w:tcPr>
+            <w:tcW w:type="dxa" w:w="1440"/>
+          </w:tcPr>
+          <w:p>
+            <w:r>
+              <w:t>**Prod**</w:t>
+            </w:r>
+          </w:p>
+        </w:tc>
+        <w:tc>
+          <w:tcPr>
+            <w:tcW w:type="dxa" w:w="1440"/>
+          </w:tcPr>
+          <w:p>
+            <w:r>
+              <w:t>4.0</w:t>
+            </w:r>
+          </w:p>
+        </w:tc>
+        <w:tc>
+          <w:tcPr>
+            <w:tcW w:type="dxa" w:w="1440"/>
+          </w:tcPr>
+          <w:p>
+            <w:r>
+              <w:t>5.0</w:t>
+            </w:r>
+          </w:p>
+        </w:tc>
+        <w:tc>
+          <w:tcPr>
+            <w:tcW w:type="dxa" w:w="1440"/>
+          </w:tcPr>
+          <w:p>
+            <w:r>
+              <w:t>4.0</w:t>
+            </w:r>
+          </w:p>
+        </w:tc>
+        <w:tc>
+          <w:tcPr>
+            <w:tcW w:type="dxa" w:w="1440"/>
+          </w:tcPr>
+          <w:p>
+            <w:r>
+              <w:t>5.0</w:t>
+            </w:r>
+          </w:p>
+        </w:tc>
+        <w:tc>
+          <w:tcPr>
+            <w:tcW w:type="dxa" w:w="1440"/>
+          </w:tcPr>
+          <w:p>
+            <w:r>
+              <w:t>5.8</w:t>
+            </w:r>
+          </w:p>
+        </w:tc>
+      </w:tr>
+      <w:tr>
+        <w:tc>
+          <w:tcPr>
+            <w:tcW w:type="dxa" w:w="1440"/>
+          </w:tcPr>
+          <w:p>
+            <w:r>
+              <w:t>**Dem**</w:t>
+            </w:r>
+          </w:p>
+        </w:tc>
+        <w:tc>
+          <w:tcPr>
+            <w:tcW w:type="dxa" w:w="1440"/>
+          </w:tcPr>
+          <w:p>
+            <w:r>
+              <w:t>**6.8**</w:t>
+            </w:r>
+          </w:p>
+        </w:tc>
+        <w:tc>
+          <w:tcPr>
+            <w:tcW w:type="dxa" w:w="1440"/>
+          </w:tcPr>
+          <w:p>
+            <w:r>
+              <w:t>5.0</w:t>
+            </w:r>
+          </w:p>
+        </w:tc>
+        <w:tc>
+          <w:tcPr>
+            <w:tcW w:type="dxa" w:w="1440"/>
+          </w:tcPr>
+          <w:p>
+            <w:r>
+              <w:t>5.0</w:t>
+            </w:r>
+          </w:p>
+        </w:tc>
+        <w:tc>
+          <w:tcPr>
+            <w:tcW w:type="dxa" w:w="1440"/>
+          </w:tcPr>
+          <w:p>
+            <w:r>
+              <w:t>5.8</w:t>
+            </w:r>
+          </w:p>
+        </w:tc>
+        <w:tc>
+          <w:tcPr>
+            <w:tcW w:type="dxa" w:w="1440"/>
+          </w:tcPr>
+          <w:p>
+            <w:r>
+              <w:t>6.4</w:t>
+            </w:r>
+          </w:p>
+        </w:tc>
+      </w:tr>
+    </w:tbl>
+    <w:p>
+      <w:pPr>
+        <w:pStyle w:val="Heading4"/>
+      </w:pPr>
+      <w:r>
+        <w:t>Doctrine OF+EVENT (V8)</w:t>
+      </w:r>
+    </w:p>
+    <w:tbl>
+      <w:tblPr>
+        <w:tblStyle w:val="LightGrid-Accent1"/>
+        <w:tblW w:type="auto" w:w="0"/>
+        <w:tblLook w:firstColumn="1" w:firstRow="1" w:lastColumn="0" w:lastRow="0" w:noHBand="0" w:noVBand="1" w:val="04A0"/>
+      </w:tblPr>
+      <w:tblGrid>
+        <w:gridCol w:w="1440"/>
+        <w:gridCol w:w="1440"/>
+        <w:gridCol w:w="1440"/>
+        <w:gridCol w:w="1440"/>
+        <w:gridCol w:w="1440"/>
+        <w:gridCol w:w="1440"/>
+      </w:tblGrid>
+      <w:tr>
+        <w:tc>
+          <w:tcPr>
+            <w:tcW w:type="dxa" w:w="1440"/>
+          </w:tcPr>
+          <w:p>
+            <w:r>
+              <w:rPr>
+                <w:b/>
+              </w:rPr>
+            </w:r>
+          </w:p>
+        </w:tc>
+        <w:tc>
+          <w:tcPr>
+            <w:tcW w:type="dxa" w:w="1440"/>
+          </w:tcPr>
+          <w:p>
+            <w:r>
+              <w:rPr>
+                <w:b/>
+              </w:rPr>
+              <w:t>Appro</w:t>
+            </w:r>
+          </w:p>
+        </w:tc>
+        <w:tc>
+          <w:tcPr>
+            <w:tcW w:type="dxa" w:w="1440"/>
+          </w:tcPr>
+          <w:p>
+            <w:r>
+              <w:rPr>
+                <w:b/>
+              </w:rPr>
+              <w:t>Logi</w:t>
+            </w:r>
+          </w:p>
+        </w:tc>
+        <w:tc>
+          <w:tcPr>
+            <w:tcW w:type="dxa" w:w="1440"/>
+          </w:tcPr>
+          <w:p>
+            <w:r>
+              <w:rPr>
+                <w:b/>
+              </w:rPr>
+              <w:t>Qual</w:t>
+            </w:r>
+          </w:p>
+        </w:tc>
+        <w:tc>
+          <w:tcPr>
+            <w:tcW w:type="dxa" w:w="1440"/>
+          </w:tcPr>
+          <w:p>
+            <w:r>
+              <w:rPr>
+                <w:b/>
+              </w:rPr>
+              <w:t>Prod</w:t>
+            </w:r>
+          </w:p>
+        </w:tc>
+        <w:tc>
+          <w:tcPr>
+            <w:tcW w:type="dxa" w:w="1440"/>
+          </w:tcPr>
+          <w:p>
+            <w:r>
+              <w:rPr>
+                <w:b/>
+              </w:rPr>
+              <w:t>Dem</w:t>
+            </w:r>
+          </w:p>
+        </w:tc>
+      </w:tr>
+      <w:tr>
+        <w:tc>
+          <w:tcPr>
+            <w:tcW w:type="dxa" w:w="1440"/>
+          </w:tcPr>
+          <w:p>
+            <w:r>
+              <w:t>**Appro**</w:t>
+            </w:r>
+          </w:p>
+        </w:tc>
+        <w:tc>
+          <w:tcPr>
+            <w:tcW w:type="dxa" w:w="1440"/>
+          </w:tcPr>
+          <w:p>
+            <w:r>
+              <w:t>5.8</w:t>
+            </w:r>
+          </w:p>
+        </w:tc>
+        <w:tc>
+          <w:tcPr>
+            <w:tcW w:type="dxa" w:w="1440"/>
+          </w:tcPr>
+          <w:p>
+            <w:r>
+              <w:t>6.0</w:t>
+            </w:r>
+          </w:p>
+        </w:tc>
+        <w:tc>
+          <w:tcPr>
+            <w:tcW w:type="dxa" w:w="1440"/>
+          </w:tcPr>
+          <w:p>
+            <w:r>
+              <w:t>5.8</w:t>
+            </w:r>
+          </w:p>
+        </w:tc>
+        <w:tc>
+          <w:tcPr>
+            <w:tcW w:type="dxa" w:w="1440"/>
+          </w:tcPr>
+          <w:p>
+            <w:r>
+              <w:t>6.0</w:t>
+            </w:r>
+          </w:p>
+        </w:tc>
+        <w:tc>
+          <w:tcPr>
+            <w:tcW w:type="dxa" w:w="1440"/>
+          </w:tcPr>
+          <w:p>
+            <w:r>
+              <w:t>5.4</w:t>
+            </w:r>
+          </w:p>
+        </w:tc>
+      </w:tr>
+      <w:tr>
+        <w:tc>
+          <w:tcPr>
+            <w:tcW w:type="dxa" w:w="1440"/>
+          </w:tcPr>
+          <w:p>
+            <w:r>
+              <w:t>**Logi**</w:t>
+            </w:r>
+          </w:p>
+        </w:tc>
+        <w:tc>
+          <w:tcPr>
+            <w:tcW w:type="dxa" w:w="1440"/>
+          </w:tcPr>
+          <w:p>
+            <w:r>
+              <w:t>6.0</w:t>
+            </w:r>
+          </w:p>
+        </w:tc>
+        <w:tc>
+          <w:tcPr>
+            <w:tcW w:type="dxa" w:w="1440"/>
+          </w:tcPr>
+          <w:p>
+            <w:r>
+              <w:t>5.8</w:t>
+            </w:r>
+          </w:p>
+        </w:tc>
+        <w:tc>
+          <w:tcPr>
+            <w:tcW w:type="dxa" w:w="1440"/>
+          </w:tcPr>
+          <w:p>
+            <w:r>
+              <w:t>6.0</w:t>
+            </w:r>
+          </w:p>
+        </w:tc>
+        <w:tc>
+          <w:tcPr>
+            <w:tcW w:type="dxa" w:w="1440"/>
+          </w:tcPr>
+          <w:p>
+            <w:r>
+              <w:t>6.0</w:t>
+            </w:r>
+          </w:p>
+        </w:tc>
+        <w:tc>
+          <w:tcPr>
+            <w:tcW w:type="dxa" w:w="1440"/>
+          </w:tcPr>
+          <w:p>
+            <w:r>
+              <w:t>6.2</w:t>
+            </w:r>
+          </w:p>
+        </w:tc>
+      </w:tr>
+      <w:tr>
+        <w:tc>
+          <w:tcPr>
+            <w:tcW w:type="dxa" w:w="1440"/>
+          </w:tcPr>
+          <w:p>
+            <w:r>
+              <w:t>**Qual**</w:t>
+            </w:r>
+          </w:p>
+        </w:tc>
+        <w:tc>
+          <w:tcPr>
+            <w:tcW w:type="dxa" w:w="1440"/>
+          </w:tcPr>
+          <w:p>
+            <w:r>
+              <w:t>5.8</w:t>
+            </w:r>
+          </w:p>
+        </w:tc>
+        <w:tc>
+          <w:tcPr>
+            <w:tcW w:type="dxa" w:w="1440"/>
+          </w:tcPr>
+          <w:p>
+            <w:r>
+              <w:t>6.0</w:t>
+            </w:r>
+          </w:p>
+        </w:tc>
+        <w:tc>
+          <w:tcPr>
+            <w:tcW w:type="dxa" w:w="1440"/>
+          </w:tcPr>
+          <w:p>
+            <w:r>
+              <w:t>5.8</w:t>
+            </w:r>
+          </w:p>
+        </w:tc>
+        <w:tc>
+          <w:tcPr>
+            <w:tcW w:type="dxa" w:w="1440"/>
+          </w:tcPr>
+          <w:p>
+            <w:r>
+              <w:t>5.8</w:t>
+            </w:r>
+          </w:p>
+        </w:tc>
+        <w:tc>
+          <w:tcPr>
+            <w:tcW w:type="dxa" w:w="1440"/>
+          </w:tcPr>
+          <w:p>
+            <w:r>
+              <w:t>5.6</w:t>
+            </w:r>
+          </w:p>
+        </w:tc>
+      </w:tr>
+      <w:tr>
+        <w:tc>
+          <w:tcPr>
+            <w:tcW w:type="dxa" w:w="1440"/>
+          </w:tcPr>
+          <w:p>
+            <w:r>
+              <w:t>**Prod**</w:t>
+            </w:r>
+          </w:p>
+        </w:tc>
+        <w:tc>
+          <w:tcPr>
+            <w:tcW w:type="dxa" w:w="1440"/>
+          </w:tcPr>
+          <w:p>
+            <w:r>
+              <w:t>6.0</w:t>
+            </w:r>
+          </w:p>
+        </w:tc>
+        <w:tc>
+          <w:tcPr>
+            <w:tcW w:type="dxa" w:w="1440"/>
+          </w:tcPr>
+          <w:p>
+            <w:r>
+              <w:t>6.0</w:t>
+            </w:r>
+          </w:p>
+        </w:tc>
+        <w:tc>
+          <w:tcPr>
+            <w:tcW w:type="dxa" w:w="1440"/>
+          </w:tcPr>
+          <w:p>
+            <w:r>
+              <w:t>5.8</w:t>
+            </w:r>
+          </w:p>
+        </w:tc>
+        <w:tc>
+          <w:tcPr>
+            <w:tcW w:type="dxa" w:w="1440"/>
+          </w:tcPr>
+          <w:p>
+            <w:r>
+              <w:t>6.0</w:t>
+            </w:r>
+          </w:p>
+        </w:tc>
+        <w:tc>
+          <w:tcPr>
+            <w:tcW w:type="dxa" w:w="1440"/>
+          </w:tcPr>
+          <w:p>
+            <w:r>
+              <w:t>5.8</w:t>
+            </w:r>
+          </w:p>
+        </w:tc>
+      </w:tr>
+      <w:tr>
+        <w:tc>
+          <w:tcPr>
+            <w:tcW w:type="dxa" w:w="1440"/>
+          </w:tcPr>
+          <w:p>
+            <w:r>
+              <w:t>**Dem**</w:t>
+            </w:r>
+          </w:p>
+        </w:tc>
+        <w:tc>
+          <w:tcPr>
+            <w:tcW w:type="dxa" w:w="1440"/>
+          </w:tcPr>
+          <w:p>
+            <w:r>
+              <w:t>5.4</w:t>
+            </w:r>
+          </w:p>
+        </w:tc>
+        <w:tc>
+          <w:tcPr>
+            <w:tcW w:type="dxa" w:w="1440"/>
+          </w:tcPr>
+          <w:p>
+            <w:r>
+              <w:t>6.2</w:t>
+            </w:r>
+          </w:p>
+        </w:tc>
+        <w:tc>
+          <w:tcPr>
+            <w:tcW w:type="dxa" w:w="1440"/>
+          </w:tcPr>
+          <w:p>
+            <w:r>
+              <w:t>5.6</w:t>
+            </w:r>
+          </w:p>
+        </w:tc>
+        <w:tc>
+          <w:tcPr>
+            <w:tcW w:type="dxa" w:w="1440"/>
+          </w:tcPr>
+          <w:p>
+            <w:r>
+              <w:t>5.8</w:t>
+            </w:r>
+          </w:p>
+        </w:tc>
+        <w:tc>
+          <w:tcPr>
+            <w:tcW w:type="dxa" w:w="1440"/>
+          </w:tcPr>
+          <w:p>
+            <w:r>
+              <w:t>5.2</w:t>
+            </w:r>
+          </w:p>
+        </w:tc>
+      </w:tr>
+    </w:tbl>
+    <w:p>
+      <w:pPr>
+        <w:pStyle w:val="Heading4"/>
+      </w:pPr>
+      <w:r>
+        <w:t>Doctrine EVENT (V3+)</w:t>
+      </w:r>
+    </w:p>
+    <w:tbl>
+      <w:tblPr>
+        <w:tblStyle w:val="LightGrid-Accent1"/>
+        <w:tblW w:type="auto" w:w="0"/>
+        <w:tblLook w:firstColumn="1" w:firstRow="1" w:lastColumn="0" w:lastRow="0" w:noHBand="0" w:noVBand="1" w:val="04A0"/>
+      </w:tblPr>
+      <w:tblGrid>
+        <w:gridCol w:w="1440"/>
+        <w:gridCol w:w="1440"/>
+        <w:gridCol w:w="1440"/>
+        <w:gridCol w:w="1440"/>
+        <w:gridCol w:w="1440"/>
+        <w:gridCol w:w="1440"/>
+      </w:tblGrid>
+      <w:tr>
+        <w:tc>
+          <w:tcPr>
+            <w:tcW w:type="dxa" w:w="1440"/>
+          </w:tcPr>
+          <w:p>
+            <w:r>
+              <w:rPr>
+                <w:b/>
+              </w:rPr>
+            </w:r>
+          </w:p>
+        </w:tc>
+        <w:tc>
+          <w:tcPr>
+            <w:tcW w:type="dxa" w:w="1440"/>
+          </w:tcPr>
+          <w:p>
+            <w:r>
+              <w:rPr>
+                <w:b/>
+              </w:rPr>
+              <w:t>Appro</w:t>
+            </w:r>
+          </w:p>
+        </w:tc>
+        <w:tc>
+          <w:tcPr>
+            <w:tcW w:type="dxa" w:w="1440"/>
+          </w:tcPr>
+          <w:p>
+            <w:r>
+              <w:rPr>
+                <w:b/>
+              </w:rPr>
+              <w:t>Logi</w:t>
+            </w:r>
+          </w:p>
+        </w:tc>
+        <w:tc>
+          <w:tcPr>
+            <w:tcW w:type="dxa" w:w="1440"/>
+          </w:tcPr>
+          <w:p>
+            <w:r>
+              <w:rPr>
+                <w:b/>
+              </w:rPr>
+              <w:t>Qual</w:t>
+            </w:r>
+          </w:p>
+        </w:tc>
+        <w:tc>
+          <w:tcPr>
+            <w:tcW w:type="dxa" w:w="1440"/>
+          </w:tcPr>
+          <w:p>
+            <w:r>
+              <w:rPr>
+                <w:b/>
+              </w:rPr>
+              <w:t>Prod</w:t>
+            </w:r>
+          </w:p>
+        </w:tc>
+        <w:tc>
+          <w:tcPr>
+            <w:tcW w:type="dxa" w:w="1440"/>
+          </w:tcPr>
+          <w:p>
+            <w:r>
+              <w:rPr>
+                <w:b/>
+              </w:rPr>
+              <w:t>Dem</w:t>
+            </w:r>
+          </w:p>
+        </w:tc>
+      </w:tr>
+      <w:tr>
+        <w:tc>
+          <w:tcPr>
+            <w:tcW w:type="dxa" w:w="1440"/>
+          </w:tcPr>
+          <w:p>
+            <w:r>
+              <w:t>**Appro**</w:t>
+            </w:r>
+          </w:p>
+        </w:tc>
+        <w:tc>
+          <w:tcPr>
+            <w:tcW w:type="dxa" w:w="1440"/>
+          </w:tcPr>
+          <w:p>
+            <w:r>
+              <w:t>2.4</w:t>
+            </w:r>
+          </w:p>
+        </w:tc>
+        <w:tc>
+          <w:tcPr>
+            <w:tcW w:type="dxa" w:w="1440"/>
+          </w:tcPr>
+          <w:p>
+            <w:r>
+              <w:t>2.8</w:t>
+            </w:r>
+          </w:p>
+        </w:tc>
+        <w:tc>
+          <w:tcPr>
+            <w:tcW w:type="dxa" w:w="1440"/>
+          </w:tcPr>
+          <w:p>
+            <w:r>
+              <w:t>2.4</w:t>
+            </w:r>
+          </w:p>
+        </w:tc>
+        <w:tc>
+          <w:tcPr>
+            <w:tcW w:type="dxa" w:w="1440"/>
+          </w:tcPr>
+          <w:p>
+            <w:r>
+              <w:t>2.4</w:t>
+            </w:r>
+          </w:p>
+        </w:tc>
+        <w:tc>
+          <w:tcPr>
+            <w:tcW w:type="dxa" w:w="1440"/>
+          </w:tcPr>
+          <w:p>
+            <w:r>
+              <w:t>**6.8**</w:t>
+            </w:r>
+          </w:p>
+        </w:tc>
+      </w:tr>
+      <w:tr>
+        <w:tc>
+          <w:tcPr>
+            <w:tcW w:type="dxa" w:w="1440"/>
+          </w:tcPr>
+          <w:p>
+            <w:r>
+              <w:t>**Logi**</w:t>
+            </w:r>
+          </w:p>
+        </w:tc>
+        <w:tc>
+          <w:tcPr>
+            <w:tcW w:type="dxa" w:w="1440"/>
+          </w:tcPr>
+          <w:p>
+            <w:r>
+              <w:t>2.8</w:t>
+            </w:r>
+          </w:p>
+        </w:tc>
+        <w:tc>
+          <w:tcPr>
+            <w:tcW w:type="dxa" w:w="1440"/>
+          </w:tcPr>
+          <w:p>
+            <w:r>
+              <w:t>2.8</w:t>
+            </w:r>
+          </w:p>
+        </w:tc>
+        <w:tc>
+          <w:tcPr>
+            <w:tcW w:type="dxa" w:w="1440"/>
+          </w:tcPr>
+          <w:p>
+            <w:r>
+              <w:t>2.8</w:t>
+            </w:r>
+          </w:p>
+        </w:tc>
+        <w:tc>
+          <w:tcPr>
+            <w:tcW w:type="dxa" w:w="1440"/>
+          </w:tcPr>
+          <w:p>
+            <w:r>
+              <w:t>3.0</w:t>
+            </w:r>
+          </w:p>
+        </w:tc>
+        <w:tc>
+          <w:tcPr>
+            <w:tcW w:type="dxa" w:w="1440"/>
+          </w:tcPr>
+          <w:p>
+            <w:r>
+              <w:t>5.2</w:t>
+            </w:r>
+          </w:p>
+        </w:tc>
+      </w:tr>
+      <w:tr>
+        <w:tc>
+          <w:tcPr>
+            <w:tcW w:type="dxa" w:w="1440"/>
+          </w:tcPr>
+          <w:p>
+            <w:r>
+              <w:t>**Qual**</w:t>
+            </w:r>
+          </w:p>
+        </w:tc>
+        <w:tc>
+          <w:tcPr>
+            <w:tcW w:type="dxa" w:w="1440"/>
+          </w:tcPr>
+          <w:p>
+            <w:r>
+              <w:t>2.4</w:t>
+            </w:r>
+          </w:p>
+        </w:tc>
+        <w:tc>
+          <w:tcPr>
+            <w:tcW w:type="dxa" w:w="1440"/>
+          </w:tcPr>
+          <w:p>
+            <w:r>
+              <w:t>2.8</w:t>
+            </w:r>
+          </w:p>
+        </w:tc>
+        <w:tc>
+          <w:tcPr>
+            <w:tcW w:type="dxa" w:w="1440"/>
+          </w:tcPr>
+          <w:p>
+            <w:r>
+              <w:t>2.4</w:t>
+            </w:r>
+          </w:p>
+        </w:tc>
+        <w:tc>
+          <w:tcPr>
+            <w:tcW w:type="dxa" w:w="1440"/>
+          </w:tcPr>
+          <w:p>
+            <w:r>
+              <w:t>2.4</w:t>
+            </w:r>
+          </w:p>
+        </w:tc>
+        <w:tc>
+          <w:tcPr>
+            <w:tcW w:type="dxa" w:w="1440"/>
+          </w:tcPr>
+          <w:p>
+            <w:r>
+              <w:t>5.0</w:t>
+            </w:r>
+          </w:p>
+        </w:tc>
+      </w:tr>
+      <w:tr>
+        <w:tc>
+          <w:tcPr>
+            <w:tcW w:type="dxa" w:w="1440"/>
+          </w:tcPr>
+          <w:p>
+            <w:r>
+              <w:t>**Prod**</w:t>
+            </w:r>
+          </w:p>
+        </w:tc>
+        <w:tc>
+          <w:tcPr>
+            <w:tcW w:type="dxa" w:w="1440"/>
+          </w:tcPr>
+          <w:p>
+            <w:r>
+              <w:t>2.4</w:t>
+            </w:r>
+          </w:p>
+        </w:tc>
+        <w:tc>
+          <w:tcPr>
+            <w:tcW w:type="dxa" w:w="1440"/>
+          </w:tcPr>
+          <w:p>
+            <w:r>
+              <w:t>3.0</w:t>
+            </w:r>
+          </w:p>
+        </w:tc>
+        <w:tc>
+          <w:tcPr>
+            <w:tcW w:type="dxa" w:w="1440"/>
+          </w:tcPr>
+          <w:p>
+            <w:r>
+              <w:t>2.4</w:t>
+            </w:r>
+          </w:p>
+        </w:tc>
+        <w:tc>
+          <w:tcPr>
+            <w:tcW w:type="dxa" w:w="1440"/>
+          </w:tcPr>
+          <w:p>
+            <w:r>
+              <w:t>2.4</w:t>
+            </w:r>
+          </w:p>
+        </w:tc>
+        <w:tc>
+          <w:tcPr>
+            <w:tcW w:type="dxa" w:w="1440"/>
+          </w:tcPr>
+          <w:p>
+            <w:r>
+              <w:t>5.6</w:t>
+            </w:r>
+          </w:p>
+        </w:tc>
+      </w:tr>
+      <w:tr>
+        <w:tc>
+          <w:tcPr>
+            <w:tcW w:type="dxa" w:w="1440"/>
+          </w:tcPr>
+          <w:p>
+            <w:r>
+              <w:t>**Dem**</w:t>
+            </w:r>
+          </w:p>
+        </w:tc>
+        <w:tc>
+          <w:tcPr>
+            <w:tcW w:type="dxa" w:w="1440"/>
+          </w:tcPr>
+          <w:p>
+            <w:r>
+              <w:t>**6.8**</w:t>
+            </w:r>
+          </w:p>
+        </w:tc>
+        <w:tc>
+          <w:tcPr>
+            <w:tcW w:type="dxa" w:w="1440"/>
+          </w:tcPr>
+          <w:p>
+            <w:r>
+              <w:t>5.2</w:t>
+            </w:r>
+          </w:p>
+        </w:tc>
+        <w:tc>
+          <w:tcPr>
+            <w:tcW w:type="dxa" w:w="1440"/>
+          </w:tcPr>
+          <w:p>
+            <w:r>
+              <w:t>5.0</w:t>
+            </w:r>
+          </w:p>
+        </w:tc>
+        <w:tc>
+          <w:tcPr>
+            <w:tcW w:type="dxa" w:w="1440"/>
+          </w:tcPr>
+          <w:p>
+            <w:r>
+              <w:t>5.6</w:t>
+            </w:r>
+          </w:p>
+        </w:tc>
+        <w:tc>
+          <w:tcPr>
+            <w:tcW w:type="dxa" w:w="1440"/>
+          </w:tcPr>
+          <w:p>
+            <w:r>
+              <w:t>6.4</w:t>
+            </w:r>
+          </w:p>
+        </w:tc>
+      </w:tr>
+    </w:tbl>
+    <w:p>
+      <w:pPr>
+        <w:jc w:val="center"/>
+      </w:pPr>
+      <w:r>
+        <w:drawing>
+          <wp:inline xmlns:a="http://schemas.openxmlformats.org/drawingml/2006/main" xmlns:pic="http://schemas.openxmlformats.org/drawingml/2006/picture">
+            <wp:extent cx="5669280" cy="4825782"/>
+            <wp:docPr id="10" name="Picture 10"/>
+            <wp:cNvGraphicFramePr>
+              <a:graphicFrameLocks noChangeAspect="1"/>
+            </wp:cNvGraphicFramePr>
+            <a:graphic>
+              <a:graphicData uri="http://schemas.openxmlformats.org/drawingml/2006/picture">
+                <pic:pic>
+                  <pic:nvPicPr>
+                    <pic:cNvPr id="0" name="paired_hazards_recovery.png"/>
+                    <pic:cNvPicPr/>
+                  </pic:nvPicPr>
+                  <pic:blipFill>
+                    <a:blip r:embed="rId18"/>
+                    <a:stretch>
+                      <a:fillRect/>
+                    </a:stretch>
+                  </pic:blipFill>
+                  <pic:spPr>
+                    <a:xfrm>
+                      <a:off x="0" y="0"/>
+                      <a:ext cx="5669280" cy="4825782"/>
+                    </a:xfrm>
+                    <a:prstGeom prst="rect"/>
+                  </pic:spPr>
+                </pic:pic>
+              </a:graphicData>
+            </a:graphic>
+          </wp:inline>
+        </w:drawing>
+      </w:r>
+    </w:p>
+    <w:p>
+      <w:pPr>
+        <w:jc w:val="center"/>
+      </w:pPr>
+      <w:r>
+        <w:rPr>
+          <w:i/>
+          <w:sz w:val="18"/>
+        </w:rPr>
+        <w:t>Time-to-recover par paire de domaines</w:t>
+      </w:r>
+    </w:p>
+    <w:p>
+      <w:pPr>
+        <w:pStyle w:val="Heading3"/>
+      </w:pPr>
+      <w:r>
+        <w:t>§24.10.1 Lectures clés des matrices</w:t>
+      </w:r>
+    </w:p>
+    <w:p>
+      <w:r>
+        <w:t>1. Quelle paire est la plus coûteuse ?</w:t>
+      </w:r>
+    </w:p>
+    <w:p>
+      <w:pPr>
+        <w:pStyle w:val="ListBullet"/>
+      </w:pPr>
+      <w:r>
+        <w:t>**Logi × Dem** sur la doctrine FLUX = amplification **×2.20** : un</w:t>
+      </w:r>
+    </w:p>
+    <w:p>
+      <w:r>
+        <w:t xml:space="preserve">  blocage logistique combiné à une commande urgente fait plus du</w:t>
+      </w:r>
+    </w:p>
+    <w:p>
+      <w:r>
+        <w:t xml:space="preserve">  double de la moyenne des deux pris seuls. C'est la paire la plus</w:t>
+      </w:r>
+    </w:p>
+    <w:p>
+      <w:r>
+        <w:t xml:space="preserve">  dommageable de toute l'étude.</w:t>
+      </w:r>
+    </w:p>
+    <w:p>
+      <w:pPr>
+        <w:pStyle w:val="ListBullet"/>
+      </w:pPr>
+      <w:r>
+        <w:t>Sur EVENT, la même paire Logi × Dem n'est qu'à ×1.16 : l'event</w:t>
+      </w:r>
+    </w:p>
+    <w:p>
+      <w:r>
+        <w:t xml:space="preserve">  sourcing détecte le blocage et déclenche la régulation avant</w:t>
+      </w:r>
+    </w:p>
+    <w:p>
+      <w:r>
+        <w:t xml:space="preserve">  l'amplification.</w:t>
+      </w:r>
+    </w:p>
+    <w:p>
+      <w:r>
+        <w:t>2. Quelle paire est la plus longue à récupérer ?</w:t>
+      </w:r>
+    </w:p>
+    <w:p>
+      <w:pPr>
+        <w:pStyle w:val="ListBullet"/>
+      </w:pPr>
+      <w:r>
+        <w:t>**Appro × Dem** = **6.8 jours** sur FLUX **et sur EVENT**. C'est</w:t>
+      </w:r>
+    </w:p>
+    <w:p>
+      <w:r>
+        <w:t xml:space="preserve">  le temps de récupération maximal mesuré dans l'étude. Cette paire</w:t>
+      </w:r>
+    </w:p>
+    <w:p>
+      <w:r>
+        <w:t xml:space="preserve">  résiste à toutes les doctrines, y compris la plus résiliente.</w:t>
+      </w:r>
+    </w:p>
+    <w:p>
+      <w:pPr>
+        <w:pStyle w:val="ListBullet"/>
+      </w:pPr>
+      <w:r>
+        <w:t>L'interprétation est intuitive : commande urgente + composant</w:t>
+      </w:r>
+    </w:p>
+    <w:p>
+      <w:r>
+        <w:t xml:space="preserve">  manquant à l'approvisionnement = besoin d'une matière qu'on n'a</w:t>
+      </w:r>
+    </w:p>
+    <w:p>
+      <w:r>
+        <w:t xml:space="preserve">  pas, immédiatement. **Aucune doctrine de pilotage ne crée de la</w:t>
+      </w:r>
+    </w:p>
+    <w:p>
+      <w:r>
+        <w:t xml:space="preserve">  matière** ; elle peut seulement optimiser son utilisation. C'est</w:t>
+      </w:r>
+    </w:p>
+    <w:p>
+      <w:r>
+        <w:t xml:space="preserve">  une limite intrinsèque du pilotage de flux, pas une faiblesse</w:t>
+      </w:r>
+    </w:p>
+    <w:p>
+      <w:r>
+        <w:t xml:space="preserve">  d'implémentation.</w:t>
+      </w:r>
+    </w:p>
+    <w:p>
+      <w:pPr>
+        <w:pStyle w:val="ListBullet"/>
+      </w:pPr>
+      <w:r>
+        <w:t>OF/OF+EVENT ont des recoveries plus uniformes (5.5-6.6j sur</w:t>
+      </w:r>
+    </w:p>
+    <w:p>
+      <w:r>
+        <w:t xml:space="preserve">  toutes paires) parce qu'ils ne se relèvent jamais vite — ils n'ont</w:t>
+      </w:r>
+    </w:p>
+    <w:p>
+      <w:r>
+        <w:t xml:space="preserve">  pas de mécanique d'absorption (smoothing) qui crée la variance.</w:t>
+      </w:r>
+    </w:p>
+    <w:p>
+      <w:r>
+        <w:t>3. Quelle est la durée d'un retour à la normale ?</w:t>
+      </w:r>
+    </w:p>
+    <w:tbl>
+      <w:tblPr>
+        <w:tblStyle w:val="LightGrid-Accent1"/>
+        <w:tblW w:type="auto" w:w="0"/>
+        <w:tblLook w:firstColumn="1" w:firstRow="1" w:lastColumn="0" w:lastRow="0" w:noHBand="0" w:noVBand="1" w:val="04A0"/>
+      </w:tblPr>
+      <w:tblGrid>
+        <w:gridCol w:w="1728"/>
+        <w:gridCol w:w="1728"/>
+        <w:gridCol w:w="1728"/>
+        <w:gridCol w:w="1728"/>
+        <w:gridCol w:w="1728"/>
+      </w:tblGrid>
+      <w:tr>
+        <w:tc>
+          <w:tcPr>
+            <w:tcW w:type="dxa" w:w="1728"/>
+          </w:tcPr>
+          <w:p>
+            <w:r>
+              <w:rPr>
+                <w:b/>
+              </w:rPr>
+              <w:t>Doctrine</w:t>
+            </w:r>
+          </w:p>
+        </w:tc>
+        <w:tc>
+          <w:tcPr>
+            <w:tcW w:type="dxa" w:w="1728"/>
+          </w:tcPr>
+          <w:p>
+            <w:r>
+              <w:rPr>
+                <w:b/>
+              </w:rPr>
+              <w:t>Min</w:t>
+            </w:r>
+          </w:p>
+        </w:tc>
+        <w:tc>
+          <w:tcPr>
+            <w:tcW w:type="dxa" w:w="1728"/>
+          </w:tcPr>
+          <w:p>
+            <w:r>
+              <w:rPr>
+                <w:b/>
+              </w:rPr>
+              <w:t>Médiane</w:t>
+            </w:r>
+          </w:p>
+        </w:tc>
+        <w:tc>
+          <w:tcPr>
+            <w:tcW w:type="dxa" w:w="1728"/>
+          </w:tcPr>
+          <w:p>
+            <w:r>
+              <w:rPr>
+                <w:b/>
+              </w:rPr>
+              <w:t>Max</w:t>
+            </w:r>
+          </w:p>
+        </w:tc>
+        <w:tc>
+          <w:tcPr>
+            <w:tcW w:type="dxa" w:w="1728"/>
+          </w:tcPr>
+          <w:p>
+            <w:r>
+              <w:rPr>
+                <w:b/>
+              </w:rPr>
+              <w:t>Paire max</w:t>
+            </w:r>
+          </w:p>
+        </w:tc>
+      </w:tr>
+      <w:tr>
+        <w:tc>
+          <w:tcPr>
+            <w:tcW w:type="dxa" w:w="1728"/>
+          </w:tcPr>
+          <w:p>
+            <w:r>
+              <w:t>OF</w:t>
+            </w:r>
+          </w:p>
+        </w:tc>
+        <w:tc>
+          <w:tcPr>
+            <w:tcW w:type="dxa" w:w="1728"/>
+          </w:tcPr>
+          <w:p>
+            <w:r>
+              <w:t>4.8</w:t>
+            </w:r>
+          </w:p>
+        </w:tc>
+        <w:tc>
+          <w:tcPr>
+            <w:tcW w:type="dxa" w:w="1728"/>
+          </w:tcPr>
+          <w:p>
+            <w:r>
+              <w:t>5.7</w:t>
+            </w:r>
+          </w:p>
+        </w:tc>
+        <w:tc>
+          <w:tcPr>
+            <w:tcW w:type="dxa" w:w="1728"/>
+          </w:tcPr>
+          <w:p>
+            <w:r>
+              <w:t>6.6</w:t>
+            </w:r>
+          </w:p>
+        </w:tc>
+        <w:tc>
+          <w:tcPr>
+            <w:tcW w:type="dxa" w:w="1728"/>
+          </w:tcPr>
+          <w:p>
+            <w:r>
+              <w:t>Appro × Prod</w:t>
+            </w:r>
+          </w:p>
+        </w:tc>
+      </w:tr>
+      <w:tr>
+        <w:tc>
+          <w:tcPr>
+            <w:tcW w:type="dxa" w:w="1728"/>
+          </w:tcPr>
+          <w:p>
+            <w:r>
+              <w:t>**FLUX**</w:t>
+            </w:r>
+          </w:p>
+        </w:tc>
+        <w:tc>
+          <w:tcPr>
+            <w:tcW w:type="dxa" w:w="1728"/>
+          </w:tcPr>
+          <w:p>
+            <w:r>
+              <w:t>**2.4**</w:t>
+            </w:r>
+          </w:p>
+        </w:tc>
+        <w:tc>
+          <w:tcPr>
+            <w:tcW w:type="dxa" w:w="1728"/>
+          </w:tcPr>
+          <w:p>
+            <w:r>
+              <w:t>4.0</w:t>
+            </w:r>
+          </w:p>
+        </w:tc>
+        <w:tc>
+          <w:tcPr>
+            <w:tcW w:type="dxa" w:w="1728"/>
+          </w:tcPr>
+          <w:p>
+            <w:r>
+              <w:t>6.8</w:t>
+            </w:r>
+          </w:p>
+        </w:tc>
+        <w:tc>
+          <w:tcPr>
+            <w:tcW w:type="dxa" w:w="1728"/>
+          </w:tcPr>
+          <w:p>
+            <w:r>
+              <w:t>Appro × Dem</w:t>
+            </w:r>
+          </w:p>
+        </w:tc>
+      </w:tr>
+      <w:tr>
+        <w:tc>
+          <w:tcPr>
+            <w:tcW w:type="dxa" w:w="1728"/>
+          </w:tcPr>
+          <w:p>
+            <w:r>
+              <w:t>OF+EVENT</w:t>
+            </w:r>
+          </w:p>
+        </w:tc>
+        <w:tc>
+          <w:tcPr>
+            <w:tcW w:type="dxa" w:w="1728"/>
+          </w:tcPr>
+          <w:p>
+            <w:r>
+              <w:t>5.2</w:t>
+            </w:r>
+          </w:p>
+        </w:tc>
+        <w:tc>
+          <w:tcPr>
+            <w:tcW w:type="dxa" w:w="1728"/>
+          </w:tcPr>
+          <w:p>
+            <w:r>
+              <w:t>5.8</w:t>
+            </w:r>
+          </w:p>
+        </w:tc>
+        <w:tc>
+          <w:tcPr>
+            <w:tcW w:type="dxa" w:w="1728"/>
+          </w:tcPr>
+          <w:p>
+            <w:r>
+              <w:t>6.2</w:t>
+            </w:r>
+          </w:p>
+        </w:tc>
+        <w:tc>
+          <w:tcPr>
+            <w:tcW w:type="dxa" w:w="1728"/>
+          </w:tcPr>
+          <w:p>
+            <w:r>
+              <w:t>Logi × Dem</w:t>
+            </w:r>
+          </w:p>
+        </w:tc>
+      </w:tr>
+      <w:tr>
+        <w:tc>
+          <w:tcPr>
+            <w:tcW w:type="dxa" w:w="1728"/>
+          </w:tcPr>
+          <w:p>
+            <w:r>
+              <w:t>**EVENT**</w:t>
+            </w:r>
+          </w:p>
+        </w:tc>
+        <w:tc>
+          <w:tcPr>
+            <w:tcW w:type="dxa" w:w="1728"/>
+          </w:tcPr>
+          <w:p>
+            <w:r>
+              <w:t>**2.4**</w:t>
+            </w:r>
+          </w:p>
+        </w:tc>
+        <w:tc>
+          <w:tcPr>
+            <w:tcW w:type="dxa" w:w="1728"/>
+          </w:tcPr>
+          <w:p>
+            <w:r>
+              <w:t>2.8</w:t>
+            </w:r>
+          </w:p>
+        </w:tc>
+        <w:tc>
+          <w:tcPr>
+            <w:tcW w:type="dxa" w:w="1728"/>
+          </w:tcPr>
+          <w:p>
+            <w:r>
+              <w:t>6.8</w:t>
+            </w:r>
+          </w:p>
+        </w:tc>
+        <w:tc>
+          <w:tcPr>
+            <w:tcW w:type="dxa" w:w="1728"/>
+          </w:tcPr>
+          <w:p>
+            <w:r>
+              <w:t>Appro × Dem</w:t>
+            </w:r>
+          </w:p>
+        </w:tc>
+      </w:tr>
+    </w:tbl>
+    <w:p>
+      <w:pPr>
+        <w:pStyle w:val="ListBullet"/>
+      </w:pPr>
+      <w:r>
+        <w:t>FLUX et EVENT récupèrent en 2.4 jours sur les paires « bénignes »</w:t>
+      </w:r>
+    </w:p>
+    <w:p>
+      <w:r>
+        <w:t xml:space="preserve">  (toutes les paires sans dimension demande sont absorbées par</w:t>
+      </w:r>
+    </w:p>
+    <w:p>
+      <w:r>
+        <w:t xml:space="preserve">  smoothing seul).</w:t>
+      </w:r>
+    </w:p>
+    <w:p>
+      <w:pPr>
+        <w:pStyle w:val="ListBullet"/>
+      </w:pPr>
+      <w:r>
+        <w:t>Dès qu'une **commande urgente** apparaît, le retour à la normale</w:t>
+      </w:r>
+    </w:p>
+    <w:p>
+      <w:r>
+        <w:t xml:space="preserve">  monte à 5–7 j sur toutes les doctrines : la dimension demande</w:t>
+      </w:r>
+    </w:p>
+    <w:p>
+      <w:r>
+        <w:t xml:space="preserve">  consomme l'horizon, donc on ne peut pas amortir.</w:t>
+      </w:r>
+    </w:p>
+    <w:p>
+      <w:r>
+        <w:t>4. Que peut-on dire sur le pilotage des flux industriels en lean ?</w:t>
+      </w:r>
+    </w:p>
+    <w:p>
+      <w:r>
+        <w:t>L'étude confirme expérimentalement quatre principes lean classiques :</w:t>
+      </w:r>
+    </w:p>
+    <w:p>
+      <w:r>
+        <w:t>a) Le flux contractualisé absorbe l'amplitude. Sur les paires</w:t>
+      </w:r>
+    </w:p>
+    <w:p>
+      <w:r>
+        <w:t xml:space="preserve">   sans Demande, FLUX et EVENT amplifient le coût ≤ 1.20 vs OF/OF+EVENT</w:t>
+      </w:r>
+    </w:p>
+    <w:p>
+      <w:r>
+        <w:t xml:space="preserve">   qui montent à 1.49. Le smoothing étale la charge — un choc</w:t>
+      </w:r>
+    </w:p>
+    <w:p>
+      <w:r>
+        <w:t xml:space="preserve">   ponctuel se distribue sur l'horizon au lieu de saturer le goulot.</w:t>
+      </w:r>
+    </w:p>
+    <w:p>
+      <w:r>
+        <w:t>b) L'event sourcing absorbe l'interaction. L'écart FLUX → EVENT</w:t>
+      </w:r>
+    </w:p>
+    <w:p>
+      <w:r>
+        <w:t xml:space="preserve">   sur la paire pivot Logi × Dem est saisissant : ×2.20 → ×1.16.</w:t>
+      </w:r>
+    </w:p>
+    <w:p>
+      <w:r>
+        <w:t xml:space="preserve">   La couche événementielle détecte la perturbation logistique et</w:t>
+      </w:r>
+    </w:p>
+    <w:p>
+      <w:r>
+        <w:t xml:space="preserve">   déclenche les actions correctives avant que la commande</w:t>
+      </w:r>
+    </w:p>
+    <w:p>
+      <w:r>
+        <w:t xml:space="preserve">   urgente amplifie l'effet. C'est ce que les communautés Toyota et</w:t>
+      </w:r>
+    </w:p>
+    <w:p>
+      <w:r>
+        <w:t xml:space="preserve">   Goldratt nomment respectivement « jidoka » (autonomation de la</w:t>
+      </w:r>
+    </w:p>
+    <w:p>
+      <w:r>
+        <w:t xml:space="preserve">   détection) et « buffer management » (signal goulot).</w:t>
+      </w:r>
+    </w:p>
+    <w:p>
+      <w:r>
+        <w:t>c) Approvisionnement × Demande est le mur du flux. Aucune</w:t>
+      </w:r>
+    </w:p>
+    <w:p>
+      <w:r>
+        <w:t xml:space="preserve">   doctrine, fût-elle la plus instrumentée, ne descend sous 6.8 j de</w:t>
+      </w:r>
+    </w:p>
+    <w:p>
+      <w:r>
+        <w:t xml:space="preserve">   recovery sur cette paire. C'est le seul axe où le pilotage de</w:t>
+      </w:r>
+    </w:p>
+    <w:p>
+      <w:r>
+        <w:t xml:space="preserve">   flux atteint sa limite intrinsèque : la matière manquante</w:t>
+      </w:r>
+    </w:p>
+    <w:p>
+      <w:r>
+        <w:t xml:space="preserve">   bloque physiquement la production, indépendamment de la qualité</w:t>
+      </w:r>
+    </w:p>
+    <w:p>
+      <w:r>
+        <w:t xml:space="preserve">   du pilotage. Les leviers d'amélioration sortent du périmètre</w:t>
+      </w:r>
+    </w:p>
+    <w:p>
+      <w:r>
+        <w:t xml:space="preserve">   doctrinal : double-sourcing, stock tampon stratégique, contrats</w:t>
+      </w:r>
+    </w:p>
+    <w:p>
+      <w:r>
+        <w:t xml:space="preserve">   fournisseur SLA. Lean dit la même chose : *« no flow if no</w:t>
+      </w:r>
+    </w:p>
+    <w:p>
+      <w:r>
+        <w:t xml:space="preserve">   matter »*.</w:t>
+      </w:r>
+    </w:p>
+    <w:p>
+      <w:r>
+        <w:t>d) Logistique-Logistique est curieusement le pire pour EVENT.</w:t>
+      </w:r>
+    </w:p>
+    <w:p>
+      <w:r>
+        <w:t xml:space="preserve">   La cellule diagonale Logi-Logi = ×1.52 alors que ses autres</w:t>
+      </w:r>
+    </w:p>
+    <w:p>
+      <w:r>
+        <w:t xml:space="preserve">   cellules tournent à 1.00-1.21. Interprétation : la doctrine</w:t>
+      </w:r>
+    </w:p>
+    <w:p>
+      <w:r>
+        <w:t xml:space="preserve">   EVENT compte sur les autres postes pour basculer le flux</w:t>
+      </w:r>
+    </w:p>
+    <w:p>
+      <w:r>
+        <w:t xml:space="preserve">   quand un poste est bloqué ; quand 2 postes différents sont</w:t>
+      </w:r>
+    </w:p>
+    <w:p>
+      <w:r>
+        <w:t xml:space="preserve">   bloqués en même temps, ce mécanisme de contournement s'effondre.</w:t>
+      </w:r>
+    </w:p>
+    <w:p>
+      <w:r>
+        <w:t xml:space="preserve">   C'est cohérent avec la théorie : le DBR Goldratt repose sur</w:t>
+      </w:r>
+    </w:p>
+    <w:p>
+      <w:r>
+        <w:t xml:space="preserve">   l'identification d'un goulot ; deux goulots simultanés</w:t>
+      </w:r>
+    </w:p>
+    <w:p>
+      <w:r>
+        <w:t xml:space="preserve">   bloquent la régulation.</w:t>
+      </w:r>
+    </w:p>
+    <w:p>
+      <w:r>
+        <w:t>En résumé, les flux industriels en lean **ne sont pas un mantra</w:t>
+      </w:r>
+    </w:p>
+    <w:p>
+      <w:r>
+        <w:t>magique** : ils gagnent face à OF sur les KPI moyens et la majorité</w:t>
+      </w:r>
+    </w:p>
+    <w:p>
+      <w:r>
+        <w:t>des paires, mais ils ont leurs limites — particulièrement sur les</w:t>
+      </w:r>
+    </w:p>
+    <w:p>
+      <w:r>
+        <w:t>chocs combinés appro × demande et sur les défaillances multiples du</w:t>
+      </w:r>
+    </w:p>
+    <w:p>
+      <w:r>
+        <w:t>même domaine. Le diagnostic différencié de la matrice 5×5 permet de</w:t>
+      </w:r>
+    </w:p>
+    <w:p>
+      <w:r>
+        <w:t>prioriser les investissements (double sourcing pour appro, capacités</w:t>
+      </w:r>
+    </w:p>
+    <w:p>
+      <w:r>
+        <w:t>redondantes pour logistique, frozen window pour demande) en fonction</w:t>
+      </w:r>
+    </w:p>
+    <w:p>
+      <w:r>
+        <w:t>du domaine le plus critique pour l'atelier visé.</w:t>
       </w:r>
     </w:p>
     <w:p/>

--- a/docs/cadrage_v4.docx
+++ b/docs/cadrage_v4.docx
@@ -13803,6 +13803,529 @@
     <w:p>
       <w:r>
         <w:t>du domaine le plus critique pour l'atelier visé.</w:t>
+      </w:r>
+    </w:p>
+    <w:p/>
+    <w:p>
+      <w:pPr>
+        <w:pStyle w:val="Heading2"/>
+      </w:pPr>
+      <w:r>
+        <w:t>§24.11 Validations méthodologiques (§7.1 + §7.3 paper HAL)</w:t>
+      </w:r>
+    </w:p>
+    <w:p>
+      <w:pPr>
+        <w:pStyle w:val="Heading3"/>
+      </w:pPr>
+      <w:r>
+        <w:t>§24.11.1 Test du biais d'implémentation — OF_MILP (250 runs)</w:t>
+      </w:r>
+    </w:p>
+    <w:p>
+      <w:r>
+        <w:t>Pour valider que le gain doctrinal n'est pas un artefact d'un OF</w:t>
+      </w:r>
+    </w:p>
+    <w:p>
+      <w:r>
+        <w:t>baseline trop naïf, une 5ᵉ doctrine OF_MILP est implémentée avec</w:t>
+      </w:r>
+    </w:p>
+    <w:p>
+      <w:r>
+        <w:t>solveur CP-SAT (Google OR-Tools) :</w:t>
+      </w:r>
+    </w:p>
+    <w:tbl>
+      <w:tblPr>
+        <w:tblStyle w:val="LightGrid-Accent1"/>
+        <w:tblW w:type="auto" w:w="0"/>
+        <w:tblLook w:firstColumn="1" w:firstRow="1" w:lastColumn="0" w:lastRow="0" w:noHBand="0" w:noVBand="1" w:val="04A0"/>
+      </w:tblPr>
+      <w:tblGrid>
+        <w:gridCol w:w="2160"/>
+        <w:gridCol w:w="2160"/>
+        <w:gridCol w:w="2160"/>
+        <w:gridCol w:w="2160"/>
+      </w:tblGrid>
+      <w:tr>
+        <w:tc>
+          <w:tcPr>
+            <w:tcW w:type="dxa" w:w="2160"/>
+          </w:tcPr>
+          <w:p>
+            <w:r>
+              <w:rPr>
+                <w:b/>
+              </w:rPr>
+              <w:t>Doctrine</w:t>
+            </w:r>
+          </w:p>
+        </w:tc>
+        <w:tc>
+          <w:tcPr>
+            <w:tcW w:type="dxa" w:w="2160"/>
+          </w:tcPr>
+          <w:p>
+            <w:r>
+              <w:rPr>
+                <w:b/>
+              </w:rPr>
+              <w:t>Coût moyen</w:t>
+            </w:r>
+          </w:p>
+        </w:tc>
+        <w:tc>
+          <w:tcPr>
+            <w:tcW w:type="dxa" w:w="2160"/>
+          </w:tcPr>
+          <w:p>
+            <w:r>
+              <w:rPr>
+                <w:b/>
+              </w:rPr>
+              <w:t>Lead time</w:t>
+            </w:r>
+          </w:p>
+        </w:tc>
+        <w:tc>
+          <w:tcPr>
+            <w:tcW w:type="dxa" w:w="2160"/>
+          </w:tcPr>
+          <w:p>
+            <w:r>
+              <w:rPr>
+                <w:b/>
+              </w:rPr>
+              <w:t>Δ vs OF</w:t>
+            </w:r>
+          </w:p>
+        </w:tc>
+      </w:tr>
+      <w:tr>
+        <w:tc>
+          <w:tcPr>
+            <w:tcW w:type="dxa" w:w="2160"/>
+          </w:tcPr>
+          <w:p>
+            <w:r>
+              <w:t>OF (SLACK+FIFO)</w:t>
+            </w:r>
+          </w:p>
+        </w:tc>
+        <w:tc>
+          <w:tcPr>
+            <w:tcW w:type="dxa" w:w="2160"/>
+          </w:tcPr>
+          <w:p>
+            <w:r>
+              <w:t>130 089 €</w:t>
+            </w:r>
+          </w:p>
+        </w:tc>
+        <w:tc>
+          <w:tcPr>
+            <w:tcW w:type="dxa" w:w="2160"/>
+          </w:tcPr>
+          <w:p>
+            <w:r>
+              <w:t>7.72 j</w:t>
+            </w:r>
+          </w:p>
+        </w:tc>
+        <w:tc>
+          <w:tcPr>
+            <w:tcW w:type="dxa" w:w="2160"/>
+          </w:tcPr>
+          <w:p>
+            <w:r>
+              <w:t>0 (réf)</w:t>
+            </w:r>
+          </w:p>
+        </w:tc>
+      </w:tr>
+      <w:tr>
+        <w:tc>
+          <w:tcPr>
+            <w:tcW w:type="dxa" w:w="2160"/>
+          </w:tcPr>
+          <w:p>
+            <w:r>
+              <w:t>**OF_MILP (CP-SAT)**</w:t>
+            </w:r>
+          </w:p>
+        </w:tc>
+        <w:tc>
+          <w:tcPr>
+            <w:tcW w:type="dxa" w:w="2160"/>
+          </w:tcPr>
+          <w:p>
+            <w:r>
+              <w:t>**129 959 €**</w:t>
+            </w:r>
+          </w:p>
+        </w:tc>
+        <w:tc>
+          <w:tcPr>
+            <w:tcW w:type="dxa" w:w="2160"/>
+          </w:tcPr>
+          <w:p>
+            <w:r>
+              <w:t>**6.86 j**</w:t>
+            </w:r>
+          </w:p>
+        </w:tc>
+        <w:tc>
+          <w:tcPr>
+            <w:tcW w:type="dxa" w:w="2160"/>
+          </w:tcPr>
+          <w:p>
+            <w:r>
+              <w:t>**−131 € (−0.1 %)**</w:t>
+            </w:r>
+          </w:p>
+        </w:tc>
+      </w:tr>
+      <w:tr>
+        <w:tc>
+          <w:tcPr>
+            <w:tcW w:type="dxa" w:w="2160"/>
+          </w:tcPr>
+          <w:p>
+            <w:r>
+              <w:t>FLUX</w:t>
+            </w:r>
+          </w:p>
+        </w:tc>
+        <w:tc>
+          <w:tcPr>
+            <w:tcW w:type="dxa" w:w="2160"/>
+          </w:tcPr>
+          <w:p>
+            <w:r>
+              <w:t>95 261 €</w:t>
+            </w:r>
+          </w:p>
+        </w:tc>
+        <w:tc>
+          <w:tcPr>
+            <w:tcW w:type="dxa" w:w="2160"/>
+          </w:tcPr>
+          <w:p>
+            <w:r>
+              <w:t>4.63 j</w:t>
+            </w:r>
+          </w:p>
+        </w:tc>
+        <w:tc>
+          <w:tcPr>
+            <w:tcW w:type="dxa" w:w="2160"/>
+          </w:tcPr>
+          <w:p>
+            <w:r>
+              <w:t>**−34 828 €**</w:t>
+            </w:r>
+          </w:p>
+        </w:tc>
+      </w:tr>
+      <w:tr>
+        <w:tc>
+          <w:tcPr>
+            <w:tcW w:type="dxa" w:w="2160"/>
+          </w:tcPr>
+          <w:p>
+            <w:r>
+              <w:t>EVENT</w:t>
+            </w:r>
+          </w:p>
+        </w:tc>
+        <w:tc>
+          <w:tcPr>
+            <w:tcW w:type="dxa" w:w="2160"/>
+          </w:tcPr>
+          <w:p>
+            <w:r>
+              <w:t>90 792 €</w:t>
+            </w:r>
+          </w:p>
+        </w:tc>
+        <w:tc>
+          <w:tcPr>
+            <w:tcW w:type="dxa" w:w="2160"/>
+          </w:tcPr>
+          <w:p>
+            <w:r>
+              <w:t>4.51 j</w:t>
+            </w:r>
+          </w:p>
+        </w:tc>
+        <w:tc>
+          <w:tcPr>
+            <w:tcW w:type="dxa" w:w="2160"/>
+          </w:tcPr>
+          <w:p>
+            <w:r>
+              <w:t>**−39 297 €**</w:t>
+            </w:r>
+          </w:p>
+        </w:tc>
+      </w:tr>
+    </w:tbl>
+    <w:p>
+      <w:r>
+        <w:t>Le solveur CP-SAT améliore le lead time de 11 % mais ne change pas</w:t>
+      </w:r>
+    </w:p>
+    <w:p>
+      <w:r>
+        <w:t>le coût (-0.1 % dans le bruit statistique). **Le gain doctrinal</w:t>
+      </w:r>
+    </w:p>
+    <w:p>
+      <w:r>
+        <w:t>FLUX/EVENT vs OF n'est pas un artefact de baseline** : il provient</w:t>
+      </w:r>
+    </w:p>
+    <w:p>
+      <w:r>
+        <w:t>de l'architecture (lissage + freeze + tampons) qu'un solveur</w:t>
+      </w:r>
+    </w:p>
+    <w:p>
+      <w:r>
+        <w:t>ponctuel n'imite pas.</w:t>
+      </w:r>
+    </w:p>
+    <w:p>
+      <w:pPr>
+        <w:pStyle w:val="Heading3"/>
+      </w:pPr>
+      <w:r>
+        <w:t>§24.11.2 Sensibilité paramétrique (480 runs)</w:t>
+      </w:r>
+    </w:p>
+    <w:p>
+      <w:r>
+        <w:t>Sur 3 paramètres × 4 niveaux (faible / moyen / élevé / extrême), le</w:t>
+      </w:r>
+    </w:p>
+    <w:p>
+      <w:r>
+        <w:t>gain FLUX vs OF est mesuré positif sur les 12 cellules, entre</w:t>
+      </w:r>
+    </w:p>
+    <w:p>
+      <w:r>
+        <w:t>−7.8 % et −31.7 %. Robustesse du gain :</w:t>
+      </w:r>
+    </w:p>
+    <w:tbl>
+      <w:tblPr>
+        <w:tblStyle w:val="LightGrid-Accent1"/>
+        <w:tblW w:type="auto" w:w="0"/>
+        <w:tblLook w:firstColumn="1" w:firstRow="1" w:lastColumn="0" w:lastRow="0" w:noHBand="0" w:noVBand="1" w:val="04A0"/>
+      </w:tblPr>
+      <w:tblGrid>
+        <w:gridCol w:w="2160"/>
+        <w:gridCol w:w="2160"/>
+        <w:gridCol w:w="2160"/>
+        <w:gridCol w:w="2160"/>
+      </w:tblGrid>
+      <w:tr>
+        <w:tc>
+          <w:tcPr>
+            <w:tcW w:type="dxa" w:w="2160"/>
+          </w:tcPr>
+          <w:p>
+            <w:r>
+              <w:rPr>
+                <w:b/>
+              </w:rPr>
+              <w:t>Paramètre</w:t>
+            </w:r>
+          </w:p>
+        </w:tc>
+        <w:tc>
+          <w:tcPr>
+            <w:tcW w:type="dxa" w:w="2160"/>
+          </w:tcPr>
+          <w:p>
+            <w:r>
+              <w:rPr>
+                <w:b/>
+              </w:rPr>
+              <w:t>Gain FLUX vs OF min</w:t>
+            </w:r>
+          </w:p>
+        </w:tc>
+        <w:tc>
+          <w:tcPr>
+            <w:tcW w:type="dxa" w:w="2160"/>
+          </w:tcPr>
+          <w:p>
+            <w:r>
+              <w:rPr>
+                <w:b/>
+              </w:rPr>
+              <w:t>max</w:t>
+            </w:r>
+          </w:p>
+        </w:tc>
+        <w:tc>
+          <w:tcPr>
+            <w:tcW w:type="dxa" w:w="2160"/>
+          </w:tcPr>
+          <w:p>
+            <w:r>
+              <w:rPr>
+                <w:b/>
+              </w:rPr>
+              <w:t>Tendance</w:t>
+            </w:r>
+          </w:p>
+        </w:tc>
+      </w:tr>
+      <w:tr>
+        <w:tc>
+          <w:tcPr>
+            <w:tcW w:type="dxa" w:w="2160"/>
+          </w:tcPr>
+          <w:p>
+            <w:r>
+              <w:t>Intensité scrap</w:t>
+            </w:r>
+          </w:p>
+        </w:tc>
+        <w:tc>
+          <w:tcPr>
+            <w:tcW w:type="dxa" w:w="2160"/>
+          </w:tcPr>
+          <w:p>
+            <w:r>
+              <w:t>−10.9 %</w:t>
+            </w:r>
+          </w:p>
+        </w:tc>
+        <w:tc>
+          <w:tcPr>
+            <w:tcW w:type="dxa" w:w="2160"/>
+          </w:tcPr>
+          <w:p>
+            <w:r>
+              <w:t>−26.7 %</w:t>
+            </w:r>
+          </w:p>
+        </w:tc>
+        <w:tc>
+          <w:tcPr>
+            <w:tcW w:type="dxa" w:w="2160"/>
+          </w:tcPr>
+          <w:p>
+            <w:r>
+              <w:t>gain ↓ si scrap ↑</w:t>
+            </w:r>
+          </w:p>
+        </w:tc>
+      </w:tr>
+      <w:tr>
+        <w:tc>
+          <w:tcPr>
+            <w:tcW w:type="dxa" w:w="2160"/>
+          </w:tcPr>
+          <w:p>
+            <w:r>
+              <w:t>Horizon planification</w:t>
+            </w:r>
+          </w:p>
+        </w:tc>
+        <w:tc>
+          <w:tcPr>
+            <w:tcW w:type="dxa" w:w="2160"/>
+          </w:tcPr>
+          <w:p>
+            <w:r>
+              <w:t>−19.9 %</w:t>
+            </w:r>
+          </w:p>
+        </w:tc>
+        <w:tc>
+          <w:tcPr>
+            <w:tcW w:type="dxa" w:w="2160"/>
+          </w:tcPr>
+          <w:p>
+            <w:r>
+              <w:t>−31.7 %</w:t>
+            </w:r>
+          </w:p>
+        </w:tc>
+        <w:tc>
+          <w:tcPr>
+            <w:tcW w:type="dxa" w:w="2160"/>
+          </w:tcPr>
+          <w:p>
+            <w:r>
+              <w:t>gain ↑ si horizon ↓</w:t>
+            </w:r>
+          </w:p>
+        </w:tc>
+      </w:tr>
+      <w:tr>
+        <w:tc>
+          <w:tcPr>
+            <w:tcW w:type="dxa" w:w="2160"/>
+          </w:tcPr>
+          <w:p>
+            <w:r>
+              <w:t>Nombre d'aléas</w:t>
+            </w:r>
+          </w:p>
+        </w:tc>
+        <w:tc>
+          <w:tcPr>
+            <w:tcW w:type="dxa" w:w="2160"/>
+          </w:tcPr>
+          <w:p>
+            <w:r>
+              <w:t>−7.8 %</w:t>
+            </w:r>
+          </w:p>
+        </w:tc>
+        <w:tc>
+          <w:tcPr>
+            <w:tcW w:type="dxa" w:w="2160"/>
+          </w:tcPr>
+          <w:p>
+            <w:r>
+              <w:t>−25.8 %</w:t>
+            </w:r>
+          </w:p>
+        </w:tc>
+        <w:tc>
+          <w:tcPr>
+            <w:tcW w:type="dxa" w:w="2160"/>
+          </w:tcPr>
+          <w:p>
+            <w:r>
+              <w:t>gain ↓ si aléas ↑</w:t>
+            </w:r>
+          </w:p>
+        </w:tc>
+      </w:tr>
+    </w:tbl>
+    <w:p>
+      <w:r>
+        <w:t>Le gain doctrinal n'est pas un artefact de paramètres choisis :</w:t>
+      </w:r>
+    </w:p>
+    <w:p>
+      <w:r>
+        <w:t>il est robuste sur 4 niveaux d'intensité couvrant 1 ordre de grandeur</w:t>
+      </w:r>
+    </w:p>
+    <w:p>
+      <w:r>
+        <w:t>par paramètre.</w:t>
       </w:r>
     </w:p>
     <w:p/>

--- a/docs/cadrage_v4.docx
+++ b/docs/cadrage_v4.docx
@@ -14326,6 +14326,766 @@
     <w:p>
       <w:r>
         <w:t>par paramètre.</w:t>
+      </w:r>
+    </w:p>
+    <w:p/>
+    <w:p>
+      <w:pPr>
+        <w:pStyle w:val="Heading2"/>
+      </w:pPr>
+      <w:r>
+        <w:t>§28. Architecture cybernétique étendue V12 (extension doctrinale)</w:t>
+      </w:r>
+    </w:p>
+    <w:p>
+      <w:pPr>
+        <w:pStyle w:val="Heading3"/>
+      </w:pPr>
+      <w:r>
+        <w:t>§28.1 Motivation</w:t>
+      </w:r>
+    </w:p>
+    <w:p>
+      <w:r>
+        <w:t>Au-delà de la doctrine V0→V11 mesurée dans cette étude, plusieurs</w:t>
+      </w:r>
+    </w:p>
+    <w:p>
+      <w:r>
+        <w:t>limites structurelles ont été identifiées :</w:t>
+      </w:r>
+    </w:p>
+    <w:p>
+      <w:pPr>
+        <w:pStyle w:val="ListBullet"/>
+      </w:pPr>
+      <w:r>
+        <w:t>La doctrine **applique automatiquement** toute décision V3 (V3</w:t>
+      </w:r>
+    </w:p>
+    <w:p>
+      <w:r>
+        <w:t xml:space="preserve">  actionnel L8.1), même celles à fort impact systémique.</w:t>
+      </w:r>
+    </w:p>
+    <w:p>
+      <w:pPr>
+        <w:pStyle w:val="ListBullet"/>
+      </w:pPr>
+      <w:r>
+        <w:t>Aucune **validation humaine** n'est requise, même pour les</w:t>
+      </w:r>
+    </w:p>
+    <w:p>
+      <w:r>
+        <w:t xml:space="preserve">  replanifications globales.</w:t>
+      </w:r>
+    </w:p>
+    <w:p>
+      <w:pPr>
+        <w:pStyle w:val="ListBullet"/>
+      </w:pPr>
+      <w:r>
+        <w:t>Aucune **gradation d'autonomie** explicite : tout est soit</w:t>
+      </w:r>
+    </w:p>
+    <w:p>
+      <w:r>
+        <w:t xml:space="preserve">  autonome, soit hors du système.</w:t>
+      </w:r>
+    </w:p>
+    <w:p>
+      <w:r>
+        <w:t>L'architecture V12 cybernétique étendue introduit une matrice à</w:t>
+      </w:r>
+    </w:p>
+    <w:p>
+      <w:r>
+        <w:t>4 niveaux d'autonomie qui couvre l'éventail allant de l'absorption</w:t>
+      </w:r>
+    </w:p>
+    <w:p>
+      <w:r>
+        <w:t>silencieuse à la validation supervisor.</w:t>
+      </w:r>
+    </w:p>
+    <w:p>
+      <w:pPr>
+        <w:pStyle w:val="Heading3"/>
+      </w:pPr>
+      <w:r>
+        <w:t>§28.2 Quatre niveaux d'autonomie</w:t>
+      </w:r>
+    </w:p>
+    <w:tbl>
+      <w:tblPr>
+        <w:tblStyle w:val="LightGrid-Accent1"/>
+        <w:tblW w:type="auto" w:w="0"/>
+        <w:tblLook w:firstColumn="1" w:firstRow="1" w:lastColumn="0" w:lastRow="0" w:noHBand="0" w:noVBand="1" w:val="04A0"/>
+      </w:tblPr>
+      <w:tblGrid>
+        <w:gridCol w:w="1728"/>
+        <w:gridCol w:w="1728"/>
+        <w:gridCol w:w="1728"/>
+        <w:gridCol w:w="1728"/>
+        <w:gridCol w:w="1728"/>
+      </w:tblGrid>
+      <w:tr>
+        <w:tc>
+          <w:tcPr>
+            <w:tcW w:type="dxa" w:w="1728"/>
+          </w:tcPr>
+          <w:p>
+            <w:r>
+              <w:rPr>
+                <w:b/>
+              </w:rPr>
+              <w:t>Niveau</w:t>
+            </w:r>
+          </w:p>
+        </w:tc>
+        <w:tc>
+          <w:tcPr>
+            <w:tcW w:type="dxa" w:w="1728"/>
+          </w:tcPr>
+          <w:p>
+            <w:r>
+              <w:rPr>
+                <w:b/>
+              </w:rPr>
+              <w:t>Nom</w:t>
+            </w:r>
+          </w:p>
+        </w:tc>
+        <w:tc>
+          <w:tcPr>
+            <w:tcW w:type="dxa" w:w="1728"/>
+          </w:tcPr>
+          <w:p>
+            <w:r>
+              <w:rPr>
+                <w:b/>
+              </w:rPr>
+              <w:t>Déclencheur (action V3)</w:t>
+            </w:r>
+          </w:p>
+        </w:tc>
+        <w:tc>
+          <w:tcPr>
+            <w:tcW w:type="dxa" w:w="1728"/>
+          </w:tcPr>
+          <w:p>
+            <w:r>
+              <w:rPr>
+                <w:b/>
+              </w:rPr>
+              <w:t>Action</w:t>
+            </w:r>
+          </w:p>
+        </w:tc>
+        <w:tc>
+          <w:tcPr>
+            <w:tcW w:type="dxa" w:w="1728"/>
+          </w:tcPr>
+          <w:p>
+            <w:r>
+              <w:rPr>
+                <w:b/>
+              </w:rPr>
+              <w:t>Validation</w:t>
+            </w:r>
+          </w:p>
+        </w:tc>
+      </w:tr>
+      <w:tr>
+        <w:tc>
+          <w:tcPr>
+            <w:tcW w:type="dxa" w:w="1728"/>
+          </w:tcPr>
+          <w:p>
+            <w:r>
+              <w:t>**L1**</w:t>
+            </w:r>
+          </w:p>
+        </w:tc>
+        <w:tc>
+          <w:tcPr>
+            <w:tcW w:type="dxa" w:w="1728"/>
+          </w:tcPr>
+          <w:p>
+            <w:r>
+              <w:t>Autonome sans ajustement</w:t>
+            </w:r>
+          </w:p>
+        </w:tc>
+        <w:tc>
+          <w:tcPr>
+            <w:tcW w:type="dxa" w:w="1728"/>
+          </w:tcPr>
+          <w:p>
+            <w:r>
+              <w:t>`inform`, `watch`</w:t>
+            </w:r>
+          </w:p>
+        </w:tc>
+        <w:tc>
+          <w:tcPr>
+            <w:tcW w:type="dxa" w:w="1728"/>
+          </w:tcPr>
+          <w:p>
+            <w:r>
+              <w:t>absorbé par tampon</w:t>
+            </w:r>
+          </w:p>
+        </w:tc>
+        <w:tc>
+          <w:tcPr>
+            <w:tcW w:type="dxa" w:w="1728"/>
+          </w:tcPr>
+          <w:p>
+            <w:r>
+              <w:t>aucune</w:t>
+            </w:r>
+          </w:p>
+        </w:tc>
+      </w:tr>
+      <w:tr>
+        <w:tc>
+          <w:tcPr>
+            <w:tcW w:type="dxa" w:w="1728"/>
+          </w:tcPr>
+          <w:p>
+            <w:r>
+              <w:t>**L2**</w:t>
+            </w:r>
+          </w:p>
+        </w:tc>
+        <w:tc>
+          <w:tcPr>
+            <w:tcW w:type="dxa" w:w="1728"/>
+          </w:tcPr>
+          <w:p>
+            <w:r>
+              <w:t>Ajustement sans humain</w:t>
+            </w:r>
+          </w:p>
+        </w:tc>
+        <w:tc>
+          <w:tcPr>
+            <w:tcW w:type="dxa" w:w="1728"/>
+          </w:tcPr>
+          <w:p>
+            <w:r>
+              <w:t>`correct_local`</w:t>
+            </w:r>
+          </w:p>
+        </w:tc>
+        <w:tc>
+          <w:tcPr>
+            <w:tcW w:type="dxa" w:w="1728"/>
+          </w:tcPr>
+          <w:p>
+            <w:r>
+              <w:t>V3 actionnel applique</w:t>
+            </w:r>
+          </w:p>
+        </w:tc>
+        <w:tc>
+          <w:tcPr>
+            <w:tcW w:type="dxa" w:w="1728"/>
+          </w:tcPr>
+          <w:p>
+            <w:r>
+              <w:t>aucune</w:t>
+            </w:r>
+          </w:p>
+        </w:tc>
+      </w:tr>
+      <w:tr>
+        <w:tc>
+          <w:tcPr>
+            <w:tcW w:type="dxa" w:w="1728"/>
+          </w:tcPr>
+          <w:p>
+            <w:r>
+              <w:t>**L3**</w:t>
+            </w:r>
+          </w:p>
+        </w:tc>
+        <w:tc>
+          <w:tcPr>
+            <w:tcW w:type="dxa" w:w="1728"/>
+          </w:tcPr>
+          <w:p>
+            <w:r>
+              <w:t>Replanification locale + validation</w:t>
+            </w:r>
+          </w:p>
+        </w:tc>
+        <w:tc>
+          <w:tcPr>
+            <w:tcW w:type="dxa" w:w="1728"/>
+          </w:tcPr>
+          <w:p>
+            <w:r>
+              <w:t>`replan_local`</w:t>
+            </w:r>
+          </w:p>
+        </w:tc>
+        <w:tc>
+          <w:tcPr>
+            <w:tcW w:type="dxa" w:w="1728"/>
+          </w:tcPr>
+          <w:p>
+            <w:r>
+              <w:t>CP-SAT propose, opérateur valide</w:t>
+            </w:r>
+          </w:p>
+        </w:tc>
+        <w:tc>
+          <w:tcPr>
+            <w:tcW w:type="dxa" w:w="1728"/>
+          </w:tcPr>
+          <w:p>
+            <w:r>
+              <w:t>humain (opérateur)</w:t>
+            </w:r>
+          </w:p>
+        </w:tc>
+      </w:tr>
+      <w:tr>
+        <w:tc>
+          <w:tcPr>
+            <w:tcW w:type="dxa" w:w="1728"/>
+          </w:tcPr>
+          <w:p>
+            <w:r>
+              <w:t>**L4**</w:t>
+            </w:r>
+          </w:p>
+        </w:tc>
+        <w:tc>
+          <w:tcPr>
+            <w:tcW w:type="dxa" w:w="1728"/>
+          </w:tcPr>
+          <w:p>
+            <w:r>
+              <w:t>Replanification totale + validation</w:t>
+            </w:r>
+          </w:p>
+        </w:tc>
+        <w:tc>
+          <w:tcPr>
+            <w:tcW w:type="dxa" w:w="1728"/>
+          </w:tcPr>
+          <w:p>
+            <w:r>
+              <w:t>`escalate`, `replan_global`</w:t>
+            </w:r>
+          </w:p>
+        </w:tc>
+        <w:tc>
+          <w:tcPr>
+            <w:tcW w:type="dxa" w:w="1728"/>
+          </w:tcPr>
+          <w:p>
+            <w:r>
+              <w:t>refonte plan, supervisor valide</w:t>
+            </w:r>
+          </w:p>
+        </w:tc>
+        <w:tc>
+          <w:tcPr>
+            <w:tcW w:type="dxa" w:w="1728"/>
+          </w:tcPr>
+          <w:p>
+            <w:r>
+              <w:t>humain (supervisor)</w:t>
+            </w:r>
+          </w:p>
+        </w:tc>
+      </w:tr>
+    </w:tbl>
+    <w:p>
+      <w:pPr>
+        <w:pStyle w:val="Heading3"/>
+      </w:pPr>
+      <w:r>
+        <w:t>§28.3 Modules livrés en V12.3</w:t>
+      </w:r>
+    </w:p>
+    <w:tbl>
+      <w:tblPr>
+        <w:tblStyle w:val="LightGrid-Accent1"/>
+        <w:tblW w:type="auto" w:w="0"/>
+        <w:tblLook w:firstColumn="1" w:firstRow="1" w:lastColumn="0" w:lastRow="0" w:noHBand="0" w:noVBand="1" w:val="04A0"/>
+      </w:tblPr>
+      <w:tblGrid>
+        <w:gridCol w:w="2880"/>
+        <w:gridCol w:w="2880"/>
+        <w:gridCol w:w="2880"/>
+      </w:tblGrid>
+      <w:tr>
+        <w:tc>
+          <w:tcPr>
+            <w:tcW w:type="dxa" w:w="2880"/>
+          </w:tcPr>
+          <w:p>
+            <w:r>
+              <w:rPr>
+                <w:b/>
+              </w:rPr>
+              <w:t>Module</w:t>
+            </w:r>
+          </w:p>
+        </w:tc>
+        <w:tc>
+          <w:tcPr>
+            <w:tcW w:type="dxa" w:w="2880"/>
+          </w:tcPr>
+          <w:p>
+            <w:r>
+              <w:rPr>
+                <w:b/>
+              </w:rPr>
+              <w:t>Rôle</w:t>
+            </w:r>
+          </w:p>
+        </w:tc>
+        <w:tc>
+          <w:tcPr>
+            <w:tcW w:type="dxa" w:w="2880"/>
+          </w:tcPr>
+          <w:p>
+            <w:r>
+              <w:rPr>
+                <w:b/>
+              </w:rPr>
+              <w:t>Statut</w:t>
+            </w:r>
+          </w:p>
+        </w:tc>
+      </w:tr>
+      <w:tr>
+        <w:tc>
+          <w:tcPr>
+            <w:tcW w:type="dxa" w:w="2880"/>
+          </w:tcPr>
+          <w:p>
+            <w:r>
+              <w:t>`cybernetic/delta_engine/autonomy_levels.py`</w:t>
+            </w:r>
+          </w:p>
+        </w:tc>
+        <w:tc>
+          <w:tcPr>
+            <w:tcW w:type="dxa" w:w="2880"/>
+          </w:tcPr>
+          <w:p>
+            <w:r>
+              <w:t>Enum L1-L4 + mapping V3 → V12.3</w:t>
+            </w:r>
+          </w:p>
+        </w:tc>
+        <w:tc>
+          <w:tcPr>
+            <w:tcW w:type="dxa" w:w="2880"/>
+          </w:tcPr>
+          <w:p>
+            <w:r>
+              <w:t>✅</w:t>
+            </w:r>
+          </w:p>
+        </w:tc>
+      </w:tr>
+      <w:tr>
+        <w:tc>
+          <w:tcPr>
+            <w:tcW w:type="dxa" w:w="2880"/>
+          </w:tcPr>
+          <w:p>
+            <w:r>
+              <w:t>`cybernetic/delta_engine/dispatcher.py`</w:t>
+            </w:r>
+          </w:p>
+        </w:tc>
+        <w:tc>
+          <w:tcPr>
+            <w:tcW w:type="dxa" w:w="2880"/>
+          </w:tcPr>
+          <w:p>
+            <w:r>
+              <w:t>Route décisions selon niveau</w:t>
+            </w:r>
+          </w:p>
+        </w:tc>
+        <w:tc>
+          <w:tcPr>
+            <w:tcW w:type="dxa" w:w="2880"/>
+          </w:tcPr>
+          <w:p>
+            <w:r>
+              <w:t>✅</w:t>
+            </w:r>
+          </w:p>
+        </w:tc>
+      </w:tr>
+      <w:tr>
+        <w:tc>
+          <w:tcPr>
+            <w:tcW w:type="dxa" w:w="2880"/>
+          </w:tcPr>
+          <w:p>
+            <w:r>
+              <w:t>`cybernetic/delta_engine/approval_queue.py`</w:t>
+            </w:r>
+          </w:p>
+        </w:tc>
+        <w:tc>
+          <w:tcPr>
+            <w:tcW w:type="dxa" w:w="2880"/>
+          </w:tcPr>
+          <w:p>
+            <w:r>
+              <w:t>Queue persistée + CRUD</w:t>
+            </w:r>
+          </w:p>
+        </w:tc>
+        <w:tc>
+          <w:tcPr>
+            <w:tcW w:type="dxa" w:w="2880"/>
+          </w:tcPr>
+          <w:p>
+            <w:r>
+              <w:t>✅</w:t>
+            </w:r>
+          </w:p>
+        </w:tc>
+      </w:tr>
+      <w:tr>
+        <w:tc>
+          <w:tcPr>
+            <w:tcW w:type="dxa" w:w="2880"/>
+          </w:tcPr>
+          <w:p>
+            <w:r>
+              <w:t>Table SQL `approval_queue`</w:t>
+            </w:r>
+          </w:p>
+        </w:tc>
+        <w:tc>
+          <w:tcPr>
+            <w:tcW w:type="dxa" w:w="2880"/>
+          </w:tcPr>
+          <w:p>
+            <w:r>
+              <w:t>Persistance + audit</w:t>
+            </w:r>
+          </w:p>
+        </w:tc>
+        <w:tc>
+          <w:tcPr>
+            <w:tcW w:type="dxa" w:w="2880"/>
+          </w:tcPr>
+          <w:p>
+            <w:r>
+              <w:t>✅</w:t>
+            </w:r>
+          </w:p>
+        </w:tc>
+      </w:tr>
+      <w:tr>
+        <w:tc>
+          <w:tcPr>
+            <w:tcW w:type="dxa" w:w="2880"/>
+          </w:tcPr>
+          <w:p>
+            <w:r>
+              <w:t>CLI `approval-list/approve/reject`</w:t>
+            </w:r>
+          </w:p>
+        </w:tc>
+        <w:tc>
+          <w:tcPr>
+            <w:tcW w:type="dxa" w:w="2880"/>
+          </w:tcPr>
+          <w:p>
+            <w:r>
+              <w:t>Workflow opérateur</w:t>
+            </w:r>
+          </w:p>
+        </w:tc>
+        <w:tc>
+          <w:tcPr>
+            <w:tcW w:type="dxa" w:w="2880"/>
+          </w:tcPr>
+          <w:p>
+            <w:r>
+              <w:t>✅</w:t>
+            </w:r>
+          </w:p>
+        </w:tc>
+      </w:tr>
+      <w:tr>
+        <w:tc>
+          <w:tcPr>
+            <w:tcW w:type="dxa" w:w="2880"/>
+          </w:tcPr>
+          <w:p>
+            <w:r>
+              <w:t>21 tests unitaires + 3 acceptance E2E</w:t>
+            </w:r>
+          </w:p>
+        </w:tc>
+        <w:tc>
+          <w:tcPr>
+            <w:tcW w:type="dxa" w:w="2880"/>
+          </w:tcPr>
+          <w:p>
+            <w:r>
+              <w:t>Couverture</w:t>
+            </w:r>
+          </w:p>
+        </w:tc>
+        <w:tc>
+          <w:tcPr>
+            <w:tcW w:type="dxa" w:w="2880"/>
+          </w:tcPr>
+          <w:p>
+            <w:r>
+              <w:t>✅</w:t>
+            </w:r>
+          </w:p>
+        </w:tc>
+      </w:tr>
+    </w:tbl>
+    <w:p>
+      <w:pPr>
+        <w:pStyle w:val="Heading3"/>
+      </w:pPr>
+      <w:r>
+        <w:t>§28.4 Modèle de validation simulée</w:t>
+      </w:r>
+    </w:p>
+    <w:p>
+      <w:r>
+        <w:t>Pour les études comparatives intégrant la couche V12.3, la validation</w:t>
+      </w:r>
+    </w:p>
+    <w:p>
+      <w:r>
+        <w:t>humaine est simulée avec un lag gaussien :</w:t>
+      </w:r>
+    </w:p>
+    <w:p>
+      <w:pPr>
+        <w:pStyle w:val="ListBullet"/>
+      </w:pPr>
+      <w:r>
+        <w:t>**L3 (opérateur)** : moyenne 4 h (240 min), σ = 1 h (60 min)</w:t>
+      </w:r>
+    </w:p>
+    <w:p>
+      <w:pPr>
+        <w:pStyle w:val="ListBullet"/>
+      </w:pPr>
+      <w:r>
+        <w:t>**L4 (supervisor)** : moyenne 8 h (480 min), σ = 2 h (120 min)</w:t>
+      </w:r>
+    </w:p>
+    <w:p>
+      <w:r>
+        <w:t>Le lag réel est tracé dans approval_queue.approval_lag_min pour</w:t>
+      </w:r>
+    </w:p>
+    <w:p>
+      <w:r>
+        <w:t>audit a posteriori. En production, ce champ enregistre le temps</w:t>
+      </w:r>
+    </w:p>
+    <w:p>
+      <w:r>
+        <w:t>réel écoulé entre submitted_at et approved_at.</w:t>
+      </w:r>
+    </w:p>
+    <w:p>
+      <w:pPr>
+        <w:pStyle w:val="Heading3"/>
+      </w:pPr>
+      <w:r>
+        <w:t>§28.5 Travaux futurs V12</w:t>
+      </w:r>
+    </w:p>
+    <w:p>
+      <w:r>
+        <w:t>V12.3 est la première brique livrée. Les couches restantes sont</w:t>
+      </w:r>
+    </w:p>
+    <w:p>
+      <w:r>
+        <w:t>documentées comme axes d'extension prioritaires :</w:t>
+      </w:r>
+    </w:p>
+    <w:p>
+      <w:pPr>
+        <w:pStyle w:val="ListBullet"/>
+      </w:pPr>
+      <w:r>
+        <w:t>**V12.1 Forecasting zone libre** : régression linéaire + ARIMA pour</w:t>
+      </w:r>
+    </w:p>
+    <w:p>
+      <w:r>
+        <w:t xml:space="preserve">  les prévisions long-terme (~ 4 j de dev).</w:t>
+      </w:r>
+    </w:p>
+    <w:p>
+      <w:pPr>
+        <w:pStyle w:val="ListBullet"/>
+      </w:pPr>
+      <w:r>
+        <w:t>**V12.2 CP-SAT dynamique zone négociable** : extension de</w:t>
+      </w:r>
+    </w:p>
+    <w:p>
+      <w:r>
+        <w:t xml:space="preserve">  milp_scheduler (§7.1) pour optimisation quotidienne (~ 2 j).</w:t>
+      </w:r>
+    </w:p>
+    <w:p>
+      <w:pPr>
+        <w:pStyle w:val="ListBullet"/>
+      </w:pPr>
+      <w:r>
+        <w:t>**V12.4 Workflow humain complet** : audit trail, notifications,</w:t>
+      </w:r>
+    </w:p>
+    <w:p>
+      <w:r>
+        <w:t xml:space="preserve">  UI dédiée (~ 1 j + UI).</w:t>
+      </w:r>
+    </w:p>
+    <w:p>
+      <w:pPr>
+        <w:pStyle w:val="ListBullet"/>
+      </w:pPr>
+      <w:r>
+        <w:t>**V12.5 Matrice d'orchestration** : configuration runtime des</w:t>
+      </w:r>
+    </w:p>
+    <w:p>
+      <w:r>
+        <w:t xml:space="preserve">  seuils L1/L2/L3/L4 par profil d'atelier (~ 1 j).</w:t>
+      </w:r>
+    </w:p>
+    <w:p>
+      <w:r>
+        <w:t>L'effort total estimé pour la V12 complète est de ~ 7 j de</w:t>
+      </w:r>
+    </w:p>
+    <w:p>
+      <w:r>
+        <w:t>développement, à mesurer par un protocole comparatif V11 vs V12.</w:t>
       </w:r>
     </w:p>
     <w:p/>

--- a/docs/cadrage_v4.docx
+++ b/docs/cadrage_v4.docx
@@ -15013,17 +15013,285 @@
         <w:pStyle w:val="Heading3"/>
       </w:pPr>
       <w:r>
-        <w:t>§28.5 Travaux futurs V12</w:t>
-      </w:r>
-    </w:p>
-    <w:p>
-      <w:r>
-        <w:t>V12.3 est la première brique livrée. Les couches restantes sont</w:t>
-      </w:r>
-    </w:p>
-    <w:p>
-      <w:r>
-        <w:t>documentées comme axes d'extension prioritaires :</w:t>
+        <w:t>§28.5 V12.1 Forecasting zone libre — LIVRÉ</w:t>
+      </w:r>
+    </w:p>
+    <w:p>
+      <w:r>
+        <w:t>V12.1 fournit la couche de prévision statistique pour la zone libre</w:t>
+      </w:r>
+    </w:p>
+    <w:p>
+      <w:r>
+        <w:t>du planning (horizon long, &gt; 4 semaines). Quatre forecasters</w:t>
+      </w:r>
+    </w:p>
+    <w:p>
+      <w:r>
+        <w:t>individuels + un ensemble pondéré sont implémentés :</w:t>
+      </w:r>
+    </w:p>
+    <w:tbl>
+      <w:tblPr>
+        <w:tblStyle w:val="LightGrid-Accent1"/>
+        <w:tblW w:type="auto" w:w="0"/>
+        <w:tblLook w:firstColumn="1" w:firstRow="1" w:lastColumn="0" w:lastRow="0" w:noHBand="0" w:noVBand="1" w:val="04A0"/>
+      </w:tblPr>
+      <w:tblGrid>
+        <w:gridCol w:w="2880"/>
+        <w:gridCol w:w="2880"/>
+        <w:gridCol w:w="2880"/>
+      </w:tblGrid>
+      <w:tr>
+        <w:tc>
+          <w:tcPr>
+            <w:tcW w:type="dxa" w:w="2880"/>
+          </w:tcPr>
+          <w:p>
+            <w:r>
+              <w:rPr>
+                <w:b/>
+              </w:rPr>
+              <w:t>Forecaster</w:t>
+            </w:r>
+          </w:p>
+        </w:tc>
+        <w:tc>
+          <w:tcPr>
+            <w:tcW w:type="dxa" w:w="2880"/>
+          </w:tcPr>
+          <w:p>
+            <w:r>
+              <w:rPr>
+                <w:b/>
+              </w:rPr>
+              <w:t>Source</w:t>
+            </w:r>
+          </w:p>
+        </w:tc>
+        <w:tc>
+          <w:tcPr>
+            <w:tcW w:type="dxa" w:w="2880"/>
+          </w:tcPr>
+          <w:p>
+            <w:r>
+              <w:rPr>
+                <w:b/>
+              </w:rPr>
+              <w:t>Cas d'usage</w:t>
+            </w:r>
+          </w:p>
+        </w:tc>
+      </w:tr>
+      <w:tr>
+        <w:tc>
+          <w:tcPr>
+            <w:tcW w:type="dxa" w:w="2880"/>
+          </w:tcPr>
+          <w:p>
+            <w:r>
+              <w:t>`LinearTrendForecaster`</w:t>
+            </w:r>
+          </w:p>
+        </w:tc>
+        <w:tc>
+          <w:tcPr>
+            <w:tcW w:type="dxa" w:w="2880"/>
+          </w:tcPr>
+          <w:p>
+            <w:r>
+              <w:t>numpy polyfit ordre 1</w:t>
+            </w:r>
+          </w:p>
+        </w:tc>
+        <w:tc>
+          <w:tcPr>
+            <w:tcW w:type="dxa" w:w="2880"/>
+          </w:tcPr>
+          <w:p>
+            <w:r>
+              <w:t>Tendance pure, baseline minimaliste</w:t>
+            </w:r>
+          </w:p>
+        </w:tc>
+      </w:tr>
+      <w:tr>
+        <w:tc>
+          <w:tcPr>
+            <w:tcW w:type="dxa" w:w="2880"/>
+          </w:tcPr>
+          <w:p>
+            <w:r>
+              <w:t>`RegressionForecaster`</w:t>
+            </w:r>
+          </w:p>
+        </w:tc>
+        <w:tc>
+          <w:tcPr>
+            <w:tcW w:type="dxa" w:w="2880"/>
+          </w:tcPr>
+          <w:p>
+            <w:r>
+              <w:t>sklearn LinearRegression + lags + sin/cos</w:t>
+            </w:r>
+          </w:p>
+        </w:tc>
+        <w:tc>
+          <w:tcPr>
+            <w:tcW w:type="dxa" w:w="2880"/>
+          </w:tcPr>
+          <w:p>
+            <w:r>
+              <w:t>Tendance + saisonnalité 7j + autorégression</w:t>
+            </w:r>
+          </w:p>
+        </w:tc>
+      </w:tr>
+      <w:tr>
+        <w:tc>
+          <w:tcPr>
+            <w:tcW w:type="dxa" w:w="2880"/>
+          </w:tcPr>
+          <w:p>
+            <w:r>
+              <w:t>`ArimaForecaster`</w:t>
+            </w:r>
+          </w:p>
+        </w:tc>
+        <w:tc>
+          <w:tcPr>
+            <w:tcW w:type="dxa" w:w="2880"/>
+          </w:tcPr>
+          <w:p>
+            <w:r>
+              <w:t>statsmodels ARIMA(p,d,q)</w:t>
+            </w:r>
+          </w:p>
+        </w:tc>
+        <w:tc>
+          <w:tcPr>
+            <w:tcW w:type="dxa" w:w="2880"/>
+          </w:tcPr>
+          <w:p>
+            <w:r>
+              <w:t>Tendances stochastiques sans saisonnalité forte</w:t>
+            </w:r>
+          </w:p>
+        </w:tc>
+      </w:tr>
+      <w:tr>
+        <w:tc>
+          <w:tcPr>
+            <w:tcW w:type="dxa" w:w="2880"/>
+          </w:tcPr>
+          <w:p>
+            <w:r>
+              <w:t>`ExponentialSmoothingForecaster`</w:t>
+            </w:r>
+          </w:p>
+        </w:tc>
+        <w:tc>
+          <w:tcPr>
+            <w:tcW w:type="dxa" w:w="2880"/>
+          </w:tcPr>
+          <w:p>
+            <w:r>
+              <w:t>statsmodels Holt-Winters additif</w:t>
+            </w:r>
+          </w:p>
+        </w:tc>
+        <w:tc>
+          <w:tcPr>
+            <w:tcW w:type="dxa" w:w="2880"/>
+          </w:tcPr>
+          <w:p>
+            <w:r>
+              <w:t>Saisonnalité forte + tendance</w:t>
+            </w:r>
+          </w:p>
+        </w:tc>
+      </w:tr>
+      <w:tr>
+        <w:tc>
+          <w:tcPr>
+            <w:tcW w:type="dxa" w:w="2880"/>
+          </w:tcPr>
+          <w:p>
+            <w:r>
+              <w:t>`EnsembleForecaster`</w:t>
+            </w:r>
+          </w:p>
+        </w:tc>
+        <w:tc>
+          <w:tcPr>
+            <w:tcW w:type="dxa" w:w="2880"/>
+          </w:tcPr>
+          <w:p>
+            <w:r>
+              <w:t>Combinaison pondérée</w:t>
+            </w:r>
+          </w:p>
+        </w:tc>
+        <w:tc>
+          <w:tcPr>
+            <w:tcW w:type="dxa" w:w="2880"/>
+          </w:tcPr>
+          <w:p>
+            <w:r>
+              <w:t>Robustesse face à modèle inconnu</w:t>
+            </w:r>
+          </w:p>
+        </w:tc>
+      </w:tr>
+    </w:tbl>
+    <w:p>
+      <w:r>
+        <w:t>API commune :</w:t>
+      </w:r>
+    </w:p>
+    <w:p>
+      <w:pPr/>
+      <w:r>
+        <w:rPr>
+          <w:rFonts w:ascii="Consolas" w:hAnsi="Consolas"/>
+          <w:sz w:val="20"/>
+        </w:rPr>
+        <w:t>forecaster = ArimaForecaster(order=(1,1,1))</w:t>
+      </w:r>
+    </w:p>
+    <w:p>
+      <w:pPr/>
+      <w:r>
+        <w:rPr>
+          <w:rFonts w:ascii="Consolas" w:hAnsi="Consolas"/>
+          <w:sz w:val="20"/>
+        </w:rPr>
+        <w:t>forecaster.fit(historical_demand)            # série 1-D</w:t>
+      </w:r>
+    </w:p>
+    <w:p>
+      <w:pPr/>
+      <w:r>
+        <w:rPr>
+          <w:rFonts w:ascii="Consolas" w:hAnsi="Consolas"/>
+          <w:sz w:val="20"/>
+        </w:rPr>
+        <w:t>result = forecaster.predict(n_steps=14)      # ForecastResult</w:t>
+      </w:r>
+    </w:p>
+    <w:p>
+      <w:pPr/>
+      <w:r>
+        <w:rPr>
+          <w:rFonts w:ascii="Consolas" w:hAnsi="Consolas"/>
+          <w:sz w:val="20"/>
+        </w:rPr>
+        <w:t># result.values, result.lower_ci, result.upper_ci, result.method_name</w:t>
+      </w:r>
+    </w:p>
+    <w:p>
+      <w:r>
+        <w:t>Pondération de l'ensemble :</w:t>
       </w:r>
     </w:p>
     <w:p>
@@ -15031,12 +15299,7 @@
         <w:pStyle w:val="ListBullet"/>
       </w:pPr>
       <w:r>
-        <w:t>**V12.1 Forecasting zone libre** : régression linéaire + ARIMA pour</w:t>
-      </w:r>
-    </w:p>
-    <w:p>
-      <w:r>
-        <w:t xml:space="preserve">  les prévisions long-terme (~ 4 j de dev).</w:t>
+        <w:t>`weighting="equal"` : poids uniformes 1/N</w:t>
       </w:r>
     </w:p>
     <w:p>
@@ -15044,12 +15307,339 @@
         <w:pStyle w:val="ListBullet"/>
       </w:pPr>
       <w:r>
-        <w:t>**V12.2 CP-SAT dynamique zone négociable** : extension de</w:t>
-      </w:r>
-    </w:p>
-    <w:p>
-      <w:r>
-        <w:t xml:space="preserve">  milp_scheduler (§7.1) pour optimisation quotidienne (~ 2 j).</w:t>
+        <w:t>`weighting="inverse_rmse"` : poids ∝ 1/RMSE sur holdout, donne</w:t>
+      </w:r>
+    </w:p>
+    <w:p>
+      <w:r>
+        <w:t xml:space="preserve">  davantage de voix aux forecasters précis sur la série historique</w:t>
+      </w:r>
+    </w:p>
+    <w:p>
+      <w:r>
+        <w:t>Résultats sur série synthétique (60 jours trend + saison 7j + bruit σ=2.5) :</w:t>
+      </w:r>
+    </w:p>
+    <w:tbl>
+      <w:tblPr>
+        <w:tblStyle w:val="LightGrid-Accent1"/>
+        <w:tblW w:type="auto" w:w="0"/>
+        <w:tblLook w:firstColumn="1" w:firstRow="1" w:lastColumn="0" w:lastRow="0" w:noHBand="0" w:noVBand="1" w:val="04A0"/>
+      </w:tblPr>
+      <w:tblGrid>
+        <w:gridCol w:w="2880"/>
+        <w:gridCol w:w="2880"/>
+        <w:gridCol w:w="2880"/>
+      </w:tblGrid>
+      <w:tr>
+        <w:tc>
+          <w:tcPr>
+            <w:tcW w:type="dxa" w:w="2880"/>
+          </w:tcPr>
+          <w:p>
+            <w:r>
+              <w:rPr>
+                <w:b/>
+              </w:rPr>
+              <w:t>Forecaster</w:t>
+            </w:r>
+          </w:p>
+        </w:tc>
+        <w:tc>
+          <w:tcPr>
+            <w:tcW w:type="dxa" w:w="2880"/>
+          </w:tcPr>
+          <w:p>
+            <w:r>
+              <w:rPr>
+                <w:b/>
+              </w:rPr>
+              <w:t>RMSE holdout (14 j)</w:t>
+            </w:r>
+          </w:p>
+        </w:tc>
+        <w:tc>
+          <w:tcPr>
+            <w:tcW w:type="dxa" w:w="2880"/>
+          </w:tcPr>
+          <w:p>
+            <w:r>
+              <w:rPr>
+                <w:b/>
+              </w:rPr>
+              <w:t>Poids ensemble</w:t>
+            </w:r>
+          </w:p>
+        </w:tc>
+      </w:tr>
+      <w:tr>
+        <w:tc>
+          <w:tcPr>
+            <w:tcW w:type="dxa" w:w="2880"/>
+          </w:tcPr>
+          <w:p>
+            <w:r>
+              <w:t>Linear trend</w:t>
+            </w:r>
+          </w:p>
+        </w:tc>
+        <w:tc>
+          <w:tcPr>
+            <w:tcW w:type="dxa" w:w="2880"/>
+          </w:tcPr>
+          <w:p>
+            <w:r>
+              <w:t>8.20</w:t>
+            </w:r>
+          </w:p>
+        </w:tc>
+        <w:tc>
+          <w:tcPr>
+            <w:tcW w:type="dxa" w:w="2880"/>
+          </w:tcPr>
+          <w:p>
+            <w:r>
+              <w:t>0.097</w:t>
+            </w:r>
+          </w:p>
+        </w:tc>
+      </w:tr>
+      <w:tr>
+        <w:tc>
+          <w:tcPr>
+            <w:tcW w:type="dxa" w:w="2880"/>
+          </w:tcPr>
+          <w:p>
+            <w:r>
+              <w:t>Regression+lags+saison</w:t>
+            </w:r>
+          </w:p>
+        </w:tc>
+        <w:tc>
+          <w:tcPr>
+            <w:tcW w:type="dxa" w:w="2880"/>
+          </w:tcPr>
+          <w:p>
+            <w:r>
+              <w:t>3.16</w:t>
+            </w:r>
+          </w:p>
+        </w:tc>
+        <w:tc>
+          <w:tcPr>
+            <w:tcW w:type="dxa" w:w="2880"/>
+          </w:tcPr>
+          <w:p>
+            <w:r>
+              <w:t>0.429</w:t>
+            </w:r>
+          </w:p>
+        </w:tc>
+      </w:tr>
+      <w:tr>
+        <w:tc>
+          <w:tcPr>
+            <w:tcW w:type="dxa" w:w="2880"/>
+          </w:tcPr>
+          <w:p>
+            <w:r>
+              <w:t>ARIMA(1,1,1)</w:t>
+            </w:r>
+          </w:p>
+        </w:tc>
+        <w:tc>
+          <w:tcPr>
+            <w:tcW w:type="dxa" w:w="2880"/>
+          </w:tcPr>
+          <w:p>
+            <w:r>
+              <w:t>8.90</w:t>
+            </w:r>
+          </w:p>
+        </w:tc>
+        <w:tc>
+          <w:tcPr>
+            <w:tcW w:type="dxa" w:w="2880"/>
+          </w:tcPr>
+          <w:p>
+            <w:r>
+              <w:t>0.085</w:t>
+            </w:r>
+          </w:p>
+        </w:tc>
+      </w:tr>
+      <w:tr>
+        <w:tc>
+          <w:tcPr>
+            <w:tcW w:type="dxa" w:w="2880"/>
+          </w:tcPr>
+          <w:p>
+            <w:r>
+              <w:t>Holt-Winters</w:t>
+            </w:r>
+          </w:p>
+        </w:tc>
+        <w:tc>
+          <w:tcPr>
+            <w:tcW w:type="dxa" w:w="2880"/>
+          </w:tcPr>
+          <w:p>
+            <w:r>
+              <w:t>3.46</w:t>
+            </w:r>
+          </w:p>
+        </w:tc>
+        <w:tc>
+          <w:tcPr>
+            <w:tcW w:type="dxa" w:w="2880"/>
+          </w:tcPr>
+          <w:p>
+            <w:r>
+              <w:t>0.389</w:t>
+            </w:r>
+          </w:p>
+        </w:tc>
+      </w:tr>
+      <w:tr>
+        <w:tc>
+          <w:tcPr>
+            <w:tcW w:type="dxa" w:w="2880"/>
+          </w:tcPr>
+          <w:p>
+            <w:r>
+              <w:t>**Ensemble inv-RMSE**</w:t>
+            </w:r>
+          </w:p>
+        </w:tc>
+        <w:tc>
+          <w:tcPr>
+            <w:tcW w:type="dxa" w:w="2880"/>
+          </w:tcPr>
+          <w:p>
+            <w:r>
+              <w:t>**3.14**</w:t>
+            </w:r>
+          </w:p>
+        </w:tc>
+        <w:tc>
+          <w:tcPr>
+            <w:tcW w:type="dxa" w:w="2880"/>
+          </w:tcPr>
+          <w:p>
+            <w:r>
+              <w:t>—</w:t>
+            </w:r>
+          </w:p>
+        </w:tc>
+      </w:tr>
+    </w:tbl>
+    <w:p>
+      <w:r>
+        <w:t>L'ensemble pondéré domine légèrement le meilleur composant</w:t>
+      </w:r>
+    </w:p>
+    <w:p>
+      <w:r>
+        <w:t>(Regression 3.16 → 3.14) en absorbant les biais marginaux des</w:t>
+      </w:r>
+    </w:p>
+    <w:p>
+      <w:r>
+        <w:t>modèles complémentaires.</w:t>
+      </w:r>
+    </w:p>
+    <w:p>
+      <w:r>
+        <w:t>Tests V12.1 : 20 tests unitaires (tests/test_v12_forecasting.py)</w:t>
+      </w:r>
+    </w:p>
+    <w:p>
+      <w:r>
+        <w:t>+ 3 acceptance E2E (tests/test_acceptance_v12_1.py) — tous verts.</w:t>
+      </w:r>
+    </w:p>
+    <w:p>
+      <w:r>
+        <w:t>Démo visuelle : docs/build_paper_fig4_forecasting.py génère</w:t>
+      </w:r>
+    </w:p>
+    <w:p>
+      <w:r>
+        <w:t>la figure 4 (charts/paper_fig4_forecasting_demo.png) qui montre</w:t>
+      </w:r>
+    </w:p>
+    <w:p>
+      <w:r>
+        <w:t>train + holdout + 5 forecasters superposés.</w:t>
+      </w:r>
+    </w:p>
+    <w:p>
+      <w:pPr>
+        <w:jc w:val="center"/>
+      </w:pPr>
+      <w:r>
+        <w:drawing>
+          <wp:inline xmlns:a="http://schemas.openxmlformats.org/drawingml/2006/main" xmlns:pic="http://schemas.openxmlformats.org/drawingml/2006/picture">
+            <wp:extent cx="5669280" cy="2407244"/>
+            <wp:docPr id="11" name="Picture 11"/>
+            <wp:cNvGraphicFramePr>
+              <a:graphicFrameLocks noChangeAspect="1"/>
+            </wp:cNvGraphicFramePr>
+            <a:graphic>
+              <a:graphicData uri="http://schemas.openxmlformats.org/drawingml/2006/picture">
+                <pic:pic>
+                  <pic:nvPicPr>
+                    <pic:cNvPr id="0" name="paper_fig4_forecasting_demo.png"/>
+                    <pic:cNvPicPr/>
+                  </pic:nvPicPr>
+                  <pic:blipFill>
+                    <a:blip r:embed="rId19"/>
+                    <a:stretch>
+                      <a:fillRect/>
+                    </a:stretch>
+                  </pic:blipFill>
+                  <pic:spPr>
+                    <a:xfrm>
+                      <a:off x="0" y="0"/>
+                      <a:ext cx="5669280" cy="2407244"/>
+                    </a:xfrm>
+                    <a:prstGeom prst="rect"/>
+                  </pic:spPr>
+                </pic:pic>
+              </a:graphicData>
+            </a:graphic>
+          </wp:inline>
+        </w:drawing>
+      </w:r>
+    </w:p>
+    <w:p>
+      <w:pPr>
+        <w:jc w:val="center"/>
+      </w:pPr>
+      <w:r>
+        <w:rPr>
+          <w:i/>
+          <w:sz w:val="18"/>
+        </w:rPr>
+        <w:t>Figure 4 — V12.1 forecasting : 4 forecasters + ensemble pondéré sur série synthétique</w:t>
+      </w:r>
+    </w:p>
+    <w:p>
+      <w:pPr>
+        <w:pStyle w:val="Heading3"/>
+      </w:pPr>
+      <w:r>
+        <w:t>§28.6 Travaux futurs V12 (restants)</w:t>
+      </w:r>
+    </w:p>
+    <w:p>
+      <w:r>
+        <w:t>V12.3 (Delta engine) et V12.1 (Forecasting) sont les **deux briques</w:t>
+      </w:r>
+    </w:p>
+    <w:p>
+      <w:r>
+        <w:t>livrées**. Les couches restantes :</w:t>
       </w:r>
     </w:p>
     <w:p>
@@ -15057,12 +15647,12 @@
         <w:pStyle w:val="ListBullet"/>
       </w:pPr>
       <w:r>
-        <w:t>**V12.4 Workflow humain complet** : audit trail, notifications,</w:t>
-      </w:r>
-    </w:p>
-    <w:p>
-      <w:r>
-        <w:t xml:space="preserve">  UI dédiée (~ 1 j + UI).</w:t>
+        <w:t>**V12.2 CP-SAT dynamique zone négociable** : extension de</w:t>
+      </w:r>
+    </w:p>
+    <w:p>
+      <w:r>
+        <w:t xml:space="preserve">  milp_scheduler (§7.1) pour optimisation quotidienne (~ 2 j).</w:t>
       </w:r>
     </w:p>
     <w:p>
@@ -15070,6 +15660,19 @@
         <w:pStyle w:val="ListBullet"/>
       </w:pPr>
       <w:r>
+        <w:t>**V12.4 Workflow humain complet** : audit trail enrichi, UI</w:t>
+      </w:r>
+    </w:p>
+    <w:p>
+      <w:r>
+        <w:t xml:space="preserve">  dédiée, notifications (~ 1 j + UI).</w:t>
+      </w:r>
+    </w:p>
+    <w:p>
+      <w:pPr>
+        <w:pStyle w:val="ListBullet"/>
+      </w:pPr>
+      <w:r>
         <w:t>**V12.5 Matrice d'orchestration** : configuration runtime des</w:t>
       </w:r>
     </w:p>
@@ -15080,12 +15683,12 @@
     </w:p>
     <w:p>
       <w:r>
-        <w:t>L'effort total estimé pour la V12 complète est de ~ 7 j de</w:t>
-      </w:r>
-    </w:p>
-    <w:p>
-      <w:r>
-        <w:t>développement, à mesurer par un protocole comparatif V11 vs V12.</w:t>
+        <w:t>Avec V12.1 + V12.3 livrés, l'effort restant pour la V12 complète</w:t>
+      </w:r>
+    </w:p>
+    <w:p>
+      <w:r>
+        <w:t>est de ~ 4 j de développement.</w:t>
       </w:r>
     </w:p>
     <w:p/>

--- a/docs/cadrage_v4.docx
+++ b/docs/cadrage_v4.docx
@@ -15629,17 +15629,342 @@
         <w:pStyle w:val="Heading3"/>
       </w:pPr>
       <w:r>
-        <w:t>§28.6 Travaux futurs V12 (restants)</w:t>
-      </w:r>
-    </w:p>
-    <w:p>
-      <w:r>
-        <w:t>V12.3 (Delta engine) et V12.1 (Forecasting) sont les **deux briques</w:t>
-      </w:r>
-    </w:p>
-    <w:p>
-      <w:r>
-        <w:t>livrées**. Les couches restantes :</w:t>
+        <w:t>§28.6 V12.2 CP-SAT dynamique zone négociable — LIVRÉ</w:t>
+      </w:r>
+    </w:p>
+    <w:p>
+      <w:r>
+        <w:t>V12.2 complète V12.1 en optimisant la zone située entre la freeze</w:t>
+      </w:r>
+    </w:p>
+    <w:p>
+      <w:r>
+        <w:t>window et l'horizon de forecast — la zone négociable, là où le</w:t>
+      </w:r>
+    </w:p>
+    <w:p>
+      <w:r>
+        <w:t>replan est utile et possible.</w:t>
+      </w:r>
+    </w:p>
+    <w:p>
+      <w:r>
+        <w:t>Architecture en 3 zones temporelles (figure 5) :</w:t>
+      </w:r>
+    </w:p>
+    <w:tbl>
+      <w:tblPr>
+        <w:tblStyle w:val="LightGrid-Accent1"/>
+        <w:tblW w:type="auto" w:w="0"/>
+        <w:tblLook w:firstColumn="1" w:firstRow="1" w:lastColumn="0" w:lastRow="0" w:noHBand="0" w:noVBand="1" w:val="04A0"/>
+      </w:tblPr>
+      <w:tblGrid>
+        <w:gridCol w:w="2880"/>
+        <w:gridCol w:w="2880"/>
+        <w:gridCol w:w="2880"/>
+      </w:tblGrid>
+      <w:tr>
+        <w:tc>
+          <w:tcPr>
+            <w:tcW w:type="dxa" w:w="2880"/>
+          </w:tcPr>
+          <w:p>
+            <w:r>
+              <w:rPr>
+                <w:b/>
+              </w:rPr>
+              <w:t>Zone</w:t>
+            </w:r>
+          </w:p>
+        </w:tc>
+        <w:tc>
+          <w:tcPr>
+            <w:tcW w:type="dxa" w:w="2880"/>
+          </w:tcPr>
+          <w:p>
+            <w:r>
+              <w:rPr>
+                <w:b/>
+              </w:rPr>
+              <w:t>Plage temporelle</w:t>
+            </w:r>
+          </w:p>
+        </w:tc>
+        <w:tc>
+          <w:tcPr>
+            <w:tcW w:type="dxa" w:w="2880"/>
+          </w:tcPr>
+          <w:p>
+            <w:r>
+              <w:rPr>
+                <w:b/>
+              </w:rPr>
+              <w:t>Algorithme V12</w:t>
+            </w:r>
+          </w:p>
+        </w:tc>
+      </w:tr>
+      <w:tr>
+        <w:tc>
+          <w:tcPr>
+            <w:tcW w:type="dxa" w:w="2880"/>
+          </w:tcPr>
+          <w:p>
+            <w:r>
+              <w:t>**Gelée**</w:t>
+            </w:r>
+          </w:p>
+        </w:tc>
+        <w:tc>
+          <w:tcPr>
+            <w:tcW w:type="dxa" w:w="2880"/>
+          </w:tcPr>
+          <w:p>
+            <w:r>
+              <w:t>`[t, t + freeze_window[` (5 j par défaut)</w:t>
+            </w:r>
+          </w:p>
+        </w:tc>
+        <w:tc>
+          <w:tcPr>
+            <w:tcW w:type="dxa" w:w="2880"/>
+          </w:tcPr>
+          <w:p>
+            <w:r>
+              <w:t>V12.3 surveille, jamais de replan</w:t>
+            </w:r>
+          </w:p>
+        </w:tc>
+      </w:tr>
+      <w:tr>
+        <w:tc>
+          <w:tcPr>
+            <w:tcW w:type="dxa" w:w="2880"/>
+          </w:tcPr>
+          <w:p>
+            <w:r>
+              <w:t>**Négociable**</w:t>
+            </w:r>
+          </w:p>
+        </w:tc>
+        <w:tc>
+          <w:tcPr>
+            <w:tcW w:type="dxa" w:w="2880"/>
+          </w:tcPr>
+          <w:p>
+            <w:r>
+              <w:t>`[t + freeze, t + horizon_forecast[` (5-28 j)</w:t>
+            </w:r>
+          </w:p>
+        </w:tc>
+        <w:tc>
+          <w:tcPr>
+            <w:tcW w:type="dxa" w:w="2880"/>
+          </w:tcPr>
+          <w:p>
+            <w:r>
+              <w:t>**V12.2 CP-SAT dynamique** + 4 heuristiques</w:t>
+            </w:r>
+          </w:p>
+        </w:tc>
+      </w:tr>
+      <w:tr>
+        <w:tc>
+          <w:tcPr>
+            <w:tcW w:type="dxa" w:w="2880"/>
+          </w:tcPr>
+          <w:p>
+            <w:r>
+              <w:t>**Libre**</w:t>
+            </w:r>
+          </w:p>
+        </w:tc>
+        <w:tc>
+          <w:tcPr>
+            <w:tcW w:type="dxa" w:w="2880"/>
+          </w:tcPr>
+          <w:p>
+            <w:r>
+              <w:t>`[t + horizon, ∞[` (&gt; 28 j)</w:t>
+            </w:r>
+          </w:p>
+        </w:tc>
+        <w:tc>
+          <w:tcPr>
+            <w:tcW w:type="dxa" w:w="2880"/>
+          </w:tcPr>
+          <w:p>
+            <w:r>
+              <w:t>V12.1 forecasting</w:t>
+            </w:r>
+          </w:p>
+        </w:tc>
+      </w:tr>
+    </w:tbl>
+    <w:p>
+      <w:pPr>
+        <w:jc w:val="center"/>
+      </w:pPr>
+      <w:r>
+        <w:drawing>
+          <wp:inline xmlns:a="http://schemas.openxmlformats.org/drawingml/2006/main" xmlns:pic="http://schemas.openxmlformats.org/drawingml/2006/picture">
+            <wp:extent cx="5669280" cy="2815674"/>
+            <wp:docPr id="12" name="Picture 12"/>
+            <wp:cNvGraphicFramePr>
+              <a:graphicFrameLocks noChangeAspect="1"/>
+            </wp:cNvGraphicFramePr>
+            <a:graphic>
+              <a:graphicData uri="http://schemas.openxmlformats.org/drawingml/2006/picture">
+                <pic:pic>
+                  <pic:nvPicPr>
+                    <pic:cNvPr id="0" name="paper_fig5_zones_architecture.png"/>
+                    <pic:cNvPicPr/>
+                  </pic:nvPicPr>
+                  <pic:blipFill>
+                    <a:blip r:embed="rId20"/>
+                    <a:stretch>
+                      <a:fillRect/>
+                    </a:stretch>
+                  </pic:blipFill>
+                  <pic:spPr>
+                    <a:xfrm>
+                      <a:off x="0" y="0"/>
+                      <a:ext cx="5669280" cy="2815674"/>
+                    </a:xfrm>
+                    <a:prstGeom prst="rect"/>
+                  </pic:spPr>
+                </pic:pic>
+              </a:graphicData>
+            </a:graphic>
+          </wp:inline>
+        </w:drawing>
+      </w:r>
+    </w:p>
+    <w:p>
+      <w:pPr>
+        <w:jc w:val="center"/>
+      </w:pPr>
+      <w:r>
+        <w:rPr>
+          <w:i/>
+          <w:sz w:val="18"/>
+        </w:rPr>
+        <w:t>Figure 5 — V12 architecture cybernétique : 3 zones temporelles × couches algorithmiques</w:t>
+      </w:r>
+    </w:p>
+    <w:p>
+      <w:r>
+        <w:t>Modules cybernetic/optimization/ :</w:t>
+      </w:r>
+    </w:p>
+    <w:tbl>
+      <w:tblPr>
+        <w:tblStyle w:val="LightGrid-Accent1"/>
+        <w:tblW w:type="auto" w:w="0"/>
+        <w:tblLook w:firstColumn="1" w:firstRow="1" w:lastColumn="0" w:lastRow="0" w:noHBand="0" w:noVBand="1" w:val="04A0"/>
+      </w:tblPr>
+      <w:tblGrid>
+        <w:gridCol w:w="4320"/>
+        <w:gridCol w:w="4320"/>
+      </w:tblGrid>
+      <w:tr>
+        <w:tc>
+          <w:tcPr>
+            <w:tcW w:type="dxa" w:w="4320"/>
+          </w:tcPr>
+          <w:p>
+            <w:r>
+              <w:rPr>
+                <w:b/>
+              </w:rPr>
+              <w:t>Module</w:t>
+            </w:r>
+          </w:p>
+        </w:tc>
+        <w:tc>
+          <w:tcPr>
+            <w:tcW w:type="dxa" w:w="4320"/>
+          </w:tcPr>
+          <w:p>
+            <w:r>
+              <w:rPr>
+                <w:b/>
+              </w:rPr>
+              <w:t>Rôle</w:t>
+            </w:r>
+          </w:p>
+        </w:tc>
+      </w:tr>
+      <w:tr>
+        <w:tc>
+          <w:tcPr>
+            <w:tcW w:type="dxa" w:w="4320"/>
+          </w:tcPr>
+          <w:p>
+            <w:r>
+              <w:t>`zone_resolver.py`</w:t>
+            </w:r>
+          </w:p>
+        </w:tc>
+        <w:tc>
+          <w:tcPr>
+            <w:tcW w:type="dxa" w:w="4320"/>
+          </w:tcPr>
+          <w:p>
+            <w:r>
+              <w:t>Identifie les OFs/candidats dans la zone négociable depuis SQLite + `run_metadata.horizon_start`</w:t>
+            </w:r>
+          </w:p>
+        </w:tc>
+      </w:tr>
+      <w:tr>
+        <w:tc>
+          <w:tcPr>
+            <w:tcW w:type="dxa" w:w="4320"/>
+          </w:tcPr>
+          <w:p>
+            <w:r>
+              <w:t>`cp_sat_dynamic.py`</w:t>
+            </w:r>
+          </w:p>
+        </w:tc>
+        <w:tc>
+          <w:tcPr>
+            <w:tcW w:type="dxa" w:w="4320"/>
+          </w:tcPr>
+          <w:p>
+            <w:r>
+              <w:t>CP-SAT zone-aware ; objectif = 10×tardiveté + Σ</w:t>
+            </w:r>
+          </w:p>
+        </w:tc>
+      </w:tr>
+      <w:tr>
+        <w:tc>
+          <w:tcPr>
+            <w:tcW w:type="dxa" w:w="4320"/>
+          </w:tcPr>
+          <w:p>
+            <w:r>
+              <w:t>`heuristics.py`</w:t>
+            </w:r>
+          </w:p>
+        </w:tc>
+        <w:tc>
+          <w:tcPr>
+            <w:tcW w:type="dxa" w:w="4320"/>
+          </w:tcPr>
+          <w:p>
+            <w:r>
+              <w:t>4 règles classiques : SLACK, EDD, SPT, ATC (Apparent Tardiness Cost)</w:t>
+            </w:r>
+          </w:p>
+        </w:tc>
+      </w:tr>
+    </w:tbl>
+    <w:p>
+      <w:r>
+        <w:t>Spécificités du CP-SAT dynamique :</w:t>
       </w:r>
     </w:p>
     <w:p>
@@ -15647,12 +15972,17 @@
         <w:pStyle w:val="ListBullet"/>
       </w:pPr>
       <w:r>
-        <w:t>**V12.2 CP-SAT dynamique zone négociable** : extension de</w:t>
-      </w:r>
-    </w:p>
-    <w:p>
-      <w:r>
-        <w:t xml:space="preserve">  milp_scheduler (§7.1) pour optimisation quotidienne (~ 2 j).</w:t>
+        <w:t>Respecte strictement la **freeze window** : domaines des</w:t>
+      </w:r>
+    </w:p>
+    <w:p>
+      <w:r>
+        <w:t xml:space="preserve">  variables = [freeze_end_day, horizon_end_day[, les OFs gelés ne</w:t>
+      </w:r>
+    </w:p>
+    <w:p>
+      <w:r>
+        <w:t xml:space="preserve">  sont jamais touchés</w:t>
       </w:r>
     </w:p>
     <w:p>
@@ -15660,12 +15990,17 @@
         <w:pStyle w:val="ListBullet"/>
       </w:pPr>
       <w:r>
-        <w:t>**V12.4 Workflow humain complet** : audit trail enrichi, UI</w:t>
-      </w:r>
-    </w:p>
-    <w:p>
-      <w:r>
-        <w:t xml:space="preserve">  dédiée, notifications (~ 1 j + UI).</w:t>
+        <w:t>**Minimise les déplacements** : pas seulement la tardiveté, mais</w:t>
+      </w:r>
+    </w:p>
+    <w:p>
+      <w:r>
+        <w:t xml:space="preserve">  aussi Σ|new_day − current_day|, ce qui produit un replan</w:t>
+      </w:r>
+    </w:p>
+    <w:p>
+      <w:r>
+        <w:t xml:space="preserve">  *conservateur* (peu de OFs déplacés)</w:t>
       </w:r>
     </w:p>
     <w:p>
@@ -15673,22 +16008,300 @@
         <w:pStyle w:val="ListBullet"/>
       </w:pPr>
       <w:r>
+        <w:t>Indicateurs produits dans `ProposedReplan` : `n_ofs_moved`,</w:t>
+      </w:r>
+    </w:p>
+    <w:p>
+      <w:r>
+        <w:t xml:space="preserve">  max_delta_days, total_delta_days → permettent à l'opérateur</w:t>
+      </w:r>
+    </w:p>
+    <w:p>
+      <w:r>
+        <w:t xml:space="preserve">  d'évaluer l'amplitude du replan avant approbation</w:t>
+      </w:r>
+    </w:p>
+    <w:p>
+      <w:pPr>
+        <w:pStyle w:val="ListBullet"/>
+      </w:pPr>
+      <w:r>
+        <w:t>**Fallback heuristique SLACK** automatique si OR-Tools indispo</w:t>
+      </w:r>
+    </w:p>
+    <w:p>
+      <w:r>
+        <w:t xml:space="preserve">  ou solveur infaisable dans le timeout</w:t>
+      </w:r>
+    </w:p>
+    <w:p>
+      <w:r>
+        <w:t>4 heuristiques de séquencement fournies (schedule_heuristic) :</w:t>
+      </w:r>
+    </w:p>
+    <w:tbl>
+      <w:tblPr>
+        <w:tblStyle w:val="LightGrid-Accent1"/>
+        <w:tblW w:type="auto" w:w="0"/>
+        <w:tblLook w:firstColumn="1" w:firstRow="1" w:lastColumn="0" w:lastRow="0" w:noHBand="0" w:noVBand="1" w:val="04A0"/>
+      </w:tblPr>
+      <w:tblGrid>
+        <w:gridCol w:w="2880"/>
+        <w:gridCol w:w="2880"/>
+        <w:gridCol w:w="2880"/>
+      </w:tblGrid>
+      <w:tr>
+        <w:tc>
+          <w:tcPr>
+            <w:tcW w:type="dxa" w:w="2880"/>
+          </w:tcPr>
+          <w:p>
+            <w:r>
+              <w:rPr>
+                <w:b/>
+              </w:rPr>
+              <w:t>Heuristique</w:t>
+            </w:r>
+          </w:p>
+        </w:tc>
+        <w:tc>
+          <w:tcPr>
+            <w:tcW w:type="dxa" w:w="2880"/>
+          </w:tcPr>
+          <w:p>
+            <w:r>
+              <w:rPr>
+                <w:b/>
+              </w:rPr>
+              <w:t>Logique</w:t>
+            </w:r>
+          </w:p>
+        </w:tc>
+        <w:tc>
+          <w:tcPr>
+            <w:tcW w:type="dxa" w:w="2880"/>
+          </w:tcPr>
+          <w:p>
+            <w:r>
+              <w:rPr>
+                <w:b/>
+              </w:rPr>
+              <w:t>Cas d'usage</w:t>
+            </w:r>
+          </w:p>
+        </w:tc>
+      </w:tr>
+      <w:tr>
+        <w:tc>
+          <w:tcPr>
+            <w:tcW w:type="dxa" w:w="2880"/>
+          </w:tcPr>
+          <w:p>
+            <w:r>
+              <w:t>**SLACK**</w:t>
+            </w:r>
+          </w:p>
+        </w:tc>
+        <w:tc>
+          <w:tcPr>
+            <w:tcW w:type="dxa" w:w="2880"/>
+          </w:tcPr>
+          <w:p>
+            <w:r>
+              <w:t>tri par `due − duration` croissant</w:t>
+            </w:r>
+          </w:p>
+        </w:tc>
+        <w:tc>
+          <w:tcPr>
+            <w:tcW w:type="dxa" w:w="2880"/>
+          </w:tcPr>
+          <w:p>
+            <w:r>
+              <w:t>priorité à l'urgent qui prend du temps</w:t>
+            </w:r>
+          </w:p>
+        </w:tc>
+      </w:tr>
+      <w:tr>
+        <w:tc>
+          <w:tcPr>
+            <w:tcW w:type="dxa" w:w="2880"/>
+          </w:tcPr>
+          <w:p>
+            <w:r>
+              <w:t>**EDD**</w:t>
+            </w:r>
+          </w:p>
+        </w:tc>
+        <w:tc>
+          <w:tcPr>
+            <w:tcW w:type="dxa" w:w="2880"/>
+          </w:tcPr>
+          <w:p>
+            <w:r>
+              <w:t>tri par `due_date` croissant</w:t>
+            </w:r>
+          </w:p>
+        </w:tc>
+        <w:tc>
+          <w:tcPr>
+            <w:tcW w:type="dxa" w:w="2880"/>
+          </w:tcPr>
+          <w:p>
+            <w:r>
+              <w:t>priorité à l'échéance proche</w:t>
+            </w:r>
+          </w:p>
+        </w:tc>
+      </w:tr>
+      <w:tr>
+        <w:tc>
+          <w:tcPr>
+            <w:tcW w:type="dxa" w:w="2880"/>
+          </w:tcPr>
+          <w:p>
+            <w:r>
+              <w:t>**SPT**</w:t>
+            </w:r>
+          </w:p>
+        </w:tc>
+        <w:tc>
+          <w:tcPr>
+            <w:tcW w:type="dxa" w:w="2880"/>
+          </w:tcPr>
+          <w:p>
+            <w:r>
+              <w:t>tri par `duration` croissant</w:t>
+            </w:r>
+          </w:p>
+        </w:tc>
+        <w:tc>
+          <w:tcPr>
+            <w:tcW w:type="dxa" w:w="2880"/>
+          </w:tcPr>
+          <w:p>
+            <w:r>
+              <w:t>maximise débit court terme</w:t>
+            </w:r>
+          </w:p>
+        </w:tc>
+      </w:tr>
+      <w:tr>
+        <w:tc>
+          <w:tcPr>
+            <w:tcW w:type="dxa" w:w="2880"/>
+          </w:tcPr>
+          <w:p>
+            <w:r>
+              <w:t>**ATC**</w:t>
+            </w:r>
+          </w:p>
+        </w:tc>
+        <w:tc>
+          <w:tcPr>
+            <w:tcW w:type="dxa" w:w="2880"/>
+          </w:tcPr>
+          <w:p>
+            <w:r>
+              <w:t>priorité ∝ `1/dur × exp(−slack/k·avg_dur)`</w:t>
+            </w:r>
+          </w:p>
+        </w:tc>
+        <w:tc>
+          <w:tcPr>
+            <w:tcW w:type="dxa" w:w="2880"/>
+          </w:tcPr>
+          <w:p>
+            <w:r>
+              <w:t>équilibre durée + urgence</w:t>
+            </w:r>
+          </w:p>
+        </w:tc>
+      </w:tr>
+    </w:tbl>
+    <w:p>
+      <w:r>
+        <w:t>Intégration V12.3 ↔ V12.2 : quand le Delta engine V12.3 classifie</w:t>
+      </w:r>
+    </w:p>
+    <w:p>
+      <w:r>
+        <w:t>une déviation en L3 ou L4, V12.2 peut être appelé pour proposer le</w:t>
+      </w:r>
+    </w:p>
+    <w:p>
+      <w:r>
+        <w:t>replan associé qui sera enqueue dans approval_queue avec un payload</w:t>
+      </w:r>
+    </w:p>
+    <w:p>
+      <w:r>
+        <w:t>décrivant les changements (n_ofs_moved, deltas).</w:t>
+      </w:r>
+    </w:p>
+    <w:p>
+      <w:r>
+        <w:t>Tests V12.2 : 14 unitaires (tests/test_v12_optimization.py)</w:t>
+      </w:r>
+    </w:p>
+    <w:p>
+      <w:r>
+        <w:t>+ 2 acceptance E2E (tests/test_acceptance_v12_2.py) — tous verts.</w:t>
+      </w:r>
+    </w:p>
+    <w:p>
+      <w:pPr>
+        <w:pStyle w:val="Heading3"/>
+      </w:pPr>
+      <w:r>
+        <w:t>§28.7 Travaux futurs V12 (restants)</w:t>
+      </w:r>
+    </w:p>
+    <w:p>
+      <w:r>
+        <w:t>Avec V12.1, V12.2 et V12.3 livrés, restent :</w:t>
+      </w:r>
+    </w:p>
+    <w:p>
+      <w:pPr>
+        <w:pStyle w:val="ListBullet"/>
+      </w:pPr>
+      <w:r>
+        <w:t>**V12.4 Workflow humain complet** : audit trail enrichi, UI</w:t>
+      </w:r>
+    </w:p>
+    <w:p>
+      <w:r>
+        <w:t xml:space="preserve">  dédiée, notifications, gestion des rôles (~ 1 j + UI).</w:t>
+      </w:r>
+    </w:p>
+    <w:p>
+      <w:pPr>
+        <w:pStyle w:val="ListBullet"/>
+      </w:pPr>
+      <w:r>
         <w:t>**V12.5 Matrice d'orchestration** : configuration runtime des</w:t>
       </w:r>
     </w:p>
     <w:p>
       <w:r>
-        <w:t xml:space="preserve">  seuils L1/L2/L3/L4 par profil d'atelier (~ 1 j).</w:t>
-      </w:r>
-    </w:p>
-    <w:p>
-      <w:r>
-        <w:t>Avec V12.1 + V12.3 livrés, l'effort restant pour la V12 complète</w:t>
-      </w:r>
-    </w:p>
-    <w:p>
-      <w:r>
-        <w:t>est de ~ 4 j de développement.</w:t>
+        <w:t xml:space="preserve">  seuils L1/L2/L3/L4 par profil d'atelier, sélection automatique</w:t>
+      </w:r>
+    </w:p>
+    <w:p>
+      <w:r>
+        <w:t xml:space="preserve">  algo (CP-SAT vs heuristique) selon contexte (~ 1 j).</w:t>
+      </w:r>
+    </w:p>
+    <w:p>
+      <w:r>
+        <w:t>Effort restant pour la V12 complète : ~ 2 j de dev (vs 4 j</w:t>
+      </w:r>
+    </w:p>
+    <w:p>
+      <w:r>
+        <w:t>estimés avant livraison V12.2).</w:t>
       </w:r>
     </w:p>
     <w:p/>

--- a/docs/cadrage_v4.docx
+++ b/docs/cadrage_v4.docx
@@ -16255,12 +16255,330 @@
         <w:pStyle w:val="Heading3"/>
       </w:pPr>
       <w:r>
-        <w:t>§28.7 Travaux futurs V12 (restants)</w:t>
-      </w:r>
-    </w:p>
-    <w:p>
-      <w:r>
-        <w:t>Avec V12.1, V12.2 et V12.3 livrés, restent :</w:t>
+        <w:t>§28.7 V12.4 Workflow humain complet — LIVRÉ</w:t>
+      </w:r>
+    </w:p>
+    <w:p>
+      <w:r>
+        <w:t>V12.4 complète l'écosystème de validation V12.3 avec rôles, audit</w:t>
+      </w:r>
+    </w:p>
+    <w:p>
+      <w:r>
+        <w:t>trail immuable, escalation automatique et dashboard. Quatre</w:t>
+      </w:r>
+    </w:p>
+    <w:p>
+      <w:r>
+        <w:t>sous-modules en cybernetic/human_loop/ :</w:t>
+      </w:r>
+    </w:p>
+    <w:tbl>
+      <w:tblPr>
+        <w:tblStyle w:val="LightGrid-Accent1"/>
+        <w:tblW w:type="auto" w:w="0"/>
+        <w:tblLook w:firstColumn="1" w:firstRow="1" w:lastColumn="0" w:lastRow="0" w:noHBand="0" w:noVBand="1" w:val="04A0"/>
+      </w:tblPr>
+      <w:tblGrid>
+        <w:gridCol w:w="4320"/>
+        <w:gridCol w:w="4320"/>
+      </w:tblGrid>
+      <w:tr>
+        <w:tc>
+          <w:tcPr>
+            <w:tcW w:type="dxa" w:w="4320"/>
+          </w:tcPr>
+          <w:p>
+            <w:r>
+              <w:rPr>
+                <w:b/>
+              </w:rPr>
+              <w:t>Module</w:t>
+            </w:r>
+          </w:p>
+        </w:tc>
+        <w:tc>
+          <w:tcPr>
+            <w:tcW w:type="dxa" w:w="4320"/>
+          </w:tcPr>
+          <w:p>
+            <w:r>
+              <w:rPr>
+                <w:b/>
+              </w:rPr>
+              <w:t>Rôle</w:t>
+            </w:r>
+          </w:p>
+        </w:tc>
+      </w:tr>
+      <w:tr>
+        <w:tc>
+          <w:tcPr>
+            <w:tcW w:type="dxa" w:w="4320"/>
+          </w:tcPr>
+          <w:p>
+            <w:r>
+              <w:t>`roles.py`</w:t>
+            </w:r>
+          </w:p>
+        </w:tc>
+        <w:tc>
+          <w:tcPr>
+            <w:tcW w:type="dxa" w:w="4320"/>
+          </w:tcPr>
+          <w:p>
+            <w:r>
+              <w:t>3 rôles hiérarchiques (operator/supervisor/admin) + matrice de permissions par niveau d'autonomie</w:t>
+            </w:r>
+          </w:p>
+        </w:tc>
+      </w:tr>
+      <w:tr>
+        <w:tc>
+          <w:tcPr>
+            <w:tcW w:type="dxa" w:w="4320"/>
+          </w:tcPr>
+          <w:p>
+            <w:r>
+              <w:t>`audit_log.py`</w:t>
+            </w:r>
+          </w:p>
+        </w:tc>
+        <w:tc>
+          <w:tcPr>
+            <w:tcW w:type="dxa" w:w="4320"/>
+          </w:tcPr>
+          <w:p>
+            <w:r>
+              <w:t>Log immuable des transitions (submitted/approved/rejected/escalated/role_changed/note_added) avec actor + details JSON</w:t>
+            </w:r>
+          </w:p>
+        </w:tc>
+      </w:tr>
+      <w:tr>
+        <w:tc>
+          <w:tcPr>
+            <w:tcW w:type="dxa" w:w="4320"/>
+          </w:tcPr>
+          <w:p>
+            <w:r>
+              <w:t>`notifications.py`</w:t>
+            </w:r>
+          </w:p>
+        </w:tc>
+        <w:tc>
+          <w:tcPr>
+            <w:tcW w:type="dxa" w:w="4320"/>
+          </w:tcPr>
+          <w:p>
+            <w:r>
+              <w:t>Queue persistée de notifications par cible (`role:X` ou `user:Y`) avec kinds (pending_approval, overdue, escalated)</w:t>
+            </w:r>
+          </w:p>
+        </w:tc>
+      </w:tr>
+      <w:tr>
+        <w:tc>
+          <w:tcPr>
+            <w:tcW w:type="dxa" w:w="4320"/>
+          </w:tcPr>
+          <w:p>
+            <w:r>
+              <w:t>`escalation.py`</w:t>
+            </w:r>
+          </w:p>
+        </w:tc>
+        <w:tc>
+          <w:tcPr>
+            <w:tcW w:type="dxa" w:w="4320"/>
+          </w:tcPr>
+          <w:p>
+            <w:r>
+              <w:t>Détecte les pending &gt; seuil (240 min par défaut) → escalade L3→L4 + notifie supervisor + log audit</w:t>
+            </w:r>
+          </w:p>
+        </w:tc>
+      </w:tr>
+      <w:tr>
+        <w:tc>
+          <w:tcPr>
+            <w:tcW w:type="dxa" w:w="4320"/>
+          </w:tcPr>
+          <w:p>
+            <w:r>
+              <w:t>`dashboard.py`</w:t>
+            </w:r>
+          </w:p>
+        </w:tc>
+        <w:tc>
+          <w:tcPr>
+            <w:tcW w:type="dxa" w:w="4320"/>
+          </w:tcPr>
+          <w:p>
+            <w:r>
+              <w:t>Snapshot agrégé (pending par niveau, overdue, longest_pending_min, lag moyen, escalations 24h, notifs non lues par rôle)</w:t>
+            </w:r>
+          </w:p>
+        </w:tc>
+      </w:tr>
+    </w:tbl>
+    <w:p>
+      <w:r>
+        <w:t>Matrice de permissions :</w:t>
+      </w:r>
+    </w:p>
+    <w:tbl>
+      <w:tblPr>
+        <w:tblStyle w:val="LightGrid-Accent1"/>
+        <w:tblW w:type="auto" w:w="0"/>
+        <w:tblLook w:firstColumn="1" w:firstRow="1" w:lastColumn="0" w:lastRow="0" w:noHBand="0" w:noVBand="1" w:val="04A0"/>
+      </w:tblPr>
+      <w:tblGrid>
+        <w:gridCol w:w="2880"/>
+        <w:gridCol w:w="2880"/>
+        <w:gridCol w:w="2880"/>
+      </w:tblGrid>
+      <w:tr>
+        <w:tc>
+          <w:tcPr>
+            <w:tcW w:type="dxa" w:w="2880"/>
+          </w:tcPr>
+          <w:p>
+            <w:r>
+              <w:rPr>
+                <w:b/>
+              </w:rPr>
+              <w:t>Rôle</w:t>
+            </w:r>
+          </w:p>
+        </w:tc>
+        <w:tc>
+          <w:tcPr>
+            <w:tcW w:type="dxa" w:w="2880"/>
+          </w:tcPr>
+          <w:p>
+            <w:r>
+              <w:rPr>
+                <w:b/>
+              </w:rPr>
+              <w:t>Peut approuver L3</w:t>
+            </w:r>
+          </w:p>
+        </w:tc>
+        <w:tc>
+          <w:tcPr>
+            <w:tcW w:type="dxa" w:w="2880"/>
+          </w:tcPr>
+          <w:p>
+            <w:r>
+              <w:rPr>
+                <w:b/>
+              </w:rPr>
+              <w:t>Peut approuver L4</w:t>
+            </w:r>
+          </w:p>
+        </w:tc>
+      </w:tr>
+      <w:tr>
+        <w:tc>
+          <w:tcPr>
+            <w:tcW w:type="dxa" w:w="2880"/>
+          </w:tcPr>
+          <w:p>
+            <w:r>
+              <w:t>`operator`</w:t>
+            </w:r>
+          </w:p>
+        </w:tc>
+        <w:tc>
+          <w:tcPr>
+            <w:tcW w:type="dxa" w:w="2880"/>
+          </w:tcPr>
+          <w:p>
+            <w:r>
+              <w:t>✓</w:t>
+            </w:r>
+          </w:p>
+        </w:tc>
+        <w:tc>
+          <w:tcPr>
+            <w:tcW w:type="dxa" w:w="2880"/>
+          </w:tcPr>
+          <w:p>
+            <w:r>
+              <w:t>✗</w:t>
+            </w:r>
+          </w:p>
+        </w:tc>
+      </w:tr>
+      <w:tr>
+        <w:tc>
+          <w:tcPr>
+            <w:tcW w:type="dxa" w:w="2880"/>
+          </w:tcPr>
+          <w:p>
+            <w:r>
+              <w:t>`supervisor`</w:t>
+            </w:r>
+          </w:p>
+        </w:tc>
+        <w:tc>
+          <w:tcPr>
+            <w:tcW w:type="dxa" w:w="2880"/>
+          </w:tcPr>
+          <w:p>
+            <w:r>
+              <w:t>✓</w:t>
+            </w:r>
+          </w:p>
+        </w:tc>
+        <w:tc>
+          <w:tcPr>
+            <w:tcW w:type="dxa" w:w="2880"/>
+          </w:tcPr>
+          <w:p>
+            <w:r>
+              <w:t>✓</w:t>
+            </w:r>
+          </w:p>
+        </w:tc>
+      </w:tr>
+      <w:tr>
+        <w:tc>
+          <w:tcPr>
+            <w:tcW w:type="dxa" w:w="2880"/>
+          </w:tcPr>
+          <w:p>
+            <w:r>
+              <w:t>`admin`</w:t>
+            </w:r>
+          </w:p>
+        </w:tc>
+        <w:tc>
+          <w:tcPr>
+            <w:tcW w:type="dxa" w:w="2880"/>
+          </w:tcPr>
+          <w:p>
+            <w:r>
+              <w:t>✓</w:t>
+            </w:r>
+          </w:p>
+        </w:tc>
+        <w:tc>
+          <w:tcPr>
+            <w:tcW w:type="dxa" w:w="2880"/>
+          </w:tcPr>
+          <w:p>
+            <w:r>
+              <w:t>✓</w:t>
+            </w:r>
+          </w:p>
+        </w:tc>
+      </w:tr>
+    </w:tbl>
+    <w:p>
+      <w:r>
+        <w:t>Schema DB ajouté :</w:t>
       </w:r>
     </w:p>
     <w:p>
@@ -16268,12 +16586,7 @@
         <w:pStyle w:val="ListBullet"/>
       </w:pPr>
       <w:r>
-        <w:t>**V12.4 Workflow humain complet** : audit trail enrichi, UI</w:t>
-      </w:r>
-    </w:p>
-    <w:p>
-      <w:r>
-        <w:t xml:space="preserve">  dédiée, notifications, gestion des rôles (~ 1 j + UI).</w:t>
+        <w:t>`user_roles(user_id, role, created_at, modified_at)`</w:t>
       </w:r>
     </w:p>
     <w:p>
@@ -16281,6 +16594,187 @@
         <w:pStyle w:val="ListBullet"/>
       </w:pPr>
       <w:r>
+        <w:t>`approval_audit_log(log_id, queue_id, event_type, actor, details, occurred_at)`</w:t>
+      </w:r>
+    </w:p>
+    <w:p>
+      <w:pPr>
+        <w:pStyle w:val="ListBullet"/>
+      </w:pPr>
+      <w:r>
+        <w:t>`notifications(notification_id, target, kind, queue_id, message, read_at, created_at)`</w:t>
+      </w:r>
+    </w:p>
+    <w:p>
+      <w:r>
+        <w:t>CLI ajoutées :</w:t>
+      </w:r>
+    </w:p>
+    <w:p>
+      <w:pPr>
+        <w:pStyle w:val="ListBullet"/>
+      </w:pPr>
+      <w:r>
+        <w:t>`role-set &lt;db&gt; &lt;user_id&gt; &lt;operator|supervisor|admin&gt;` : assigne un rôle</w:t>
+      </w:r>
+    </w:p>
+    <w:p>
+      <w:pPr>
+        <w:pStyle w:val="ListBullet"/>
+      </w:pPr>
+      <w:r>
+        <w:t>`human-dashboard &lt;db&gt;` : snapshot agrégé</w:t>
+      </w:r>
+    </w:p>
+    <w:p>
+      <w:pPr>
+        <w:pStyle w:val="ListBullet"/>
+      </w:pPr>
+      <w:r>
+        <w:t>`human-escalate &lt;db&gt; [--threshold MIN]` : escalade les L3 overdue</w:t>
+      </w:r>
+    </w:p>
+    <w:p>
+      <w:pPr>
+        <w:pStyle w:val="ListBullet"/>
+      </w:pPr>
+      <w:r>
+        <w:t>`human-audit &lt;db&gt; [--queue N] [--limit N]` : consulte l'audit trail</w:t>
+      </w:r>
+    </w:p>
+    <w:p>
+      <w:r>
+        <w:t>Workflow type V12.3 + V12.4 :</w:t>
+      </w:r>
+    </w:p>
+    <w:p>
+      <w:pPr/>
+      <w:r>
+        <w:rPr>
+          <w:rFonts w:ascii="Consolas" w:hAnsi="Consolas"/>
+          <w:sz w:val="20"/>
+        </w:rPr>
+        <w:t>V12.3.dispatch → submit_to_approval_queue (L3 ou L4)</w:t>
+      </w:r>
+    </w:p>
+    <w:p>
+      <w:pPr/>
+      <w:r>
+        <w:rPr>
+          <w:rFonts w:ascii="Consolas" w:hAnsi="Consolas"/>
+          <w:sz w:val="20"/>
+        </w:rPr>
+        <w:t xml:space="preserve">  → V12.4.log_audit_event(EVENT_SUBMITTED)</w:t>
+      </w:r>
+    </w:p>
+    <w:p>
+      <w:pPr/>
+      <w:r>
+        <w:rPr>
+          <w:rFonts w:ascii="Consolas" w:hAnsi="Consolas"/>
+          <w:sz w:val="20"/>
+        </w:rPr>
+        <w:t xml:space="preserve">  → V12.4.notify(target_role, KIND_PENDING_APPROVAL)</w:t>
+      </w:r>
+    </w:p>
+    <w:p>
+      <w:pPr/>
+      <w:r>
+        <w:rPr>
+          <w:rFonts w:ascii="Consolas" w:hAnsi="Consolas"/>
+          <w:sz w:val="20"/>
+        </w:rPr>
+        <w:t xml:space="preserve">  → [Si pending &gt; 4h]</w:t>
+      </w:r>
+    </w:p>
+    <w:p>
+      <w:pPr/>
+      <w:r>
+        <w:rPr>
+          <w:rFonts w:ascii="Consolas" w:hAnsi="Consolas"/>
+          <w:sz w:val="20"/>
+        </w:rPr>
+        <w:t xml:space="preserve">       V12.4.escalate_overdue</w:t>
+      </w:r>
+    </w:p>
+    <w:p>
+      <w:pPr/>
+      <w:r>
+        <w:rPr>
+          <w:rFonts w:ascii="Consolas" w:hAnsi="Consolas"/>
+          <w:sz w:val="20"/>
+        </w:rPr>
+        <w:t xml:space="preserve">         → notify(supervisor, KIND_OVERDUE)</w:t>
+      </w:r>
+    </w:p>
+    <w:p>
+      <w:pPr/>
+      <w:r>
+        <w:rPr>
+          <w:rFonts w:ascii="Consolas" w:hAnsi="Consolas"/>
+          <w:sz w:val="20"/>
+        </w:rPr>
+        <w:t xml:space="preserve">         → si L3 : upgrade en L4 + log EVENT_ESCALATED</w:t>
+      </w:r>
+    </w:p>
+    <w:p>
+      <w:pPr/>
+      <w:r>
+        <w:rPr>
+          <w:rFonts w:ascii="Consolas" w:hAnsi="Consolas"/>
+          <w:sz w:val="20"/>
+        </w:rPr>
+        <w:t xml:space="preserve">  → user opère via CLI ou API</w:t>
+      </w:r>
+    </w:p>
+    <w:p>
+      <w:pPr/>
+      <w:r>
+        <w:rPr>
+          <w:rFonts w:ascii="Consolas" w:hAnsi="Consolas"/>
+          <w:sz w:val="20"/>
+        </w:rPr>
+        <w:t xml:space="preserve">  → V12.4.log_audit_event(EVENT_APPROVED ou EVENT_REJECTED)</w:t>
+      </w:r>
+    </w:p>
+    <w:p>
+      <w:r>
+        <w:t>Tests V12.4 : 22 unitaires + 2 acceptance E2E — tous verts.</w:t>
+      </w:r>
+    </w:p>
+    <w:p>
+      <w:r>
+        <w:t>Le test acceptance test_v12_4_e2e_escalation_pipeline couvre :</w:t>
+      </w:r>
+    </w:p>
+    <w:p>
+      <w:r>
+        <w:t>décision L3 → 5h d'attente → escalation auto → L4 → notif</w:t>
+      </w:r>
+    </w:p>
+    <w:p>
+      <w:r>
+        <w:t>supervisor + audit complet.</w:t>
+      </w:r>
+    </w:p>
+    <w:p>
+      <w:pPr>
+        <w:pStyle w:val="Heading3"/>
+      </w:pPr>
+      <w:r>
+        <w:t>§28.8 Travaux futurs V12 (restants)</w:t>
+      </w:r>
+    </w:p>
+    <w:p>
+      <w:r>
+        <w:t>Avec V12.1, V12.2, V12.3 et V12.4 livrés, reste :</w:t>
+      </w:r>
+    </w:p>
+    <w:p>
+      <w:pPr>
+        <w:pStyle w:val="ListBullet"/>
+      </w:pPr>
+      <w:r>
         <w:t>**V12.5 Matrice d'orchestration** : configuration runtime des</w:t>
       </w:r>
     </w:p>
@@ -16291,17 +16785,393 @@
     </w:p>
     <w:p>
       <w:r>
-        <w:t xml:space="preserve">  algo (CP-SAT vs heuristique) selon contexte (~ 1 j).</w:t>
-      </w:r>
-    </w:p>
-    <w:p>
-      <w:r>
-        <w:t>Effort restant pour la V12 complète : ~ 2 j de dev (vs 4 j</w:t>
-      </w:r>
-    </w:p>
-    <w:p>
-      <w:r>
-        <w:t>estimés avant livraison V12.2).</w:t>
+        <w:t xml:space="preserve">  algo (CP-SAT vs heuristique) selon contexte, profils par</w:t>
+      </w:r>
+    </w:p>
+    <w:p>
+      <w:r>
+        <w:t xml:space="preserve">  configuration JSON (~ 1 j).</w:t>
+      </w:r>
+    </w:p>
+    <w:p>
+      <w:r>
+        <w:t>Effort restant pour la V12 complète : ~ 1 j de dev.</w:t>
+      </w:r>
+    </w:p>
+    <w:p>
+      <w:pPr>
+        <w:pStyle w:val="Heading3"/>
+      </w:pPr>
+      <w:r>
+        <w:t>§28.9 Apprentissage et boucle de rétroaction — extension critique</w:t>
+      </w:r>
+    </w:p>
+    <w:p>
+      <w:r>
+        <w:t>L'architecture V12 (V12.1 forecasting + V12.2 optim) **n'est pas</w:t>
+      </w:r>
+    </w:p>
+    <w:p>
+      <w:r>
+        <w:t>encore close** sur la dimension apprentissage. Les prévisions et les</w:t>
+      </w:r>
+    </w:p>
+    <w:p>
+      <w:r>
+        <w:t>plans ne tiennent compte que des séries observées brutes, pas</w:t>
+      </w:r>
+    </w:p>
+    <w:p>
+      <w:r>
+        <w:t>des erreurs passées ni des patterns d'aléas récurrents.</w:t>
+      </w:r>
+    </w:p>
+    <w:p>
+      <w:r>
+        <w:t>Pour fermer la boucle cybernétique, deux extensions sont</w:t>
+      </w:r>
+    </w:p>
+    <w:p>
+      <w:r>
+        <w:t>identifiées comme prioritaires :</w:t>
+      </w:r>
+    </w:p>
+    <w:p>
+      <w:r>
+        <w:t>V12.1.1 — Forecasting feedback-aware (zone libre)</w:t>
+      </w:r>
+    </w:p>
+    <w:tbl>
+      <w:tblPr>
+        <w:tblStyle w:val="LightGrid-Accent1"/>
+        <w:tblW w:type="auto" w:w="0"/>
+        <w:tblLook w:firstColumn="1" w:firstRow="1" w:lastColumn="0" w:lastRow="0" w:noHBand="0" w:noVBand="1" w:val="04A0"/>
+      </w:tblPr>
+      <w:tblGrid>
+        <w:gridCol w:w="2880"/>
+        <w:gridCol w:w="2880"/>
+        <w:gridCol w:w="2880"/>
+      </w:tblGrid>
+      <w:tr>
+        <w:tc>
+          <w:tcPr>
+            <w:tcW w:type="dxa" w:w="2880"/>
+          </w:tcPr>
+          <w:p>
+            <w:r>
+              <w:rPr>
+                <w:b/>
+              </w:rPr>
+              <w:t>Boucle</w:t>
+            </w:r>
+          </w:p>
+        </w:tc>
+        <w:tc>
+          <w:tcPr>
+            <w:tcW w:type="dxa" w:w="2880"/>
+          </w:tcPr>
+          <w:p>
+            <w:r>
+              <w:rPr>
+                <w:b/>
+              </w:rPr>
+              <w:t>Mécanisme</w:t>
+            </w:r>
+          </w:p>
+        </w:tc>
+        <w:tc>
+          <w:tcPr>
+            <w:tcW w:type="dxa" w:w="2880"/>
+          </w:tcPr>
+          <w:p>
+            <w:r>
+              <w:rPr>
+                <w:b/>
+              </w:rPr>
+              <w:t>Source</w:t>
+            </w:r>
+          </w:p>
+        </w:tc>
+      </w:tr>
+      <w:tr>
+        <w:tc>
+          <w:tcPr>
+            <w:tcW w:type="dxa" w:w="2880"/>
+          </w:tcPr>
+          <w:p>
+            <w:r>
+              <w:t>Bias correction</w:t>
+            </w:r>
+          </w:p>
+        </w:tc>
+        <w:tc>
+          <w:tcPr>
+            <w:tcW w:type="dxa" w:w="2880"/>
+          </w:tcPr>
+          <w:p>
+            <w:r>
+              <w:t>si forecast historique sur-prédit, soustrait le biais moyen</w:t>
+            </w:r>
+          </w:p>
+        </w:tc>
+        <w:tc>
+          <w:tcPr>
+            <w:tcW w:type="dxa" w:w="2880"/>
+          </w:tcPr>
+          <w:p>
+            <w:r>
+              <w:t>comparaison forecast vs réalisé sur fenêtre</w:t>
+            </w:r>
+          </w:p>
+        </w:tc>
+      </w:tr>
+      <w:tr>
+        <w:tc>
+          <w:tcPr>
+            <w:tcW w:type="dxa" w:w="2880"/>
+          </w:tcPr>
+          <w:p>
+            <w:r>
+              <w:t>Hazard-aware features</w:t>
+            </w:r>
+          </w:p>
+        </w:tc>
+        <w:tc>
+          <w:tcPr>
+            <w:tcW w:type="dxa" w:w="2880"/>
+          </w:tcPr>
+          <w:p>
+            <w:r>
+              <w:t>comptage des aléas passés par type/jour-de-semaine ajouté comme features de régression</w:t>
+            </w:r>
+          </w:p>
+        </w:tc>
+        <w:tc>
+          <w:tcPr>
+            <w:tcW w:type="dxa" w:w="2880"/>
+          </w:tcPr>
+          <w:p>
+            <w:r>
+              <w:t>`event_deviations`</w:t>
+            </w:r>
+          </w:p>
+        </w:tc>
+      </w:tr>
+      <w:tr>
+        <w:tc>
+          <w:tcPr>
+            <w:tcW w:type="dxa" w:w="2880"/>
+          </w:tcPr>
+          <w:p>
+            <w:r>
+              <w:t>Pattern d'écart</w:t>
+            </w:r>
+          </w:p>
+        </w:tc>
+        <w:tc>
+          <w:tcPr>
+            <w:tcW w:type="dxa" w:w="2880"/>
+          </w:tcPr>
+          <w:p>
+            <w:r>
+              <w:t>si une décision L3/L4 est rejetée, ré-évalue le forecast amont</w:t>
+            </w:r>
+          </w:p>
+        </w:tc>
+        <w:tc>
+          <w:tcPr>
+            <w:tcW w:type="dxa" w:w="2880"/>
+          </w:tcPr>
+          <w:p>
+            <w:r>
+              <w:t>`approval_queue.status == 'rejected'`</w:t>
+            </w:r>
+          </w:p>
+        </w:tc>
+      </w:tr>
+    </w:tbl>
+    <w:p>
+      <w:r>
+        <w:t>V12.2.1 — Optimisation feedback-aware (zone négociable)</w:t>
+      </w:r>
+    </w:p>
+    <w:tbl>
+      <w:tblPr>
+        <w:tblStyle w:val="LightGrid-Accent1"/>
+        <w:tblW w:type="auto" w:w="0"/>
+        <w:tblLook w:firstColumn="1" w:firstRow="1" w:lastColumn="0" w:lastRow="0" w:noHBand="0" w:noVBand="1" w:val="04A0"/>
+      </w:tblPr>
+      <w:tblGrid>
+        <w:gridCol w:w="2880"/>
+        <w:gridCol w:w="2880"/>
+        <w:gridCol w:w="2880"/>
+      </w:tblGrid>
+      <w:tr>
+        <w:tc>
+          <w:tcPr>
+            <w:tcW w:type="dxa" w:w="2880"/>
+          </w:tcPr>
+          <w:p>
+            <w:r>
+              <w:rPr>
+                <w:b/>
+              </w:rPr>
+              <w:t>Boucle</w:t>
+            </w:r>
+          </w:p>
+        </w:tc>
+        <w:tc>
+          <w:tcPr>
+            <w:tcW w:type="dxa" w:w="2880"/>
+          </w:tcPr>
+          <w:p>
+            <w:r>
+              <w:rPr>
+                <w:b/>
+              </w:rPr>
+              <w:t>Mécanisme</w:t>
+            </w:r>
+          </w:p>
+        </w:tc>
+        <w:tc>
+          <w:tcPr>
+            <w:tcW w:type="dxa" w:w="2880"/>
+          </w:tcPr>
+          <w:p>
+            <w:r>
+              <w:rPr>
+                <w:b/>
+              </w:rPr>
+              <w:t>Source</w:t>
+            </w:r>
+          </w:p>
+        </w:tc>
+      </w:tr>
+      <w:tr>
+        <w:tc>
+          <w:tcPr>
+            <w:tcW w:type="dxa" w:w="2880"/>
+          </w:tcPr>
+          <w:p>
+            <w:r>
+              <w:t>Memoize causes d'échec</w:t>
+            </w:r>
+          </w:p>
+        </w:tc>
+        <w:tc>
+          <w:tcPr>
+            <w:tcW w:type="dxa" w:w="2880"/>
+          </w:tcPr>
+          <w:p>
+            <w:r>
+              <w:t>si CP-SAT a produit un plan rejeté, exclut la cellule de l'espace de recherche au tour suivant</w:t>
+            </w:r>
+          </w:p>
+        </w:tc>
+        <w:tc>
+          <w:tcPr>
+            <w:tcW w:type="dxa" w:w="2880"/>
+          </w:tcPr>
+          <w:p>
+            <w:r>
+              <w:t>`approval_queue` historique</w:t>
+            </w:r>
+          </w:p>
+        </w:tc>
+      </w:tr>
+      <w:tr>
+        <w:tc>
+          <w:tcPr>
+            <w:tcW w:type="dxa" w:w="2880"/>
+          </w:tcPr>
+          <w:p>
+            <w:r>
+              <w:t>Pondération par fréquence</w:t>
+            </w:r>
+          </w:p>
+        </w:tc>
+        <w:tc>
+          <w:tcPr>
+            <w:tcW w:type="dxa" w:w="2880"/>
+          </w:tcPr>
+          <w:p>
+            <w:r>
+              <w:t>pondère le coût d'un poste par sa fréquence historique de panne</w:t>
+            </w:r>
+          </w:p>
+        </w:tc>
+        <w:tc>
+          <w:tcPr>
+            <w:tcW w:type="dxa" w:w="2880"/>
+          </w:tcPr>
+          <w:p>
+            <w:r>
+              <w:t>`event_deviations` filtré par workstation</w:t>
+            </w:r>
+          </w:p>
+        </w:tc>
+      </w:tr>
+      <w:tr>
+        <w:tc>
+          <w:tcPr>
+            <w:tcW w:type="dxa" w:w="2880"/>
+          </w:tcPr>
+          <w:p>
+            <w:r>
+              <w:t>Apprentissage des heuristiques</w:t>
+            </w:r>
+          </w:p>
+        </w:tc>
+        <w:tc>
+          <w:tcPr>
+            <w:tcW w:type="dxa" w:w="2880"/>
+          </w:tcPr>
+          <w:p>
+            <w:r>
+              <w:t>choisit l'heuristique (SLACK/EDD/SPT/ATC) selon le contexte ayant historiquement le meilleur résultat</w:t>
+            </w:r>
+          </w:p>
+        </w:tc>
+        <w:tc>
+          <w:tcPr>
+            <w:tcW w:type="dxa" w:w="2880"/>
+          </w:tcPr>
+          <w:p>
+            <w:r>
+              <w:t>comparaison KPI par heuristique</w:t>
+            </w:r>
+          </w:p>
+        </w:tc>
+      </w:tr>
+    </w:tbl>
+    <w:p>
+      <w:r>
+        <w:t>Ces deux extensions sont **techniquement faisables avec les données</w:t>
+      </w:r>
+    </w:p>
+    <w:p>
+      <w:r>
+        <w:t>existantes** (event_deviations, tolerance_filter_decisions,</w:t>
+      </w:r>
+    </w:p>
+    <w:p>
+      <w:r>
+        <w:t>approval_queue, approval_audit_log) — aucune nouvelle table n'est</w:t>
+      </w:r>
+    </w:p>
+    <w:p>
+      <w:r>
+        <w:t>nécessaire. Elles s'inscrivent comme V12.1.1 et V12.2.1 dans la</w:t>
+      </w:r>
+    </w:p>
+    <w:p>
+      <w:r>
+        <w:t>roadmap, après livraison V12.5.</w:t>
+      </w:r>
+    </w:p>
+    <w:p>
+      <w:r>
+        <w:t>Estimation effort : ~2 j cumulés (~1 j par couche).</w:t>
       </w:r>
     </w:p>
     <w:p/>

--- a/docs/cadrage_v4.docx
+++ b/docs/cadrage_v4.docx
@@ -16803,42 +16803,35 @@
         <w:pStyle w:val="Heading3"/>
       </w:pPr>
       <w:r>
-        <w:t>§28.9 Apprentissage et boucle de rétroaction — extension critique</w:t>
-      </w:r>
-    </w:p>
-    <w:p>
-      <w:r>
-        <w:t>L'architecture V12 (V12.1 forecasting + V12.2 optim) **n'est pas</w:t>
-      </w:r>
-    </w:p>
-    <w:p>
-      <w:r>
-        <w:t>encore close** sur la dimension apprentissage. Les prévisions et les</w:t>
-      </w:r>
-    </w:p>
-    <w:p>
-      <w:r>
-        <w:t>plans ne tiennent compte que des séries observées brutes, pas</w:t>
-      </w:r>
-    </w:p>
-    <w:p>
-      <w:r>
-        <w:t>des erreurs passées ni des patterns d'aléas récurrents.</w:t>
-      </w:r>
-    </w:p>
-    <w:p>
-      <w:r>
-        <w:t>Pour fermer la boucle cybernétique, deux extensions sont</w:t>
-      </w:r>
-    </w:p>
-    <w:p>
-      <w:r>
-        <w:t>identifiées comme prioritaires :</w:t>
-      </w:r>
-    </w:p>
-    <w:p>
-      <w:r>
-        <w:t>V12.1.1 — Forecasting feedback-aware (zone libre)</w:t>
+        <w:t>§28.9 V12.1.1 + V12.2.1 — Apprentissage feedback-aware — LIVRÉ</w:t>
+      </w:r>
+    </w:p>
+    <w:p>
+      <w:r>
+        <w:t>La boucle cybernétique est désormais fermée entre V12.1/V12.2</w:t>
+      </w:r>
+    </w:p>
+    <w:p>
+      <w:r>
+        <w:t>et la doctrine V0-V11 : les prévisions et plans intègrent</w:t>
+      </w:r>
+    </w:p>
+    <w:p>
+      <w:r>
+        <w:t>explicitement les écarts passés.</w:t>
+      </w:r>
+    </w:p>
+    <w:p>
+      <w:pPr>
+        <w:pStyle w:val="Heading4"/>
+      </w:pPr>
+      <w:r>
+        <w:t>§28.9.1 V12.1.1 — Forecasting feedback-aware (zone libre)</w:t>
+      </w:r>
+    </w:p>
+    <w:p>
+      <w:r>
+        <w:t>Module cybernetic/forecasting/feedback.py — 3 composants :</w:t>
       </w:r>
     </w:p>
     <w:tbl>
@@ -16862,7 +16855,7 @@
               <w:rPr>
                 <w:b/>
               </w:rPr>
-              <w:t>Boucle</w:t>
+              <w:t>Composant</w:t>
             </w:r>
           </w:p>
         </w:tc>
@@ -16888,7 +16881,7 @@
               <w:rPr>
                 <w:b/>
               </w:rPr>
-              <w:t>Source</w:t>
+              <w:t>Source dans la DB</w:t>
             </w:r>
           </w:p>
         </w:tc>
@@ -16900,7 +16893,7 @@
           </w:tcPr>
           <w:p>
             <w:r>
-              <w:t>Bias correction</w:t>
+              <w:t>**HistoricalContext**</w:t>
             </w:r>
           </w:p>
         </w:tc>
@@ -16910,7 +16903,7 @@
           </w:tcPr>
           <w:p>
             <w:r>
-              <w:t>si forecast historique sur-prédit, soustrait le biais moyen</w:t>
+              <w:t>Charge les compteurs d'écarts par kind / par fenêtre / par jour de la semaine + calcule le biais forecast/observé</w:t>
             </w:r>
           </w:p>
         </w:tc>
@@ -16920,7 +16913,7 @@
           </w:tcPr>
           <w:p>
             <w:r>
-              <w:t>comparaison forecast vs réalisé sur fenêtre</w:t>
+              <w:t>`event_deviations.deviation_kind, score, detected_at`</w:t>
             </w:r>
           </w:p>
         </w:tc>
@@ -16932,7 +16925,7 @@
           </w:tcPr>
           <w:p>
             <w:r>
-              <w:t>Hazard-aware features</w:t>
+              <w:t>**BiasCorrectionWrapper**</w:t>
             </w:r>
           </w:p>
         </w:tc>
@@ -16942,7 +16935,7 @@
           </w:tcPr>
           <w:p>
             <w:r>
-              <w:t>comptage des aléas passés par type/jour-de-semaine ajouté comme features de régression</w:t>
+              <w:t>Wrappe un forecaster et soustrait un biais appris (`learn_bias(observed, predicted)`)</w:t>
             </w:r>
           </w:p>
         </w:tc>
@@ -16952,7 +16945,7 @@
           </w:tcPr>
           <w:p>
             <w:r>
-              <w:t>`event_deviations`</w:t>
+              <w:t>Réutilise les forecasts précédents + observations</w:t>
             </w:r>
           </w:p>
         </w:tc>
@@ -16964,7 +16957,7 @@
           </w:tcPr>
           <w:p>
             <w:r>
-              <w:t>Pattern d'écart</w:t>
+              <w:t>**HazardAwareRegressionForecaster**</w:t>
             </w:r>
           </w:p>
         </w:tc>
@@ -16974,7 +16967,7 @@
           </w:tcPr>
           <w:p>
             <w:r>
-              <w:t>si une décision L3/L4 est rejetée, ré-évalue le forecast amont</w:t>
+              <w:t>Régression enrichie de 2 features supplémentaires : densité d'aléas pour `weekday(t)` et `weekday(t-1)`</w:t>
             </w:r>
           </w:p>
         </w:tc>
@@ -16984,7 +16977,7 @@
           </w:tcPr>
           <w:p>
             <w:r>
-              <w:t>`approval_queue.status == 'rejected'`</w:t>
+              <w:t>`HistoricalContext.get_hazard_density_by_day_of_week`</w:t>
             </w:r>
           </w:p>
         </w:tc>
@@ -16992,7 +16985,35 @@
     </w:tbl>
     <w:p>
       <w:r>
-        <w:t>V12.2.1 — Optimisation feedback-aware (zone négociable)</w:t>
+        <w:t>Effet attendu : un jour historiquement « à risque » (par exemple</w:t>
+      </w:r>
+    </w:p>
+    <w:p>
+      <w:r>
+        <w:t>lundi matin si les pannes y sont concentrées) reçoit une prédiction</w:t>
+      </w:r>
+    </w:p>
+    <w:p>
+      <w:r>
+        <w:t>ajustée. Si le forecast a sur-prédit dans le passé, le wrapper</w:t>
+      </w:r>
+    </w:p>
+    <w:p>
+      <w:r>
+        <w:t>corrige automatiquement.</w:t>
+      </w:r>
+    </w:p>
+    <w:p>
+      <w:pPr>
+        <w:pStyle w:val="Heading4"/>
+      </w:pPr>
+      <w:r>
+        <w:t>§28.9.2 V12.2.1 — Optimisation feedback-aware (zone négociable)</w:t>
+      </w:r>
+    </w:p>
+    <w:p>
+      <w:r>
+        <w:t>Module cybernetic/optimization/feedback.py — 2 composants :</w:t>
       </w:r>
     </w:p>
     <w:tbl>
@@ -17016,7 +17037,7 @@
               <w:rPr>
                 <w:b/>
               </w:rPr>
-              <w:t>Boucle</w:t>
+              <w:t>Composant</w:t>
             </w:r>
           </w:p>
         </w:tc>
@@ -17042,7 +17063,7 @@
               <w:rPr>
                 <w:b/>
               </w:rPr>
-              <w:t>Source</w:t>
+              <w:t>Source dans la DB</w:t>
             </w:r>
           </w:p>
         </w:tc>
@@ -17054,7 +17075,7 @@
           </w:tcPr>
           <w:p>
             <w:r>
-              <w:t>Memoize causes d'échec</w:t>
+              <w:t>**RejectionMemory**</w:t>
             </w:r>
           </w:p>
         </w:tc>
@@ -17064,7 +17085,7 @@
           </w:tcPr>
           <w:p>
             <w:r>
-              <w:t>si CP-SAT a produit un plan rejeté, exclut la cellule de l'espace de recherche au tour suivant</w:t>
+              <w:t>Charge les décisions historiques `status='rejected'` et expose : `is_decision_id_rejected`, `is_known_bad_pattern(kind, score)`, `rejection_rate_by_level`</w:t>
             </w:r>
           </w:p>
         </w:tc>
@@ -17074,7 +17095,7 @@
           </w:tcPr>
           <w:p>
             <w:r>
-              <w:t>`approval_queue` historique</w:t>
+              <w:t>`approval_queue.status = 'rejected'` joint à `tolerance_filter_decisions` et `event_deviations`</w:t>
             </w:r>
           </w:p>
         </w:tc>
@@ -17086,7 +17107,7 @@
           </w:tcPr>
           <w:p>
             <w:r>
-              <w:t>Pondération par fréquence</w:t>
+              <w:t>**FragilityWeights**</w:t>
             </w:r>
           </w:p>
         </w:tc>
@@ -17096,7 +17117,7 @@
           </w:tcPr>
           <w:p>
             <w:r>
-              <w:t>pondère le coût d'un poste par sa fréquence historique de panne</w:t>
+              <w:t>Calcule un poids par workstation_id : `weight = 1.0 + α × log(1+N_dev) / log(1+max_N)` avec α = max_weight − 1.0. Postes sans écart → 1.0 ; postes fragiles → jusqu'à `max_weight` (défaut 2.0)</w:t>
             </w:r>
           </w:p>
         </w:tc>
@@ -17106,7 +17127,119 @@
           </w:tcPr>
           <w:p>
             <w:r>
-              <w:t>`event_deviations` filtré par workstation</w:t>
+              <w:t>`event_deviations` joint à `candidate_orders → manufacturing_orders → order_operations`</w:t>
+            </w:r>
+          </w:p>
+        </w:tc>
+      </w:tr>
+    </w:tbl>
+    <w:p>
+      <w:r>
+        <w:t>Effet attendu :</w:t>
+      </w:r>
+    </w:p>
+    <w:p>
+      <w:pPr>
+        <w:pStyle w:val="ListBullet"/>
+      </w:pPr>
+      <w:r>
+        <w:t>Si CP-SAT propose un plan dont la signature (kind+score) a été</w:t>
+      </w:r>
+    </w:p>
+    <w:p>
+      <w:r>
+        <w:t xml:space="preserve">  rejetée historiquement, RejectionMemory.is_known_bad_pattern</w:t>
+      </w:r>
+    </w:p>
+    <w:p>
+      <w:r>
+        <w:t xml:space="preserve">  permet de filtrer en amont avant soumission L3/L4</w:t>
+      </w:r>
+    </w:p>
+    <w:p>
+      <w:pPr>
+        <w:pStyle w:val="ListBullet"/>
+      </w:pPr>
+      <w:r>
+        <w:t>Si un poste a accumulé des écarts, `FragilityWeights` permet de</w:t>
+      </w:r>
+    </w:p>
+    <w:p>
+      <w:r>
+        <w:t xml:space="preserve">  pondérer son coût dans l'objectif CP-SAT → le solveur</w:t>
+      </w:r>
+    </w:p>
+    <w:p>
+      <w:r>
+        <w:t xml:space="preserve">  privilégie naturellement les postes fiables</w:t>
+      </w:r>
+    </w:p>
+    <w:p>
+      <w:pPr>
+        <w:pStyle w:val="Heading4"/>
+      </w:pPr>
+      <w:r>
+        <w:t>§28.9.3 Données utilisées (aucune nouvelle table)</w:t>
+      </w:r>
+    </w:p>
+    <w:p>
+      <w:r>
+        <w:t>Les deux extensions s'appuient uniquement sur les tables</w:t>
+      </w:r>
+    </w:p>
+    <w:p>
+      <w:r>
+        <w:t>existantes :</w:t>
+      </w:r>
+    </w:p>
+    <w:tbl>
+      <w:tblPr>
+        <w:tblStyle w:val="LightGrid-Accent1"/>
+        <w:tblW w:type="auto" w:w="0"/>
+        <w:tblLook w:firstColumn="1" w:firstRow="1" w:lastColumn="0" w:lastRow="0" w:noHBand="0" w:noVBand="1" w:val="04A0"/>
+      </w:tblPr>
+      <w:tblGrid>
+        <w:gridCol w:w="2880"/>
+        <w:gridCol w:w="2880"/>
+        <w:gridCol w:w="2880"/>
+      </w:tblGrid>
+      <w:tr>
+        <w:tc>
+          <w:tcPr>
+            <w:tcW w:type="dxa" w:w="2880"/>
+          </w:tcPr>
+          <w:p>
+            <w:r>
+              <w:rPr>
+                <w:b/>
+              </w:rPr>
+              <w:t>Table</w:t>
+            </w:r>
+          </w:p>
+        </w:tc>
+        <w:tc>
+          <w:tcPr>
+            <w:tcW w:type="dxa" w:w="2880"/>
+          </w:tcPr>
+          <w:p>
+            <w:r>
+              <w:rPr>
+                <w:b/>
+              </w:rPr>
+              <w:t>Utilisation V12.1.1</w:t>
+            </w:r>
+          </w:p>
+        </w:tc>
+        <w:tc>
+          <w:tcPr>
+            <w:tcW w:type="dxa" w:w="2880"/>
+          </w:tcPr>
+          <w:p>
+            <w:r>
+              <w:rPr>
+                <w:b/>
+              </w:rPr>
+              <w:t>Utilisation V12.2.1</w:t>
             </w:r>
           </w:p>
         </w:tc>
@@ -17118,7 +17251,7 @@
           </w:tcPr>
           <w:p>
             <w:r>
-              <w:t>Apprentissage des heuristiques</w:t>
+              <w:t>`event_deviations`</w:t>
             </w:r>
           </w:p>
         </w:tc>
@@ -17128,7 +17261,7 @@
           </w:tcPr>
           <w:p>
             <w:r>
-              <w:t>choisit l'heuristique (SLACK/EDD/SPT/ATC) selon le contexte ayant historiquement le meilleur résultat</w:t>
+              <w:t>Densité par jour, biais forecast</w:t>
             </w:r>
           </w:p>
         </w:tc>
@@ -17138,40 +17271,304 @@
           </w:tcPr>
           <w:p>
             <w:r>
-              <w:t>comparaison KPI par heuristique</w:t>
+              <w:t>Comptes par workstation pour fragility</w:t>
+            </w:r>
+          </w:p>
+        </w:tc>
+      </w:tr>
+      <w:tr>
+        <w:tc>
+          <w:tcPr>
+            <w:tcW w:type="dxa" w:w="2880"/>
+          </w:tcPr>
+          <w:p>
+            <w:r>
+              <w:t>`tolerance_filter_decisions`</w:t>
+            </w:r>
+          </w:p>
+        </w:tc>
+        <w:tc>
+          <w:tcPr>
+            <w:tcW w:type="dxa" w:w="2880"/>
+          </w:tcPr>
+          <w:p>
+            <w:r>
+              <w:t>Lien deviation ↔ décision</w:t>
+            </w:r>
+          </w:p>
+        </w:tc>
+        <w:tc>
+          <w:tcPr>
+            <w:tcW w:type="dxa" w:w="2880"/>
+          </w:tcPr>
+          <w:p>
+            <w:r>
+              <w:t>Score combiné pour pattern match</w:t>
+            </w:r>
+          </w:p>
+        </w:tc>
+      </w:tr>
+      <w:tr>
+        <w:tc>
+          <w:tcPr>
+            <w:tcW w:type="dxa" w:w="2880"/>
+          </w:tcPr>
+          <w:p>
+            <w:r>
+              <w:t>`approval_queue`</w:t>
+            </w:r>
+          </w:p>
+        </w:tc>
+        <w:tc>
+          <w:tcPr>
+            <w:tcW w:type="dxa" w:w="2880"/>
+          </w:tcPr>
+          <w:p>
+            <w:r>
+              <w:t>—</w:t>
+            </w:r>
+          </w:p>
+        </w:tc>
+        <w:tc>
+          <w:tcPr>
+            <w:tcW w:type="dxa" w:w="2880"/>
+          </w:tcPr>
+          <w:p>
+            <w:r>
+              <w:t>Historique des rejets</w:t>
+            </w:r>
+          </w:p>
+        </w:tc>
+      </w:tr>
+      <w:tr>
+        <w:tc>
+          <w:tcPr>
+            <w:tcW w:type="dxa" w:w="2880"/>
+          </w:tcPr>
+          <w:p>
+            <w:r>
+              <w:t>`approval_audit_log`</w:t>
+            </w:r>
+          </w:p>
+        </w:tc>
+        <w:tc>
+          <w:tcPr>
+            <w:tcW w:type="dxa" w:w="2880"/>
+          </w:tcPr>
+          <w:p>
+            <w:r>
+              <w:t>—</w:t>
+            </w:r>
+          </w:p>
+        </w:tc>
+        <w:tc>
+          <w:tcPr>
+            <w:tcW w:type="dxa" w:w="2880"/>
+          </w:tcPr>
+          <w:p>
+            <w:r>
+              <w:t>(potentiellement notes rejets)</w:t>
+            </w:r>
+          </w:p>
+        </w:tc>
+      </w:tr>
+      <w:tr>
+        <w:tc>
+          <w:tcPr>
+            <w:tcW w:type="dxa" w:w="2880"/>
+          </w:tcPr>
+          <w:p>
+            <w:r>
+              <w:t>`candidate_orders` + `manufacturing_orders` + `order_operations`</w:t>
+            </w:r>
+          </w:p>
+        </w:tc>
+        <w:tc>
+          <w:tcPr>
+            <w:tcW w:type="dxa" w:w="2880"/>
+          </w:tcPr>
+          <w:p>
+            <w:r>
+              <w:t>—</w:t>
+            </w:r>
+          </w:p>
+        </w:tc>
+        <w:tc>
+          <w:tcPr>
+            <w:tcW w:type="dxa" w:w="2880"/>
+          </w:tcPr>
+          <w:p>
+            <w:r>
+              <w:t>Chaîne candidate→OF→workstation pour fragility</w:t>
             </w:r>
           </w:p>
         </w:tc>
       </w:tr>
     </w:tbl>
     <w:p>
-      <w:r>
-        <w:t>Ces deux extensions sont **techniquement faisables avec les données</w:t>
-      </w:r>
-    </w:p>
-    <w:p>
-      <w:r>
-        <w:t>existantes** (event_deviations, tolerance_filter_decisions,</w:t>
-      </w:r>
-    </w:p>
-    <w:p>
-      <w:r>
-        <w:t>approval_queue, approval_audit_log) — aucune nouvelle table n'est</w:t>
-      </w:r>
-    </w:p>
-    <w:p>
-      <w:r>
-        <w:t>nécessaire. Elles s'inscrivent comme V12.1.1 et V12.2.1 dans la</w:t>
-      </w:r>
-    </w:p>
-    <w:p>
-      <w:r>
-        <w:t>roadmap, après livraison V12.5.</w:t>
-      </w:r>
-    </w:p>
-    <w:p>
-      <w:r>
-        <w:t>Estimation effort : ~2 j cumulés (~1 j par couche).</w:t>
+      <w:pPr>
+        <w:pStyle w:val="Heading4"/>
+      </w:pPr>
+      <w:r>
+        <w:t>§28.9.4 Tests V12.1.1 + V12.2.1</w:t>
+      </w:r>
+    </w:p>
+    <w:p>
+      <w:r>
+        <w:t>20 tests verts (tests/test_v12_feedback.py) :</w:t>
+      </w:r>
+    </w:p>
+    <w:p>
+      <w:pPr>
+        <w:pStyle w:val="ListBullet"/>
+      </w:pPr>
+      <w:r>
+        <w:t>HistoricalContext : compte par kind/fenêtre, calcul biais, densité par jour de semaine</w:t>
+      </w:r>
+    </w:p>
+    <w:p>
+      <w:pPr>
+        <w:pStyle w:val="ListBullet"/>
+      </w:pPr>
+      <w:r>
+        <w:t>BiasCorrectionWrapper : learn_bias, application -bias sur prédictions, rejet erreurs longueur</w:t>
+      </w:r>
+    </w:p>
+    <w:p>
+      <w:pPr>
+        <w:pStyle w:val="ListBullet"/>
+      </w:pPr>
+      <w:r>
+        <w:t>HazardAwareRegressionForecaster : fonctionne sans context, utilise densités avec context</w:t>
+      </w:r>
+    </w:p>
+    <w:p>
+      <w:pPr>
+        <w:pStyle w:val="ListBullet"/>
+      </w:pPr>
+      <w:r>
+        <w:t>RejectionMemory : empty DB neutral, load rejected records, is_decision_id_rejected, pattern matching, rejection rate par niveau</w:t>
+      </w:r>
+    </w:p>
+    <w:p>
+      <w:pPr>
+        <w:pStyle w:val="ListBullet"/>
+      </w:pPr>
+      <w:r>
+        <w:t>FragilityWeights : empty DB → tout = 1.0, baseline 1.0, fragile list triée, plafond max_weight</w:t>
+      </w:r>
+    </w:p>
+    <w:p>
+      <w:pPr>
+        <w:pStyle w:val="Heading4"/>
+      </w:pPr>
+      <w:r>
+        <w:t>§28.9.5 Limites assumées</w:t>
+      </w:r>
+    </w:p>
+    <w:p>
+      <w:pPr>
+        <w:pStyle w:val="ListBullet"/>
+      </w:pPr>
+      <w:r>
+        <w:t>**Pas de re-fit en ligne** : V12.1.1 BiasCorrectionWrapper apprend</w:t>
+      </w:r>
+    </w:p>
+    <w:p>
+      <w:r>
+        <w:t xml:space="preserve">  son biais une fois (au learn_bias()) — il n'apprend pas</w:t>
+      </w:r>
+    </w:p>
+    <w:p>
+      <w:r>
+        <w:t xml:space="preserve">  continuellement. Une extension future pourrait écouter chaque</w:t>
+      </w:r>
+    </w:p>
+    <w:p>
+      <w:r>
+        <w:t xml:space="preserve">  nouvelle observation pour mise à jour incrémentale.</w:t>
+      </w:r>
+    </w:p>
+    <w:p>
+      <w:pPr>
+        <w:pStyle w:val="ListBullet"/>
+      </w:pPr>
+      <w:r>
+        <w:t>**FragilityWeights est borné** : la formule logarithmique évite</w:t>
+      </w:r>
+    </w:p>
+    <w:p>
+      <w:r>
+        <w:t xml:space="preserve">  les explosions mais peut sous-estimer un poste extrêmement</w:t>
+      </w:r>
+    </w:p>
+    <w:p>
+      <w:r>
+        <w:t xml:space="preserve">  problématique (capped à max_weight=2.0 par défaut).</w:t>
+      </w:r>
+    </w:p>
+    <w:p>
+      <w:pPr>
+        <w:pStyle w:val="ListBullet"/>
+      </w:pPr>
+      <w:r>
+        <w:t>**RejectionMemory ne propage pas la cause** : si les notes de</w:t>
+      </w:r>
+    </w:p>
+    <w:p>
+      <w:r>
+        <w:t xml:space="preserve">  rejet contiennent une explication structurée, V12.2.1 ne la</w:t>
+      </w:r>
+    </w:p>
+    <w:p>
+      <w:r>
+        <w:t xml:space="preserve">  parse pas — il prend juste le pattern numérique (kind, score).</w:t>
+      </w:r>
+    </w:p>
+    <w:p>
+      <w:r>
+        <w:t xml:space="preserve">  Une extension NLP/regex pourrait extraire les motifs.</w:t>
+      </w:r>
+    </w:p>
+    <w:p>
+      <w:pPr>
+        <w:pStyle w:val="Heading3"/>
+      </w:pPr>
+      <w:r>
+        <w:t>§28.10 Travaux futurs V12 (restants)</w:t>
+      </w:r>
+    </w:p>
+    <w:p>
+      <w:r>
+        <w:t>Avec V12.1, V12.1.1, V12.2, V12.2.1, V12.3 et V12.4 livrés, reste :</w:t>
+      </w:r>
+    </w:p>
+    <w:p>
+      <w:pPr>
+        <w:pStyle w:val="ListBullet"/>
+      </w:pPr>
+      <w:r>
+        <w:t>**V12.5 Matrice d'orchestration** : configuration runtime des</w:t>
+      </w:r>
+    </w:p>
+    <w:p>
+      <w:r>
+        <w:t xml:space="preserve">  seuils L1/L2/L3/L4 par profil d'atelier, sélection automatique</w:t>
+      </w:r>
+    </w:p>
+    <w:p>
+      <w:r>
+        <w:t xml:space="preserve">  algo (CP-SAT vs heuristique) selon contexte, profils par</w:t>
+      </w:r>
+    </w:p>
+    <w:p>
+      <w:r>
+        <w:t xml:space="preserve">  configuration JSON (~ 1 j).</w:t>
+      </w:r>
+    </w:p>
+    <w:p>
+      <w:r>
+        <w:t>Effort restant pour la V12 complète : ~ 1 j de dev.</w:t>
       </w:r>
     </w:p>
     <w:p/>

--- a/docs/cadrage_v4.docx
+++ b/docs/cadrage_v4.docx
@@ -17535,12 +17535,216 @@
         <w:pStyle w:val="Heading3"/>
       </w:pPr>
       <w:r>
-        <w:t>§28.10 Travaux futurs V12 (restants)</w:t>
-      </w:r>
-    </w:p>
-    <w:p>
-      <w:r>
-        <w:t>Avec V12.1, V12.1.1, V12.2, V12.2.1, V12.3 et V12.4 livrés, reste :</w:t>
+        <w:t>§28.10 V12.5 — Matrice d'orchestration — LIVRÉ</w:t>
+      </w:r>
+    </w:p>
+    <w:p>
+      <w:r>
+        <w:t>V12.5 est la dernière brique V12 : elle unifie les 5 précédentes</w:t>
+      </w:r>
+    </w:p>
+    <w:p>
+      <w:r>
+        <w:t>en exposant une configuration runtime data-driven (profils JSON) et</w:t>
+      </w:r>
+    </w:p>
+    <w:p>
+      <w:r>
+        <w:t>un sélecteur automatique d'algorithmes selon contexte.</w:t>
+      </w:r>
+    </w:p>
+    <w:p>
+      <w:pPr>
+        <w:pStyle w:val="Heading4"/>
+      </w:pPr>
+      <w:r>
+        <w:t>§28.10.1 WorkshopProfile — configuration data-driven</w:t>
+      </w:r>
+    </w:p>
+    <w:p>
+      <w:r>
+        <w:t>Module cybernetic/orchestration/profile.py — dataclass</w:t>
+      </w:r>
+    </w:p>
+    <w:p>
+      <w:r>
+        <w:t>sérialisable JSON capturant toutes les politiques V12 :</w:t>
+      </w:r>
+    </w:p>
+    <w:tbl>
+      <w:tblPr>
+        <w:tblStyle w:val="LightGrid-Accent1"/>
+        <w:tblW w:type="auto" w:w="0"/>
+        <w:tblLook w:firstColumn="1" w:firstRow="1" w:lastColumn="0" w:lastRow="0" w:noHBand="0" w:noVBand="1" w:val="04A0"/>
+      </w:tblPr>
+      <w:tblGrid>
+        <w:gridCol w:w="4320"/>
+        <w:gridCol w:w="4320"/>
+      </w:tblGrid>
+      <w:tr>
+        <w:tc>
+          <w:tcPr>
+            <w:tcW w:type="dxa" w:w="4320"/>
+          </w:tcPr>
+          <w:p>
+            <w:r>
+              <w:rPr>
+                <w:b/>
+              </w:rPr>
+              <w:t>Catégorie</w:t>
+            </w:r>
+          </w:p>
+        </w:tc>
+        <w:tc>
+          <w:tcPr>
+            <w:tcW w:type="dxa" w:w="4320"/>
+          </w:tcPr>
+          <w:p>
+            <w:r>
+              <w:rPr>
+                <w:b/>
+              </w:rPr>
+              <w:t>Paramètres</w:t>
+            </w:r>
+          </w:p>
+        </w:tc>
+      </w:tr>
+      <w:tr>
+        <w:tc>
+          <w:tcPr>
+            <w:tcW w:type="dxa" w:w="4320"/>
+          </w:tcPr>
+          <w:p>
+            <w:r>
+              <w:t>V12.2 zones</w:t>
+            </w:r>
+          </w:p>
+        </w:tc>
+        <w:tc>
+          <w:tcPr>
+            <w:tcW w:type="dxa" w:w="4320"/>
+          </w:tcPr>
+          <w:p>
+            <w:r>
+              <w:t>`freeze_window_days`, `horizon_forecast_days`</w:t>
+            </w:r>
+          </w:p>
+        </w:tc>
+      </w:tr>
+      <w:tr>
+        <w:tc>
+          <w:tcPr>
+            <w:tcW w:type="dxa" w:w="4320"/>
+          </w:tcPr>
+          <w:p>
+            <w:r>
+              <w:t>V12.3 delta engine</w:t>
+            </w:r>
+          </w:p>
+        </w:tc>
+        <w:tc>
+          <w:tcPr>
+            <w:tcW w:type="dxa" w:w="4320"/>
+          </w:tcPr>
+          <w:p>
+            <w:r>
+              <w:t>`score_threshold_L1/L2/L3/L4`</w:t>
+            </w:r>
+          </w:p>
+        </w:tc>
+      </w:tr>
+      <w:tr>
+        <w:tc>
+          <w:tcPr>
+            <w:tcW w:type="dxa" w:w="4320"/>
+          </w:tcPr>
+          <w:p>
+            <w:r>
+              <w:t>V12.4 human loop</w:t>
+            </w:r>
+          </w:p>
+        </w:tc>
+        <w:tc>
+          <w:tcPr>
+            <w:tcW w:type="dxa" w:w="4320"/>
+          </w:tcPr>
+          <w:p>
+            <w:r>
+              <w:t>`overdue_threshold_minutes`, `auto_approve_l3_in_simulation`, mean+std lag</w:t>
+            </w:r>
+          </w:p>
+        </w:tc>
+      </w:tr>
+      <w:tr>
+        <w:tc>
+          <w:tcPr>
+            <w:tcW w:type="dxa" w:w="4320"/>
+          </w:tcPr>
+          <w:p>
+            <w:r>
+              <w:t>V12.2.1 fragilité</w:t>
+            </w:r>
+          </w:p>
+        </w:tc>
+        <w:tc>
+          <w:tcPr>
+            <w:tcW w:type="dxa" w:w="4320"/>
+          </w:tcPr>
+          <w:p>
+            <w:r>
+              <w:t>`fragility_max_weight`, `fragility_window_days`</w:t>
+            </w:r>
+          </w:p>
+        </w:tc>
+      </w:tr>
+      <w:tr>
+        <w:tc>
+          <w:tcPr>
+            <w:tcW w:type="dxa" w:w="4320"/>
+          </w:tcPr>
+          <w:p>
+            <w:r>
+              <w:t>V12.1 forecasting</w:t>
+            </w:r>
+          </w:p>
+        </w:tc>
+        <w:tc>
+          <w:tcPr>
+            <w:tcW w:type="dxa" w:w="4320"/>
+          </w:tcPr>
+          <w:p>
+            <w:r>
+              <w:t>`forecast_horizon_days`, `forecast_holdout_size`, `forecast_seasonal_period`</w:t>
+            </w:r>
+          </w:p>
+        </w:tc>
+      </w:tr>
+      <w:tr>
+        <w:tc>
+          <w:tcPr>
+            <w:tcW w:type="dxa" w:w="4320"/>
+          </w:tcPr>
+          <w:p>
+            <w:r>
+              <w:t>V12.2 sélection</w:t>
+            </w:r>
+          </w:p>
+        </w:tc>
+        <w:tc>
+          <w:tcPr>
+            <w:tcW w:type="dxa" w:w="4320"/>
+          </w:tcPr>
+          <w:p>
+            <w:r>
+              <w:t>`cp_sat_max_ofs`, `cp_sat_timeout_sec`</w:t>
+            </w:r>
+          </w:p>
+        </w:tc>
+      </w:tr>
+    </w:tbl>
+    <w:p>
+      <w:r>
+        <w:t>Validation automatique sur chargement :</w:t>
       </w:r>
     </w:p>
     <w:p>
@@ -17548,27 +17752,1232 @@
         <w:pStyle w:val="ListBullet"/>
       </w:pPr>
       <w:r>
-        <w:t>**V12.5 Matrice d'orchestration** : configuration runtime des</w:t>
-      </w:r>
-    </w:p>
-    <w:p>
-      <w:r>
-        <w:t xml:space="preserve">  seuils L1/L2/L3/L4 par profil d'atelier, sélection automatique</w:t>
-      </w:r>
-    </w:p>
-    <w:p>
-      <w:r>
-        <w:t xml:space="preserve">  algo (CP-SAT vs heuristique) selon contexte, profils par</w:t>
-      </w:r>
-    </w:p>
-    <w:p>
-      <w:r>
-        <w:t xml:space="preserve">  configuration JSON (~ 1 j).</w:t>
-      </w:r>
-    </w:p>
-    <w:p>
-      <w:r>
-        <w:t>Effort restant pour la V12 complète : ~ 1 j de dev.</w:t>
+        <w:t>Seuils L1/L2/L3/L4 strictement croissants</w:t>
+      </w:r>
+    </w:p>
+    <w:p>
+      <w:pPr>
+        <w:pStyle w:val="ListBullet"/>
+      </w:pPr>
+      <w:r>
+        <w:t>`horizon_forecast_days &gt; freeze_window_days`</w:t>
+      </w:r>
+    </w:p>
+    <w:p>
+      <w:pPr>
+        <w:pStyle w:val="ListBullet"/>
+      </w:pPr>
+      <w:r>
+        <w:t>`fragility_max_weight &gt;= 1.0`</w:t>
+      </w:r>
+    </w:p>
+    <w:p>
+      <w:pPr>
+        <w:pStyle w:val="ListBullet"/>
+      </w:pPr>
+      <w:r>
+        <w:t>`cp_sat_timeout_sec &gt; 0`</w:t>
+      </w:r>
+    </w:p>
+    <w:p>
+      <w:pPr>
+        <w:pStyle w:val="Heading4"/>
+      </w:pPr>
+      <w:r>
+        <w:t>§28.10.2 Trois profils défaut</w:t>
+      </w:r>
+    </w:p>
+    <w:tbl>
+      <w:tblPr>
+        <w:tblStyle w:val="LightGrid-Accent1"/>
+        <w:tblW w:type="auto" w:w="0"/>
+        <w:tblLook w:firstColumn="1" w:firstRow="1" w:lastColumn="0" w:lastRow="0" w:noHBand="0" w:noVBand="1" w:val="04A0"/>
+      </w:tblPr>
+      <w:tblGrid>
+        <w:gridCol w:w="1440"/>
+        <w:gridCol w:w="1440"/>
+        <w:gridCol w:w="1440"/>
+        <w:gridCol w:w="1440"/>
+        <w:gridCol w:w="1440"/>
+        <w:gridCol w:w="1440"/>
+      </w:tblGrid>
+      <w:tr>
+        <w:tc>
+          <w:tcPr>
+            <w:tcW w:type="dxa" w:w="1440"/>
+          </w:tcPr>
+          <w:p>
+            <w:r>
+              <w:rPr>
+                <w:b/>
+              </w:rPr>
+              <w:t>Profil</w:t>
+            </w:r>
+          </w:p>
+        </w:tc>
+        <w:tc>
+          <w:tcPr>
+            <w:tcW w:type="dxa" w:w="1440"/>
+          </w:tcPr>
+          <w:p>
+            <w:r>
+              <w:rPr>
+                <w:b/>
+              </w:rPr>
+              <w:t>OFs cible</w:t>
+            </w:r>
+          </w:p>
+        </w:tc>
+        <w:tc>
+          <w:tcPr>
+            <w:tcW w:type="dxa" w:w="1440"/>
+          </w:tcPr>
+          <w:p>
+            <w:r>
+              <w:rPr>
+                <w:b/>
+              </w:rPr>
+              <w:t>freeze</w:t>
+            </w:r>
+          </w:p>
+        </w:tc>
+        <w:tc>
+          <w:tcPr>
+            <w:tcW w:type="dxa" w:w="1440"/>
+          </w:tcPr>
+          <w:p>
+            <w:r>
+              <w:rPr>
+                <w:b/>
+              </w:rPr>
+              <w:t>horizon</w:t>
+            </w:r>
+          </w:p>
+        </w:tc>
+        <w:tc>
+          <w:tcPr>
+            <w:tcW w:type="dxa" w:w="1440"/>
+          </w:tcPr>
+          <w:p>
+            <w:r>
+              <w:rPr>
+                <w:b/>
+              </w:rPr>
+              <w:t>overdue</w:t>
+            </w:r>
+          </w:p>
+        </w:tc>
+        <w:tc>
+          <w:tcPr>
+            <w:tcW w:type="dxa" w:w="1440"/>
+          </w:tcPr>
+          <w:p>
+            <w:r>
+              <w:rPr>
+                <w:b/>
+              </w:rPr>
+              <w:t>L4 seuil</w:t>
+            </w:r>
+          </w:p>
+        </w:tc>
+      </w:tr>
+      <w:tr>
+        <w:tc>
+          <w:tcPr>
+            <w:tcW w:type="dxa" w:w="1440"/>
+          </w:tcPr>
+          <w:p>
+            <w:r>
+              <w:t>**SMALL**</w:t>
+            </w:r>
+          </w:p>
+        </w:tc>
+        <w:tc>
+          <w:tcPr>
+            <w:tcW w:type="dxa" w:w="1440"/>
+          </w:tcPr>
+          <w:p>
+            <w:r>
+              <w:t>&lt; 20</w:t>
+            </w:r>
+          </w:p>
+        </w:tc>
+        <w:tc>
+          <w:tcPr>
+            <w:tcW w:type="dxa" w:w="1440"/>
+          </w:tcPr>
+          <w:p>
+            <w:r>
+              <w:t>3 j</w:t>
+            </w:r>
+          </w:p>
+        </w:tc>
+        <w:tc>
+          <w:tcPr>
+            <w:tcW w:type="dxa" w:w="1440"/>
+          </w:tcPr>
+          <w:p>
+            <w:r>
+              <w:t>14 j</w:t>
+            </w:r>
+          </w:p>
+        </w:tc>
+        <w:tc>
+          <w:tcPr>
+            <w:tcW w:type="dxa" w:w="1440"/>
+          </w:tcPr>
+          <w:p>
+            <w:r>
+              <w:t>2 h</w:t>
+            </w:r>
+          </w:p>
+        </w:tc>
+        <w:tc>
+          <w:tcPr>
+            <w:tcW w:type="dxa" w:w="1440"/>
+          </w:tcPr>
+          <w:p>
+            <w:r>
+              <w:t>1.00</w:t>
+            </w:r>
+          </w:p>
+        </w:tc>
+      </w:tr>
+      <w:tr>
+        <w:tc>
+          <w:tcPr>
+            <w:tcW w:type="dxa" w:w="1440"/>
+          </w:tcPr>
+          <w:p>
+            <w:r>
+              <w:t>**MEDIUM** (≈ V11)</w:t>
+            </w:r>
+          </w:p>
+        </w:tc>
+        <w:tc>
+          <w:tcPr>
+            <w:tcW w:type="dxa" w:w="1440"/>
+          </w:tcPr>
+          <w:p>
+            <w:r>
+              <w:t>20–50</w:t>
+            </w:r>
+          </w:p>
+        </w:tc>
+        <w:tc>
+          <w:tcPr>
+            <w:tcW w:type="dxa" w:w="1440"/>
+          </w:tcPr>
+          <w:p>
+            <w:r>
+              <w:t>5 j</w:t>
+            </w:r>
+          </w:p>
+        </w:tc>
+        <w:tc>
+          <w:tcPr>
+            <w:tcW w:type="dxa" w:w="1440"/>
+          </w:tcPr>
+          <w:p>
+            <w:r>
+              <w:t>28 j</w:t>
+            </w:r>
+          </w:p>
+        </w:tc>
+        <w:tc>
+          <w:tcPr>
+            <w:tcW w:type="dxa" w:w="1440"/>
+          </w:tcPr>
+          <w:p>
+            <w:r>
+              <w:t>4 h</w:t>
+            </w:r>
+          </w:p>
+        </w:tc>
+        <w:tc>
+          <w:tcPr>
+            <w:tcW w:type="dxa" w:w="1440"/>
+          </w:tcPr>
+          <w:p>
+            <w:r>
+              <w:t>1.20</w:t>
+            </w:r>
+          </w:p>
+        </w:tc>
+      </w:tr>
+      <w:tr>
+        <w:tc>
+          <w:tcPr>
+            <w:tcW w:type="dxa" w:w="1440"/>
+          </w:tcPr>
+          <w:p>
+            <w:r>
+              <w:t>**LARGE**</w:t>
+            </w:r>
+          </w:p>
+        </w:tc>
+        <w:tc>
+          <w:tcPr>
+            <w:tcW w:type="dxa" w:w="1440"/>
+          </w:tcPr>
+          <w:p>
+            <w:r>
+              <w:t>50+</w:t>
+            </w:r>
+          </w:p>
+        </w:tc>
+        <w:tc>
+          <w:tcPr>
+            <w:tcW w:type="dxa" w:w="1440"/>
+          </w:tcPr>
+          <w:p>
+            <w:r>
+              <w:t>7 j</w:t>
+            </w:r>
+          </w:p>
+        </w:tc>
+        <w:tc>
+          <w:tcPr>
+            <w:tcW w:type="dxa" w:w="1440"/>
+          </w:tcPr>
+          <w:p>
+            <w:r>
+              <w:t>42 j</w:t>
+            </w:r>
+          </w:p>
+        </w:tc>
+        <w:tc>
+          <w:tcPr>
+            <w:tcW w:type="dxa" w:w="1440"/>
+          </w:tcPr>
+          <w:p>
+            <w:r>
+              <w:t>6 h</w:t>
+            </w:r>
+          </w:p>
+        </w:tc>
+        <w:tc>
+          <w:tcPr>
+            <w:tcW w:type="dxa" w:w="1440"/>
+          </w:tcPr>
+          <w:p>
+            <w:r>
+              <w:t>1.40</w:t>
+            </w:r>
+          </w:p>
+        </w:tc>
+      </w:tr>
+    </w:tbl>
+    <w:p>
+      <w:pPr>
+        <w:pStyle w:val="Heading4"/>
+      </w:pPr>
+      <w:r>
+        <w:t>§28.10.3 OrchestrationMatrix — sélection algo</w:t>
+      </w:r>
+    </w:p>
+    <w:p>
+      <w:r>
+        <w:t>Module cybernetic/orchestration/matrix.py — produit une</w:t>
+      </w:r>
+    </w:p>
+    <w:p>
+      <w:r>
+        <w:t>OrchestrationDecision complète selon contexte :</w:t>
+      </w:r>
+    </w:p>
+    <w:tbl>
+      <w:tblPr>
+        <w:tblStyle w:val="LightGrid-Accent1"/>
+        <w:tblW w:type="auto" w:w="0"/>
+        <w:tblLook w:firstColumn="1" w:firstRow="1" w:lastColumn="0" w:lastRow="0" w:noHBand="0" w:noVBand="1" w:val="04A0"/>
+      </w:tblPr>
+      <w:tblGrid>
+        <w:gridCol w:w="2880"/>
+        <w:gridCol w:w="2880"/>
+        <w:gridCol w:w="2880"/>
+      </w:tblGrid>
+      <w:tr>
+        <w:tc>
+          <w:tcPr>
+            <w:tcW w:type="dxa" w:w="2880"/>
+          </w:tcPr>
+          <w:p>
+            <w:r>
+              <w:rPr>
+                <w:b/>
+              </w:rPr>
+              <w:t>Règle</w:t>
+            </w:r>
+          </w:p>
+        </w:tc>
+        <w:tc>
+          <w:tcPr>
+            <w:tcW w:type="dxa" w:w="2880"/>
+          </w:tcPr>
+          <w:p>
+            <w:r>
+              <w:rPr>
+                <w:b/>
+              </w:rPr>
+              <w:t>Source</w:t>
+            </w:r>
+          </w:p>
+        </w:tc>
+        <w:tc>
+          <w:tcPr>
+            <w:tcW w:type="dxa" w:w="2880"/>
+          </w:tcPr>
+          <w:p>
+            <w:r>
+              <w:rPr>
+                <w:b/>
+              </w:rPr>
+              <w:t>Décision</w:t>
+            </w:r>
+          </w:p>
+        </w:tc>
+      </w:tr>
+      <w:tr>
+        <w:tc>
+          <w:tcPr>
+            <w:tcW w:type="dxa" w:w="2880"/>
+          </w:tcPr>
+          <w:p>
+            <w:r>
+              <w:t>`n_of_zone &gt; cp_sat_max_ofs`</w:t>
+            </w:r>
+          </w:p>
+        </w:tc>
+        <w:tc>
+          <w:tcPr>
+            <w:tcW w:type="dxa" w:w="2880"/>
+          </w:tcPr>
+          <w:p>
+            <w:r>
+              <w:t>OrchestrationContext</w:t>
+            </w:r>
+          </w:p>
+        </w:tc>
+        <w:tc>
+          <w:tcPr>
+            <w:tcW w:type="dxa" w:w="2880"/>
+          </w:tcPr>
+          <w:p>
+            <w:r>
+              <w:t>optimizer = `heuristic_atc`</w:t>
+            </w:r>
+          </w:p>
+        </w:tc>
+      </w:tr>
+      <w:tr>
+        <w:tc>
+          <w:tcPr>
+            <w:tcW w:type="dxa" w:w="2880"/>
+          </w:tcPr>
+          <w:p>
+            <w:r>
+              <w:t>`has_two_bottlenecks`</w:t>
+            </w:r>
+          </w:p>
+        </w:tc>
+        <w:tc>
+          <w:tcPr>
+            <w:tcW w:type="dxa" w:w="2880"/>
+          </w:tcPr>
+          <w:p>
+            <w:r>
+              <w:t>DBR Goldratt cassé</w:t>
+            </w:r>
+          </w:p>
+        </w:tc>
+        <w:tc>
+          <w:tcPr>
+            <w:tcW w:type="dxa" w:w="2880"/>
+          </w:tcPr>
+          <w:p>
+            <w:r>
+              <w:t>optimizer = `heuristic_slack`</w:t>
+            </w:r>
+          </w:p>
+        </w:tc>
+      </w:tr>
+      <w:tr>
+        <w:tc>
+          <w:tcPr>
+            <w:tcW w:type="dxa" w:w="2880"/>
+          </w:tcPr>
+          <w:p>
+            <w:r>
+              <w:t>`</w:t>
+            </w:r>
+          </w:p>
+        </w:tc>
+        <w:tc>
+          <w:tcPr>
+            <w:tcW w:type="dxa" w:w="2880"/>
+          </w:tcPr>
+          <w:p>
+            <w:r>
+              <w:t>historical_bias</w:t>
+            </w:r>
+          </w:p>
+        </w:tc>
+        <w:tc>
+          <w:tcPr>
+            <w:tcW w:type="dxa" w:w="2880"/>
+          </w:tcPr>
+          <w:p>
+            <w:r>
+              <w:t>&gt; 5.0`</w:t>
+            </w:r>
+          </w:p>
+        </w:tc>
+      </w:tr>
+      <w:tr>
+        <w:tc>
+          <w:tcPr>
+            <w:tcW w:type="dxa" w:w="2880"/>
+          </w:tcPr>
+          <w:p>
+            <w:r>
+              <w:t>`recent_hazard_count &gt;= 5`</w:t>
+            </w:r>
+          </w:p>
+        </w:tc>
+        <w:tc>
+          <w:tcPr>
+            <w:tcW w:type="dxa" w:w="2880"/>
+          </w:tcPr>
+          <w:p>
+            <w:r>
+              <w:t>event_deviations</w:t>
+            </w:r>
+          </w:p>
+        </w:tc>
+        <w:tc>
+          <w:tcPr>
+            <w:tcW w:type="dxa" w:w="2880"/>
+          </w:tcPr>
+          <w:p>
+            <w:r>
+              <w:t>forecaster = `hazard_aware_regression`</w:t>
+            </w:r>
+          </w:p>
+        </w:tc>
+      </w:tr>
+      <w:tr>
+        <w:tc>
+          <w:tcPr>
+            <w:tcW w:type="dxa" w:w="2880"/>
+          </w:tcPr>
+          <w:p>
+            <w:r>
+              <w:t>`n_recent_rejections &gt;= 3`</w:t>
+            </w:r>
+          </w:p>
+        </w:tc>
+        <w:tc>
+          <w:tcPr>
+            <w:tcW w:type="dxa" w:w="2880"/>
+          </w:tcPr>
+          <w:p>
+            <w:r>
+              <w:t>V12.2.1 RejectionMemory</w:t>
+            </w:r>
+          </w:p>
+        </w:tc>
+        <w:tc>
+          <w:tcPr>
+            <w:tcW w:type="dxa" w:w="2880"/>
+          </w:tcPr>
+          <w:p>
+            <w:r>
+              <w:t>forecaster = `ensemble_inv_rmse`</w:t>
+            </w:r>
+          </w:p>
+        </w:tc>
+      </w:tr>
+      <w:tr>
+        <w:tc>
+          <w:tcPr>
+            <w:tcW w:type="dxa" w:w="2880"/>
+          </w:tcPr>
+          <w:p>
+            <w:r>
+              <w:t>`n_pending_approvals &gt;= 5`</w:t>
+            </w:r>
+          </w:p>
+        </w:tc>
+        <w:tc>
+          <w:tcPr>
+            <w:tcW w:type="dxa" w:w="2880"/>
+          </w:tcPr>
+          <w:p>
+            <w:r>
+              <w:t>V12.4 dashboard</w:t>
+            </w:r>
+          </w:p>
+        </w:tc>
+        <w:tc>
+          <w:tcPr>
+            <w:tcW w:type="dxa" w:w="2880"/>
+          </w:tcPr>
+          <w:p>
+            <w:r>
+              <w:t>overdue → min(profile, 120 min)</w:t>
+            </w:r>
+          </w:p>
+        </w:tc>
+      </w:tr>
+    </w:tbl>
+    <w:p>
+      <w:r>
+        <w:t>Tous les choix sont accompagnés d'une rationale: list[str]</w:t>
+      </w:r>
+    </w:p>
+    <w:p>
+      <w:r>
+        <w:t>audit-friendly explicitant la décision (pour traçabilité MES).</w:t>
+      </w:r>
+    </w:p>
+    <w:p>
+      <w:pPr>
+        <w:pStyle w:val="Heading4"/>
+      </w:pPr>
+      <w:r>
+        <w:t>§28.10.4 Architecture finale V12 complète</w:t>
+      </w:r>
+    </w:p>
+    <w:p>
+      <w:pPr>
+        <w:jc w:val="center"/>
+      </w:pPr>
+      <w:r>
+        <w:drawing>
+          <wp:inline xmlns:a="http://schemas.openxmlformats.org/drawingml/2006/main" xmlns:pic="http://schemas.openxmlformats.org/drawingml/2006/picture">
+            <wp:extent cx="5669280" cy="3383630"/>
+            <wp:docPr id="13" name="Picture 13"/>
+            <wp:cNvGraphicFramePr>
+              <a:graphicFrameLocks noChangeAspect="1"/>
+            </wp:cNvGraphicFramePr>
+            <a:graphic>
+              <a:graphicData uri="http://schemas.openxmlformats.org/drawingml/2006/picture">
+                <pic:pic>
+                  <pic:nvPicPr>
+                    <pic:cNvPr id="0" name="paper_fig6_v12_complete.png"/>
+                    <pic:cNvPicPr/>
+                  </pic:nvPicPr>
+                  <pic:blipFill>
+                    <a:blip r:embed="rId21"/>
+                    <a:stretch>
+                      <a:fillRect/>
+                    </a:stretch>
+                  </pic:blipFill>
+                  <pic:spPr>
+                    <a:xfrm>
+                      <a:off x="0" y="0"/>
+                      <a:ext cx="5669280" cy="3383630"/>
+                    </a:xfrm>
+                    <a:prstGeom prst="rect"/>
+                  </pic:spPr>
+                </pic:pic>
+              </a:graphicData>
+            </a:graphic>
+          </wp:inline>
+        </w:drawing>
+      </w:r>
+    </w:p>
+    <w:p>
+      <w:pPr>
+        <w:jc w:val="center"/>
+      </w:pPr>
+      <w:r>
+        <w:rPr>
+          <w:i/>
+          <w:sz w:val="18"/>
+        </w:rPr>
+        <w:t>Figure 6 — Architecture cybernétique V12 complète (6 briques)</w:t>
+      </w:r>
+    </w:p>
+    <w:p>
+      <w:pPr>
+        <w:pStyle w:val="Heading4"/>
+      </w:pPr>
+      <w:r>
+        <w:t>§28.10.5 Tests V12.5</w:t>
+      </w:r>
+    </w:p>
+    <w:p>
+      <w:r>
+        <w:t>26 tests verts (tests/test_v12_orchestration.py) :</w:t>
+      </w:r>
+    </w:p>
+    <w:p>
+      <w:pPr>
+        <w:pStyle w:val="ListBullet"/>
+      </w:pPr>
+      <w:r>
+        <w:t>Validation profils (croissance seuils, freeze/horizon, fragilité)</w:t>
+      </w:r>
+    </w:p>
+    <w:p>
+      <w:pPr>
+        <w:pStyle w:val="ListBullet"/>
+      </w:pPr>
+      <w:r>
+        <w:t>Roundtrip JSON save/load</w:t>
+      </w:r>
+    </w:p>
+    <w:p>
+      <w:pPr>
+        <w:pStyle w:val="ListBullet"/>
+      </w:pPr>
+      <w:r>
+        <w:t>3 profils défaut cohérents</w:t>
+      </w:r>
+    </w:p>
+    <w:p>
+      <w:pPr>
+        <w:pStyle w:val="ListBullet"/>
+      </w:pPr>
+      <w:r>
+        <w:t>select_optimizer : 4 chemins (default CP-SAT, scale → ATC, 2 goulots → SLACK, profil-dépendant)</w:t>
+      </w:r>
+    </w:p>
+    <w:p>
+      <w:pPr>
+        <w:pStyle w:val="ListBullet"/>
+      </w:pPr>
+      <w:r>
+        <w:t>select_forecaster : 4 chemins (default, biais, hazard, rejets)</w:t>
+      </w:r>
+    </w:p>
+    <w:p>
+      <w:pPr>
+        <w:pStyle w:val="ListBullet"/>
+      </w:pPr>
+      <w:r>
+        <w:t>decide() : tous champs présents, overdue réduit sous charge, rationale audit-friendly</w:t>
+      </w:r>
+    </w:p>
+    <w:p>
+      <w:r>
+        <w:t>+ 2 acceptance E2E (tests/test_acceptance_v12_complete.py) :</w:t>
+      </w:r>
+    </w:p>
+    <w:p>
+      <w:pPr>
+        <w:pStyle w:val="ListBullet"/>
+      </w:pPr>
+      <w:r>
+        <w:t>6 briques V12 ensemble (profil JSON → orchestration → forecasting feedback → optim feedback → delta engine → human loop → audit final)</w:t>
+      </w:r>
+    </w:p>
+    <w:p>
+      <w:pPr>
+        <w:pStyle w:val="ListBullet"/>
+      </w:pPr>
+      <w:r>
+        <w:t>3 scenarios distincts → 3 décisions différentes</w:t>
+      </w:r>
+    </w:p>
+    <w:p>
+      <w:pPr>
+        <w:pStyle w:val="Heading3"/>
+      </w:pPr>
+      <w:r>
+        <w:t>§28.11 V12 — synthèse finale</w:t>
+      </w:r>
+    </w:p>
+    <w:p>
+      <w:r>
+        <w:t>État final : 6 briques V12 livrées (V12.1, V12.1.1, V12.2,</w:t>
+      </w:r>
+    </w:p>
+    <w:p>
+      <w:r>
+        <w:t>V12.2.1, V12.3, V12.4, V12.5).</w:t>
+      </w:r>
+    </w:p>
+    <w:p>
+      <w:r>
+        <w:t>Cumul tests V12 :</w:t>
+      </w:r>
+    </w:p>
+    <w:tbl>
+      <w:tblPr>
+        <w:tblStyle w:val="LightGrid-Accent1"/>
+        <w:tblW w:type="auto" w:w="0"/>
+        <w:tblLook w:firstColumn="1" w:firstRow="1" w:lastColumn="0" w:lastRow="0" w:noHBand="0" w:noVBand="1" w:val="04A0"/>
+      </w:tblPr>
+      <w:tblGrid>
+        <w:gridCol w:w="2160"/>
+        <w:gridCol w:w="2160"/>
+        <w:gridCol w:w="2160"/>
+        <w:gridCol w:w="2160"/>
+      </w:tblGrid>
+      <w:tr>
+        <w:tc>
+          <w:tcPr>
+            <w:tcW w:type="dxa" w:w="2160"/>
+          </w:tcPr>
+          <w:p>
+            <w:r>
+              <w:rPr>
+                <w:b/>
+              </w:rPr>
+              <w:t>Brique</w:t>
+            </w:r>
+          </w:p>
+        </w:tc>
+        <w:tc>
+          <w:tcPr>
+            <w:tcW w:type="dxa" w:w="2160"/>
+          </w:tcPr>
+          <w:p>
+            <w:r>
+              <w:rPr>
+                <w:b/>
+              </w:rPr>
+              <w:t>Tests unitaires</w:t>
+            </w:r>
+          </w:p>
+        </w:tc>
+        <w:tc>
+          <w:tcPr>
+            <w:tcW w:type="dxa" w:w="2160"/>
+          </w:tcPr>
+          <w:p>
+            <w:r>
+              <w:rPr>
+                <w:b/>
+              </w:rPr>
+              <w:t>Acceptance</w:t>
+            </w:r>
+          </w:p>
+        </w:tc>
+        <w:tc>
+          <w:tcPr>
+            <w:tcW w:type="dxa" w:w="2160"/>
+          </w:tcPr>
+          <w:p>
+            <w:r>
+              <w:rPr>
+                <w:b/>
+              </w:rPr>
+              <w:t>Statut</w:t>
+            </w:r>
+          </w:p>
+        </w:tc>
+      </w:tr>
+      <w:tr>
+        <w:tc>
+          <w:tcPr>
+            <w:tcW w:type="dxa" w:w="2160"/>
+          </w:tcPr>
+          <w:p>
+            <w:r>
+              <w:t>V12.1 forecasting</w:t>
+            </w:r>
+          </w:p>
+        </w:tc>
+        <w:tc>
+          <w:tcPr>
+            <w:tcW w:type="dxa" w:w="2160"/>
+          </w:tcPr>
+          <w:p>
+            <w:r>
+              <w:t>20</w:t>
+            </w:r>
+          </w:p>
+        </w:tc>
+        <w:tc>
+          <w:tcPr>
+            <w:tcW w:type="dxa" w:w="2160"/>
+          </w:tcPr>
+          <w:p>
+            <w:r>
+              <w:t>3</w:t>
+            </w:r>
+          </w:p>
+        </w:tc>
+        <w:tc>
+          <w:tcPr>
+            <w:tcW w:type="dxa" w:w="2160"/>
+          </w:tcPr>
+          <w:p>
+            <w:r>
+              <w:t>✅</w:t>
+            </w:r>
+          </w:p>
+        </w:tc>
+      </w:tr>
+      <w:tr>
+        <w:tc>
+          <w:tcPr>
+            <w:tcW w:type="dxa" w:w="2160"/>
+          </w:tcPr>
+          <w:p>
+            <w:r>
+              <w:t>V12.1.1 forecasting feedback</w:t>
+            </w:r>
+          </w:p>
+        </w:tc>
+        <w:tc>
+          <w:tcPr>
+            <w:tcW w:type="dxa" w:w="2160"/>
+          </w:tcPr>
+          <w:p>
+            <w:r>
+              <w:t>(inclus ci-dessous)</w:t>
+            </w:r>
+          </w:p>
+        </w:tc>
+        <w:tc>
+          <w:tcPr>
+            <w:tcW w:type="dxa" w:w="2160"/>
+          </w:tcPr>
+          <w:p>
+            <w:r>
+              <w:t>—</w:t>
+            </w:r>
+          </w:p>
+        </w:tc>
+        <w:tc>
+          <w:tcPr>
+            <w:tcW w:type="dxa" w:w="2160"/>
+          </w:tcPr>
+          <w:p>
+            <w:r>
+              <w:t>✅</w:t>
+            </w:r>
+          </w:p>
+        </w:tc>
+      </w:tr>
+      <w:tr>
+        <w:tc>
+          <w:tcPr>
+            <w:tcW w:type="dxa" w:w="2160"/>
+          </w:tcPr>
+          <w:p>
+            <w:r>
+              <w:t>V12.2 optimization</w:t>
+            </w:r>
+          </w:p>
+        </w:tc>
+        <w:tc>
+          <w:tcPr>
+            <w:tcW w:type="dxa" w:w="2160"/>
+          </w:tcPr>
+          <w:p>
+            <w:r>
+              <w:t>14</w:t>
+            </w:r>
+          </w:p>
+        </w:tc>
+        <w:tc>
+          <w:tcPr>
+            <w:tcW w:type="dxa" w:w="2160"/>
+          </w:tcPr>
+          <w:p>
+            <w:r>
+              <w:t>2</w:t>
+            </w:r>
+          </w:p>
+        </w:tc>
+        <w:tc>
+          <w:tcPr>
+            <w:tcW w:type="dxa" w:w="2160"/>
+          </w:tcPr>
+          <w:p>
+            <w:r>
+              <w:t>✅</w:t>
+            </w:r>
+          </w:p>
+        </w:tc>
+      </w:tr>
+      <w:tr>
+        <w:tc>
+          <w:tcPr>
+            <w:tcW w:type="dxa" w:w="2160"/>
+          </w:tcPr>
+          <w:p>
+            <w:r>
+              <w:t>V12.2.1 optim feedback</w:t>
+            </w:r>
+          </w:p>
+        </w:tc>
+        <w:tc>
+          <w:tcPr>
+            <w:tcW w:type="dxa" w:w="2160"/>
+          </w:tcPr>
+          <w:p>
+            <w:r>
+              <w:t>(inclus ci-dessous)</w:t>
+            </w:r>
+          </w:p>
+        </w:tc>
+        <w:tc>
+          <w:tcPr>
+            <w:tcW w:type="dxa" w:w="2160"/>
+          </w:tcPr>
+          <w:p>
+            <w:r>
+              <w:t>—</w:t>
+            </w:r>
+          </w:p>
+        </w:tc>
+        <w:tc>
+          <w:tcPr>
+            <w:tcW w:type="dxa" w:w="2160"/>
+          </w:tcPr>
+          <w:p>
+            <w:r>
+              <w:t>✅</w:t>
+            </w:r>
+          </w:p>
+        </w:tc>
+      </w:tr>
+      <w:tr>
+        <w:tc>
+          <w:tcPr>
+            <w:tcW w:type="dxa" w:w="2160"/>
+          </w:tcPr>
+          <w:p>
+            <w:r>
+              <w:t>V12.1.1 + V12.2.1 combinés</w:t>
+            </w:r>
+          </w:p>
+        </w:tc>
+        <w:tc>
+          <w:tcPr>
+            <w:tcW w:type="dxa" w:w="2160"/>
+          </w:tcPr>
+          <w:p>
+            <w:r>
+              <w:t>20</w:t>
+            </w:r>
+          </w:p>
+        </w:tc>
+        <w:tc>
+          <w:tcPr>
+            <w:tcW w:type="dxa" w:w="2160"/>
+          </w:tcPr>
+          <w:p>
+            <w:r>
+              <w:t>—</w:t>
+            </w:r>
+          </w:p>
+        </w:tc>
+        <w:tc>
+          <w:tcPr>
+            <w:tcW w:type="dxa" w:w="2160"/>
+          </w:tcPr>
+          <w:p>
+            <w:r>
+              <w:t>✅</w:t>
+            </w:r>
+          </w:p>
+        </w:tc>
+      </w:tr>
+      <w:tr>
+        <w:tc>
+          <w:tcPr>
+            <w:tcW w:type="dxa" w:w="2160"/>
+          </w:tcPr>
+          <w:p>
+            <w:r>
+              <w:t>V12.3 delta engine</w:t>
+            </w:r>
+          </w:p>
+        </w:tc>
+        <w:tc>
+          <w:tcPr>
+            <w:tcW w:type="dxa" w:w="2160"/>
+          </w:tcPr>
+          <w:p>
+            <w:r>
+              <w:t>21</w:t>
+            </w:r>
+          </w:p>
+        </w:tc>
+        <w:tc>
+          <w:tcPr>
+            <w:tcW w:type="dxa" w:w="2160"/>
+          </w:tcPr>
+          <w:p>
+            <w:r>
+              <w:t>3</w:t>
+            </w:r>
+          </w:p>
+        </w:tc>
+        <w:tc>
+          <w:tcPr>
+            <w:tcW w:type="dxa" w:w="2160"/>
+          </w:tcPr>
+          <w:p>
+            <w:r>
+              <w:t>✅</w:t>
+            </w:r>
+          </w:p>
+        </w:tc>
+      </w:tr>
+      <w:tr>
+        <w:tc>
+          <w:tcPr>
+            <w:tcW w:type="dxa" w:w="2160"/>
+          </w:tcPr>
+          <w:p>
+            <w:r>
+              <w:t>V12.4 human loop</w:t>
+            </w:r>
+          </w:p>
+        </w:tc>
+        <w:tc>
+          <w:tcPr>
+            <w:tcW w:type="dxa" w:w="2160"/>
+          </w:tcPr>
+          <w:p>
+            <w:r>
+              <w:t>22</w:t>
+            </w:r>
+          </w:p>
+        </w:tc>
+        <w:tc>
+          <w:tcPr>
+            <w:tcW w:type="dxa" w:w="2160"/>
+          </w:tcPr>
+          <w:p>
+            <w:r>
+              <w:t>2</w:t>
+            </w:r>
+          </w:p>
+        </w:tc>
+        <w:tc>
+          <w:tcPr>
+            <w:tcW w:type="dxa" w:w="2160"/>
+          </w:tcPr>
+          <w:p>
+            <w:r>
+              <w:t>✅</w:t>
+            </w:r>
+          </w:p>
+        </w:tc>
+      </w:tr>
+      <w:tr>
+        <w:tc>
+          <w:tcPr>
+            <w:tcW w:type="dxa" w:w="2160"/>
+          </w:tcPr>
+          <w:p>
+            <w:r>
+              <w:t>V12.5 orchestration</w:t>
+            </w:r>
+          </w:p>
+        </w:tc>
+        <w:tc>
+          <w:tcPr>
+            <w:tcW w:type="dxa" w:w="2160"/>
+          </w:tcPr>
+          <w:p>
+            <w:r>
+              <w:t>26</w:t>
+            </w:r>
+          </w:p>
+        </w:tc>
+        <w:tc>
+          <w:tcPr>
+            <w:tcW w:type="dxa" w:w="2160"/>
+          </w:tcPr>
+          <w:p>
+            <w:r>
+              <w:t>2</w:t>
+            </w:r>
+          </w:p>
+        </w:tc>
+        <w:tc>
+          <w:tcPr>
+            <w:tcW w:type="dxa" w:w="2160"/>
+          </w:tcPr>
+          <w:p>
+            <w:r>
+              <w:t>✅</w:t>
+            </w:r>
+          </w:p>
+        </w:tc>
+      </w:tr>
+      <w:tr>
+        <w:tc>
+          <w:tcPr>
+            <w:tcW w:type="dxa" w:w="2160"/>
+          </w:tcPr>
+          <w:p>
+            <w:r>
+              <w:t>**TOTAL V12**</w:t>
+            </w:r>
+          </w:p>
+        </w:tc>
+        <w:tc>
+          <w:tcPr>
+            <w:tcW w:type="dxa" w:w="2160"/>
+          </w:tcPr>
+          <w:p>
+            <w:r>
+              <w:t>**123**</w:t>
+            </w:r>
+          </w:p>
+        </w:tc>
+        <w:tc>
+          <w:tcPr>
+            <w:tcW w:type="dxa" w:w="2160"/>
+          </w:tcPr>
+          <w:p>
+            <w:r>
+              <w:t>**12**</w:t>
+            </w:r>
+          </w:p>
+        </w:tc>
+        <w:tc>
+          <w:tcPr>
+            <w:tcW w:type="dxa" w:w="2160"/>
+          </w:tcPr>
+          <w:p>
+            <w:r>
+              <w:t>✅</w:t>
+            </w:r>
+          </w:p>
+        </w:tc>
+      </w:tr>
+    </w:tbl>
+    <w:p>
+      <w:r>
+        <w:t>Effort V12 cumulé : 8 jours de dev (vs estimation initiale 7 j),</w:t>
+      </w:r>
+    </w:p>
+    <w:p>
+      <w:r>
+        <w:t>0 régression V11 (320 tests V11 toujours verts), 8 figures</w:t>
+      </w:r>
+    </w:p>
+    <w:p>
+      <w:r>
+        <w:t>embarquées dans cadrage v4 + paper HAL.</w:t>
+      </w:r>
+    </w:p>
+    <w:p>
+      <w:r>
+        <w:t>V12 est mécaniquement complet. Reste à mesurer son impact</w:t>
+      </w:r>
+    </w:p>
+    <w:p>
+      <w:r>
+        <w:t>quantitatif par un protocole comparatif V11 vs V12 — un travail</w:t>
+      </w:r>
+    </w:p>
+    <w:p>
+      <w:r>
+        <w:t>de simulation distinct, hors périmètre du paper actuel.</w:t>
       </w:r>
     </w:p>
     <w:p/>

--- a/docs/cadrage_v4.docx
+++ b/docs/cadrage_v4.docx
@@ -13157,132 +13157,37 @@
         <w:pStyle w:val="Heading3"/>
       </w:pPr>
       <w:r>
-        <w:t>§24.10.1 Lectures clés des matrices</w:t>
-      </w:r>
-    </w:p>
-    <w:p>
-      <w:r>
-        <w:t>1. Quelle paire est la plus coûteuse ?</w:t>
-      </w:r>
-    </w:p>
-    <w:p>
-      <w:pPr>
-        <w:pStyle w:val="ListBullet"/>
-      </w:pPr>
-      <w:r>
-        <w:t>**Logi × Dem** sur la doctrine FLUX = amplification **×2.20** : un</w:t>
-      </w:r>
-    </w:p>
-    <w:p>
-      <w:r>
-        <w:t xml:space="preserve">  blocage logistique combiné à une commande urgente fait plus du</w:t>
-      </w:r>
-    </w:p>
-    <w:p>
-      <w:r>
-        <w:t xml:space="preserve">  double de la moyenne des deux pris seuls. C'est la paire la plus</w:t>
-      </w:r>
-    </w:p>
-    <w:p>
-      <w:r>
-        <w:t xml:space="preserve">  dommageable de toute l'étude.</w:t>
-      </w:r>
-    </w:p>
-    <w:p>
-      <w:pPr>
-        <w:pStyle w:val="ListBullet"/>
-      </w:pPr>
-      <w:r>
-        <w:t>Sur EVENT, la même paire Logi × Dem n'est qu'à ×1.16 : l'event</w:t>
-      </w:r>
-    </w:p>
-    <w:p>
-      <w:r>
-        <w:t xml:space="preserve">  sourcing détecte le blocage et déclenche la régulation avant</w:t>
-      </w:r>
-    </w:p>
-    <w:p>
-      <w:r>
-        <w:t xml:space="preserve">  l'amplification.</w:t>
-      </w:r>
-    </w:p>
-    <w:p>
-      <w:r>
-        <w:t>2. Quelle paire est la plus longue à récupérer ?</w:t>
-      </w:r>
-    </w:p>
-    <w:p>
-      <w:pPr>
-        <w:pStyle w:val="ListBullet"/>
-      </w:pPr>
-      <w:r>
-        <w:t>**Appro × Dem** = **6.8 jours** sur FLUX **et sur EVENT**. C'est</w:t>
-      </w:r>
-    </w:p>
-    <w:p>
-      <w:r>
-        <w:t xml:space="preserve">  le temps de récupération maximal mesuré dans l'étude. Cette paire</w:t>
-      </w:r>
-    </w:p>
-    <w:p>
-      <w:r>
-        <w:t xml:space="preserve">  résiste à toutes les doctrines, y compris la plus résiliente.</w:t>
-      </w:r>
-    </w:p>
-    <w:p>
-      <w:pPr>
-        <w:pStyle w:val="ListBullet"/>
-      </w:pPr>
-      <w:r>
-        <w:t>L'interprétation est intuitive : commande urgente + composant</w:t>
-      </w:r>
-    </w:p>
-    <w:p>
-      <w:r>
-        <w:t xml:space="preserve">  manquant à l'approvisionnement = besoin d'une matière qu'on n'a</w:t>
-      </w:r>
-    </w:p>
-    <w:p>
-      <w:r>
-        <w:t xml:space="preserve">  pas, immédiatement. **Aucune doctrine de pilotage ne crée de la</w:t>
-      </w:r>
-    </w:p>
-    <w:p>
-      <w:r>
-        <w:t xml:space="preserve">  matière** ; elle peut seulement optimiser son utilisation. C'est</w:t>
-      </w:r>
-    </w:p>
-    <w:p>
-      <w:r>
-        <w:t xml:space="preserve">  une limite intrinsèque du pilotage de flux, pas une faiblesse</w:t>
-      </w:r>
-    </w:p>
-    <w:p>
-      <w:r>
-        <w:t xml:space="preserve">  d'implémentation.</w:t>
-      </w:r>
-    </w:p>
-    <w:p>
-      <w:pPr>
-        <w:pStyle w:val="ListBullet"/>
-      </w:pPr>
-      <w:r>
-        <w:t>OF/OF+EVENT ont des recoveries plus uniformes (5.5-6.6j sur</w:t>
-      </w:r>
-    </w:p>
-    <w:p>
-      <w:r>
-        <w:t xml:space="preserve">  toutes paires) parce qu'ils ne se relèvent jamais vite — ils n'ont</w:t>
-      </w:r>
-    </w:p>
-    <w:p>
-      <w:r>
-        <w:t xml:space="preserve">  pas de mécanique d'absorption (smoothing) qui crée la variance.</w:t>
-      </w:r>
-    </w:p>
-    <w:p>
-      <w:r>
-        <w:t>3. Quelle est la durée d'un retour à la normale ?</w:t>
+        <w:t>§24.8.6 Disponibilité SO-level réelle — finding contre-intuitif</w:t>
+      </w:r>
+    </w:p>
+    <w:p>
+      <w:r>
+        <w:t>Point 2 paper : ajout d'un mécanisme de rejet de SO</w:t>
+      </w:r>
+    </w:p>
+    <w:p>
+      <w:r>
+        <w:t>(sales_orders.rejected_at + _evaluate_rejections) qui marque</w:t>
+      </w:r>
+    </w:p>
+    <w:p>
+      <w:r>
+        <w:t>comme cancelled toute SO non livrée dans due_date + late_threshold_days.</w:t>
+      </w:r>
+    </w:p>
+    <w:p>
+      <w:r>
+        <w:t>Permet de mesurer la disponibilité réelle (vs OF-level biaisée</w:t>
+      </w:r>
+    </w:p>
+    <w:p>
+      <w:r>
+        <w:t>&gt; 94 % par construction).</w:t>
+      </w:r>
+    </w:p>
+    <w:p>
+      <w:r>
+        <w:t>Étude 900 runs (3 tolérances × 5 niveaux cascade × 15 seeds × 4 doctrines) :</w:t>
       </w:r>
     </w:p>
     <w:tbl>
@@ -13308,7 +13213,7 @@
               <w:rPr>
                 <w:b/>
               </w:rPr>
-              <w:t>Doctrine</w:t>
+              <w:t>Tolérance</w:t>
             </w:r>
           </w:p>
         </w:tc>
@@ -13321,7 +13226,7 @@
               <w:rPr>
                 <w:b/>
               </w:rPr>
-              <w:t>Min</w:t>
+              <w:t>OF</w:t>
             </w:r>
           </w:p>
         </w:tc>
@@ -13334,7 +13239,7 @@
               <w:rPr>
                 <w:b/>
               </w:rPr>
-              <w:t>Médiane</w:t>
+              <w:t>FLUX</w:t>
             </w:r>
           </w:p>
         </w:tc>
@@ -13347,7 +13252,7 @@
               <w:rPr>
                 <w:b/>
               </w:rPr>
-              <w:t>Max</w:t>
+              <w:t>OF+EVENT</w:t>
             </w:r>
           </w:p>
         </w:tc>
@@ -13360,7 +13265,7 @@
               <w:rPr>
                 <w:b/>
               </w:rPr>
-              <w:t>Paire max</w:t>
+              <w:t>**EVENT**</w:t>
             </w:r>
           </w:p>
         </w:tc>
@@ -13372,7 +13277,7 @@
           </w:tcPr>
           <w:p>
             <w:r>
-              <w:t>OF</w:t>
+              <w:t>**0 j** (strict, ontime)</w:t>
             </w:r>
           </w:p>
         </w:tc>
@@ -13382,7 +13287,7 @@
           </w:tcPr>
           <w:p>
             <w:r>
-              <w:t>4.8</w:t>
+              <w:t>99–100 %</w:t>
             </w:r>
           </w:p>
         </w:tc>
@@ -13392,7 +13297,7 @@
           </w:tcPr>
           <w:p>
             <w:r>
-              <w:t>5.7</w:t>
+              <w:t>**77–84 %**</w:t>
             </w:r>
           </w:p>
         </w:tc>
@@ -13402,7 +13307,7 @@
           </w:tcPr>
           <w:p>
             <w:r>
-              <w:t>6.6</w:t>
+              <w:t>100 %</w:t>
             </w:r>
           </w:p>
         </w:tc>
@@ -13412,7 +13317,7 @@
           </w:tcPr>
           <w:p>
             <w:r>
-              <w:t>Appro × Prod</w:t>
+              <w:t>**85 %**</w:t>
             </w:r>
           </w:p>
         </w:tc>
@@ -13424,7 +13329,7 @@
           </w:tcPr>
           <w:p>
             <w:r>
-              <w:t>**FLUX**</w:t>
+              <w:t>**3 j** (modéré)</w:t>
             </w:r>
           </w:p>
         </w:tc>
@@ -13434,7 +13339,7 @@
           </w:tcPr>
           <w:p>
             <w:r>
-              <w:t>**2.4**</w:t>
+              <w:t>100 %</w:t>
             </w:r>
           </w:p>
         </w:tc>
@@ -13444,7 +13349,7 @@
           </w:tcPr>
           <w:p>
             <w:r>
-              <w:t>4.0</w:t>
+              <w:t>95–96 %</w:t>
             </w:r>
           </w:p>
         </w:tc>
@@ -13454,7 +13359,7 @@
           </w:tcPr>
           <w:p>
             <w:r>
-              <w:t>6.8</w:t>
+              <w:t>100 %</w:t>
             </w:r>
           </w:p>
         </w:tc>
@@ -13464,7 +13369,7 @@
           </w:tcPr>
           <w:p>
             <w:r>
-              <w:t>Appro × Dem</w:t>
+              <w:t>95.8 %</w:t>
             </w:r>
           </w:p>
         </w:tc>
@@ -13476,7 +13381,7 @@
           </w:tcPr>
           <w:p>
             <w:r>
-              <w:t>OF+EVENT</w:t>
+              <w:t>**14 j** (tolérant)</w:t>
             </w:r>
           </w:p>
         </w:tc>
@@ -13486,7 +13391,7 @@
           </w:tcPr>
           <w:p>
             <w:r>
-              <w:t>5.2</w:t>
+              <w:t>100 %</w:t>
             </w:r>
           </w:p>
         </w:tc>
@@ -13496,7 +13401,7 @@
           </w:tcPr>
           <w:p>
             <w:r>
-              <w:t>5.8</w:t>
+              <w:t>100 %</w:t>
             </w:r>
           </w:p>
         </w:tc>
@@ -13506,7 +13411,7 @@
           </w:tcPr>
           <w:p>
             <w:r>
-              <w:t>6.2</w:t>
+              <w:t>100 %</w:t>
             </w:r>
           </w:p>
         </w:tc>
@@ -13516,325 +13421,40 @@
           </w:tcPr>
           <w:p>
             <w:r>
-              <w:t>Logi × Dem</w:t>
-            </w:r>
-          </w:p>
-        </w:tc>
-      </w:tr>
-      <w:tr>
-        <w:tc>
-          <w:tcPr>
-            <w:tcW w:type="dxa" w:w="1728"/>
-          </w:tcPr>
-          <w:p>
-            <w:r>
-              <w:t>**EVENT**</w:t>
-            </w:r>
-          </w:p>
-        </w:tc>
-        <w:tc>
-          <w:tcPr>
-            <w:tcW w:type="dxa" w:w="1728"/>
-          </w:tcPr>
-          <w:p>
-            <w:r>
-              <w:t>**2.4**</w:t>
-            </w:r>
-          </w:p>
-        </w:tc>
-        <w:tc>
-          <w:tcPr>
-            <w:tcW w:type="dxa" w:w="1728"/>
-          </w:tcPr>
-          <w:p>
-            <w:r>
-              <w:t>2.8</w:t>
-            </w:r>
-          </w:p>
-        </w:tc>
-        <w:tc>
-          <w:tcPr>
-            <w:tcW w:type="dxa" w:w="1728"/>
-          </w:tcPr>
-          <w:p>
-            <w:r>
-              <w:t>6.8</w:t>
-            </w:r>
-          </w:p>
-        </w:tc>
-        <w:tc>
-          <w:tcPr>
-            <w:tcW w:type="dxa" w:w="1728"/>
-          </w:tcPr>
-          <w:p>
-            <w:r>
-              <w:t>Appro × Dem</w:t>
+              <w:t>100 %</w:t>
             </w:r>
           </w:p>
         </w:tc>
       </w:tr>
     </w:tbl>
     <w:p>
-      <w:pPr>
-        <w:pStyle w:val="ListBullet"/>
-      </w:pPr>
-      <w:r>
-        <w:t>FLUX et EVENT récupèrent en 2.4 jours sur les paires « bénignes »</w:t>
-      </w:r>
-    </w:p>
-    <w:p>
-      <w:r>
-        <w:t xml:space="preserve">  (toutes les paires sans dimension demande sont absorbées par</w:t>
-      </w:r>
-    </w:p>
-    <w:p>
-      <w:r>
-        <w:t xml:space="preserve">  smoothing seul).</w:t>
-      </w:r>
-    </w:p>
-    <w:p>
-      <w:pPr>
-        <w:pStyle w:val="ListBullet"/>
-      </w:pPr>
-      <w:r>
-        <w:t>Dès qu'une **commande urgente** apparaît, le retour à la normale</w:t>
-      </w:r>
-    </w:p>
-    <w:p>
-      <w:r>
-        <w:t xml:space="preserve">  monte à 5–7 j sur toutes les doctrines : la dimension demande</w:t>
-      </w:r>
-    </w:p>
-    <w:p>
-      <w:r>
-        <w:t xml:space="preserve">  consomme l'horizon, donc on ne peut pas amortir.</w:t>
-      </w:r>
-    </w:p>
-    <w:p>
-      <w:r>
-        <w:t>4. Que peut-on dire sur le pilotage des flux industriels en lean ?</w:t>
-      </w:r>
-    </w:p>
-    <w:p>
-      <w:r>
-        <w:t>L'étude confirme expérimentalement quatre principes lean classiques :</w:t>
-      </w:r>
-    </w:p>
-    <w:p>
-      <w:r>
-        <w:t>a) Le flux contractualisé absorbe l'amplitude. Sur les paires</w:t>
-      </w:r>
-    </w:p>
-    <w:p>
-      <w:r>
-        <w:t xml:space="preserve">   sans Demande, FLUX et EVENT amplifient le coût ≤ 1.20 vs OF/OF+EVENT</w:t>
-      </w:r>
-    </w:p>
-    <w:p>
-      <w:r>
-        <w:t xml:space="preserve">   qui montent à 1.49. Le smoothing étale la charge — un choc</w:t>
-      </w:r>
-    </w:p>
-    <w:p>
-      <w:r>
-        <w:t xml:space="preserve">   ponctuel se distribue sur l'horizon au lieu de saturer le goulot.</w:t>
-      </w:r>
-    </w:p>
-    <w:p>
-      <w:r>
-        <w:t>b) L'event sourcing absorbe l'interaction. L'écart FLUX → EVENT</w:t>
-      </w:r>
-    </w:p>
-    <w:p>
-      <w:r>
-        <w:t xml:space="preserve">   sur la paire pivot Logi × Dem est saisissant : ×2.20 → ×1.16.</w:t>
-      </w:r>
-    </w:p>
-    <w:p>
-      <w:r>
-        <w:t xml:space="preserve">   La couche événementielle détecte la perturbation logistique et</w:t>
-      </w:r>
-    </w:p>
-    <w:p>
-      <w:r>
-        <w:t xml:space="preserve">   déclenche les actions correctives avant que la commande</w:t>
-      </w:r>
-    </w:p>
-    <w:p>
-      <w:r>
-        <w:t xml:space="preserve">   urgente amplifie l'effet. C'est ce que les communautés Toyota et</w:t>
-      </w:r>
-    </w:p>
-    <w:p>
-      <w:r>
-        <w:t xml:space="preserve">   Goldratt nomment respectivement « jidoka » (autonomation de la</w:t>
-      </w:r>
-    </w:p>
-    <w:p>
-      <w:r>
-        <w:t xml:space="preserve">   détection) et « buffer management » (signal goulot).</w:t>
-      </w:r>
-    </w:p>
-    <w:p>
-      <w:r>
-        <w:t>c) Approvisionnement × Demande est le mur du flux. Aucune</w:t>
-      </w:r>
-    </w:p>
-    <w:p>
-      <w:r>
-        <w:t xml:space="preserve">   doctrine, fût-elle la plus instrumentée, ne descend sous 6.8 j de</w:t>
-      </w:r>
-    </w:p>
-    <w:p>
-      <w:r>
-        <w:t xml:space="preserve">   recovery sur cette paire. C'est le seul axe où le pilotage de</w:t>
-      </w:r>
-    </w:p>
-    <w:p>
-      <w:r>
-        <w:t xml:space="preserve">   flux atteint sa limite intrinsèque : la matière manquante</w:t>
-      </w:r>
-    </w:p>
-    <w:p>
-      <w:r>
-        <w:t xml:space="preserve">   bloque physiquement la production, indépendamment de la qualité</w:t>
-      </w:r>
-    </w:p>
-    <w:p>
-      <w:r>
-        <w:t xml:space="preserve">   du pilotage. Les leviers d'amélioration sortent du périmètre</w:t>
-      </w:r>
-    </w:p>
-    <w:p>
-      <w:r>
-        <w:t xml:space="preserve">   doctrinal : double-sourcing, stock tampon stratégique, contrats</w:t>
-      </w:r>
-    </w:p>
-    <w:p>
-      <w:r>
-        <w:t xml:space="preserve">   fournisseur SLA. Lean dit la même chose : *« no flow if no</w:t>
-      </w:r>
-    </w:p>
-    <w:p>
-      <w:r>
-        <w:t xml:space="preserve">   matter »*.</w:t>
-      </w:r>
-    </w:p>
-    <w:p>
-      <w:r>
-        <w:t>d) Logistique-Logistique est curieusement le pire pour EVENT.</w:t>
-      </w:r>
-    </w:p>
-    <w:p>
-      <w:r>
-        <w:t xml:space="preserve">   La cellule diagonale Logi-Logi = ×1.52 alors que ses autres</w:t>
-      </w:r>
-    </w:p>
-    <w:p>
-      <w:r>
-        <w:t xml:space="preserve">   cellules tournent à 1.00-1.21. Interprétation : la doctrine</w:t>
-      </w:r>
-    </w:p>
-    <w:p>
-      <w:r>
-        <w:t xml:space="preserve">   EVENT compte sur les autres postes pour basculer le flux</w:t>
-      </w:r>
-    </w:p>
-    <w:p>
-      <w:r>
-        <w:t xml:space="preserve">   quand un poste est bloqué ; quand 2 postes différents sont</w:t>
-      </w:r>
-    </w:p>
-    <w:p>
-      <w:r>
-        <w:t xml:space="preserve">   bloqués en même temps, ce mécanisme de contournement s'effondre.</w:t>
-      </w:r>
-    </w:p>
-    <w:p>
-      <w:r>
-        <w:t xml:space="preserve">   C'est cohérent avec la théorie : le DBR Goldratt repose sur</w:t>
-      </w:r>
-    </w:p>
-    <w:p>
-      <w:r>
-        <w:t xml:space="preserve">   l'identification d'un goulot ; deux goulots simultanés</w:t>
-      </w:r>
-    </w:p>
-    <w:p>
-      <w:r>
-        <w:t xml:space="preserve">   bloquent la régulation.</w:t>
-      </w:r>
-    </w:p>
-    <w:p>
-      <w:r>
-        <w:t>En résumé, les flux industriels en lean **ne sont pas un mantra</w:t>
-      </w:r>
-    </w:p>
-    <w:p>
-      <w:r>
-        <w:t>magique** : ils gagnent face à OF sur les KPI moyens et la majorité</w:t>
-      </w:r>
-    </w:p>
-    <w:p>
-      <w:r>
-        <w:t>des paires, mais ils ont leurs limites — particulièrement sur les</w:t>
-      </w:r>
-    </w:p>
-    <w:p>
-      <w:r>
-        <w:t>chocs combinés appro × demande et sur les défaillances multiples du</w:t>
-      </w:r>
-    </w:p>
-    <w:p>
-      <w:r>
-        <w:t>même domaine. Le diagnostic différencié de la matrice 5×5 permet de</w:t>
-      </w:r>
-    </w:p>
-    <w:p>
-      <w:r>
-        <w:t>prioriser les investissements (double sourcing pour appro, capacités</w:t>
-      </w:r>
-    </w:p>
-    <w:p>
-      <w:r>
-        <w:t>redondantes pour logistique, frozen window pour demande) en fonction</w:t>
-      </w:r>
-    </w:p>
-    <w:p>
-      <w:r>
-        <w:t>du domaine le plus critique pour l'atelier visé.</w:t>
-      </w:r>
-    </w:p>
-    <w:p/>
-    <w:p>
-      <w:pPr>
-        <w:pStyle w:val="Heading2"/>
-      </w:pPr>
-      <w:r>
-        <w:t>§24.11 Validations méthodologiques (§7.1 + §7.3 paper HAL)</w:t>
-      </w:r>
-    </w:p>
-    <w:p>
-      <w:pPr>
-        <w:pStyle w:val="Heading3"/>
-      </w:pPr>
-      <w:r>
-        <w:t>§24.11.1 Test du biais d'implémentation — OF_MILP (250 runs)</w:t>
-      </w:r>
-    </w:p>
-    <w:p>
-      <w:r>
-        <w:t>Pour valider que le gain doctrinal n'est pas un artefact d'un OF</w:t>
-      </w:r>
-    </w:p>
-    <w:p>
-      <w:r>
-        <w:t>baseline trop naïf, une 5ᵉ doctrine OF_MILP est implémentée avec</w:t>
-      </w:r>
-    </w:p>
-    <w:p>
-      <w:r>
-        <w:t>solveur CP-SAT (Google OR-Tools) :</w:t>
+      <w:r>
+        <w:t>Découverte contre-intuitive : sur tolérance stricte (livraison</w:t>
+      </w:r>
+    </w:p>
+    <w:p>
+      <w:r>
+        <w:t>ontime), OF bat FLUX et EVENT. Le smoothing étale les</w:t>
+      </w:r>
+    </w:p>
+    <w:p>
+      <w:r>
+        <w:t>lancements sur l'horizon, ce qui décale certaines livraisons</w:t>
+      </w:r>
+    </w:p>
+    <w:p>
+      <w:r>
+        <w:t>au-delà de leur due_date. L'event sourcing ne corrige pas ce</w:t>
+      </w:r>
+    </w:p>
+    <w:p>
+      <w:r>
+        <w:t>retard (EVENT 85 % vs FLUX 77 %).</w:t>
+      </w:r>
+    </w:p>
+    <w:p>
+      <w:r>
+        <w:t>Trade-off doctrinal mesuré pour la première fois :</w:t>
       </w:r>
     </w:p>
     <w:tbl>
@@ -13844,61 +13464,47 @@
         <w:tblLook w:firstColumn="1" w:firstRow="1" w:lastColumn="0" w:lastRow="0" w:noHBand="0" w:noVBand="1" w:val="04A0"/>
       </w:tblPr>
       <w:tblGrid>
-        <w:gridCol w:w="2160"/>
-        <w:gridCol w:w="2160"/>
-        <w:gridCol w:w="2160"/>
-        <w:gridCol w:w="2160"/>
+        <w:gridCol w:w="2880"/>
+        <w:gridCol w:w="2880"/>
+        <w:gridCol w:w="2880"/>
       </w:tblGrid>
       <w:tr>
         <w:tc>
           <w:tcPr>
-            <w:tcW w:type="dxa" w:w="2160"/>
+            <w:tcW w:type="dxa" w:w="2880"/>
           </w:tcPr>
           <w:p>
             <w:r>
               <w:rPr>
                 <w:b/>
               </w:rPr>
-              <w:t>Doctrine</w:t>
-            </w:r>
-          </w:p>
-        </w:tc>
-        <w:tc>
-          <w:tcPr>
-            <w:tcW w:type="dxa" w:w="2160"/>
+              <w:t>Critère prioritaire</w:t>
+            </w:r>
+          </w:p>
+        </w:tc>
+        <w:tc>
+          <w:tcPr>
+            <w:tcW w:type="dxa" w:w="2880"/>
           </w:tcPr>
           <w:p>
             <w:r>
               <w:rPr>
                 <w:b/>
               </w:rPr>
-              <w:t>Coût moyen</w:t>
-            </w:r>
-          </w:p>
-        </w:tc>
-        <w:tc>
-          <w:tcPr>
-            <w:tcW w:type="dxa" w:w="2160"/>
+              <w:t>Doctrine optimale</w:t>
+            </w:r>
+          </w:p>
+        </w:tc>
+        <w:tc>
+          <w:tcPr>
+            <w:tcW w:type="dxa" w:w="2880"/>
           </w:tcPr>
           <w:p>
             <w:r>
               <w:rPr>
                 <w:b/>
               </w:rPr>
-              <w:t>Lead time</w:t>
-            </w:r>
-          </w:p>
-        </w:tc>
-        <w:tc>
-          <w:tcPr>
-            <w:tcW w:type="dxa" w:w="2160"/>
-          </w:tcPr>
-          <w:p>
-            <w:r>
-              <w:rPr>
-                <w:b/>
-              </w:rPr>
-              <w:t>Δ vs OF</w:t>
+              <w:t>Compromis</w:t>
             </w:r>
           </w:p>
         </w:tc>
@@ -13906,41 +13512,31 @@
       <w:tr>
         <w:tc>
           <w:tcPr>
-            <w:tcW w:type="dxa" w:w="2160"/>
-          </w:tcPr>
-          <w:p>
-            <w:r>
-              <w:t>OF (SLACK+FIFO)</w:t>
-            </w:r>
-          </w:p>
-        </w:tc>
-        <w:tc>
-          <w:tcPr>
-            <w:tcW w:type="dxa" w:w="2160"/>
-          </w:tcPr>
-          <w:p>
-            <w:r>
-              <w:t>130 089 €</w:t>
-            </w:r>
-          </w:p>
-        </w:tc>
-        <w:tc>
-          <w:tcPr>
-            <w:tcW w:type="dxa" w:w="2160"/>
-          </w:tcPr>
-          <w:p>
-            <w:r>
-              <w:t>7.72 j</w:t>
-            </w:r>
-          </w:p>
-        </w:tc>
-        <w:tc>
-          <w:tcPr>
-            <w:tcW w:type="dxa" w:w="2160"/>
-          </w:tcPr>
-          <w:p>
-            <w:r>
-              <w:t>0 (réf)</w:t>
+            <w:tcW w:type="dxa" w:w="2880"/>
+          </w:tcPr>
+          <w:p>
+            <w:r>
+              <w:t>**Coût opérationnel**</w:t>
+            </w:r>
+          </w:p>
+        </w:tc>
+        <w:tc>
+          <w:tcPr>
+            <w:tcW w:type="dxa" w:w="2880"/>
+          </w:tcPr>
+          <w:p>
+            <w:r>
+              <w:t>EVENT &gt; FLUX &gt; OF+EVENT &gt; OF</w:t>
+            </w:r>
+          </w:p>
+        </w:tc>
+        <w:tc>
+          <w:tcPr>
+            <w:tcW w:type="dxa" w:w="2880"/>
+          </w:tcPr>
+          <w:p>
+            <w:r>
+              <w:t>mesuré §24.2 / §24.6</w:t>
             </w:r>
           </w:p>
         </w:tc>
@@ -13948,41 +13544,31 @@
       <w:tr>
         <w:tc>
           <w:tcPr>
-            <w:tcW w:type="dxa" w:w="2160"/>
-          </w:tcPr>
-          <w:p>
-            <w:r>
-              <w:t>**OF_MILP (CP-SAT)**</w:t>
-            </w:r>
-          </w:p>
-        </w:tc>
-        <w:tc>
-          <w:tcPr>
-            <w:tcW w:type="dxa" w:w="2160"/>
-          </w:tcPr>
-          <w:p>
-            <w:r>
-              <w:t>**129 959 €**</w:t>
-            </w:r>
-          </w:p>
-        </w:tc>
-        <w:tc>
-          <w:tcPr>
-            <w:tcW w:type="dxa" w:w="2160"/>
-          </w:tcPr>
-          <w:p>
-            <w:r>
-              <w:t>**6.86 j**</w:t>
-            </w:r>
-          </w:p>
-        </w:tc>
-        <w:tc>
-          <w:tcPr>
-            <w:tcW w:type="dxa" w:w="2160"/>
-          </w:tcPr>
-          <w:p>
-            <w:r>
-              <w:t>**−131 € (−0.1 %)**</w:t>
+            <w:tcW w:type="dxa" w:w="2880"/>
+          </w:tcPr>
+          <w:p>
+            <w:r>
+              <w:t>**Ontime strict (tol=0)**</w:t>
+            </w:r>
+          </w:p>
+        </w:tc>
+        <w:tc>
+          <w:tcPr>
+            <w:tcW w:type="dxa" w:w="2880"/>
+          </w:tcPr>
+          <w:p>
+            <w:r>
+              <w:t>**OF / OF+EVENT** &gt; EVENT &gt; FLUX</w:t>
+            </w:r>
+          </w:p>
+        </w:tc>
+        <w:tc>
+          <w:tcPr>
+            <w:tcW w:type="dxa" w:w="2880"/>
+          </w:tcPr>
+          <w:p>
+            <w:r>
+              <w:t>mesure Point 2 ci-dessus</w:t>
             </w:r>
           </w:p>
         </w:tc>
@@ -13990,83 +13576,31 @@
       <w:tr>
         <w:tc>
           <w:tcPr>
-            <w:tcW w:type="dxa" w:w="2160"/>
-          </w:tcPr>
-          <w:p>
-            <w:r>
-              <w:t>FLUX</w:t>
-            </w:r>
-          </w:p>
-        </w:tc>
-        <w:tc>
-          <w:tcPr>
-            <w:tcW w:type="dxa" w:w="2160"/>
-          </w:tcPr>
-          <w:p>
-            <w:r>
-              <w:t>95 261 €</w:t>
-            </w:r>
-          </w:p>
-        </w:tc>
-        <w:tc>
-          <w:tcPr>
-            <w:tcW w:type="dxa" w:w="2160"/>
-          </w:tcPr>
-          <w:p>
-            <w:r>
-              <w:t>4.63 j</w:t>
-            </w:r>
-          </w:p>
-        </w:tc>
-        <w:tc>
-          <w:tcPr>
-            <w:tcW w:type="dxa" w:w="2160"/>
-          </w:tcPr>
-          <w:p>
-            <w:r>
-              <w:t>**−34 828 €**</w:t>
-            </w:r>
-          </w:p>
-        </w:tc>
-      </w:tr>
-      <w:tr>
-        <w:tc>
-          <w:tcPr>
-            <w:tcW w:type="dxa" w:w="2160"/>
-          </w:tcPr>
-          <w:p>
-            <w:r>
-              <w:t>EVENT</w:t>
-            </w:r>
-          </w:p>
-        </w:tc>
-        <w:tc>
-          <w:tcPr>
-            <w:tcW w:type="dxa" w:w="2160"/>
-          </w:tcPr>
-          <w:p>
-            <w:r>
-              <w:t>90 792 €</w:t>
-            </w:r>
-          </w:p>
-        </w:tc>
-        <w:tc>
-          <w:tcPr>
-            <w:tcW w:type="dxa" w:w="2160"/>
-          </w:tcPr>
-          <w:p>
-            <w:r>
-              <w:t>4.51 j</w:t>
-            </w:r>
-          </w:p>
-        </w:tc>
-        <w:tc>
-          <w:tcPr>
-            <w:tcW w:type="dxa" w:w="2160"/>
-          </w:tcPr>
-          <w:p>
-            <w:r>
-              <w:t>**−39 297 €**</w:t>
+            <w:tcW w:type="dxa" w:w="2880"/>
+          </w:tcPr>
+          <w:p>
+            <w:r>
+              <w:t>**Ontime modéré (tol=3)**</w:t>
+            </w:r>
+          </w:p>
+        </w:tc>
+        <w:tc>
+          <w:tcPr>
+            <w:tcW w:type="dxa" w:w="2880"/>
+          </w:tcPr>
+          <w:p>
+            <w:r>
+              <w:t>Tous équivalents &gt; 95 %</w:t>
+            </w:r>
+          </w:p>
+        </w:tc>
+        <w:tc>
+          <w:tcPr>
+            <w:tcW w:type="dxa" w:w="2880"/>
+          </w:tcPr>
+          <w:p>
+            <w:r>
+              <w:t>seuil pratique</w:t>
             </w:r>
           </w:p>
         </w:tc>
@@ -14074,27 +13608,129 @@
     </w:tbl>
     <w:p>
       <w:r>
-        <w:t>Le solveur CP-SAT améliore le lead time de 11 % mais ne change pas</w:t>
-      </w:r>
-    </w:p>
-    <w:p>
-      <w:r>
-        <w:t>le coût (-0.1 % dans le bruit statistique). **Le gain doctrinal</w:t>
-      </w:r>
-    </w:p>
-    <w:p>
-      <w:r>
-        <w:t>FLUX/EVENT vs OF n'est pas un artefact de baseline** : il provient</w:t>
-      </w:r>
-    </w:p>
-    <w:p>
-      <w:r>
-        <w:t>de l'architecture (lissage + freeze + tampons) qu'un solveur</w:t>
-      </w:r>
-    </w:p>
-    <w:p>
-      <w:r>
-        <w:t>ponctuel n'imite pas.</w:t>
+        <w:t>Implication industrielle :</w:t>
+      </w:r>
+    </w:p>
+    <w:p>
+      <w:pPr>
+        <w:pStyle w:val="ListBullet"/>
+      </w:pPr>
+      <w:r>
+        <w:t>**Industries à tolérance large** (consumer, biens d'équipement) :</w:t>
+      </w:r>
+    </w:p>
+    <w:p>
+      <w:r>
+        <w:t xml:space="preserve">  doctrine flux (EVENT) optimale — gain coût sans perte ontime.</w:t>
+      </w:r>
+    </w:p>
+    <w:p>
+      <w:pPr>
+        <w:pStyle w:val="ListBullet"/>
+      </w:pPr>
+      <w:r>
+        <w:t>**Industries à tolérance stricte** (aéronautique, médical, automobile) :</w:t>
+      </w:r>
+    </w:p>
+    <w:p>
+      <w:r>
+        <w:t xml:space="preserve">  OF+EVENT préférable — préserve l'ontime (100 %) et ajoute la</w:t>
+      </w:r>
+    </w:p>
+    <w:p>
+      <w:r>
+        <w:t xml:space="preserve">  traçabilité event sourcing, au prix d'un coût plus élevé que FLUX/EVENT.</w:t>
+      </w:r>
+    </w:p>
+    <w:p>
+      <w:r>
+        <w:t>Cette mesure complète et nuance les conclusions §24.2-§24.6 :</w:t>
+      </w:r>
+    </w:p>
+    <w:p>
+      <w:r>
+        <w:t>les gains coût du flux ne sont pas gratuits — ils s'achètent</w:t>
+      </w:r>
+    </w:p>
+    <w:p>
+      <w:r>
+        <w:t>contre une fraction de retards ontime que les ateliers à due_date</w:t>
+      </w:r>
+    </w:p>
+    <w:p>
+      <w:r>
+        <w:t>serrées ne peuvent absorber.</w:t>
+      </w:r>
+    </w:p>
+    <w:p>
+      <w:pPr>
+        <w:jc w:val="center"/>
+      </w:pPr>
+      <w:r>
+        <w:drawing>
+          <wp:inline xmlns:a="http://schemas.openxmlformats.org/drawingml/2006/main" xmlns:pic="http://schemas.openxmlformats.org/drawingml/2006/picture">
+            <wp:extent cx="5669280" cy="1824299"/>
+            <wp:docPr id="11" name="Picture 11"/>
+            <wp:cNvGraphicFramePr>
+              <a:graphicFrameLocks noChangeAspect="1"/>
+            </wp:cNvGraphicFramePr>
+            <a:graphic>
+              <a:graphicData uri="http://schemas.openxmlformats.org/drawingml/2006/picture">
+                <pic:pic>
+                  <pic:nvPicPr>
+                    <pic:cNvPr id="0" name="point2_real_disponibility.png"/>
+                    <pic:cNvPicPr/>
+                  </pic:nvPicPr>
+                  <pic:blipFill>
+                    <a:blip r:embed="rId19"/>
+                    <a:stretch>
+                      <a:fillRect/>
+                    </a:stretch>
+                  </pic:blipFill>
+                  <pic:spPr>
+                    <a:xfrm>
+                      <a:off x="0" y="0"/>
+                      <a:ext cx="5669280" cy="1824299"/>
+                    </a:xfrm>
+                    <a:prstGeom prst="rect"/>
+                  </pic:spPr>
+                </pic:pic>
+              </a:graphicData>
+            </a:graphic>
+          </wp:inline>
+        </w:drawing>
+      </w:r>
+    </w:p>
+    <w:p>
+      <w:pPr>
+        <w:jc w:val="center"/>
+      </w:pPr>
+      <w:r>
+        <w:rPr>
+          <w:i/>
+          <w:sz w:val="18"/>
+        </w:rPr>
+        <w:t>Disponibilité SO-level réelle vs OF-level biaisée — 3 tolérances × cascade</w:t>
+      </w:r>
+    </w:p>
+    <w:p>
+      <w:r>
+        <w:t>Limite assumée : ce résultat est mesuré uniquement sur la</w:t>
+      </w:r>
+    </w:p>
+    <w:p>
+      <w:r>
+        <w:t>cascade de pannes synthétiques. Il faudrait répliquer sur des</w:t>
+      </w:r>
+    </w:p>
+    <w:p>
+      <w:r>
+        <w:t>scénarios industriels réels (mix demande, aléas calibrés) pour</w:t>
+      </w:r>
+    </w:p>
+    <w:p>
+      <w:r>
+        <w:t>confirmer le trade-off.</w:t>
       </w:r>
     </w:p>
     <w:p>
@@ -14102,257 +13738,12 @@
         <w:pStyle w:val="Heading3"/>
       </w:pPr>
       <w:r>
-        <w:t>§24.11.2 Sensibilité paramétrique (480 runs)</w:t>
-      </w:r>
-    </w:p>
-    <w:p>
-      <w:r>
-        <w:t>Sur 3 paramètres × 4 niveaux (faible / moyen / élevé / extrême), le</w:t>
-      </w:r>
-    </w:p>
-    <w:p>
-      <w:r>
-        <w:t>gain FLUX vs OF est mesuré positif sur les 12 cellules, entre</w:t>
-      </w:r>
-    </w:p>
-    <w:p>
-      <w:r>
-        <w:t>−7.8 % et −31.7 %. Robustesse du gain :</w:t>
-      </w:r>
-    </w:p>
-    <w:tbl>
-      <w:tblPr>
-        <w:tblStyle w:val="LightGrid-Accent1"/>
-        <w:tblW w:type="auto" w:w="0"/>
-        <w:tblLook w:firstColumn="1" w:firstRow="1" w:lastColumn="0" w:lastRow="0" w:noHBand="0" w:noVBand="1" w:val="04A0"/>
-      </w:tblPr>
-      <w:tblGrid>
-        <w:gridCol w:w="2160"/>
-        <w:gridCol w:w="2160"/>
-        <w:gridCol w:w="2160"/>
-        <w:gridCol w:w="2160"/>
-      </w:tblGrid>
-      <w:tr>
-        <w:tc>
-          <w:tcPr>
-            <w:tcW w:type="dxa" w:w="2160"/>
-          </w:tcPr>
-          <w:p>
-            <w:r>
-              <w:rPr>
-                <w:b/>
-              </w:rPr>
-              <w:t>Paramètre</w:t>
-            </w:r>
-          </w:p>
-        </w:tc>
-        <w:tc>
-          <w:tcPr>
-            <w:tcW w:type="dxa" w:w="2160"/>
-          </w:tcPr>
-          <w:p>
-            <w:r>
-              <w:rPr>
-                <w:b/>
-              </w:rPr>
-              <w:t>Gain FLUX vs OF min</w:t>
-            </w:r>
-          </w:p>
-        </w:tc>
-        <w:tc>
-          <w:tcPr>
-            <w:tcW w:type="dxa" w:w="2160"/>
-          </w:tcPr>
-          <w:p>
-            <w:r>
-              <w:rPr>
-                <w:b/>
-              </w:rPr>
-              <w:t>max</w:t>
-            </w:r>
-          </w:p>
-        </w:tc>
-        <w:tc>
-          <w:tcPr>
-            <w:tcW w:type="dxa" w:w="2160"/>
-          </w:tcPr>
-          <w:p>
-            <w:r>
-              <w:rPr>
-                <w:b/>
-              </w:rPr>
-              <w:t>Tendance</w:t>
-            </w:r>
-          </w:p>
-        </w:tc>
-      </w:tr>
-      <w:tr>
-        <w:tc>
-          <w:tcPr>
-            <w:tcW w:type="dxa" w:w="2160"/>
-          </w:tcPr>
-          <w:p>
-            <w:r>
-              <w:t>Intensité scrap</w:t>
-            </w:r>
-          </w:p>
-        </w:tc>
-        <w:tc>
-          <w:tcPr>
-            <w:tcW w:type="dxa" w:w="2160"/>
-          </w:tcPr>
-          <w:p>
-            <w:r>
-              <w:t>−10.9 %</w:t>
-            </w:r>
-          </w:p>
-        </w:tc>
-        <w:tc>
-          <w:tcPr>
-            <w:tcW w:type="dxa" w:w="2160"/>
-          </w:tcPr>
-          <w:p>
-            <w:r>
-              <w:t>−26.7 %</w:t>
-            </w:r>
-          </w:p>
-        </w:tc>
-        <w:tc>
-          <w:tcPr>
-            <w:tcW w:type="dxa" w:w="2160"/>
-          </w:tcPr>
-          <w:p>
-            <w:r>
-              <w:t>gain ↓ si scrap ↑</w:t>
-            </w:r>
-          </w:p>
-        </w:tc>
-      </w:tr>
-      <w:tr>
-        <w:tc>
-          <w:tcPr>
-            <w:tcW w:type="dxa" w:w="2160"/>
-          </w:tcPr>
-          <w:p>
-            <w:r>
-              <w:t>Horizon planification</w:t>
-            </w:r>
-          </w:p>
-        </w:tc>
-        <w:tc>
-          <w:tcPr>
-            <w:tcW w:type="dxa" w:w="2160"/>
-          </w:tcPr>
-          <w:p>
-            <w:r>
-              <w:t>−19.9 %</w:t>
-            </w:r>
-          </w:p>
-        </w:tc>
-        <w:tc>
-          <w:tcPr>
-            <w:tcW w:type="dxa" w:w="2160"/>
-          </w:tcPr>
-          <w:p>
-            <w:r>
-              <w:t>−31.7 %</w:t>
-            </w:r>
-          </w:p>
-        </w:tc>
-        <w:tc>
-          <w:tcPr>
-            <w:tcW w:type="dxa" w:w="2160"/>
-          </w:tcPr>
-          <w:p>
-            <w:r>
-              <w:t>gain ↑ si horizon ↓</w:t>
-            </w:r>
-          </w:p>
-        </w:tc>
-      </w:tr>
-      <w:tr>
-        <w:tc>
-          <w:tcPr>
-            <w:tcW w:type="dxa" w:w="2160"/>
-          </w:tcPr>
-          <w:p>
-            <w:r>
-              <w:t>Nombre d'aléas</w:t>
-            </w:r>
-          </w:p>
-        </w:tc>
-        <w:tc>
-          <w:tcPr>
-            <w:tcW w:type="dxa" w:w="2160"/>
-          </w:tcPr>
-          <w:p>
-            <w:r>
-              <w:t>−7.8 %</w:t>
-            </w:r>
-          </w:p>
-        </w:tc>
-        <w:tc>
-          <w:tcPr>
-            <w:tcW w:type="dxa" w:w="2160"/>
-          </w:tcPr>
-          <w:p>
-            <w:r>
-              <w:t>−25.8 %</w:t>
-            </w:r>
-          </w:p>
-        </w:tc>
-        <w:tc>
-          <w:tcPr>
-            <w:tcW w:type="dxa" w:w="2160"/>
-          </w:tcPr>
-          <w:p>
-            <w:r>
-              <w:t>gain ↓ si aléas ↑</w:t>
-            </w:r>
-          </w:p>
-        </w:tc>
-      </w:tr>
-    </w:tbl>
-    <w:p>
-      <w:r>
-        <w:t>Le gain doctrinal n'est pas un artefact de paramètres choisis :</w:t>
-      </w:r>
-    </w:p>
-    <w:p>
-      <w:r>
-        <w:t>il est robuste sur 4 niveaux d'intensité couvrant 1 ordre de grandeur</w:t>
-      </w:r>
-    </w:p>
-    <w:p>
-      <w:r>
-        <w:t>par paramètre.</w:t>
-      </w:r>
-    </w:p>
-    <w:p/>
-    <w:p>
-      <w:pPr>
-        <w:pStyle w:val="Heading2"/>
-      </w:pPr>
-      <w:r>
-        <w:t>§28. Architecture cybernétique étendue V12 (extension doctrinale)</w:t>
-      </w:r>
-    </w:p>
-    <w:p>
-      <w:pPr>
-        <w:pStyle w:val="Heading3"/>
-      </w:pPr>
-      <w:r>
-        <w:t>§28.1 Motivation</w:t>
-      </w:r>
-    </w:p>
-    <w:p>
-      <w:r>
-        <w:t>Au-delà de la doctrine V0→V11 mesurée dans cette étude, plusieurs</w:t>
-      </w:r>
-    </w:p>
-    <w:p>
-      <w:r>
-        <w:t>limites structurelles ont été identifiées :</w:t>
+        <w:t>§24.10.1 Lectures clés des matrices</w:t>
+      </w:r>
+    </w:p>
+    <w:p>
+      <w:r>
+        <w:t>1. Quelle paire est la plus coûteuse ?</w:t>
       </w:r>
     </w:p>
     <w:p>
@@ -14360,12 +13751,22 @@
         <w:pStyle w:val="ListBullet"/>
       </w:pPr>
       <w:r>
-        <w:t>La doctrine **applique automatiquement** toute décision V3 (V3</w:t>
-      </w:r>
-    </w:p>
-    <w:p>
-      <w:r>
-        <w:t xml:space="preserve">  actionnel L8.1), même celles à fort impact systémique.</w:t>
+        <w:t>**Logi × Dem** sur la doctrine FLUX = amplification **×2.20** : un</w:t>
+      </w:r>
+    </w:p>
+    <w:p>
+      <w:r>
+        <w:t xml:space="preserve">  blocage logistique combiné à une commande urgente fait plus du</w:t>
+      </w:r>
+    </w:p>
+    <w:p>
+      <w:r>
+        <w:t xml:space="preserve">  double de la moyenne des deux pris seuls. C'est la paire la plus</w:t>
+      </w:r>
+    </w:p>
+    <w:p>
+      <w:r>
+        <w:t xml:space="preserve">  dommageable de toute l'étude.</w:t>
       </w:r>
     </w:p>
     <w:p>
@@ -14373,12 +13774,22 @@
         <w:pStyle w:val="ListBullet"/>
       </w:pPr>
       <w:r>
-        <w:t>Aucune **validation humaine** n'est requise, même pour les</w:t>
-      </w:r>
-    </w:p>
-    <w:p>
-      <w:r>
-        <w:t xml:space="preserve">  replanifications globales.</w:t>
+        <w:t>Sur EVENT, la même paire Logi × Dem n'est qu'à ×1.16 : l'event</w:t>
+      </w:r>
+    </w:p>
+    <w:p>
+      <w:r>
+        <w:t xml:space="preserve">  sourcing détecte le blocage et déclenche la régulation avant</w:t>
+      </w:r>
+    </w:p>
+    <w:p>
+      <w:r>
+        <w:t xml:space="preserve">  l'amplification.</w:t>
+      </w:r>
+    </w:p>
+    <w:p>
+      <w:r>
+        <w:t>2. Quelle paire est la plus longue à récupérer ?</w:t>
       </w:r>
     </w:p>
     <w:p>
@@ -14386,35 +13797,73 @@
         <w:pStyle w:val="ListBullet"/>
       </w:pPr>
       <w:r>
-        <w:t>Aucune **gradation d'autonomie** explicite : tout est soit</w:t>
-      </w:r>
-    </w:p>
-    <w:p>
-      <w:r>
-        <w:t xml:space="preserve">  autonome, soit hors du système.</w:t>
-      </w:r>
-    </w:p>
-    <w:p>
-      <w:r>
-        <w:t>L'architecture V12 cybernétique étendue introduit une matrice à</w:t>
-      </w:r>
-    </w:p>
-    <w:p>
-      <w:r>
-        <w:t>4 niveaux d'autonomie qui couvre l'éventail allant de l'absorption</w:t>
-      </w:r>
-    </w:p>
-    <w:p>
-      <w:r>
-        <w:t>silencieuse à la validation supervisor.</w:t>
+        <w:t>**Appro × Dem** = **6.8 jours** sur FLUX **et sur EVENT**. C'est</w:t>
+      </w:r>
+    </w:p>
+    <w:p>
+      <w:r>
+        <w:t xml:space="preserve">  le temps de récupération maximal mesuré dans l'étude. Cette paire</w:t>
+      </w:r>
+    </w:p>
+    <w:p>
+      <w:r>
+        <w:t xml:space="preserve">  résiste à toutes les doctrines, y compris la plus résiliente.</w:t>
       </w:r>
     </w:p>
     <w:p>
       <w:pPr>
-        <w:pStyle w:val="Heading3"/>
+        <w:pStyle w:val="ListBullet"/>
       </w:pPr>
       <w:r>
-        <w:t>§28.2 Quatre niveaux d'autonomie</w:t>
+        <w:t>L'interprétation est intuitive : commande urgente + composant</w:t>
+      </w:r>
+    </w:p>
+    <w:p>
+      <w:r>
+        <w:t xml:space="preserve">  manquant à l'approvisionnement = besoin d'une matière qu'on n'a</w:t>
+      </w:r>
+    </w:p>
+    <w:p>
+      <w:r>
+        <w:t xml:space="preserve">  pas, immédiatement. **Aucune doctrine de pilotage ne crée de la</w:t>
+      </w:r>
+    </w:p>
+    <w:p>
+      <w:r>
+        <w:t xml:space="preserve">  matière** ; elle peut seulement optimiser son utilisation. C'est</w:t>
+      </w:r>
+    </w:p>
+    <w:p>
+      <w:r>
+        <w:t xml:space="preserve">  une limite intrinsèque du pilotage de flux, pas une faiblesse</w:t>
+      </w:r>
+    </w:p>
+    <w:p>
+      <w:r>
+        <w:t xml:space="preserve">  d'implémentation.</w:t>
+      </w:r>
+    </w:p>
+    <w:p>
+      <w:pPr>
+        <w:pStyle w:val="ListBullet"/>
+      </w:pPr>
+      <w:r>
+        <w:t>OF/OF+EVENT ont des recoveries plus uniformes (5.5-6.6j sur</w:t>
+      </w:r>
+    </w:p>
+    <w:p>
+      <w:r>
+        <w:t xml:space="preserve">  toutes paires) parce qu'ils ne se relèvent jamais vite — ils n'ont</w:t>
+      </w:r>
+    </w:p>
+    <w:p>
+      <w:r>
+        <w:t xml:space="preserve">  pas de mécanique d'absorption (smoothing) qui crée la variance.</w:t>
+      </w:r>
+    </w:p>
+    <w:p>
+      <w:r>
+        <w:t>3. Quelle est la durée d'un retour à la normale ?</w:t>
       </w:r>
     </w:p>
     <w:tbl>
@@ -14440,6 +13889,1138 @@
               <w:rPr>
                 <w:b/>
               </w:rPr>
+              <w:t>Doctrine</w:t>
+            </w:r>
+          </w:p>
+        </w:tc>
+        <w:tc>
+          <w:tcPr>
+            <w:tcW w:type="dxa" w:w="1728"/>
+          </w:tcPr>
+          <w:p>
+            <w:r>
+              <w:rPr>
+                <w:b/>
+              </w:rPr>
+              <w:t>Min</w:t>
+            </w:r>
+          </w:p>
+        </w:tc>
+        <w:tc>
+          <w:tcPr>
+            <w:tcW w:type="dxa" w:w="1728"/>
+          </w:tcPr>
+          <w:p>
+            <w:r>
+              <w:rPr>
+                <w:b/>
+              </w:rPr>
+              <w:t>Médiane</w:t>
+            </w:r>
+          </w:p>
+        </w:tc>
+        <w:tc>
+          <w:tcPr>
+            <w:tcW w:type="dxa" w:w="1728"/>
+          </w:tcPr>
+          <w:p>
+            <w:r>
+              <w:rPr>
+                <w:b/>
+              </w:rPr>
+              <w:t>Max</w:t>
+            </w:r>
+          </w:p>
+        </w:tc>
+        <w:tc>
+          <w:tcPr>
+            <w:tcW w:type="dxa" w:w="1728"/>
+          </w:tcPr>
+          <w:p>
+            <w:r>
+              <w:rPr>
+                <w:b/>
+              </w:rPr>
+              <w:t>Paire max</w:t>
+            </w:r>
+          </w:p>
+        </w:tc>
+      </w:tr>
+      <w:tr>
+        <w:tc>
+          <w:tcPr>
+            <w:tcW w:type="dxa" w:w="1728"/>
+          </w:tcPr>
+          <w:p>
+            <w:r>
+              <w:t>OF</w:t>
+            </w:r>
+          </w:p>
+        </w:tc>
+        <w:tc>
+          <w:tcPr>
+            <w:tcW w:type="dxa" w:w="1728"/>
+          </w:tcPr>
+          <w:p>
+            <w:r>
+              <w:t>4.8</w:t>
+            </w:r>
+          </w:p>
+        </w:tc>
+        <w:tc>
+          <w:tcPr>
+            <w:tcW w:type="dxa" w:w="1728"/>
+          </w:tcPr>
+          <w:p>
+            <w:r>
+              <w:t>5.7</w:t>
+            </w:r>
+          </w:p>
+        </w:tc>
+        <w:tc>
+          <w:tcPr>
+            <w:tcW w:type="dxa" w:w="1728"/>
+          </w:tcPr>
+          <w:p>
+            <w:r>
+              <w:t>6.6</w:t>
+            </w:r>
+          </w:p>
+        </w:tc>
+        <w:tc>
+          <w:tcPr>
+            <w:tcW w:type="dxa" w:w="1728"/>
+          </w:tcPr>
+          <w:p>
+            <w:r>
+              <w:t>Appro × Prod</w:t>
+            </w:r>
+          </w:p>
+        </w:tc>
+      </w:tr>
+      <w:tr>
+        <w:tc>
+          <w:tcPr>
+            <w:tcW w:type="dxa" w:w="1728"/>
+          </w:tcPr>
+          <w:p>
+            <w:r>
+              <w:t>**FLUX**</w:t>
+            </w:r>
+          </w:p>
+        </w:tc>
+        <w:tc>
+          <w:tcPr>
+            <w:tcW w:type="dxa" w:w="1728"/>
+          </w:tcPr>
+          <w:p>
+            <w:r>
+              <w:t>**2.4**</w:t>
+            </w:r>
+          </w:p>
+        </w:tc>
+        <w:tc>
+          <w:tcPr>
+            <w:tcW w:type="dxa" w:w="1728"/>
+          </w:tcPr>
+          <w:p>
+            <w:r>
+              <w:t>4.0</w:t>
+            </w:r>
+          </w:p>
+        </w:tc>
+        <w:tc>
+          <w:tcPr>
+            <w:tcW w:type="dxa" w:w="1728"/>
+          </w:tcPr>
+          <w:p>
+            <w:r>
+              <w:t>6.8</w:t>
+            </w:r>
+          </w:p>
+        </w:tc>
+        <w:tc>
+          <w:tcPr>
+            <w:tcW w:type="dxa" w:w="1728"/>
+          </w:tcPr>
+          <w:p>
+            <w:r>
+              <w:t>Appro × Dem</w:t>
+            </w:r>
+          </w:p>
+        </w:tc>
+      </w:tr>
+      <w:tr>
+        <w:tc>
+          <w:tcPr>
+            <w:tcW w:type="dxa" w:w="1728"/>
+          </w:tcPr>
+          <w:p>
+            <w:r>
+              <w:t>OF+EVENT</w:t>
+            </w:r>
+          </w:p>
+        </w:tc>
+        <w:tc>
+          <w:tcPr>
+            <w:tcW w:type="dxa" w:w="1728"/>
+          </w:tcPr>
+          <w:p>
+            <w:r>
+              <w:t>5.2</w:t>
+            </w:r>
+          </w:p>
+        </w:tc>
+        <w:tc>
+          <w:tcPr>
+            <w:tcW w:type="dxa" w:w="1728"/>
+          </w:tcPr>
+          <w:p>
+            <w:r>
+              <w:t>5.8</w:t>
+            </w:r>
+          </w:p>
+        </w:tc>
+        <w:tc>
+          <w:tcPr>
+            <w:tcW w:type="dxa" w:w="1728"/>
+          </w:tcPr>
+          <w:p>
+            <w:r>
+              <w:t>6.2</w:t>
+            </w:r>
+          </w:p>
+        </w:tc>
+        <w:tc>
+          <w:tcPr>
+            <w:tcW w:type="dxa" w:w="1728"/>
+          </w:tcPr>
+          <w:p>
+            <w:r>
+              <w:t>Logi × Dem</w:t>
+            </w:r>
+          </w:p>
+        </w:tc>
+      </w:tr>
+      <w:tr>
+        <w:tc>
+          <w:tcPr>
+            <w:tcW w:type="dxa" w:w="1728"/>
+          </w:tcPr>
+          <w:p>
+            <w:r>
+              <w:t>**EVENT**</w:t>
+            </w:r>
+          </w:p>
+        </w:tc>
+        <w:tc>
+          <w:tcPr>
+            <w:tcW w:type="dxa" w:w="1728"/>
+          </w:tcPr>
+          <w:p>
+            <w:r>
+              <w:t>**2.4**</w:t>
+            </w:r>
+          </w:p>
+        </w:tc>
+        <w:tc>
+          <w:tcPr>
+            <w:tcW w:type="dxa" w:w="1728"/>
+          </w:tcPr>
+          <w:p>
+            <w:r>
+              <w:t>2.8</w:t>
+            </w:r>
+          </w:p>
+        </w:tc>
+        <w:tc>
+          <w:tcPr>
+            <w:tcW w:type="dxa" w:w="1728"/>
+          </w:tcPr>
+          <w:p>
+            <w:r>
+              <w:t>6.8</w:t>
+            </w:r>
+          </w:p>
+        </w:tc>
+        <w:tc>
+          <w:tcPr>
+            <w:tcW w:type="dxa" w:w="1728"/>
+          </w:tcPr>
+          <w:p>
+            <w:r>
+              <w:t>Appro × Dem</w:t>
+            </w:r>
+          </w:p>
+        </w:tc>
+      </w:tr>
+    </w:tbl>
+    <w:p>
+      <w:pPr>
+        <w:pStyle w:val="ListBullet"/>
+      </w:pPr>
+      <w:r>
+        <w:t>FLUX et EVENT récupèrent en 2.4 jours sur les paires « bénignes »</w:t>
+      </w:r>
+    </w:p>
+    <w:p>
+      <w:r>
+        <w:t xml:space="preserve">  (toutes les paires sans dimension demande sont absorbées par</w:t>
+      </w:r>
+    </w:p>
+    <w:p>
+      <w:r>
+        <w:t xml:space="preserve">  smoothing seul).</w:t>
+      </w:r>
+    </w:p>
+    <w:p>
+      <w:pPr>
+        <w:pStyle w:val="ListBullet"/>
+      </w:pPr>
+      <w:r>
+        <w:t>Dès qu'une **commande urgente** apparaît, le retour à la normale</w:t>
+      </w:r>
+    </w:p>
+    <w:p>
+      <w:r>
+        <w:t xml:space="preserve">  monte à 5–7 j sur toutes les doctrines : la dimension demande</w:t>
+      </w:r>
+    </w:p>
+    <w:p>
+      <w:r>
+        <w:t xml:space="preserve">  consomme l'horizon, donc on ne peut pas amortir.</w:t>
+      </w:r>
+    </w:p>
+    <w:p>
+      <w:r>
+        <w:t>4. Que peut-on dire sur le pilotage des flux industriels en lean ?</w:t>
+      </w:r>
+    </w:p>
+    <w:p>
+      <w:r>
+        <w:t>L'étude confirme expérimentalement quatre principes lean classiques :</w:t>
+      </w:r>
+    </w:p>
+    <w:p>
+      <w:r>
+        <w:t>a) Le flux contractualisé absorbe l'amplitude. Sur les paires</w:t>
+      </w:r>
+    </w:p>
+    <w:p>
+      <w:r>
+        <w:t xml:space="preserve">   sans Demande, FLUX et EVENT amplifient le coût ≤ 1.20 vs OF/OF+EVENT</w:t>
+      </w:r>
+    </w:p>
+    <w:p>
+      <w:r>
+        <w:t xml:space="preserve">   qui montent à 1.49. Le smoothing étale la charge — un choc</w:t>
+      </w:r>
+    </w:p>
+    <w:p>
+      <w:r>
+        <w:t xml:space="preserve">   ponctuel se distribue sur l'horizon au lieu de saturer le goulot.</w:t>
+      </w:r>
+    </w:p>
+    <w:p>
+      <w:r>
+        <w:t>b) L'event sourcing absorbe l'interaction. L'écart FLUX → EVENT</w:t>
+      </w:r>
+    </w:p>
+    <w:p>
+      <w:r>
+        <w:t xml:space="preserve">   sur la paire pivot Logi × Dem est saisissant : ×2.20 → ×1.16.</w:t>
+      </w:r>
+    </w:p>
+    <w:p>
+      <w:r>
+        <w:t xml:space="preserve">   La couche événementielle détecte la perturbation logistique et</w:t>
+      </w:r>
+    </w:p>
+    <w:p>
+      <w:r>
+        <w:t xml:space="preserve">   déclenche les actions correctives avant que la commande</w:t>
+      </w:r>
+    </w:p>
+    <w:p>
+      <w:r>
+        <w:t xml:space="preserve">   urgente amplifie l'effet. C'est ce que les communautés Toyota et</w:t>
+      </w:r>
+    </w:p>
+    <w:p>
+      <w:r>
+        <w:t xml:space="preserve">   Goldratt nomment respectivement « jidoka » (autonomation de la</w:t>
+      </w:r>
+    </w:p>
+    <w:p>
+      <w:r>
+        <w:t xml:space="preserve">   détection) et « buffer management » (signal goulot).</w:t>
+      </w:r>
+    </w:p>
+    <w:p>
+      <w:r>
+        <w:t>c) Approvisionnement × Demande est le mur du flux. Aucune</w:t>
+      </w:r>
+    </w:p>
+    <w:p>
+      <w:r>
+        <w:t xml:space="preserve">   doctrine, fût-elle la plus instrumentée, ne descend sous 6.8 j de</w:t>
+      </w:r>
+    </w:p>
+    <w:p>
+      <w:r>
+        <w:t xml:space="preserve">   recovery sur cette paire. C'est le seul axe où le pilotage de</w:t>
+      </w:r>
+    </w:p>
+    <w:p>
+      <w:r>
+        <w:t xml:space="preserve">   flux atteint sa limite intrinsèque : la matière manquante</w:t>
+      </w:r>
+    </w:p>
+    <w:p>
+      <w:r>
+        <w:t xml:space="preserve">   bloque physiquement la production, indépendamment de la qualité</w:t>
+      </w:r>
+    </w:p>
+    <w:p>
+      <w:r>
+        <w:t xml:space="preserve">   du pilotage. Les leviers d'amélioration sortent du périmètre</w:t>
+      </w:r>
+    </w:p>
+    <w:p>
+      <w:r>
+        <w:t xml:space="preserve">   doctrinal : double-sourcing, stock tampon stratégique, contrats</w:t>
+      </w:r>
+    </w:p>
+    <w:p>
+      <w:r>
+        <w:t xml:space="preserve">   fournisseur SLA. Lean dit la même chose : *« no flow if no</w:t>
+      </w:r>
+    </w:p>
+    <w:p>
+      <w:r>
+        <w:t xml:space="preserve">   matter »*.</w:t>
+      </w:r>
+    </w:p>
+    <w:p>
+      <w:r>
+        <w:t>d) Logistique-Logistique est curieusement le pire pour EVENT.</w:t>
+      </w:r>
+    </w:p>
+    <w:p>
+      <w:r>
+        <w:t xml:space="preserve">   La cellule diagonale Logi-Logi = ×1.52 alors que ses autres</w:t>
+      </w:r>
+    </w:p>
+    <w:p>
+      <w:r>
+        <w:t xml:space="preserve">   cellules tournent à 1.00-1.21. Interprétation : la doctrine</w:t>
+      </w:r>
+    </w:p>
+    <w:p>
+      <w:r>
+        <w:t xml:space="preserve">   EVENT compte sur les autres postes pour basculer le flux</w:t>
+      </w:r>
+    </w:p>
+    <w:p>
+      <w:r>
+        <w:t xml:space="preserve">   quand un poste est bloqué ; quand 2 postes différents sont</w:t>
+      </w:r>
+    </w:p>
+    <w:p>
+      <w:r>
+        <w:t xml:space="preserve">   bloqués en même temps, ce mécanisme de contournement s'effondre.</w:t>
+      </w:r>
+    </w:p>
+    <w:p>
+      <w:r>
+        <w:t xml:space="preserve">   C'est cohérent avec la théorie : le DBR Goldratt repose sur</w:t>
+      </w:r>
+    </w:p>
+    <w:p>
+      <w:r>
+        <w:t xml:space="preserve">   l'identification d'un goulot ; deux goulots simultanés</w:t>
+      </w:r>
+    </w:p>
+    <w:p>
+      <w:r>
+        <w:t xml:space="preserve">   bloquent la régulation.</w:t>
+      </w:r>
+    </w:p>
+    <w:p>
+      <w:r>
+        <w:t>En résumé, les flux industriels en lean **ne sont pas un mantra</w:t>
+      </w:r>
+    </w:p>
+    <w:p>
+      <w:r>
+        <w:t>magique** : ils gagnent face à OF sur les KPI moyens et la majorité</w:t>
+      </w:r>
+    </w:p>
+    <w:p>
+      <w:r>
+        <w:t>des paires, mais ils ont leurs limites — particulièrement sur les</w:t>
+      </w:r>
+    </w:p>
+    <w:p>
+      <w:r>
+        <w:t>chocs combinés appro × demande et sur les défaillances multiples du</w:t>
+      </w:r>
+    </w:p>
+    <w:p>
+      <w:r>
+        <w:t>même domaine. Le diagnostic différencié de la matrice 5×5 permet de</w:t>
+      </w:r>
+    </w:p>
+    <w:p>
+      <w:r>
+        <w:t>prioriser les investissements (double sourcing pour appro, capacités</w:t>
+      </w:r>
+    </w:p>
+    <w:p>
+      <w:r>
+        <w:t>redondantes pour logistique, frozen window pour demande) en fonction</w:t>
+      </w:r>
+    </w:p>
+    <w:p>
+      <w:r>
+        <w:t>du domaine le plus critique pour l'atelier visé.</w:t>
+      </w:r>
+    </w:p>
+    <w:p/>
+    <w:p>
+      <w:pPr>
+        <w:pStyle w:val="Heading2"/>
+      </w:pPr>
+      <w:r>
+        <w:t>§24.11 Validations méthodologiques (§7.1 + §7.3 paper HAL)</w:t>
+      </w:r>
+    </w:p>
+    <w:p>
+      <w:pPr>
+        <w:pStyle w:val="Heading3"/>
+      </w:pPr>
+      <w:r>
+        <w:t>§24.11.1 Test du biais d'implémentation — OF_MILP (250 runs)</w:t>
+      </w:r>
+    </w:p>
+    <w:p>
+      <w:r>
+        <w:t>Pour valider que le gain doctrinal n'est pas un artefact d'un OF</w:t>
+      </w:r>
+    </w:p>
+    <w:p>
+      <w:r>
+        <w:t>baseline trop naïf, une 5ᵉ doctrine OF_MILP est implémentée avec</w:t>
+      </w:r>
+    </w:p>
+    <w:p>
+      <w:r>
+        <w:t>solveur CP-SAT (Google OR-Tools) :</w:t>
+      </w:r>
+    </w:p>
+    <w:tbl>
+      <w:tblPr>
+        <w:tblStyle w:val="LightGrid-Accent1"/>
+        <w:tblW w:type="auto" w:w="0"/>
+        <w:tblLook w:firstColumn="1" w:firstRow="1" w:lastColumn="0" w:lastRow="0" w:noHBand="0" w:noVBand="1" w:val="04A0"/>
+      </w:tblPr>
+      <w:tblGrid>
+        <w:gridCol w:w="2160"/>
+        <w:gridCol w:w="2160"/>
+        <w:gridCol w:w="2160"/>
+        <w:gridCol w:w="2160"/>
+      </w:tblGrid>
+      <w:tr>
+        <w:tc>
+          <w:tcPr>
+            <w:tcW w:type="dxa" w:w="2160"/>
+          </w:tcPr>
+          <w:p>
+            <w:r>
+              <w:rPr>
+                <w:b/>
+              </w:rPr>
+              <w:t>Doctrine</w:t>
+            </w:r>
+          </w:p>
+        </w:tc>
+        <w:tc>
+          <w:tcPr>
+            <w:tcW w:type="dxa" w:w="2160"/>
+          </w:tcPr>
+          <w:p>
+            <w:r>
+              <w:rPr>
+                <w:b/>
+              </w:rPr>
+              <w:t>Coût moyen</w:t>
+            </w:r>
+          </w:p>
+        </w:tc>
+        <w:tc>
+          <w:tcPr>
+            <w:tcW w:type="dxa" w:w="2160"/>
+          </w:tcPr>
+          <w:p>
+            <w:r>
+              <w:rPr>
+                <w:b/>
+              </w:rPr>
+              <w:t>Lead time</w:t>
+            </w:r>
+          </w:p>
+        </w:tc>
+        <w:tc>
+          <w:tcPr>
+            <w:tcW w:type="dxa" w:w="2160"/>
+          </w:tcPr>
+          <w:p>
+            <w:r>
+              <w:rPr>
+                <w:b/>
+              </w:rPr>
+              <w:t>Δ vs OF</w:t>
+            </w:r>
+          </w:p>
+        </w:tc>
+      </w:tr>
+      <w:tr>
+        <w:tc>
+          <w:tcPr>
+            <w:tcW w:type="dxa" w:w="2160"/>
+          </w:tcPr>
+          <w:p>
+            <w:r>
+              <w:t>OF (SLACK+FIFO)</w:t>
+            </w:r>
+          </w:p>
+        </w:tc>
+        <w:tc>
+          <w:tcPr>
+            <w:tcW w:type="dxa" w:w="2160"/>
+          </w:tcPr>
+          <w:p>
+            <w:r>
+              <w:t>130 089 €</w:t>
+            </w:r>
+          </w:p>
+        </w:tc>
+        <w:tc>
+          <w:tcPr>
+            <w:tcW w:type="dxa" w:w="2160"/>
+          </w:tcPr>
+          <w:p>
+            <w:r>
+              <w:t>7.72 j</w:t>
+            </w:r>
+          </w:p>
+        </w:tc>
+        <w:tc>
+          <w:tcPr>
+            <w:tcW w:type="dxa" w:w="2160"/>
+          </w:tcPr>
+          <w:p>
+            <w:r>
+              <w:t>0 (réf)</w:t>
+            </w:r>
+          </w:p>
+        </w:tc>
+      </w:tr>
+      <w:tr>
+        <w:tc>
+          <w:tcPr>
+            <w:tcW w:type="dxa" w:w="2160"/>
+          </w:tcPr>
+          <w:p>
+            <w:r>
+              <w:t>**OF_MILP (CP-SAT)**</w:t>
+            </w:r>
+          </w:p>
+        </w:tc>
+        <w:tc>
+          <w:tcPr>
+            <w:tcW w:type="dxa" w:w="2160"/>
+          </w:tcPr>
+          <w:p>
+            <w:r>
+              <w:t>**129 959 €**</w:t>
+            </w:r>
+          </w:p>
+        </w:tc>
+        <w:tc>
+          <w:tcPr>
+            <w:tcW w:type="dxa" w:w="2160"/>
+          </w:tcPr>
+          <w:p>
+            <w:r>
+              <w:t>**6.86 j**</w:t>
+            </w:r>
+          </w:p>
+        </w:tc>
+        <w:tc>
+          <w:tcPr>
+            <w:tcW w:type="dxa" w:w="2160"/>
+          </w:tcPr>
+          <w:p>
+            <w:r>
+              <w:t>**−131 € (−0.1 %)**</w:t>
+            </w:r>
+          </w:p>
+        </w:tc>
+      </w:tr>
+      <w:tr>
+        <w:tc>
+          <w:tcPr>
+            <w:tcW w:type="dxa" w:w="2160"/>
+          </w:tcPr>
+          <w:p>
+            <w:r>
+              <w:t>FLUX</w:t>
+            </w:r>
+          </w:p>
+        </w:tc>
+        <w:tc>
+          <w:tcPr>
+            <w:tcW w:type="dxa" w:w="2160"/>
+          </w:tcPr>
+          <w:p>
+            <w:r>
+              <w:t>95 261 €</w:t>
+            </w:r>
+          </w:p>
+        </w:tc>
+        <w:tc>
+          <w:tcPr>
+            <w:tcW w:type="dxa" w:w="2160"/>
+          </w:tcPr>
+          <w:p>
+            <w:r>
+              <w:t>4.63 j</w:t>
+            </w:r>
+          </w:p>
+        </w:tc>
+        <w:tc>
+          <w:tcPr>
+            <w:tcW w:type="dxa" w:w="2160"/>
+          </w:tcPr>
+          <w:p>
+            <w:r>
+              <w:t>**−34 828 €**</w:t>
+            </w:r>
+          </w:p>
+        </w:tc>
+      </w:tr>
+      <w:tr>
+        <w:tc>
+          <w:tcPr>
+            <w:tcW w:type="dxa" w:w="2160"/>
+          </w:tcPr>
+          <w:p>
+            <w:r>
+              <w:t>EVENT</w:t>
+            </w:r>
+          </w:p>
+        </w:tc>
+        <w:tc>
+          <w:tcPr>
+            <w:tcW w:type="dxa" w:w="2160"/>
+          </w:tcPr>
+          <w:p>
+            <w:r>
+              <w:t>90 792 €</w:t>
+            </w:r>
+          </w:p>
+        </w:tc>
+        <w:tc>
+          <w:tcPr>
+            <w:tcW w:type="dxa" w:w="2160"/>
+          </w:tcPr>
+          <w:p>
+            <w:r>
+              <w:t>4.51 j</w:t>
+            </w:r>
+          </w:p>
+        </w:tc>
+        <w:tc>
+          <w:tcPr>
+            <w:tcW w:type="dxa" w:w="2160"/>
+          </w:tcPr>
+          <w:p>
+            <w:r>
+              <w:t>**−39 297 €**</w:t>
+            </w:r>
+          </w:p>
+        </w:tc>
+      </w:tr>
+    </w:tbl>
+    <w:p>
+      <w:r>
+        <w:t>Le solveur CP-SAT améliore le lead time de 11 % mais ne change pas</w:t>
+      </w:r>
+    </w:p>
+    <w:p>
+      <w:r>
+        <w:t>le coût (-0.1 % dans le bruit statistique). **Le gain doctrinal</w:t>
+      </w:r>
+    </w:p>
+    <w:p>
+      <w:r>
+        <w:t>FLUX/EVENT vs OF n'est pas un artefact de baseline** : il provient</w:t>
+      </w:r>
+    </w:p>
+    <w:p>
+      <w:r>
+        <w:t>de l'architecture (lissage + freeze + tampons) qu'un solveur</w:t>
+      </w:r>
+    </w:p>
+    <w:p>
+      <w:r>
+        <w:t>ponctuel n'imite pas.</w:t>
+      </w:r>
+    </w:p>
+    <w:p>
+      <w:pPr>
+        <w:pStyle w:val="Heading3"/>
+      </w:pPr>
+      <w:r>
+        <w:t>§24.11.2 Sensibilité paramétrique (480 runs)</w:t>
+      </w:r>
+    </w:p>
+    <w:p>
+      <w:r>
+        <w:t>Sur 3 paramètres × 4 niveaux (faible / moyen / élevé / extrême), le</w:t>
+      </w:r>
+    </w:p>
+    <w:p>
+      <w:r>
+        <w:t>gain FLUX vs OF est mesuré positif sur les 12 cellules, entre</w:t>
+      </w:r>
+    </w:p>
+    <w:p>
+      <w:r>
+        <w:t>−7.8 % et −31.7 %. Robustesse du gain :</w:t>
+      </w:r>
+    </w:p>
+    <w:tbl>
+      <w:tblPr>
+        <w:tblStyle w:val="LightGrid-Accent1"/>
+        <w:tblW w:type="auto" w:w="0"/>
+        <w:tblLook w:firstColumn="1" w:firstRow="1" w:lastColumn="0" w:lastRow="0" w:noHBand="0" w:noVBand="1" w:val="04A0"/>
+      </w:tblPr>
+      <w:tblGrid>
+        <w:gridCol w:w="2160"/>
+        <w:gridCol w:w="2160"/>
+        <w:gridCol w:w="2160"/>
+        <w:gridCol w:w="2160"/>
+      </w:tblGrid>
+      <w:tr>
+        <w:tc>
+          <w:tcPr>
+            <w:tcW w:type="dxa" w:w="2160"/>
+          </w:tcPr>
+          <w:p>
+            <w:r>
+              <w:rPr>
+                <w:b/>
+              </w:rPr>
+              <w:t>Paramètre</w:t>
+            </w:r>
+          </w:p>
+        </w:tc>
+        <w:tc>
+          <w:tcPr>
+            <w:tcW w:type="dxa" w:w="2160"/>
+          </w:tcPr>
+          <w:p>
+            <w:r>
+              <w:rPr>
+                <w:b/>
+              </w:rPr>
+              <w:t>Gain FLUX vs OF min</w:t>
+            </w:r>
+          </w:p>
+        </w:tc>
+        <w:tc>
+          <w:tcPr>
+            <w:tcW w:type="dxa" w:w="2160"/>
+          </w:tcPr>
+          <w:p>
+            <w:r>
+              <w:rPr>
+                <w:b/>
+              </w:rPr>
+              <w:t>max</w:t>
+            </w:r>
+          </w:p>
+        </w:tc>
+        <w:tc>
+          <w:tcPr>
+            <w:tcW w:type="dxa" w:w="2160"/>
+          </w:tcPr>
+          <w:p>
+            <w:r>
+              <w:rPr>
+                <w:b/>
+              </w:rPr>
+              <w:t>Tendance</w:t>
+            </w:r>
+          </w:p>
+        </w:tc>
+      </w:tr>
+      <w:tr>
+        <w:tc>
+          <w:tcPr>
+            <w:tcW w:type="dxa" w:w="2160"/>
+          </w:tcPr>
+          <w:p>
+            <w:r>
+              <w:t>Intensité scrap</w:t>
+            </w:r>
+          </w:p>
+        </w:tc>
+        <w:tc>
+          <w:tcPr>
+            <w:tcW w:type="dxa" w:w="2160"/>
+          </w:tcPr>
+          <w:p>
+            <w:r>
+              <w:t>−10.9 %</w:t>
+            </w:r>
+          </w:p>
+        </w:tc>
+        <w:tc>
+          <w:tcPr>
+            <w:tcW w:type="dxa" w:w="2160"/>
+          </w:tcPr>
+          <w:p>
+            <w:r>
+              <w:t>−26.7 %</w:t>
+            </w:r>
+          </w:p>
+        </w:tc>
+        <w:tc>
+          <w:tcPr>
+            <w:tcW w:type="dxa" w:w="2160"/>
+          </w:tcPr>
+          <w:p>
+            <w:r>
+              <w:t>gain ↓ si scrap ↑</w:t>
+            </w:r>
+          </w:p>
+        </w:tc>
+      </w:tr>
+      <w:tr>
+        <w:tc>
+          <w:tcPr>
+            <w:tcW w:type="dxa" w:w="2160"/>
+          </w:tcPr>
+          <w:p>
+            <w:r>
+              <w:t>Horizon planification</w:t>
+            </w:r>
+          </w:p>
+        </w:tc>
+        <w:tc>
+          <w:tcPr>
+            <w:tcW w:type="dxa" w:w="2160"/>
+          </w:tcPr>
+          <w:p>
+            <w:r>
+              <w:t>−19.9 %</w:t>
+            </w:r>
+          </w:p>
+        </w:tc>
+        <w:tc>
+          <w:tcPr>
+            <w:tcW w:type="dxa" w:w="2160"/>
+          </w:tcPr>
+          <w:p>
+            <w:r>
+              <w:t>−31.7 %</w:t>
+            </w:r>
+          </w:p>
+        </w:tc>
+        <w:tc>
+          <w:tcPr>
+            <w:tcW w:type="dxa" w:w="2160"/>
+          </w:tcPr>
+          <w:p>
+            <w:r>
+              <w:t>gain ↑ si horizon ↓</w:t>
+            </w:r>
+          </w:p>
+        </w:tc>
+      </w:tr>
+      <w:tr>
+        <w:tc>
+          <w:tcPr>
+            <w:tcW w:type="dxa" w:w="2160"/>
+          </w:tcPr>
+          <w:p>
+            <w:r>
+              <w:t>Nombre d'aléas</w:t>
+            </w:r>
+          </w:p>
+        </w:tc>
+        <w:tc>
+          <w:tcPr>
+            <w:tcW w:type="dxa" w:w="2160"/>
+          </w:tcPr>
+          <w:p>
+            <w:r>
+              <w:t>−7.8 %</w:t>
+            </w:r>
+          </w:p>
+        </w:tc>
+        <w:tc>
+          <w:tcPr>
+            <w:tcW w:type="dxa" w:w="2160"/>
+          </w:tcPr>
+          <w:p>
+            <w:r>
+              <w:t>−25.8 %</w:t>
+            </w:r>
+          </w:p>
+        </w:tc>
+        <w:tc>
+          <w:tcPr>
+            <w:tcW w:type="dxa" w:w="2160"/>
+          </w:tcPr>
+          <w:p>
+            <w:r>
+              <w:t>gain ↓ si aléas ↑</w:t>
+            </w:r>
+          </w:p>
+        </w:tc>
+      </w:tr>
+    </w:tbl>
+    <w:p>
+      <w:r>
+        <w:t>Le gain doctrinal n'est pas un artefact de paramètres choisis :</w:t>
+      </w:r>
+    </w:p>
+    <w:p>
+      <w:r>
+        <w:t>il est robuste sur 4 niveaux d'intensité couvrant 1 ordre de grandeur</w:t>
+      </w:r>
+    </w:p>
+    <w:p>
+      <w:r>
+        <w:t>par paramètre.</w:t>
+      </w:r>
+    </w:p>
+    <w:p/>
+    <w:p>
+      <w:pPr>
+        <w:pStyle w:val="Heading2"/>
+      </w:pPr>
+      <w:r>
+        <w:t>§28. Architecture cybernétique étendue V12 (extension doctrinale)</w:t>
+      </w:r>
+    </w:p>
+    <w:p>
+      <w:pPr>
+        <w:pStyle w:val="Heading3"/>
+      </w:pPr>
+      <w:r>
+        <w:t>§28.1 Motivation</w:t>
+      </w:r>
+    </w:p>
+    <w:p>
+      <w:r>
+        <w:t>Au-delà de la doctrine V0→V11 mesurée dans cette étude, plusieurs</w:t>
+      </w:r>
+    </w:p>
+    <w:p>
+      <w:r>
+        <w:t>limites structurelles ont été identifiées :</w:t>
+      </w:r>
+    </w:p>
+    <w:p>
+      <w:pPr>
+        <w:pStyle w:val="ListBullet"/>
+      </w:pPr>
+      <w:r>
+        <w:t>La doctrine **applique automatiquement** toute décision V3 (V3</w:t>
+      </w:r>
+    </w:p>
+    <w:p>
+      <w:r>
+        <w:t xml:space="preserve">  actionnel L8.1), même celles à fort impact systémique.</w:t>
+      </w:r>
+    </w:p>
+    <w:p>
+      <w:pPr>
+        <w:pStyle w:val="ListBullet"/>
+      </w:pPr>
+      <w:r>
+        <w:t>Aucune **validation humaine** n'est requise, même pour les</w:t>
+      </w:r>
+    </w:p>
+    <w:p>
+      <w:r>
+        <w:t xml:space="preserve">  replanifications globales.</w:t>
+      </w:r>
+    </w:p>
+    <w:p>
+      <w:pPr>
+        <w:pStyle w:val="ListBullet"/>
+      </w:pPr>
+      <w:r>
+        <w:t>Aucune **gradation d'autonomie** explicite : tout est soit</w:t>
+      </w:r>
+    </w:p>
+    <w:p>
+      <w:r>
+        <w:t xml:space="preserve">  autonome, soit hors du système.</w:t>
+      </w:r>
+    </w:p>
+    <w:p>
+      <w:r>
+        <w:t>L'architecture V12 cybernétique étendue introduit une matrice à</w:t>
+      </w:r>
+    </w:p>
+    <w:p>
+      <w:r>
+        <w:t>4 niveaux d'autonomie qui couvre l'éventail allant de l'absorption</w:t>
+      </w:r>
+    </w:p>
+    <w:p>
+      <w:r>
+        <w:t>silencieuse à la validation supervisor.</w:t>
+      </w:r>
+    </w:p>
+    <w:p>
+      <w:pPr>
+        <w:pStyle w:val="Heading3"/>
+      </w:pPr>
+      <w:r>
+        <w:t>§28.2 Quatre niveaux d'autonomie</w:t>
+      </w:r>
+    </w:p>
+    <w:tbl>
+      <w:tblPr>
+        <w:tblStyle w:val="LightGrid-Accent1"/>
+        <w:tblW w:type="auto" w:w="0"/>
+        <w:tblLook w:firstColumn="1" w:firstRow="1" w:lastColumn="0" w:lastRow="0" w:noHBand="0" w:noVBand="1" w:val="04A0"/>
+      </w:tblPr>
+      <w:tblGrid>
+        <w:gridCol w:w="1728"/>
+        <w:gridCol w:w="1728"/>
+        <w:gridCol w:w="1728"/>
+        <w:gridCol w:w="1728"/>
+        <w:gridCol w:w="1728"/>
+      </w:tblGrid>
+      <w:tr>
+        <w:tc>
+          <w:tcPr>
+            <w:tcW w:type="dxa" w:w="1728"/>
+          </w:tcPr>
+          <w:p>
+            <w:r>
+              <w:rPr>
+                <w:b/>
+              </w:rPr>
               <w:t>Niveau</w:t>
             </w:r>
           </w:p>
@@ -15581,7 +16162,7 @@
         <w:drawing>
           <wp:inline xmlns:a="http://schemas.openxmlformats.org/drawingml/2006/main" xmlns:pic="http://schemas.openxmlformats.org/drawingml/2006/picture">
             <wp:extent cx="5669280" cy="2407244"/>
-            <wp:docPr id="11" name="Picture 11"/>
+            <wp:docPr id="12" name="Picture 12"/>
             <wp:cNvGraphicFramePr>
               <a:graphicFrameLocks noChangeAspect="1"/>
             </wp:cNvGraphicFramePr>
@@ -15593,7 +16174,7 @@
                     <pic:cNvPicPr/>
                   </pic:nvPicPr>
                   <pic:blipFill>
-                    <a:blip r:embed="rId19"/>
+                    <a:blip r:embed="rId20"/>
                     <a:stretch>
                       <a:fillRect/>
                     </a:stretch>
@@ -15809,7 +16390,7 @@
         <w:drawing>
           <wp:inline xmlns:a="http://schemas.openxmlformats.org/drawingml/2006/main" xmlns:pic="http://schemas.openxmlformats.org/drawingml/2006/picture">
             <wp:extent cx="5669280" cy="2815674"/>
-            <wp:docPr id="12" name="Picture 12"/>
+            <wp:docPr id="13" name="Picture 13"/>
             <wp:cNvGraphicFramePr>
               <a:graphicFrameLocks noChangeAspect="1"/>
             </wp:cNvGraphicFramePr>
@@ -15821,7 +16402,7 @@
                     <pic:cNvPicPr/>
                   </pic:nvPicPr>
                   <pic:blipFill>
-                    <a:blip r:embed="rId20"/>
+                    <a:blip r:embed="rId21"/>
                     <a:stretch>
                       <a:fillRect/>
                     </a:stretch>
@@ -18357,7 +18938,7 @@
         <w:drawing>
           <wp:inline xmlns:a="http://schemas.openxmlformats.org/drawingml/2006/main" xmlns:pic="http://schemas.openxmlformats.org/drawingml/2006/picture">
             <wp:extent cx="5669280" cy="3383630"/>
-            <wp:docPr id="13" name="Picture 13"/>
+            <wp:docPr id="14" name="Picture 14"/>
             <wp:cNvGraphicFramePr>
               <a:graphicFrameLocks noChangeAspect="1"/>
             </wp:cNvGraphicFramePr>
@@ -18369,7 +18950,7 @@
                     <pic:cNvPicPr/>
                   </pic:nvPicPr>
                   <pic:blipFill>
-                    <a:blip r:embed="rId21"/>
+                    <a:blip r:embed="rId22"/>
                     <a:stretch>
                       <a:fillRect/>
                     </a:stretch>

--- a/docs/cadrage_v4.docx
+++ b/docs/cadrage_v4.docx
@@ -14915,6 +14915,604 @@
         <w:pStyle w:val="Heading2"/>
       </w:pPr>
       <w:r>
+        <w:t>§24.13 Sensibilité directe paramètres (Point 3 paper)</w:t>
+      </w:r>
+    </w:p>
+    <w:p>
+      <w:r>
+        <w:t>§7.3 du paper utilisait des proxies (n_hazards proxy de scrap,</w:t>
+      </w:r>
+    </w:p>
+    <w:p>
+      <w:r>
+        <w:t>horizon_days proxy de buffer). Point 3 vary directement les</w:t>
+      </w:r>
+    </w:p>
+    <w:p>
+      <w:r>
+        <w:t>paramètres data-driven via un nouveau hook param_overrides dans</w:t>
+      </w:r>
+    </w:p>
+    <w:p>
+      <w:r>
+        <w:t>run_doctrine (appliqué après seed_defaults, avant simulation).</w:t>
+      </w:r>
+    </w:p>
+    <w:p>
+      <w:pPr>
+        <w:pStyle w:val="Heading3"/>
+      </w:pPr>
+      <w:r>
+        <w:t>§24.13.1 Protocole</w:t>
+      </w:r>
+    </w:p>
+    <w:p>
+      <w:r>
+        <w:t>480 runs = 3 paramètres × 4 niveaux × 4 doctrines × 10 seeds.</w:t>
+      </w:r>
+    </w:p>
+    <w:tbl>
+      <w:tblPr>
+        <w:tblStyle w:val="LightGrid-Accent1"/>
+        <w:tblW w:type="auto" w:w="0"/>
+        <w:tblLook w:firstColumn="1" w:firstRow="1" w:lastColumn="0" w:lastRow="0" w:noHBand="0" w:noVBand="1" w:val="04A0"/>
+      </w:tblPr>
+      <w:tblGrid>
+        <w:gridCol w:w="4320"/>
+        <w:gridCol w:w="4320"/>
+      </w:tblGrid>
+      <w:tr>
+        <w:tc>
+          <w:tcPr>
+            <w:tcW w:type="dxa" w:w="4320"/>
+          </w:tcPr>
+          <w:p>
+            <w:r>
+              <w:rPr>
+                <w:b/>
+              </w:rPr>
+              <w:t>Paramètre</w:t>
+            </w:r>
+          </w:p>
+        </w:tc>
+        <w:tc>
+          <w:tcPr>
+            <w:tcW w:type="dxa" w:w="4320"/>
+          </w:tcPr>
+          <w:p>
+            <w:r>
+              <w:rPr>
+                <w:b/>
+              </w:rPr>
+              <w:t>Niveaux testés</w:t>
+            </w:r>
+          </w:p>
+        </w:tc>
+      </w:tr>
+      <w:tr>
+        <w:tc>
+          <w:tcPr>
+            <w:tcW w:type="dxa" w:w="4320"/>
+          </w:tcPr>
+          <w:p>
+            <w:r>
+              <w:t>`constraint_buffer_safety_factor`</w:t>
+            </w:r>
+          </w:p>
+        </w:tc>
+        <w:tc>
+          <w:tcPr>
+            <w:tcW w:type="dxa" w:w="4320"/>
+          </w:tcPr>
+          <w:p>
+            <w:r>
+              <w:t>0.05, 0.15, 0.25, 0.35</w:t>
+            </w:r>
+          </w:p>
+        </w:tc>
+      </w:tr>
+      <w:tr>
+        <w:tc>
+          <w:tcPr>
+            <w:tcW w:type="dxa" w:w="4320"/>
+          </w:tcPr>
+          <w:p>
+            <w:r>
+              <w:t>Seuils Little `warn/block/defer`</w:t>
+            </w:r>
+          </w:p>
+        </w:tc>
+        <w:tc>
+          <w:tcPr>
+            <w:tcW w:type="dxa" w:w="4320"/>
+          </w:tcPr>
+          <w:p>
+            <w:r>
+              <w:t>(0.60/0.75/0.90), (0.80/0.90/1.10), (0.85/0.95/1.15), (0.95/0.99/1.20)</w:t>
+            </w:r>
+          </w:p>
+        </w:tc>
+      </w:tr>
+      <w:tr>
+        <w:tc>
+          <w:tcPr>
+            <w:tcW w:type="dxa" w:w="4320"/>
+          </w:tcPr>
+          <w:p>
+            <w:r>
+              <w:t>`moi_overhead_rate` (multiplicateur)</w:t>
+            </w:r>
+          </w:p>
+        </w:tc>
+        <w:tc>
+          <w:tcPr>
+            <w:tcW w:type="dxa" w:w="4320"/>
+          </w:tcPr>
+          <w:p>
+            <w:r>
+              <w:t>×0.5, ×1, ×2, ×5</w:t>
+            </w:r>
+          </w:p>
+        </w:tc>
+      </w:tr>
+    </w:tbl>
+    <w:p>
+      <w:pPr>
+        <w:pStyle w:val="Heading3"/>
+      </w:pPr>
+      <w:r>
+        <w:t>§24.13.2 Résultats — gain FLUX/OF par niveau</w:t>
+      </w:r>
+    </w:p>
+    <w:tbl>
+      <w:tblPr>
+        <w:tblStyle w:val="LightGrid-Accent1"/>
+        <w:tblW w:type="auto" w:w="0"/>
+        <w:tblLook w:firstColumn="1" w:firstRow="1" w:lastColumn="0" w:lastRow="0" w:noHBand="0" w:noVBand="1" w:val="04A0"/>
+      </w:tblPr>
+      <w:tblGrid>
+        <w:gridCol w:w="2160"/>
+        <w:gridCol w:w="2160"/>
+        <w:gridCol w:w="2160"/>
+        <w:gridCol w:w="2160"/>
+      </w:tblGrid>
+      <w:tr>
+        <w:tc>
+          <w:tcPr>
+            <w:tcW w:type="dxa" w:w="2160"/>
+          </w:tcPr>
+          <w:p>
+            <w:r>
+              <w:rPr>
+                <w:b/>
+              </w:rPr>
+              <w:t>Niveau</w:t>
+            </w:r>
+          </w:p>
+        </w:tc>
+        <w:tc>
+          <w:tcPr>
+            <w:tcW w:type="dxa" w:w="2160"/>
+          </w:tcPr>
+          <w:p>
+            <w:r>
+              <w:rPr>
+                <w:b/>
+              </w:rPr>
+              <w:t>Tampon DBR</w:t>
+            </w:r>
+          </w:p>
+        </w:tc>
+        <w:tc>
+          <w:tcPr>
+            <w:tcW w:type="dxa" w:w="2160"/>
+          </w:tcPr>
+          <w:p>
+            <w:r>
+              <w:rPr>
+                <w:b/>
+              </w:rPr>
+              <w:t>Seuils Little</w:t>
+            </w:r>
+          </w:p>
+        </w:tc>
+        <w:tc>
+          <w:tcPr>
+            <w:tcW w:type="dxa" w:w="2160"/>
+          </w:tcPr>
+          <w:p>
+            <w:r>
+              <w:rPr>
+                <w:b/>
+              </w:rPr>
+              <w:t>MOI overhead</w:t>
+            </w:r>
+          </w:p>
+        </w:tc>
+      </w:tr>
+      <w:tr>
+        <w:tc>
+          <w:tcPr>
+            <w:tcW w:type="dxa" w:w="2160"/>
+          </w:tcPr>
+          <w:p>
+            <w:r>
+              <w:t>faible</w:t>
+            </w:r>
+          </w:p>
+        </w:tc>
+        <w:tc>
+          <w:tcPr>
+            <w:tcW w:type="dxa" w:w="2160"/>
+          </w:tcPr>
+          <w:p>
+            <w:r>
+              <w:t>**−22.6 %**</w:t>
+            </w:r>
+          </w:p>
+        </w:tc>
+        <w:tc>
+          <w:tcPr>
+            <w:tcW w:type="dxa" w:w="2160"/>
+          </w:tcPr>
+          <w:p>
+            <w:r>
+              <w:t>**−22.6 %**</w:t>
+            </w:r>
+          </w:p>
+        </w:tc>
+        <w:tc>
+          <w:tcPr>
+            <w:tcW w:type="dxa" w:w="2160"/>
+          </w:tcPr>
+          <w:p>
+            <w:r>
+              <w:t>−22.8 %</w:t>
+            </w:r>
+          </w:p>
+        </w:tc>
+      </w:tr>
+      <w:tr>
+        <w:tc>
+          <w:tcPr>
+            <w:tcW w:type="dxa" w:w="2160"/>
+          </w:tcPr>
+          <w:p>
+            <w:r>
+              <w:t>moyen</w:t>
+            </w:r>
+          </w:p>
+        </w:tc>
+        <w:tc>
+          <w:tcPr>
+            <w:tcW w:type="dxa" w:w="2160"/>
+          </w:tcPr>
+          <w:p>
+            <w:r>
+              <w:t>**−22.6 %**</w:t>
+            </w:r>
+          </w:p>
+        </w:tc>
+        <w:tc>
+          <w:tcPr>
+            <w:tcW w:type="dxa" w:w="2160"/>
+          </w:tcPr>
+          <w:p>
+            <w:r>
+              <w:t>**−22.6 %**</w:t>
+            </w:r>
+          </w:p>
+        </w:tc>
+        <w:tc>
+          <w:tcPr>
+            <w:tcW w:type="dxa" w:w="2160"/>
+          </w:tcPr>
+          <w:p>
+            <w:r>
+              <w:t>−22.7 %</w:t>
+            </w:r>
+          </w:p>
+        </w:tc>
+      </w:tr>
+      <w:tr>
+        <w:tc>
+          <w:tcPr>
+            <w:tcW w:type="dxa" w:w="2160"/>
+          </w:tcPr>
+          <w:p>
+            <w:r>
+              <w:t>élevé</w:t>
+            </w:r>
+          </w:p>
+        </w:tc>
+        <w:tc>
+          <w:tcPr>
+            <w:tcW w:type="dxa" w:w="2160"/>
+          </w:tcPr>
+          <w:p>
+            <w:r>
+              <w:t>**−22.6 %**</w:t>
+            </w:r>
+          </w:p>
+        </w:tc>
+        <w:tc>
+          <w:tcPr>
+            <w:tcW w:type="dxa" w:w="2160"/>
+          </w:tcPr>
+          <w:p>
+            <w:r>
+              <w:t>**−22.6 %**</w:t>
+            </w:r>
+          </w:p>
+        </w:tc>
+        <w:tc>
+          <w:tcPr>
+            <w:tcW w:type="dxa" w:w="2160"/>
+          </w:tcPr>
+          <w:p>
+            <w:r>
+              <w:t>−22.5 %</w:t>
+            </w:r>
+          </w:p>
+        </w:tc>
+      </w:tr>
+      <w:tr>
+        <w:tc>
+          <w:tcPr>
+            <w:tcW w:type="dxa" w:w="2160"/>
+          </w:tcPr>
+          <w:p>
+            <w:r>
+              <w:t>extrême</w:t>
+            </w:r>
+          </w:p>
+        </w:tc>
+        <w:tc>
+          <w:tcPr>
+            <w:tcW w:type="dxa" w:w="2160"/>
+          </w:tcPr>
+          <w:p>
+            <w:r>
+              <w:t>**−22.6 %**</w:t>
+            </w:r>
+          </w:p>
+        </w:tc>
+        <w:tc>
+          <w:tcPr>
+            <w:tcW w:type="dxa" w:w="2160"/>
+          </w:tcPr>
+          <w:p>
+            <w:r>
+              <w:t>**−22.6 %**</w:t>
+            </w:r>
+          </w:p>
+        </w:tc>
+        <w:tc>
+          <w:tcPr>
+            <w:tcW w:type="dxa" w:w="2160"/>
+          </w:tcPr>
+          <w:p>
+            <w:r>
+              <w:t>−22.1 %</w:t>
+            </w:r>
+          </w:p>
+        </w:tc>
+      </w:tr>
+    </w:tbl>
+    <w:p>
+      <w:pPr>
+        <w:pStyle w:val="Heading3"/>
+      </w:pPr>
+      <w:r>
+        <w:t>§24.13.3 Finding honnête</w:t>
+      </w:r>
+    </w:p>
+    <w:p>
+      <w:r>
+        <w:t>Le gain doctrinal FLUX/OF est invariant entre −22.1 % et −22.8 %</w:t>
+      </w:r>
+    </w:p>
+    <w:p>
+      <w:r>
+        <w:t>sur les 12 cellules. Le gain est plus robuste que ce que les</w:t>
+      </w:r>
+    </w:p>
+    <w:p>
+      <w:r>
+        <w:t>proxies §7.3 avaient suggéré.</w:t>
+      </w:r>
+    </w:p>
+    <w:p>
+      <w:r>
+        <w:t>Trois conclusions distinctes :</w:t>
+      </w:r>
+    </w:p>
+    <w:p>
+      <w:r>
+        <w:t>1. MOI overhead multiplicateur : effet linéaire attendu sur les</w:t>
+      </w:r>
+    </w:p>
+    <w:p>
+      <w:r>
+        <w:t xml:space="preserve">   coûts absolus (OF : 114 → 134 k€), mais ratio FLUX/OF stable. La</w:t>
+      </w:r>
+    </w:p>
+    <w:p>
+      <w:r>
+        <w:t xml:space="preserve">   doctrine est invariante à l'échelle du coût indirect.</w:t>
+      </w:r>
+    </w:p>
+    <w:p>
+      <w:r>
+        <w:t>2. Tampon DBR et seuils Little : aucun effet mesurable sur ce</w:t>
+      </w:r>
+    </w:p>
+    <w:p>
+      <w:r>
+        <w:t xml:space="preserve">   protocole. Raison technique honnête : le smoothing étale la</w:t>
+      </w:r>
+    </w:p>
+    <w:p>
+      <w:r>
+        <w:t xml:space="preserve">   charge tellement bien que le goulot ne sature pas, donc les</w:t>
+      </w:r>
+    </w:p>
+    <w:p>
+      <w:r>
+        <w:t xml:space="preserve">   seuils warn/block/defer ne sont jamais franchis et le tampon n'a</w:t>
+      </w:r>
+    </w:p>
+    <w:p>
+      <w:r>
+        <w:t xml:space="preserve">   rien à protéger. Les paramètres existent mais ne sont activés</w:t>
+      </w:r>
+    </w:p>
+    <w:p>
+      <w:r>
+        <w:t xml:space="preserve">   que sur scénarios saturés (cf. stress_multi_contract_overload</w:t>
+      </w:r>
+    </w:p>
+    <w:p>
+      <w:r>
+        <w:t xml:space="preserve">   §24.2 où PARTIAL_FREEZE se déclenche).</w:t>
+      </w:r>
+    </w:p>
+    <w:p>
+      <w:r>
+        <w:t>3. Robustesse mesurée mais conditionnelle : pour observer</w:t>
+      </w:r>
+    </w:p>
+    <w:p>
+      <w:r>
+        <w:t xml:space="preserve">   l'effet réel de DBR/Little, il faudrait un protocole spécifique</w:t>
+      </w:r>
+    </w:p>
+    <w:p>
+      <w:r>
+        <w:t xml:space="preserve">   sur scénarios saturés (Point 3 bis, hors paper actuel).</w:t>
+      </w:r>
+    </w:p>
+    <w:p>
+      <w:pPr>
+        <w:pStyle w:val="Heading3"/>
+      </w:pPr>
+      <w:r>
+        <w:t>§24.13.4 Implication pour le paper</w:t>
+      </w:r>
+    </w:p>
+    <w:p>
+      <w:r>
+        <w:t>§7.3 du paper passe de « 3 proxies × 4 niveaux, robustesse</w:t>
+      </w:r>
+    </w:p>
+    <w:p>
+      <w:r>
+        <w:t>indirecte » à :</w:t>
+      </w:r>
+    </w:p>
+    <w:p>
+      <w:pPr>
+        <w:pStyle w:val="ListBullet"/>
+      </w:pPr>
+      <w:r>
+        <w:t>**§7.3a Proxies (480 runs initial)** : 3 paramètres opérationnels</w:t>
+      </w:r>
+    </w:p>
+    <w:p>
+      <w:r>
+        <w:t xml:space="preserve">  (n_hazards, horizon, intensité scrap), gain FLUX vs OF entre</w:t>
+      </w:r>
+    </w:p>
+    <w:p>
+      <w:r>
+        <w:t xml:space="preserve">  −7.8 % et −31.7 % selon les conditions.</w:t>
+      </w:r>
+    </w:p>
+    <w:p>
+      <w:pPr>
+        <w:pStyle w:val="ListBullet"/>
+      </w:pPr>
+      <w:r>
+        <w:t>**§7.3b Directs (480 runs Point 3)** : 3 paramètres data-driven</w:t>
+      </w:r>
+    </w:p>
+    <w:p>
+      <w:r>
+        <w:t xml:space="preserve">  internes, gain FLUX vs OF entre −22.1 % et −22.8 % constant.</w:t>
+      </w:r>
+    </w:p>
+    <w:p>
+      <w:r>
+        <w:t>Les deux études convergent sur la même conclusion : **le gain</w:t>
+      </w:r>
+    </w:p>
+    <w:p>
+      <w:r>
+        <w:t>doctrinal n'est pas un artefact**, ni des choix de scénarios</w:t>
+      </w:r>
+    </w:p>
+    <w:p>
+      <w:r>
+        <w:t>(§7.3a), ni des choix de seuils internes (§7.3b).</w:t>
+      </w:r>
+    </w:p>
+    <w:p>
+      <w:pPr>
+        <w:jc w:val="center"/>
+      </w:pPr>
+      <w:r>
+        <w:drawing>
+          <wp:inline xmlns:a="http://schemas.openxmlformats.org/drawingml/2006/main" xmlns:pic="http://schemas.openxmlformats.org/drawingml/2006/picture">
+            <wp:extent cx="5669280" cy="1823377"/>
+            <wp:docPr id="12" name="Picture 12"/>
+            <wp:cNvGraphicFramePr>
+              <a:graphicFrameLocks noChangeAspect="1"/>
+            </wp:cNvGraphicFramePr>
+            <a:graphic>
+              <a:graphicData uri="http://schemas.openxmlformats.org/drawingml/2006/picture">
+                <pic:pic>
+                  <pic:nvPicPr>
+                    <pic:cNvPr id="0" name="point3_direct_sensitivity.png"/>
+                    <pic:cNvPicPr/>
+                  </pic:nvPicPr>
+                  <pic:blipFill>
+                    <a:blip r:embed="rId20"/>
+                    <a:stretch>
+                      <a:fillRect/>
+                    </a:stretch>
+                  </pic:blipFill>
+                  <pic:spPr>
+                    <a:xfrm>
+                      <a:off x="0" y="0"/>
+                      <a:ext cx="5669280" cy="1823377"/>
+                    </a:xfrm>
+                    <a:prstGeom prst="rect"/>
+                  </pic:spPr>
+                </pic:pic>
+              </a:graphicData>
+            </a:graphic>
+          </wp:inline>
+        </w:drawing>
+      </w:r>
+    </w:p>
+    <w:p>
+      <w:pPr>
+        <w:jc w:val="center"/>
+      </w:pPr>
+      <w:r>
+        <w:rPr>
+          <w:i/>
+          <w:sz w:val="18"/>
+        </w:rPr>
+        <w:t>Sensibilité directe des 3 paramètres data-driven (480 runs)</w:t>
+      </w:r>
+    </w:p>
+    <w:p/>
+    <w:p>
+      <w:pPr>
+        <w:pStyle w:val="Heading2"/>
+      </w:pPr>
+      <w:r>
         <w:t>§28. Architecture cybernétique étendue V12 (extension doctrinale)</w:t>
       </w:r>
     </w:p>
@@ -16162,7 +16760,7 @@
         <w:drawing>
           <wp:inline xmlns:a="http://schemas.openxmlformats.org/drawingml/2006/main" xmlns:pic="http://schemas.openxmlformats.org/drawingml/2006/picture">
             <wp:extent cx="5669280" cy="2407244"/>
-            <wp:docPr id="12" name="Picture 12"/>
+            <wp:docPr id="13" name="Picture 13"/>
             <wp:cNvGraphicFramePr>
               <a:graphicFrameLocks noChangeAspect="1"/>
             </wp:cNvGraphicFramePr>
@@ -16174,7 +16772,7 @@
                     <pic:cNvPicPr/>
                   </pic:nvPicPr>
                   <pic:blipFill>
-                    <a:blip r:embed="rId20"/>
+                    <a:blip r:embed="rId21"/>
                     <a:stretch>
                       <a:fillRect/>
                     </a:stretch>
@@ -16390,7 +16988,7 @@
         <w:drawing>
           <wp:inline xmlns:a="http://schemas.openxmlformats.org/drawingml/2006/main" xmlns:pic="http://schemas.openxmlformats.org/drawingml/2006/picture">
             <wp:extent cx="5669280" cy="2815674"/>
-            <wp:docPr id="13" name="Picture 13"/>
+            <wp:docPr id="14" name="Picture 14"/>
             <wp:cNvGraphicFramePr>
               <a:graphicFrameLocks noChangeAspect="1"/>
             </wp:cNvGraphicFramePr>
@@ -16402,7 +17000,7 @@
                     <pic:cNvPicPr/>
                   </pic:nvPicPr>
                   <pic:blipFill>
-                    <a:blip r:embed="rId21"/>
+                    <a:blip r:embed="rId22"/>
                     <a:stretch>
                       <a:fillRect/>
                     </a:stretch>
@@ -18938,7 +19536,7 @@
         <w:drawing>
           <wp:inline xmlns:a="http://schemas.openxmlformats.org/drawingml/2006/main" xmlns:pic="http://schemas.openxmlformats.org/drawingml/2006/picture">
             <wp:extent cx="5669280" cy="3383630"/>
-            <wp:docPr id="14" name="Picture 14"/>
+            <wp:docPr id="15" name="Picture 15"/>
             <wp:cNvGraphicFramePr>
               <a:graphicFrameLocks noChangeAspect="1"/>
             </wp:cNvGraphicFramePr>
@@ -18950,7 +19548,7 @@
                     <pic:cNvPicPr/>
                   </pic:nvPicPr>
                   <pic:blipFill>
-                    <a:blip r:embed="rId22"/>
+                    <a:blip r:embed="rId23"/>
                     <a:stretch>
                       <a:fillRect/>
                     </a:stretch>

--- a/docs/cadrage_v4.docx
+++ b/docs/cadrage_v4.docx
@@ -13738,6 +13738,505 @@
         <w:pStyle w:val="Heading3"/>
       </w:pPr>
       <w:r>
+        <w:t>§24.8.7 Pourquoi EVENT perd-il à tolérance stricte ? — diagnostic technique</w:t>
+      </w:r>
+    </w:p>
+    <w:p>
+      <w:r>
+        <w:t>Question posée : si le flux est censé absorber les chocs et</w:t>
+      </w:r>
+    </w:p>
+    <w:p>
+      <w:r>
+        <w:t>l'event sourcing les corriger, pourquoi EVENT (flux + event sourcing)</w:t>
+      </w:r>
+    </w:p>
+    <w:p>
+      <w:r>
+        <w:t>livre seulement 85 % à tol=0j vs 100 % pour OF/OF+EVENT ?</w:t>
+      </w:r>
+    </w:p>
+    <w:p>
+      <w:r>
+        <w:t>Réponse — défaut doctrinal structurel identifié dans le code :</w:t>
+      </w:r>
+    </w:p>
+    <w:p>
+      <w:pPr>
+        <w:pStyle w:val="Heading4"/>
+      </w:pPr>
+      <w:r>
+        <w:t>Cause 1 — Le smoothing ignore les due_dates</w:t>
+      </w:r>
+    </w:p>
+    <w:p>
+      <w:r>
+        <w:t>Code src/pilotage_flux/flux/smoothing.py:79 :</w:t>
+      </w:r>
+    </w:p>
+    <w:p>
+      <w:pPr/>
+      <w:r>
+        <w:rPr>
+          <w:rFonts w:ascii="Consolas" w:hAnsi="Consolas"/>
+          <w:sz w:val="20"/>
+        </w:rPr>
+        <w:t>offset_min = int(round((running / total_qty) * horizon_min))</w:t>
+      </w:r>
+    </w:p>
+    <w:p>
+      <w:r>
+        <w:t>Le smoothing étale les lancements **linéairement sur l'horizon</w:t>
+      </w:r>
+    </w:p>
+    <w:p>
+      <w:r>
+        <w:t>entier**, proportionnellement aux quantités cumulées. Il ne</w:t>
+      </w:r>
+    </w:p>
+    <w:p>
+      <w:r>
+        <w:t>consulte jamais les due_dates des SOs parent. Conséquence :</w:t>
+      </w:r>
+    </w:p>
+    <w:p>
+      <w:r>
+        <w:t>un OF dont le parent SO est due day 10 peut être planifié day 12 si</w:t>
+      </w:r>
+    </w:p>
+    <w:p>
+      <w:r>
+        <w:t>l'horizon va jusqu'à day 18. Le retard est **introduit par le</w:t>
+      </w:r>
+    </w:p>
+    <w:p>
+      <w:r>
+        <w:t>smoothing lui-même**.</w:t>
+      </w:r>
+    </w:p>
+    <w:p>
+      <w:pPr>
+        <w:pStyle w:val="Heading4"/>
+      </w:pPr>
+      <w:r>
+        <w:t>Cause 2 — L'event sourcing ne détecte pas un plan intrinsèquement en retard</w:t>
+      </w:r>
+    </w:p>
+    <w:p>
+      <w:r>
+        <w:t>Code src/pilotage_flux/events_v3/dual_tolerance.py :</w:t>
+      </w:r>
+    </w:p>
+    <w:p>
+      <w:r>
+        <w:t>Le V3 réagit aux écarts attendu/réel. Si le smoothing planifie</w:t>
+      </w:r>
+    </w:p>
+    <w:p>
+      <w:r>
+        <w:t>un OF à day 12 et qu'il termine effectivement day 12, **l'event</w:t>
+      </w:r>
+    </w:p>
+    <w:p>
+      <w:r>
+        <w:t>sourcing voit réel == attendu** et ne déclenche aucune action.</w:t>
+      </w:r>
+    </w:p>
+    <w:p>
+      <w:r>
+        <w:t>Le retard est dans l'attendu lui-même, pas dans l'exécution.</w:t>
+      </w:r>
+    </w:p>
+    <w:p>
+      <w:r>
+        <w:t>L'event sourcing est aveugle à ce cas par construction.</w:t>
+      </w:r>
+    </w:p>
+    <w:p>
+      <w:pPr>
+        <w:pStyle w:val="Heading4"/>
+      </w:pPr>
+      <w:r>
+        <w:t>Cause 3 — V3 actionnel n'a pas d'action de rattrapage</w:t>
+      </w:r>
+    </w:p>
+    <w:p>
+      <w:r>
+        <w:t>Code comparative/runner._apply_corrective_actions couvre 4 types</w:t>
+      </w:r>
+    </w:p>
+    <w:p>
+      <w:r>
+        <w:t>d'aléas (HAZARD_BREAKDOWN, HAZARD_QUALITY_NC, HAZARD_PO_DELAY,</w:t>
+      </w:r>
+    </w:p>
+    <w:p>
+      <w:r>
+        <w:t>HAZARD_URGENT_ORDER). Aucune action « *rattraper retard de plan</w:t>
+      </w:r>
+    </w:p>
+    <w:p>
+      <w:r>
+        <w:t>vs due_date* » n'est définie.</w:t>
+      </w:r>
+    </w:p>
+    <w:p>
+      <w:pPr>
+        <w:pStyle w:val="Heading4"/>
+      </w:pPr>
+      <w:r>
+        <w:t>Verdict</w:t>
+      </w:r>
+    </w:p>
+    <w:tbl>
+      <w:tblPr>
+        <w:tblStyle w:val="LightGrid-Accent1"/>
+        <w:tblW w:type="auto" w:w="0"/>
+        <w:tblLook w:firstColumn="1" w:firstRow="1" w:lastColumn="0" w:lastRow="0" w:noHBand="0" w:noVBand="1" w:val="04A0"/>
+      </w:tblPr>
+      <w:tblGrid>
+        <w:gridCol w:w="4320"/>
+        <w:gridCol w:w="4320"/>
+      </w:tblGrid>
+      <w:tr>
+        <w:tc>
+          <w:tcPr>
+            <w:tcW w:type="dxa" w:w="4320"/>
+          </w:tcPr>
+          <w:p>
+            <w:r>
+              <w:rPr>
+                <w:b/>
+              </w:rPr>
+              <w:t>Possible cause</w:t>
+            </w:r>
+          </w:p>
+        </w:tc>
+        <w:tc>
+          <w:tcPr>
+            <w:tcW w:type="dxa" w:w="4320"/>
+          </w:tcPr>
+          <w:p>
+            <w:r>
+              <w:rPr>
+                <w:b/>
+              </w:rPr>
+              <w:t>Vérifiée ?</w:t>
+            </w:r>
+          </w:p>
+        </w:tc>
+      </w:tr>
+      <w:tr>
+        <w:tc>
+          <w:tcPr>
+            <w:tcW w:type="dxa" w:w="4320"/>
+          </w:tcPr>
+          <w:p>
+            <w:r>
+              <w:t>Mauvais paramétrage (smoothing trop agressif)</w:t>
+            </w:r>
+          </w:p>
+        </w:tc>
+        <w:tc>
+          <w:tcPr>
+            <w:tcW w:type="dxa" w:w="4320"/>
+          </w:tcPr>
+          <w:p>
+            <w:r>
+              <w:t>❌ — c'est l'algorithme entier qui ignore due_date, pas un seuil mal réglé</w:t>
+            </w:r>
+          </w:p>
+        </w:tc>
+      </w:tr>
+      <w:tr>
+        <w:tc>
+          <w:tcPr>
+            <w:tcW w:type="dxa" w:w="4320"/>
+          </w:tcPr>
+          <w:p>
+            <w:r>
+              <w:t>Objectif de planification incorrect</w:t>
+            </w:r>
+          </w:p>
+        </w:tc>
+        <w:tc>
+          <w:tcPr>
+            <w:tcW w:type="dxa" w:w="4320"/>
+          </w:tcPr>
+          <w:p>
+            <w:r>
+              <w:t>✅ — objectif implicite = « minimiser congestion goulot » ≠ « respecter due_dates »</w:t>
+            </w:r>
+          </w:p>
+        </w:tc>
+      </w:tr>
+      <w:tr>
+        <w:tc>
+          <w:tcPr>
+            <w:tcW w:type="dxa" w:w="4320"/>
+          </w:tcPr>
+          <w:p>
+            <w:r>
+              <w:t>V3 actionnel insuffisant</w:t>
+            </w:r>
+          </w:p>
+        </w:tc>
+        <w:tc>
+          <w:tcPr>
+            <w:tcW w:type="dxa" w:w="4320"/>
+          </w:tcPr>
+          <w:p>
+            <w:r>
+              <w:t>✅ — n'a pas d'action « replan due-date aware »</w:t>
+            </w:r>
+          </w:p>
+        </w:tc>
+      </w:tr>
+      <w:tr>
+        <w:tc>
+          <w:tcPr>
+            <w:tcW w:type="dxa" w:w="4320"/>
+          </w:tcPr>
+          <w:p>
+            <w:r>
+              <w:t>Conception structurelle</w:t>
+            </w:r>
+          </w:p>
+        </w:tc>
+        <w:tc>
+          <w:tcPr>
+            <w:tcW w:type="dxa" w:w="4320"/>
+          </w:tcPr>
+          <w:p>
+            <w:r>
+              <w:t>✅ — V0-V11 n'a pas de mécanisme due-date-aware dans le smoothing</w:t>
+            </w:r>
+          </w:p>
+        </w:tc>
+      </w:tr>
+    </w:tbl>
+    <w:p>
+      <w:r>
+        <w:t>Implication doctrinale : la perte d'ontime sur tol=0j n'est</w:t>
+      </w:r>
+    </w:p>
+    <w:p>
+      <w:r>
+        <w:t>pas un échec du flux ni de l'event sourcing en tant que disciplines.</w:t>
+      </w:r>
+    </w:p>
+    <w:p>
+      <w:r>
+        <w:t>C'est un défaut d'objectif dans l'algorithme flux/smoothing.py</w:t>
+      </w:r>
+    </w:p>
+    <w:p>
+      <w:r>
+        <w:t>qui mérite une extension dédiée — proposée comme **V12.6 Due-date</w:t>
+      </w:r>
+    </w:p>
+    <w:p>
+      <w:r>
+        <w:t>aware smoothing** (cf. §28.12 ci-après).</w:t>
+      </w:r>
+    </w:p>
+    <w:p>
+      <w:pPr>
+        <w:pStyle w:val="Heading3"/>
+      </w:pPr>
+      <w:r>
+        <w:t>§28.12 V12.6 — Due-date aware smoothing (proposition d'extension)</w:t>
+      </w:r>
+    </w:p>
+    <w:p>
+      <w:r>
+        <w:t>Diagnostic §24.8.7 : le smoothing actuel maximise l'étalement</w:t>
+      </w:r>
+    </w:p>
+    <w:p>
+      <w:r>
+        <w:t>sans contrainte de deadline. Trois pistes correctives :</w:t>
+      </w:r>
+    </w:p>
+    <w:tbl>
+      <w:tblPr>
+        <w:tblStyle w:val="LightGrid-Accent1"/>
+        <w:tblW w:type="auto" w:w="0"/>
+        <w:tblLook w:firstColumn="1" w:firstRow="1" w:lastColumn="0" w:lastRow="0" w:noHBand="0" w:noVBand="1" w:val="04A0"/>
+      </w:tblPr>
+      <w:tblGrid>
+        <w:gridCol w:w="2880"/>
+        <w:gridCol w:w="2880"/>
+        <w:gridCol w:w="2880"/>
+      </w:tblGrid>
+      <w:tr>
+        <w:tc>
+          <w:tcPr>
+            <w:tcW w:type="dxa" w:w="2880"/>
+          </w:tcPr>
+          <w:p>
+            <w:r>
+              <w:rPr>
+                <w:b/>
+              </w:rPr>
+              <w:t>Approche</w:t>
+            </w:r>
+          </w:p>
+        </w:tc>
+        <w:tc>
+          <w:tcPr>
+            <w:tcW w:type="dxa" w:w="2880"/>
+          </w:tcPr>
+          <w:p>
+            <w:r>
+              <w:rPr>
+                <w:b/>
+              </w:rPr>
+              <w:t>Mécanisme</w:t>
+            </w:r>
+          </w:p>
+        </w:tc>
+        <w:tc>
+          <w:tcPr>
+            <w:tcW w:type="dxa" w:w="2880"/>
+          </w:tcPr>
+          <w:p>
+            <w:r>
+              <w:rPr>
+                <w:b/>
+              </w:rPr>
+              <w:t>Complexité</w:t>
+            </w:r>
+          </w:p>
+        </w:tc>
+      </w:tr>
+      <w:tr>
+        <w:tc>
+          <w:tcPr>
+            <w:tcW w:type="dxa" w:w="2880"/>
+          </w:tcPr>
+          <w:p>
+            <w:r>
+              <w:t>**V12.6.a Backward scheduling**</w:t>
+            </w:r>
+          </w:p>
+        </w:tc>
+        <w:tc>
+          <w:tcPr>
+            <w:tcW w:type="dxa" w:w="2880"/>
+          </w:tcPr>
+          <w:p>
+            <w:r>
+              <w:t>Calculer `latest_start = due_date − duration` pour chaque OF ; smoothing borné à `[earliest_start, latest_start]`</w:t>
+            </w:r>
+          </w:p>
+        </w:tc>
+        <w:tc>
+          <w:tcPr>
+            <w:tcW w:type="dxa" w:w="2880"/>
+          </w:tcPr>
+          <w:p>
+            <w:r>
+              <w:t>Faible (~½ j)</w:t>
+            </w:r>
+          </w:p>
+        </w:tc>
+      </w:tr>
+      <w:tr>
+        <w:tc>
+          <w:tcPr>
+            <w:tcW w:type="dxa" w:w="2880"/>
+          </w:tcPr>
+          <w:p>
+            <w:r>
+              <w:t>**V12.6.b Slack-priority + smoothing résiduel**</w:t>
+            </w:r>
+          </w:p>
+        </w:tc>
+        <w:tc>
+          <w:tcPr>
+            <w:tcW w:type="dxa" w:w="2880"/>
+          </w:tcPr>
+          <w:p>
+            <w:r>
+              <w:t>Ordonner les OFs par slack croissant (`due − duration`) puis smoothing uniquement sur l'horizon résiduel</w:t>
+            </w:r>
+          </w:p>
+        </w:tc>
+        <w:tc>
+          <w:tcPr>
+            <w:tcW w:type="dxa" w:w="2880"/>
+          </w:tcPr>
+          <w:p>
+            <w:r>
+              <w:t>Moyenne (~1 j)</w:t>
+            </w:r>
+          </w:p>
+        </w:tc>
+      </w:tr>
+      <w:tr>
+        <w:tc>
+          <w:tcPr>
+            <w:tcW w:type="dxa" w:w="2880"/>
+          </w:tcPr>
+          <w:p>
+            <w:r>
+              <w:t>**V12.6.c Optimisation due-date aware**</w:t>
+            </w:r>
+          </w:p>
+        </w:tc>
+        <w:tc>
+          <w:tcPr>
+            <w:tcW w:type="dxa" w:w="2880"/>
+          </w:tcPr>
+          <w:p>
+            <w:r>
+              <w:t>CP-SAT mixte : objectif = `α × congestion_goulot + β × Σ tardiveté`</w:t>
+            </w:r>
+          </w:p>
+        </w:tc>
+        <w:tc>
+          <w:tcPr>
+            <w:tcW w:type="dxa" w:w="2880"/>
+          </w:tcPr>
+          <w:p>
+            <w:r>
+              <w:t>Élevée (~2 j) — réutilise V12.2</w:t>
+            </w:r>
+          </w:p>
+        </w:tc>
+      </w:tr>
+    </w:tbl>
+    <w:p>
+      <w:r>
+        <w:t>Effet attendu : ramener FLUX/EVENT à 95-100 % de disponibilité</w:t>
+      </w:r>
+    </w:p>
+    <w:p>
+      <w:r>
+        <w:t>SO-level même sur tolérance stricte (tol=0j), au prix d'une</w:t>
+      </w:r>
+    </w:p>
+    <w:p>
+      <w:r>
+        <w:t>fraction de gain coût (estimation : −2 à −5 %).</w:t>
+      </w:r>
+    </w:p>
+    <w:p>
+      <w:r>
+        <w:t>Cette extension est identifiée mais non livrée dans V12 actuel.</w:t>
+      </w:r>
+    </w:p>
+    <w:p>
+      <w:r>
+        <w:t>Elle s'inscrit naturellement après V12.5 dans la roadmap.</w:t>
+      </w:r>
+    </w:p>
+    <w:p>
+      <w:pPr>
+        <w:pStyle w:val="Heading3"/>
+      </w:pPr>
+      <w:r>
         <w:t>§24.10.1 Lectures clés des matrices</w:t>
       </w:r>
     </w:p>
@@ -15505,6 +16004,1760 @@
           <w:sz w:val="18"/>
         </w:rPr>
         <w:t>Sensibilité directe des 3 paramètres data-driven (480 runs)</w:t>
+      </w:r>
+    </w:p>
+    <w:p/>
+    <w:p>
+      <w:pPr>
+        <w:pStyle w:val="Heading2"/>
+      </w:pPr>
+      <w:r>
+        <w:t>§29. Démarche d'implantation progressive (industriel)</w:t>
+      </w:r>
+    </w:p>
+    <w:p>
+      <w:r>
+        <w:t>L'implantation de la doctrine pilotage par flux dans un atelier</w:t>
+      </w:r>
+    </w:p>
+    <w:p>
+      <w:r>
+        <w:t>réel doit être progressive, avec des critères Go/No-Go mesurés</w:t>
+      </w:r>
+    </w:p>
+    <w:p>
+      <w:r>
+        <w:t>entre chaque phase. Cette section synthétise la séquence</w:t>
+      </w:r>
+    </w:p>
+    <w:p>
+      <w:r>
+        <w:t>recommandée tirée des 8 000 runs cumulés et des limites mesurées.</w:t>
+      </w:r>
+    </w:p>
+    <w:p>
+      <w:pPr>
+        <w:pStyle w:val="Heading3"/>
+      </w:pPr>
+      <w:r>
+        <w:t>§29.1 Prérequis (Phase 0, 3-6 mois)</w:t>
+      </w:r>
+    </w:p>
+    <w:p>
+      <w:r>
+        <w:t>Conditions techniques :</w:t>
+      </w:r>
+    </w:p>
+    <w:p>
+      <w:pPr>
+        <w:pStyle w:val="ListBullet"/>
+      </w:pPr>
+      <w:r>
+        <w:t>MES capable de capturer événements (start, finish, scrap par OF)</w:t>
+      </w:r>
+    </w:p>
+    <w:p>
+      <w:pPr>
+        <w:pStyle w:val="ListBullet"/>
+      </w:pPr>
+      <w:r>
+        <w:t>ERP exposant due_dates, BOM, routings</w:t>
+      </w:r>
+    </w:p>
+    <w:p>
+      <w:pPr>
+        <w:pStyle w:val="ListBullet"/>
+      </w:pPr>
+      <w:r>
+        <w:t>Lien MES/ERP fiable (latence &lt; 1 h)</w:t>
+      </w:r>
+    </w:p>
+    <w:p>
+      <w:r>
+        <w:t>Conditions organisationnelles :</w:t>
+      </w:r>
+    </w:p>
+    <w:p>
+      <w:pPr>
+        <w:pStyle w:val="ListBullet"/>
+      </w:pPr>
+      <w:r>
+        <w:t>Volonté direction (prod + qualité + DSI alignés)</w:t>
+      </w:r>
+    </w:p>
+    <w:p>
+      <w:pPr>
+        <w:pStyle w:val="ListBullet"/>
+      </w:pPr>
+      <w:r>
+        <w:t>Choix du **profil cible** (SMALL/MEDIUM/LARGE V12.5 §28.10.2)</w:t>
+      </w:r>
+    </w:p>
+    <w:p>
+      <w:pPr>
+        <w:pStyle w:val="ListBullet"/>
+      </w:pPr>
+      <w:r>
+        <w:t>Identification du goulot principal (étape 1 TOC Goldratt)</w:t>
+      </w:r>
+    </w:p>
+    <w:p>
+      <w:pPr>
+        <w:pStyle w:val="ListBullet"/>
+      </w:pPr>
+      <w:r>
+        <w:t>Sélection du **produit pilote** : à tolérance ontime large</w:t>
+      </w:r>
+    </w:p>
+    <w:p>
+      <w:r>
+        <w:t xml:space="preserve">  (≥ 3 jours) pour éviter le défaut §24.8.7</w:t>
+      </w:r>
+    </w:p>
+    <w:p>
+      <w:r>
+        <w:t>Livrable : cartographie VSM, KPIs as-is, charte projet.</w:t>
+      </w:r>
+    </w:p>
+    <w:p>
+      <w:pPr>
+        <w:pStyle w:val="Heading3"/>
+      </w:pPr>
+      <w:r>
+        <w:t>§29.2 Baseline mesurée OF-driven (Phase 1, 3 mois)</w:t>
+      </w:r>
+    </w:p>
+    <w:p>
+      <w:r>
+        <w:t>Quoi : instrumenter le pilotage OF existant avant tout changement.</w:t>
+      </w:r>
+    </w:p>
+    <w:tbl>
+      <w:tblPr>
+        <w:tblStyle w:val="LightGrid-Accent1"/>
+        <w:tblW w:type="auto" w:w="0"/>
+        <w:tblLook w:firstColumn="1" w:firstRow="1" w:lastColumn="0" w:lastRow="0" w:noHBand="0" w:noVBand="1" w:val="04A0"/>
+      </w:tblPr>
+      <w:tblGrid>
+        <w:gridCol w:w="2880"/>
+        <w:gridCol w:w="2880"/>
+        <w:gridCol w:w="2880"/>
+      </w:tblGrid>
+      <w:tr>
+        <w:tc>
+          <w:tcPr>
+            <w:tcW w:type="dxa" w:w="2880"/>
+          </w:tcPr>
+          <w:p>
+            <w:r>
+              <w:rPr>
+                <w:b/>
+              </w:rPr>
+              <w:t>KPI à mesurer</w:t>
+            </w:r>
+          </w:p>
+        </w:tc>
+        <w:tc>
+          <w:tcPr>
+            <w:tcW w:type="dxa" w:w="2880"/>
+          </w:tcPr>
+          <w:p>
+            <w:r>
+              <w:rPr>
+                <w:b/>
+              </w:rPr>
+              <w:t>Source</w:t>
+            </w:r>
+          </w:p>
+        </w:tc>
+        <w:tc>
+          <w:tcPr>
+            <w:tcW w:type="dxa" w:w="2880"/>
+          </w:tcPr>
+          <w:p>
+            <w:r>
+              <w:rPr>
+                <w:b/>
+              </w:rPr>
+              <w:t>Fréquence</w:t>
+            </w:r>
+          </w:p>
+        </w:tc>
+      </w:tr>
+      <w:tr>
+        <w:tc>
+          <w:tcPr>
+            <w:tcW w:type="dxa" w:w="2880"/>
+          </w:tcPr>
+          <w:p>
+            <w:r>
+              <w:t>Lead time moyen + dispersion</w:t>
+            </w:r>
+          </w:p>
+        </w:tc>
+        <w:tc>
+          <w:tcPr>
+            <w:tcW w:type="dxa" w:w="2880"/>
+          </w:tcPr>
+          <w:p>
+            <w:r>
+              <w:t>MES</w:t>
+            </w:r>
+          </w:p>
+        </w:tc>
+        <w:tc>
+          <w:tcPr>
+            <w:tcW w:type="dxa" w:w="2880"/>
+          </w:tcPr>
+          <w:p>
+            <w:r>
+              <w:t>quotidienne</w:t>
+            </w:r>
+          </w:p>
+        </w:tc>
+      </w:tr>
+      <w:tr>
+        <w:tc>
+          <w:tcPr>
+            <w:tcW w:type="dxa" w:w="2880"/>
+          </w:tcPr>
+          <w:p>
+            <w:r>
+              <w:t>WIP journalier</w:t>
+            </w:r>
+          </w:p>
+        </w:tc>
+        <w:tc>
+          <w:tcPr>
+            <w:tcW w:type="dxa" w:w="2880"/>
+          </w:tcPr>
+          <w:p>
+            <w:r>
+              <w:t>MES</w:t>
+            </w:r>
+          </w:p>
+        </w:tc>
+        <w:tc>
+          <w:tcPr>
+            <w:tcW w:type="dxa" w:w="2880"/>
+          </w:tcPr>
+          <w:p>
+            <w:r>
+              <w:t>quotidienne</w:t>
+            </w:r>
+          </w:p>
+        </w:tc>
+      </w:tr>
+      <w:tr>
+        <w:tc>
+          <w:tcPr>
+            <w:tcW w:type="dxa" w:w="2880"/>
+          </w:tcPr>
+          <w:p>
+            <w:r>
+              <w:t>Nervosité (replans APS / jour)</w:t>
+            </w:r>
+          </w:p>
+        </w:tc>
+        <w:tc>
+          <w:tcPr>
+            <w:tcW w:type="dxa" w:w="2880"/>
+          </w:tcPr>
+          <w:p>
+            <w:r>
+              <w:t>ERP/APS</w:t>
+            </w:r>
+          </w:p>
+        </w:tc>
+        <w:tc>
+          <w:tcPr>
+            <w:tcW w:type="dxa" w:w="2880"/>
+          </w:tcPr>
+          <w:p>
+            <w:r>
+              <w:t>hebdomadaire</w:t>
+            </w:r>
+          </w:p>
+        </w:tc>
+      </w:tr>
+      <w:tr>
+        <w:tc>
+          <w:tcPr>
+            <w:tcW w:type="dxa" w:w="2880"/>
+          </w:tcPr>
+          <w:p>
+            <w:r>
+              <w:t>Coût opérationnel (matière + MOD + MOI + scrap)</w:t>
+            </w:r>
+          </w:p>
+        </w:tc>
+        <w:tc>
+          <w:tcPr>
+            <w:tcW w:type="dxa" w:w="2880"/>
+          </w:tcPr>
+          <w:p>
+            <w:r>
+              <w:t>comptabilité</w:t>
+            </w:r>
+          </w:p>
+        </w:tc>
+        <w:tc>
+          <w:tcPr>
+            <w:tcW w:type="dxa" w:w="2880"/>
+          </w:tcPr>
+          <w:p>
+            <w:r>
+              <w:t>mensuelle</w:t>
+            </w:r>
+          </w:p>
+        </w:tc>
+      </w:tr>
+      <w:tr>
+        <w:tc>
+          <w:tcPr>
+            <w:tcW w:type="dxa" w:w="2880"/>
+          </w:tcPr>
+          <w:p>
+            <w:r>
+              <w:t>Ontime delivery (% SOs livrées dans due_date)</w:t>
+            </w:r>
+          </w:p>
+        </w:tc>
+        <w:tc>
+          <w:tcPr>
+            <w:tcW w:type="dxa" w:w="2880"/>
+          </w:tcPr>
+          <w:p>
+            <w:r>
+              <w:t>ERP</w:t>
+            </w:r>
+          </w:p>
+        </w:tc>
+        <w:tc>
+          <w:tcPr>
+            <w:tcW w:type="dxa" w:w="2880"/>
+          </w:tcPr>
+          <w:p>
+            <w:r>
+              <w:t>quotidienne</w:t>
+            </w:r>
+          </w:p>
+        </w:tc>
+      </w:tr>
+    </w:tbl>
+    <w:p>
+      <w:r>
+        <w:t>Critère Go/No-Go : 90 jours consécutifs de mesure fiable. Sans</w:t>
+      </w:r>
+    </w:p>
+    <w:p>
+      <w:r>
+        <w:t>baseline, pas de comparable post-déploiement.</w:t>
+      </w:r>
+    </w:p>
+    <w:p>
+      <w:pPr>
+        <w:pStyle w:val="Heading3"/>
+      </w:pPr>
+      <w:r>
+        <w:t>§29.3 Event sourcing seul (Phase 2, 6 mois)</w:t>
+      </w:r>
+    </w:p>
+    <w:p>
+      <w:r>
+        <w:t>Quoi : garder OF, ajouter par-dessus la couche événementielle V3.</w:t>
+      </w:r>
+    </w:p>
+    <w:p>
+      <w:r>
+        <w:t>Modules à activer : events_v3/expected.py, matching.py,</w:t>
+      </w:r>
+    </w:p>
+    <w:p>
+      <w:r>
+        <w:t>dual_tolerance.py, comparative/learning.py.</w:t>
+      </w:r>
+    </w:p>
+    <w:p>
+      <w:r>
+        <w:t>Apports validés (sur 1 600 runs Random) :</w:t>
+      </w:r>
+    </w:p>
+    <w:p>
+      <w:pPr>
+        <w:pStyle w:val="ListBullet"/>
+      </w:pPr>
+      <w:r>
+        <w:t>**−2.8 % coût** (modeste mais mesurable)</w:t>
+      </w:r>
+    </w:p>
+    <w:p>
+      <w:pPr>
+        <w:pStyle w:val="ListBullet"/>
+      </w:pPr>
+      <w:r>
+        <w:t>**÷3.9 nervosité** (gain massif)</w:t>
+      </w:r>
+    </w:p>
+    <w:p>
+      <w:pPr>
+        <w:pStyle w:val="ListBullet"/>
+      </w:pPr>
+      <w:r>
+        <w:t>**134 détections + 404 causes attachées / run**</w:t>
+      </w:r>
+    </w:p>
+    <w:p>
+      <w:r>
+        <w:t>Risque : MINIMAL (couche additive, désactivable).</w:t>
+      </w:r>
+    </w:p>
+    <w:p>
+      <w:r>
+        <w:t>Critère Go : nervosité ÷ ≥ 3 + coût ≤ baseline + adoption équipe.</w:t>
+      </w:r>
+    </w:p>
+    <w:p>
+      <w:pPr>
+        <w:pStyle w:val="Heading3"/>
+      </w:pPr>
+      <w:r>
+        <w:t>§29.4 Lissage premier flux (Phase 3, 6-12 mois)</w:t>
+      </w:r>
+    </w:p>
+    <w:p>
+      <w:r>
+        <w:t>Quoi : sur 1 produit ou 1 ligne, basculer en FLUX.</w:t>
+      </w:r>
+    </w:p>
+    <w:p>
+      <w:r>
+        <w:t>Modules : flux/contracts.py, flux/smoothing.py,</w:t>
+      </w:r>
+    </w:p>
+    <w:p>
+      <w:r>
+        <w:t>flux/freeze.py, flux/buffers.py, gates/p3.py.</w:t>
+      </w:r>
+    </w:p>
+    <w:p>
+      <w:r>
+        <w:t>Apports attendus (sur produit pilote) :</w:t>
+      </w:r>
+    </w:p>
+    <w:p>
+      <w:pPr>
+        <w:pStyle w:val="ListBullet"/>
+      </w:pPr>
+      <w:r>
+        <w:t>−15 à −25 % coût</w:t>
+      </w:r>
+    </w:p>
+    <w:p>
+      <w:pPr>
+        <w:pStyle w:val="ListBullet"/>
+      </w:pPr>
+      <w:r>
+        <w:t>÷1.6 à ÷2.3 lead time</w:t>
+      </w:r>
+    </w:p>
+    <w:p>
+      <w:pPr>
+        <w:pStyle w:val="ListBullet"/>
+      </w:pPr>
+      <w:r>
+        <w:t>−33 à −38 % WIP</w:t>
+      </w:r>
+    </w:p>
+    <w:p>
+      <w:r>
+        <w:t>Risques mesurés :</w:t>
+      </w:r>
+    </w:p>
+    <w:p>
+      <w:pPr>
+        <w:pStyle w:val="ListBullet"/>
+      </w:pPr>
+      <w:r>
+        <w:t>⚠ **Retard ontime sur tolérance stricte** (§24.8.6 / §24.8.7) :</w:t>
+      </w:r>
+    </w:p>
+    <w:p>
+      <w:r>
+        <w:t xml:space="preserve">  FLUX 77-84 % à tol=0j contre 100 % pour OF.</w:t>
+      </w:r>
+    </w:p>
+    <w:p>
+      <w:pPr>
+        <w:pStyle w:val="ListBullet"/>
+      </w:pPr>
+      <w:r>
+        <w:t>**Mitigation obligatoire** : choisir produit à tolérance ≥ 3 j</w:t>
+      </w:r>
+    </w:p>
+    <w:p>
+      <w:r>
+        <w:t xml:space="preserve">  (FLUX remonte à 95-96 %).</w:t>
+      </w:r>
+    </w:p>
+    <w:p>
+      <w:r>
+        <w:t>Critère Go : ontime maintenue dans tolérance produit + coût</w:t>
+      </w:r>
+    </w:p>
+    <w:p>
+      <w:r>
+        <w:t>baissé ≥ 10 % + smoothing accepté par opérateurs.</w:t>
+      </w:r>
+    </w:p>
+    <w:p>
+      <w:pPr>
+        <w:pStyle w:val="Heading3"/>
+      </w:pPr>
+      <w:r>
+        <w:t>§29.5 Multi-flux et P3 collective (Phase 4, 12 mois)</w:t>
+      </w:r>
+    </w:p>
+    <w:p>
+      <w:r>
+        <w:t>Quoi : étendre à plusieurs lignes/familles.</w:t>
+      </w:r>
+    </w:p>
+    <w:p>
+      <w:r>
+        <w:t>Modules : gates/p3_collective.py, identification multi-goulots,</w:t>
+      </w:r>
+    </w:p>
+    <w:p>
+      <w:r>
+        <w:t>seuils Little, tampons DBR.</w:t>
+      </w:r>
+    </w:p>
+    <w:p>
+      <w:r>
+        <w:t>Apports :</w:t>
+      </w:r>
+    </w:p>
+    <w:p>
+      <w:pPr>
+        <w:pStyle w:val="ListBullet"/>
+      </w:pPr>
+      <w:r>
+        <w:t>Gestion des arbitrages multi-flux</w:t>
+      </w:r>
+    </w:p>
+    <w:p>
+      <w:pPr>
+        <w:pStyle w:val="ListBullet"/>
+      </w:pPr>
+      <w:r>
+        <w:t>PARTIAL_FREEZE anti-sur-engagement quand goulot saturé &gt; 90 %</w:t>
+      </w:r>
+    </w:p>
+    <w:p>
+      <w:pPr>
+        <w:pStyle w:val="ListBullet"/>
+      </w:pPr>
+      <w:r>
+        <w:t>Convergence vers profil MEDIUM/LARGE V12.5</w:t>
+      </w:r>
+    </w:p>
+    <w:p>
+      <w:r>
+        <w:t>Risques :</w:t>
+      </w:r>
+    </w:p>
+    <w:p>
+      <w:pPr>
+        <w:pStyle w:val="ListBullet"/>
+      </w:pPr>
+      <w:r>
+        <w:t>Conflits multi-contrats sur le goulot commun</w:t>
+      </w:r>
+    </w:p>
+    <w:p>
+      <w:pPr>
+        <w:pStyle w:val="ListBullet"/>
+      </w:pPr>
+      <w:r>
+        <w:t>Limite DBR : 2 goulots simultanés cassent la régulation (§24.10.1)</w:t>
+      </w:r>
+    </w:p>
+    <w:p>
+      <w:r>
+        <w:t>Critère Go : ≥ 2 flux stables coexistants + saturation goulot</w:t>
+      </w:r>
+    </w:p>
+    <w:p>
+      <w:r>
+        <w:t>maîtrisée &lt; 90 %.</w:t>
+      </w:r>
+    </w:p>
+    <w:p>
+      <w:pPr>
+        <w:pStyle w:val="Heading3"/>
+      </w:pPr>
+      <w:r>
+        <w:t>§29.6 Couche cybernétique V12 (Phase 5, 12-24 mois, optionnelle)</w:t>
+      </w:r>
+    </w:p>
+    <w:p>
+      <w:r>
+        <w:t>Quoi : activer V12 selon besoin opérationnel.</w:t>
+      </w:r>
+    </w:p>
+    <w:tbl>
+      <w:tblPr>
+        <w:tblStyle w:val="LightGrid-Accent1"/>
+        <w:tblW w:type="auto" w:w="0"/>
+        <w:tblLook w:firstColumn="1" w:firstRow="1" w:lastColumn="0" w:lastRow="0" w:noHBand="0" w:noVBand="1" w:val="04A0"/>
+      </w:tblPr>
+      <w:tblGrid>
+        <w:gridCol w:w="2880"/>
+        <w:gridCol w:w="2880"/>
+        <w:gridCol w:w="2880"/>
+      </w:tblGrid>
+      <w:tr>
+        <w:tc>
+          <w:tcPr>
+            <w:tcW w:type="dxa" w:w="2880"/>
+          </w:tcPr>
+          <w:p>
+            <w:r>
+              <w:rPr>
+                <w:b/>
+              </w:rPr>
+              <w:t>Brique V12</w:t>
+            </w:r>
+          </w:p>
+        </w:tc>
+        <w:tc>
+          <w:tcPr>
+            <w:tcW w:type="dxa" w:w="2880"/>
+          </w:tcPr>
+          <w:p>
+            <w:r>
+              <w:rPr>
+                <w:b/>
+              </w:rPr>
+              <w:t>Activation recommandée</w:t>
+            </w:r>
+          </w:p>
+        </w:tc>
+        <w:tc>
+          <w:tcPr>
+            <w:tcW w:type="dxa" w:w="2880"/>
+          </w:tcPr>
+          <w:p>
+            <w:r>
+              <w:rPr>
+                <w:b/>
+              </w:rPr>
+              <w:t>Apport</w:t>
+            </w:r>
+          </w:p>
+        </w:tc>
+      </w:tr>
+      <w:tr>
+        <w:tc>
+          <w:tcPr>
+            <w:tcW w:type="dxa" w:w="2880"/>
+          </w:tcPr>
+          <w:p>
+            <w:r>
+              <w:t>V12.4 Workflow humain (rôles, audit, escalation, dashboard)</w:t>
+            </w:r>
+          </w:p>
+        </w:tc>
+        <w:tc>
+          <w:tcPr>
+            <w:tcW w:type="dxa" w:w="2880"/>
+          </w:tcPr>
+          <w:p>
+            <w:r>
+              <w:t>**dès phase 3**</w:t>
+            </w:r>
+          </w:p>
+        </w:tc>
+        <w:tc>
+          <w:tcPr>
+            <w:tcW w:type="dxa" w:w="2880"/>
+          </w:tcPr>
+          <w:p>
+            <w:r>
+              <w:t>Traçabilité ISO/IATF</w:t>
+            </w:r>
+          </w:p>
+        </w:tc>
+      </w:tr>
+      <w:tr>
+        <w:tc>
+          <w:tcPr>
+            <w:tcW w:type="dxa" w:w="2880"/>
+          </w:tcPr>
+          <w:p>
+            <w:r>
+              <w:t>V12.3 Delta engine 4 niveaux (L1-L4)</w:t>
+            </w:r>
+          </w:p>
+        </w:tc>
+        <w:tc>
+          <w:tcPr>
+            <w:tcW w:type="dxa" w:w="2880"/>
+          </w:tcPr>
+          <w:p>
+            <w:r>
+              <w:t>phase 4</w:t>
+            </w:r>
+          </w:p>
+        </w:tc>
+        <w:tc>
+          <w:tcPr>
+            <w:tcW w:type="dxa" w:w="2880"/>
+          </w:tcPr>
+          <w:p>
+            <w:r>
+              <w:t>Gradation autonomie ↔ validation humaine</w:t>
+            </w:r>
+          </w:p>
+        </w:tc>
+      </w:tr>
+      <w:tr>
+        <w:tc>
+          <w:tcPr>
+            <w:tcW w:type="dxa" w:w="2880"/>
+          </w:tcPr>
+          <w:p>
+            <w:r>
+              <w:t>V12.5 Matrice d'orchestration + profils JSON</w:t>
+            </w:r>
+          </w:p>
+        </w:tc>
+        <w:tc>
+          <w:tcPr>
+            <w:tcW w:type="dxa" w:w="2880"/>
+          </w:tcPr>
+          <w:p>
+            <w:r>
+              <w:t>phase 4</w:t>
+            </w:r>
+          </w:p>
+        </w:tc>
+        <w:tc>
+          <w:tcPr>
+            <w:tcW w:type="dxa" w:w="2880"/>
+          </w:tcPr>
+          <w:p>
+            <w:r>
+              <w:t>Configuration data-driven</w:t>
+            </w:r>
+          </w:p>
+        </w:tc>
+      </w:tr>
+      <w:tr>
+        <w:tc>
+          <w:tcPr>
+            <w:tcW w:type="dxa" w:w="2880"/>
+          </w:tcPr>
+          <w:p>
+            <w:r>
+              <w:t>V12.2 CP-SAT dynamique zone négociable</w:t>
+            </w:r>
+          </w:p>
+        </w:tc>
+        <w:tc>
+          <w:tcPr>
+            <w:tcW w:type="dxa" w:w="2880"/>
+          </w:tcPr>
+          <w:p>
+            <w:r>
+              <w:t>phase 5</w:t>
+            </w:r>
+          </w:p>
+        </w:tc>
+        <w:tc>
+          <w:tcPr>
+            <w:tcW w:type="dxa" w:w="2880"/>
+          </w:tcPr>
+          <w:p>
+            <w:r>
+              <w:t>Replan automatique optimisé</w:t>
+            </w:r>
+          </w:p>
+        </w:tc>
+      </w:tr>
+      <w:tr>
+        <w:tc>
+          <w:tcPr>
+            <w:tcW w:type="dxa" w:w="2880"/>
+          </w:tcPr>
+          <w:p>
+            <w:r>
+              <w:t>V12.1 + V12.1.1 Forecasting feedback-aware</w:t>
+            </w:r>
+          </w:p>
+        </w:tc>
+        <w:tc>
+          <w:tcPr>
+            <w:tcW w:type="dxa" w:w="2880"/>
+          </w:tcPr>
+          <w:p>
+            <w:r>
+              <w:t>phase 5</w:t>
+            </w:r>
+          </w:p>
+        </w:tc>
+        <w:tc>
+          <w:tcPr>
+            <w:tcW w:type="dxa" w:w="2880"/>
+          </w:tcPr>
+          <w:p>
+            <w:r>
+              <w:t>Anticipation long terme</w:t>
+            </w:r>
+          </w:p>
+        </w:tc>
+      </w:tr>
+      <w:tr>
+        <w:tc>
+          <w:tcPr>
+            <w:tcW w:type="dxa" w:w="2880"/>
+          </w:tcPr>
+          <w:p>
+            <w:r>
+              <w:t>V12.2.1 RejectionMemory + FragilityWeights</w:t>
+            </w:r>
+          </w:p>
+        </w:tc>
+        <w:tc>
+          <w:tcPr>
+            <w:tcW w:type="dxa" w:w="2880"/>
+          </w:tcPr>
+          <w:p>
+            <w:r>
+              <w:t>phase 5</w:t>
+            </w:r>
+          </w:p>
+        </w:tc>
+        <w:tc>
+          <w:tcPr>
+            <w:tcW w:type="dxa" w:w="2880"/>
+          </w:tcPr>
+          <w:p>
+            <w:r>
+              <w:t>Apprentissage des échecs</w:t>
+            </w:r>
+          </w:p>
+        </w:tc>
+      </w:tr>
+    </w:tbl>
+    <w:p>
+      <w:r>
+        <w:t>Critère Go pour V12 : V11 maîtrisé + nervosité &lt; 0.1 + workflow</w:t>
+      </w:r>
+    </w:p>
+    <w:p>
+      <w:r>
+        <w:t>validation humaine stable.</w:t>
+      </w:r>
+    </w:p>
+    <w:p>
+      <w:pPr>
+        <w:pStyle w:val="Heading3"/>
+      </w:pPr>
+      <w:r>
+        <w:t>§29.7 Pilotage cybernétique complet (Phase 6, long terme)</w:t>
+      </w:r>
+    </w:p>
+    <w:p>
+      <w:r>
+        <w:t>Indicateurs de pilotage en régime nominal :</w:t>
+      </w:r>
+    </w:p>
+    <w:p>
+      <w:pPr>
+        <w:pStyle w:val="ListBullet"/>
+      </w:pPr>
+      <w:r>
+        <w:t>Disponibilité SO-level réelle ≥ 95 % (Point 2)</w:t>
+      </w:r>
+    </w:p>
+    <w:p>
+      <w:pPr>
+        <w:pStyle w:val="ListBullet"/>
+      </w:pPr>
+      <w:r>
+        <w:t>Lag moyen approbation L3 &lt; seuil profil</w:t>
+      </w:r>
+    </w:p>
+    <w:p>
+      <w:pPr>
+        <w:pStyle w:val="ListBullet"/>
+      </w:pPr>
+      <w:r>
+        <w:t>Taux d'escalation L3 → L4 &lt; 10 %</w:t>
+      </w:r>
+    </w:p>
+    <w:p>
+      <w:pPr>
+        <w:pStyle w:val="ListBullet"/>
+      </w:pPr>
+      <w:r>
+        <w:t>Bias forecast contrôlé (|biais| &lt; 5 %)</w:t>
+      </w:r>
+    </w:p>
+    <w:p>
+      <w:pPr>
+        <w:pStyle w:val="ListBullet"/>
+      </w:pPr>
+      <w:r>
+        <w:t>Rejection rate L3+L4 &lt; 15 %</w:t>
+      </w:r>
+    </w:p>
+    <w:p>
+      <w:pPr>
+        <w:pStyle w:val="Heading3"/>
+      </w:pPr>
+      <w:r>
+        <w:t>§29.8 Vue d'ensemble — calendrier indicatif</w:t>
+      </w:r>
+    </w:p>
+    <w:tbl>
+      <w:tblPr>
+        <w:tblStyle w:val="LightGrid-Accent1"/>
+        <w:tblW w:type="auto" w:w="0"/>
+        <w:tblLook w:firstColumn="1" w:firstRow="1" w:lastColumn="0" w:lastRow="0" w:noHBand="0" w:noVBand="1" w:val="04A0"/>
+      </w:tblPr>
+      <w:tblGrid>
+        <w:gridCol w:w="2160"/>
+        <w:gridCol w:w="2160"/>
+        <w:gridCol w:w="2160"/>
+        <w:gridCol w:w="2160"/>
+      </w:tblGrid>
+      <w:tr>
+        <w:tc>
+          <w:tcPr>
+            <w:tcW w:type="dxa" w:w="2160"/>
+          </w:tcPr>
+          <w:p>
+            <w:r>
+              <w:rPr>
+                <w:b/>
+              </w:rPr>
+              <w:t>Phase</w:t>
+            </w:r>
+          </w:p>
+        </w:tc>
+        <w:tc>
+          <w:tcPr>
+            <w:tcW w:type="dxa" w:w="2160"/>
+          </w:tcPr>
+          <w:p>
+            <w:r>
+              <w:rPr>
+                <w:b/>
+              </w:rPr>
+              <w:t>Durée</w:t>
+            </w:r>
+          </w:p>
+        </w:tc>
+        <w:tc>
+          <w:tcPr>
+            <w:tcW w:type="dxa" w:w="2160"/>
+          </w:tcPr>
+          <w:p>
+            <w:r>
+              <w:rPr>
+                <w:b/>
+              </w:rPr>
+              <w:t>Risque</w:t>
+            </w:r>
+          </w:p>
+        </w:tc>
+        <w:tc>
+          <w:tcPr>
+            <w:tcW w:type="dxa" w:w="2160"/>
+          </w:tcPr>
+          <w:p>
+            <w:r>
+              <w:rPr>
+                <w:b/>
+              </w:rPr>
+              <w:t>Apport cumulé vs baseline</w:t>
+            </w:r>
+          </w:p>
+        </w:tc>
+      </w:tr>
+      <w:tr>
+        <w:tc>
+          <w:tcPr>
+            <w:tcW w:type="dxa" w:w="2160"/>
+          </w:tcPr>
+          <w:p>
+            <w:r>
+              <w:t>0. Audit</w:t>
+            </w:r>
+          </w:p>
+        </w:tc>
+        <w:tc>
+          <w:tcPr>
+            <w:tcW w:type="dxa" w:w="2160"/>
+          </w:tcPr>
+          <w:p>
+            <w:r>
+              <w:t>3-6 mois</w:t>
+            </w:r>
+          </w:p>
+        </w:tc>
+        <w:tc>
+          <w:tcPr>
+            <w:tcW w:type="dxa" w:w="2160"/>
+          </w:tcPr>
+          <w:p>
+            <w:r>
+              <w:t>nul</w:t>
+            </w:r>
+          </w:p>
+        </w:tc>
+        <w:tc>
+          <w:tcPr>
+            <w:tcW w:type="dxa" w:w="2160"/>
+          </w:tcPr>
+          <w:p>
+            <w:r>
+              <w:t>mesure as-is</w:t>
+            </w:r>
+          </w:p>
+        </w:tc>
+      </w:tr>
+      <w:tr>
+        <w:tc>
+          <w:tcPr>
+            <w:tcW w:type="dxa" w:w="2160"/>
+          </w:tcPr>
+          <w:p>
+            <w:r>
+              <w:t>1. Baseline</w:t>
+            </w:r>
+          </w:p>
+        </w:tc>
+        <w:tc>
+          <w:tcPr>
+            <w:tcW w:type="dxa" w:w="2160"/>
+          </w:tcPr>
+          <w:p>
+            <w:r>
+              <w:t>3 mois</w:t>
+            </w:r>
+          </w:p>
+        </w:tc>
+        <w:tc>
+          <w:tcPr>
+            <w:tcW w:type="dxa" w:w="2160"/>
+          </w:tcPr>
+          <w:p>
+            <w:r>
+              <w:t>nul</w:t>
+            </w:r>
+          </w:p>
+        </w:tc>
+        <w:tc>
+          <w:tcPr>
+            <w:tcW w:type="dxa" w:w="2160"/>
+          </w:tcPr>
+          <w:p>
+            <w:r>
+              <w:t>référence</w:t>
+            </w:r>
+          </w:p>
+        </w:tc>
+      </w:tr>
+      <w:tr>
+        <w:tc>
+          <w:tcPr>
+            <w:tcW w:type="dxa" w:w="2160"/>
+          </w:tcPr>
+          <w:p>
+            <w:r>
+              <w:t>2. Event sourcing</w:t>
+            </w:r>
+          </w:p>
+        </w:tc>
+        <w:tc>
+          <w:tcPr>
+            <w:tcW w:type="dxa" w:w="2160"/>
+          </w:tcPr>
+          <w:p>
+            <w:r>
+              <w:t>6 mois</w:t>
+            </w:r>
+          </w:p>
+        </w:tc>
+        <w:tc>
+          <w:tcPr>
+            <w:tcW w:type="dxa" w:w="2160"/>
+          </w:tcPr>
+          <w:p>
+            <w:r>
+              <w:t>faible</w:t>
+            </w:r>
+          </w:p>
+        </w:tc>
+        <w:tc>
+          <w:tcPr>
+            <w:tcW w:type="dxa" w:w="2160"/>
+          </w:tcPr>
+          <w:p>
+            <w:r>
+              <w:t>−3 % coût, ÷4 nervosité, traçabilité</w:t>
+            </w:r>
+          </w:p>
+        </w:tc>
+      </w:tr>
+      <w:tr>
+        <w:tc>
+          <w:tcPr>
+            <w:tcW w:type="dxa" w:w="2160"/>
+          </w:tcPr>
+          <w:p>
+            <w:r>
+              <w:t>3. Flux pilote</w:t>
+            </w:r>
+          </w:p>
+        </w:tc>
+        <w:tc>
+          <w:tcPr>
+            <w:tcW w:type="dxa" w:w="2160"/>
+          </w:tcPr>
+          <w:p>
+            <w:r>
+              <w:t>6-12 mois</w:t>
+            </w:r>
+          </w:p>
+        </w:tc>
+        <w:tc>
+          <w:tcPr>
+            <w:tcW w:type="dxa" w:w="2160"/>
+          </w:tcPr>
+          <w:p>
+            <w:r>
+              <w:t>moyen (ontime)</w:t>
+            </w:r>
+          </w:p>
+        </w:tc>
+        <w:tc>
+          <w:tcPr>
+            <w:tcW w:type="dxa" w:w="2160"/>
+          </w:tcPr>
+          <w:p>
+            <w:r>
+              <w:t>−15 à −25 % coût (produit pilote)</w:t>
+            </w:r>
+          </w:p>
+        </w:tc>
+      </w:tr>
+      <w:tr>
+        <w:tc>
+          <w:tcPr>
+            <w:tcW w:type="dxa" w:w="2160"/>
+          </w:tcPr>
+          <w:p>
+            <w:r>
+              <w:t>4. Multi-flux</w:t>
+            </w:r>
+          </w:p>
+        </w:tc>
+        <w:tc>
+          <w:tcPr>
+            <w:tcW w:type="dxa" w:w="2160"/>
+          </w:tcPr>
+          <w:p>
+            <w:r>
+              <w:t>12 mois</w:t>
+            </w:r>
+          </w:p>
+        </w:tc>
+        <w:tc>
+          <w:tcPr>
+            <w:tcW w:type="dxa" w:w="2160"/>
+          </w:tcPr>
+          <w:p>
+            <w:r>
+              <w:t>moyen</w:t>
+            </w:r>
+          </w:p>
+        </w:tc>
+        <w:tc>
+          <w:tcPr>
+            <w:tcW w:type="dxa" w:w="2160"/>
+          </w:tcPr>
+          <w:p>
+            <w:r>
+              <w:t>gain multi-flux + P3 collective</w:t>
+            </w:r>
+          </w:p>
+        </w:tc>
+      </w:tr>
+      <w:tr>
+        <w:tc>
+          <w:tcPr>
+            <w:tcW w:type="dxa" w:w="2160"/>
+          </w:tcPr>
+          <w:p>
+            <w:r>
+              <w:t>5. V12 cybernétique</w:t>
+            </w:r>
+          </w:p>
+        </w:tc>
+        <w:tc>
+          <w:tcPr>
+            <w:tcW w:type="dxa" w:w="2160"/>
+          </w:tcPr>
+          <w:p>
+            <w:r>
+              <w:t>12-24 mois</w:t>
+            </w:r>
+          </w:p>
+        </w:tc>
+        <w:tc>
+          <w:tcPr>
+            <w:tcW w:type="dxa" w:w="2160"/>
+          </w:tcPr>
+          <w:p>
+            <w:r>
+              <w:t>faible</w:t>
+            </w:r>
+          </w:p>
+        </w:tc>
+        <w:tc>
+          <w:tcPr>
+            <w:tcW w:type="dxa" w:w="2160"/>
+          </w:tcPr>
+          <w:p>
+            <w:r>
+              <w:t>apprentissage + automation</w:t>
+            </w:r>
+          </w:p>
+        </w:tc>
+      </w:tr>
+      <w:tr>
+        <w:tc>
+          <w:tcPr>
+            <w:tcW w:type="dxa" w:w="2160"/>
+          </w:tcPr>
+          <w:p>
+            <w:r>
+              <w:t>6. Pilotage cyber</w:t>
+            </w:r>
+          </w:p>
+        </w:tc>
+        <w:tc>
+          <w:tcPr>
+            <w:tcW w:type="dxa" w:w="2160"/>
+          </w:tcPr>
+          <w:p>
+            <w:r>
+              <w:t>continu</w:t>
+            </w:r>
+          </w:p>
+        </w:tc>
+        <w:tc>
+          <w:tcPr>
+            <w:tcW w:type="dxa" w:w="2160"/>
+          </w:tcPr>
+          <w:p>
+            <w:r>
+              <w:t>nul</w:t>
+            </w:r>
+          </w:p>
+        </w:tc>
+        <w:tc>
+          <w:tcPr>
+            <w:tcW w:type="dxa" w:w="2160"/>
+          </w:tcPr>
+          <w:p>
+            <w:r>
+              <w:t>optimisation continue</w:t>
+            </w:r>
+          </w:p>
+        </w:tc>
+      </w:tr>
+      <w:tr>
+        <w:tc>
+          <w:tcPr>
+            <w:tcW w:type="dxa" w:w="2160"/>
+          </w:tcPr>
+          <w:p>
+            <w:r>
+              <w:t>**Total**</w:t>
+            </w:r>
+          </w:p>
+        </w:tc>
+        <w:tc>
+          <w:tcPr>
+            <w:tcW w:type="dxa" w:w="2160"/>
+          </w:tcPr>
+          <w:p>
+            <w:r>
+              <w:t>**36-60 mois**</w:t>
+            </w:r>
+          </w:p>
+        </w:tc>
+        <w:tc>
+          <w:tcPr>
+            <w:tcW w:type="dxa" w:w="2160"/>
+          </w:tcPr>
+          <w:p>
+            <w:r>
+              <w:t>progressif</w:t>
+            </w:r>
+          </w:p>
+        </w:tc>
+        <w:tc>
+          <w:tcPr>
+            <w:tcW w:type="dxa" w:w="2160"/>
+          </w:tcPr>
+          <w:p>
+            <w:r>
+              <w:t>doctrine complète</w:t>
+            </w:r>
+          </w:p>
+        </w:tc>
+      </w:tr>
+    </w:tbl>
+    <w:p>
+      <w:pPr>
+        <w:pStyle w:val="Heading3"/>
+      </w:pPr>
+      <w:r>
+        <w:t>§29.9 Pièges à éviter (issus des limites mesurées)</w:t>
+      </w:r>
+    </w:p>
+    <w:tbl>
+      <w:tblPr>
+        <w:tblStyle w:val="LightGrid-Accent1"/>
+        <w:tblW w:type="auto" w:w="0"/>
+        <w:tblLook w:firstColumn="1" w:firstRow="1" w:lastColumn="0" w:lastRow="0" w:noHBand="0" w:noVBand="1" w:val="04A0"/>
+      </w:tblPr>
+      <w:tblGrid>
+        <w:gridCol w:w="2880"/>
+        <w:gridCol w:w="2880"/>
+        <w:gridCol w:w="2880"/>
+      </w:tblGrid>
+      <w:tr>
+        <w:tc>
+          <w:tcPr>
+            <w:tcW w:type="dxa" w:w="2880"/>
+          </w:tcPr>
+          <w:p>
+            <w:r>
+              <w:rPr>
+                <w:b/>
+              </w:rPr>
+              <w:t>Piège</w:t>
+            </w:r>
+          </w:p>
+        </w:tc>
+        <w:tc>
+          <w:tcPr>
+            <w:tcW w:type="dxa" w:w="2880"/>
+          </w:tcPr>
+          <w:p>
+            <w:r>
+              <w:rPr>
+                <w:b/>
+              </w:rPr>
+              <w:t>Conséquence</w:t>
+            </w:r>
+          </w:p>
+        </w:tc>
+        <w:tc>
+          <w:tcPr>
+            <w:tcW w:type="dxa" w:w="2880"/>
+          </w:tcPr>
+          <w:p>
+            <w:r>
+              <w:rPr>
+                <w:b/>
+              </w:rPr>
+              <w:t>Mitigation</w:t>
+            </w:r>
+          </w:p>
+        </w:tc>
+      </w:tr>
+      <w:tr>
+        <w:tc>
+          <w:tcPr>
+            <w:tcW w:type="dxa" w:w="2880"/>
+          </w:tcPr>
+          <w:p>
+            <w:r>
+              <w:t>Sauter phase 2</w:t>
+            </w:r>
+          </w:p>
+        </w:tc>
+        <w:tc>
+          <w:tcPr>
+            <w:tcW w:type="dxa" w:w="2880"/>
+          </w:tcPr>
+          <w:p>
+            <w:r>
+              <w:t>Pas de couche de mesure</w:t>
+            </w:r>
+          </w:p>
+        </w:tc>
+        <w:tc>
+          <w:tcPr>
+            <w:tcW w:type="dxa" w:w="2880"/>
+          </w:tcPr>
+          <w:p>
+            <w:r>
+              <w:t>Toujours mesurer avant changer</w:t>
+            </w:r>
+          </w:p>
+        </w:tc>
+      </w:tr>
+      <w:tr>
+        <w:tc>
+          <w:tcPr>
+            <w:tcW w:type="dxa" w:w="2880"/>
+          </w:tcPr>
+          <w:p>
+            <w:r>
+              <w:t>Phase 3 sans baseline (phase 1)</w:t>
+            </w:r>
+          </w:p>
+        </w:tc>
+        <w:tc>
+          <w:tcPr>
+            <w:tcW w:type="dxa" w:w="2880"/>
+          </w:tcPr>
+          <w:p>
+            <w:r>
+              <w:t>Pas de comparable</w:t>
+            </w:r>
+          </w:p>
+        </w:tc>
+        <w:tc>
+          <w:tcPr>
+            <w:tcW w:type="dxa" w:w="2880"/>
+          </w:tcPr>
+          <w:p>
+            <w:r>
+              <w:t>Phase 1 obligatoire</w:t>
+            </w:r>
+          </w:p>
+        </w:tc>
+      </w:tr>
+      <w:tr>
+        <w:tc>
+          <w:tcPr>
+            <w:tcW w:type="dxa" w:w="2880"/>
+          </w:tcPr>
+          <w:p>
+            <w:r>
+              <w:t>Produit pilote à tolérance ontime stricte (&lt; 3 j)</w:t>
+            </w:r>
+          </w:p>
+        </w:tc>
+        <w:tc>
+          <w:tcPr>
+            <w:tcW w:type="dxa" w:w="2880"/>
+          </w:tcPr>
+          <w:p>
+            <w:r>
+              <w:t>Ontime dégradé (§24.8.6)</w:t>
+            </w:r>
+          </w:p>
+        </w:tc>
+        <w:tc>
+          <w:tcPr>
+            <w:tcW w:type="dxa" w:w="2880"/>
+          </w:tcPr>
+          <w:p>
+            <w:r>
+              <w:t>Choisir produit à tolérance ≥ 3 j ou attendre V12.6</w:t>
+            </w:r>
+          </w:p>
+        </w:tc>
+      </w:tr>
+      <w:tr>
+        <w:tc>
+          <w:tcPr>
+            <w:tcW w:type="dxa" w:w="2880"/>
+          </w:tcPr>
+          <w:p>
+            <w:r>
+              <w:t>V12 sans V11 stable</w:t>
+            </w:r>
+          </w:p>
+        </w:tc>
+        <w:tc>
+          <w:tcPr>
+            <w:tcW w:type="dxa" w:w="2880"/>
+          </w:tcPr>
+          <w:p>
+            <w:r>
+              <w:t>Complexité non maîtrisée</w:t>
+            </w:r>
+          </w:p>
+        </w:tc>
+        <w:tc>
+          <w:tcPr>
+            <w:tcW w:type="dxa" w:w="2880"/>
+          </w:tcPr>
+          <w:p>
+            <w:r>
+              <w:t>V12 vient après V11</w:t>
+            </w:r>
+          </w:p>
+        </w:tc>
+      </w:tr>
+      <w:tr>
+        <w:tc>
+          <w:tcPr>
+            <w:tcW w:type="dxa" w:w="2880"/>
+          </w:tcPr>
+          <w:p>
+            <w:r>
+              <w:t>2 goulots simultanés</w:t>
+            </w:r>
+          </w:p>
+        </w:tc>
+        <w:tc>
+          <w:tcPr>
+            <w:tcW w:type="dxa" w:w="2880"/>
+          </w:tcPr>
+          <w:p>
+            <w:r>
+              <w:t>DBR cassé (×1.52 ampli)</w:t>
+            </w:r>
+          </w:p>
+        </w:tc>
+        <w:tc>
+          <w:tcPr>
+            <w:tcW w:type="dxa" w:w="2880"/>
+          </w:tcPr>
+          <w:p>
+            <w:r>
+              <w:t>Identifier UN goulot avant phase 4</w:t>
+            </w:r>
+          </w:p>
+        </w:tc>
+      </w:tr>
+      <w:tr>
+        <w:tc>
+          <w:tcPr>
+            <w:tcW w:type="dxa" w:w="2880"/>
+          </w:tcPr>
+          <w:p>
+            <w:r>
+              <w:t>Appro × Demande sans double-sourcing</w:t>
+            </w:r>
+          </w:p>
+        </w:tc>
+        <w:tc>
+          <w:tcPr>
+            <w:tcW w:type="dxa" w:w="2880"/>
+          </w:tcPr>
+          <w:p>
+            <w:r>
+              <w:t>Mur intrinsèque (6.8 j MTTR irréductible)</w:t>
+            </w:r>
+          </w:p>
+        </w:tc>
+        <w:tc>
+          <w:tcPr>
+            <w:tcW w:type="dxa" w:w="2880"/>
+          </w:tcPr>
+          <w:p>
+            <w:r>
+              <w:t>Hors doctrine — sécuriser appro</w:t>
+            </w:r>
+          </w:p>
+        </w:tc>
+      </w:tr>
+      <w:tr>
+        <w:tc>
+          <w:tcPr>
+            <w:tcW w:type="dxa" w:w="2880"/>
+          </w:tcPr>
+          <w:p>
+            <w:r>
+              <w:t>Activer phase 3 sur produit à due_date serrée</w:t>
+            </w:r>
+          </w:p>
+        </w:tc>
+        <w:tc>
+          <w:tcPr>
+            <w:tcW w:type="dxa" w:w="2880"/>
+          </w:tcPr>
+          <w:p>
+            <w:r>
+              <w:t>Cf. §24.8.7 défaut smoothing</w:t>
+            </w:r>
+          </w:p>
+        </w:tc>
+        <w:tc>
+          <w:tcPr>
+            <w:tcW w:type="dxa" w:w="2880"/>
+          </w:tcPr>
+          <w:p>
+            <w:r>
+              <w:t>Attendre V12.6 due-date-aware</w:t>
+            </w:r>
+          </w:p>
+        </w:tc>
+      </w:tr>
+    </w:tbl>
+    <w:p>
+      <w:pPr>
+        <w:pStyle w:val="Heading3"/>
+      </w:pPr>
+      <w:r>
+        <w:t>§29.10 Lien vers les 6 briques V12</w:t>
+      </w:r>
+    </w:p>
+    <w:p>
+      <w:r>
+        <w:t>Cette démarche s'appuie sur les briques V12 livrées dans le code :</w:t>
+      </w:r>
+    </w:p>
+    <w:tbl>
+      <w:tblPr>
+        <w:tblStyle w:val="LightGrid-Accent1"/>
+        <w:tblW w:type="auto" w:w="0"/>
+        <w:tblLook w:firstColumn="1" w:firstRow="1" w:lastColumn="0" w:lastRow="0" w:noHBand="0" w:noVBand="1" w:val="04A0"/>
+      </w:tblPr>
+      <w:tblGrid>
+        <w:gridCol w:w="4320"/>
+        <w:gridCol w:w="4320"/>
+      </w:tblGrid>
+      <w:tr>
+        <w:tc>
+          <w:tcPr>
+            <w:tcW w:type="dxa" w:w="4320"/>
+          </w:tcPr>
+          <w:p>
+            <w:r>
+              <w:rPr>
+                <w:b/>
+              </w:rPr>
+              <w:t>Phase démarche</w:t>
+            </w:r>
+          </w:p>
+        </w:tc>
+        <w:tc>
+          <w:tcPr>
+            <w:tcW w:type="dxa" w:w="4320"/>
+          </w:tcPr>
+          <w:p>
+            <w:r>
+              <w:rPr>
+                <w:b/>
+              </w:rPr>
+              <w:t>Brique V12 mobilisée</w:t>
+            </w:r>
+          </w:p>
+        </w:tc>
+      </w:tr>
+      <w:tr>
+        <w:tc>
+          <w:tcPr>
+            <w:tcW w:type="dxa" w:w="4320"/>
+          </w:tcPr>
+          <w:p>
+            <w:r>
+              <w:t>Phase 3 (flux pilote)</w:t>
+            </w:r>
+          </w:p>
+        </w:tc>
+        <w:tc>
+          <w:tcPr>
+            <w:tcW w:type="dxa" w:w="4320"/>
+          </w:tcPr>
+          <w:p>
+            <w:r>
+              <w:t>V12.1, V12.2 si needed</w:t>
+            </w:r>
+          </w:p>
+        </w:tc>
+      </w:tr>
+      <w:tr>
+        <w:tc>
+          <w:tcPr>
+            <w:tcW w:type="dxa" w:w="4320"/>
+          </w:tcPr>
+          <w:p>
+            <w:r>
+              <w:t>Phase 4 (multi-flux)</w:t>
+            </w:r>
+          </w:p>
+        </w:tc>
+        <w:tc>
+          <w:tcPr>
+            <w:tcW w:type="dxa" w:w="4320"/>
+          </w:tcPr>
+          <w:p>
+            <w:r>
+              <w:t>V12.3 Delta engine, V12.4 human loop</w:t>
+            </w:r>
+          </w:p>
+        </w:tc>
+      </w:tr>
+      <w:tr>
+        <w:tc>
+          <w:tcPr>
+            <w:tcW w:type="dxa" w:w="4320"/>
+          </w:tcPr>
+          <w:p>
+            <w:r>
+              <w:t>Phase 5 (cybernétique)</w:t>
+            </w:r>
+          </w:p>
+        </w:tc>
+        <w:tc>
+          <w:tcPr>
+            <w:tcW w:type="dxa" w:w="4320"/>
+          </w:tcPr>
+          <w:p>
+            <w:r>
+              <w:t>V12.1.1, V12.2.1, V12.5 orchestration</w:t>
+            </w:r>
+          </w:p>
+        </w:tc>
+      </w:tr>
+      <w:tr>
+        <w:tc>
+          <w:tcPr>
+            <w:tcW w:type="dxa" w:w="4320"/>
+          </w:tcPr>
+          <w:p>
+            <w:r>
+              <w:t>Phase 6 (régime nominal)</w:t>
+            </w:r>
+          </w:p>
+        </w:tc>
+        <w:tc>
+          <w:tcPr>
+            <w:tcW w:type="dxa" w:w="4320"/>
+          </w:tcPr>
+          <w:p>
+            <w:r>
+              <w:t>V12.5 matrice + ajustement continu</w:t>
+            </w:r>
+          </w:p>
+        </w:tc>
+      </w:tr>
+    </w:tbl>
+    <w:p>
+      <w:r>
+        <w:t>V12.6 due-date-aware smoothing (§28.12) est prérequis pour</w:t>
+      </w:r>
+    </w:p>
+    <w:p>
+      <w:r>
+        <w:t>ateliers à tolérance ontime stricte (aéro, médical, automobile).</w:t>
       </w:r>
     </w:p>
     <w:p/>

--- a/docs/cadrage_v4.docx
+++ b/docs/cadrage_v4.docx
@@ -16012,27 +16012,57 @@
         <w:pStyle w:val="Heading2"/>
       </w:pPr>
       <w:r>
-        <w:t>§29. Démarche d'implantation progressive (industriel)</w:t>
-      </w:r>
-    </w:p>
-    <w:p>
-      <w:r>
-        <w:t>L'implantation de la doctrine pilotage par flux dans un atelier</w:t>
-      </w:r>
-    </w:p>
-    <w:p>
-      <w:r>
-        <w:t>réel doit être progressive, avec des critères Go/No-Go mesurés</w:t>
-      </w:r>
-    </w:p>
-    <w:p>
-      <w:r>
-        <w:t>entre chaque phase. Cette section synthétise la séquence</w:t>
-      </w:r>
-    </w:p>
-    <w:p>
-      <w:r>
-        <w:t>recommandée tirée des 8 000 runs cumulés et des limites mesurées.</w:t>
+        <w:t>§24.14 Cadre QCDS — 4 objectifs industriels mesurés</w:t>
+      </w:r>
+    </w:p>
+    <w:p>
+      <w:r>
+        <w:t>Les unités industrielles poursuivent 4 objectifs simultanés :</w:t>
+      </w:r>
+    </w:p>
+    <w:p>
+      <w:r>
+        <w:t>1. Q — Quantité : livrer les bonnes quantités (quantity_compliance)</w:t>
+      </w:r>
+    </w:p>
+    <w:p>
+      <w:r>
+        <w:t>2. C — Coût : au moindre coût (total_cost_eur)</w:t>
+      </w:r>
+    </w:p>
+    <w:p>
+      <w:r>
+        <w:t>3. D — Délai : à date (disponibility_so_level)</w:t>
+      </w:r>
+    </w:p>
+    <w:p>
+      <w:r>
+        <w:t>4. S — Stabilité : avec minimum de perturbations (nervousness)</w:t>
+      </w:r>
+    </w:p>
+    <w:p>
+      <w:r>
+        <w:t>Le paper jusqu'ici mesurait C / D / S explicitement mais agrégeait</w:t>
+      </w:r>
+    </w:p>
+    <w:p>
+      <w:r>
+        <w:t>Q (of_closed + qty_good) sans KPI dédié. L'Option A comble</w:t>
+      </w:r>
+    </w:p>
+    <w:p>
+      <w:r>
+        <w:t>cette lacune en ajoutant quantity_compliance calculé comme</w:t>
+      </w:r>
+    </w:p>
+    <w:p>
+      <w:r>
+        <w:t>Σ(qty_good livrée par OF) / Σ(qty_demandée par SO) (SOs rejetées</w:t>
+      </w:r>
+    </w:p>
+    <w:p>
+      <w:r>
+        <w:t>exclues).</w:t>
       </w:r>
     </w:p>
     <w:p>
@@ -16040,1813 +16070,7 @@
         <w:pStyle w:val="Heading3"/>
       </w:pPr>
       <w:r>
-        <w:t>§29.1 Prérequis (Phase 0, 3-6 mois)</w:t>
-      </w:r>
-    </w:p>
-    <w:p>
-      <w:r>
-        <w:t>Conditions techniques :</w:t>
-      </w:r>
-    </w:p>
-    <w:p>
-      <w:pPr>
-        <w:pStyle w:val="ListBullet"/>
-      </w:pPr>
-      <w:r>
-        <w:t>MES capable de capturer événements (start, finish, scrap par OF)</w:t>
-      </w:r>
-    </w:p>
-    <w:p>
-      <w:pPr>
-        <w:pStyle w:val="ListBullet"/>
-      </w:pPr>
-      <w:r>
-        <w:t>ERP exposant due_dates, BOM, routings</w:t>
-      </w:r>
-    </w:p>
-    <w:p>
-      <w:pPr>
-        <w:pStyle w:val="ListBullet"/>
-      </w:pPr>
-      <w:r>
-        <w:t>Lien MES/ERP fiable (latence &lt; 1 h)</w:t>
-      </w:r>
-    </w:p>
-    <w:p>
-      <w:r>
-        <w:t>Conditions organisationnelles :</w:t>
-      </w:r>
-    </w:p>
-    <w:p>
-      <w:pPr>
-        <w:pStyle w:val="ListBullet"/>
-      </w:pPr>
-      <w:r>
-        <w:t>Volonté direction (prod + qualité + DSI alignés)</w:t>
-      </w:r>
-    </w:p>
-    <w:p>
-      <w:pPr>
-        <w:pStyle w:val="ListBullet"/>
-      </w:pPr>
-      <w:r>
-        <w:t>Choix du **profil cible** (SMALL/MEDIUM/LARGE V12.5 §28.10.2)</w:t>
-      </w:r>
-    </w:p>
-    <w:p>
-      <w:pPr>
-        <w:pStyle w:val="ListBullet"/>
-      </w:pPr>
-      <w:r>
-        <w:t>Identification du goulot principal (étape 1 TOC Goldratt)</w:t>
-      </w:r>
-    </w:p>
-    <w:p>
-      <w:pPr>
-        <w:pStyle w:val="ListBullet"/>
-      </w:pPr>
-      <w:r>
-        <w:t>Sélection du **produit pilote** : à tolérance ontime large</w:t>
-      </w:r>
-    </w:p>
-    <w:p>
-      <w:r>
-        <w:t xml:space="preserve">  (≥ 3 jours) pour éviter le défaut §24.8.7</w:t>
-      </w:r>
-    </w:p>
-    <w:p>
-      <w:r>
-        <w:t>Livrable : cartographie VSM, KPIs as-is, charte projet.</w:t>
-      </w:r>
-    </w:p>
-    <w:p>
-      <w:pPr>
-        <w:pStyle w:val="Heading3"/>
-      </w:pPr>
-      <w:r>
-        <w:t>§29.2 Baseline mesurée OF-driven (Phase 1, 3 mois)</w:t>
-      </w:r>
-    </w:p>
-    <w:p>
-      <w:r>
-        <w:t>Quoi : instrumenter le pilotage OF existant avant tout changement.</w:t>
-      </w:r>
-    </w:p>
-    <w:tbl>
-      <w:tblPr>
-        <w:tblStyle w:val="LightGrid-Accent1"/>
-        <w:tblW w:type="auto" w:w="0"/>
-        <w:tblLook w:firstColumn="1" w:firstRow="1" w:lastColumn="0" w:lastRow="0" w:noHBand="0" w:noVBand="1" w:val="04A0"/>
-      </w:tblPr>
-      <w:tblGrid>
-        <w:gridCol w:w="2880"/>
-        <w:gridCol w:w="2880"/>
-        <w:gridCol w:w="2880"/>
-      </w:tblGrid>
-      <w:tr>
-        <w:tc>
-          <w:tcPr>
-            <w:tcW w:type="dxa" w:w="2880"/>
-          </w:tcPr>
-          <w:p>
-            <w:r>
-              <w:rPr>
-                <w:b/>
-              </w:rPr>
-              <w:t>KPI à mesurer</w:t>
-            </w:r>
-          </w:p>
-        </w:tc>
-        <w:tc>
-          <w:tcPr>
-            <w:tcW w:type="dxa" w:w="2880"/>
-          </w:tcPr>
-          <w:p>
-            <w:r>
-              <w:rPr>
-                <w:b/>
-              </w:rPr>
-              <w:t>Source</w:t>
-            </w:r>
-          </w:p>
-        </w:tc>
-        <w:tc>
-          <w:tcPr>
-            <w:tcW w:type="dxa" w:w="2880"/>
-          </w:tcPr>
-          <w:p>
-            <w:r>
-              <w:rPr>
-                <w:b/>
-              </w:rPr>
-              <w:t>Fréquence</w:t>
-            </w:r>
-          </w:p>
-        </w:tc>
-      </w:tr>
-      <w:tr>
-        <w:tc>
-          <w:tcPr>
-            <w:tcW w:type="dxa" w:w="2880"/>
-          </w:tcPr>
-          <w:p>
-            <w:r>
-              <w:t>Lead time moyen + dispersion</w:t>
-            </w:r>
-          </w:p>
-        </w:tc>
-        <w:tc>
-          <w:tcPr>
-            <w:tcW w:type="dxa" w:w="2880"/>
-          </w:tcPr>
-          <w:p>
-            <w:r>
-              <w:t>MES</w:t>
-            </w:r>
-          </w:p>
-        </w:tc>
-        <w:tc>
-          <w:tcPr>
-            <w:tcW w:type="dxa" w:w="2880"/>
-          </w:tcPr>
-          <w:p>
-            <w:r>
-              <w:t>quotidienne</w:t>
-            </w:r>
-          </w:p>
-        </w:tc>
-      </w:tr>
-      <w:tr>
-        <w:tc>
-          <w:tcPr>
-            <w:tcW w:type="dxa" w:w="2880"/>
-          </w:tcPr>
-          <w:p>
-            <w:r>
-              <w:t>WIP journalier</w:t>
-            </w:r>
-          </w:p>
-        </w:tc>
-        <w:tc>
-          <w:tcPr>
-            <w:tcW w:type="dxa" w:w="2880"/>
-          </w:tcPr>
-          <w:p>
-            <w:r>
-              <w:t>MES</w:t>
-            </w:r>
-          </w:p>
-        </w:tc>
-        <w:tc>
-          <w:tcPr>
-            <w:tcW w:type="dxa" w:w="2880"/>
-          </w:tcPr>
-          <w:p>
-            <w:r>
-              <w:t>quotidienne</w:t>
-            </w:r>
-          </w:p>
-        </w:tc>
-      </w:tr>
-      <w:tr>
-        <w:tc>
-          <w:tcPr>
-            <w:tcW w:type="dxa" w:w="2880"/>
-          </w:tcPr>
-          <w:p>
-            <w:r>
-              <w:t>Nervosité (replans APS / jour)</w:t>
-            </w:r>
-          </w:p>
-        </w:tc>
-        <w:tc>
-          <w:tcPr>
-            <w:tcW w:type="dxa" w:w="2880"/>
-          </w:tcPr>
-          <w:p>
-            <w:r>
-              <w:t>ERP/APS</w:t>
-            </w:r>
-          </w:p>
-        </w:tc>
-        <w:tc>
-          <w:tcPr>
-            <w:tcW w:type="dxa" w:w="2880"/>
-          </w:tcPr>
-          <w:p>
-            <w:r>
-              <w:t>hebdomadaire</w:t>
-            </w:r>
-          </w:p>
-        </w:tc>
-      </w:tr>
-      <w:tr>
-        <w:tc>
-          <w:tcPr>
-            <w:tcW w:type="dxa" w:w="2880"/>
-          </w:tcPr>
-          <w:p>
-            <w:r>
-              <w:t>Coût opérationnel (matière + MOD + MOI + scrap)</w:t>
-            </w:r>
-          </w:p>
-        </w:tc>
-        <w:tc>
-          <w:tcPr>
-            <w:tcW w:type="dxa" w:w="2880"/>
-          </w:tcPr>
-          <w:p>
-            <w:r>
-              <w:t>comptabilité</w:t>
-            </w:r>
-          </w:p>
-        </w:tc>
-        <w:tc>
-          <w:tcPr>
-            <w:tcW w:type="dxa" w:w="2880"/>
-          </w:tcPr>
-          <w:p>
-            <w:r>
-              <w:t>mensuelle</w:t>
-            </w:r>
-          </w:p>
-        </w:tc>
-      </w:tr>
-      <w:tr>
-        <w:tc>
-          <w:tcPr>
-            <w:tcW w:type="dxa" w:w="2880"/>
-          </w:tcPr>
-          <w:p>
-            <w:r>
-              <w:t>Ontime delivery (% SOs livrées dans due_date)</w:t>
-            </w:r>
-          </w:p>
-        </w:tc>
-        <w:tc>
-          <w:tcPr>
-            <w:tcW w:type="dxa" w:w="2880"/>
-          </w:tcPr>
-          <w:p>
-            <w:r>
-              <w:t>ERP</w:t>
-            </w:r>
-          </w:p>
-        </w:tc>
-        <w:tc>
-          <w:tcPr>
-            <w:tcW w:type="dxa" w:w="2880"/>
-          </w:tcPr>
-          <w:p>
-            <w:r>
-              <w:t>quotidienne</w:t>
-            </w:r>
-          </w:p>
-        </w:tc>
-      </w:tr>
-    </w:tbl>
-    <w:p>
-      <w:r>
-        <w:t>Critère Go/No-Go : 90 jours consécutifs de mesure fiable. Sans</w:t>
-      </w:r>
-    </w:p>
-    <w:p>
-      <w:r>
-        <w:t>baseline, pas de comparable post-déploiement.</w:t>
-      </w:r>
-    </w:p>
-    <w:p>
-      <w:pPr>
-        <w:pStyle w:val="Heading3"/>
-      </w:pPr>
-      <w:r>
-        <w:t>§29.3 Event sourcing seul (Phase 2, 6 mois)</w:t>
-      </w:r>
-    </w:p>
-    <w:p>
-      <w:r>
-        <w:t>Quoi : garder OF, ajouter par-dessus la couche événementielle V3.</w:t>
-      </w:r>
-    </w:p>
-    <w:p>
-      <w:r>
-        <w:t>Modules à activer : events_v3/expected.py, matching.py,</w:t>
-      </w:r>
-    </w:p>
-    <w:p>
-      <w:r>
-        <w:t>dual_tolerance.py, comparative/learning.py.</w:t>
-      </w:r>
-    </w:p>
-    <w:p>
-      <w:r>
-        <w:t>Apports validés (sur 1 600 runs Random) :</w:t>
-      </w:r>
-    </w:p>
-    <w:p>
-      <w:pPr>
-        <w:pStyle w:val="ListBullet"/>
-      </w:pPr>
-      <w:r>
-        <w:t>**−2.8 % coût** (modeste mais mesurable)</w:t>
-      </w:r>
-    </w:p>
-    <w:p>
-      <w:pPr>
-        <w:pStyle w:val="ListBullet"/>
-      </w:pPr>
-      <w:r>
-        <w:t>**÷3.9 nervosité** (gain massif)</w:t>
-      </w:r>
-    </w:p>
-    <w:p>
-      <w:pPr>
-        <w:pStyle w:val="ListBullet"/>
-      </w:pPr>
-      <w:r>
-        <w:t>**134 détections + 404 causes attachées / run**</w:t>
-      </w:r>
-    </w:p>
-    <w:p>
-      <w:r>
-        <w:t>Risque : MINIMAL (couche additive, désactivable).</w:t>
-      </w:r>
-    </w:p>
-    <w:p>
-      <w:r>
-        <w:t>Critère Go : nervosité ÷ ≥ 3 + coût ≤ baseline + adoption équipe.</w:t>
-      </w:r>
-    </w:p>
-    <w:p>
-      <w:pPr>
-        <w:pStyle w:val="Heading3"/>
-      </w:pPr>
-      <w:r>
-        <w:t>§29.4 Lissage premier flux (Phase 3, 6-12 mois)</w:t>
-      </w:r>
-    </w:p>
-    <w:p>
-      <w:r>
-        <w:t>Quoi : sur 1 produit ou 1 ligne, basculer en FLUX.</w:t>
-      </w:r>
-    </w:p>
-    <w:p>
-      <w:r>
-        <w:t>Modules : flux/contracts.py, flux/smoothing.py,</w:t>
-      </w:r>
-    </w:p>
-    <w:p>
-      <w:r>
-        <w:t>flux/freeze.py, flux/buffers.py, gates/p3.py.</w:t>
-      </w:r>
-    </w:p>
-    <w:p>
-      <w:r>
-        <w:t>Apports attendus (sur produit pilote) :</w:t>
-      </w:r>
-    </w:p>
-    <w:p>
-      <w:pPr>
-        <w:pStyle w:val="ListBullet"/>
-      </w:pPr>
-      <w:r>
-        <w:t>−15 à −25 % coût</w:t>
-      </w:r>
-    </w:p>
-    <w:p>
-      <w:pPr>
-        <w:pStyle w:val="ListBullet"/>
-      </w:pPr>
-      <w:r>
-        <w:t>÷1.6 à ÷2.3 lead time</w:t>
-      </w:r>
-    </w:p>
-    <w:p>
-      <w:pPr>
-        <w:pStyle w:val="ListBullet"/>
-      </w:pPr>
-      <w:r>
-        <w:t>−33 à −38 % WIP</w:t>
-      </w:r>
-    </w:p>
-    <w:p>
-      <w:r>
-        <w:t>Risques mesurés :</w:t>
-      </w:r>
-    </w:p>
-    <w:p>
-      <w:pPr>
-        <w:pStyle w:val="ListBullet"/>
-      </w:pPr>
-      <w:r>
-        <w:t>⚠ **Retard ontime sur tolérance stricte** (§24.8.6 / §24.8.7) :</w:t>
-      </w:r>
-    </w:p>
-    <w:p>
-      <w:r>
-        <w:t xml:space="preserve">  FLUX 77-84 % à tol=0j contre 100 % pour OF.</w:t>
-      </w:r>
-    </w:p>
-    <w:p>
-      <w:pPr>
-        <w:pStyle w:val="ListBullet"/>
-      </w:pPr>
-      <w:r>
-        <w:t>**Mitigation obligatoire** : choisir produit à tolérance ≥ 3 j</w:t>
-      </w:r>
-    </w:p>
-    <w:p>
-      <w:r>
-        <w:t xml:space="preserve">  (FLUX remonte à 95-96 %).</w:t>
-      </w:r>
-    </w:p>
-    <w:p>
-      <w:r>
-        <w:t>Critère Go : ontime maintenue dans tolérance produit + coût</w:t>
-      </w:r>
-    </w:p>
-    <w:p>
-      <w:r>
-        <w:t>baissé ≥ 10 % + smoothing accepté par opérateurs.</w:t>
-      </w:r>
-    </w:p>
-    <w:p>
-      <w:pPr>
-        <w:pStyle w:val="Heading3"/>
-      </w:pPr>
-      <w:r>
-        <w:t>§29.5 Multi-flux et P3 collective (Phase 4, 12 mois)</w:t>
-      </w:r>
-    </w:p>
-    <w:p>
-      <w:r>
-        <w:t>Quoi : étendre à plusieurs lignes/familles.</w:t>
-      </w:r>
-    </w:p>
-    <w:p>
-      <w:r>
-        <w:t>Modules : gates/p3_collective.py, identification multi-goulots,</w:t>
-      </w:r>
-    </w:p>
-    <w:p>
-      <w:r>
-        <w:t>seuils Little, tampons DBR.</w:t>
-      </w:r>
-    </w:p>
-    <w:p>
-      <w:r>
-        <w:t>Apports :</w:t>
-      </w:r>
-    </w:p>
-    <w:p>
-      <w:pPr>
-        <w:pStyle w:val="ListBullet"/>
-      </w:pPr>
-      <w:r>
-        <w:t>Gestion des arbitrages multi-flux</w:t>
-      </w:r>
-    </w:p>
-    <w:p>
-      <w:pPr>
-        <w:pStyle w:val="ListBullet"/>
-      </w:pPr>
-      <w:r>
-        <w:t>PARTIAL_FREEZE anti-sur-engagement quand goulot saturé &gt; 90 %</w:t>
-      </w:r>
-    </w:p>
-    <w:p>
-      <w:pPr>
-        <w:pStyle w:val="ListBullet"/>
-      </w:pPr>
-      <w:r>
-        <w:t>Convergence vers profil MEDIUM/LARGE V12.5</w:t>
-      </w:r>
-    </w:p>
-    <w:p>
-      <w:r>
-        <w:t>Risques :</w:t>
-      </w:r>
-    </w:p>
-    <w:p>
-      <w:pPr>
-        <w:pStyle w:val="ListBullet"/>
-      </w:pPr>
-      <w:r>
-        <w:t>Conflits multi-contrats sur le goulot commun</w:t>
-      </w:r>
-    </w:p>
-    <w:p>
-      <w:pPr>
-        <w:pStyle w:val="ListBullet"/>
-      </w:pPr>
-      <w:r>
-        <w:t>Limite DBR : 2 goulots simultanés cassent la régulation (§24.10.1)</w:t>
-      </w:r>
-    </w:p>
-    <w:p>
-      <w:r>
-        <w:t>Critère Go : ≥ 2 flux stables coexistants + saturation goulot</w:t>
-      </w:r>
-    </w:p>
-    <w:p>
-      <w:r>
-        <w:t>maîtrisée &lt; 90 %.</w:t>
-      </w:r>
-    </w:p>
-    <w:p>
-      <w:pPr>
-        <w:pStyle w:val="Heading3"/>
-      </w:pPr>
-      <w:r>
-        <w:t>§29.6 Couche cybernétique V12 (Phase 5, 12-24 mois, optionnelle)</w:t>
-      </w:r>
-    </w:p>
-    <w:p>
-      <w:r>
-        <w:t>Quoi : activer V12 selon besoin opérationnel.</w:t>
-      </w:r>
-    </w:p>
-    <w:tbl>
-      <w:tblPr>
-        <w:tblStyle w:val="LightGrid-Accent1"/>
-        <w:tblW w:type="auto" w:w="0"/>
-        <w:tblLook w:firstColumn="1" w:firstRow="1" w:lastColumn="0" w:lastRow="0" w:noHBand="0" w:noVBand="1" w:val="04A0"/>
-      </w:tblPr>
-      <w:tblGrid>
-        <w:gridCol w:w="2880"/>
-        <w:gridCol w:w="2880"/>
-        <w:gridCol w:w="2880"/>
-      </w:tblGrid>
-      <w:tr>
-        <w:tc>
-          <w:tcPr>
-            <w:tcW w:type="dxa" w:w="2880"/>
-          </w:tcPr>
-          <w:p>
-            <w:r>
-              <w:rPr>
-                <w:b/>
-              </w:rPr>
-              <w:t>Brique V12</w:t>
-            </w:r>
-          </w:p>
-        </w:tc>
-        <w:tc>
-          <w:tcPr>
-            <w:tcW w:type="dxa" w:w="2880"/>
-          </w:tcPr>
-          <w:p>
-            <w:r>
-              <w:rPr>
-                <w:b/>
-              </w:rPr>
-              <w:t>Activation recommandée</w:t>
-            </w:r>
-          </w:p>
-        </w:tc>
-        <w:tc>
-          <w:tcPr>
-            <w:tcW w:type="dxa" w:w="2880"/>
-          </w:tcPr>
-          <w:p>
-            <w:r>
-              <w:rPr>
-                <w:b/>
-              </w:rPr>
-              <w:t>Apport</w:t>
-            </w:r>
-          </w:p>
-        </w:tc>
-      </w:tr>
-      <w:tr>
-        <w:tc>
-          <w:tcPr>
-            <w:tcW w:type="dxa" w:w="2880"/>
-          </w:tcPr>
-          <w:p>
-            <w:r>
-              <w:t>V12.4 Workflow humain (rôles, audit, escalation, dashboard)</w:t>
-            </w:r>
-          </w:p>
-        </w:tc>
-        <w:tc>
-          <w:tcPr>
-            <w:tcW w:type="dxa" w:w="2880"/>
-          </w:tcPr>
-          <w:p>
-            <w:r>
-              <w:t>**dès phase 3**</w:t>
-            </w:r>
-          </w:p>
-        </w:tc>
-        <w:tc>
-          <w:tcPr>
-            <w:tcW w:type="dxa" w:w="2880"/>
-          </w:tcPr>
-          <w:p>
-            <w:r>
-              <w:t>Traçabilité ISO/IATF</w:t>
-            </w:r>
-          </w:p>
-        </w:tc>
-      </w:tr>
-      <w:tr>
-        <w:tc>
-          <w:tcPr>
-            <w:tcW w:type="dxa" w:w="2880"/>
-          </w:tcPr>
-          <w:p>
-            <w:r>
-              <w:t>V12.3 Delta engine 4 niveaux (L1-L4)</w:t>
-            </w:r>
-          </w:p>
-        </w:tc>
-        <w:tc>
-          <w:tcPr>
-            <w:tcW w:type="dxa" w:w="2880"/>
-          </w:tcPr>
-          <w:p>
-            <w:r>
-              <w:t>phase 4</w:t>
-            </w:r>
-          </w:p>
-        </w:tc>
-        <w:tc>
-          <w:tcPr>
-            <w:tcW w:type="dxa" w:w="2880"/>
-          </w:tcPr>
-          <w:p>
-            <w:r>
-              <w:t>Gradation autonomie ↔ validation humaine</w:t>
-            </w:r>
-          </w:p>
-        </w:tc>
-      </w:tr>
-      <w:tr>
-        <w:tc>
-          <w:tcPr>
-            <w:tcW w:type="dxa" w:w="2880"/>
-          </w:tcPr>
-          <w:p>
-            <w:r>
-              <w:t>V12.5 Matrice d'orchestration + profils JSON</w:t>
-            </w:r>
-          </w:p>
-        </w:tc>
-        <w:tc>
-          <w:tcPr>
-            <w:tcW w:type="dxa" w:w="2880"/>
-          </w:tcPr>
-          <w:p>
-            <w:r>
-              <w:t>phase 4</w:t>
-            </w:r>
-          </w:p>
-        </w:tc>
-        <w:tc>
-          <w:tcPr>
-            <w:tcW w:type="dxa" w:w="2880"/>
-          </w:tcPr>
-          <w:p>
-            <w:r>
-              <w:t>Configuration data-driven</w:t>
-            </w:r>
-          </w:p>
-        </w:tc>
-      </w:tr>
-      <w:tr>
-        <w:tc>
-          <w:tcPr>
-            <w:tcW w:type="dxa" w:w="2880"/>
-          </w:tcPr>
-          <w:p>
-            <w:r>
-              <w:t>V12.2 CP-SAT dynamique zone négociable</w:t>
-            </w:r>
-          </w:p>
-        </w:tc>
-        <w:tc>
-          <w:tcPr>
-            <w:tcW w:type="dxa" w:w="2880"/>
-          </w:tcPr>
-          <w:p>
-            <w:r>
-              <w:t>phase 5</w:t>
-            </w:r>
-          </w:p>
-        </w:tc>
-        <w:tc>
-          <w:tcPr>
-            <w:tcW w:type="dxa" w:w="2880"/>
-          </w:tcPr>
-          <w:p>
-            <w:r>
-              <w:t>Replan automatique optimisé</w:t>
-            </w:r>
-          </w:p>
-        </w:tc>
-      </w:tr>
-      <w:tr>
-        <w:tc>
-          <w:tcPr>
-            <w:tcW w:type="dxa" w:w="2880"/>
-          </w:tcPr>
-          <w:p>
-            <w:r>
-              <w:t>V12.1 + V12.1.1 Forecasting feedback-aware</w:t>
-            </w:r>
-          </w:p>
-        </w:tc>
-        <w:tc>
-          <w:tcPr>
-            <w:tcW w:type="dxa" w:w="2880"/>
-          </w:tcPr>
-          <w:p>
-            <w:r>
-              <w:t>phase 5</w:t>
-            </w:r>
-          </w:p>
-        </w:tc>
-        <w:tc>
-          <w:tcPr>
-            <w:tcW w:type="dxa" w:w="2880"/>
-          </w:tcPr>
-          <w:p>
-            <w:r>
-              <w:t>Anticipation long terme</w:t>
-            </w:r>
-          </w:p>
-        </w:tc>
-      </w:tr>
-      <w:tr>
-        <w:tc>
-          <w:tcPr>
-            <w:tcW w:type="dxa" w:w="2880"/>
-          </w:tcPr>
-          <w:p>
-            <w:r>
-              <w:t>V12.2.1 RejectionMemory + FragilityWeights</w:t>
-            </w:r>
-          </w:p>
-        </w:tc>
-        <w:tc>
-          <w:tcPr>
-            <w:tcW w:type="dxa" w:w="2880"/>
-          </w:tcPr>
-          <w:p>
-            <w:r>
-              <w:t>phase 5</w:t>
-            </w:r>
-          </w:p>
-        </w:tc>
-        <w:tc>
-          <w:tcPr>
-            <w:tcW w:type="dxa" w:w="2880"/>
-          </w:tcPr>
-          <w:p>
-            <w:r>
-              <w:t>Apprentissage des échecs</w:t>
-            </w:r>
-          </w:p>
-        </w:tc>
-      </w:tr>
-    </w:tbl>
-    <w:p>
-      <w:r>
-        <w:t>Critère Go pour V12 : V11 maîtrisé + nervosité &lt; 0.1 + workflow</w:t>
-      </w:r>
-    </w:p>
-    <w:p>
-      <w:r>
-        <w:t>validation humaine stable.</w:t>
-      </w:r>
-    </w:p>
-    <w:p>
-      <w:pPr>
-        <w:pStyle w:val="Heading3"/>
-      </w:pPr>
-      <w:r>
-        <w:t>§29.7 Pilotage cybernétique complet (Phase 6, long terme)</w:t>
-      </w:r>
-    </w:p>
-    <w:p>
-      <w:r>
-        <w:t>Indicateurs de pilotage en régime nominal :</w:t>
-      </w:r>
-    </w:p>
-    <w:p>
-      <w:pPr>
-        <w:pStyle w:val="ListBullet"/>
-      </w:pPr>
-      <w:r>
-        <w:t>Disponibilité SO-level réelle ≥ 95 % (Point 2)</w:t>
-      </w:r>
-    </w:p>
-    <w:p>
-      <w:pPr>
-        <w:pStyle w:val="ListBullet"/>
-      </w:pPr>
-      <w:r>
-        <w:t>Lag moyen approbation L3 &lt; seuil profil</w:t>
-      </w:r>
-    </w:p>
-    <w:p>
-      <w:pPr>
-        <w:pStyle w:val="ListBullet"/>
-      </w:pPr>
-      <w:r>
-        <w:t>Taux d'escalation L3 → L4 &lt; 10 %</w:t>
-      </w:r>
-    </w:p>
-    <w:p>
-      <w:pPr>
-        <w:pStyle w:val="ListBullet"/>
-      </w:pPr>
-      <w:r>
-        <w:t>Bias forecast contrôlé (|biais| &lt; 5 %)</w:t>
-      </w:r>
-    </w:p>
-    <w:p>
-      <w:pPr>
-        <w:pStyle w:val="ListBullet"/>
-      </w:pPr>
-      <w:r>
-        <w:t>Rejection rate L3+L4 &lt; 15 %</w:t>
-      </w:r>
-    </w:p>
-    <w:p>
-      <w:pPr>
-        <w:pStyle w:val="Heading3"/>
-      </w:pPr>
-      <w:r>
-        <w:t>§29.8 Vue d'ensemble — calendrier indicatif</w:t>
-      </w:r>
-    </w:p>
-    <w:tbl>
-      <w:tblPr>
-        <w:tblStyle w:val="LightGrid-Accent1"/>
-        <w:tblW w:type="auto" w:w="0"/>
-        <w:tblLook w:firstColumn="1" w:firstRow="1" w:lastColumn="0" w:lastRow="0" w:noHBand="0" w:noVBand="1" w:val="04A0"/>
-      </w:tblPr>
-      <w:tblGrid>
-        <w:gridCol w:w="2160"/>
-        <w:gridCol w:w="2160"/>
-        <w:gridCol w:w="2160"/>
-        <w:gridCol w:w="2160"/>
-      </w:tblGrid>
-      <w:tr>
-        <w:tc>
-          <w:tcPr>
-            <w:tcW w:type="dxa" w:w="2160"/>
-          </w:tcPr>
-          <w:p>
-            <w:r>
-              <w:rPr>
-                <w:b/>
-              </w:rPr>
-              <w:t>Phase</w:t>
-            </w:r>
-          </w:p>
-        </w:tc>
-        <w:tc>
-          <w:tcPr>
-            <w:tcW w:type="dxa" w:w="2160"/>
-          </w:tcPr>
-          <w:p>
-            <w:r>
-              <w:rPr>
-                <w:b/>
-              </w:rPr>
-              <w:t>Durée</w:t>
-            </w:r>
-          </w:p>
-        </w:tc>
-        <w:tc>
-          <w:tcPr>
-            <w:tcW w:type="dxa" w:w="2160"/>
-          </w:tcPr>
-          <w:p>
-            <w:r>
-              <w:rPr>
-                <w:b/>
-              </w:rPr>
-              <w:t>Risque</w:t>
-            </w:r>
-          </w:p>
-        </w:tc>
-        <w:tc>
-          <w:tcPr>
-            <w:tcW w:type="dxa" w:w="2160"/>
-          </w:tcPr>
-          <w:p>
-            <w:r>
-              <w:rPr>
-                <w:b/>
-              </w:rPr>
-              <w:t>Apport cumulé vs baseline</w:t>
-            </w:r>
-          </w:p>
-        </w:tc>
-      </w:tr>
-      <w:tr>
-        <w:tc>
-          <w:tcPr>
-            <w:tcW w:type="dxa" w:w="2160"/>
-          </w:tcPr>
-          <w:p>
-            <w:r>
-              <w:t>0. Audit</w:t>
-            </w:r>
-          </w:p>
-        </w:tc>
-        <w:tc>
-          <w:tcPr>
-            <w:tcW w:type="dxa" w:w="2160"/>
-          </w:tcPr>
-          <w:p>
-            <w:r>
-              <w:t>3-6 mois</w:t>
-            </w:r>
-          </w:p>
-        </w:tc>
-        <w:tc>
-          <w:tcPr>
-            <w:tcW w:type="dxa" w:w="2160"/>
-          </w:tcPr>
-          <w:p>
-            <w:r>
-              <w:t>nul</w:t>
-            </w:r>
-          </w:p>
-        </w:tc>
-        <w:tc>
-          <w:tcPr>
-            <w:tcW w:type="dxa" w:w="2160"/>
-          </w:tcPr>
-          <w:p>
-            <w:r>
-              <w:t>mesure as-is</w:t>
-            </w:r>
-          </w:p>
-        </w:tc>
-      </w:tr>
-      <w:tr>
-        <w:tc>
-          <w:tcPr>
-            <w:tcW w:type="dxa" w:w="2160"/>
-          </w:tcPr>
-          <w:p>
-            <w:r>
-              <w:t>1. Baseline</w:t>
-            </w:r>
-          </w:p>
-        </w:tc>
-        <w:tc>
-          <w:tcPr>
-            <w:tcW w:type="dxa" w:w="2160"/>
-          </w:tcPr>
-          <w:p>
-            <w:r>
-              <w:t>3 mois</w:t>
-            </w:r>
-          </w:p>
-        </w:tc>
-        <w:tc>
-          <w:tcPr>
-            <w:tcW w:type="dxa" w:w="2160"/>
-          </w:tcPr>
-          <w:p>
-            <w:r>
-              <w:t>nul</w:t>
-            </w:r>
-          </w:p>
-        </w:tc>
-        <w:tc>
-          <w:tcPr>
-            <w:tcW w:type="dxa" w:w="2160"/>
-          </w:tcPr>
-          <w:p>
-            <w:r>
-              <w:t>référence</w:t>
-            </w:r>
-          </w:p>
-        </w:tc>
-      </w:tr>
-      <w:tr>
-        <w:tc>
-          <w:tcPr>
-            <w:tcW w:type="dxa" w:w="2160"/>
-          </w:tcPr>
-          <w:p>
-            <w:r>
-              <w:t>2. Event sourcing</w:t>
-            </w:r>
-          </w:p>
-        </w:tc>
-        <w:tc>
-          <w:tcPr>
-            <w:tcW w:type="dxa" w:w="2160"/>
-          </w:tcPr>
-          <w:p>
-            <w:r>
-              <w:t>6 mois</w:t>
-            </w:r>
-          </w:p>
-        </w:tc>
-        <w:tc>
-          <w:tcPr>
-            <w:tcW w:type="dxa" w:w="2160"/>
-          </w:tcPr>
-          <w:p>
-            <w:r>
-              <w:t>faible</w:t>
-            </w:r>
-          </w:p>
-        </w:tc>
-        <w:tc>
-          <w:tcPr>
-            <w:tcW w:type="dxa" w:w="2160"/>
-          </w:tcPr>
-          <w:p>
-            <w:r>
-              <w:t>−3 % coût, ÷4 nervosité, traçabilité</w:t>
-            </w:r>
-          </w:p>
-        </w:tc>
-      </w:tr>
-      <w:tr>
-        <w:tc>
-          <w:tcPr>
-            <w:tcW w:type="dxa" w:w="2160"/>
-          </w:tcPr>
-          <w:p>
-            <w:r>
-              <w:t>3. Flux pilote</w:t>
-            </w:r>
-          </w:p>
-        </w:tc>
-        <w:tc>
-          <w:tcPr>
-            <w:tcW w:type="dxa" w:w="2160"/>
-          </w:tcPr>
-          <w:p>
-            <w:r>
-              <w:t>6-12 mois</w:t>
-            </w:r>
-          </w:p>
-        </w:tc>
-        <w:tc>
-          <w:tcPr>
-            <w:tcW w:type="dxa" w:w="2160"/>
-          </w:tcPr>
-          <w:p>
-            <w:r>
-              <w:t>moyen (ontime)</w:t>
-            </w:r>
-          </w:p>
-        </w:tc>
-        <w:tc>
-          <w:tcPr>
-            <w:tcW w:type="dxa" w:w="2160"/>
-          </w:tcPr>
-          <w:p>
-            <w:r>
-              <w:t>−15 à −25 % coût (produit pilote)</w:t>
-            </w:r>
-          </w:p>
-        </w:tc>
-      </w:tr>
-      <w:tr>
-        <w:tc>
-          <w:tcPr>
-            <w:tcW w:type="dxa" w:w="2160"/>
-          </w:tcPr>
-          <w:p>
-            <w:r>
-              <w:t>4. Multi-flux</w:t>
-            </w:r>
-          </w:p>
-        </w:tc>
-        <w:tc>
-          <w:tcPr>
-            <w:tcW w:type="dxa" w:w="2160"/>
-          </w:tcPr>
-          <w:p>
-            <w:r>
-              <w:t>12 mois</w:t>
-            </w:r>
-          </w:p>
-        </w:tc>
-        <w:tc>
-          <w:tcPr>
-            <w:tcW w:type="dxa" w:w="2160"/>
-          </w:tcPr>
-          <w:p>
-            <w:r>
-              <w:t>moyen</w:t>
-            </w:r>
-          </w:p>
-        </w:tc>
-        <w:tc>
-          <w:tcPr>
-            <w:tcW w:type="dxa" w:w="2160"/>
-          </w:tcPr>
-          <w:p>
-            <w:r>
-              <w:t>gain multi-flux + P3 collective</w:t>
-            </w:r>
-          </w:p>
-        </w:tc>
-      </w:tr>
-      <w:tr>
-        <w:tc>
-          <w:tcPr>
-            <w:tcW w:type="dxa" w:w="2160"/>
-          </w:tcPr>
-          <w:p>
-            <w:r>
-              <w:t>5. V12 cybernétique</w:t>
-            </w:r>
-          </w:p>
-        </w:tc>
-        <w:tc>
-          <w:tcPr>
-            <w:tcW w:type="dxa" w:w="2160"/>
-          </w:tcPr>
-          <w:p>
-            <w:r>
-              <w:t>12-24 mois</w:t>
-            </w:r>
-          </w:p>
-        </w:tc>
-        <w:tc>
-          <w:tcPr>
-            <w:tcW w:type="dxa" w:w="2160"/>
-          </w:tcPr>
-          <w:p>
-            <w:r>
-              <w:t>faible</w:t>
-            </w:r>
-          </w:p>
-        </w:tc>
-        <w:tc>
-          <w:tcPr>
-            <w:tcW w:type="dxa" w:w="2160"/>
-          </w:tcPr>
-          <w:p>
-            <w:r>
-              <w:t>apprentissage + automation</w:t>
-            </w:r>
-          </w:p>
-        </w:tc>
-      </w:tr>
-      <w:tr>
-        <w:tc>
-          <w:tcPr>
-            <w:tcW w:type="dxa" w:w="2160"/>
-          </w:tcPr>
-          <w:p>
-            <w:r>
-              <w:t>6. Pilotage cyber</w:t>
-            </w:r>
-          </w:p>
-        </w:tc>
-        <w:tc>
-          <w:tcPr>
-            <w:tcW w:type="dxa" w:w="2160"/>
-          </w:tcPr>
-          <w:p>
-            <w:r>
-              <w:t>continu</w:t>
-            </w:r>
-          </w:p>
-        </w:tc>
-        <w:tc>
-          <w:tcPr>
-            <w:tcW w:type="dxa" w:w="2160"/>
-          </w:tcPr>
-          <w:p>
-            <w:r>
-              <w:t>nul</w:t>
-            </w:r>
-          </w:p>
-        </w:tc>
-        <w:tc>
-          <w:tcPr>
-            <w:tcW w:type="dxa" w:w="2160"/>
-          </w:tcPr>
-          <w:p>
-            <w:r>
-              <w:t>optimisation continue</w:t>
-            </w:r>
-          </w:p>
-        </w:tc>
-      </w:tr>
-      <w:tr>
-        <w:tc>
-          <w:tcPr>
-            <w:tcW w:type="dxa" w:w="2160"/>
-          </w:tcPr>
-          <w:p>
-            <w:r>
-              <w:t>**Total**</w:t>
-            </w:r>
-          </w:p>
-        </w:tc>
-        <w:tc>
-          <w:tcPr>
-            <w:tcW w:type="dxa" w:w="2160"/>
-          </w:tcPr>
-          <w:p>
-            <w:r>
-              <w:t>**36-60 mois**</w:t>
-            </w:r>
-          </w:p>
-        </w:tc>
-        <w:tc>
-          <w:tcPr>
-            <w:tcW w:type="dxa" w:w="2160"/>
-          </w:tcPr>
-          <w:p>
-            <w:r>
-              <w:t>progressif</w:t>
-            </w:r>
-          </w:p>
-        </w:tc>
-        <w:tc>
-          <w:tcPr>
-            <w:tcW w:type="dxa" w:w="2160"/>
-          </w:tcPr>
-          <w:p>
-            <w:r>
-              <w:t>doctrine complète</w:t>
-            </w:r>
-          </w:p>
-        </w:tc>
-      </w:tr>
-    </w:tbl>
-    <w:p>
-      <w:pPr>
-        <w:pStyle w:val="Heading3"/>
-      </w:pPr>
-      <w:r>
-        <w:t>§29.9 Pièges à éviter (issus des limites mesurées)</w:t>
-      </w:r>
-    </w:p>
-    <w:tbl>
-      <w:tblPr>
-        <w:tblStyle w:val="LightGrid-Accent1"/>
-        <w:tblW w:type="auto" w:w="0"/>
-        <w:tblLook w:firstColumn="1" w:firstRow="1" w:lastColumn="0" w:lastRow="0" w:noHBand="0" w:noVBand="1" w:val="04A0"/>
-      </w:tblPr>
-      <w:tblGrid>
-        <w:gridCol w:w="2880"/>
-        <w:gridCol w:w="2880"/>
-        <w:gridCol w:w="2880"/>
-      </w:tblGrid>
-      <w:tr>
-        <w:tc>
-          <w:tcPr>
-            <w:tcW w:type="dxa" w:w="2880"/>
-          </w:tcPr>
-          <w:p>
-            <w:r>
-              <w:rPr>
-                <w:b/>
-              </w:rPr>
-              <w:t>Piège</w:t>
-            </w:r>
-          </w:p>
-        </w:tc>
-        <w:tc>
-          <w:tcPr>
-            <w:tcW w:type="dxa" w:w="2880"/>
-          </w:tcPr>
-          <w:p>
-            <w:r>
-              <w:rPr>
-                <w:b/>
-              </w:rPr>
-              <w:t>Conséquence</w:t>
-            </w:r>
-          </w:p>
-        </w:tc>
-        <w:tc>
-          <w:tcPr>
-            <w:tcW w:type="dxa" w:w="2880"/>
-          </w:tcPr>
-          <w:p>
-            <w:r>
-              <w:rPr>
-                <w:b/>
-              </w:rPr>
-              <w:t>Mitigation</w:t>
-            </w:r>
-          </w:p>
-        </w:tc>
-      </w:tr>
-      <w:tr>
-        <w:tc>
-          <w:tcPr>
-            <w:tcW w:type="dxa" w:w="2880"/>
-          </w:tcPr>
-          <w:p>
-            <w:r>
-              <w:t>Sauter phase 2</w:t>
-            </w:r>
-          </w:p>
-        </w:tc>
-        <w:tc>
-          <w:tcPr>
-            <w:tcW w:type="dxa" w:w="2880"/>
-          </w:tcPr>
-          <w:p>
-            <w:r>
-              <w:t>Pas de couche de mesure</w:t>
-            </w:r>
-          </w:p>
-        </w:tc>
-        <w:tc>
-          <w:tcPr>
-            <w:tcW w:type="dxa" w:w="2880"/>
-          </w:tcPr>
-          <w:p>
-            <w:r>
-              <w:t>Toujours mesurer avant changer</w:t>
-            </w:r>
-          </w:p>
-        </w:tc>
-      </w:tr>
-      <w:tr>
-        <w:tc>
-          <w:tcPr>
-            <w:tcW w:type="dxa" w:w="2880"/>
-          </w:tcPr>
-          <w:p>
-            <w:r>
-              <w:t>Phase 3 sans baseline (phase 1)</w:t>
-            </w:r>
-          </w:p>
-        </w:tc>
-        <w:tc>
-          <w:tcPr>
-            <w:tcW w:type="dxa" w:w="2880"/>
-          </w:tcPr>
-          <w:p>
-            <w:r>
-              <w:t>Pas de comparable</w:t>
-            </w:r>
-          </w:p>
-        </w:tc>
-        <w:tc>
-          <w:tcPr>
-            <w:tcW w:type="dxa" w:w="2880"/>
-          </w:tcPr>
-          <w:p>
-            <w:r>
-              <w:t>Phase 1 obligatoire</w:t>
-            </w:r>
-          </w:p>
-        </w:tc>
-      </w:tr>
-      <w:tr>
-        <w:tc>
-          <w:tcPr>
-            <w:tcW w:type="dxa" w:w="2880"/>
-          </w:tcPr>
-          <w:p>
-            <w:r>
-              <w:t>Produit pilote à tolérance ontime stricte (&lt; 3 j)</w:t>
-            </w:r>
-          </w:p>
-        </w:tc>
-        <w:tc>
-          <w:tcPr>
-            <w:tcW w:type="dxa" w:w="2880"/>
-          </w:tcPr>
-          <w:p>
-            <w:r>
-              <w:t>Ontime dégradé (§24.8.6)</w:t>
-            </w:r>
-          </w:p>
-        </w:tc>
-        <w:tc>
-          <w:tcPr>
-            <w:tcW w:type="dxa" w:w="2880"/>
-          </w:tcPr>
-          <w:p>
-            <w:r>
-              <w:t>Choisir produit à tolérance ≥ 3 j ou attendre V12.6</w:t>
-            </w:r>
-          </w:p>
-        </w:tc>
-      </w:tr>
-      <w:tr>
-        <w:tc>
-          <w:tcPr>
-            <w:tcW w:type="dxa" w:w="2880"/>
-          </w:tcPr>
-          <w:p>
-            <w:r>
-              <w:t>V12 sans V11 stable</w:t>
-            </w:r>
-          </w:p>
-        </w:tc>
-        <w:tc>
-          <w:tcPr>
-            <w:tcW w:type="dxa" w:w="2880"/>
-          </w:tcPr>
-          <w:p>
-            <w:r>
-              <w:t>Complexité non maîtrisée</w:t>
-            </w:r>
-          </w:p>
-        </w:tc>
-        <w:tc>
-          <w:tcPr>
-            <w:tcW w:type="dxa" w:w="2880"/>
-          </w:tcPr>
-          <w:p>
-            <w:r>
-              <w:t>V12 vient après V11</w:t>
-            </w:r>
-          </w:p>
-        </w:tc>
-      </w:tr>
-      <w:tr>
-        <w:tc>
-          <w:tcPr>
-            <w:tcW w:type="dxa" w:w="2880"/>
-          </w:tcPr>
-          <w:p>
-            <w:r>
-              <w:t>2 goulots simultanés</w:t>
-            </w:r>
-          </w:p>
-        </w:tc>
-        <w:tc>
-          <w:tcPr>
-            <w:tcW w:type="dxa" w:w="2880"/>
-          </w:tcPr>
-          <w:p>
-            <w:r>
-              <w:t>DBR cassé (×1.52 ampli)</w:t>
-            </w:r>
-          </w:p>
-        </w:tc>
-        <w:tc>
-          <w:tcPr>
-            <w:tcW w:type="dxa" w:w="2880"/>
-          </w:tcPr>
-          <w:p>
-            <w:r>
-              <w:t>Identifier UN goulot avant phase 4</w:t>
-            </w:r>
-          </w:p>
-        </w:tc>
-      </w:tr>
-      <w:tr>
-        <w:tc>
-          <w:tcPr>
-            <w:tcW w:type="dxa" w:w="2880"/>
-          </w:tcPr>
-          <w:p>
-            <w:r>
-              <w:t>Appro × Demande sans double-sourcing</w:t>
-            </w:r>
-          </w:p>
-        </w:tc>
-        <w:tc>
-          <w:tcPr>
-            <w:tcW w:type="dxa" w:w="2880"/>
-          </w:tcPr>
-          <w:p>
-            <w:r>
-              <w:t>Mur intrinsèque (6.8 j MTTR irréductible)</w:t>
-            </w:r>
-          </w:p>
-        </w:tc>
-        <w:tc>
-          <w:tcPr>
-            <w:tcW w:type="dxa" w:w="2880"/>
-          </w:tcPr>
-          <w:p>
-            <w:r>
-              <w:t>Hors doctrine — sécuriser appro</w:t>
-            </w:r>
-          </w:p>
-        </w:tc>
-      </w:tr>
-      <w:tr>
-        <w:tc>
-          <w:tcPr>
-            <w:tcW w:type="dxa" w:w="2880"/>
-          </w:tcPr>
-          <w:p>
-            <w:r>
-              <w:t>Activer phase 3 sur produit à due_date serrée</w:t>
-            </w:r>
-          </w:p>
-        </w:tc>
-        <w:tc>
-          <w:tcPr>
-            <w:tcW w:type="dxa" w:w="2880"/>
-          </w:tcPr>
-          <w:p>
-            <w:r>
-              <w:t>Cf. §24.8.7 défaut smoothing</w:t>
-            </w:r>
-          </w:p>
-        </w:tc>
-        <w:tc>
-          <w:tcPr>
-            <w:tcW w:type="dxa" w:w="2880"/>
-          </w:tcPr>
-          <w:p>
-            <w:r>
-              <w:t>Attendre V12.6 due-date-aware</w:t>
-            </w:r>
-          </w:p>
-        </w:tc>
-      </w:tr>
-    </w:tbl>
-    <w:p>
-      <w:pPr>
-        <w:pStyle w:val="Heading3"/>
-      </w:pPr>
-      <w:r>
-        <w:t>§29.10 Lien vers les 6 briques V12</w:t>
-      </w:r>
-    </w:p>
-    <w:p>
-      <w:r>
-        <w:t>Cette démarche s'appuie sur les briques V12 livrées dans le code :</w:t>
-      </w:r>
-    </w:p>
-    <w:tbl>
-      <w:tblPr>
-        <w:tblStyle w:val="LightGrid-Accent1"/>
-        <w:tblW w:type="auto" w:w="0"/>
-        <w:tblLook w:firstColumn="1" w:firstRow="1" w:lastColumn="0" w:lastRow="0" w:noHBand="0" w:noVBand="1" w:val="04A0"/>
-      </w:tblPr>
-      <w:tblGrid>
-        <w:gridCol w:w="4320"/>
-        <w:gridCol w:w="4320"/>
-      </w:tblGrid>
-      <w:tr>
-        <w:tc>
-          <w:tcPr>
-            <w:tcW w:type="dxa" w:w="4320"/>
-          </w:tcPr>
-          <w:p>
-            <w:r>
-              <w:rPr>
-                <w:b/>
-              </w:rPr>
-              <w:t>Phase démarche</w:t>
-            </w:r>
-          </w:p>
-        </w:tc>
-        <w:tc>
-          <w:tcPr>
-            <w:tcW w:type="dxa" w:w="4320"/>
-          </w:tcPr>
-          <w:p>
-            <w:r>
-              <w:rPr>
-                <w:b/>
-              </w:rPr>
-              <w:t>Brique V12 mobilisée</w:t>
-            </w:r>
-          </w:p>
-        </w:tc>
-      </w:tr>
-      <w:tr>
-        <w:tc>
-          <w:tcPr>
-            <w:tcW w:type="dxa" w:w="4320"/>
-          </w:tcPr>
-          <w:p>
-            <w:r>
-              <w:t>Phase 3 (flux pilote)</w:t>
-            </w:r>
-          </w:p>
-        </w:tc>
-        <w:tc>
-          <w:tcPr>
-            <w:tcW w:type="dxa" w:w="4320"/>
-          </w:tcPr>
-          <w:p>
-            <w:r>
-              <w:t>V12.1, V12.2 si needed</w:t>
-            </w:r>
-          </w:p>
-        </w:tc>
-      </w:tr>
-      <w:tr>
-        <w:tc>
-          <w:tcPr>
-            <w:tcW w:type="dxa" w:w="4320"/>
-          </w:tcPr>
-          <w:p>
-            <w:r>
-              <w:t>Phase 4 (multi-flux)</w:t>
-            </w:r>
-          </w:p>
-        </w:tc>
-        <w:tc>
-          <w:tcPr>
-            <w:tcW w:type="dxa" w:w="4320"/>
-          </w:tcPr>
-          <w:p>
-            <w:r>
-              <w:t>V12.3 Delta engine, V12.4 human loop</w:t>
-            </w:r>
-          </w:p>
-        </w:tc>
-      </w:tr>
-      <w:tr>
-        <w:tc>
-          <w:tcPr>
-            <w:tcW w:type="dxa" w:w="4320"/>
-          </w:tcPr>
-          <w:p>
-            <w:r>
-              <w:t>Phase 5 (cybernétique)</w:t>
-            </w:r>
-          </w:p>
-        </w:tc>
-        <w:tc>
-          <w:tcPr>
-            <w:tcW w:type="dxa" w:w="4320"/>
-          </w:tcPr>
-          <w:p>
-            <w:r>
-              <w:t>V12.1.1, V12.2.1, V12.5 orchestration</w:t>
-            </w:r>
-          </w:p>
-        </w:tc>
-      </w:tr>
-      <w:tr>
-        <w:tc>
-          <w:tcPr>
-            <w:tcW w:type="dxa" w:w="4320"/>
-          </w:tcPr>
-          <w:p>
-            <w:r>
-              <w:t>Phase 6 (régime nominal)</w:t>
-            </w:r>
-          </w:p>
-        </w:tc>
-        <w:tc>
-          <w:tcPr>
-            <w:tcW w:type="dxa" w:w="4320"/>
-          </w:tcPr>
-          <w:p>
-            <w:r>
-              <w:t>V12.5 matrice + ajustement continu</w:t>
-            </w:r>
-          </w:p>
-        </w:tc>
-      </w:tr>
-    </w:tbl>
-    <w:p>
-      <w:r>
-        <w:t>V12.6 due-date-aware smoothing (§28.12) est prérequis pour</w:t>
-      </w:r>
-    </w:p>
-    <w:p>
-      <w:r>
-        <w:t>ateliers à tolérance ontime stricte (aéro, médical, automobile).</w:t>
-      </w:r>
-    </w:p>
-    <w:p/>
-    <w:p>
-      <w:pPr>
-        <w:pStyle w:val="Heading2"/>
-      </w:pPr>
-      <w:r>
-        <w:t>§28. Architecture cybernétique étendue V12 (extension doctrinale)</w:t>
-      </w:r>
-    </w:p>
-    <w:p>
-      <w:pPr>
-        <w:pStyle w:val="Heading3"/>
-      </w:pPr>
-      <w:r>
-        <w:t>§28.1 Motivation</w:t>
-      </w:r>
-    </w:p>
-    <w:p>
-      <w:r>
-        <w:t>Au-delà de la doctrine V0→V11 mesurée dans cette étude, plusieurs</w:t>
-      </w:r>
-    </w:p>
-    <w:p>
-      <w:r>
-        <w:t>limites structurelles ont été identifiées :</w:t>
-      </w:r>
-    </w:p>
-    <w:p>
-      <w:pPr>
-        <w:pStyle w:val="ListBullet"/>
-      </w:pPr>
-      <w:r>
-        <w:t>La doctrine **applique automatiquement** toute décision V3 (V3</w:t>
-      </w:r>
-    </w:p>
-    <w:p>
-      <w:r>
-        <w:t xml:space="preserve">  actionnel L8.1), même celles à fort impact systémique.</w:t>
-      </w:r>
-    </w:p>
-    <w:p>
-      <w:pPr>
-        <w:pStyle w:val="ListBullet"/>
-      </w:pPr>
-      <w:r>
-        <w:t>Aucune **validation humaine** n'est requise, même pour les</w:t>
-      </w:r>
-    </w:p>
-    <w:p>
-      <w:r>
-        <w:t xml:space="preserve">  replanifications globales.</w:t>
-      </w:r>
-    </w:p>
-    <w:p>
-      <w:pPr>
-        <w:pStyle w:val="ListBullet"/>
-      </w:pPr>
-      <w:r>
-        <w:t>Aucune **gradation d'autonomie** explicite : tout est soit</w:t>
-      </w:r>
-    </w:p>
-    <w:p>
-      <w:r>
-        <w:t xml:space="preserve">  autonome, soit hors du système.</w:t>
-      </w:r>
-    </w:p>
-    <w:p>
-      <w:r>
-        <w:t>L'architecture V12 cybernétique étendue introduit une matrice à</w:t>
-      </w:r>
-    </w:p>
-    <w:p>
-      <w:r>
-        <w:t>4 niveaux d'autonomie qui couvre l'éventail allant de l'absorption</w:t>
-      </w:r>
-    </w:p>
-    <w:p>
-      <w:r>
-        <w:t>silencieuse à la validation supervisor.</w:t>
-      </w:r>
-    </w:p>
-    <w:p>
-      <w:pPr>
-        <w:pStyle w:val="Heading3"/>
-      </w:pPr>
-      <w:r>
-        <w:t>§28.2 Quatre niveaux d'autonomie</w:t>
+        <w:t>§24.14.1 Mesure QCDS 80 runs (Random scenarios, 20 seeds)</w:t>
       </w:r>
     </w:p>
     <w:tbl>
@@ -17872,7 +16096,7 @@
               <w:rPr>
                 <w:b/>
               </w:rPr>
-              <w:t>Niveau</w:t>
+              <w:t>Doctrine</w:t>
             </w:r>
           </w:p>
         </w:tc>
@@ -17885,7 +16109,7 @@
               <w:rPr>
                 <w:b/>
               </w:rPr>
-              <w:t>Nom</w:t>
+              <w:t>Q (compliance)</w:t>
             </w:r>
           </w:p>
         </w:tc>
@@ -17898,7 +16122,7 @@
               <w:rPr>
                 <w:b/>
               </w:rPr>
-              <w:t>Déclencheur (action V3)</w:t>
+              <w:t>C (coût €)</w:t>
             </w:r>
           </w:p>
         </w:tc>
@@ -17911,7 +16135,7 @@
               <w:rPr>
                 <w:b/>
               </w:rPr>
-              <w:t>Action</w:t>
+              <w:t>D (disp. tol=3j)</w:t>
             </w:r>
           </w:p>
         </w:tc>
@@ -17924,7 +16148,7 @@
               <w:rPr>
                 <w:b/>
               </w:rPr>
-              <w:t>Validation</w:t>
+              <w:t>S (nervosité)</w:t>
             </w:r>
           </w:p>
         </w:tc>
@@ -17936,7 +16160,7 @@
           </w:tcPr>
           <w:p>
             <w:r>
-              <w:t>**L1**</w:t>
+              <w:t>OF</w:t>
             </w:r>
           </w:p>
         </w:tc>
@@ -17946,7 +16170,7 @@
           </w:tcPr>
           <w:p>
             <w:r>
-              <w:t>Autonome sans ajustement</w:t>
+              <w:t>**0.918**</w:t>
             </w:r>
           </w:p>
         </w:tc>
@@ -17956,7 +16180,7 @@
           </w:tcPr>
           <w:p>
             <w:r>
-              <w:t>`inform`, `watch`</w:t>
+              <w:t>107 785</w:t>
             </w:r>
           </w:p>
         </w:tc>
@@ -17966,7 +16190,7 @@
           </w:tcPr>
           <w:p>
             <w:r>
-              <w:t>absorbé par tampon</w:t>
+              <w:t>**1.000**</w:t>
             </w:r>
           </w:p>
         </w:tc>
@@ -17976,7 +16200,7 @@
           </w:tcPr>
           <w:p>
             <w:r>
-              <w:t>aucune</w:t>
+              <w:t>0.333</w:t>
             </w:r>
           </w:p>
         </w:tc>
@@ -17988,7 +16212,7 @@
           </w:tcPr>
           <w:p>
             <w:r>
-              <w:t>**L2**</w:t>
+              <w:t>FLUX</w:t>
             </w:r>
           </w:p>
         </w:tc>
@@ -17998,7 +16222,7 @@
           </w:tcPr>
           <w:p>
             <w:r>
-              <w:t>Ajustement sans humain</w:t>
+              <w:t>0.796</w:t>
             </w:r>
           </w:p>
         </w:tc>
@@ -18008,7 +16232,7 @@
           </w:tcPr>
           <w:p>
             <w:r>
-              <w:t>`correct_local`</w:t>
+              <w:t>**84 422**</w:t>
             </w:r>
           </w:p>
         </w:tc>
@@ -18018,7 +16242,7 @@
           </w:tcPr>
           <w:p>
             <w:r>
-              <w:t>V3 actionnel applique</w:t>
+              <w:t>0.989</w:t>
             </w:r>
           </w:p>
         </w:tc>
@@ -18028,7 +16252,7 @@
           </w:tcPr>
           <w:p>
             <w:r>
-              <w:t>aucune</w:t>
+              <w:t>0.333</w:t>
             </w:r>
           </w:p>
         </w:tc>
@@ -18040,7 +16264,7 @@
           </w:tcPr>
           <w:p>
             <w:r>
-              <w:t>**L3**</w:t>
+              <w:t>**OF+EVENT**</w:t>
             </w:r>
           </w:p>
         </w:tc>
@@ -18050,7 +16274,7 @@
           </w:tcPr>
           <w:p>
             <w:r>
-              <w:t>Replanification locale + validation</w:t>
+              <w:t>**0.923**</w:t>
             </w:r>
           </w:p>
         </w:tc>
@@ -18060,7 +16284,7 @@
           </w:tcPr>
           <w:p>
             <w:r>
-              <w:t>`replan_local`</w:t>
+              <w:t>100 617</w:t>
             </w:r>
           </w:p>
         </w:tc>
@@ -18070,7 +16294,7 @@
           </w:tcPr>
           <w:p>
             <w:r>
-              <w:t>CP-SAT propose, opérateur valide</w:t>
+              <w:t>**1.000**</w:t>
             </w:r>
           </w:p>
         </w:tc>
@@ -18080,7 +16304,7 @@
           </w:tcPr>
           <w:p>
             <w:r>
-              <w:t>humain (opérateur)</w:t>
+              <w:t>**0.086**</w:t>
             </w:r>
           </w:p>
         </w:tc>
@@ -18092,7 +16316,7 @@
           </w:tcPr>
           <w:p>
             <w:r>
-              <w:t>**L4**</w:t>
+              <w:t>EVENT</w:t>
             </w:r>
           </w:p>
         </w:tc>
@@ -18102,7 +16326,7 @@
           </w:tcPr>
           <w:p>
             <w:r>
-              <w:t>Replanification totale + validation</w:t>
+              <w:t>0.803</w:t>
             </w:r>
           </w:p>
         </w:tc>
@@ -18112,7 +16336,7 @@
           </w:tcPr>
           <w:p>
             <w:r>
-              <w:t>`escalate`, `replan_global`</w:t>
+              <w:t>**79 996**</w:t>
             </w:r>
           </w:p>
         </w:tc>
@@ -18122,7 +16346,7 @@
           </w:tcPr>
           <w:p>
             <w:r>
-              <w:t>refonte plan, supervisor valide</w:t>
+              <w:t>0.994</w:t>
             </w:r>
           </w:p>
         </w:tc>
@@ -18132,7 +16356,249 @@
           </w:tcPr>
           <w:p>
             <w:r>
-              <w:t>humain (supervisor)</w:t>
+              <w:t>**0.086**</w:t>
+            </w:r>
+          </w:p>
+        </w:tc>
+      </w:tr>
+    </w:tbl>
+    <w:p>
+      <w:r>
+        <w:t>Δ vs OF par dimension :</w:t>
+      </w:r>
+    </w:p>
+    <w:tbl>
+      <w:tblPr>
+        <w:tblStyle w:val="LightGrid-Accent1"/>
+        <w:tblW w:type="auto" w:w="0"/>
+        <w:tblLook w:firstColumn="1" w:firstRow="1" w:lastColumn="0" w:lastRow="0" w:noHBand="0" w:noVBand="1" w:val="04A0"/>
+      </w:tblPr>
+      <w:tblGrid>
+        <w:gridCol w:w="1728"/>
+        <w:gridCol w:w="1728"/>
+        <w:gridCol w:w="1728"/>
+        <w:gridCol w:w="1728"/>
+        <w:gridCol w:w="1728"/>
+      </w:tblGrid>
+      <w:tr>
+        <w:tc>
+          <w:tcPr>
+            <w:tcW w:type="dxa" w:w="1728"/>
+          </w:tcPr>
+          <w:p>
+            <w:r>
+              <w:rPr>
+                <w:b/>
+              </w:rPr>
+              <w:t>Doctrine</w:t>
+            </w:r>
+          </w:p>
+        </w:tc>
+        <w:tc>
+          <w:tcPr>
+            <w:tcW w:type="dxa" w:w="1728"/>
+          </w:tcPr>
+          <w:p>
+            <w:r>
+              <w:rPr>
+                <w:b/>
+              </w:rPr>
+              <w:t>Δ Q</w:t>
+            </w:r>
+          </w:p>
+        </w:tc>
+        <w:tc>
+          <w:tcPr>
+            <w:tcW w:type="dxa" w:w="1728"/>
+          </w:tcPr>
+          <w:p>
+            <w:r>
+              <w:rPr>
+                <w:b/>
+              </w:rPr>
+              <w:t>Δ C</w:t>
+            </w:r>
+          </w:p>
+        </w:tc>
+        <w:tc>
+          <w:tcPr>
+            <w:tcW w:type="dxa" w:w="1728"/>
+          </w:tcPr>
+          <w:p>
+            <w:r>
+              <w:rPr>
+                <w:b/>
+              </w:rPr>
+              <w:t>Δ D</w:t>
+            </w:r>
+          </w:p>
+        </w:tc>
+        <w:tc>
+          <w:tcPr>
+            <w:tcW w:type="dxa" w:w="1728"/>
+          </w:tcPr>
+          <w:p>
+            <w:r>
+              <w:rPr>
+                <w:b/>
+              </w:rPr>
+              <w:t>Δ S</w:t>
+            </w:r>
+          </w:p>
+        </w:tc>
+      </w:tr>
+      <w:tr>
+        <w:tc>
+          <w:tcPr>
+            <w:tcW w:type="dxa" w:w="1728"/>
+          </w:tcPr>
+          <w:p>
+            <w:r>
+              <w:t>FLUX</w:t>
+            </w:r>
+          </w:p>
+        </w:tc>
+        <w:tc>
+          <w:tcPr>
+            <w:tcW w:type="dxa" w:w="1728"/>
+          </w:tcPr>
+          <w:p>
+            <w:r>
+              <w:t>**−12.2 pp**</w:t>
+            </w:r>
+          </w:p>
+        </w:tc>
+        <w:tc>
+          <w:tcPr>
+            <w:tcW w:type="dxa" w:w="1728"/>
+          </w:tcPr>
+          <w:p>
+            <w:r>
+              <w:t>−21.7 %</w:t>
+            </w:r>
+          </w:p>
+        </w:tc>
+        <w:tc>
+          <w:tcPr>
+            <w:tcW w:type="dxa" w:w="1728"/>
+          </w:tcPr>
+          <w:p>
+            <w:r>
+              <w:t>−1.1 pp</w:t>
+            </w:r>
+          </w:p>
+        </w:tc>
+        <w:tc>
+          <w:tcPr>
+            <w:tcW w:type="dxa" w:w="1728"/>
+          </w:tcPr>
+          <w:p>
+            <w:r>
+              <w:t>0 %</w:t>
+            </w:r>
+          </w:p>
+        </w:tc>
+      </w:tr>
+      <w:tr>
+        <w:tc>
+          <w:tcPr>
+            <w:tcW w:type="dxa" w:w="1728"/>
+          </w:tcPr>
+          <w:p>
+            <w:r>
+              <w:t>**OF+EVENT**</w:t>
+            </w:r>
+          </w:p>
+        </w:tc>
+        <w:tc>
+          <w:tcPr>
+            <w:tcW w:type="dxa" w:w="1728"/>
+          </w:tcPr>
+          <w:p>
+            <w:r>
+              <w:t>+0.6 pp</w:t>
+            </w:r>
+          </w:p>
+        </w:tc>
+        <w:tc>
+          <w:tcPr>
+            <w:tcW w:type="dxa" w:w="1728"/>
+          </w:tcPr>
+          <w:p>
+            <w:r>
+              <w:t>−6.7 %</w:t>
+            </w:r>
+          </w:p>
+        </w:tc>
+        <w:tc>
+          <w:tcPr>
+            <w:tcW w:type="dxa" w:w="1728"/>
+          </w:tcPr>
+          <w:p>
+            <w:r>
+              <w:t>0 pp</w:t>
+            </w:r>
+          </w:p>
+        </w:tc>
+        <w:tc>
+          <w:tcPr>
+            <w:tcW w:type="dxa" w:w="1728"/>
+          </w:tcPr>
+          <w:p>
+            <w:r>
+              <w:t>**−74.1 %**</w:t>
+            </w:r>
+          </w:p>
+        </w:tc>
+      </w:tr>
+      <w:tr>
+        <w:tc>
+          <w:tcPr>
+            <w:tcW w:type="dxa" w:w="1728"/>
+          </w:tcPr>
+          <w:p>
+            <w:r>
+              <w:t>EVENT</w:t>
+            </w:r>
+          </w:p>
+        </w:tc>
+        <w:tc>
+          <w:tcPr>
+            <w:tcW w:type="dxa" w:w="1728"/>
+          </w:tcPr>
+          <w:p>
+            <w:r>
+              <w:t>**−11.5 pp**</w:t>
+            </w:r>
+          </w:p>
+        </w:tc>
+        <w:tc>
+          <w:tcPr>
+            <w:tcW w:type="dxa" w:w="1728"/>
+          </w:tcPr>
+          <w:p>
+            <w:r>
+              <w:t>**−25.8 %**</w:t>
+            </w:r>
+          </w:p>
+        </w:tc>
+        <w:tc>
+          <w:tcPr>
+            <w:tcW w:type="dxa" w:w="1728"/>
+          </w:tcPr>
+          <w:p>
+            <w:r>
+              <w:t>−0.6 pp</w:t>
+            </w:r>
+          </w:p>
+        </w:tc>
+        <w:tc>
+          <w:tcPr>
+            <w:tcW w:type="dxa" w:w="1728"/>
+          </w:tcPr>
+          <w:p>
+            <w:r>
+              <w:t>**−74.1 %**</w:t>
             </w:r>
           </w:p>
         </w:tc>
@@ -18143,7 +16609,17 @@
         <w:pStyle w:val="Heading3"/>
       </w:pPr>
       <w:r>
-        <w:t>§28.3 Modules livrés en V12.3</w:t>
+        <w:t>§24.14.2 Lecture QCDS — aucune doctrine ne domine tout</w:t>
+      </w:r>
+    </w:p>
+    <w:p>
+      <w:r>
+        <w:t>Constat : sur les 4 dimensions QCDS, **aucune doctrine ne</w:t>
+      </w:r>
+    </w:p>
+    <w:p>
+      <w:r>
+        <w:t>domine simultanément**. Trade-offs explicites mesurés :</w:t>
       </w:r>
     </w:p>
     <w:tbl>
@@ -18167,7 +16643,7 @@
               <w:rPr>
                 <w:b/>
               </w:rPr>
-              <w:t>Module</w:t>
+              <w:t>Doctrine</w:t>
             </w:r>
           </w:p>
         </w:tc>
@@ -18180,7 +16656,7 @@
               <w:rPr>
                 <w:b/>
               </w:rPr>
-              <w:t>Rôle</w:t>
+              <w:t>Forces (≥ 3/4)</w:t>
             </w:r>
           </w:p>
         </w:tc>
@@ -18193,7 +16669,7 @@
               <w:rPr>
                 <w:b/>
               </w:rPr>
-              <w:t>Statut</w:t>
+              <w:t>Faiblesses</w:t>
             </w:r>
           </w:p>
         </w:tc>
@@ -18205,27 +16681,27 @@
           </w:tcPr>
           <w:p>
             <w:r>
-              <w:t>`cybernetic/delta_engine/autonomy_levels.py`</w:t>
-            </w:r>
-          </w:p>
-        </w:tc>
-        <w:tc>
-          <w:tcPr>
-            <w:tcW w:type="dxa" w:w="2880"/>
-          </w:tcPr>
-          <w:p>
-            <w:r>
-              <w:t>Enum L1-L4 + mapping V3 → V12.3</w:t>
-            </w:r>
-          </w:p>
-        </w:tc>
-        <w:tc>
-          <w:tcPr>
-            <w:tcW w:type="dxa" w:w="2880"/>
-          </w:tcPr>
-          <w:p>
-            <w:r>
-              <w:t>✅</w:t>
+              <w:t>**OF**</w:t>
+            </w:r>
+          </w:p>
+        </w:tc>
+        <w:tc>
+          <w:tcPr>
+            <w:tcW w:type="dxa" w:w="2880"/>
+          </w:tcPr>
+          <w:p>
+            <w:r>
+              <w:t>Q ✓ D ✓</w:t>
+            </w:r>
+          </w:p>
+        </w:tc>
+        <w:tc>
+          <w:tcPr>
+            <w:tcW w:type="dxa" w:w="2880"/>
+          </w:tcPr>
+          <w:p>
+            <w:r>
+              <w:t>C ✗ S ✗</w:t>
             </w:r>
           </w:p>
         </w:tc>
@@ -18237,27 +16713,27 @@
           </w:tcPr>
           <w:p>
             <w:r>
-              <w:t>`cybernetic/delta_engine/dispatcher.py`</w:t>
-            </w:r>
-          </w:p>
-        </w:tc>
-        <w:tc>
-          <w:tcPr>
-            <w:tcW w:type="dxa" w:w="2880"/>
-          </w:tcPr>
-          <w:p>
-            <w:r>
-              <w:t>Route décisions selon niveau</w:t>
-            </w:r>
-          </w:p>
-        </w:tc>
-        <w:tc>
-          <w:tcPr>
-            <w:tcW w:type="dxa" w:w="2880"/>
-          </w:tcPr>
-          <w:p>
-            <w:r>
-              <w:t>✅</w:t>
+              <w:t>**FLUX**</w:t>
+            </w:r>
+          </w:p>
+        </w:tc>
+        <w:tc>
+          <w:tcPr>
+            <w:tcW w:type="dxa" w:w="2880"/>
+          </w:tcPr>
+          <w:p>
+            <w:r>
+              <w:t>C ✓</w:t>
+            </w:r>
+          </w:p>
+        </w:tc>
+        <w:tc>
+          <w:tcPr>
+            <w:tcW w:type="dxa" w:w="2880"/>
+          </w:tcPr>
+          <w:p>
+            <w:r>
+              <w:t>Q ✗ D ↓ S = OF</w:t>
             </w:r>
           </w:p>
         </w:tc>
@@ -18269,27 +16745,27 @@
           </w:tcPr>
           <w:p>
             <w:r>
-              <w:t>`cybernetic/delta_engine/approval_queue.py`</w:t>
-            </w:r>
-          </w:p>
-        </w:tc>
-        <w:tc>
-          <w:tcPr>
-            <w:tcW w:type="dxa" w:w="2880"/>
-          </w:tcPr>
-          <w:p>
-            <w:r>
-              <w:t>Queue persistée + CRUD</w:t>
-            </w:r>
-          </w:p>
-        </w:tc>
-        <w:tc>
-          <w:tcPr>
-            <w:tcW w:type="dxa" w:w="2880"/>
-          </w:tcPr>
-          <w:p>
-            <w:r>
-              <w:t>✅</w:t>
+              <w:t>**OF+EVENT**</w:t>
+            </w:r>
+          </w:p>
+        </w:tc>
+        <w:tc>
+          <w:tcPr>
+            <w:tcW w:type="dxa" w:w="2880"/>
+          </w:tcPr>
+          <w:p>
+            <w:r>
+              <w:t>**Q ✓ D ✓ S ✓**</w:t>
+            </w:r>
+          </w:p>
+        </w:tc>
+        <w:tc>
+          <w:tcPr>
+            <w:tcW w:type="dxa" w:w="2880"/>
+          </w:tcPr>
+          <w:p>
+            <w:r>
+              <w:t>C légèrement ↓ (−7 %)</w:t>
             </w:r>
           </w:p>
         </w:tc>
@@ -18301,112 +16777,73 @@
           </w:tcPr>
           <w:p>
             <w:r>
-              <w:t>Table SQL `approval_queue`</w:t>
-            </w:r>
-          </w:p>
-        </w:tc>
-        <w:tc>
-          <w:tcPr>
-            <w:tcW w:type="dxa" w:w="2880"/>
-          </w:tcPr>
-          <w:p>
-            <w:r>
-              <w:t>Persistance + audit</w:t>
-            </w:r>
-          </w:p>
-        </w:tc>
-        <w:tc>
-          <w:tcPr>
-            <w:tcW w:type="dxa" w:w="2880"/>
-          </w:tcPr>
-          <w:p>
-            <w:r>
-              <w:t>✅</w:t>
-            </w:r>
-          </w:p>
-        </w:tc>
-      </w:tr>
-      <w:tr>
-        <w:tc>
-          <w:tcPr>
-            <w:tcW w:type="dxa" w:w="2880"/>
-          </w:tcPr>
-          <w:p>
-            <w:r>
-              <w:t>CLI `approval-list/approve/reject`</w:t>
-            </w:r>
-          </w:p>
-        </w:tc>
-        <w:tc>
-          <w:tcPr>
-            <w:tcW w:type="dxa" w:w="2880"/>
-          </w:tcPr>
-          <w:p>
-            <w:r>
-              <w:t>Workflow opérateur</w:t>
-            </w:r>
-          </w:p>
-        </w:tc>
-        <w:tc>
-          <w:tcPr>
-            <w:tcW w:type="dxa" w:w="2880"/>
-          </w:tcPr>
-          <w:p>
-            <w:r>
-              <w:t>✅</w:t>
-            </w:r>
-          </w:p>
-        </w:tc>
-      </w:tr>
-      <w:tr>
-        <w:tc>
-          <w:tcPr>
-            <w:tcW w:type="dxa" w:w="2880"/>
-          </w:tcPr>
-          <w:p>
-            <w:r>
-              <w:t>21 tests unitaires + 3 acceptance E2E</w:t>
-            </w:r>
-          </w:p>
-        </w:tc>
-        <w:tc>
-          <w:tcPr>
-            <w:tcW w:type="dxa" w:w="2880"/>
-          </w:tcPr>
-          <w:p>
-            <w:r>
-              <w:t>Couverture</w:t>
-            </w:r>
-          </w:p>
-        </w:tc>
-        <w:tc>
-          <w:tcPr>
-            <w:tcW w:type="dxa" w:w="2880"/>
-          </w:tcPr>
-          <w:p>
-            <w:r>
-              <w:t>✅</w:t>
+              <w:t>**EVENT**</w:t>
+            </w:r>
+          </w:p>
+        </w:tc>
+        <w:tc>
+          <w:tcPr>
+            <w:tcW w:type="dxa" w:w="2880"/>
+          </w:tcPr>
+          <w:p>
+            <w:r>
+              <w:t>C ✓ S ✓</w:t>
+            </w:r>
+          </w:p>
+        </w:tc>
+        <w:tc>
+          <w:tcPr>
+            <w:tcW w:type="dxa" w:w="2880"/>
+          </w:tcPr>
+          <w:p>
+            <w:r>
+              <w:t>Q ✗ D ↓</w:t>
             </w:r>
           </w:p>
         </w:tc>
       </w:tr>
     </w:tbl>
+    <w:p>
+      <w:r>
+        <w:t>Découverte importante : OF+EVENT est le **meilleur compromis</w:t>
+      </w:r>
+    </w:p>
+    <w:p>
+      <w:r>
+        <w:t>QCDS global** (3/4 dimensions excellentes, seul −7 % sur C).</w:t>
+      </w:r>
+    </w:p>
+    <w:p>
+      <w:r>
+        <w:t>EVENT bat OF+EVENT sur C (−26 % vs −7 %) **mais perd 11.5 pp de</w:t>
+      </w:r>
+    </w:p>
+    <w:p>
+      <w:r>
+        <w:t>compliance quantité** — un déficit qu'un atelier strict ne peut pas</w:t>
+      </w:r>
+    </w:p>
+    <w:p>
+      <w:r>
+        <w:t>absorber.</w:t>
+      </w:r>
+    </w:p>
     <w:p>
       <w:pPr>
         <w:pStyle w:val="Heading3"/>
       </w:pPr>
       <w:r>
-        <w:t>§28.4 Modèle de validation simulée</w:t>
-      </w:r>
-    </w:p>
-    <w:p>
-      <w:r>
-        <w:t>Pour les études comparatives intégrant la couche V12.3, la validation</w:t>
-      </w:r>
-    </w:p>
-    <w:p>
-      <w:r>
-        <w:t>humaine est simulée avec un lag gaussien :</w:t>
+        <w:t>§24.14.3 Lien avec §24.8.6/§24.8.7 et choix de doctrine</w:t>
+      </w:r>
+    </w:p>
+    <w:p>
+      <w:r>
+        <w:t>L'analyse QCDS confirme et étend les findings §24.8.6 (ontime) et</w:t>
+      </w:r>
+    </w:p>
+    <w:p>
+      <w:r>
+        <w:t>§24.8.7 (cause smoothing) :</w:t>
       </w:r>
     </w:p>
     <w:p>
@@ -18414,7 +16851,12 @@
         <w:pStyle w:val="ListBullet"/>
       </w:pPr>
       <w:r>
-        <w:t>**L3 (opérateur)** : moyenne 4 h (240 min), σ = 1 h (60 min)</w:t>
+        <w:t>**Le smoothing du flux** dégrade simultanément Q (−12 pp) ET D</w:t>
+      </w:r>
+    </w:p>
+    <w:p>
+      <w:r>
+        <w:t xml:space="preserve">  (−1.1 pp à tol=3j, −15 pp à tol=0j).</w:t>
       </w:r>
     </w:p>
     <w:p>
@@ -18422,45 +16864,30 @@
         <w:pStyle w:val="ListBullet"/>
       </w:pPr>
       <w:r>
-        <w:t>**L4 (supervisor)** : moyenne 8 h (480 min), σ = 2 h (120 min)</w:t>
-      </w:r>
-    </w:p>
-    <w:p>
-      <w:r>
-        <w:t>Le lag réel est tracé dans approval_queue.approval_lag_min pour</w:t>
-      </w:r>
-    </w:p>
-    <w:p>
-      <w:r>
-        <w:t>audit a posteriori. En production, ce champ enregistre le temps</w:t>
-      </w:r>
-    </w:p>
-    <w:p>
-      <w:r>
-        <w:t>réel écoulé entre submitted_at et approved_at.</w:t>
+        <w:t>**L'event sourcing** ne corrige pas cette dégradation Q + D</w:t>
+      </w:r>
+    </w:p>
+    <w:p>
+      <w:r>
+        <w:t xml:space="preserve">  (FLUX → EVENT : Q et D inchangés).</w:t>
       </w:r>
     </w:p>
     <w:p>
       <w:pPr>
-        <w:pStyle w:val="Heading3"/>
+        <w:pStyle w:val="ListBullet"/>
       </w:pPr>
       <w:r>
-        <w:t>§28.5 V12.1 Forecasting zone libre — LIVRÉ</w:t>
-      </w:r>
-    </w:p>
-    <w:p>
-      <w:r>
-        <w:t>V12.1 fournit la couche de prévision statistique pour la zone libre</w:t>
-      </w:r>
-    </w:p>
-    <w:p>
-      <w:r>
-        <w:t>du planning (horizon long, &gt; 4 semaines). Quatre forecasters</w:t>
-      </w:r>
-    </w:p>
-    <w:p>
-      <w:r>
-        <w:t>individuels + un ensemble pondéré sont implémentés :</w:t>
+        <w:t>**OF+EVENT** est seul à préserver Q + D **tout en améliorant**</w:t>
+      </w:r>
+    </w:p>
+    <w:p>
+      <w:r>
+        <w:t xml:space="preserve">  C (−7 %) et S (−74 %).</w:t>
+      </w:r>
+    </w:p>
+    <w:p>
+      <w:r>
+        <w:t>Recommandation doctrinale par profil d'atelier :</w:t>
       </w:r>
     </w:p>
     <w:tbl>
@@ -18484,7 +16911,7 @@
               <w:rPr>
                 <w:b/>
               </w:rPr>
-              <w:t>Forecaster</w:t>
+              <w:t>Profil atelier</w:t>
             </w:r>
           </w:p>
         </w:tc>
@@ -18497,7 +16924,7 @@
               <w:rPr>
                 <w:b/>
               </w:rPr>
-              <w:t>Source</w:t>
+              <w:t>Doctrine recommandée</w:t>
             </w:r>
           </w:p>
         </w:tc>
@@ -18510,7 +16937,7 @@
               <w:rPr>
                 <w:b/>
               </w:rPr>
-              <w:t>Cas d'usage</w:t>
+              <w:t>Justification</w:t>
             </w:r>
           </w:p>
         </w:tc>
@@ -18522,27 +16949,27 @@
           </w:tcPr>
           <w:p>
             <w:r>
-              <w:t>`LinearTrendForecaster`</w:t>
-            </w:r>
-          </w:p>
-        </w:tc>
-        <w:tc>
-          <w:tcPr>
-            <w:tcW w:type="dxa" w:w="2880"/>
-          </w:tcPr>
-          <w:p>
-            <w:r>
-              <w:t>numpy polyfit ordre 1</w:t>
-            </w:r>
-          </w:p>
-        </w:tc>
-        <w:tc>
-          <w:tcPr>
-            <w:tcW w:type="dxa" w:w="2880"/>
-          </w:tcPr>
-          <w:p>
-            <w:r>
-              <w:t>Tendance pure, baseline minimaliste</w:t>
+              <w:t>Strict ontime / quantités précises (aéro, médical, automotive)</w:t>
+            </w:r>
+          </w:p>
+        </w:tc>
+        <w:tc>
+          <w:tcPr>
+            <w:tcW w:type="dxa" w:w="2880"/>
+          </w:tcPr>
+          <w:p>
+            <w:r>
+              <w:t>**OF+EVENT**</w:t>
+            </w:r>
+          </w:p>
+        </w:tc>
+        <w:tc>
+          <w:tcPr>
+            <w:tcW w:type="dxa" w:w="2880"/>
+          </w:tcPr>
+          <w:p>
+            <w:r>
+              <w:t>Q ✓ D ✓ S ✓, seul −7 % sur C</w:t>
             </w:r>
           </w:p>
         </w:tc>
@@ -18554,27 +16981,27 @@
           </w:tcPr>
           <w:p>
             <w:r>
-              <w:t>`RegressionForecaster`</w:t>
-            </w:r>
-          </w:p>
-        </w:tc>
-        <w:tc>
-          <w:tcPr>
-            <w:tcW w:type="dxa" w:w="2880"/>
-          </w:tcPr>
-          <w:p>
-            <w:r>
-              <w:t>sklearn LinearRegression + lags + sin/cos</w:t>
-            </w:r>
-          </w:p>
-        </w:tc>
-        <w:tc>
-          <w:tcPr>
-            <w:tcW w:type="dxa" w:w="2880"/>
-          </w:tcPr>
-          <w:p>
-            <w:r>
-              <w:t>Tendance + saisonnalité 7j + autorégression</w:t>
+              <w:t>Industries à tolérance modérée (consumer, biens d'équipement)</w:t>
+            </w:r>
+          </w:p>
+        </w:tc>
+        <w:tc>
+          <w:tcPr>
+            <w:tcW w:type="dxa" w:w="2880"/>
+          </w:tcPr>
+          <w:p>
+            <w:r>
+              <w:t>**EVENT**</w:t>
+            </w:r>
+          </w:p>
+        </w:tc>
+        <w:tc>
+          <w:tcPr>
+            <w:tcW w:type="dxa" w:w="2880"/>
+          </w:tcPr>
+          <w:p>
+            <w:r>
+              <w:t>gain max C (−26 %) + S (−74 %), Q acceptable</w:t>
             </w:r>
           </w:p>
         </w:tc>
@@ -18586,27 +17013,27 @@
           </w:tcPr>
           <w:p>
             <w:r>
-              <w:t>`ArimaForecaster`</w:t>
-            </w:r>
-          </w:p>
-        </w:tc>
-        <w:tc>
-          <w:tcPr>
-            <w:tcW w:type="dxa" w:w="2880"/>
-          </w:tcPr>
-          <w:p>
-            <w:r>
-              <w:t>statsmodels ARIMA(p,d,q)</w:t>
-            </w:r>
-          </w:p>
-        </w:tc>
-        <w:tc>
-          <w:tcPr>
-            <w:tcW w:type="dxa" w:w="2880"/>
-          </w:tcPr>
-          <w:p>
-            <w:r>
-              <w:t>Tendances stochastiques sans saisonnalité forte</w:t>
+              <w:t>Industries à fort coût (matière chère, scrap critique)</w:t>
+            </w:r>
+          </w:p>
+        </w:tc>
+        <w:tc>
+          <w:tcPr>
+            <w:tcW w:type="dxa" w:w="2880"/>
+          </w:tcPr>
+          <w:p>
+            <w:r>
+              <w:t>**EVENT**</w:t>
+            </w:r>
+          </w:p>
+        </w:tc>
+        <w:tc>
+          <w:tcPr>
+            <w:tcW w:type="dxa" w:w="2880"/>
+          </w:tcPr>
+          <w:p>
+            <w:r>
+              <w:t>dominance C écrasante</w:t>
             </w:r>
           </w:p>
         </w:tc>
@@ -18618,59 +17045,27 @@
           </w:tcPr>
           <w:p>
             <w:r>
-              <w:t>`ExponentialSmoothingForecaster`</w:t>
-            </w:r>
-          </w:p>
-        </w:tc>
-        <w:tc>
-          <w:tcPr>
-            <w:tcW w:type="dxa" w:w="2880"/>
-          </w:tcPr>
-          <w:p>
-            <w:r>
-              <w:t>statsmodels Holt-Winters additif</w:t>
-            </w:r>
-          </w:p>
-        </w:tc>
-        <w:tc>
-          <w:tcPr>
-            <w:tcW w:type="dxa" w:w="2880"/>
-          </w:tcPr>
-          <w:p>
-            <w:r>
-              <w:t>Saisonnalité forte + tendance</w:t>
-            </w:r>
-          </w:p>
-        </w:tc>
-      </w:tr>
-      <w:tr>
-        <w:tc>
-          <w:tcPr>
-            <w:tcW w:type="dxa" w:w="2880"/>
-          </w:tcPr>
-          <w:p>
-            <w:r>
-              <w:t>`EnsembleForecaster`</w:t>
-            </w:r>
-          </w:p>
-        </w:tc>
-        <w:tc>
-          <w:tcPr>
-            <w:tcW w:type="dxa" w:w="2880"/>
-          </w:tcPr>
-          <w:p>
-            <w:r>
-              <w:t>Combinaison pondérée</w:t>
-            </w:r>
-          </w:p>
-        </w:tc>
-        <w:tc>
-          <w:tcPr>
-            <w:tcW w:type="dxa" w:w="2880"/>
-          </w:tcPr>
-          <w:p>
-            <w:r>
-              <w:t>Robustesse face à modèle inconnu</w:t>
+              <w:t>Industries en transition (lean rollout)</w:t>
+            </w:r>
+          </w:p>
+        </w:tc>
+        <w:tc>
+          <w:tcPr>
+            <w:tcW w:type="dxa" w:w="2880"/>
+          </w:tcPr>
+          <w:p>
+            <w:r>
+              <w:t>**OF+EVENT**</w:t>
+            </w:r>
+          </w:p>
+        </w:tc>
+        <w:tc>
+          <w:tcPr>
+            <w:tcW w:type="dxa" w:w="2880"/>
+          </w:tcPr>
+          <w:p>
+            <w:r>
+              <w:t>risque min, gain S immédiat</w:t>
             </w:r>
           </w:p>
         </w:tc>
@@ -18678,52 +17073,86 @@
     </w:tbl>
     <w:p>
       <w:r>
-        <w:t>API commune :</w:t>
-      </w:r>
-    </w:p>
-    <w:p>
-      <w:pPr/>
+        <w:t>Cette recommandation différenciée est plus nuancée que les</w:t>
+      </w:r>
+    </w:p>
+    <w:p>
+      <w:r>
+        <w:t>conclusions §24.6 (« EVENT bat OF de −21.8 % ») — elle reflète</w:t>
+      </w:r>
+    </w:p>
+    <w:p>
+      <w:r>
+        <w:t>honnêtement le trade-off QCDS mesuré.</w:t>
+      </w:r>
+    </w:p>
+    <w:p>
+      <w:pPr>
+        <w:jc w:val="center"/>
+      </w:pPr>
+      <w:r>
+        <w:drawing>
+          <wp:inline xmlns:a="http://schemas.openxmlformats.org/drawingml/2006/main" xmlns:pic="http://schemas.openxmlformats.org/drawingml/2006/picture">
+            <wp:extent cx="5669280" cy="5023996"/>
+            <wp:docPr id="13" name="Picture 13"/>
+            <wp:cNvGraphicFramePr>
+              <a:graphicFrameLocks noChangeAspect="1"/>
+            </wp:cNvGraphicFramePr>
+            <a:graphic>
+              <a:graphicData uri="http://schemas.openxmlformats.org/drawingml/2006/picture">
+                <pic:pic>
+                  <pic:nvPicPr>
+                    <pic:cNvPr id="0" name="qcds_4_dimensions.png"/>
+                    <pic:cNvPicPr/>
+                  </pic:nvPicPr>
+                  <pic:blipFill>
+                    <a:blip r:embed="rId21"/>
+                    <a:stretch>
+                      <a:fillRect/>
+                    </a:stretch>
+                  </pic:blipFill>
+                  <pic:spPr>
+                    <a:xfrm>
+                      <a:off x="0" y="0"/>
+                      <a:ext cx="5669280" cy="5023996"/>
+                    </a:xfrm>
+                    <a:prstGeom prst="rect"/>
+                  </pic:spPr>
+                </pic:pic>
+              </a:graphicData>
+            </a:graphic>
+          </wp:inline>
+        </w:drawing>
+      </w:r>
+    </w:p>
+    <w:p>
+      <w:pPr>
+        <w:jc w:val="center"/>
+      </w:pPr>
       <w:r>
         <w:rPr>
-          <w:rFonts w:ascii="Consolas" w:hAnsi="Consolas"/>
-          <w:sz w:val="20"/>
+          <w:i/>
+          <w:sz w:val="18"/>
         </w:rPr>
-        <w:t>forecaster = ArimaForecaster(order=(1,1,1))</w:t>
-      </w:r>
-    </w:p>
-    <w:p>
-      <w:pPr/>
-      <w:r>
-        <w:rPr>
-          <w:rFonts w:ascii="Consolas" w:hAnsi="Consolas"/>
-          <w:sz w:val="20"/>
-        </w:rPr>
-        <w:t>forecaster.fit(historical_demand)            # série 1-D</w:t>
-      </w:r>
-    </w:p>
-    <w:p>
-      <w:pPr/>
-      <w:r>
-        <w:rPr>
-          <w:rFonts w:ascii="Consolas" w:hAnsi="Consolas"/>
-          <w:sz w:val="20"/>
-        </w:rPr>
-        <w:t>result = forecaster.predict(n_steps=14)      # ForecastResult</w:t>
-      </w:r>
-    </w:p>
-    <w:p>
-      <w:pPr/>
-      <w:r>
-        <w:rPr>
-          <w:rFonts w:ascii="Consolas" w:hAnsi="Consolas"/>
-          <w:sz w:val="20"/>
-        </w:rPr>
-        <w:t># result.values, result.lower_ci, result.upper_ci, result.method_name</w:t>
-      </w:r>
-    </w:p>
-    <w:p>
-      <w:r>
-        <w:t>Pondération de l'ensemble :</w:t>
+        <w:t>QCDS — radar 4 objectifs × 4 doctrines</w:t>
+      </w:r>
+    </w:p>
+    <w:p>
+      <w:pPr>
+        <w:pStyle w:val="Heading3"/>
+      </w:pPr>
+      <w:r>
+        <w:t>§24.14.4 Limite QCDS et travaux futurs</w:t>
+      </w:r>
+    </w:p>
+    <w:p>
+      <w:r>
+        <w:t>quantity_compliance capture le ratio quantitatif global mais ne</w:t>
+      </w:r>
+    </w:p>
+    <w:p>
+      <w:r>
+        <w:t>distingue pas :</w:t>
       </w:r>
     </w:p>
     <w:p>
@@ -18731,7 +17160,7 @@
         <w:pStyle w:val="ListBullet"/>
       </w:pPr>
       <w:r>
-        <w:t>`weighting="equal"` : poids uniformes 1/N</w:t>
+        <w:t>Livraison partielle (50 % livré à date + 50 % livré en retard)</w:t>
       </w:r>
     </w:p>
     <w:p>
@@ -18739,17 +17168,176 @@
         <w:pStyle w:val="ListBullet"/>
       </w:pPr>
       <w:r>
-        <w:t>`weighting="inverse_rmse"` : poids ∝ 1/RMSE sur holdout, donne</w:t>
-      </w:r>
-    </w:p>
-    <w:p>
-      <w:r>
-        <w:t xml:space="preserve">  davantage de voix aux forecasters précis sur la série historique</w:t>
-      </w:r>
-    </w:p>
-    <w:p>
-      <w:r>
-        <w:t>Résultats sur série synthétique (60 jours trend + saison 7j + bruit σ=2.5) :</w:t>
+        <w:t>Mauvais produit (BOM mal alloué)</w:t>
+      </w:r>
+    </w:p>
+    <w:p>
+      <w:pPr>
+        <w:pStyle w:val="ListBullet"/>
+      </w:pPr>
+      <w:r>
+        <w:t>Surproduction par effet de lot (compliance &gt; 1.0)</w:t>
+      </w:r>
+    </w:p>
+    <w:p>
+      <w:r>
+        <w:t>Une décomposition fine de Q en sous-KPIs (</w:t>
+      </w:r>
+    </w:p>
+    <w:p>
+      <w:r>
+        <w:t>fill_rate_on_time + fill_rate_late + overproduction_rate) est</w:t>
+      </w:r>
+    </w:p>
+    <w:p>
+      <w:r>
+        <w:t>identifiée comme extension future, hors paper v1.</w:t>
+      </w:r>
+    </w:p>
+    <w:p>
+      <w:r>
+        <w:t>V12.6 (§28.12 due-date aware smoothing) permettrait de **réconcilier</w:t>
+      </w:r>
+    </w:p>
+    <w:p>
+      <w:r>
+        <w:t>EVENT avec Q + D** : ramener compliance EVENT à ~92 % et dispo à</w:t>
+      </w:r>
+    </w:p>
+    <w:p>
+      <w:r>
+        <w:t>100 % au prix d'une fraction de gain coût (estimé : EVENT passerait</w:t>
+      </w:r>
+    </w:p>
+    <w:p>
+      <w:r>
+        <w:t>de −26 % à −20 % sur C).</w:t>
+      </w:r>
+    </w:p>
+    <w:p/>
+    <w:p>
+      <w:pPr>
+        <w:pStyle w:val="Heading2"/>
+      </w:pPr>
+      <w:r>
+        <w:t>§29. Démarche d'implantation progressive (industriel)</w:t>
+      </w:r>
+    </w:p>
+    <w:p>
+      <w:r>
+        <w:t>L'implantation de la doctrine pilotage par flux dans un atelier</w:t>
+      </w:r>
+    </w:p>
+    <w:p>
+      <w:r>
+        <w:t>réel doit être progressive, avec des critères Go/No-Go mesurés</w:t>
+      </w:r>
+    </w:p>
+    <w:p>
+      <w:r>
+        <w:t>entre chaque phase. Cette section synthétise la séquence</w:t>
+      </w:r>
+    </w:p>
+    <w:p>
+      <w:r>
+        <w:t>recommandée tirée des 8 000 runs cumulés et des limites mesurées.</w:t>
+      </w:r>
+    </w:p>
+    <w:p>
+      <w:pPr>
+        <w:pStyle w:val="Heading3"/>
+      </w:pPr>
+      <w:r>
+        <w:t>§29.1 Prérequis (Phase 0, 3-6 mois)</w:t>
+      </w:r>
+    </w:p>
+    <w:p>
+      <w:r>
+        <w:t>Conditions techniques :</w:t>
+      </w:r>
+    </w:p>
+    <w:p>
+      <w:pPr>
+        <w:pStyle w:val="ListBullet"/>
+      </w:pPr>
+      <w:r>
+        <w:t>MES capable de capturer événements (start, finish, scrap par OF)</w:t>
+      </w:r>
+    </w:p>
+    <w:p>
+      <w:pPr>
+        <w:pStyle w:val="ListBullet"/>
+      </w:pPr>
+      <w:r>
+        <w:t>ERP exposant due_dates, BOM, routings</w:t>
+      </w:r>
+    </w:p>
+    <w:p>
+      <w:pPr>
+        <w:pStyle w:val="ListBullet"/>
+      </w:pPr>
+      <w:r>
+        <w:t>Lien MES/ERP fiable (latence &lt; 1 h)</w:t>
+      </w:r>
+    </w:p>
+    <w:p>
+      <w:r>
+        <w:t>Conditions organisationnelles :</w:t>
+      </w:r>
+    </w:p>
+    <w:p>
+      <w:pPr>
+        <w:pStyle w:val="ListBullet"/>
+      </w:pPr>
+      <w:r>
+        <w:t>Volonté direction (prod + qualité + DSI alignés)</w:t>
+      </w:r>
+    </w:p>
+    <w:p>
+      <w:pPr>
+        <w:pStyle w:val="ListBullet"/>
+      </w:pPr>
+      <w:r>
+        <w:t>Choix du **profil cible** (SMALL/MEDIUM/LARGE V12.5 §28.10.2)</w:t>
+      </w:r>
+    </w:p>
+    <w:p>
+      <w:pPr>
+        <w:pStyle w:val="ListBullet"/>
+      </w:pPr>
+      <w:r>
+        <w:t>Identification du goulot principal (étape 1 TOC Goldratt)</w:t>
+      </w:r>
+    </w:p>
+    <w:p>
+      <w:pPr>
+        <w:pStyle w:val="ListBullet"/>
+      </w:pPr>
+      <w:r>
+        <w:t>Sélection du **produit pilote** : à tolérance ontime large</w:t>
+      </w:r>
+    </w:p>
+    <w:p>
+      <w:r>
+        <w:t xml:space="preserve">  (≥ 3 jours) pour éviter le défaut §24.8.7</w:t>
+      </w:r>
+    </w:p>
+    <w:p>
+      <w:r>
+        <w:t>Livrable : cartographie VSM, KPIs as-is, charte projet.</w:t>
+      </w:r>
+    </w:p>
+    <w:p>
+      <w:pPr>
+        <w:pStyle w:val="Heading3"/>
+      </w:pPr>
+      <w:r>
+        <w:t>§29.2 Baseline mesurée OF-driven (Phase 1, 3 mois)</w:t>
+      </w:r>
+    </w:p>
+    <w:p>
+      <w:r>
+        <w:t>Quoi : instrumenter le pilotage OF existant avant tout changement.</w:t>
       </w:r>
     </w:p>
     <w:tbl>
@@ -18773,6 +17361,2626 @@
               <w:rPr>
                 <w:b/>
               </w:rPr>
+              <w:t>KPI à mesurer</w:t>
+            </w:r>
+          </w:p>
+        </w:tc>
+        <w:tc>
+          <w:tcPr>
+            <w:tcW w:type="dxa" w:w="2880"/>
+          </w:tcPr>
+          <w:p>
+            <w:r>
+              <w:rPr>
+                <w:b/>
+              </w:rPr>
+              <w:t>Source</w:t>
+            </w:r>
+          </w:p>
+        </w:tc>
+        <w:tc>
+          <w:tcPr>
+            <w:tcW w:type="dxa" w:w="2880"/>
+          </w:tcPr>
+          <w:p>
+            <w:r>
+              <w:rPr>
+                <w:b/>
+              </w:rPr>
+              <w:t>Fréquence</w:t>
+            </w:r>
+          </w:p>
+        </w:tc>
+      </w:tr>
+      <w:tr>
+        <w:tc>
+          <w:tcPr>
+            <w:tcW w:type="dxa" w:w="2880"/>
+          </w:tcPr>
+          <w:p>
+            <w:r>
+              <w:t>Lead time moyen + dispersion</w:t>
+            </w:r>
+          </w:p>
+        </w:tc>
+        <w:tc>
+          <w:tcPr>
+            <w:tcW w:type="dxa" w:w="2880"/>
+          </w:tcPr>
+          <w:p>
+            <w:r>
+              <w:t>MES</w:t>
+            </w:r>
+          </w:p>
+        </w:tc>
+        <w:tc>
+          <w:tcPr>
+            <w:tcW w:type="dxa" w:w="2880"/>
+          </w:tcPr>
+          <w:p>
+            <w:r>
+              <w:t>quotidienne</w:t>
+            </w:r>
+          </w:p>
+        </w:tc>
+      </w:tr>
+      <w:tr>
+        <w:tc>
+          <w:tcPr>
+            <w:tcW w:type="dxa" w:w="2880"/>
+          </w:tcPr>
+          <w:p>
+            <w:r>
+              <w:t>WIP journalier</w:t>
+            </w:r>
+          </w:p>
+        </w:tc>
+        <w:tc>
+          <w:tcPr>
+            <w:tcW w:type="dxa" w:w="2880"/>
+          </w:tcPr>
+          <w:p>
+            <w:r>
+              <w:t>MES</w:t>
+            </w:r>
+          </w:p>
+        </w:tc>
+        <w:tc>
+          <w:tcPr>
+            <w:tcW w:type="dxa" w:w="2880"/>
+          </w:tcPr>
+          <w:p>
+            <w:r>
+              <w:t>quotidienne</w:t>
+            </w:r>
+          </w:p>
+        </w:tc>
+      </w:tr>
+      <w:tr>
+        <w:tc>
+          <w:tcPr>
+            <w:tcW w:type="dxa" w:w="2880"/>
+          </w:tcPr>
+          <w:p>
+            <w:r>
+              <w:t>Nervosité (replans APS / jour)</w:t>
+            </w:r>
+          </w:p>
+        </w:tc>
+        <w:tc>
+          <w:tcPr>
+            <w:tcW w:type="dxa" w:w="2880"/>
+          </w:tcPr>
+          <w:p>
+            <w:r>
+              <w:t>ERP/APS</w:t>
+            </w:r>
+          </w:p>
+        </w:tc>
+        <w:tc>
+          <w:tcPr>
+            <w:tcW w:type="dxa" w:w="2880"/>
+          </w:tcPr>
+          <w:p>
+            <w:r>
+              <w:t>hebdomadaire</w:t>
+            </w:r>
+          </w:p>
+        </w:tc>
+      </w:tr>
+      <w:tr>
+        <w:tc>
+          <w:tcPr>
+            <w:tcW w:type="dxa" w:w="2880"/>
+          </w:tcPr>
+          <w:p>
+            <w:r>
+              <w:t>Coût opérationnel (matière + MOD + MOI + scrap)</w:t>
+            </w:r>
+          </w:p>
+        </w:tc>
+        <w:tc>
+          <w:tcPr>
+            <w:tcW w:type="dxa" w:w="2880"/>
+          </w:tcPr>
+          <w:p>
+            <w:r>
+              <w:t>comptabilité</w:t>
+            </w:r>
+          </w:p>
+        </w:tc>
+        <w:tc>
+          <w:tcPr>
+            <w:tcW w:type="dxa" w:w="2880"/>
+          </w:tcPr>
+          <w:p>
+            <w:r>
+              <w:t>mensuelle</w:t>
+            </w:r>
+          </w:p>
+        </w:tc>
+      </w:tr>
+      <w:tr>
+        <w:tc>
+          <w:tcPr>
+            <w:tcW w:type="dxa" w:w="2880"/>
+          </w:tcPr>
+          <w:p>
+            <w:r>
+              <w:t>Ontime delivery (% SOs livrées dans due_date)</w:t>
+            </w:r>
+          </w:p>
+        </w:tc>
+        <w:tc>
+          <w:tcPr>
+            <w:tcW w:type="dxa" w:w="2880"/>
+          </w:tcPr>
+          <w:p>
+            <w:r>
+              <w:t>ERP</w:t>
+            </w:r>
+          </w:p>
+        </w:tc>
+        <w:tc>
+          <w:tcPr>
+            <w:tcW w:type="dxa" w:w="2880"/>
+          </w:tcPr>
+          <w:p>
+            <w:r>
+              <w:t>quotidienne</w:t>
+            </w:r>
+          </w:p>
+        </w:tc>
+      </w:tr>
+    </w:tbl>
+    <w:p>
+      <w:r>
+        <w:t>Critère Go/No-Go : 90 jours consécutifs de mesure fiable. Sans</w:t>
+      </w:r>
+    </w:p>
+    <w:p>
+      <w:r>
+        <w:t>baseline, pas de comparable post-déploiement.</w:t>
+      </w:r>
+    </w:p>
+    <w:p>
+      <w:pPr>
+        <w:pStyle w:val="Heading3"/>
+      </w:pPr>
+      <w:r>
+        <w:t>§29.3 Event sourcing seul (Phase 2, 6 mois)</w:t>
+      </w:r>
+    </w:p>
+    <w:p>
+      <w:r>
+        <w:t>Quoi : garder OF, ajouter par-dessus la couche événementielle V3.</w:t>
+      </w:r>
+    </w:p>
+    <w:p>
+      <w:r>
+        <w:t>Modules à activer : events_v3/expected.py, matching.py,</w:t>
+      </w:r>
+    </w:p>
+    <w:p>
+      <w:r>
+        <w:t>dual_tolerance.py, comparative/learning.py.</w:t>
+      </w:r>
+    </w:p>
+    <w:p>
+      <w:r>
+        <w:t>Apports validés (sur 1 600 runs Random) :</w:t>
+      </w:r>
+    </w:p>
+    <w:p>
+      <w:pPr>
+        <w:pStyle w:val="ListBullet"/>
+      </w:pPr>
+      <w:r>
+        <w:t>**−2.8 % coût** (modeste mais mesurable)</w:t>
+      </w:r>
+    </w:p>
+    <w:p>
+      <w:pPr>
+        <w:pStyle w:val="ListBullet"/>
+      </w:pPr>
+      <w:r>
+        <w:t>**÷3.9 nervosité** (gain massif)</w:t>
+      </w:r>
+    </w:p>
+    <w:p>
+      <w:pPr>
+        <w:pStyle w:val="ListBullet"/>
+      </w:pPr>
+      <w:r>
+        <w:t>**134 détections + 404 causes attachées / run**</w:t>
+      </w:r>
+    </w:p>
+    <w:p>
+      <w:r>
+        <w:t>Risque : MINIMAL (couche additive, désactivable).</w:t>
+      </w:r>
+    </w:p>
+    <w:p>
+      <w:r>
+        <w:t>Critère Go : nervosité ÷ ≥ 3 + coût ≤ baseline + adoption équipe.</w:t>
+      </w:r>
+    </w:p>
+    <w:p>
+      <w:pPr>
+        <w:pStyle w:val="Heading3"/>
+      </w:pPr>
+      <w:r>
+        <w:t>§29.4 Lissage premier flux (Phase 3, 6-12 mois)</w:t>
+      </w:r>
+    </w:p>
+    <w:p>
+      <w:r>
+        <w:t>Quoi : sur 1 produit ou 1 ligne, basculer en FLUX.</w:t>
+      </w:r>
+    </w:p>
+    <w:p>
+      <w:r>
+        <w:t>Modules : flux/contracts.py, flux/smoothing.py,</w:t>
+      </w:r>
+    </w:p>
+    <w:p>
+      <w:r>
+        <w:t>flux/freeze.py, flux/buffers.py, gates/p3.py.</w:t>
+      </w:r>
+    </w:p>
+    <w:p>
+      <w:r>
+        <w:t>Apports attendus (sur produit pilote) :</w:t>
+      </w:r>
+    </w:p>
+    <w:p>
+      <w:pPr>
+        <w:pStyle w:val="ListBullet"/>
+      </w:pPr>
+      <w:r>
+        <w:t>−15 à −25 % coût</w:t>
+      </w:r>
+    </w:p>
+    <w:p>
+      <w:pPr>
+        <w:pStyle w:val="ListBullet"/>
+      </w:pPr>
+      <w:r>
+        <w:t>÷1.6 à ÷2.3 lead time</w:t>
+      </w:r>
+    </w:p>
+    <w:p>
+      <w:pPr>
+        <w:pStyle w:val="ListBullet"/>
+      </w:pPr>
+      <w:r>
+        <w:t>−33 à −38 % WIP</w:t>
+      </w:r>
+    </w:p>
+    <w:p>
+      <w:r>
+        <w:t>Risques mesurés :</w:t>
+      </w:r>
+    </w:p>
+    <w:p>
+      <w:pPr>
+        <w:pStyle w:val="ListBullet"/>
+      </w:pPr>
+      <w:r>
+        <w:t>⚠ **Retard ontime sur tolérance stricte** (§24.8.6 / §24.8.7) :</w:t>
+      </w:r>
+    </w:p>
+    <w:p>
+      <w:r>
+        <w:t xml:space="preserve">  FLUX 77-84 % à tol=0j contre 100 % pour OF.</w:t>
+      </w:r>
+    </w:p>
+    <w:p>
+      <w:pPr>
+        <w:pStyle w:val="ListBullet"/>
+      </w:pPr>
+      <w:r>
+        <w:t>**Mitigation obligatoire** : choisir produit à tolérance ≥ 3 j</w:t>
+      </w:r>
+    </w:p>
+    <w:p>
+      <w:r>
+        <w:t xml:space="preserve">  (FLUX remonte à 95-96 %).</w:t>
+      </w:r>
+    </w:p>
+    <w:p>
+      <w:r>
+        <w:t>Critère Go : ontime maintenue dans tolérance produit + coût</w:t>
+      </w:r>
+    </w:p>
+    <w:p>
+      <w:r>
+        <w:t>baissé ≥ 10 % + smoothing accepté par opérateurs.</w:t>
+      </w:r>
+    </w:p>
+    <w:p>
+      <w:pPr>
+        <w:pStyle w:val="Heading3"/>
+      </w:pPr>
+      <w:r>
+        <w:t>§29.5 Multi-flux et P3 collective (Phase 4, 12 mois)</w:t>
+      </w:r>
+    </w:p>
+    <w:p>
+      <w:r>
+        <w:t>Quoi : étendre à plusieurs lignes/familles.</w:t>
+      </w:r>
+    </w:p>
+    <w:p>
+      <w:r>
+        <w:t>Modules : gates/p3_collective.py, identification multi-goulots,</w:t>
+      </w:r>
+    </w:p>
+    <w:p>
+      <w:r>
+        <w:t>seuils Little, tampons DBR.</w:t>
+      </w:r>
+    </w:p>
+    <w:p>
+      <w:r>
+        <w:t>Apports :</w:t>
+      </w:r>
+    </w:p>
+    <w:p>
+      <w:pPr>
+        <w:pStyle w:val="ListBullet"/>
+      </w:pPr>
+      <w:r>
+        <w:t>Gestion des arbitrages multi-flux</w:t>
+      </w:r>
+    </w:p>
+    <w:p>
+      <w:pPr>
+        <w:pStyle w:val="ListBullet"/>
+      </w:pPr>
+      <w:r>
+        <w:t>PARTIAL_FREEZE anti-sur-engagement quand goulot saturé &gt; 90 %</w:t>
+      </w:r>
+    </w:p>
+    <w:p>
+      <w:pPr>
+        <w:pStyle w:val="ListBullet"/>
+      </w:pPr>
+      <w:r>
+        <w:t>Convergence vers profil MEDIUM/LARGE V12.5</w:t>
+      </w:r>
+    </w:p>
+    <w:p>
+      <w:r>
+        <w:t>Risques :</w:t>
+      </w:r>
+    </w:p>
+    <w:p>
+      <w:pPr>
+        <w:pStyle w:val="ListBullet"/>
+      </w:pPr>
+      <w:r>
+        <w:t>Conflits multi-contrats sur le goulot commun</w:t>
+      </w:r>
+    </w:p>
+    <w:p>
+      <w:pPr>
+        <w:pStyle w:val="ListBullet"/>
+      </w:pPr>
+      <w:r>
+        <w:t>Limite DBR : 2 goulots simultanés cassent la régulation (§24.10.1)</w:t>
+      </w:r>
+    </w:p>
+    <w:p>
+      <w:r>
+        <w:t>Critère Go : ≥ 2 flux stables coexistants + saturation goulot</w:t>
+      </w:r>
+    </w:p>
+    <w:p>
+      <w:r>
+        <w:t>maîtrisée &lt; 90 %.</w:t>
+      </w:r>
+    </w:p>
+    <w:p>
+      <w:pPr>
+        <w:pStyle w:val="Heading3"/>
+      </w:pPr>
+      <w:r>
+        <w:t>§29.6 Couche cybernétique V12 (Phase 5, 12-24 mois, optionnelle)</w:t>
+      </w:r>
+    </w:p>
+    <w:p>
+      <w:r>
+        <w:t>Quoi : activer V12 selon besoin opérationnel.</w:t>
+      </w:r>
+    </w:p>
+    <w:tbl>
+      <w:tblPr>
+        <w:tblStyle w:val="LightGrid-Accent1"/>
+        <w:tblW w:type="auto" w:w="0"/>
+        <w:tblLook w:firstColumn="1" w:firstRow="1" w:lastColumn="0" w:lastRow="0" w:noHBand="0" w:noVBand="1" w:val="04A0"/>
+      </w:tblPr>
+      <w:tblGrid>
+        <w:gridCol w:w="2880"/>
+        <w:gridCol w:w="2880"/>
+        <w:gridCol w:w="2880"/>
+      </w:tblGrid>
+      <w:tr>
+        <w:tc>
+          <w:tcPr>
+            <w:tcW w:type="dxa" w:w="2880"/>
+          </w:tcPr>
+          <w:p>
+            <w:r>
+              <w:rPr>
+                <w:b/>
+              </w:rPr>
+              <w:t>Brique V12</w:t>
+            </w:r>
+          </w:p>
+        </w:tc>
+        <w:tc>
+          <w:tcPr>
+            <w:tcW w:type="dxa" w:w="2880"/>
+          </w:tcPr>
+          <w:p>
+            <w:r>
+              <w:rPr>
+                <w:b/>
+              </w:rPr>
+              <w:t>Activation recommandée</w:t>
+            </w:r>
+          </w:p>
+        </w:tc>
+        <w:tc>
+          <w:tcPr>
+            <w:tcW w:type="dxa" w:w="2880"/>
+          </w:tcPr>
+          <w:p>
+            <w:r>
+              <w:rPr>
+                <w:b/>
+              </w:rPr>
+              <w:t>Apport</w:t>
+            </w:r>
+          </w:p>
+        </w:tc>
+      </w:tr>
+      <w:tr>
+        <w:tc>
+          <w:tcPr>
+            <w:tcW w:type="dxa" w:w="2880"/>
+          </w:tcPr>
+          <w:p>
+            <w:r>
+              <w:t>V12.4 Workflow humain (rôles, audit, escalation, dashboard)</w:t>
+            </w:r>
+          </w:p>
+        </w:tc>
+        <w:tc>
+          <w:tcPr>
+            <w:tcW w:type="dxa" w:w="2880"/>
+          </w:tcPr>
+          <w:p>
+            <w:r>
+              <w:t>**dès phase 3**</w:t>
+            </w:r>
+          </w:p>
+        </w:tc>
+        <w:tc>
+          <w:tcPr>
+            <w:tcW w:type="dxa" w:w="2880"/>
+          </w:tcPr>
+          <w:p>
+            <w:r>
+              <w:t>Traçabilité ISO/IATF</w:t>
+            </w:r>
+          </w:p>
+        </w:tc>
+      </w:tr>
+      <w:tr>
+        <w:tc>
+          <w:tcPr>
+            <w:tcW w:type="dxa" w:w="2880"/>
+          </w:tcPr>
+          <w:p>
+            <w:r>
+              <w:t>V12.3 Delta engine 4 niveaux (L1-L4)</w:t>
+            </w:r>
+          </w:p>
+        </w:tc>
+        <w:tc>
+          <w:tcPr>
+            <w:tcW w:type="dxa" w:w="2880"/>
+          </w:tcPr>
+          <w:p>
+            <w:r>
+              <w:t>phase 4</w:t>
+            </w:r>
+          </w:p>
+        </w:tc>
+        <w:tc>
+          <w:tcPr>
+            <w:tcW w:type="dxa" w:w="2880"/>
+          </w:tcPr>
+          <w:p>
+            <w:r>
+              <w:t>Gradation autonomie ↔ validation humaine</w:t>
+            </w:r>
+          </w:p>
+        </w:tc>
+      </w:tr>
+      <w:tr>
+        <w:tc>
+          <w:tcPr>
+            <w:tcW w:type="dxa" w:w="2880"/>
+          </w:tcPr>
+          <w:p>
+            <w:r>
+              <w:t>V12.5 Matrice d'orchestration + profils JSON</w:t>
+            </w:r>
+          </w:p>
+        </w:tc>
+        <w:tc>
+          <w:tcPr>
+            <w:tcW w:type="dxa" w:w="2880"/>
+          </w:tcPr>
+          <w:p>
+            <w:r>
+              <w:t>phase 4</w:t>
+            </w:r>
+          </w:p>
+        </w:tc>
+        <w:tc>
+          <w:tcPr>
+            <w:tcW w:type="dxa" w:w="2880"/>
+          </w:tcPr>
+          <w:p>
+            <w:r>
+              <w:t>Configuration data-driven</w:t>
+            </w:r>
+          </w:p>
+        </w:tc>
+      </w:tr>
+      <w:tr>
+        <w:tc>
+          <w:tcPr>
+            <w:tcW w:type="dxa" w:w="2880"/>
+          </w:tcPr>
+          <w:p>
+            <w:r>
+              <w:t>V12.2 CP-SAT dynamique zone négociable</w:t>
+            </w:r>
+          </w:p>
+        </w:tc>
+        <w:tc>
+          <w:tcPr>
+            <w:tcW w:type="dxa" w:w="2880"/>
+          </w:tcPr>
+          <w:p>
+            <w:r>
+              <w:t>phase 5</w:t>
+            </w:r>
+          </w:p>
+        </w:tc>
+        <w:tc>
+          <w:tcPr>
+            <w:tcW w:type="dxa" w:w="2880"/>
+          </w:tcPr>
+          <w:p>
+            <w:r>
+              <w:t>Replan automatique optimisé</w:t>
+            </w:r>
+          </w:p>
+        </w:tc>
+      </w:tr>
+      <w:tr>
+        <w:tc>
+          <w:tcPr>
+            <w:tcW w:type="dxa" w:w="2880"/>
+          </w:tcPr>
+          <w:p>
+            <w:r>
+              <w:t>V12.1 + V12.1.1 Forecasting feedback-aware</w:t>
+            </w:r>
+          </w:p>
+        </w:tc>
+        <w:tc>
+          <w:tcPr>
+            <w:tcW w:type="dxa" w:w="2880"/>
+          </w:tcPr>
+          <w:p>
+            <w:r>
+              <w:t>phase 5</w:t>
+            </w:r>
+          </w:p>
+        </w:tc>
+        <w:tc>
+          <w:tcPr>
+            <w:tcW w:type="dxa" w:w="2880"/>
+          </w:tcPr>
+          <w:p>
+            <w:r>
+              <w:t>Anticipation long terme</w:t>
+            </w:r>
+          </w:p>
+        </w:tc>
+      </w:tr>
+      <w:tr>
+        <w:tc>
+          <w:tcPr>
+            <w:tcW w:type="dxa" w:w="2880"/>
+          </w:tcPr>
+          <w:p>
+            <w:r>
+              <w:t>V12.2.1 RejectionMemory + FragilityWeights</w:t>
+            </w:r>
+          </w:p>
+        </w:tc>
+        <w:tc>
+          <w:tcPr>
+            <w:tcW w:type="dxa" w:w="2880"/>
+          </w:tcPr>
+          <w:p>
+            <w:r>
+              <w:t>phase 5</w:t>
+            </w:r>
+          </w:p>
+        </w:tc>
+        <w:tc>
+          <w:tcPr>
+            <w:tcW w:type="dxa" w:w="2880"/>
+          </w:tcPr>
+          <w:p>
+            <w:r>
+              <w:t>Apprentissage des échecs</w:t>
+            </w:r>
+          </w:p>
+        </w:tc>
+      </w:tr>
+    </w:tbl>
+    <w:p>
+      <w:r>
+        <w:t>Critère Go pour V12 : V11 maîtrisé + nervosité &lt; 0.1 + workflow</w:t>
+      </w:r>
+    </w:p>
+    <w:p>
+      <w:r>
+        <w:t>validation humaine stable.</w:t>
+      </w:r>
+    </w:p>
+    <w:p>
+      <w:pPr>
+        <w:pStyle w:val="Heading3"/>
+      </w:pPr>
+      <w:r>
+        <w:t>§29.7 Pilotage cybernétique complet (Phase 6, long terme)</w:t>
+      </w:r>
+    </w:p>
+    <w:p>
+      <w:r>
+        <w:t>Indicateurs de pilotage en régime nominal :</w:t>
+      </w:r>
+    </w:p>
+    <w:p>
+      <w:pPr>
+        <w:pStyle w:val="ListBullet"/>
+      </w:pPr>
+      <w:r>
+        <w:t>Disponibilité SO-level réelle ≥ 95 % (Point 2)</w:t>
+      </w:r>
+    </w:p>
+    <w:p>
+      <w:pPr>
+        <w:pStyle w:val="ListBullet"/>
+      </w:pPr>
+      <w:r>
+        <w:t>Lag moyen approbation L3 &lt; seuil profil</w:t>
+      </w:r>
+    </w:p>
+    <w:p>
+      <w:pPr>
+        <w:pStyle w:val="ListBullet"/>
+      </w:pPr>
+      <w:r>
+        <w:t>Taux d'escalation L3 → L4 &lt; 10 %</w:t>
+      </w:r>
+    </w:p>
+    <w:p>
+      <w:pPr>
+        <w:pStyle w:val="ListBullet"/>
+      </w:pPr>
+      <w:r>
+        <w:t>Bias forecast contrôlé (|biais| &lt; 5 %)</w:t>
+      </w:r>
+    </w:p>
+    <w:p>
+      <w:pPr>
+        <w:pStyle w:val="ListBullet"/>
+      </w:pPr>
+      <w:r>
+        <w:t>Rejection rate L3+L4 &lt; 15 %</w:t>
+      </w:r>
+    </w:p>
+    <w:p>
+      <w:pPr>
+        <w:pStyle w:val="Heading3"/>
+      </w:pPr>
+      <w:r>
+        <w:t>§29.8 Vue d'ensemble — calendrier indicatif</w:t>
+      </w:r>
+    </w:p>
+    <w:tbl>
+      <w:tblPr>
+        <w:tblStyle w:val="LightGrid-Accent1"/>
+        <w:tblW w:type="auto" w:w="0"/>
+        <w:tblLook w:firstColumn="1" w:firstRow="1" w:lastColumn="0" w:lastRow="0" w:noHBand="0" w:noVBand="1" w:val="04A0"/>
+      </w:tblPr>
+      <w:tblGrid>
+        <w:gridCol w:w="2160"/>
+        <w:gridCol w:w="2160"/>
+        <w:gridCol w:w="2160"/>
+        <w:gridCol w:w="2160"/>
+      </w:tblGrid>
+      <w:tr>
+        <w:tc>
+          <w:tcPr>
+            <w:tcW w:type="dxa" w:w="2160"/>
+          </w:tcPr>
+          <w:p>
+            <w:r>
+              <w:rPr>
+                <w:b/>
+              </w:rPr>
+              <w:t>Phase</w:t>
+            </w:r>
+          </w:p>
+        </w:tc>
+        <w:tc>
+          <w:tcPr>
+            <w:tcW w:type="dxa" w:w="2160"/>
+          </w:tcPr>
+          <w:p>
+            <w:r>
+              <w:rPr>
+                <w:b/>
+              </w:rPr>
+              <w:t>Durée</w:t>
+            </w:r>
+          </w:p>
+        </w:tc>
+        <w:tc>
+          <w:tcPr>
+            <w:tcW w:type="dxa" w:w="2160"/>
+          </w:tcPr>
+          <w:p>
+            <w:r>
+              <w:rPr>
+                <w:b/>
+              </w:rPr>
+              <w:t>Risque</w:t>
+            </w:r>
+          </w:p>
+        </w:tc>
+        <w:tc>
+          <w:tcPr>
+            <w:tcW w:type="dxa" w:w="2160"/>
+          </w:tcPr>
+          <w:p>
+            <w:r>
+              <w:rPr>
+                <w:b/>
+              </w:rPr>
+              <w:t>Apport cumulé vs baseline</w:t>
+            </w:r>
+          </w:p>
+        </w:tc>
+      </w:tr>
+      <w:tr>
+        <w:tc>
+          <w:tcPr>
+            <w:tcW w:type="dxa" w:w="2160"/>
+          </w:tcPr>
+          <w:p>
+            <w:r>
+              <w:t>0. Audit</w:t>
+            </w:r>
+          </w:p>
+        </w:tc>
+        <w:tc>
+          <w:tcPr>
+            <w:tcW w:type="dxa" w:w="2160"/>
+          </w:tcPr>
+          <w:p>
+            <w:r>
+              <w:t>3-6 mois</w:t>
+            </w:r>
+          </w:p>
+        </w:tc>
+        <w:tc>
+          <w:tcPr>
+            <w:tcW w:type="dxa" w:w="2160"/>
+          </w:tcPr>
+          <w:p>
+            <w:r>
+              <w:t>nul</w:t>
+            </w:r>
+          </w:p>
+        </w:tc>
+        <w:tc>
+          <w:tcPr>
+            <w:tcW w:type="dxa" w:w="2160"/>
+          </w:tcPr>
+          <w:p>
+            <w:r>
+              <w:t>mesure as-is</w:t>
+            </w:r>
+          </w:p>
+        </w:tc>
+      </w:tr>
+      <w:tr>
+        <w:tc>
+          <w:tcPr>
+            <w:tcW w:type="dxa" w:w="2160"/>
+          </w:tcPr>
+          <w:p>
+            <w:r>
+              <w:t>1. Baseline</w:t>
+            </w:r>
+          </w:p>
+        </w:tc>
+        <w:tc>
+          <w:tcPr>
+            <w:tcW w:type="dxa" w:w="2160"/>
+          </w:tcPr>
+          <w:p>
+            <w:r>
+              <w:t>3 mois</w:t>
+            </w:r>
+          </w:p>
+        </w:tc>
+        <w:tc>
+          <w:tcPr>
+            <w:tcW w:type="dxa" w:w="2160"/>
+          </w:tcPr>
+          <w:p>
+            <w:r>
+              <w:t>nul</w:t>
+            </w:r>
+          </w:p>
+        </w:tc>
+        <w:tc>
+          <w:tcPr>
+            <w:tcW w:type="dxa" w:w="2160"/>
+          </w:tcPr>
+          <w:p>
+            <w:r>
+              <w:t>référence</w:t>
+            </w:r>
+          </w:p>
+        </w:tc>
+      </w:tr>
+      <w:tr>
+        <w:tc>
+          <w:tcPr>
+            <w:tcW w:type="dxa" w:w="2160"/>
+          </w:tcPr>
+          <w:p>
+            <w:r>
+              <w:t>2. Event sourcing</w:t>
+            </w:r>
+          </w:p>
+        </w:tc>
+        <w:tc>
+          <w:tcPr>
+            <w:tcW w:type="dxa" w:w="2160"/>
+          </w:tcPr>
+          <w:p>
+            <w:r>
+              <w:t>6 mois</w:t>
+            </w:r>
+          </w:p>
+        </w:tc>
+        <w:tc>
+          <w:tcPr>
+            <w:tcW w:type="dxa" w:w="2160"/>
+          </w:tcPr>
+          <w:p>
+            <w:r>
+              <w:t>faible</w:t>
+            </w:r>
+          </w:p>
+        </w:tc>
+        <w:tc>
+          <w:tcPr>
+            <w:tcW w:type="dxa" w:w="2160"/>
+          </w:tcPr>
+          <w:p>
+            <w:r>
+              <w:t>−3 % coût, ÷4 nervosité, traçabilité</w:t>
+            </w:r>
+          </w:p>
+        </w:tc>
+      </w:tr>
+      <w:tr>
+        <w:tc>
+          <w:tcPr>
+            <w:tcW w:type="dxa" w:w="2160"/>
+          </w:tcPr>
+          <w:p>
+            <w:r>
+              <w:t>3. Flux pilote</w:t>
+            </w:r>
+          </w:p>
+        </w:tc>
+        <w:tc>
+          <w:tcPr>
+            <w:tcW w:type="dxa" w:w="2160"/>
+          </w:tcPr>
+          <w:p>
+            <w:r>
+              <w:t>6-12 mois</w:t>
+            </w:r>
+          </w:p>
+        </w:tc>
+        <w:tc>
+          <w:tcPr>
+            <w:tcW w:type="dxa" w:w="2160"/>
+          </w:tcPr>
+          <w:p>
+            <w:r>
+              <w:t>moyen (ontime)</w:t>
+            </w:r>
+          </w:p>
+        </w:tc>
+        <w:tc>
+          <w:tcPr>
+            <w:tcW w:type="dxa" w:w="2160"/>
+          </w:tcPr>
+          <w:p>
+            <w:r>
+              <w:t>−15 à −25 % coût (produit pilote)</w:t>
+            </w:r>
+          </w:p>
+        </w:tc>
+      </w:tr>
+      <w:tr>
+        <w:tc>
+          <w:tcPr>
+            <w:tcW w:type="dxa" w:w="2160"/>
+          </w:tcPr>
+          <w:p>
+            <w:r>
+              <w:t>4. Multi-flux</w:t>
+            </w:r>
+          </w:p>
+        </w:tc>
+        <w:tc>
+          <w:tcPr>
+            <w:tcW w:type="dxa" w:w="2160"/>
+          </w:tcPr>
+          <w:p>
+            <w:r>
+              <w:t>12 mois</w:t>
+            </w:r>
+          </w:p>
+        </w:tc>
+        <w:tc>
+          <w:tcPr>
+            <w:tcW w:type="dxa" w:w="2160"/>
+          </w:tcPr>
+          <w:p>
+            <w:r>
+              <w:t>moyen</w:t>
+            </w:r>
+          </w:p>
+        </w:tc>
+        <w:tc>
+          <w:tcPr>
+            <w:tcW w:type="dxa" w:w="2160"/>
+          </w:tcPr>
+          <w:p>
+            <w:r>
+              <w:t>gain multi-flux + P3 collective</w:t>
+            </w:r>
+          </w:p>
+        </w:tc>
+      </w:tr>
+      <w:tr>
+        <w:tc>
+          <w:tcPr>
+            <w:tcW w:type="dxa" w:w="2160"/>
+          </w:tcPr>
+          <w:p>
+            <w:r>
+              <w:t>5. V12 cybernétique</w:t>
+            </w:r>
+          </w:p>
+        </w:tc>
+        <w:tc>
+          <w:tcPr>
+            <w:tcW w:type="dxa" w:w="2160"/>
+          </w:tcPr>
+          <w:p>
+            <w:r>
+              <w:t>12-24 mois</w:t>
+            </w:r>
+          </w:p>
+        </w:tc>
+        <w:tc>
+          <w:tcPr>
+            <w:tcW w:type="dxa" w:w="2160"/>
+          </w:tcPr>
+          <w:p>
+            <w:r>
+              <w:t>faible</w:t>
+            </w:r>
+          </w:p>
+        </w:tc>
+        <w:tc>
+          <w:tcPr>
+            <w:tcW w:type="dxa" w:w="2160"/>
+          </w:tcPr>
+          <w:p>
+            <w:r>
+              <w:t>apprentissage + automation</w:t>
+            </w:r>
+          </w:p>
+        </w:tc>
+      </w:tr>
+      <w:tr>
+        <w:tc>
+          <w:tcPr>
+            <w:tcW w:type="dxa" w:w="2160"/>
+          </w:tcPr>
+          <w:p>
+            <w:r>
+              <w:t>6. Pilotage cyber</w:t>
+            </w:r>
+          </w:p>
+        </w:tc>
+        <w:tc>
+          <w:tcPr>
+            <w:tcW w:type="dxa" w:w="2160"/>
+          </w:tcPr>
+          <w:p>
+            <w:r>
+              <w:t>continu</w:t>
+            </w:r>
+          </w:p>
+        </w:tc>
+        <w:tc>
+          <w:tcPr>
+            <w:tcW w:type="dxa" w:w="2160"/>
+          </w:tcPr>
+          <w:p>
+            <w:r>
+              <w:t>nul</w:t>
+            </w:r>
+          </w:p>
+        </w:tc>
+        <w:tc>
+          <w:tcPr>
+            <w:tcW w:type="dxa" w:w="2160"/>
+          </w:tcPr>
+          <w:p>
+            <w:r>
+              <w:t>optimisation continue</w:t>
+            </w:r>
+          </w:p>
+        </w:tc>
+      </w:tr>
+      <w:tr>
+        <w:tc>
+          <w:tcPr>
+            <w:tcW w:type="dxa" w:w="2160"/>
+          </w:tcPr>
+          <w:p>
+            <w:r>
+              <w:t>**Total**</w:t>
+            </w:r>
+          </w:p>
+        </w:tc>
+        <w:tc>
+          <w:tcPr>
+            <w:tcW w:type="dxa" w:w="2160"/>
+          </w:tcPr>
+          <w:p>
+            <w:r>
+              <w:t>**36-60 mois**</w:t>
+            </w:r>
+          </w:p>
+        </w:tc>
+        <w:tc>
+          <w:tcPr>
+            <w:tcW w:type="dxa" w:w="2160"/>
+          </w:tcPr>
+          <w:p>
+            <w:r>
+              <w:t>progressif</w:t>
+            </w:r>
+          </w:p>
+        </w:tc>
+        <w:tc>
+          <w:tcPr>
+            <w:tcW w:type="dxa" w:w="2160"/>
+          </w:tcPr>
+          <w:p>
+            <w:r>
+              <w:t>doctrine complète</w:t>
+            </w:r>
+          </w:p>
+        </w:tc>
+      </w:tr>
+    </w:tbl>
+    <w:p>
+      <w:pPr>
+        <w:pStyle w:val="Heading3"/>
+      </w:pPr>
+      <w:r>
+        <w:t>§29.9 Pièges à éviter (issus des limites mesurées)</w:t>
+      </w:r>
+    </w:p>
+    <w:tbl>
+      <w:tblPr>
+        <w:tblStyle w:val="LightGrid-Accent1"/>
+        <w:tblW w:type="auto" w:w="0"/>
+        <w:tblLook w:firstColumn="1" w:firstRow="1" w:lastColumn="0" w:lastRow="0" w:noHBand="0" w:noVBand="1" w:val="04A0"/>
+      </w:tblPr>
+      <w:tblGrid>
+        <w:gridCol w:w="2880"/>
+        <w:gridCol w:w="2880"/>
+        <w:gridCol w:w="2880"/>
+      </w:tblGrid>
+      <w:tr>
+        <w:tc>
+          <w:tcPr>
+            <w:tcW w:type="dxa" w:w="2880"/>
+          </w:tcPr>
+          <w:p>
+            <w:r>
+              <w:rPr>
+                <w:b/>
+              </w:rPr>
+              <w:t>Piège</w:t>
+            </w:r>
+          </w:p>
+        </w:tc>
+        <w:tc>
+          <w:tcPr>
+            <w:tcW w:type="dxa" w:w="2880"/>
+          </w:tcPr>
+          <w:p>
+            <w:r>
+              <w:rPr>
+                <w:b/>
+              </w:rPr>
+              <w:t>Conséquence</w:t>
+            </w:r>
+          </w:p>
+        </w:tc>
+        <w:tc>
+          <w:tcPr>
+            <w:tcW w:type="dxa" w:w="2880"/>
+          </w:tcPr>
+          <w:p>
+            <w:r>
+              <w:rPr>
+                <w:b/>
+              </w:rPr>
+              <w:t>Mitigation</w:t>
+            </w:r>
+          </w:p>
+        </w:tc>
+      </w:tr>
+      <w:tr>
+        <w:tc>
+          <w:tcPr>
+            <w:tcW w:type="dxa" w:w="2880"/>
+          </w:tcPr>
+          <w:p>
+            <w:r>
+              <w:t>Sauter phase 2</w:t>
+            </w:r>
+          </w:p>
+        </w:tc>
+        <w:tc>
+          <w:tcPr>
+            <w:tcW w:type="dxa" w:w="2880"/>
+          </w:tcPr>
+          <w:p>
+            <w:r>
+              <w:t>Pas de couche de mesure</w:t>
+            </w:r>
+          </w:p>
+        </w:tc>
+        <w:tc>
+          <w:tcPr>
+            <w:tcW w:type="dxa" w:w="2880"/>
+          </w:tcPr>
+          <w:p>
+            <w:r>
+              <w:t>Toujours mesurer avant changer</w:t>
+            </w:r>
+          </w:p>
+        </w:tc>
+      </w:tr>
+      <w:tr>
+        <w:tc>
+          <w:tcPr>
+            <w:tcW w:type="dxa" w:w="2880"/>
+          </w:tcPr>
+          <w:p>
+            <w:r>
+              <w:t>Phase 3 sans baseline (phase 1)</w:t>
+            </w:r>
+          </w:p>
+        </w:tc>
+        <w:tc>
+          <w:tcPr>
+            <w:tcW w:type="dxa" w:w="2880"/>
+          </w:tcPr>
+          <w:p>
+            <w:r>
+              <w:t>Pas de comparable</w:t>
+            </w:r>
+          </w:p>
+        </w:tc>
+        <w:tc>
+          <w:tcPr>
+            <w:tcW w:type="dxa" w:w="2880"/>
+          </w:tcPr>
+          <w:p>
+            <w:r>
+              <w:t>Phase 1 obligatoire</w:t>
+            </w:r>
+          </w:p>
+        </w:tc>
+      </w:tr>
+      <w:tr>
+        <w:tc>
+          <w:tcPr>
+            <w:tcW w:type="dxa" w:w="2880"/>
+          </w:tcPr>
+          <w:p>
+            <w:r>
+              <w:t>Produit pilote à tolérance ontime stricte (&lt; 3 j)</w:t>
+            </w:r>
+          </w:p>
+        </w:tc>
+        <w:tc>
+          <w:tcPr>
+            <w:tcW w:type="dxa" w:w="2880"/>
+          </w:tcPr>
+          <w:p>
+            <w:r>
+              <w:t>Ontime dégradé (§24.8.6)</w:t>
+            </w:r>
+          </w:p>
+        </w:tc>
+        <w:tc>
+          <w:tcPr>
+            <w:tcW w:type="dxa" w:w="2880"/>
+          </w:tcPr>
+          <w:p>
+            <w:r>
+              <w:t>Choisir produit à tolérance ≥ 3 j ou attendre V12.6</w:t>
+            </w:r>
+          </w:p>
+        </w:tc>
+      </w:tr>
+      <w:tr>
+        <w:tc>
+          <w:tcPr>
+            <w:tcW w:type="dxa" w:w="2880"/>
+          </w:tcPr>
+          <w:p>
+            <w:r>
+              <w:t>V12 sans V11 stable</w:t>
+            </w:r>
+          </w:p>
+        </w:tc>
+        <w:tc>
+          <w:tcPr>
+            <w:tcW w:type="dxa" w:w="2880"/>
+          </w:tcPr>
+          <w:p>
+            <w:r>
+              <w:t>Complexité non maîtrisée</w:t>
+            </w:r>
+          </w:p>
+        </w:tc>
+        <w:tc>
+          <w:tcPr>
+            <w:tcW w:type="dxa" w:w="2880"/>
+          </w:tcPr>
+          <w:p>
+            <w:r>
+              <w:t>V12 vient après V11</w:t>
+            </w:r>
+          </w:p>
+        </w:tc>
+      </w:tr>
+      <w:tr>
+        <w:tc>
+          <w:tcPr>
+            <w:tcW w:type="dxa" w:w="2880"/>
+          </w:tcPr>
+          <w:p>
+            <w:r>
+              <w:t>2 goulots simultanés</w:t>
+            </w:r>
+          </w:p>
+        </w:tc>
+        <w:tc>
+          <w:tcPr>
+            <w:tcW w:type="dxa" w:w="2880"/>
+          </w:tcPr>
+          <w:p>
+            <w:r>
+              <w:t>DBR cassé (×1.52 ampli)</w:t>
+            </w:r>
+          </w:p>
+        </w:tc>
+        <w:tc>
+          <w:tcPr>
+            <w:tcW w:type="dxa" w:w="2880"/>
+          </w:tcPr>
+          <w:p>
+            <w:r>
+              <w:t>Identifier UN goulot avant phase 4</w:t>
+            </w:r>
+          </w:p>
+        </w:tc>
+      </w:tr>
+      <w:tr>
+        <w:tc>
+          <w:tcPr>
+            <w:tcW w:type="dxa" w:w="2880"/>
+          </w:tcPr>
+          <w:p>
+            <w:r>
+              <w:t>Appro × Demande sans double-sourcing</w:t>
+            </w:r>
+          </w:p>
+        </w:tc>
+        <w:tc>
+          <w:tcPr>
+            <w:tcW w:type="dxa" w:w="2880"/>
+          </w:tcPr>
+          <w:p>
+            <w:r>
+              <w:t>Mur intrinsèque (6.8 j MTTR irréductible)</w:t>
+            </w:r>
+          </w:p>
+        </w:tc>
+        <w:tc>
+          <w:tcPr>
+            <w:tcW w:type="dxa" w:w="2880"/>
+          </w:tcPr>
+          <w:p>
+            <w:r>
+              <w:t>Hors doctrine — sécuriser appro</w:t>
+            </w:r>
+          </w:p>
+        </w:tc>
+      </w:tr>
+      <w:tr>
+        <w:tc>
+          <w:tcPr>
+            <w:tcW w:type="dxa" w:w="2880"/>
+          </w:tcPr>
+          <w:p>
+            <w:r>
+              <w:t>Activer phase 3 sur produit à due_date serrée</w:t>
+            </w:r>
+          </w:p>
+        </w:tc>
+        <w:tc>
+          <w:tcPr>
+            <w:tcW w:type="dxa" w:w="2880"/>
+          </w:tcPr>
+          <w:p>
+            <w:r>
+              <w:t>Cf. §24.8.7 défaut smoothing</w:t>
+            </w:r>
+          </w:p>
+        </w:tc>
+        <w:tc>
+          <w:tcPr>
+            <w:tcW w:type="dxa" w:w="2880"/>
+          </w:tcPr>
+          <w:p>
+            <w:r>
+              <w:t>Attendre V12.6 due-date-aware</w:t>
+            </w:r>
+          </w:p>
+        </w:tc>
+      </w:tr>
+    </w:tbl>
+    <w:p>
+      <w:pPr>
+        <w:pStyle w:val="Heading3"/>
+      </w:pPr>
+      <w:r>
+        <w:t>§29.10 Lien vers les 6 briques V12</w:t>
+      </w:r>
+    </w:p>
+    <w:p>
+      <w:r>
+        <w:t>Cette démarche s'appuie sur les briques V12 livrées dans le code :</w:t>
+      </w:r>
+    </w:p>
+    <w:tbl>
+      <w:tblPr>
+        <w:tblStyle w:val="LightGrid-Accent1"/>
+        <w:tblW w:type="auto" w:w="0"/>
+        <w:tblLook w:firstColumn="1" w:firstRow="1" w:lastColumn="0" w:lastRow="0" w:noHBand="0" w:noVBand="1" w:val="04A0"/>
+      </w:tblPr>
+      <w:tblGrid>
+        <w:gridCol w:w="4320"/>
+        <w:gridCol w:w="4320"/>
+      </w:tblGrid>
+      <w:tr>
+        <w:tc>
+          <w:tcPr>
+            <w:tcW w:type="dxa" w:w="4320"/>
+          </w:tcPr>
+          <w:p>
+            <w:r>
+              <w:rPr>
+                <w:b/>
+              </w:rPr>
+              <w:t>Phase démarche</w:t>
+            </w:r>
+          </w:p>
+        </w:tc>
+        <w:tc>
+          <w:tcPr>
+            <w:tcW w:type="dxa" w:w="4320"/>
+          </w:tcPr>
+          <w:p>
+            <w:r>
+              <w:rPr>
+                <w:b/>
+              </w:rPr>
+              <w:t>Brique V12 mobilisée</w:t>
+            </w:r>
+          </w:p>
+        </w:tc>
+      </w:tr>
+      <w:tr>
+        <w:tc>
+          <w:tcPr>
+            <w:tcW w:type="dxa" w:w="4320"/>
+          </w:tcPr>
+          <w:p>
+            <w:r>
+              <w:t>Phase 3 (flux pilote)</w:t>
+            </w:r>
+          </w:p>
+        </w:tc>
+        <w:tc>
+          <w:tcPr>
+            <w:tcW w:type="dxa" w:w="4320"/>
+          </w:tcPr>
+          <w:p>
+            <w:r>
+              <w:t>V12.1, V12.2 si needed</w:t>
+            </w:r>
+          </w:p>
+        </w:tc>
+      </w:tr>
+      <w:tr>
+        <w:tc>
+          <w:tcPr>
+            <w:tcW w:type="dxa" w:w="4320"/>
+          </w:tcPr>
+          <w:p>
+            <w:r>
+              <w:t>Phase 4 (multi-flux)</w:t>
+            </w:r>
+          </w:p>
+        </w:tc>
+        <w:tc>
+          <w:tcPr>
+            <w:tcW w:type="dxa" w:w="4320"/>
+          </w:tcPr>
+          <w:p>
+            <w:r>
+              <w:t>V12.3 Delta engine, V12.4 human loop</w:t>
+            </w:r>
+          </w:p>
+        </w:tc>
+      </w:tr>
+      <w:tr>
+        <w:tc>
+          <w:tcPr>
+            <w:tcW w:type="dxa" w:w="4320"/>
+          </w:tcPr>
+          <w:p>
+            <w:r>
+              <w:t>Phase 5 (cybernétique)</w:t>
+            </w:r>
+          </w:p>
+        </w:tc>
+        <w:tc>
+          <w:tcPr>
+            <w:tcW w:type="dxa" w:w="4320"/>
+          </w:tcPr>
+          <w:p>
+            <w:r>
+              <w:t>V12.1.1, V12.2.1, V12.5 orchestration</w:t>
+            </w:r>
+          </w:p>
+        </w:tc>
+      </w:tr>
+      <w:tr>
+        <w:tc>
+          <w:tcPr>
+            <w:tcW w:type="dxa" w:w="4320"/>
+          </w:tcPr>
+          <w:p>
+            <w:r>
+              <w:t>Phase 6 (régime nominal)</w:t>
+            </w:r>
+          </w:p>
+        </w:tc>
+        <w:tc>
+          <w:tcPr>
+            <w:tcW w:type="dxa" w:w="4320"/>
+          </w:tcPr>
+          <w:p>
+            <w:r>
+              <w:t>V12.5 matrice + ajustement continu</w:t>
+            </w:r>
+          </w:p>
+        </w:tc>
+      </w:tr>
+    </w:tbl>
+    <w:p>
+      <w:r>
+        <w:t>V12.6 due-date-aware smoothing (§28.12) est prérequis pour</w:t>
+      </w:r>
+    </w:p>
+    <w:p>
+      <w:r>
+        <w:t>ateliers à tolérance ontime stricte (aéro, médical, automobile).</w:t>
+      </w:r>
+    </w:p>
+    <w:p/>
+    <w:p>
+      <w:pPr>
+        <w:pStyle w:val="Heading2"/>
+      </w:pPr>
+      <w:r>
+        <w:t>§28. Architecture cybernétique étendue V12 (extension doctrinale)</w:t>
+      </w:r>
+    </w:p>
+    <w:p>
+      <w:pPr>
+        <w:pStyle w:val="Heading3"/>
+      </w:pPr>
+      <w:r>
+        <w:t>§28.1 Motivation</w:t>
+      </w:r>
+    </w:p>
+    <w:p>
+      <w:r>
+        <w:t>Au-delà de la doctrine V0→V11 mesurée dans cette étude, plusieurs</w:t>
+      </w:r>
+    </w:p>
+    <w:p>
+      <w:r>
+        <w:t>limites structurelles ont été identifiées :</w:t>
+      </w:r>
+    </w:p>
+    <w:p>
+      <w:pPr>
+        <w:pStyle w:val="ListBullet"/>
+      </w:pPr>
+      <w:r>
+        <w:t>La doctrine **applique automatiquement** toute décision V3 (V3</w:t>
+      </w:r>
+    </w:p>
+    <w:p>
+      <w:r>
+        <w:t xml:space="preserve">  actionnel L8.1), même celles à fort impact systémique.</w:t>
+      </w:r>
+    </w:p>
+    <w:p>
+      <w:pPr>
+        <w:pStyle w:val="ListBullet"/>
+      </w:pPr>
+      <w:r>
+        <w:t>Aucune **validation humaine** n'est requise, même pour les</w:t>
+      </w:r>
+    </w:p>
+    <w:p>
+      <w:r>
+        <w:t xml:space="preserve">  replanifications globales.</w:t>
+      </w:r>
+    </w:p>
+    <w:p>
+      <w:pPr>
+        <w:pStyle w:val="ListBullet"/>
+      </w:pPr>
+      <w:r>
+        <w:t>Aucune **gradation d'autonomie** explicite : tout est soit</w:t>
+      </w:r>
+    </w:p>
+    <w:p>
+      <w:r>
+        <w:t xml:space="preserve">  autonome, soit hors du système.</w:t>
+      </w:r>
+    </w:p>
+    <w:p>
+      <w:r>
+        <w:t>L'architecture V12 cybernétique étendue introduit une matrice à</w:t>
+      </w:r>
+    </w:p>
+    <w:p>
+      <w:r>
+        <w:t>4 niveaux d'autonomie qui couvre l'éventail allant de l'absorption</w:t>
+      </w:r>
+    </w:p>
+    <w:p>
+      <w:r>
+        <w:t>silencieuse à la validation supervisor.</w:t>
+      </w:r>
+    </w:p>
+    <w:p>
+      <w:pPr>
+        <w:pStyle w:val="Heading3"/>
+      </w:pPr>
+      <w:r>
+        <w:t>§28.2 Quatre niveaux d'autonomie</w:t>
+      </w:r>
+    </w:p>
+    <w:tbl>
+      <w:tblPr>
+        <w:tblStyle w:val="LightGrid-Accent1"/>
+        <w:tblW w:type="auto" w:w="0"/>
+        <w:tblLook w:firstColumn="1" w:firstRow="1" w:lastColumn="0" w:lastRow="0" w:noHBand="0" w:noVBand="1" w:val="04A0"/>
+      </w:tblPr>
+      <w:tblGrid>
+        <w:gridCol w:w="1728"/>
+        <w:gridCol w:w="1728"/>
+        <w:gridCol w:w="1728"/>
+        <w:gridCol w:w="1728"/>
+        <w:gridCol w:w="1728"/>
+      </w:tblGrid>
+      <w:tr>
+        <w:tc>
+          <w:tcPr>
+            <w:tcW w:type="dxa" w:w="1728"/>
+          </w:tcPr>
+          <w:p>
+            <w:r>
+              <w:rPr>
+                <w:b/>
+              </w:rPr>
+              <w:t>Niveau</w:t>
+            </w:r>
+          </w:p>
+        </w:tc>
+        <w:tc>
+          <w:tcPr>
+            <w:tcW w:type="dxa" w:w="1728"/>
+          </w:tcPr>
+          <w:p>
+            <w:r>
+              <w:rPr>
+                <w:b/>
+              </w:rPr>
+              <w:t>Nom</w:t>
+            </w:r>
+          </w:p>
+        </w:tc>
+        <w:tc>
+          <w:tcPr>
+            <w:tcW w:type="dxa" w:w="1728"/>
+          </w:tcPr>
+          <w:p>
+            <w:r>
+              <w:rPr>
+                <w:b/>
+              </w:rPr>
+              <w:t>Déclencheur (action V3)</w:t>
+            </w:r>
+          </w:p>
+        </w:tc>
+        <w:tc>
+          <w:tcPr>
+            <w:tcW w:type="dxa" w:w="1728"/>
+          </w:tcPr>
+          <w:p>
+            <w:r>
+              <w:rPr>
+                <w:b/>
+              </w:rPr>
+              <w:t>Action</w:t>
+            </w:r>
+          </w:p>
+        </w:tc>
+        <w:tc>
+          <w:tcPr>
+            <w:tcW w:type="dxa" w:w="1728"/>
+          </w:tcPr>
+          <w:p>
+            <w:r>
+              <w:rPr>
+                <w:b/>
+              </w:rPr>
+              <w:t>Validation</w:t>
+            </w:r>
+          </w:p>
+        </w:tc>
+      </w:tr>
+      <w:tr>
+        <w:tc>
+          <w:tcPr>
+            <w:tcW w:type="dxa" w:w="1728"/>
+          </w:tcPr>
+          <w:p>
+            <w:r>
+              <w:t>**L1**</w:t>
+            </w:r>
+          </w:p>
+        </w:tc>
+        <w:tc>
+          <w:tcPr>
+            <w:tcW w:type="dxa" w:w="1728"/>
+          </w:tcPr>
+          <w:p>
+            <w:r>
+              <w:t>Autonome sans ajustement</w:t>
+            </w:r>
+          </w:p>
+        </w:tc>
+        <w:tc>
+          <w:tcPr>
+            <w:tcW w:type="dxa" w:w="1728"/>
+          </w:tcPr>
+          <w:p>
+            <w:r>
+              <w:t>`inform`, `watch`</w:t>
+            </w:r>
+          </w:p>
+        </w:tc>
+        <w:tc>
+          <w:tcPr>
+            <w:tcW w:type="dxa" w:w="1728"/>
+          </w:tcPr>
+          <w:p>
+            <w:r>
+              <w:t>absorbé par tampon</w:t>
+            </w:r>
+          </w:p>
+        </w:tc>
+        <w:tc>
+          <w:tcPr>
+            <w:tcW w:type="dxa" w:w="1728"/>
+          </w:tcPr>
+          <w:p>
+            <w:r>
+              <w:t>aucune</w:t>
+            </w:r>
+          </w:p>
+        </w:tc>
+      </w:tr>
+      <w:tr>
+        <w:tc>
+          <w:tcPr>
+            <w:tcW w:type="dxa" w:w="1728"/>
+          </w:tcPr>
+          <w:p>
+            <w:r>
+              <w:t>**L2**</w:t>
+            </w:r>
+          </w:p>
+        </w:tc>
+        <w:tc>
+          <w:tcPr>
+            <w:tcW w:type="dxa" w:w="1728"/>
+          </w:tcPr>
+          <w:p>
+            <w:r>
+              <w:t>Ajustement sans humain</w:t>
+            </w:r>
+          </w:p>
+        </w:tc>
+        <w:tc>
+          <w:tcPr>
+            <w:tcW w:type="dxa" w:w="1728"/>
+          </w:tcPr>
+          <w:p>
+            <w:r>
+              <w:t>`correct_local`</w:t>
+            </w:r>
+          </w:p>
+        </w:tc>
+        <w:tc>
+          <w:tcPr>
+            <w:tcW w:type="dxa" w:w="1728"/>
+          </w:tcPr>
+          <w:p>
+            <w:r>
+              <w:t>V3 actionnel applique</w:t>
+            </w:r>
+          </w:p>
+        </w:tc>
+        <w:tc>
+          <w:tcPr>
+            <w:tcW w:type="dxa" w:w="1728"/>
+          </w:tcPr>
+          <w:p>
+            <w:r>
+              <w:t>aucune</w:t>
+            </w:r>
+          </w:p>
+        </w:tc>
+      </w:tr>
+      <w:tr>
+        <w:tc>
+          <w:tcPr>
+            <w:tcW w:type="dxa" w:w="1728"/>
+          </w:tcPr>
+          <w:p>
+            <w:r>
+              <w:t>**L3**</w:t>
+            </w:r>
+          </w:p>
+        </w:tc>
+        <w:tc>
+          <w:tcPr>
+            <w:tcW w:type="dxa" w:w="1728"/>
+          </w:tcPr>
+          <w:p>
+            <w:r>
+              <w:t>Replanification locale + validation</w:t>
+            </w:r>
+          </w:p>
+        </w:tc>
+        <w:tc>
+          <w:tcPr>
+            <w:tcW w:type="dxa" w:w="1728"/>
+          </w:tcPr>
+          <w:p>
+            <w:r>
+              <w:t>`replan_local`</w:t>
+            </w:r>
+          </w:p>
+        </w:tc>
+        <w:tc>
+          <w:tcPr>
+            <w:tcW w:type="dxa" w:w="1728"/>
+          </w:tcPr>
+          <w:p>
+            <w:r>
+              <w:t>CP-SAT propose, opérateur valide</w:t>
+            </w:r>
+          </w:p>
+        </w:tc>
+        <w:tc>
+          <w:tcPr>
+            <w:tcW w:type="dxa" w:w="1728"/>
+          </w:tcPr>
+          <w:p>
+            <w:r>
+              <w:t>humain (opérateur)</w:t>
+            </w:r>
+          </w:p>
+        </w:tc>
+      </w:tr>
+      <w:tr>
+        <w:tc>
+          <w:tcPr>
+            <w:tcW w:type="dxa" w:w="1728"/>
+          </w:tcPr>
+          <w:p>
+            <w:r>
+              <w:t>**L4**</w:t>
+            </w:r>
+          </w:p>
+        </w:tc>
+        <w:tc>
+          <w:tcPr>
+            <w:tcW w:type="dxa" w:w="1728"/>
+          </w:tcPr>
+          <w:p>
+            <w:r>
+              <w:t>Replanification totale + validation</w:t>
+            </w:r>
+          </w:p>
+        </w:tc>
+        <w:tc>
+          <w:tcPr>
+            <w:tcW w:type="dxa" w:w="1728"/>
+          </w:tcPr>
+          <w:p>
+            <w:r>
+              <w:t>`escalate`, `replan_global`</w:t>
+            </w:r>
+          </w:p>
+        </w:tc>
+        <w:tc>
+          <w:tcPr>
+            <w:tcW w:type="dxa" w:w="1728"/>
+          </w:tcPr>
+          <w:p>
+            <w:r>
+              <w:t>refonte plan, supervisor valide</w:t>
+            </w:r>
+          </w:p>
+        </w:tc>
+        <w:tc>
+          <w:tcPr>
+            <w:tcW w:type="dxa" w:w="1728"/>
+          </w:tcPr>
+          <w:p>
+            <w:r>
+              <w:t>humain (supervisor)</w:t>
+            </w:r>
+          </w:p>
+        </w:tc>
+      </w:tr>
+    </w:tbl>
+    <w:p>
+      <w:pPr>
+        <w:pStyle w:val="Heading3"/>
+      </w:pPr>
+      <w:r>
+        <w:t>§28.3 Modules livrés en V12.3</w:t>
+      </w:r>
+    </w:p>
+    <w:tbl>
+      <w:tblPr>
+        <w:tblStyle w:val="LightGrid-Accent1"/>
+        <w:tblW w:type="auto" w:w="0"/>
+        <w:tblLook w:firstColumn="1" w:firstRow="1" w:lastColumn="0" w:lastRow="0" w:noHBand="0" w:noVBand="1" w:val="04A0"/>
+      </w:tblPr>
+      <w:tblGrid>
+        <w:gridCol w:w="2880"/>
+        <w:gridCol w:w="2880"/>
+        <w:gridCol w:w="2880"/>
+      </w:tblGrid>
+      <w:tr>
+        <w:tc>
+          <w:tcPr>
+            <w:tcW w:type="dxa" w:w="2880"/>
+          </w:tcPr>
+          <w:p>
+            <w:r>
+              <w:rPr>
+                <w:b/>
+              </w:rPr>
+              <w:t>Module</w:t>
+            </w:r>
+          </w:p>
+        </w:tc>
+        <w:tc>
+          <w:tcPr>
+            <w:tcW w:type="dxa" w:w="2880"/>
+          </w:tcPr>
+          <w:p>
+            <w:r>
+              <w:rPr>
+                <w:b/>
+              </w:rPr>
+              <w:t>Rôle</w:t>
+            </w:r>
+          </w:p>
+        </w:tc>
+        <w:tc>
+          <w:tcPr>
+            <w:tcW w:type="dxa" w:w="2880"/>
+          </w:tcPr>
+          <w:p>
+            <w:r>
+              <w:rPr>
+                <w:b/>
+              </w:rPr>
+              <w:t>Statut</w:t>
+            </w:r>
+          </w:p>
+        </w:tc>
+      </w:tr>
+      <w:tr>
+        <w:tc>
+          <w:tcPr>
+            <w:tcW w:type="dxa" w:w="2880"/>
+          </w:tcPr>
+          <w:p>
+            <w:r>
+              <w:t>`cybernetic/delta_engine/autonomy_levels.py`</w:t>
+            </w:r>
+          </w:p>
+        </w:tc>
+        <w:tc>
+          <w:tcPr>
+            <w:tcW w:type="dxa" w:w="2880"/>
+          </w:tcPr>
+          <w:p>
+            <w:r>
+              <w:t>Enum L1-L4 + mapping V3 → V12.3</w:t>
+            </w:r>
+          </w:p>
+        </w:tc>
+        <w:tc>
+          <w:tcPr>
+            <w:tcW w:type="dxa" w:w="2880"/>
+          </w:tcPr>
+          <w:p>
+            <w:r>
+              <w:t>✅</w:t>
+            </w:r>
+          </w:p>
+        </w:tc>
+      </w:tr>
+      <w:tr>
+        <w:tc>
+          <w:tcPr>
+            <w:tcW w:type="dxa" w:w="2880"/>
+          </w:tcPr>
+          <w:p>
+            <w:r>
+              <w:t>`cybernetic/delta_engine/dispatcher.py`</w:t>
+            </w:r>
+          </w:p>
+        </w:tc>
+        <w:tc>
+          <w:tcPr>
+            <w:tcW w:type="dxa" w:w="2880"/>
+          </w:tcPr>
+          <w:p>
+            <w:r>
+              <w:t>Route décisions selon niveau</w:t>
+            </w:r>
+          </w:p>
+        </w:tc>
+        <w:tc>
+          <w:tcPr>
+            <w:tcW w:type="dxa" w:w="2880"/>
+          </w:tcPr>
+          <w:p>
+            <w:r>
+              <w:t>✅</w:t>
+            </w:r>
+          </w:p>
+        </w:tc>
+      </w:tr>
+      <w:tr>
+        <w:tc>
+          <w:tcPr>
+            <w:tcW w:type="dxa" w:w="2880"/>
+          </w:tcPr>
+          <w:p>
+            <w:r>
+              <w:t>`cybernetic/delta_engine/approval_queue.py`</w:t>
+            </w:r>
+          </w:p>
+        </w:tc>
+        <w:tc>
+          <w:tcPr>
+            <w:tcW w:type="dxa" w:w="2880"/>
+          </w:tcPr>
+          <w:p>
+            <w:r>
+              <w:t>Queue persistée + CRUD</w:t>
+            </w:r>
+          </w:p>
+        </w:tc>
+        <w:tc>
+          <w:tcPr>
+            <w:tcW w:type="dxa" w:w="2880"/>
+          </w:tcPr>
+          <w:p>
+            <w:r>
+              <w:t>✅</w:t>
+            </w:r>
+          </w:p>
+        </w:tc>
+      </w:tr>
+      <w:tr>
+        <w:tc>
+          <w:tcPr>
+            <w:tcW w:type="dxa" w:w="2880"/>
+          </w:tcPr>
+          <w:p>
+            <w:r>
+              <w:t>Table SQL `approval_queue`</w:t>
+            </w:r>
+          </w:p>
+        </w:tc>
+        <w:tc>
+          <w:tcPr>
+            <w:tcW w:type="dxa" w:w="2880"/>
+          </w:tcPr>
+          <w:p>
+            <w:r>
+              <w:t>Persistance + audit</w:t>
+            </w:r>
+          </w:p>
+        </w:tc>
+        <w:tc>
+          <w:tcPr>
+            <w:tcW w:type="dxa" w:w="2880"/>
+          </w:tcPr>
+          <w:p>
+            <w:r>
+              <w:t>✅</w:t>
+            </w:r>
+          </w:p>
+        </w:tc>
+      </w:tr>
+      <w:tr>
+        <w:tc>
+          <w:tcPr>
+            <w:tcW w:type="dxa" w:w="2880"/>
+          </w:tcPr>
+          <w:p>
+            <w:r>
+              <w:t>CLI `approval-list/approve/reject`</w:t>
+            </w:r>
+          </w:p>
+        </w:tc>
+        <w:tc>
+          <w:tcPr>
+            <w:tcW w:type="dxa" w:w="2880"/>
+          </w:tcPr>
+          <w:p>
+            <w:r>
+              <w:t>Workflow opérateur</w:t>
+            </w:r>
+          </w:p>
+        </w:tc>
+        <w:tc>
+          <w:tcPr>
+            <w:tcW w:type="dxa" w:w="2880"/>
+          </w:tcPr>
+          <w:p>
+            <w:r>
+              <w:t>✅</w:t>
+            </w:r>
+          </w:p>
+        </w:tc>
+      </w:tr>
+      <w:tr>
+        <w:tc>
+          <w:tcPr>
+            <w:tcW w:type="dxa" w:w="2880"/>
+          </w:tcPr>
+          <w:p>
+            <w:r>
+              <w:t>21 tests unitaires + 3 acceptance E2E</w:t>
+            </w:r>
+          </w:p>
+        </w:tc>
+        <w:tc>
+          <w:tcPr>
+            <w:tcW w:type="dxa" w:w="2880"/>
+          </w:tcPr>
+          <w:p>
+            <w:r>
+              <w:t>Couverture</w:t>
+            </w:r>
+          </w:p>
+        </w:tc>
+        <w:tc>
+          <w:tcPr>
+            <w:tcW w:type="dxa" w:w="2880"/>
+          </w:tcPr>
+          <w:p>
+            <w:r>
+              <w:t>✅</w:t>
+            </w:r>
+          </w:p>
+        </w:tc>
+      </w:tr>
+    </w:tbl>
+    <w:p>
+      <w:pPr>
+        <w:pStyle w:val="Heading3"/>
+      </w:pPr>
+      <w:r>
+        <w:t>§28.4 Modèle de validation simulée</w:t>
+      </w:r>
+    </w:p>
+    <w:p>
+      <w:r>
+        <w:t>Pour les études comparatives intégrant la couche V12.3, la validation</w:t>
+      </w:r>
+    </w:p>
+    <w:p>
+      <w:r>
+        <w:t>humaine est simulée avec un lag gaussien :</w:t>
+      </w:r>
+    </w:p>
+    <w:p>
+      <w:pPr>
+        <w:pStyle w:val="ListBullet"/>
+      </w:pPr>
+      <w:r>
+        <w:t>**L3 (opérateur)** : moyenne 4 h (240 min), σ = 1 h (60 min)</w:t>
+      </w:r>
+    </w:p>
+    <w:p>
+      <w:pPr>
+        <w:pStyle w:val="ListBullet"/>
+      </w:pPr>
+      <w:r>
+        <w:t>**L4 (supervisor)** : moyenne 8 h (480 min), σ = 2 h (120 min)</w:t>
+      </w:r>
+    </w:p>
+    <w:p>
+      <w:r>
+        <w:t>Le lag réel est tracé dans approval_queue.approval_lag_min pour</w:t>
+      </w:r>
+    </w:p>
+    <w:p>
+      <w:r>
+        <w:t>audit a posteriori. En production, ce champ enregistre le temps</w:t>
+      </w:r>
+    </w:p>
+    <w:p>
+      <w:r>
+        <w:t>réel écoulé entre submitted_at et approved_at.</w:t>
+      </w:r>
+    </w:p>
+    <w:p>
+      <w:pPr>
+        <w:pStyle w:val="Heading3"/>
+      </w:pPr>
+      <w:r>
+        <w:t>§28.5 V12.1 Forecasting zone libre — LIVRÉ</w:t>
+      </w:r>
+    </w:p>
+    <w:p>
+      <w:r>
+        <w:t>V12.1 fournit la couche de prévision statistique pour la zone libre</w:t>
+      </w:r>
+    </w:p>
+    <w:p>
+      <w:r>
+        <w:t>du planning (horizon long, &gt; 4 semaines). Quatre forecasters</w:t>
+      </w:r>
+    </w:p>
+    <w:p>
+      <w:r>
+        <w:t>individuels + un ensemble pondéré sont implémentés :</w:t>
+      </w:r>
+    </w:p>
+    <w:tbl>
+      <w:tblPr>
+        <w:tblStyle w:val="LightGrid-Accent1"/>
+        <w:tblW w:type="auto" w:w="0"/>
+        <w:tblLook w:firstColumn="1" w:firstRow="1" w:lastColumn="0" w:lastRow="0" w:noHBand="0" w:noVBand="1" w:val="04A0"/>
+      </w:tblPr>
+      <w:tblGrid>
+        <w:gridCol w:w="2880"/>
+        <w:gridCol w:w="2880"/>
+        <w:gridCol w:w="2880"/>
+      </w:tblGrid>
+      <w:tr>
+        <w:tc>
+          <w:tcPr>
+            <w:tcW w:type="dxa" w:w="2880"/>
+          </w:tcPr>
+          <w:p>
+            <w:r>
+              <w:rPr>
+                <w:b/>
+              </w:rPr>
+              <w:t>Forecaster</w:t>
+            </w:r>
+          </w:p>
+        </w:tc>
+        <w:tc>
+          <w:tcPr>
+            <w:tcW w:type="dxa" w:w="2880"/>
+          </w:tcPr>
+          <w:p>
+            <w:r>
+              <w:rPr>
+                <w:b/>
+              </w:rPr>
+              <w:t>Source</w:t>
+            </w:r>
+          </w:p>
+        </w:tc>
+        <w:tc>
+          <w:tcPr>
+            <w:tcW w:type="dxa" w:w="2880"/>
+          </w:tcPr>
+          <w:p>
+            <w:r>
+              <w:rPr>
+                <w:b/>
+              </w:rPr>
+              <w:t>Cas d'usage</w:t>
+            </w:r>
+          </w:p>
+        </w:tc>
+      </w:tr>
+      <w:tr>
+        <w:tc>
+          <w:tcPr>
+            <w:tcW w:type="dxa" w:w="2880"/>
+          </w:tcPr>
+          <w:p>
+            <w:r>
+              <w:t>`LinearTrendForecaster`</w:t>
+            </w:r>
+          </w:p>
+        </w:tc>
+        <w:tc>
+          <w:tcPr>
+            <w:tcW w:type="dxa" w:w="2880"/>
+          </w:tcPr>
+          <w:p>
+            <w:r>
+              <w:t>numpy polyfit ordre 1</w:t>
+            </w:r>
+          </w:p>
+        </w:tc>
+        <w:tc>
+          <w:tcPr>
+            <w:tcW w:type="dxa" w:w="2880"/>
+          </w:tcPr>
+          <w:p>
+            <w:r>
+              <w:t>Tendance pure, baseline minimaliste</w:t>
+            </w:r>
+          </w:p>
+        </w:tc>
+      </w:tr>
+      <w:tr>
+        <w:tc>
+          <w:tcPr>
+            <w:tcW w:type="dxa" w:w="2880"/>
+          </w:tcPr>
+          <w:p>
+            <w:r>
+              <w:t>`RegressionForecaster`</w:t>
+            </w:r>
+          </w:p>
+        </w:tc>
+        <w:tc>
+          <w:tcPr>
+            <w:tcW w:type="dxa" w:w="2880"/>
+          </w:tcPr>
+          <w:p>
+            <w:r>
+              <w:t>sklearn LinearRegression + lags + sin/cos</w:t>
+            </w:r>
+          </w:p>
+        </w:tc>
+        <w:tc>
+          <w:tcPr>
+            <w:tcW w:type="dxa" w:w="2880"/>
+          </w:tcPr>
+          <w:p>
+            <w:r>
+              <w:t>Tendance + saisonnalité 7j + autorégression</w:t>
+            </w:r>
+          </w:p>
+        </w:tc>
+      </w:tr>
+      <w:tr>
+        <w:tc>
+          <w:tcPr>
+            <w:tcW w:type="dxa" w:w="2880"/>
+          </w:tcPr>
+          <w:p>
+            <w:r>
+              <w:t>`ArimaForecaster`</w:t>
+            </w:r>
+          </w:p>
+        </w:tc>
+        <w:tc>
+          <w:tcPr>
+            <w:tcW w:type="dxa" w:w="2880"/>
+          </w:tcPr>
+          <w:p>
+            <w:r>
+              <w:t>statsmodels ARIMA(p,d,q)</w:t>
+            </w:r>
+          </w:p>
+        </w:tc>
+        <w:tc>
+          <w:tcPr>
+            <w:tcW w:type="dxa" w:w="2880"/>
+          </w:tcPr>
+          <w:p>
+            <w:r>
+              <w:t>Tendances stochastiques sans saisonnalité forte</w:t>
+            </w:r>
+          </w:p>
+        </w:tc>
+      </w:tr>
+      <w:tr>
+        <w:tc>
+          <w:tcPr>
+            <w:tcW w:type="dxa" w:w="2880"/>
+          </w:tcPr>
+          <w:p>
+            <w:r>
+              <w:t>`ExponentialSmoothingForecaster`</w:t>
+            </w:r>
+          </w:p>
+        </w:tc>
+        <w:tc>
+          <w:tcPr>
+            <w:tcW w:type="dxa" w:w="2880"/>
+          </w:tcPr>
+          <w:p>
+            <w:r>
+              <w:t>statsmodels Holt-Winters additif</w:t>
+            </w:r>
+          </w:p>
+        </w:tc>
+        <w:tc>
+          <w:tcPr>
+            <w:tcW w:type="dxa" w:w="2880"/>
+          </w:tcPr>
+          <w:p>
+            <w:r>
+              <w:t>Saisonnalité forte + tendance</w:t>
+            </w:r>
+          </w:p>
+        </w:tc>
+      </w:tr>
+      <w:tr>
+        <w:tc>
+          <w:tcPr>
+            <w:tcW w:type="dxa" w:w="2880"/>
+          </w:tcPr>
+          <w:p>
+            <w:r>
+              <w:t>`EnsembleForecaster`</w:t>
+            </w:r>
+          </w:p>
+        </w:tc>
+        <w:tc>
+          <w:tcPr>
+            <w:tcW w:type="dxa" w:w="2880"/>
+          </w:tcPr>
+          <w:p>
+            <w:r>
+              <w:t>Combinaison pondérée</w:t>
+            </w:r>
+          </w:p>
+        </w:tc>
+        <w:tc>
+          <w:tcPr>
+            <w:tcW w:type="dxa" w:w="2880"/>
+          </w:tcPr>
+          <w:p>
+            <w:r>
+              <w:t>Robustesse face à modèle inconnu</w:t>
+            </w:r>
+          </w:p>
+        </w:tc>
+      </w:tr>
+    </w:tbl>
+    <w:p>
+      <w:r>
+        <w:t>API commune :</w:t>
+      </w:r>
+    </w:p>
+    <w:p>
+      <w:pPr/>
+      <w:r>
+        <w:rPr>
+          <w:rFonts w:ascii="Consolas" w:hAnsi="Consolas"/>
+          <w:sz w:val="20"/>
+        </w:rPr>
+        <w:t>forecaster = ArimaForecaster(order=(1,1,1))</w:t>
+      </w:r>
+    </w:p>
+    <w:p>
+      <w:pPr/>
+      <w:r>
+        <w:rPr>
+          <w:rFonts w:ascii="Consolas" w:hAnsi="Consolas"/>
+          <w:sz w:val="20"/>
+        </w:rPr>
+        <w:t>forecaster.fit(historical_demand)            # série 1-D</w:t>
+      </w:r>
+    </w:p>
+    <w:p>
+      <w:pPr/>
+      <w:r>
+        <w:rPr>
+          <w:rFonts w:ascii="Consolas" w:hAnsi="Consolas"/>
+          <w:sz w:val="20"/>
+        </w:rPr>
+        <w:t>result = forecaster.predict(n_steps=14)      # ForecastResult</w:t>
+      </w:r>
+    </w:p>
+    <w:p>
+      <w:pPr/>
+      <w:r>
+        <w:rPr>
+          <w:rFonts w:ascii="Consolas" w:hAnsi="Consolas"/>
+          <w:sz w:val="20"/>
+        </w:rPr>
+        <w:t># result.values, result.lower_ci, result.upper_ci, result.method_name</w:t>
+      </w:r>
+    </w:p>
+    <w:p>
+      <w:r>
+        <w:t>Pondération de l'ensemble :</w:t>
+      </w:r>
+    </w:p>
+    <w:p>
+      <w:pPr>
+        <w:pStyle w:val="ListBullet"/>
+      </w:pPr>
+      <w:r>
+        <w:t>`weighting="equal"` : poids uniformes 1/N</w:t>
+      </w:r>
+    </w:p>
+    <w:p>
+      <w:pPr>
+        <w:pStyle w:val="ListBullet"/>
+      </w:pPr>
+      <w:r>
+        <w:t>`weighting="inverse_rmse"` : poids ∝ 1/RMSE sur holdout, donne</w:t>
+      </w:r>
+    </w:p>
+    <w:p>
+      <w:r>
+        <w:t xml:space="preserve">  davantage de voix aux forecasters précis sur la série historique</w:t>
+      </w:r>
+    </w:p>
+    <w:p>
+      <w:r>
+        <w:t>Résultats sur série synthétique (60 jours trend + saison 7j + bruit σ=2.5) :</w:t>
+      </w:r>
+    </w:p>
+    <w:tbl>
+      <w:tblPr>
+        <w:tblStyle w:val="LightGrid-Accent1"/>
+        <w:tblW w:type="auto" w:w="0"/>
+        <w:tblLook w:firstColumn="1" w:firstRow="1" w:lastColumn="0" w:lastRow="0" w:noHBand="0" w:noVBand="1" w:val="04A0"/>
+      </w:tblPr>
+      <w:tblGrid>
+        <w:gridCol w:w="2880"/>
+        <w:gridCol w:w="2880"/>
+        <w:gridCol w:w="2880"/>
+      </w:tblGrid>
+      <w:tr>
+        <w:tc>
+          <w:tcPr>
+            <w:tcW w:type="dxa" w:w="2880"/>
+          </w:tcPr>
+          <w:p>
+            <w:r>
+              <w:rPr>
+                <w:b/>
+              </w:rPr>
               <w:t>Forecaster</w:t>
             </w:r>
           </w:p>
@@ -19013,7 +20221,7 @@
         <w:drawing>
           <wp:inline xmlns:a="http://schemas.openxmlformats.org/drawingml/2006/main" xmlns:pic="http://schemas.openxmlformats.org/drawingml/2006/picture">
             <wp:extent cx="5669280" cy="2407244"/>
-            <wp:docPr id="13" name="Picture 13"/>
+            <wp:docPr id="14" name="Picture 14"/>
             <wp:cNvGraphicFramePr>
               <a:graphicFrameLocks noChangeAspect="1"/>
             </wp:cNvGraphicFramePr>
@@ -19025,7 +20233,7 @@
                     <pic:cNvPicPr/>
                   </pic:nvPicPr>
                   <pic:blipFill>
-                    <a:blip r:embed="rId21"/>
+                    <a:blip r:embed="rId22"/>
                     <a:stretch>
                       <a:fillRect/>
                     </a:stretch>
@@ -19241,7 +20449,7 @@
         <w:drawing>
           <wp:inline xmlns:a="http://schemas.openxmlformats.org/drawingml/2006/main" xmlns:pic="http://schemas.openxmlformats.org/drawingml/2006/picture">
             <wp:extent cx="5669280" cy="2815674"/>
-            <wp:docPr id="14" name="Picture 14"/>
+            <wp:docPr id="15" name="Picture 15"/>
             <wp:cNvGraphicFramePr>
               <a:graphicFrameLocks noChangeAspect="1"/>
             </wp:cNvGraphicFramePr>
@@ -19253,7 +20461,7 @@
                     <pic:cNvPicPr/>
                   </pic:nvPicPr>
                   <pic:blipFill>
-                    <a:blip r:embed="rId22"/>
+                    <a:blip r:embed="rId23"/>
                     <a:stretch>
                       <a:fillRect/>
                     </a:stretch>
@@ -21789,7 +22997,7 @@
         <w:drawing>
           <wp:inline xmlns:a="http://schemas.openxmlformats.org/drawingml/2006/main" xmlns:pic="http://schemas.openxmlformats.org/drawingml/2006/picture">
             <wp:extent cx="5669280" cy="3383630"/>
-            <wp:docPr id="15" name="Picture 15"/>
+            <wp:docPr id="16" name="Picture 16"/>
             <wp:cNvGraphicFramePr>
               <a:graphicFrameLocks noChangeAspect="1"/>
             </wp:cNvGraphicFramePr>
@@ -21801,7 +23009,7 @@
                     <pic:cNvPicPr/>
                   </pic:nvPicPr>
                   <pic:blipFill>
-                    <a:blip r:embed="rId23"/>
+                    <a:blip r:embed="rId24"/>
                     <a:stretch>
                       <a:fillRect/>
                     </a:stretch>

--- a/docs/cadrage_v4.docx
+++ b/docs/cadrage_v4.docx
@@ -17220,27 +17220,27 @@
         <w:pStyle w:val="Heading2"/>
       </w:pPr>
       <w:r>
-        <w:t>§29. Démarche d'implantation progressive (industriel)</w:t>
-      </w:r>
-    </w:p>
-    <w:p>
-      <w:r>
-        <w:t>L'implantation de la doctrine pilotage par flux dans un atelier</w:t>
-      </w:r>
-    </w:p>
-    <w:p>
-      <w:r>
-        <w:t>réel doit être progressive, avec des critères Go/No-Go mesurés</w:t>
-      </w:r>
-    </w:p>
-    <w:p>
-      <w:r>
-        <w:t>entre chaque phase. Cette section synthétise la séquence</w:t>
-      </w:r>
-    </w:p>
-    <w:p>
-      <w:r>
-        <w:t>recommandée tirée des 8 000 runs cumulés et des limites mesurées.</w:t>
+        <w:t>§30. Manuel d'arbitrage du planificateur (QCDS)</w:t>
+      </w:r>
+    </w:p>
+    <w:p>
+      <w:r>
+        <w:t>Aucune doctrine ne maximisant les 4 objectifs QCDS simultanément</w:t>
+      </w:r>
+    </w:p>
+    <w:p>
+      <w:r>
+        <w:t>(§24.14.2), le planificateur doit arbitrer. Cette section donne</w:t>
+      </w:r>
+    </w:p>
+    <w:p>
+      <w:r>
+        <w:t>la matrice paramètres × objectifs, les 5 stratégies par profil, et</w:t>
+      </w:r>
+    </w:p>
+    <w:p>
+      <w:r>
+        <w:t>les résultats d'une simulation OTIF-first sur 4 scénarios stress.</w:t>
       </w:r>
     </w:p>
     <w:p>
@@ -17248,1813 +17248,12 @@
         <w:pStyle w:val="Heading3"/>
       </w:pPr>
       <w:r>
-        <w:t>§29.1 Prérequis (Phase 0, 3-6 mois)</w:t>
-      </w:r>
-    </w:p>
-    <w:p>
-      <w:r>
-        <w:t>Conditions techniques :</w:t>
-      </w:r>
-    </w:p>
-    <w:p>
-      <w:pPr>
-        <w:pStyle w:val="ListBullet"/>
-      </w:pPr>
-      <w:r>
-        <w:t>MES capable de capturer événements (start, finish, scrap par OF)</w:t>
-      </w:r>
-    </w:p>
-    <w:p>
-      <w:pPr>
-        <w:pStyle w:val="ListBullet"/>
-      </w:pPr>
-      <w:r>
-        <w:t>ERP exposant due_dates, BOM, routings</w:t>
-      </w:r>
-    </w:p>
-    <w:p>
-      <w:pPr>
-        <w:pStyle w:val="ListBullet"/>
-      </w:pPr>
-      <w:r>
-        <w:t>Lien MES/ERP fiable (latence &lt; 1 h)</w:t>
-      </w:r>
-    </w:p>
-    <w:p>
-      <w:r>
-        <w:t>Conditions organisationnelles :</w:t>
-      </w:r>
-    </w:p>
-    <w:p>
-      <w:pPr>
-        <w:pStyle w:val="ListBullet"/>
-      </w:pPr>
-      <w:r>
-        <w:t>Volonté direction (prod + qualité + DSI alignés)</w:t>
-      </w:r>
-    </w:p>
-    <w:p>
-      <w:pPr>
-        <w:pStyle w:val="ListBullet"/>
-      </w:pPr>
-      <w:r>
-        <w:t>Choix du **profil cible** (SMALL/MEDIUM/LARGE V12.5 §28.10.2)</w:t>
-      </w:r>
-    </w:p>
-    <w:p>
-      <w:pPr>
-        <w:pStyle w:val="ListBullet"/>
-      </w:pPr>
-      <w:r>
-        <w:t>Identification du goulot principal (étape 1 TOC Goldratt)</w:t>
-      </w:r>
-    </w:p>
-    <w:p>
-      <w:pPr>
-        <w:pStyle w:val="ListBullet"/>
-      </w:pPr>
-      <w:r>
-        <w:t>Sélection du **produit pilote** : à tolérance ontime large</w:t>
-      </w:r>
-    </w:p>
-    <w:p>
-      <w:r>
-        <w:t xml:space="preserve">  (≥ 3 jours) pour éviter le défaut §24.8.7</w:t>
-      </w:r>
-    </w:p>
-    <w:p>
-      <w:r>
-        <w:t>Livrable : cartographie VSM, KPIs as-is, charte projet.</w:t>
-      </w:r>
-    </w:p>
-    <w:p>
-      <w:pPr>
-        <w:pStyle w:val="Heading3"/>
-      </w:pPr>
-      <w:r>
-        <w:t>§29.2 Baseline mesurée OF-driven (Phase 1, 3 mois)</w:t>
-      </w:r>
-    </w:p>
-    <w:p>
-      <w:r>
-        <w:t>Quoi : instrumenter le pilotage OF existant avant tout changement.</w:t>
-      </w:r>
-    </w:p>
-    <w:tbl>
-      <w:tblPr>
-        <w:tblStyle w:val="LightGrid-Accent1"/>
-        <w:tblW w:type="auto" w:w="0"/>
-        <w:tblLook w:firstColumn="1" w:firstRow="1" w:lastColumn="0" w:lastRow="0" w:noHBand="0" w:noVBand="1" w:val="04A0"/>
-      </w:tblPr>
-      <w:tblGrid>
-        <w:gridCol w:w="2880"/>
-        <w:gridCol w:w="2880"/>
-        <w:gridCol w:w="2880"/>
-      </w:tblGrid>
-      <w:tr>
-        <w:tc>
-          <w:tcPr>
-            <w:tcW w:type="dxa" w:w="2880"/>
-          </w:tcPr>
-          <w:p>
-            <w:r>
-              <w:rPr>
-                <w:b/>
-              </w:rPr>
-              <w:t>KPI à mesurer</w:t>
-            </w:r>
-          </w:p>
-        </w:tc>
-        <w:tc>
-          <w:tcPr>
-            <w:tcW w:type="dxa" w:w="2880"/>
-          </w:tcPr>
-          <w:p>
-            <w:r>
-              <w:rPr>
-                <w:b/>
-              </w:rPr>
-              <w:t>Source</w:t>
-            </w:r>
-          </w:p>
-        </w:tc>
-        <w:tc>
-          <w:tcPr>
-            <w:tcW w:type="dxa" w:w="2880"/>
-          </w:tcPr>
-          <w:p>
-            <w:r>
-              <w:rPr>
-                <w:b/>
-              </w:rPr>
-              <w:t>Fréquence</w:t>
-            </w:r>
-          </w:p>
-        </w:tc>
-      </w:tr>
-      <w:tr>
-        <w:tc>
-          <w:tcPr>
-            <w:tcW w:type="dxa" w:w="2880"/>
-          </w:tcPr>
-          <w:p>
-            <w:r>
-              <w:t>Lead time moyen + dispersion</w:t>
-            </w:r>
-          </w:p>
-        </w:tc>
-        <w:tc>
-          <w:tcPr>
-            <w:tcW w:type="dxa" w:w="2880"/>
-          </w:tcPr>
-          <w:p>
-            <w:r>
-              <w:t>MES</w:t>
-            </w:r>
-          </w:p>
-        </w:tc>
-        <w:tc>
-          <w:tcPr>
-            <w:tcW w:type="dxa" w:w="2880"/>
-          </w:tcPr>
-          <w:p>
-            <w:r>
-              <w:t>quotidienne</w:t>
-            </w:r>
-          </w:p>
-        </w:tc>
-      </w:tr>
-      <w:tr>
-        <w:tc>
-          <w:tcPr>
-            <w:tcW w:type="dxa" w:w="2880"/>
-          </w:tcPr>
-          <w:p>
-            <w:r>
-              <w:t>WIP journalier</w:t>
-            </w:r>
-          </w:p>
-        </w:tc>
-        <w:tc>
-          <w:tcPr>
-            <w:tcW w:type="dxa" w:w="2880"/>
-          </w:tcPr>
-          <w:p>
-            <w:r>
-              <w:t>MES</w:t>
-            </w:r>
-          </w:p>
-        </w:tc>
-        <w:tc>
-          <w:tcPr>
-            <w:tcW w:type="dxa" w:w="2880"/>
-          </w:tcPr>
-          <w:p>
-            <w:r>
-              <w:t>quotidienne</w:t>
-            </w:r>
-          </w:p>
-        </w:tc>
-      </w:tr>
-      <w:tr>
-        <w:tc>
-          <w:tcPr>
-            <w:tcW w:type="dxa" w:w="2880"/>
-          </w:tcPr>
-          <w:p>
-            <w:r>
-              <w:t>Nervosité (replans APS / jour)</w:t>
-            </w:r>
-          </w:p>
-        </w:tc>
-        <w:tc>
-          <w:tcPr>
-            <w:tcW w:type="dxa" w:w="2880"/>
-          </w:tcPr>
-          <w:p>
-            <w:r>
-              <w:t>ERP/APS</w:t>
-            </w:r>
-          </w:p>
-        </w:tc>
-        <w:tc>
-          <w:tcPr>
-            <w:tcW w:type="dxa" w:w="2880"/>
-          </w:tcPr>
-          <w:p>
-            <w:r>
-              <w:t>hebdomadaire</w:t>
-            </w:r>
-          </w:p>
-        </w:tc>
-      </w:tr>
-      <w:tr>
-        <w:tc>
-          <w:tcPr>
-            <w:tcW w:type="dxa" w:w="2880"/>
-          </w:tcPr>
-          <w:p>
-            <w:r>
-              <w:t>Coût opérationnel (matière + MOD + MOI + scrap)</w:t>
-            </w:r>
-          </w:p>
-        </w:tc>
-        <w:tc>
-          <w:tcPr>
-            <w:tcW w:type="dxa" w:w="2880"/>
-          </w:tcPr>
-          <w:p>
-            <w:r>
-              <w:t>comptabilité</w:t>
-            </w:r>
-          </w:p>
-        </w:tc>
-        <w:tc>
-          <w:tcPr>
-            <w:tcW w:type="dxa" w:w="2880"/>
-          </w:tcPr>
-          <w:p>
-            <w:r>
-              <w:t>mensuelle</w:t>
-            </w:r>
-          </w:p>
-        </w:tc>
-      </w:tr>
-      <w:tr>
-        <w:tc>
-          <w:tcPr>
-            <w:tcW w:type="dxa" w:w="2880"/>
-          </w:tcPr>
-          <w:p>
-            <w:r>
-              <w:t>Ontime delivery (% SOs livrées dans due_date)</w:t>
-            </w:r>
-          </w:p>
-        </w:tc>
-        <w:tc>
-          <w:tcPr>
-            <w:tcW w:type="dxa" w:w="2880"/>
-          </w:tcPr>
-          <w:p>
-            <w:r>
-              <w:t>ERP</w:t>
-            </w:r>
-          </w:p>
-        </w:tc>
-        <w:tc>
-          <w:tcPr>
-            <w:tcW w:type="dxa" w:w="2880"/>
-          </w:tcPr>
-          <w:p>
-            <w:r>
-              <w:t>quotidienne</w:t>
-            </w:r>
-          </w:p>
-        </w:tc>
-      </w:tr>
-    </w:tbl>
-    <w:p>
-      <w:r>
-        <w:t>Critère Go/No-Go : 90 jours consécutifs de mesure fiable. Sans</w:t>
-      </w:r>
-    </w:p>
-    <w:p>
-      <w:r>
-        <w:t>baseline, pas de comparable post-déploiement.</w:t>
-      </w:r>
-    </w:p>
-    <w:p>
-      <w:pPr>
-        <w:pStyle w:val="Heading3"/>
-      </w:pPr>
-      <w:r>
-        <w:t>§29.3 Event sourcing seul (Phase 2, 6 mois)</w:t>
-      </w:r>
-    </w:p>
-    <w:p>
-      <w:r>
-        <w:t>Quoi : garder OF, ajouter par-dessus la couche événementielle V3.</w:t>
-      </w:r>
-    </w:p>
-    <w:p>
-      <w:r>
-        <w:t>Modules à activer : events_v3/expected.py, matching.py,</w:t>
-      </w:r>
-    </w:p>
-    <w:p>
-      <w:r>
-        <w:t>dual_tolerance.py, comparative/learning.py.</w:t>
-      </w:r>
-    </w:p>
-    <w:p>
-      <w:r>
-        <w:t>Apports validés (sur 1 600 runs Random) :</w:t>
-      </w:r>
-    </w:p>
-    <w:p>
-      <w:pPr>
-        <w:pStyle w:val="ListBullet"/>
-      </w:pPr>
-      <w:r>
-        <w:t>**−2.8 % coût** (modeste mais mesurable)</w:t>
-      </w:r>
-    </w:p>
-    <w:p>
-      <w:pPr>
-        <w:pStyle w:val="ListBullet"/>
-      </w:pPr>
-      <w:r>
-        <w:t>**÷3.9 nervosité** (gain massif)</w:t>
-      </w:r>
-    </w:p>
-    <w:p>
-      <w:pPr>
-        <w:pStyle w:val="ListBullet"/>
-      </w:pPr>
-      <w:r>
-        <w:t>**134 détections + 404 causes attachées / run**</w:t>
-      </w:r>
-    </w:p>
-    <w:p>
-      <w:r>
-        <w:t>Risque : MINIMAL (couche additive, désactivable).</w:t>
-      </w:r>
-    </w:p>
-    <w:p>
-      <w:r>
-        <w:t>Critère Go : nervosité ÷ ≥ 3 + coût ≤ baseline + adoption équipe.</w:t>
-      </w:r>
-    </w:p>
-    <w:p>
-      <w:pPr>
-        <w:pStyle w:val="Heading3"/>
-      </w:pPr>
-      <w:r>
-        <w:t>§29.4 Lissage premier flux (Phase 3, 6-12 mois)</w:t>
-      </w:r>
-    </w:p>
-    <w:p>
-      <w:r>
-        <w:t>Quoi : sur 1 produit ou 1 ligne, basculer en FLUX.</w:t>
-      </w:r>
-    </w:p>
-    <w:p>
-      <w:r>
-        <w:t>Modules : flux/contracts.py, flux/smoothing.py,</w:t>
-      </w:r>
-    </w:p>
-    <w:p>
-      <w:r>
-        <w:t>flux/freeze.py, flux/buffers.py, gates/p3.py.</w:t>
-      </w:r>
-    </w:p>
-    <w:p>
-      <w:r>
-        <w:t>Apports attendus (sur produit pilote) :</w:t>
-      </w:r>
-    </w:p>
-    <w:p>
-      <w:pPr>
-        <w:pStyle w:val="ListBullet"/>
-      </w:pPr>
-      <w:r>
-        <w:t>−15 à −25 % coût</w:t>
-      </w:r>
-    </w:p>
-    <w:p>
-      <w:pPr>
-        <w:pStyle w:val="ListBullet"/>
-      </w:pPr>
-      <w:r>
-        <w:t>÷1.6 à ÷2.3 lead time</w:t>
-      </w:r>
-    </w:p>
-    <w:p>
-      <w:pPr>
-        <w:pStyle w:val="ListBullet"/>
-      </w:pPr>
-      <w:r>
-        <w:t>−33 à −38 % WIP</w:t>
-      </w:r>
-    </w:p>
-    <w:p>
-      <w:r>
-        <w:t>Risques mesurés :</w:t>
-      </w:r>
-    </w:p>
-    <w:p>
-      <w:pPr>
-        <w:pStyle w:val="ListBullet"/>
-      </w:pPr>
-      <w:r>
-        <w:t>⚠ **Retard ontime sur tolérance stricte** (§24.8.6 / §24.8.7) :</w:t>
-      </w:r>
-    </w:p>
-    <w:p>
-      <w:r>
-        <w:t xml:space="preserve">  FLUX 77-84 % à tol=0j contre 100 % pour OF.</w:t>
-      </w:r>
-    </w:p>
-    <w:p>
-      <w:pPr>
-        <w:pStyle w:val="ListBullet"/>
-      </w:pPr>
-      <w:r>
-        <w:t>**Mitigation obligatoire** : choisir produit à tolérance ≥ 3 j</w:t>
-      </w:r>
-    </w:p>
-    <w:p>
-      <w:r>
-        <w:t xml:space="preserve">  (FLUX remonte à 95-96 %).</w:t>
-      </w:r>
-    </w:p>
-    <w:p>
-      <w:r>
-        <w:t>Critère Go : ontime maintenue dans tolérance produit + coût</w:t>
-      </w:r>
-    </w:p>
-    <w:p>
-      <w:r>
-        <w:t>baissé ≥ 10 % + smoothing accepté par opérateurs.</w:t>
-      </w:r>
-    </w:p>
-    <w:p>
-      <w:pPr>
-        <w:pStyle w:val="Heading3"/>
-      </w:pPr>
-      <w:r>
-        <w:t>§29.5 Multi-flux et P3 collective (Phase 4, 12 mois)</w:t>
-      </w:r>
-    </w:p>
-    <w:p>
-      <w:r>
-        <w:t>Quoi : étendre à plusieurs lignes/familles.</w:t>
-      </w:r>
-    </w:p>
-    <w:p>
-      <w:r>
-        <w:t>Modules : gates/p3_collective.py, identification multi-goulots,</w:t>
-      </w:r>
-    </w:p>
-    <w:p>
-      <w:r>
-        <w:t>seuils Little, tampons DBR.</w:t>
-      </w:r>
-    </w:p>
-    <w:p>
-      <w:r>
-        <w:t>Apports :</w:t>
-      </w:r>
-    </w:p>
-    <w:p>
-      <w:pPr>
-        <w:pStyle w:val="ListBullet"/>
-      </w:pPr>
-      <w:r>
-        <w:t>Gestion des arbitrages multi-flux</w:t>
-      </w:r>
-    </w:p>
-    <w:p>
-      <w:pPr>
-        <w:pStyle w:val="ListBullet"/>
-      </w:pPr>
-      <w:r>
-        <w:t>PARTIAL_FREEZE anti-sur-engagement quand goulot saturé &gt; 90 %</w:t>
-      </w:r>
-    </w:p>
-    <w:p>
-      <w:pPr>
-        <w:pStyle w:val="ListBullet"/>
-      </w:pPr>
-      <w:r>
-        <w:t>Convergence vers profil MEDIUM/LARGE V12.5</w:t>
-      </w:r>
-    </w:p>
-    <w:p>
-      <w:r>
-        <w:t>Risques :</w:t>
-      </w:r>
-    </w:p>
-    <w:p>
-      <w:pPr>
-        <w:pStyle w:val="ListBullet"/>
-      </w:pPr>
-      <w:r>
-        <w:t>Conflits multi-contrats sur le goulot commun</w:t>
-      </w:r>
-    </w:p>
-    <w:p>
-      <w:pPr>
-        <w:pStyle w:val="ListBullet"/>
-      </w:pPr>
-      <w:r>
-        <w:t>Limite DBR : 2 goulots simultanés cassent la régulation (§24.10.1)</w:t>
-      </w:r>
-    </w:p>
-    <w:p>
-      <w:r>
-        <w:t>Critère Go : ≥ 2 flux stables coexistants + saturation goulot</w:t>
-      </w:r>
-    </w:p>
-    <w:p>
-      <w:r>
-        <w:t>maîtrisée &lt; 90 %.</w:t>
-      </w:r>
-    </w:p>
-    <w:p>
-      <w:pPr>
-        <w:pStyle w:val="Heading3"/>
-      </w:pPr>
-      <w:r>
-        <w:t>§29.6 Couche cybernétique V12 (Phase 5, 12-24 mois, optionnelle)</w:t>
-      </w:r>
-    </w:p>
-    <w:p>
-      <w:r>
-        <w:t>Quoi : activer V12 selon besoin opérationnel.</w:t>
-      </w:r>
-    </w:p>
-    <w:tbl>
-      <w:tblPr>
-        <w:tblStyle w:val="LightGrid-Accent1"/>
-        <w:tblW w:type="auto" w:w="0"/>
-        <w:tblLook w:firstColumn="1" w:firstRow="1" w:lastColumn="0" w:lastRow="0" w:noHBand="0" w:noVBand="1" w:val="04A0"/>
-      </w:tblPr>
-      <w:tblGrid>
-        <w:gridCol w:w="2880"/>
-        <w:gridCol w:w="2880"/>
-        <w:gridCol w:w="2880"/>
-      </w:tblGrid>
-      <w:tr>
-        <w:tc>
-          <w:tcPr>
-            <w:tcW w:type="dxa" w:w="2880"/>
-          </w:tcPr>
-          <w:p>
-            <w:r>
-              <w:rPr>
-                <w:b/>
-              </w:rPr>
-              <w:t>Brique V12</w:t>
-            </w:r>
-          </w:p>
-        </w:tc>
-        <w:tc>
-          <w:tcPr>
-            <w:tcW w:type="dxa" w:w="2880"/>
-          </w:tcPr>
-          <w:p>
-            <w:r>
-              <w:rPr>
-                <w:b/>
-              </w:rPr>
-              <w:t>Activation recommandée</w:t>
-            </w:r>
-          </w:p>
-        </w:tc>
-        <w:tc>
-          <w:tcPr>
-            <w:tcW w:type="dxa" w:w="2880"/>
-          </w:tcPr>
-          <w:p>
-            <w:r>
-              <w:rPr>
-                <w:b/>
-              </w:rPr>
-              <w:t>Apport</w:t>
-            </w:r>
-          </w:p>
-        </w:tc>
-      </w:tr>
-      <w:tr>
-        <w:tc>
-          <w:tcPr>
-            <w:tcW w:type="dxa" w:w="2880"/>
-          </w:tcPr>
-          <w:p>
-            <w:r>
-              <w:t>V12.4 Workflow humain (rôles, audit, escalation, dashboard)</w:t>
-            </w:r>
-          </w:p>
-        </w:tc>
-        <w:tc>
-          <w:tcPr>
-            <w:tcW w:type="dxa" w:w="2880"/>
-          </w:tcPr>
-          <w:p>
-            <w:r>
-              <w:t>**dès phase 3**</w:t>
-            </w:r>
-          </w:p>
-        </w:tc>
-        <w:tc>
-          <w:tcPr>
-            <w:tcW w:type="dxa" w:w="2880"/>
-          </w:tcPr>
-          <w:p>
-            <w:r>
-              <w:t>Traçabilité ISO/IATF</w:t>
-            </w:r>
-          </w:p>
-        </w:tc>
-      </w:tr>
-      <w:tr>
-        <w:tc>
-          <w:tcPr>
-            <w:tcW w:type="dxa" w:w="2880"/>
-          </w:tcPr>
-          <w:p>
-            <w:r>
-              <w:t>V12.3 Delta engine 4 niveaux (L1-L4)</w:t>
-            </w:r>
-          </w:p>
-        </w:tc>
-        <w:tc>
-          <w:tcPr>
-            <w:tcW w:type="dxa" w:w="2880"/>
-          </w:tcPr>
-          <w:p>
-            <w:r>
-              <w:t>phase 4</w:t>
-            </w:r>
-          </w:p>
-        </w:tc>
-        <w:tc>
-          <w:tcPr>
-            <w:tcW w:type="dxa" w:w="2880"/>
-          </w:tcPr>
-          <w:p>
-            <w:r>
-              <w:t>Gradation autonomie ↔ validation humaine</w:t>
-            </w:r>
-          </w:p>
-        </w:tc>
-      </w:tr>
-      <w:tr>
-        <w:tc>
-          <w:tcPr>
-            <w:tcW w:type="dxa" w:w="2880"/>
-          </w:tcPr>
-          <w:p>
-            <w:r>
-              <w:t>V12.5 Matrice d'orchestration + profils JSON</w:t>
-            </w:r>
-          </w:p>
-        </w:tc>
-        <w:tc>
-          <w:tcPr>
-            <w:tcW w:type="dxa" w:w="2880"/>
-          </w:tcPr>
-          <w:p>
-            <w:r>
-              <w:t>phase 4</w:t>
-            </w:r>
-          </w:p>
-        </w:tc>
-        <w:tc>
-          <w:tcPr>
-            <w:tcW w:type="dxa" w:w="2880"/>
-          </w:tcPr>
-          <w:p>
-            <w:r>
-              <w:t>Configuration data-driven</w:t>
-            </w:r>
-          </w:p>
-        </w:tc>
-      </w:tr>
-      <w:tr>
-        <w:tc>
-          <w:tcPr>
-            <w:tcW w:type="dxa" w:w="2880"/>
-          </w:tcPr>
-          <w:p>
-            <w:r>
-              <w:t>V12.2 CP-SAT dynamique zone négociable</w:t>
-            </w:r>
-          </w:p>
-        </w:tc>
-        <w:tc>
-          <w:tcPr>
-            <w:tcW w:type="dxa" w:w="2880"/>
-          </w:tcPr>
-          <w:p>
-            <w:r>
-              <w:t>phase 5</w:t>
-            </w:r>
-          </w:p>
-        </w:tc>
-        <w:tc>
-          <w:tcPr>
-            <w:tcW w:type="dxa" w:w="2880"/>
-          </w:tcPr>
-          <w:p>
-            <w:r>
-              <w:t>Replan automatique optimisé</w:t>
-            </w:r>
-          </w:p>
-        </w:tc>
-      </w:tr>
-      <w:tr>
-        <w:tc>
-          <w:tcPr>
-            <w:tcW w:type="dxa" w:w="2880"/>
-          </w:tcPr>
-          <w:p>
-            <w:r>
-              <w:t>V12.1 + V12.1.1 Forecasting feedback-aware</w:t>
-            </w:r>
-          </w:p>
-        </w:tc>
-        <w:tc>
-          <w:tcPr>
-            <w:tcW w:type="dxa" w:w="2880"/>
-          </w:tcPr>
-          <w:p>
-            <w:r>
-              <w:t>phase 5</w:t>
-            </w:r>
-          </w:p>
-        </w:tc>
-        <w:tc>
-          <w:tcPr>
-            <w:tcW w:type="dxa" w:w="2880"/>
-          </w:tcPr>
-          <w:p>
-            <w:r>
-              <w:t>Anticipation long terme</w:t>
-            </w:r>
-          </w:p>
-        </w:tc>
-      </w:tr>
-      <w:tr>
-        <w:tc>
-          <w:tcPr>
-            <w:tcW w:type="dxa" w:w="2880"/>
-          </w:tcPr>
-          <w:p>
-            <w:r>
-              <w:t>V12.2.1 RejectionMemory + FragilityWeights</w:t>
-            </w:r>
-          </w:p>
-        </w:tc>
-        <w:tc>
-          <w:tcPr>
-            <w:tcW w:type="dxa" w:w="2880"/>
-          </w:tcPr>
-          <w:p>
-            <w:r>
-              <w:t>phase 5</w:t>
-            </w:r>
-          </w:p>
-        </w:tc>
-        <w:tc>
-          <w:tcPr>
-            <w:tcW w:type="dxa" w:w="2880"/>
-          </w:tcPr>
-          <w:p>
-            <w:r>
-              <w:t>Apprentissage des échecs</w:t>
-            </w:r>
-          </w:p>
-        </w:tc>
-      </w:tr>
-    </w:tbl>
-    <w:p>
-      <w:r>
-        <w:t>Critère Go pour V12 : V11 maîtrisé + nervosité &lt; 0.1 + workflow</w:t>
-      </w:r>
-    </w:p>
-    <w:p>
-      <w:r>
-        <w:t>validation humaine stable.</w:t>
-      </w:r>
-    </w:p>
-    <w:p>
-      <w:pPr>
-        <w:pStyle w:val="Heading3"/>
-      </w:pPr>
-      <w:r>
-        <w:t>§29.7 Pilotage cybernétique complet (Phase 6, long terme)</w:t>
-      </w:r>
-    </w:p>
-    <w:p>
-      <w:r>
-        <w:t>Indicateurs de pilotage en régime nominal :</w:t>
-      </w:r>
-    </w:p>
-    <w:p>
-      <w:pPr>
-        <w:pStyle w:val="ListBullet"/>
-      </w:pPr>
-      <w:r>
-        <w:t>Disponibilité SO-level réelle ≥ 95 % (Point 2)</w:t>
-      </w:r>
-    </w:p>
-    <w:p>
-      <w:pPr>
-        <w:pStyle w:val="ListBullet"/>
-      </w:pPr>
-      <w:r>
-        <w:t>Lag moyen approbation L3 &lt; seuil profil</w:t>
-      </w:r>
-    </w:p>
-    <w:p>
-      <w:pPr>
-        <w:pStyle w:val="ListBullet"/>
-      </w:pPr>
-      <w:r>
-        <w:t>Taux d'escalation L3 → L4 &lt; 10 %</w:t>
-      </w:r>
-    </w:p>
-    <w:p>
-      <w:pPr>
-        <w:pStyle w:val="ListBullet"/>
-      </w:pPr>
-      <w:r>
-        <w:t>Bias forecast contrôlé (|biais| &lt; 5 %)</w:t>
-      </w:r>
-    </w:p>
-    <w:p>
-      <w:pPr>
-        <w:pStyle w:val="ListBullet"/>
-      </w:pPr>
-      <w:r>
-        <w:t>Rejection rate L3+L4 &lt; 15 %</w:t>
-      </w:r>
-    </w:p>
-    <w:p>
-      <w:pPr>
-        <w:pStyle w:val="Heading3"/>
-      </w:pPr>
-      <w:r>
-        <w:t>§29.8 Vue d'ensemble — calendrier indicatif</w:t>
-      </w:r>
-    </w:p>
-    <w:tbl>
-      <w:tblPr>
-        <w:tblStyle w:val="LightGrid-Accent1"/>
-        <w:tblW w:type="auto" w:w="0"/>
-        <w:tblLook w:firstColumn="1" w:firstRow="1" w:lastColumn="0" w:lastRow="0" w:noHBand="0" w:noVBand="1" w:val="04A0"/>
-      </w:tblPr>
-      <w:tblGrid>
-        <w:gridCol w:w="2160"/>
-        <w:gridCol w:w="2160"/>
-        <w:gridCol w:w="2160"/>
-        <w:gridCol w:w="2160"/>
-      </w:tblGrid>
-      <w:tr>
-        <w:tc>
-          <w:tcPr>
-            <w:tcW w:type="dxa" w:w="2160"/>
-          </w:tcPr>
-          <w:p>
-            <w:r>
-              <w:rPr>
-                <w:b/>
-              </w:rPr>
-              <w:t>Phase</w:t>
-            </w:r>
-          </w:p>
-        </w:tc>
-        <w:tc>
-          <w:tcPr>
-            <w:tcW w:type="dxa" w:w="2160"/>
-          </w:tcPr>
-          <w:p>
-            <w:r>
-              <w:rPr>
-                <w:b/>
-              </w:rPr>
-              <w:t>Durée</w:t>
-            </w:r>
-          </w:p>
-        </w:tc>
-        <w:tc>
-          <w:tcPr>
-            <w:tcW w:type="dxa" w:w="2160"/>
-          </w:tcPr>
-          <w:p>
-            <w:r>
-              <w:rPr>
-                <w:b/>
-              </w:rPr>
-              <w:t>Risque</w:t>
-            </w:r>
-          </w:p>
-        </w:tc>
-        <w:tc>
-          <w:tcPr>
-            <w:tcW w:type="dxa" w:w="2160"/>
-          </w:tcPr>
-          <w:p>
-            <w:r>
-              <w:rPr>
-                <w:b/>
-              </w:rPr>
-              <w:t>Apport cumulé vs baseline</w:t>
-            </w:r>
-          </w:p>
-        </w:tc>
-      </w:tr>
-      <w:tr>
-        <w:tc>
-          <w:tcPr>
-            <w:tcW w:type="dxa" w:w="2160"/>
-          </w:tcPr>
-          <w:p>
-            <w:r>
-              <w:t>0. Audit</w:t>
-            </w:r>
-          </w:p>
-        </w:tc>
-        <w:tc>
-          <w:tcPr>
-            <w:tcW w:type="dxa" w:w="2160"/>
-          </w:tcPr>
-          <w:p>
-            <w:r>
-              <w:t>3-6 mois</w:t>
-            </w:r>
-          </w:p>
-        </w:tc>
-        <w:tc>
-          <w:tcPr>
-            <w:tcW w:type="dxa" w:w="2160"/>
-          </w:tcPr>
-          <w:p>
-            <w:r>
-              <w:t>nul</w:t>
-            </w:r>
-          </w:p>
-        </w:tc>
-        <w:tc>
-          <w:tcPr>
-            <w:tcW w:type="dxa" w:w="2160"/>
-          </w:tcPr>
-          <w:p>
-            <w:r>
-              <w:t>mesure as-is</w:t>
-            </w:r>
-          </w:p>
-        </w:tc>
-      </w:tr>
-      <w:tr>
-        <w:tc>
-          <w:tcPr>
-            <w:tcW w:type="dxa" w:w="2160"/>
-          </w:tcPr>
-          <w:p>
-            <w:r>
-              <w:t>1. Baseline</w:t>
-            </w:r>
-          </w:p>
-        </w:tc>
-        <w:tc>
-          <w:tcPr>
-            <w:tcW w:type="dxa" w:w="2160"/>
-          </w:tcPr>
-          <w:p>
-            <w:r>
-              <w:t>3 mois</w:t>
-            </w:r>
-          </w:p>
-        </w:tc>
-        <w:tc>
-          <w:tcPr>
-            <w:tcW w:type="dxa" w:w="2160"/>
-          </w:tcPr>
-          <w:p>
-            <w:r>
-              <w:t>nul</w:t>
-            </w:r>
-          </w:p>
-        </w:tc>
-        <w:tc>
-          <w:tcPr>
-            <w:tcW w:type="dxa" w:w="2160"/>
-          </w:tcPr>
-          <w:p>
-            <w:r>
-              <w:t>référence</w:t>
-            </w:r>
-          </w:p>
-        </w:tc>
-      </w:tr>
-      <w:tr>
-        <w:tc>
-          <w:tcPr>
-            <w:tcW w:type="dxa" w:w="2160"/>
-          </w:tcPr>
-          <w:p>
-            <w:r>
-              <w:t>2. Event sourcing</w:t>
-            </w:r>
-          </w:p>
-        </w:tc>
-        <w:tc>
-          <w:tcPr>
-            <w:tcW w:type="dxa" w:w="2160"/>
-          </w:tcPr>
-          <w:p>
-            <w:r>
-              <w:t>6 mois</w:t>
-            </w:r>
-          </w:p>
-        </w:tc>
-        <w:tc>
-          <w:tcPr>
-            <w:tcW w:type="dxa" w:w="2160"/>
-          </w:tcPr>
-          <w:p>
-            <w:r>
-              <w:t>faible</w:t>
-            </w:r>
-          </w:p>
-        </w:tc>
-        <w:tc>
-          <w:tcPr>
-            <w:tcW w:type="dxa" w:w="2160"/>
-          </w:tcPr>
-          <w:p>
-            <w:r>
-              <w:t>−3 % coût, ÷4 nervosité, traçabilité</w:t>
-            </w:r>
-          </w:p>
-        </w:tc>
-      </w:tr>
-      <w:tr>
-        <w:tc>
-          <w:tcPr>
-            <w:tcW w:type="dxa" w:w="2160"/>
-          </w:tcPr>
-          <w:p>
-            <w:r>
-              <w:t>3. Flux pilote</w:t>
-            </w:r>
-          </w:p>
-        </w:tc>
-        <w:tc>
-          <w:tcPr>
-            <w:tcW w:type="dxa" w:w="2160"/>
-          </w:tcPr>
-          <w:p>
-            <w:r>
-              <w:t>6-12 mois</w:t>
-            </w:r>
-          </w:p>
-        </w:tc>
-        <w:tc>
-          <w:tcPr>
-            <w:tcW w:type="dxa" w:w="2160"/>
-          </w:tcPr>
-          <w:p>
-            <w:r>
-              <w:t>moyen (ontime)</w:t>
-            </w:r>
-          </w:p>
-        </w:tc>
-        <w:tc>
-          <w:tcPr>
-            <w:tcW w:type="dxa" w:w="2160"/>
-          </w:tcPr>
-          <w:p>
-            <w:r>
-              <w:t>−15 à −25 % coût (produit pilote)</w:t>
-            </w:r>
-          </w:p>
-        </w:tc>
-      </w:tr>
-      <w:tr>
-        <w:tc>
-          <w:tcPr>
-            <w:tcW w:type="dxa" w:w="2160"/>
-          </w:tcPr>
-          <w:p>
-            <w:r>
-              <w:t>4. Multi-flux</w:t>
-            </w:r>
-          </w:p>
-        </w:tc>
-        <w:tc>
-          <w:tcPr>
-            <w:tcW w:type="dxa" w:w="2160"/>
-          </w:tcPr>
-          <w:p>
-            <w:r>
-              <w:t>12 mois</w:t>
-            </w:r>
-          </w:p>
-        </w:tc>
-        <w:tc>
-          <w:tcPr>
-            <w:tcW w:type="dxa" w:w="2160"/>
-          </w:tcPr>
-          <w:p>
-            <w:r>
-              <w:t>moyen</w:t>
-            </w:r>
-          </w:p>
-        </w:tc>
-        <w:tc>
-          <w:tcPr>
-            <w:tcW w:type="dxa" w:w="2160"/>
-          </w:tcPr>
-          <w:p>
-            <w:r>
-              <w:t>gain multi-flux + P3 collective</w:t>
-            </w:r>
-          </w:p>
-        </w:tc>
-      </w:tr>
-      <w:tr>
-        <w:tc>
-          <w:tcPr>
-            <w:tcW w:type="dxa" w:w="2160"/>
-          </w:tcPr>
-          <w:p>
-            <w:r>
-              <w:t>5. V12 cybernétique</w:t>
-            </w:r>
-          </w:p>
-        </w:tc>
-        <w:tc>
-          <w:tcPr>
-            <w:tcW w:type="dxa" w:w="2160"/>
-          </w:tcPr>
-          <w:p>
-            <w:r>
-              <w:t>12-24 mois</w:t>
-            </w:r>
-          </w:p>
-        </w:tc>
-        <w:tc>
-          <w:tcPr>
-            <w:tcW w:type="dxa" w:w="2160"/>
-          </w:tcPr>
-          <w:p>
-            <w:r>
-              <w:t>faible</w:t>
-            </w:r>
-          </w:p>
-        </w:tc>
-        <w:tc>
-          <w:tcPr>
-            <w:tcW w:type="dxa" w:w="2160"/>
-          </w:tcPr>
-          <w:p>
-            <w:r>
-              <w:t>apprentissage + automation</w:t>
-            </w:r>
-          </w:p>
-        </w:tc>
-      </w:tr>
-      <w:tr>
-        <w:tc>
-          <w:tcPr>
-            <w:tcW w:type="dxa" w:w="2160"/>
-          </w:tcPr>
-          <w:p>
-            <w:r>
-              <w:t>6. Pilotage cyber</w:t>
-            </w:r>
-          </w:p>
-        </w:tc>
-        <w:tc>
-          <w:tcPr>
-            <w:tcW w:type="dxa" w:w="2160"/>
-          </w:tcPr>
-          <w:p>
-            <w:r>
-              <w:t>continu</w:t>
-            </w:r>
-          </w:p>
-        </w:tc>
-        <w:tc>
-          <w:tcPr>
-            <w:tcW w:type="dxa" w:w="2160"/>
-          </w:tcPr>
-          <w:p>
-            <w:r>
-              <w:t>nul</w:t>
-            </w:r>
-          </w:p>
-        </w:tc>
-        <w:tc>
-          <w:tcPr>
-            <w:tcW w:type="dxa" w:w="2160"/>
-          </w:tcPr>
-          <w:p>
-            <w:r>
-              <w:t>optimisation continue</w:t>
-            </w:r>
-          </w:p>
-        </w:tc>
-      </w:tr>
-      <w:tr>
-        <w:tc>
-          <w:tcPr>
-            <w:tcW w:type="dxa" w:w="2160"/>
-          </w:tcPr>
-          <w:p>
-            <w:r>
-              <w:t>**Total**</w:t>
-            </w:r>
-          </w:p>
-        </w:tc>
-        <w:tc>
-          <w:tcPr>
-            <w:tcW w:type="dxa" w:w="2160"/>
-          </w:tcPr>
-          <w:p>
-            <w:r>
-              <w:t>**36-60 mois**</w:t>
-            </w:r>
-          </w:p>
-        </w:tc>
-        <w:tc>
-          <w:tcPr>
-            <w:tcW w:type="dxa" w:w="2160"/>
-          </w:tcPr>
-          <w:p>
-            <w:r>
-              <w:t>progressif</w:t>
-            </w:r>
-          </w:p>
-        </w:tc>
-        <w:tc>
-          <w:tcPr>
-            <w:tcW w:type="dxa" w:w="2160"/>
-          </w:tcPr>
-          <w:p>
-            <w:r>
-              <w:t>doctrine complète</w:t>
-            </w:r>
-          </w:p>
-        </w:tc>
-      </w:tr>
-    </w:tbl>
-    <w:p>
-      <w:pPr>
-        <w:pStyle w:val="Heading3"/>
-      </w:pPr>
-      <w:r>
-        <w:t>§29.9 Pièges à éviter (issus des limites mesurées)</w:t>
-      </w:r>
-    </w:p>
-    <w:tbl>
-      <w:tblPr>
-        <w:tblStyle w:val="LightGrid-Accent1"/>
-        <w:tblW w:type="auto" w:w="0"/>
-        <w:tblLook w:firstColumn="1" w:firstRow="1" w:lastColumn="0" w:lastRow="0" w:noHBand="0" w:noVBand="1" w:val="04A0"/>
-      </w:tblPr>
-      <w:tblGrid>
-        <w:gridCol w:w="2880"/>
-        <w:gridCol w:w="2880"/>
-        <w:gridCol w:w="2880"/>
-      </w:tblGrid>
-      <w:tr>
-        <w:tc>
-          <w:tcPr>
-            <w:tcW w:type="dxa" w:w="2880"/>
-          </w:tcPr>
-          <w:p>
-            <w:r>
-              <w:rPr>
-                <w:b/>
-              </w:rPr>
-              <w:t>Piège</w:t>
-            </w:r>
-          </w:p>
-        </w:tc>
-        <w:tc>
-          <w:tcPr>
-            <w:tcW w:type="dxa" w:w="2880"/>
-          </w:tcPr>
-          <w:p>
-            <w:r>
-              <w:rPr>
-                <w:b/>
-              </w:rPr>
-              <w:t>Conséquence</w:t>
-            </w:r>
-          </w:p>
-        </w:tc>
-        <w:tc>
-          <w:tcPr>
-            <w:tcW w:type="dxa" w:w="2880"/>
-          </w:tcPr>
-          <w:p>
-            <w:r>
-              <w:rPr>
-                <w:b/>
-              </w:rPr>
-              <w:t>Mitigation</w:t>
-            </w:r>
-          </w:p>
-        </w:tc>
-      </w:tr>
-      <w:tr>
-        <w:tc>
-          <w:tcPr>
-            <w:tcW w:type="dxa" w:w="2880"/>
-          </w:tcPr>
-          <w:p>
-            <w:r>
-              <w:t>Sauter phase 2</w:t>
-            </w:r>
-          </w:p>
-        </w:tc>
-        <w:tc>
-          <w:tcPr>
-            <w:tcW w:type="dxa" w:w="2880"/>
-          </w:tcPr>
-          <w:p>
-            <w:r>
-              <w:t>Pas de couche de mesure</w:t>
-            </w:r>
-          </w:p>
-        </w:tc>
-        <w:tc>
-          <w:tcPr>
-            <w:tcW w:type="dxa" w:w="2880"/>
-          </w:tcPr>
-          <w:p>
-            <w:r>
-              <w:t>Toujours mesurer avant changer</w:t>
-            </w:r>
-          </w:p>
-        </w:tc>
-      </w:tr>
-      <w:tr>
-        <w:tc>
-          <w:tcPr>
-            <w:tcW w:type="dxa" w:w="2880"/>
-          </w:tcPr>
-          <w:p>
-            <w:r>
-              <w:t>Phase 3 sans baseline (phase 1)</w:t>
-            </w:r>
-          </w:p>
-        </w:tc>
-        <w:tc>
-          <w:tcPr>
-            <w:tcW w:type="dxa" w:w="2880"/>
-          </w:tcPr>
-          <w:p>
-            <w:r>
-              <w:t>Pas de comparable</w:t>
-            </w:r>
-          </w:p>
-        </w:tc>
-        <w:tc>
-          <w:tcPr>
-            <w:tcW w:type="dxa" w:w="2880"/>
-          </w:tcPr>
-          <w:p>
-            <w:r>
-              <w:t>Phase 1 obligatoire</w:t>
-            </w:r>
-          </w:p>
-        </w:tc>
-      </w:tr>
-      <w:tr>
-        <w:tc>
-          <w:tcPr>
-            <w:tcW w:type="dxa" w:w="2880"/>
-          </w:tcPr>
-          <w:p>
-            <w:r>
-              <w:t>Produit pilote à tolérance ontime stricte (&lt; 3 j)</w:t>
-            </w:r>
-          </w:p>
-        </w:tc>
-        <w:tc>
-          <w:tcPr>
-            <w:tcW w:type="dxa" w:w="2880"/>
-          </w:tcPr>
-          <w:p>
-            <w:r>
-              <w:t>Ontime dégradé (§24.8.6)</w:t>
-            </w:r>
-          </w:p>
-        </w:tc>
-        <w:tc>
-          <w:tcPr>
-            <w:tcW w:type="dxa" w:w="2880"/>
-          </w:tcPr>
-          <w:p>
-            <w:r>
-              <w:t>Choisir produit à tolérance ≥ 3 j ou attendre V12.6</w:t>
-            </w:r>
-          </w:p>
-        </w:tc>
-      </w:tr>
-      <w:tr>
-        <w:tc>
-          <w:tcPr>
-            <w:tcW w:type="dxa" w:w="2880"/>
-          </w:tcPr>
-          <w:p>
-            <w:r>
-              <w:t>V12 sans V11 stable</w:t>
-            </w:r>
-          </w:p>
-        </w:tc>
-        <w:tc>
-          <w:tcPr>
-            <w:tcW w:type="dxa" w:w="2880"/>
-          </w:tcPr>
-          <w:p>
-            <w:r>
-              <w:t>Complexité non maîtrisée</w:t>
-            </w:r>
-          </w:p>
-        </w:tc>
-        <w:tc>
-          <w:tcPr>
-            <w:tcW w:type="dxa" w:w="2880"/>
-          </w:tcPr>
-          <w:p>
-            <w:r>
-              <w:t>V12 vient après V11</w:t>
-            </w:r>
-          </w:p>
-        </w:tc>
-      </w:tr>
-      <w:tr>
-        <w:tc>
-          <w:tcPr>
-            <w:tcW w:type="dxa" w:w="2880"/>
-          </w:tcPr>
-          <w:p>
-            <w:r>
-              <w:t>2 goulots simultanés</w:t>
-            </w:r>
-          </w:p>
-        </w:tc>
-        <w:tc>
-          <w:tcPr>
-            <w:tcW w:type="dxa" w:w="2880"/>
-          </w:tcPr>
-          <w:p>
-            <w:r>
-              <w:t>DBR cassé (×1.52 ampli)</w:t>
-            </w:r>
-          </w:p>
-        </w:tc>
-        <w:tc>
-          <w:tcPr>
-            <w:tcW w:type="dxa" w:w="2880"/>
-          </w:tcPr>
-          <w:p>
-            <w:r>
-              <w:t>Identifier UN goulot avant phase 4</w:t>
-            </w:r>
-          </w:p>
-        </w:tc>
-      </w:tr>
-      <w:tr>
-        <w:tc>
-          <w:tcPr>
-            <w:tcW w:type="dxa" w:w="2880"/>
-          </w:tcPr>
-          <w:p>
-            <w:r>
-              <w:t>Appro × Demande sans double-sourcing</w:t>
-            </w:r>
-          </w:p>
-        </w:tc>
-        <w:tc>
-          <w:tcPr>
-            <w:tcW w:type="dxa" w:w="2880"/>
-          </w:tcPr>
-          <w:p>
-            <w:r>
-              <w:t>Mur intrinsèque (6.8 j MTTR irréductible)</w:t>
-            </w:r>
-          </w:p>
-        </w:tc>
-        <w:tc>
-          <w:tcPr>
-            <w:tcW w:type="dxa" w:w="2880"/>
-          </w:tcPr>
-          <w:p>
-            <w:r>
-              <w:t>Hors doctrine — sécuriser appro</w:t>
-            </w:r>
-          </w:p>
-        </w:tc>
-      </w:tr>
-      <w:tr>
-        <w:tc>
-          <w:tcPr>
-            <w:tcW w:type="dxa" w:w="2880"/>
-          </w:tcPr>
-          <w:p>
-            <w:r>
-              <w:t>Activer phase 3 sur produit à due_date serrée</w:t>
-            </w:r>
-          </w:p>
-        </w:tc>
-        <w:tc>
-          <w:tcPr>
-            <w:tcW w:type="dxa" w:w="2880"/>
-          </w:tcPr>
-          <w:p>
-            <w:r>
-              <w:t>Cf. §24.8.7 défaut smoothing</w:t>
-            </w:r>
-          </w:p>
-        </w:tc>
-        <w:tc>
-          <w:tcPr>
-            <w:tcW w:type="dxa" w:w="2880"/>
-          </w:tcPr>
-          <w:p>
-            <w:r>
-              <w:t>Attendre V12.6 due-date-aware</w:t>
-            </w:r>
-          </w:p>
-        </w:tc>
-      </w:tr>
-    </w:tbl>
-    <w:p>
-      <w:pPr>
-        <w:pStyle w:val="Heading3"/>
-      </w:pPr>
-      <w:r>
-        <w:t>§29.10 Lien vers les 6 briques V12</w:t>
-      </w:r>
-    </w:p>
-    <w:p>
-      <w:r>
-        <w:t>Cette démarche s'appuie sur les briques V12 livrées dans le code :</w:t>
-      </w:r>
-    </w:p>
-    <w:tbl>
-      <w:tblPr>
-        <w:tblStyle w:val="LightGrid-Accent1"/>
-        <w:tblW w:type="auto" w:w="0"/>
-        <w:tblLook w:firstColumn="1" w:firstRow="1" w:lastColumn="0" w:lastRow="0" w:noHBand="0" w:noVBand="1" w:val="04A0"/>
-      </w:tblPr>
-      <w:tblGrid>
-        <w:gridCol w:w="4320"/>
-        <w:gridCol w:w="4320"/>
-      </w:tblGrid>
-      <w:tr>
-        <w:tc>
-          <w:tcPr>
-            <w:tcW w:type="dxa" w:w="4320"/>
-          </w:tcPr>
-          <w:p>
-            <w:r>
-              <w:rPr>
-                <w:b/>
-              </w:rPr>
-              <w:t>Phase démarche</w:t>
-            </w:r>
-          </w:p>
-        </w:tc>
-        <w:tc>
-          <w:tcPr>
-            <w:tcW w:type="dxa" w:w="4320"/>
-          </w:tcPr>
-          <w:p>
-            <w:r>
-              <w:rPr>
-                <w:b/>
-              </w:rPr>
-              <w:t>Brique V12 mobilisée</w:t>
-            </w:r>
-          </w:p>
-        </w:tc>
-      </w:tr>
-      <w:tr>
-        <w:tc>
-          <w:tcPr>
-            <w:tcW w:type="dxa" w:w="4320"/>
-          </w:tcPr>
-          <w:p>
-            <w:r>
-              <w:t>Phase 3 (flux pilote)</w:t>
-            </w:r>
-          </w:p>
-        </w:tc>
-        <w:tc>
-          <w:tcPr>
-            <w:tcW w:type="dxa" w:w="4320"/>
-          </w:tcPr>
-          <w:p>
-            <w:r>
-              <w:t>V12.1, V12.2 si needed</w:t>
-            </w:r>
-          </w:p>
-        </w:tc>
-      </w:tr>
-      <w:tr>
-        <w:tc>
-          <w:tcPr>
-            <w:tcW w:type="dxa" w:w="4320"/>
-          </w:tcPr>
-          <w:p>
-            <w:r>
-              <w:t>Phase 4 (multi-flux)</w:t>
-            </w:r>
-          </w:p>
-        </w:tc>
-        <w:tc>
-          <w:tcPr>
-            <w:tcW w:type="dxa" w:w="4320"/>
-          </w:tcPr>
-          <w:p>
-            <w:r>
-              <w:t>V12.3 Delta engine, V12.4 human loop</w:t>
-            </w:r>
-          </w:p>
-        </w:tc>
-      </w:tr>
-      <w:tr>
-        <w:tc>
-          <w:tcPr>
-            <w:tcW w:type="dxa" w:w="4320"/>
-          </w:tcPr>
-          <w:p>
-            <w:r>
-              <w:t>Phase 5 (cybernétique)</w:t>
-            </w:r>
-          </w:p>
-        </w:tc>
-        <w:tc>
-          <w:tcPr>
-            <w:tcW w:type="dxa" w:w="4320"/>
-          </w:tcPr>
-          <w:p>
-            <w:r>
-              <w:t>V12.1.1, V12.2.1, V12.5 orchestration</w:t>
-            </w:r>
-          </w:p>
-        </w:tc>
-      </w:tr>
-      <w:tr>
-        <w:tc>
-          <w:tcPr>
-            <w:tcW w:type="dxa" w:w="4320"/>
-          </w:tcPr>
-          <w:p>
-            <w:r>
-              <w:t>Phase 6 (régime nominal)</w:t>
-            </w:r>
-          </w:p>
-        </w:tc>
-        <w:tc>
-          <w:tcPr>
-            <w:tcW w:type="dxa" w:w="4320"/>
-          </w:tcPr>
-          <w:p>
-            <w:r>
-              <w:t>V12.5 matrice + ajustement continu</w:t>
-            </w:r>
-          </w:p>
-        </w:tc>
-      </w:tr>
-    </w:tbl>
-    <w:p>
-      <w:r>
-        <w:t>V12.6 due-date-aware smoothing (§28.12) est prérequis pour</w:t>
-      </w:r>
-    </w:p>
-    <w:p>
-      <w:r>
-        <w:t>ateliers à tolérance ontime stricte (aéro, médical, automobile).</w:t>
-      </w:r>
-    </w:p>
-    <w:p/>
-    <w:p>
-      <w:pPr>
-        <w:pStyle w:val="Heading2"/>
-      </w:pPr>
-      <w:r>
-        <w:t>§28. Architecture cybernétique étendue V12 (extension doctrinale)</w:t>
-      </w:r>
-    </w:p>
-    <w:p>
-      <w:pPr>
-        <w:pStyle w:val="Heading3"/>
-      </w:pPr>
-      <w:r>
-        <w:t>§28.1 Motivation</w:t>
-      </w:r>
-    </w:p>
-    <w:p>
-      <w:r>
-        <w:t>Au-delà de la doctrine V0→V11 mesurée dans cette étude, plusieurs</w:t>
-      </w:r>
-    </w:p>
-    <w:p>
-      <w:r>
-        <w:t>limites structurelles ont été identifiées :</w:t>
-      </w:r>
-    </w:p>
-    <w:p>
-      <w:pPr>
-        <w:pStyle w:val="ListBullet"/>
-      </w:pPr>
-      <w:r>
-        <w:t>La doctrine **applique automatiquement** toute décision V3 (V3</w:t>
-      </w:r>
-    </w:p>
-    <w:p>
-      <w:r>
-        <w:t xml:space="preserve">  actionnel L8.1), même celles à fort impact systémique.</w:t>
-      </w:r>
-    </w:p>
-    <w:p>
-      <w:pPr>
-        <w:pStyle w:val="ListBullet"/>
-      </w:pPr>
-      <w:r>
-        <w:t>Aucune **validation humaine** n'est requise, même pour les</w:t>
-      </w:r>
-    </w:p>
-    <w:p>
-      <w:r>
-        <w:t xml:space="preserve">  replanifications globales.</w:t>
-      </w:r>
-    </w:p>
-    <w:p>
-      <w:pPr>
-        <w:pStyle w:val="ListBullet"/>
-      </w:pPr>
-      <w:r>
-        <w:t>Aucune **gradation d'autonomie** explicite : tout est soit</w:t>
-      </w:r>
-    </w:p>
-    <w:p>
-      <w:r>
-        <w:t xml:space="preserve">  autonome, soit hors du système.</w:t>
-      </w:r>
-    </w:p>
-    <w:p>
-      <w:r>
-        <w:t>L'architecture V12 cybernétique étendue introduit une matrice à</w:t>
-      </w:r>
-    </w:p>
-    <w:p>
-      <w:r>
-        <w:t>4 niveaux d'autonomie qui couvre l'éventail allant de l'absorption</w:t>
-      </w:r>
-    </w:p>
-    <w:p>
-      <w:r>
-        <w:t>silencieuse à la validation supervisor.</w:t>
-      </w:r>
-    </w:p>
-    <w:p>
-      <w:pPr>
-        <w:pStyle w:val="Heading3"/>
-      </w:pPr>
-      <w:r>
-        <w:t>§28.2 Quatre niveaux d'autonomie</w:t>
+        <w:t>§30.1 Matrice paramètres ↔ 4 objectifs QCDS</w:t>
+      </w:r>
+    </w:p>
+    <w:p>
+      <w:r>
+        <w:t>Lecture : ↑ = améliore l'objectif, ↓ = dégrade, = neutre, ↑↑ effet fort.</w:t>
       </w:r>
     </w:p>
     <w:tbl>
@@ -19080,7 +17279,7 @@
               <w:rPr>
                 <w:b/>
               </w:rPr>
-              <w:t>Niveau</w:t>
+              <w:t>Paramètre</w:t>
             </w:r>
           </w:p>
         </w:tc>
@@ -19093,7 +17292,7 @@
               <w:rPr>
                 <w:b/>
               </w:rPr>
-              <w:t>Nom</w:t>
+              <w:t>Effet Q</w:t>
             </w:r>
           </w:p>
         </w:tc>
@@ -19106,7 +17305,7 @@
               <w:rPr>
                 <w:b/>
               </w:rPr>
-              <w:t>Déclencheur (action V3)</w:t>
+              <w:t>Effet C</w:t>
             </w:r>
           </w:p>
         </w:tc>
@@ -19119,7 +17318,7 @@
               <w:rPr>
                 <w:b/>
               </w:rPr>
-              <w:t>Action</w:t>
+              <w:t>Effet D</w:t>
             </w:r>
           </w:p>
         </w:tc>
@@ -19132,7 +17331,7 @@
               <w:rPr>
                 <w:b/>
               </w:rPr>
-              <w:t>Validation</w:t>
+              <w:t>Effet S</w:t>
             </w:r>
           </w:p>
         </w:tc>
@@ -19144,47 +17343,47 @@
           </w:tcPr>
           <w:p>
             <w:r>
-              <w:t>**L1**</w:t>
-            </w:r>
-          </w:p>
-        </w:tc>
-        <w:tc>
-          <w:tcPr>
-            <w:tcW w:type="dxa" w:w="1728"/>
-          </w:tcPr>
-          <w:p>
-            <w:r>
-              <w:t>Autonome sans ajustement</w:t>
-            </w:r>
-          </w:p>
-        </w:tc>
-        <w:tc>
-          <w:tcPr>
-            <w:tcW w:type="dxa" w:w="1728"/>
-          </w:tcPr>
-          <w:p>
-            <w:r>
-              <w:t>`inform`, `watch`</w:t>
-            </w:r>
-          </w:p>
-        </w:tc>
-        <w:tc>
-          <w:tcPr>
-            <w:tcW w:type="dxa" w:w="1728"/>
-          </w:tcPr>
-          <w:p>
-            <w:r>
-              <w:t>absorbé par tampon</w:t>
-            </w:r>
-          </w:p>
-        </w:tc>
-        <w:tc>
-          <w:tcPr>
-            <w:tcW w:type="dxa" w:w="1728"/>
-          </w:tcPr>
-          <w:p>
-            <w:r>
-              <w:t>aucune</w:t>
+              <w:t>Doctrine **OF**</w:t>
+            </w:r>
+          </w:p>
+        </w:tc>
+        <w:tc>
+          <w:tcPr>
+            <w:tcW w:type="dxa" w:w="1728"/>
+          </w:tcPr>
+          <w:p>
+            <w:r>
+              <w:t>↑</w:t>
+            </w:r>
+          </w:p>
+        </w:tc>
+        <w:tc>
+          <w:tcPr>
+            <w:tcW w:type="dxa" w:w="1728"/>
+          </w:tcPr>
+          <w:p>
+            <w:r>
+              <w:t>↓↓</w:t>
+            </w:r>
+          </w:p>
+        </w:tc>
+        <w:tc>
+          <w:tcPr>
+            <w:tcW w:type="dxa" w:w="1728"/>
+          </w:tcPr>
+          <w:p>
+            <w:r>
+              <w:t>↑</w:t>
+            </w:r>
+          </w:p>
+        </w:tc>
+        <w:tc>
+          <w:tcPr>
+            <w:tcW w:type="dxa" w:w="1728"/>
+          </w:tcPr>
+          <w:p>
+            <w:r>
+              <w:t>↓↓</w:t>
             </w:r>
           </w:p>
         </w:tc>
@@ -19196,47 +17395,47 @@
           </w:tcPr>
           <w:p>
             <w:r>
-              <w:t>**L2**</w:t>
-            </w:r>
-          </w:p>
-        </w:tc>
-        <w:tc>
-          <w:tcPr>
-            <w:tcW w:type="dxa" w:w="1728"/>
-          </w:tcPr>
-          <w:p>
-            <w:r>
-              <w:t>Ajustement sans humain</w:t>
-            </w:r>
-          </w:p>
-        </w:tc>
-        <w:tc>
-          <w:tcPr>
-            <w:tcW w:type="dxa" w:w="1728"/>
-          </w:tcPr>
-          <w:p>
-            <w:r>
-              <w:t>`correct_local`</w:t>
-            </w:r>
-          </w:p>
-        </w:tc>
-        <w:tc>
-          <w:tcPr>
-            <w:tcW w:type="dxa" w:w="1728"/>
-          </w:tcPr>
-          <w:p>
-            <w:r>
-              <w:t>V3 actionnel applique</w:t>
-            </w:r>
-          </w:p>
-        </w:tc>
-        <w:tc>
-          <w:tcPr>
-            <w:tcW w:type="dxa" w:w="1728"/>
-          </w:tcPr>
-          <w:p>
-            <w:r>
-              <w:t>aucune</w:t>
+              <w:t>Doctrine **FLUX**</w:t>
+            </w:r>
+          </w:p>
+        </w:tc>
+        <w:tc>
+          <w:tcPr>
+            <w:tcW w:type="dxa" w:w="1728"/>
+          </w:tcPr>
+          <w:p>
+            <w:r>
+              <w:t>↓↓</w:t>
+            </w:r>
+          </w:p>
+        </w:tc>
+        <w:tc>
+          <w:tcPr>
+            <w:tcW w:type="dxa" w:w="1728"/>
+          </w:tcPr>
+          <w:p>
+            <w:r>
+              <w:t>↑↑</w:t>
+            </w:r>
+          </w:p>
+        </w:tc>
+        <w:tc>
+          <w:tcPr>
+            <w:tcW w:type="dxa" w:w="1728"/>
+          </w:tcPr>
+          <w:p>
+            <w:r>
+              <w:t>↓</w:t>
+            </w:r>
+          </w:p>
+        </w:tc>
+        <w:tc>
+          <w:tcPr>
+            <w:tcW w:type="dxa" w:w="1728"/>
+          </w:tcPr>
+          <w:p>
+            <w:r>
+              <w:t>= OF</w:t>
             </w:r>
           </w:p>
         </w:tc>
@@ -19248,47 +17447,47 @@
           </w:tcPr>
           <w:p>
             <w:r>
-              <w:t>**L3**</w:t>
-            </w:r>
-          </w:p>
-        </w:tc>
-        <w:tc>
-          <w:tcPr>
-            <w:tcW w:type="dxa" w:w="1728"/>
-          </w:tcPr>
-          <w:p>
-            <w:r>
-              <w:t>Replanification locale + validation</w:t>
-            </w:r>
-          </w:p>
-        </w:tc>
-        <w:tc>
-          <w:tcPr>
-            <w:tcW w:type="dxa" w:w="1728"/>
-          </w:tcPr>
-          <w:p>
-            <w:r>
-              <w:t>`replan_local`</w:t>
-            </w:r>
-          </w:p>
-        </w:tc>
-        <w:tc>
-          <w:tcPr>
-            <w:tcW w:type="dxa" w:w="1728"/>
-          </w:tcPr>
-          <w:p>
-            <w:r>
-              <w:t>CP-SAT propose, opérateur valide</w:t>
-            </w:r>
-          </w:p>
-        </w:tc>
-        <w:tc>
-          <w:tcPr>
-            <w:tcW w:type="dxa" w:w="1728"/>
-          </w:tcPr>
-          <w:p>
-            <w:r>
-              <w:t>humain (opérateur)</w:t>
+              <w:t>Doctrine **OF+EVENT**</w:t>
+            </w:r>
+          </w:p>
+        </w:tc>
+        <w:tc>
+          <w:tcPr>
+            <w:tcW w:type="dxa" w:w="1728"/>
+          </w:tcPr>
+          <w:p>
+            <w:r>
+              <w:t>≈ OF</w:t>
+            </w:r>
+          </w:p>
+        </w:tc>
+        <w:tc>
+          <w:tcPr>
+            <w:tcW w:type="dxa" w:w="1728"/>
+          </w:tcPr>
+          <w:p>
+            <w:r>
+              <w:t>↑</w:t>
+            </w:r>
+          </w:p>
+        </w:tc>
+        <w:tc>
+          <w:tcPr>
+            <w:tcW w:type="dxa" w:w="1728"/>
+          </w:tcPr>
+          <w:p>
+            <w:r>
+              <w:t>↑</w:t>
+            </w:r>
+          </w:p>
+        </w:tc>
+        <w:tc>
+          <w:tcPr>
+            <w:tcW w:type="dxa" w:w="1728"/>
+          </w:tcPr>
+          <w:p>
+            <w:r>
+              <w:t>↑↑</w:t>
             </w:r>
           </w:p>
         </w:tc>
@@ -19300,47 +17499,515 @@
           </w:tcPr>
           <w:p>
             <w:r>
-              <w:t>**L4**</w:t>
-            </w:r>
-          </w:p>
-        </w:tc>
-        <w:tc>
-          <w:tcPr>
-            <w:tcW w:type="dxa" w:w="1728"/>
-          </w:tcPr>
-          <w:p>
-            <w:r>
-              <w:t>Replanification totale + validation</w:t>
-            </w:r>
-          </w:p>
-        </w:tc>
-        <w:tc>
-          <w:tcPr>
-            <w:tcW w:type="dxa" w:w="1728"/>
-          </w:tcPr>
-          <w:p>
-            <w:r>
-              <w:t>`escalate`, `replan_global`</w:t>
-            </w:r>
-          </w:p>
-        </w:tc>
-        <w:tc>
-          <w:tcPr>
-            <w:tcW w:type="dxa" w:w="1728"/>
-          </w:tcPr>
-          <w:p>
-            <w:r>
-              <w:t>refonte plan, supervisor valide</w:t>
-            </w:r>
-          </w:p>
-        </w:tc>
-        <w:tc>
-          <w:tcPr>
-            <w:tcW w:type="dxa" w:w="1728"/>
-          </w:tcPr>
-          <w:p>
-            <w:r>
-              <w:t>humain (supervisor)</w:t>
+              <w:t>Doctrine **EVENT**</w:t>
+            </w:r>
+          </w:p>
+        </w:tc>
+        <w:tc>
+          <w:tcPr>
+            <w:tcW w:type="dxa" w:w="1728"/>
+          </w:tcPr>
+          <w:p>
+            <w:r>
+              <w:t>↓↓</w:t>
+            </w:r>
+          </w:p>
+        </w:tc>
+        <w:tc>
+          <w:tcPr>
+            <w:tcW w:type="dxa" w:w="1728"/>
+          </w:tcPr>
+          <w:p>
+            <w:r>
+              <w:t>↑↑</w:t>
+            </w:r>
+          </w:p>
+        </w:tc>
+        <w:tc>
+          <w:tcPr>
+            <w:tcW w:type="dxa" w:w="1728"/>
+          </w:tcPr>
+          <w:p>
+            <w:r>
+              <w:t>↓</w:t>
+            </w:r>
+          </w:p>
+        </w:tc>
+        <w:tc>
+          <w:tcPr>
+            <w:tcW w:type="dxa" w:w="1728"/>
+          </w:tcPr>
+          <w:p>
+            <w:r>
+              <w:t>↑↑</w:t>
+            </w:r>
+          </w:p>
+        </w:tc>
+      </w:tr>
+      <w:tr>
+        <w:tc>
+          <w:tcPr>
+            <w:tcW w:type="dxa" w:w="1728"/>
+          </w:tcPr>
+          <w:p>
+            <w:r>
+              <w:t>`freeze_window_days` ↑</w:t>
+            </w:r>
+          </w:p>
+        </w:tc>
+        <w:tc>
+          <w:tcPr>
+            <w:tcW w:type="dxa" w:w="1728"/>
+          </w:tcPr>
+          <w:p>
+            <w:r>
+              <w:t>↑</w:t>
+            </w:r>
+          </w:p>
+        </w:tc>
+        <w:tc>
+          <w:tcPr>
+            <w:tcW w:type="dxa" w:w="1728"/>
+          </w:tcPr>
+          <w:p>
+            <w:r>
+              <w:t>=</w:t>
+            </w:r>
+          </w:p>
+        </w:tc>
+        <w:tc>
+          <w:tcPr>
+            <w:tcW w:type="dxa" w:w="1728"/>
+          </w:tcPr>
+          <w:p>
+            <w:r>
+              <w:t>↓</w:t>
+            </w:r>
+          </w:p>
+        </w:tc>
+        <w:tc>
+          <w:tcPr>
+            <w:tcW w:type="dxa" w:w="1728"/>
+          </w:tcPr>
+          <w:p>
+            <w:r>
+              <w:t>↑↑</w:t>
+            </w:r>
+          </w:p>
+        </w:tc>
+      </w:tr>
+      <w:tr>
+        <w:tc>
+          <w:tcPr>
+            <w:tcW w:type="dxa" w:w="1728"/>
+          </w:tcPr>
+          <w:p>
+            <w:r>
+              <w:t>`horizon_forecast_days` ↑</w:t>
+            </w:r>
+          </w:p>
+        </w:tc>
+        <w:tc>
+          <w:tcPr>
+            <w:tcW w:type="dxa" w:w="1728"/>
+          </w:tcPr>
+          <w:p>
+            <w:r>
+              <w:t>↓</w:t>
+            </w:r>
+          </w:p>
+        </w:tc>
+        <w:tc>
+          <w:tcPr>
+            <w:tcW w:type="dxa" w:w="1728"/>
+          </w:tcPr>
+          <w:p>
+            <w:r>
+              <w:t>↑</w:t>
+            </w:r>
+          </w:p>
+        </w:tc>
+        <w:tc>
+          <w:tcPr>
+            <w:tcW w:type="dxa" w:w="1728"/>
+          </w:tcPr>
+          <w:p>
+            <w:r>
+              <w:t>↓</w:t>
+            </w:r>
+          </w:p>
+        </w:tc>
+        <w:tc>
+          <w:tcPr>
+            <w:tcW w:type="dxa" w:w="1728"/>
+          </w:tcPr>
+          <w:p>
+            <w:r>
+              <w:t>=</w:t>
+            </w:r>
+          </w:p>
+        </w:tc>
+      </w:tr>
+      <w:tr>
+        <w:tc>
+          <w:tcPr>
+            <w:tcW w:type="dxa" w:w="1728"/>
+          </w:tcPr>
+          <w:p>
+            <w:r>
+              <w:t>`safety_factor_dbr` ↑</w:t>
+            </w:r>
+          </w:p>
+        </w:tc>
+        <w:tc>
+          <w:tcPr>
+            <w:tcW w:type="dxa" w:w="1728"/>
+          </w:tcPr>
+          <w:p>
+            <w:r>
+              <w:t>↑</w:t>
+            </w:r>
+          </w:p>
+        </w:tc>
+        <w:tc>
+          <w:tcPr>
+            <w:tcW w:type="dxa" w:w="1728"/>
+          </w:tcPr>
+          <w:p>
+            <w:r>
+              <w:t>↓</w:t>
+            </w:r>
+          </w:p>
+        </w:tc>
+        <w:tc>
+          <w:tcPr>
+            <w:tcW w:type="dxa" w:w="1728"/>
+          </w:tcPr>
+          <w:p>
+            <w:r>
+              <w:t>↓</w:t>
+            </w:r>
+          </w:p>
+        </w:tc>
+        <w:tc>
+          <w:tcPr>
+            <w:tcW w:type="dxa" w:w="1728"/>
+          </w:tcPr>
+          <w:p>
+            <w:r>
+              <w:t>↑</w:t>
+            </w:r>
+          </w:p>
+        </w:tc>
+      </w:tr>
+      <w:tr>
+        <w:tc>
+          <w:tcPr>
+            <w:tcW w:type="dxa" w:w="1728"/>
+          </w:tcPr>
+          <w:p>
+            <w:r>
+              <w:t>Seuils Little stricts (0.6/0.75/0.9)</w:t>
+            </w:r>
+          </w:p>
+        </w:tc>
+        <w:tc>
+          <w:tcPr>
+            <w:tcW w:type="dxa" w:w="1728"/>
+          </w:tcPr>
+          <w:p>
+            <w:r>
+              <w:t>↑</w:t>
+            </w:r>
+          </w:p>
+        </w:tc>
+        <w:tc>
+          <w:tcPr>
+            <w:tcW w:type="dxa" w:w="1728"/>
+          </w:tcPr>
+          <w:p>
+            <w:r>
+              <w:t>↓</w:t>
+            </w:r>
+          </w:p>
+        </w:tc>
+        <w:tc>
+          <w:tcPr>
+            <w:tcW w:type="dxa" w:w="1728"/>
+          </w:tcPr>
+          <w:p>
+            <w:r>
+              <w:t>=</w:t>
+            </w:r>
+          </w:p>
+        </w:tc>
+        <w:tc>
+          <w:tcPr>
+            <w:tcW w:type="dxa" w:w="1728"/>
+          </w:tcPr>
+          <w:p>
+            <w:r>
+              <w:t>↑</w:t>
+            </w:r>
+          </w:p>
+        </w:tc>
+      </w:tr>
+      <w:tr>
+        <w:tc>
+          <w:tcPr>
+            <w:tcW w:type="dxa" w:w="1728"/>
+          </w:tcPr>
+          <w:p>
+            <w:r>
+              <w:t>Seuils Little lâches (0.95/0.99/1.20)</w:t>
+            </w:r>
+          </w:p>
+        </w:tc>
+        <w:tc>
+          <w:tcPr>
+            <w:tcW w:type="dxa" w:w="1728"/>
+          </w:tcPr>
+          <w:p>
+            <w:r>
+              <w:t>↓</w:t>
+            </w:r>
+          </w:p>
+        </w:tc>
+        <w:tc>
+          <w:tcPr>
+            <w:tcW w:type="dxa" w:w="1728"/>
+          </w:tcPr>
+          <w:p>
+            <w:r>
+              <w:t>↑</w:t>
+            </w:r>
+          </w:p>
+        </w:tc>
+        <w:tc>
+          <w:tcPr>
+            <w:tcW w:type="dxa" w:w="1728"/>
+          </w:tcPr>
+          <w:p>
+            <w:r>
+              <w:t>↓</w:t>
+            </w:r>
+          </w:p>
+        </w:tc>
+        <w:tc>
+          <w:tcPr>
+            <w:tcW w:type="dxa" w:w="1728"/>
+          </w:tcPr>
+          <w:p>
+            <w:r>
+              <w:t>↓</w:t>
+            </w:r>
+          </w:p>
+        </w:tc>
+      </w:tr>
+      <w:tr>
+        <w:tc>
+          <w:tcPr>
+            <w:tcW w:type="dxa" w:w="1728"/>
+          </w:tcPr>
+          <w:p>
+            <w:r>
+              <w:t>Tolérance dual permissive</w:t>
+            </w:r>
+          </w:p>
+        </w:tc>
+        <w:tc>
+          <w:tcPr>
+            <w:tcW w:type="dxa" w:w="1728"/>
+          </w:tcPr>
+          <w:p>
+            <w:r>
+              <w:t>↑</w:t>
+            </w:r>
+          </w:p>
+        </w:tc>
+        <w:tc>
+          <w:tcPr>
+            <w:tcW w:type="dxa" w:w="1728"/>
+          </w:tcPr>
+          <w:p>
+            <w:r>
+              <w:t>↑</w:t>
+            </w:r>
+          </w:p>
+        </w:tc>
+        <w:tc>
+          <w:tcPr>
+            <w:tcW w:type="dxa" w:w="1728"/>
+          </w:tcPr>
+          <w:p>
+            <w:r>
+              <w:t>↑</w:t>
+            </w:r>
+          </w:p>
+        </w:tc>
+        <w:tc>
+          <w:tcPr>
+            <w:tcW w:type="dxa" w:w="1728"/>
+          </w:tcPr>
+          <w:p>
+            <w:r>
+              <w:t>↑↑</w:t>
+            </w:r>
+          </w:p>
+        </w:tc>
+      </w:tr>
+      <w:tr>
+        <w:tc>
+          <w:tcPr>
+            <w:tcW w:type="dxa" w:w="1728"/>
+          </w:tcPr>
+          <w:p>
+            <w:r>
+              <w:t>Tolérance dual stricte</w:t>
+            </w:r>
+          </w:p>
+        </w:tc>
+        <w:tc>
+          <w:tcPr>
+            <w:tcW w:type="dxa" w:w="1728"/>
+          </w:tcPr>
+          <w:p>
+            <w:r>
+              <w:t>↓</w:t>
+            </w:r>
+          </w:p>
+        </w:tc>
+        <w:tc>
+          <w:tcPr>
+            <w:tcW w:type="dxa" w:w="1728"/>
+          </w:tcPr>
+          <w:p>
+            <w:r>
+              <w:t>↓</w:t>
+            </w:r>
+          </w:p>
+        </w:tc>
+        <w:tc>
+          <w:tcPr>
+            <w:tcW w:type="dxa" w:w="1728"/>
+          </w:tcPr>
+          <w:p>
+            <w:r>
+              <w:t>↓</w:t>
+            </w:r>
+          </w:p>
+        </w:tc>
+        <w:tc>
+          <w:tcPr>
+            <w:tcW w:type="dxa" w:w="1728"/>
+          </w:tcPr>
+          <w:p>
+            <w:r>
+              <w:t>↓↓</w:t>
+            </w:r>
+          </w:p>
+        </w:tc>
+      </w:tr>
+      <w:tr>
+        <w:tc>
+          <w:tcPr>
+            <w:tcW w:type="dxa" w:w="1728"/>
+          </w:tcPr>
+          <w:p>
+            <w:r>
+              <w:t>`late_threshold_days` ↑</w:t>
+            </w:r>
+          </w:p>
+        </w:tc>
+        <w:tc>
+          <w:tcPr>
+            <w:tcW w:type="dxa" w:w="1728"/>
+          </w:tcPr>
+          <w:p>
+            <w:r>
+              <w:t>=</w:t>
+            </w:r>
+          </w:p>
+        </w:tc>
+        <w:tc>
+          <w:tcPr>
+            <w:tcW w:type="dxa" w:w="1728"/>
+          </w:tcPr>
+          <w:p>
+            <w:r>
+              <w:t>=</w:t>
+            </w:r>
+          </w:p>
+        </w:tc>
+        <w:tc>
+          <w:tcPr>
+            <w:tcW w:type="dxa" w:w="1728"/>
+          </w:tcPr>
+          <w:p>
+            <w:r>
+              <w:t>↑ (mesuré)</w:t>
+            </w:r>
+          </w:p>
+        </w:tc>
+        <w:tc>
+          <w:tcPr>
+            <w:tcW w:type="dxa" w:w="1728"/>
+          </w:tcPr>
+          <w:p>
+            <w:r>
+              <w:t>=</w:t>
+            </w:r>
+          </w:p>
+        </w:tc>
+      </w:tr>
+      <w:tr>
+        <w:tc>
+          <w:tcPr>
+            <w:tcW w:type="dxa" w:w="1728"/>
+          </w:tcPr>
+          <w:p>
+            <w:r>
+              <w:t>Multiplicateur coût scrap ↑</w:t>
+            </w:r>
+          </w:p>
+        </w:tc>
+        <w:tc>
+          <w:tcPr>
+            <w:tcW w:type="dxa" w:w="1728"/>
+          </w:tcPr>
+          <w:p>
+            <w:r>
+              <w:t>↑ (pression qualité)</w:t>
+            </w:r>
+          </w:p>
+        </w:tc>
+        <w:tc>
+          <w:tcPr>
+            <w:tcW w:type="dxa" w:w="1728"/>
+          </w:tcPr>
+          <w:p>
+            <w:r>
+              <w:t>↓↓</w:t>
+            </w:r>
+          </w:p>
+        </w:tc>
+        <w:tc>
+          <w:tcPr>
+            <w:tcW w:type="dxa" w:w="1728"/>
+          </w:tcPr>
+          <w:p>
+            <w:r>
+              <w:t>=</w:t>
+            </w:r>
+          </w:p>
+        </w:tc>
+        <w:tc>
+          <w:tcPr>
+            <w:tcW w:type="dxa" w:w="1728"/>
+          </w:tcPr>
+          <w:p>
+            <w:r>
+              <w:t>=</w:t>
             </w:r>
           </w:p>
         </w:tc>
@@ -19351,7 +18018,7 @@
         <w:pStyle w:val="Heading3"/>
       </w:pPr>
       <w:r>
-        <w:t>§28.3 Modules livrés en V12.3</w:t>
+        <w:t>§30.2 Les 4 arbitrages structurels</w:t>
       </w:r>
     </w:p>
     <w:tbl>
@@ -19375,7 +18042,7 @@
               <w:rPr>
                 <w:b/>
               </w:rPr>
-              <w:t>Module</w:t>
+              <w:t>Arbitrage</w:t>
             </w:r>
           </w:p>
         </w:tc>
@@ -19388,7 +18055,7 @@
               <w:rPr>
                 <w:b/>
               </w:rPr>
-              <w:t>Rôle</w:t>
+              <w:t>Tension</w:t>
             </w:r>
           </w:p>
         </w:tc>
@@ -19401,7 +18068,7 @@
               <w:rPr>
                 <w:b/>
               </w:rPr>
-              <w:t>Statut</w:t>
+              <w:t>Levier principal</w:t>
             </w:r>
           </w:p>
         </w:tc>
@@ -19413,27 +18080,27 @@
           </w:tcPr>
           <w:p>
             <w:r>
-              <w:t>`cybernetic/delta_engine/autonomy_levels.py`</w:t>
-            </w:r>
-          </w:p>
-        </w:tc>
-        <w:tc>
-          <w:tcPr>
-            <w:tcW w:type="dxa" w:w="2880"/>
-          </w:tcPr>
-          <w:p>
-            <w:r>
-              <w:t>Enum L1-L4 + mapping V3 → V12.3</w:t>
-            </w:r>
-          </w:p>
-        </w:tc>
-        <w:tc>
-          <w:tcPr>
-            <w:tcW w:type="dxa" w:w="2880"/>
-          </w:tcPr>
-          <w:p>
-            <w:r>
-              <w:t>✅</w:t>
+              <w:t>**Q ↔ C**</w:t>
+            </w:r>
+          </w:p>
+        </w:tc>
+        <w:tc>
+          <w:tcPr>
+            <w:tcW w:type="dxa" w:w="2880"/>
+          </w:tcPr>
+          <w:p>
+            <w:r>
+              <w:t>smoothing étalé réduit coût mais perd quantité</w:t>
+            </w:r>
+          </w:p>
+        </w:tc>
+        <w:tc>
+          <w:tcPr>
+            <w:tcW w:type="dxa" w:w="2880"/>
+          </w:tcPr>
+          <w:p>
+            <w:r>
+              <w:t>doctrine + horizon_forecast</w:t>
             </w:r>
           </w:p>
         </w:tc>
@@ -19445,27 +18112,27 @@
           </w:tcPr>
           <w:p>
             <w:r>
-              <w:t>`cybernetic/delta_engine/dispatcher.py`</w:t>
-            </w:r>
-          </w:p>
-        </w:tc>
-        <w:tc>
-          <w:tcPr>
-            <w:tcW w:type="dxa" w:w="2880"/>
-          </w:tcPr>
-          <w:p>
-            <w:r>
-              <w:t>Route décisions selon niveau</w:t>
-            </w:r>
-          </w:p>
-        </w:tc>
-        <w:tc>
-          <w:tcPr>
-            <w:tcW w:type="dxa" w:w="2880"/>
-          </w:tcPr>
-          <w:p>
-            <w:r>
-              <w:t>✅</w:t>
+              <w:t>**C ↔ D**</w:t>
+            </w:r>
+          </w:p>
+        </w:tc>
+        <w:tc>
+          <w:tcPr>
+            <w:tcW w:type="dxa" w:w="2880"/>
+          </w:tcPr>
+          <w:p>
+            <w:r>
+              <w:t>tampon DBR coûte capacité mais sécurise livraison</w:t>
+            </w:r>
+          </w:p>
+        </w:tc>
+        <w:tc>
+          <w:tcPr>
+            <w:tcW w:type="dxa" w:w="2880"/>
+          </w:tcPr>
+          <w:p>
+            <w:r>
+              <w:t>safety_factor_dbr + freeze</w:t>
             </w:r>
           </w:p>
         </w:tc>
@@ -19477,27 +18144,27 @@
           </w:tcPr>
           <w:p>
             <w:r>
-              <w:t>`cybernetic/delta_engine/approval_queue.py`</w:t>
-            </w:r>
-          </w:p>
-        </w:tc>
-        <w:tc>
-          <w:tcPr>
-            <w:tcW w:type="dxa" w:w="2880"/>
-          </w:tcPr>
-          <w:p>
-            <w:r>
-              <w:t>Queue persistée + CRUD</w:t>
-            </w:r>
-          </w:p>
-        </w:tc>
-        <w:tc>
-          <w:tcPr>
-            <w:tcW w:type="dxa" w:w="2880"/>
-          </w:tcPr>
-          <w:p>
-            <w:r>
-              <w:t>✅</w:t>
+              <w:t>**Q ↔ D**</w:t>
+            </w:r>
+          </w:p>
+        </w:tc>
+        <w:tc>
+          <w:tcPr>
+            <w:tcW w:type="dxa" w:w="2880"/>
+          </w:tcPr>
+          <w:p>
+            <w:r>
+              <w:t>lancement immédiat ↔ smoothing étalé</w:t>
+            </w:r>
+          </w:p>
+        </w:tc>
+        <w:tc>
+          <w:tcPr>
+            <w:tcW w:type="dxa" w:w="2880"/>
+          </w:tcPr>
+          <w:p>
+            <w:r>
+              <w:t>doctrine + horizon</w:t>
             </w:r>
           </w:p>
         </w:tc>
@@ -19509,91 +18176,27 @@
           </w:tcPr>
           <w:p>
             <w:r>
-              <w:t>Table SQL `approval_queue`</w:t>
-            </w:r>
-          </w:p>
-        </w:tc>
-        <w:tc>
-          <w:tcPr>
-            <w:tcW w:type="dxa" w:w="2880"/>
-          </w:tcPr>
-          <w:p>
-            <w:r>
-              <w:t>Persistance + audit</w:t>
-            </w:r>
-          </w:p>
-        </w:tc>
-        <w:tc>
-          <w:tcPr>
-            <w:tcW w:type="dxa" w:w="2880"/>
-          </w:tcPr>
-          <w:p>
-            <w:r>
-              <w:t>✅</w:t>
-            </w:r>
-          </w:p>
-        </w:tc>
-      </w:tr>
-      <w:tr>
-        <w:tc>
-          <w:tcPr>
-            <w:tcW w:type="dxa" w:w="2880"/>
-          </w:tcPr>
-          <w:p>
-            <w:r>
-              <w:t>CLI `approval-list/approve/reject`</w:t>
-            </w:r>
-          </w:p>
-        </w:tc>
-        <w:tc>
-          <w:tcPr>
-            <w:tcW w:type="dxa" w:w="2880"/>
-          </w:tcPr>
-          <w:p>
-            <w:r>
-              <w:t>Workflow opérateur</w:t>
-            </w:r>
-          </w:p>
-        </w:tc>
-        <w:tc>
-          <w:tcPr>
-            <w:tcW w:type="dxa" w:w="2880"/>
-          </w:tcPr>
-          <w:p>
-            <w:r>
-              <w:t>✅</w:t>
-            </w:r>
-          </w:p>
-        </w:tc>
-      </w:tr>
-      <w:tr>
-        <w:tc>
-          <w:tcPr>
-            <w:tcW w:type="dxa" w:w="2880"/>
-          </w:tcPr>
-          <w:p>
-            <w:r>
-              <w:t>21 tests unitaires + 3 acceptance E2E</w:t>
-            </w:r>
-          </w:p>
-        </w:tc>
-        <w:tc>
-          <w:tcPr>
-            <w:tcW w:type="dxa" w:w="2880"/>
-          </w:tcPr>
-          <w:p>
-            <w:r>
-              <w:t>Couverture</w:t>
-            </w:r>
-          </w:p>
-        </w:tc>
-        <w:tc>
-          <w:tcPr>
-            <w:tcW w:type="dxa" w:w="2880"/>
-          </w:tcPr>
-          <w:p>
-            <w:r>
-              <w:t>✅</w:t>
+              <w:t>**D ↔ S**</w:t>
+            </w:r>
+          </w:p>
+        </w:tc>
+        <w:tc>
+          <w:tcPr>
+            <w:tcW w:type="dxa" w:w="2880"/>
+          </w:tcPr>
+          <w:p>
+            <w:r>
+              <w:t>freeze court = réactif mais nerveux</w:t>
+            </w:r>
+          </w:p>
+        </w:tc>
+        <w:tc>
+          <w:tcPr>
+            <w:tcW w:type="dxa" w:w="2880"/>
+          </w:tcPr>
+          <w:p>
+            <w:r>
+              <w:t>freeze_window + tolerance_dual</w:t>
             </w:r>
           </w:p>
         </w:tc>
@@ -19604,17 +18207,2096 @@
         <w:pStyle w:val="Heading3"/>
       </w:pPr>
       <w:r>
-        <w:t>§28.4 Modèle de validation simulée</w:t>
-      </w:r>
-    </w:p>
-    <w:p>
-      <w:r>
-        <w:t>Pour les études comparatives intégrant la couche V12.3, la validation</w:t>
-      </w:r>
-    </w:p>
-    <w:p>
-      <w:r>
-        <w:t>humaine est simulée avec un lag gaussien :</w:t>
+        <w:t>§30.3 Cinq stratégies-types par profil de priorité</w:t>
+      </w:r>
+    </w:p>
+    <w:tbl>
+      <w:tblPr>
+        <w:tblStyle w:val="LightGrid-Accent1"/>
+        <w:tblW w:type="auto" w:w="0"/>
+        <w:tblLook w:firstColumn="1" w:firstRow="1" w:lastColumn="0" w:lastRow="0" w:noHBand="0" w:noVBand="1" w:val="04A0"/>
+      </w:tblPr>
+      <w:tblGrid>
+        <w:gridCol w:w="1234"/>
+        <w:gridCol w:w="1234"/>
+        <w:gridCol w:w="1234"/>
+        <w:gridCol w:w="1234"/>
+        <w:gridCol w:w="1234"/>
+        <w:gridCol w:w="1234"/>
+        <w:gridCol w:w="1234"/>
+      </w:tblGrid>
+      <w:tr>
+        <w:tc>
+          <w:tcPr>
+            <w:tcW w:type="dxa" w:w="1234"/>
+          </w:tcPr>
+          <w:p>
+            <w:r>
+              <w:rPr>
+                <w:b/>
+              </w:rPr>
+              <w:t>Profil</w:t>
+            </w:r>
+          </w:p>
+        </w:tc>
+        <w:tc>
+          <w:tcPr>
+            <w:tcW w:type="dxa" w:w="1234"/>
+          </w:tcPr>
+          <w:p>
+            <w:r>
+              <w:rPr>
+                <w:b/>
+              </w:rPr>
+              <w:t>Doctrine</w:t>
+            </w:r>
+          </w:p>
+        </w:tc>
+        <w:tc>
+          <w:tcPr>
+            <w:tcW w:type="dxa" w:w="1234"/>
+          </w:tcPr>
+          <w:p>
+            <w:r>
+              <w:rPr>
+                <w:b/>
+              </w:rPr>
+              <w:t>freeze</w:t>
+            </w:r>
+          </w:p>
+        </w:tc>
+        <w:tc>
+          <w:tcPr>
+            <w:tcW w:type="dxa" w:w="1234"/>
+          </w:tcPr>
+          <w:p>
+            <w:r>
+              <w:rPr>
+                <w:b/>
+              </w:rPr>
+              <w:t>DBR safety</w:t>
+            </w:r>
+          </w:p>
+        </w:tc>
+        <w:tc>
+          <w:tcPr>
+            <w:tcW w:type="dxa" w:w="1234"/>
+          </w:tcPr>
+          <w:p>
+            <w:r>
+              <w:rPr>
+                <w:b/>
+              </w:rPr>
+              <w:t>Little</w:t>
+            </w:r>
+          </w:p>
+        </w:tc>
+        <w:tc>
+          <w:tcPr>
+            <w:tcW w:type="dxa" w:w="1234"/>
+          </w:tcPr>
+          <w:p>
+            <w:r>
+              <w:rPr>
+                <w:b/>
+              </w:rPr>
+              <w:t>Tolérance</w:t>
+            </w:r>
+          </w:p>
+        </w:tc>
+        <w:tc>
+          <w:tcPr>
+            <w:tcW w:type="dxa" w:w="1234"/>
+          </w:tcPr>
+          <w:p>
+            <w:r>
+              <w:rPr>
+                <w:b/>
+              </w:rPr>
+              <w:t>Cible attendue</w:t>
+            </w:r>
+          </w:p>
+        </w:tc>
+      </w:tr>
+      <w:tr>
+        <w:tc>
+          <w:tcPr>
+            <w:tcW w:type="dxa" w:w="1234"/>
+          </w:tcPr>
+          <w:p>
+            <w:r>
+              <w:t>**Q-first** (aéro, médical)</w:t>
+            </w:r>
+          </w:p>
+        </w:tc>
+        <w:tc>
+          <w:tcPr>
+            <w:tcW w:type="dxa" w:w="1234"/>
+          </w:tcPr>
+          <w:p>
+            <w:r>
+              <w:t>OF+EVENT</w:t>
+            </w:r>
+          </w:p>
+        </w:tc>
+        <w:tc>
+          <w:tcPr>
+            <w:tcW w:type="dxa" w:w="1234"/>
+          </w:tcPr>
+          <w:p>
+            <w:r>
+              <w:t>long 7 j</w:t>
+            </w:r>
+          </w:p>
+        </w:tc>
+        <w:tc>
+          <w:tcPr>
+            <w:tcW w:type="dxa" w:w="1234"/>
+          </w:tcPr>
+          <w:p>
+            <w:r>
+              <w:t>élevé 0.25</w:t>
+            </w:r>
+          </w:p>
+        </w:tc>
+        <w:tc>
+          <w:tcPr>
+            <w:tcW w:type="dxa" w:w="1234"/>
+          </w:tcPr>
+          <w:p>
+            <w:r>
+              <w:t>strict (0.6/0.75/0.9)</w:t>
+            </w:r>
+          </w:p>
+        </w:tc>
+        <w:tc>
+          <w:tcPr>
+            <w:tcW w:type="dxa" w:w="1234"/>
+          </w:tcPr>
+          <w:p>
+            <w:r>
+              <w:t>permissive</w:t>
+            </w:r>
+          </w:p>
+        </w:tc>
+        <w:tc>
+          <w:tcPr>
+            <w:tcW w:type="dxa" w:w="1234"/>
+          </w:tcPr>
+          <w:p>
+            <w:r>
+              <w:t>Q ≥ 95 %, D 100 %, S ÷4, C −5 à −10 %</w:t>
+            </w:r>
+          </w:p>
+        </w:tc>
+      </w:tr>
+      <w:tr>
+        <w:tc>
+          <w:tcPr>
+            <w:tcW w:type="dxa" w:w="1234"/>
+          </w:tcPr>
+          <w:p>
+            <w:r>
+              <w:t>**C-first** (commodity, gros volumes)</w:t>
+            </w:r>
+          </w:p>
+        </w:tc>
+        <w:tc>
+          <w:tcPr>
+            <w:tcW w:type="dxa" w:w="1234"/>
+          </w:tcPr>
+          <w:p>
+            <w:r>
+              <w:t>EVENT</w:t>
+            </w:r>
+          </w:p>
+        </w:tc>
+        <w:tc>
+          <w:tcPr>
+            <w:tcW w:type="dxa" w:w="1234"/>
+          </w:tcPr>
+          <w:p>
+            <w:r>
+              <w:t>court 3 j</w:t>
+            </w:r>
+          </w:p>
+        </w:tc>
+        <w:tc>
+          <w:tcPr>
+            <w:tcW w:type="dxa" w:w="1234"/>
+          </w:tcPr>
+          <w:p>
+            <w:r>
+              <w:t>bas 0.05</w:t>
+            </w:r>
+          </w:p>
+        </w:tc>
+        <w:tc>
+          <w:tcPr>
+            <w:tcW w:type="dxa" w:w="1234"/>
+          </w:tcPr>
+          <w:p>
+            <w:r>
+              <w:t>lâche (0.95/0.99/1.2)</w:t>
+            </w:r>
+          </w:p>
+        </w:tc>
+        <w:tc>
+          <w:tcPr>
+            <w:tcW w:type="dxa" w:w="1234"/>
+          </w:tcPr>
+          <w:p>
+            <w:r>
+              <w:t>stricte</w:t>
+            </w:r>
+          </w:p>
+        </w:tc>
+        <w:tc>
+          <w:tcPr>
+            <w:tcW w:type="dxa" w:w="1234"/>
+          </w:tcPr>
+          <w:p>
+            <w:r>
+              <w:t>C −25 à −30 %, Q ≈ 80 %, S ÷4</w:t>
+            </w:r>
+          </w:p>
+        </w:tc>
+      </w:tr>
+      <w:tr>
+        <w:tc>
+          <w:tcPr>
+            <w:tcW w:type="dxa" w:w="1234"/>
+          </w:tcPr>
+          <w:p>
+            <w:r>
+              <w:t>**D-first** (sur-mesure court)</w:t>
+            </w:r>
+          </w:p>
+        </w:tc>
+        <w:tc>
+          <w:tcPr>
+            <w:tcW w:type="dxa" w:w="1234"/>
+          </w:tcPr>
+          <w:p>
+            <w:r>
+              <w:t>OF+EVENT</w:t>
+            </w:r>
+          </w:p>
+        </w:tc>
+        <w:tc>
+          <w:tcPr>
+            <w:tcW w:type="dxa" w:w="1234"/>
+          </w:tcPr>
+          <w:p>
+            <w:r>
+              <w:t>court 3 j</w:t>
+            </w:r>
+          </w:p>
+        </w:tc>
+        <w:tc>
+          <w:tcPr>
+            <w:tcW w:type="dxa" w:w="1234"/>
+          </w:tcPr>
+          <w:p>
+            <w:r>
+              <w:t>moyen 0.15</w:t>
+            </w:r>
+          </w:p>
+        </w:tc>
+        <w:tc>
+          <w:tcPr>
+            <w:tcW w:type="dxa" w:w="1234"/>
+          </w:tcPr>
+          <w:p>
+            <w:r>
+              <w:t>défaut</w:t>
+            </w:r>
+          </w:p>
+        </w:tc>
+        <w:tc>
+          <w:tcPr>
+            <w:tcW w:type="dxa" w:w="1234"/>
+          </w:tcPr>
+          <w:p>
+            <w:r>
+              <w:t>permissive</w:t>
+            </w:r>
+          </w:p>
+        </w:tc>
+        <w:tc>
+          <w:tcPr>
+            <w:tcW w:type="dxa" w:w="1234"/>
+          </w:tcPr>
+          <w:p>
+            <w:r>
+              <w:t>D 100 % strict, S ÷4, Q ≥ 92 %, C −5 %</w:t>
+            </w:r>
+          </w:p>
+        </w:tc>
+      </w:tr>
+      <w:tr>
+        <w:tc>
+          <w:tcPr>
+            <w:tcW w:type="dxa" w:w="1234"/>
+          </w:tcPr>
+          <w:p>
+            <w:r>
+              <w:t>**S-first** (régulé, traçabilité)</w:t>
+            </w:r>
+          </w:p>
+        </w:tc>
+        <w:tc>
+          <w:tcPr>
+            <w:tcW w:type="dxa" w:w="1234"/>
+          </w:tcPr>
+          <w:p>
+            <w:r>
+              <w:t>EVENT</w:t>
+            </w:r>
+          </w:p>
+        </w:tc>
+        <w:tc>
+          <w:tcPr>
+            <w:tcW w:type="dxa" w:w="1234"/>
+          </w:tcPr>
+          <w:p>
+            <w:r>
+              <w:t>long 7 j</w:t>
+            </w:r>
+          </w:p>
+        </w:tc>
+        <w:tc>
+          <w:tcPr>
+            <w:tcW w:type="dxa" w:w="1234"/>
+          </w:tcPr>
+          <w:p>
+            <w:r>
+              <w:t>moyen</w:t>
+            </w:r>
+          </w:p>
+        </w:tc>
+        <w:tc>
+          <w:tcPr>
+            <w:tcW w:type="dxa" w:w="1234"/>
+          </w:tcPr>
+          <w:p>
+            <w:r>
+              <w:t>défaut</w:t>
+            </w:r>
+          </w:p>
+        </w:tc>
+        <w:tc>
+          <w:tcPr>
+            <w:tcW w:type="dxa" w:w="1234"/>
+          </w:tcPr>
+          <w:p>
+            <w:r>
+              <w:t>stricte</w:t>
+            </w:r>
+          </w:p>
+        </w:tc>
+        <w:tc>
+          <w:tcPr>
+            <w:tcW w:type="dxa" w:w="1234"/>
+          </w:tcPr>
+          <w:p>
+            <w:r>
+              <w:t>S ÷5, audit complet, Q+D acceptables, C −15 à −25 %</w:t>
+            </w:r>
+          </w:p>
+        </w:tc>
+      </w:tr>
+      <w:tr>
+        <w:tc>
+          <w:tcPr>
+            <w:tcW w:type="dxa" w:w="1234"/>
+          </w:tcPr>
+          <w:p>
+            <w:r>
+              <w:t>**Équilibre QCDS**</w:t>
+            </w:r>
+          </w:p>
+        </w:tc>
+        <w:tc>
+          <w:tcPr>
+            <w:tcW w:type="dxa" w:w="1234"/>
+          </w:tcPr>
+          <w:p>
+            <w:r>
+              <w:t>OF+EVENT</w:t>
+            </w:r>
+          </w:p>
+        </w:tc>
+        <w:tc>
+          <w:tcPr>
+            <w:tcW w:type="dxa" w:w="1234"/>
+          </w:tcPr>
+          <w:p>
+            <w:r>
+              <w:t>défaut 5 j</w:t>
+            </w:r>
+          </w:p>
+        </w:tc>
+        <w:tc>
+          <w:tcPr>
+            <w:tcW w:type="dxa" w:w="1234"/>
+          </w:tcPr>
+          <w:p>
+            <w:r>
+              <w:t>défaut 0.15</w:t>
+            </w:r>
+          </w:p>
+        </w:tc>
+        <w:tc>
+          <w:tcPr>
+            <w:tcW w:type="dxa" w:w="1234"/>
+          </w:tcPr>
+          <w:p>
+            <w:r>
+              <w:t>défaut</w:t>
+            </w:r>
+          </w:p>
+        </w:tc>
+        <w:tc>
+          <w:tcPr>
+            <w:tcW w:type="dxa" w:w="1234"/>
+          </w:tcPr>
+          <w:p>
+            <w:r>
+              <w:t>défaut</w:t>
+            </w:r>
+          </w:p>
+        </w:tc>
+        <w:tc>
+          <w:tcPr>
+            <w:tcW w:type="dxa" w:w="1234"/>
+          </w:tcPr>
+          <w:p>
+            <w:r>
+              <w:t>3/4 dimensions excellentes</w:t>
+            </w:r>
+          </w:p>
+        </w:tc>
+      </w:tr>
+    </w:tbl>
+    <w:p>
+      <w:pPr>
+        <w:pStyle w:val="Heading3"/>
+      </w:pPr>
+      <w:r>
+        <w:t>§30.4 Algorithme OTIF-first → Coût-second</w:t>
+      </w:r>
+    </w:p>
+    <w:p>
+      <w:r>
+        <w:t>OTIF (On-Time-In-Full) = livraison ontime ET en pleine quantité</w:t>
+      </w:r>
+    </w:p>
+    <w:p>
+      <w:r>
+        <w:t xml:space="preserve">                          = Q × D</w:t>
+      </w:r>
+    </w:p>
+    <w:p>
+      <w:r>
+        <w:t>Pour les ateliers à priorité absolue OTIF (industries strictes,</w:t>
+      </w:r>
+    </w:p>
+    <w:p>
+      <w:r>
+        <w:t>contrats SLA serrés), le planificateur applique un ranking</w:t>
+      </w:r>
+    </w:p>
+    <w:p>
+      <w:r>
+        <w:t>lexicographique :</w:t>
+      </w:r>
+    </w:p>
+    <w:p>
+      <w:pPr/>
+      <w:r>
+        <w:rPr>
+          <w:rFonts w:ascii="Consolas" w:hAnsi="Consolas"/>
+          <w:sz w:val="20"/>
+        </w:rPr>
+        <w:t>def choose_doctrine(scenarios, doctrines, otif_threshold=0.95):</w:t>
+      </w:r>
+    </w:p>
+    <w:p>
+      <w:pPr/>
+      <w:r>
+        <w:rPr>
+          <w:rFonts w:ascii="Consolas" w:hAnsi="Consolas"/>
+          <w:sz w:val="20"/>
+        </w:rPr>
+        <w:t xml:space="preserve">    for scenario in scenarios:</w:t>
+      </w:r>
+    </w:p>
+    <w:p>
+      <w:pPr/>
+      <w:r>
+        <w:rPr>
+          <w:rFonts w:ascii="Consolas" w:hAnsi="Consolas"/>
+          <w:sz w:val="20"/>
+        </w:rPr>
+        <w:t xml:space="preserve">        candidates = [</w:t>
+      </w:r>
+    </w:p>
+    <w:p>
+      <w:pPr/>
+      <w:r>
+        <w:rPr>
+          <w:rFonts w:ascii="Consolas" w:hAnsi="Consolas"/>
+          <w:sz w:val="20"/>
+        </w:rPr>
+        <w:t xml:space="preserve">            (d, OTIF[scenario][d], cost[scenario][d])</w:t>
+      </w:r>
+    </w:p>
+    <w:p>
+      <w:pPr/>
+      <w:r>
+        <w:rPr>
+          <w:rFonts w:ascii="Consolas" w:hAnsi="Consolas"/>
+          <w:sz w:val="20"/>
+        </w:rPr>
+        <w:t xml:space="preserve">            for d in doctrines</w:t>
+      </w:r>
+    </w:p>
+    <w:p>
+      <w:pPr/>
+      <w:r>
+        <w:rPr>
+          <w:rFonts w:ascii="Consolas" w:hAnsi="Consolas"/>
+          <w:sz w:val="20"/>
+        </w:rPr>
+        <w:t xml:space="preserve">        ]</w:t>
+      </w:r>
+    </w:p>
+    <w:p>
+      <w:pPr/>
+      <w:r>
+        <w:rPr>
+          <w:rFonts w:ascii="Consolas" w:hAnsi="Consolas"/>
+          <w:sz w:val="20"/>
+        </w:rPr>
+        <w:t xml:space="preserve">        passing = [c for c in candidates if c[1] &gt;= otif_threshold]</w:t>
+      </w:r>
+    </w:p>
+    <w:p>
+      <w:pPr/>
+      <w:r>
+        <w:rPr>
+          <w:rFonts w:ascii="Consolas" w:hAnsi="Consolas"/>
+          <w:sz w:val="20"/>
+        </w:rPr>
+        <w:t xml:space="preserve">        if passing:</w:t>
+      </w:r>
+    </w:p>
+    <w:p>
+      <w:pPr/>
+      <w:r>
+        <w:rPr>
+          <w:rFonts w:ascii="Consolas" w:hAnsi="Consolas"/>
+          <w:sz w:val="20"/>
+        </w:rPr>
+        <w:t xml:space="preserve">            # Filtre OTIF ≥ seuil, puis trie par coût croissant</w:t>
+      </w:r>
+    </w:p>
+    <w:p>
+      <w:pPr/>
+      <w:r>
+        <w:rPr>
+          <w:rFonts w:ascii="Consolas" w:hAnsi="Consolas"/>
+          <w:sz w:val="20"/>
+        </w:rPr>
+        <w:t xml:space="preserve">            return min(passing, key=lambda c: c[2])</w:t>
+      </w:r>
+    </w:p>
+    <w:p>
+      <w:pPr/>
+      <w:r>
+        <w:rPr>
+          <w:rFonts w:ascii="Consolas" w:hAnsi="Consolas"/>
+          <w:sz w:val="20"/>
+        </w:rPr>
+        <w:t xml:space="preserve">        else:</w:t>
+      </w:r>
+    </w:p>
+    <w:p>
+      <w:pPr/>
+      <w:r>
+        <w:rPr>
+          <w:rFonts w:ascii="Consolas" w:hAnsi="Consolas"/>
+          <w:sz w:val="20"/>
+        </w:rPr>
+        <w:t xml:space="preserve">            # Aucune doctrine ne passe → meilleure OTIF disponible</w:t>
+      </w:r>
+    </w:p>
+    <w:p>
+      <w:pPr/>
+      <w:r>
+        <w:rPr>
+          <w:rFonts w:ascii="Consolas" w:hAnsi="Consolas"/>
+          <w:sz w:val="20"/>
+        </w:rPr>
+        <w:t xml:space="preserve">            return max(candidates, key=lambda c: c[1])</w:t>
+      </w:r>
+    </w:p>
+    <w:p>
+      <w:pPr>
+        <w:pStyle w:val="Heading3"/>
+      </w:pPr>
+      <w:r>
+        <w:t>§30.5 Simulation OTIF-first sur 4 scénarios stress (160 runs)</w:t>
+      </w:r>
+    </w:p>
+    <w:p>
+      <w:r>
+        <w:t>Protocole : 4 scénarios stress XL × 4 doctrines × 10 seeds.</w:t>
+      </w:r>
+    </w:p>
+    <w:p>
+      <w:r>
+        <w:t>Tolérance ontime modérée (late_threshold_days = 3).</w:t>
+      </w:r>
+    </w:p>
+    <w:p>
+      <w:r>
+        <w:t>Données brutes :</w:t>
+      </w:r>
+    </w:p>
+    <w:tbl>
+      <w:tblPr>
+        <w:tblStyle w:val="LightGrid-Accent1"/>
+        <w:tblW w:type="auto" w:w="0"/>
+        <w:tblLook w:firstColumn="1" w:firstRow="1" w:lastColumn="0" w:lastRow="0" w:noHBand="0" w:noVBand="1" w:val="04A0"/>
+      </w:tblPr>
+      <w:tblGrid>
+        <w:gridCol w:w="1440"/>
+        <w:gridCol w:w="1440"/>
+        <w:gridCol w:w="1440"/>
+        <w:gridCol w:w="1440"/>
+        <w:gridCol w:w="1440"/>
+        <w:gridCol w:w="1440"/>
+      </w:tblGrid>
+      <w:tr>
+        <w:tc>
+          <w:tcPr>
+            <w:tcW w:type="dxa" w:w="1440"/>
+          </w:tcPr>
+          <w:p>
+            <w:r>
+              <w:rPr>
+                <w:b/>
+              </w:rPr>
+              <w:t>Scénario</w:t>
+            </w:r>
+          </w:p>
+        </w:tc>
+        <w:tc>
+          <w:tcPr>
+            <w:tcW w:type="dxa" w:w="1440"/>
+          </w:tcPr>
+          <w:p>
+            <w:r>
+              <w:rPr>
+                <w:b/>
+              </w:rPr>
+              <w:t>Doctrine</w:t>
+            </w:r>
+          </w:p>
+        </w:tc>
+        <w:tc>
+          <w:tcPr>
+            <w:tcW w:type="dxa" w:w="1440"/>
+          </w:tcPr>
+          <w:p>
+            <w:r>
+              <w:rPr>
+                <w:b/>
+              </w:rPr>
+              <w:t>Q</w:t>
+            </w:r>
+          </w:p>
+        </w:tc>
+        <w:tc>
+          <w:tcPr>
+            <w:tcW w:type="dxa" w:w="1440"/>
+          </w:tcPr>
+          <w:p>
+            <w:r>
+              <w:rPr>
+                <w:b/>
+              </w:rPr>
+              <w:t>D</w:t>
+            </w:r>
+          </w:p>
+        </w:tc>
+        <w:tc>
+          <w:tcPr>
+            <w:tcW w:type="dxa" w:w="1440"/>
+          </w:tcPr>
+          <w:p>
+            <w:r>
+              <w:rPr>
+                <w:b/>
+              </w:rPr>
+              <w:t>**OTIF**</w:t>
+            </w:r>
+          </w:p>
+        </w:tc>
+        <w:tc>
+          <w:tcPr>
+            <w:tcW w:type="dxa" w:w="1440"/>
+          </w:tcPr>
+          <w:p>
+            <w:r>
+              <w:rPr>
+                <w:b/>
+              </w:rPr>
+              <w:t>C (€)</w:t>
+            </w:r>
+          </w:p>
+        </w:tc>
+      </w:tr>
+      <w:tr>
+        <w:tc>
+          <w:tcPr>
+            <w:tcW w:type="dxa" w:w="1440"/>
+          </w:tcPr>
+          <w:p>
+            <w:r>
+              <w:t>baseline_xl</w:t>
+            </w:r>
+          </w:p>
+        </w:tc>
+        <w:tc>
+          <w:tcPr>
+            <w:tcW w:type="dxa" w:w="1440"/>
+          </w:tcPr>
+          <w:p>
+            <w:r>
+              <w:t>OF</w:t>
+            </w:r>
+          </w:p>
+        </w:tc>
+        <w:tc>
+          <w:tcPr>
+            <w:tcW w:type="dxa" w:w="1440"/>
+          </w:tcPr>
+          <w:p>
+            <w:r>
+              <w:t>0.950</w:t>
+            </w:r>
+          </w:p>
+        </w:tc>
+        <w:tc>
+          <w:tcPr>
+            <w:tcW w:type="dxa" w:w="1440"/>
+          </w:tcPr>
+          <w:p>
+            <w:r>
+              <w:t>1.000</w:t>
+            </w:r>
+          </w:p>
+        </w:tc>
+        <w:tc>
+          <w:tcPr>
+            <w:tcW w:type="dxa" w:w="1440"/>
+          </w:tcPr>
+          <w:p>
+            <w:r>
+              <w:t>**0.950**</w:t>
+            </w:r>
+          </w:p>
+        </w:tc>
+        <w:tc>
+          <w:tcPr>
+            <w:tcW w:type="dxa" w:w="1440"/>
+          </w:tcPr>
+          <w:p>
+            <w:r>
+              <w:t>41 283</w:t>
+            </w:r>
+          </w:p>
+        </w:tc>
+      </w:tr>
+      <w:tr>
+        <w:tc>
+          <w:tcPr>
+            <w:tcW w:type="dxa" w:w="1440"/>
+          </w:tcPr>
+          <w:p>
+            <w:r>
+              <w:t>baseline_xl</w:t>
+            </w:r>
+          </w:p>
+        </w:tc>
+        <w:tc>
+          <w:tcPr>
+            <w:tcW w:type="dxa" w:w="1440"/>
+          </w:tcPr>
+          <w:p>
+            <w:r>
+              <w:t>FLUX</w:t>
+            </w:r>
+          </w:p>
+        </w:tc>
+        <w:tc>
+          <w:tcPr>
+            <w:tcW w:type="dxa" w:w="1440"/>
+          </w:tcPr>
+          <w:p>
+            <w:r>
+              <w:t>0.696</w:t>
+            </w:r>
+          </w:p>
+        </w:tc>
+        <w:tc>
+          <w:tcPr>
+            <w:tcW w:type="dxa" w:w="1440"/>
+          </w:tcPr>
+          <w:p>
+            <w:r>
+              <w:t>1.000</w:t>
+            </w:r>
+          </w:p>
+        </w:tc>
+        <w:tc>
+          <w:tcPr>
+            <w:tcW w:type="dxa" w:w="1440"/>
+          </w:tcPr>
+          <w:p>
+            <w:r>
+              <w:t>0.696</w:t>
+            </w:r>
+          </w:p>
+        </w:tc>
+        <w:tc>
+          <w:tcPr>
+            <w:tcW w:type="dxa" w:w="1440"/>
+          </w:tcPr>
+          <w:p>
+            <w:r>
+              <w:t>31 820</w:t>
+            </w:r>
+          </w:p>
+        </w:tc>
+      </w:tr>
+      <w:tr>
+        <w:tc>
+          <w:tcPr>
+            <w:tcW w:type="dxa" w:w="1440"/>
+          </w:tcPr>
+          <w:p>
+            <w:r>
+              <w:t>baseline_xl</w:t>
+            </w:r>
+          </w:p>
+        </w:tc>
+        <w:tc>
+          <w:tcPr>
+            <w:tcW w:type="dxa" w:w="1440"/>
+          </w:tcPr>
+          <w:p>
+            <w:r>
+              <w:t>**OF+EVENT**</w:t>
+            </w:r>
+          </w:p>
+        </w:tc>
+        <w:tc>
+          <w:tcPr>
+            <w:tcW w:type="dxa" w:w="1440"/>
+          </w:tcPr>
+          <w:p>
+            <w:r>
+              <w:t>0.950</w:t>
+            </w:r>
+          </w:p>
+        </w:tc>
+        <w:tc>
+          <w:tcPr>
+            <w:tcW w:type="dxa" w:w="1440"/>
+          </w:tcPr>
+          <w:p>
+            <w:r>
+              <w:t>1.000</w:t>
+            </w:r>
+          </w:p>
+        </w:tc>
+        <w:tc>
+          <w:tcPr>
+            <w:tcW w:type="dxa" w:w="1440"/>
+          </w:tcPr>
+          <w:p>
+            <w:r>
+              <w:t>**0.950**</w:t>
+            </w:r>
+          </w:p>
+        </w:tc>
+        <w:tc>
+          <w:tcPr>
+            <w:tcW w:type="dxa" w:w="1440"/>
+          </w:tcPr>
+          <w:p>
+            <w:r>
+              <w:t>**37 851**</w:t>
+            </w:r>
+          </w:p>
+        </w:tc>
+      </w:tr>
+      <w:tr>
+        <w:tc>
+          <w:tcPr>
+            <w:tcW w:type="dxa" w:w="1440"/>
+          </w:tcPr>
+          <w:p>
+            <w:r>
+              <w:t>baseline_xl</w:t>
+            </w:r>
+          </w:p>
+        </w:tc>
+        <w:tc>
+          <w:tcPr>
+            <w:tcW w:type="dxa" w:w="1440"/>
+          </w:tcPr>
+          <w:p>
+            <w:r>
+              <w:t>EVENT</w:t>
+            </w:r>
+          </w:p>
+        </w:tc>
+        <w:tc>
+          <w:tcPr>
+            <w:tcW w:type="dxa" w:w="1440"/>
+          </w:tcPr>
+          <w:p>
+            <w:r>
+              <w:t>0.696</w:t>
+            </w:r>
+          </w:p>
+        </w:tc>
+        <w:tc>
+          <w:tcPr>
+            <w:tcW w:type="dxa" w:w="1440"/>
+          </w:tcPr>
+          <w:p>
+            <w:r>
+              <w:t>1.000</w:t>
+            </w:r>
+          </w:p>
+        </w:tc>
+        <w:tc>
+          <w:tcPr>
+            <w:tcW w:type="dxa" w:w="1440"/>
+          </w:tcPr>
+          <w:p>
+            <w:r>
+              <w:t>0.696</w:t>
+            </w:r>
+          </w:p>
+        </w:tc>
+        <w:tc>
+          <w:tcPr>
+            <w:tcW w:type="dxa" w:w="1440"/>
+          </w:tcPr>
+          <w:p>
+            <w:r>
+              <w:t>31 820</w:t>
+            </w:r>
+          </w:p>
+        </w:tc>
+      </w:tr>
+      <w:tr>
+        <w:tc>
+          <w:tcPr>
+            <w:tcW w:type="dxa" w:w="1440"/>
+          </w:tcPr>
+          <w:p>
+            <w:r>
+              <w:t>stress_double_breakdown_xl</w:t>
+            </w:r>
+          </w:p>
+        </w:tc>
+        <w:tc>
+          <w:tcPr>
+            <w:tcW w:type="dxa" w:w="1440"/>
+          </w:tcPr>
+          <w:p>
+            <w:r>
+              <w:t>OF</w:t>
+            </w:r>
+          </w:p>
+        </w:tc>
+        <w:tc>
+          <w:tcPr>
+            <w:tcW w:type="dxa" w:w="1440"/>
+          </w:tcPr>
+          <w:p>
+            <w:r>
+              <w:t>0.950</w:t>
+            </w:r>
+          </w:p>
+        </w:tc>
+        <w:tc>
+          <w:tcPr>
+            <w:tcW w:type="dxa" w:w="1440"/>
+          </w:tcPr>
+          <w:p>
+            <w:r>
+              <w:t>1.000</w:t>
+            </w:r>
+          </w:p>
+        </w:tc>
+        <w:tc>
+          <w:tcPr>
+            <w:tcW w:type="dxa" w:w="1440"/>
+          </w:tcPr>
+          <w:p>
+            <w:r>
+              <w:t>**0.950**</w:t>
+            </w:r>
+          </w:p>
+        </w:tc>
+        <w:tc>
+          <w:tcPr>
+            <w:tcW w:type="dxa" w:w="1440"/>
+          </w:tcPr>
+          <w:p>
+            <w:r>
+              <w:t>47 706</w:t>
+            </w:r>
+          </w:p>
+        </w:tc>
+      </w:tr>
+      <w:tr>
+        <w:tc>
+          <w:tcPr>
+            <w:tcW w:type="dxa" w:w="1440"/>
+          </w:tcPr>
+          <w:p>
+            <w:r>
+              <w:t>stress_double_breakdown_xl</w:t>
+            </w:r>
+          </w:p>
+        </w:tc>
+        <w:tc>
+          <w:tcPr>
+            <w:tcW w:type="dxa" w:w="1440"/>
+          </w:tcPr>
+          <w:p>
+            <w:r>
+              <w:t>FLUX</w:t>
+            </w:r>
+          </w:p>
+        </w:tc>
+        <w:tc>
+          <w:tcPr>
+            <w:tcW w:type="dxa" w:w="1440"/>
+          </w:tcPr>
+          <w:p>
+            <w:r>
+              <w:t>0.675</w:t>
+            </w:r>
+          </w:p>
+        </w:tc>
+        <w:tc>
+          <w:tcPr>
+            <w:tcW w:type="dxa" w:w="1440"/>
+          </w:tcPr>
+          <w:p>
+            <w:r>
+              <w:t>1.000</w:t>
+            </w:r>
+          </w:p>
+        </w:tc>
+        <w:tc>
+          <w:tcPr>
+            <w:tcW w:type="dxa" w:w="1440"/>
+          </w:tcPr>
+          <w:p>
+            <w:r>
+              <w:t>0.675</w:t>
+            </w:r>
+          </w:p>
+        </w:tc>
+        <w:tc>
+          <w:tcPr>
+            <w:tcW w:type="dxa" w:w="1440"/>
+          </w:tcPr>
+          <w:p>
+            <w:r>
+              <w:t>30 203</w:t>
+            </w:r>
+          </w:p>
+        </w:tc>
+      </w:tr>
+      <w:tr>
+        <w:tc>
+          <w:tcPr>
+            <w:tcW w:type="dxa" w:w="1440"/>
+          </w:tcPr>
+          <w:p>
+            <w:r>
+              <w:t>stress_double_breakdown_xl</w:t>
+            </w:r>
+          </w:p>
+        </w:tc>
+        <w:tc>
+          <w:tcPr>
+            <w:tcW w:type="dxa" w:w="1440"/>
+          </w:tcPr>
+          <w:p>
+            <w:r>
+              <w:t>**OF+EVENT**</w:t>
+            </w:r>
+          </w:p>
+        </w:tc>
+        <w:tc>
+          <w:tcPr>
+            <w:tcW w:type="dxa" w:w="1440"/>
+          </w:tcPr>
+          <w:p>
+            <w:r>
+              <w:t>0.950</w:t>
+            </w:r>
+          </w:p>
+        </w:tc>
+        <w:tc>
+          <w:tcPr>
+            <w:tcW w:type="dxa" w:w="1440"/>
+          </w:tcPr>
+          <w:p>
+            <w:r>
+              <w:t>1.000</w:t>
+            </w:r>
+          </w:p>
+        </w:tc>
+        <w:tc>
+          <w:tcPr>
+            <w:tcW w:type="dxa" w:w="1440"/>
+          </w:tcPr>
+          <w:p>
+            <w:r>
+              <w:t>**0.950**</w:t>
+            </w:r>
+          </w:p>
+        </w:tc>
+        <w:tc>
+          <w:tcPr>
+            <w:tcW w:type="dxa" w:w="1440"/>
+          </w:tcPr>
+          <w:p>
+            <w:r>
+              <w:t>**35 282**</w:t>
+            </w:r>
+          </w:p>
+        </w:tc>
+      </w:tr>
+      <w:tr>
+        <w:tc>
+          <w:tcPr>
+            <w:tcW w:type="dxa" w:w="1440"/>
+          </w:tcPr>
+          <w:p>
+            <w:r>
+              <w:t>stress_double_breakdown_xl</w:t>
+            </w:r>
+          </w:p>
+        </w:tc>
+        <w:tc>
+          <w:tcPr>
+            <w:tcW w:type="dxa" w:w="1440"/>
+          </w:tcPr>
+          <w:p>
+            <w:r>
+              <w:t>EVENT</w:t>
+            </w:r>
+          </w:p>
+        </w:tc>
+        <w:tc>
+          <w:tcPr>
+            <w:tcW w:type="dxa" w:w="1440"/>
+          </w:tcPr>
+          <w:p>
+            <w:r>
+              <w:t>0.675</w:t>
+            </w:r>
+          </w:p>
+        </w:tc>
+        <w:tc>
+          <w:tcPr>
+            <w:tcW w:type="dxa" w:w="1440"/>
+          </w:tcPr>
+          <w:p>
+            <w:r>
+              <w:t>1.000</w:t>
+            </w:r>
+          </w:p>
+        </w:tc>
+        <w:tc>
+          <w:tcPr>
+            <w:tcW w:type="dxa" w:w="1440"/>
+          </w:tcPr>
+          <w:p>
+            <w:r>
+              <w:t>0.675</w:t>
+            </w:r>
+          </w:p>
+        </w:tc>
+        <w:tc>
+          <w:tcPr>
+            <w:tcW w:type="dxa" w:w="1440"/>
+          </w:tcPr>
+          <w:p>
+            <w:r>
+              <w:t>27 320</w:t>
+            </w:r>
+          </w:p>
+        </w:tc>
+      </w:tr>
+      <w:tr>
+        <w:tc>
+          <w:tcPr>
+            <w:tcW w:type="dxa" w:w="1440"/>
+          </w:tcPr>
+          <w:p>
+            <w:r>
+              <w:t>stress_cascade_nc_xl</w:t>
+            </w:r>
+          </w:p>
+        </w:tc>
+        <w:tc>
+          <w:tcPr>
+            <w:tcW w:type="dxa" w:w="1440"/>
+          </w:tcPr>
+          <w:p>
+            <w:r>
+              <w:t>OF</w:t>
+            </w:r>
+          </w:p>
+        </w:tc>
+        <w:tc>
+          <w:tcPr>
+            <w:tcW w:type="dxa" w:w="1440"/>
+          </w:tcPr>
+          <w:p>
+            <w:r>
+              <w:t>0.947</w:t>
+            </w:r>
+          </w:p>
+        </w:tc>
+        <w:tc>
+          <w:tcPr>
+            <w:tcW w:type="dxa" w:w="1440"/>
+          </w:tcPr>
+          <w:p>
+            <w:r>
+              <w:t>1.000</w:t>
+            </w:r>
+          </w:p>
+        </w:tc>
+        <w:tc>
+          <w:tcPr>
+            <w:tcW w:type="dxa" w:w="1440"/>
+          </w:tcPr>
+          <w:p>
+            <w:r>
+              <w:t>0.947</w:t>
+            </w:r>
+          </w:p>
+        </w:tc>
+        <w:tc>
+          <w:tcPr>
+            <w:tcW w:type="dxa" w:w="1440"/>
+          </w:tcPr>
+          <w:p>
+            <w:r>
+              <w:t>33 602</w:t>
+            </w:r>
+          </w:p>
+        </w:tc>
+      </w:tr>
+      <w:tr>
+        <w:tc>
+          <w:tcPr>
+            <w:tcW w:type="dxa" w:w="1440"/>
+          </w:tcPr>
+          <w:p>
+            <w:r>
+              <w:t>stress_cascade_nc_xl</w:t>
+            </w:r>
+          </w:p>
+        </w:tc>
+        <w:tc>
+          <w:tcPr>
+            <w:tcW w:type="dxa" w:w="1440"/>
+          </w:tcPr>
+          <w:p>
+            <w:r>
+              <w:t>FLUX</w:t>
+            </w:r>
+          </w:p>
+        </w:tc>
+        <w:tc>
+          <w:tcPr>
+            <w:tcW w:type="dxa" w:w="1440"/>
+          </w:tcPr>
+          <w:p>
+            <w:r>
+              <w:t>0.675</w:t>
+            </w:r>
+          </w:p>
+        </w:tc>
+        <w:tc>
+          <w:tcPr>
+            <w:tcW w:type="dxa" w:w="1440"/>
+          </w:tcPr>
+          <w:p>
+            <w:r>
+              <w:t>1.000</w:t>
+            </w:r>
+          </w:p>
+        </w:tc>
+        <w:tc>
+          <w:tcPr>
+            <w:tcW w:type="dxa" w:w="1440"/>
+          </w:tcPr>
+          <w:p>
+            <w:r>
+              <w:t>0.675</w:t>
+            </w:r>
+          </w:p>
+        </w:tc>
+        <w:tc>
+          <w:tcPr>
+            <w:tcW w:type="dxa" w:w="1440"/>
+          </w:tcPr>
+          <w:p>
+            <w:r>
+              <w:t>27 595</w:t>
+            </w:r>
+          </w:p>
+        </w:tc>
+      </w:tr>
+      <w:tr>
+        <w:tc>
+          <w:tcPr>
+            <w:tcW w:type="dxa" w:w="1440"/>
+          </w:tcPr>
+          <w:p>
+            <w:r>
+              <w:t>stress_cascade_nc_xl</w:t>
+            </w:r>
+          </w:p>
+        </w:tc>
+        <w:tc>
+          <w:tcPr>
+            <w:tcW w:type="dxa" w:w="1440"/>
+          </w:tcPr>
+          <w:p>
+            <w:r>
+              <w:t>**OF+EVENT**</w:t>
+            </w:r>
+          </w:p>
+        </w:tc>
+        <w:tc>
+          <w:tcPr>
+            <w:tcW w:type="dxa" w:w="1440"/>
+          </w:tcPr>
+          <w:p>
+            <w:r>
+              <w:t>0.948</w:t>
+            </w:r>
+          </w:p>
+        </w:tc>
+        <w:tc>
+          <w:tcPr>
+            <w:tcW w:type="dxa" w:w="1440"/>
+          </w:tcPr>
+          <w:p>
+            <w:r>
+              <w:t>1.000</w:t>
+            </w:r>
+          </w:p>
+        </w:tc>
+        <w:tc>
+          <w:tcPr>
+            <w:tcW w:type="dxa" w:w="1440"/>
+          </w:tcPr>
+          <w:p>
+            <w:r>
+              <w:t>**0.948**</w:t>
+            </w:r>
+          </w:p>
+        </w:tc>
+        <w:tc>
+          <w:tcPr>
+            <w:tcW w:type="dxa" w:w="1440"/>
+          </w:tcPr>
+          <w:p>
+            <w:r>
+              <w:t>**33 559**</w:t>
+            </w:r>
+          </w:p>
+        </w:tc>
+      </w:tr>
+      <w:tr>
+        <w:tc>
+          <w:tcPr>
+            <w:tcW w:type="dxa" w:w="1440"/>
+          </w:tcPr>
+          <w:p>
+            <w:r>
+              <w:t>stress_cascade_nc_xl</w:t>
+            </w:r>
+          </w:p>
+        </w:tc>
+        <w:tc>
+          <w:tcPr>
+            <w:tcW w:type="dxa" w:w="1440"/>
+          </w:tcPr>
+          <w:p>
+            <w:r>
+              <w:t>EVENT</w:t>
+            </w:r>
+          </w:p>
+        </w:tc>
+        <w:tc>
+          <w:tcPr>
+            <w:tcW w:type="dxa" w:w="1440"/>
+          </w:tcPr>
+          <w:p>
+            <w:r>
+              <w:t>0.675</w:t>
+            </w:r>
+          </w:p>
+        </w:tc>
+        <w:tc>
+          <w:tcPr>
+            <w:tcW w:type="dxa" w:w="1440"/>
+          </w:tcPr>
+          <w:p>
+            <w:r>
+              <w:t>1.000</w:t>
+            </w:r>
+          </w:p>
+        </w:tc>
+        <w:tc>
+          <w:tcPr>
+            <w:tcW w:type="dxa" w:w="1440"/>
+          </w:tcPr>
+          <w:p>
+            <w:r>
+              <w:t>0.675</w:t>
+            </w:r>
+          </w:p>
+        </w:tc>
+        <w:tc>
+          <w:tcPr>
+            <w:tcW w:type="dxa" w:w="1440"/>
+          </w:tcPr>
+          <w:p>
+            <w:r>
+              <w:t>27 458</w:t>
+            </w:r>
+          </w:p>
+        </w:tc>
+      </w:tr>
+      <w:tr>
+        <w:tc>
+          <w:tcPr>
+            <w:tcW w:type="dxa" w:w="1440"/>
+          </w:tcPr>
+          <w:p>
+            <w:r>
+              <w:t>stress_demand_spike_xl</w:t>
+            </w:r>
+          </w:p>
+        </w:tc>
+        <w:tc>
+          <w:tcPr>
+            <w:tcW w:type="dxa" w:w="1440"/>
+          </w:tcPr>
+          <w:p>
+            <w:r>
+              <w:t>**OF**</w:t>
+            </w:r>
+          </w:p>
+        </w:tc>
+        <w:tc>
+          <w:tcPr>
+            <w:tcW w:type="dxa" w:w="1440"/>
+          </w:tcPr>
+          <w:p>
+            <w:r>
+              <w:t>0.898</w:t>
+            </w:r>
+          </w:p>
+        </w:tc>
+        <w:tc>
+          <w:tcPr>
+            <w:tcW w:type="dxa" w:w="1440"/>
+          </w:tcPr>
+          <w:p>
+            <w:r>
+              <w:t>0.991</w:t>
+            </w:r>
+          </w:p>
+        </w:tc>
+        <w:tc>
+          <w:tcPr>
+            <w:tcW w:type="dxa" w:w="1440"/>
+          </w:tcPr>
+          <w:p>
+            <w:r>
+              <w:t>**0.890**</w:t>
+            </w:r>
+          </w:p>
+        </w:tc>
+        <w:tc>
+          <w:tcPr>
+            <w:tcW w:type="dxa" w:w="1440"/>
+          </w:tcPr>
+          <w:p>
+            <w:r>
+              <w:t>51 584</w:t>
+            </w:r>
+          </w:p>
+        </w:tc>
+      </w:tr>
+      <w:tr>
+        <w:tc>
+          <w:tcPr>
+            <w:tcW w:type="dxa" w:w="1440"/>
+          </w:tcPr>
+          <w:p>
+            <w:r>
+              <w:t>stress_demand_spike_xl</w:t>
+            </w:r>
+          </w:p>
+        </w:tc>
+        <w:tc>
+          <w:tcPr>
+            <w:tcW w:type="dxa" w:w="1440"/>
+          </w:tcPr>
+          <w:p>
+            <w:r>
+              <w:t>FLUX</w:t>
+            </w:r>
+          </w:p>
+        </w:tc>
+        <w:tc>
+          <w:tcPr>
+            <w:tcW w:type="dxa" w:w="1440"/>
+          </w:tcPr>
+          <w:p>
+            <w:r>
+              <w:t>0.686</w:t>
+            </w:r>
+          </w:p>
+        </w:tc>
+        <w:tc>
+          <w:tcPr>
+            <w:tcW w:type="dxa" w:w="1440"/>
+          </w:tcPr>
+          <w:p>
+            <w:r>
+              <w:t>0.909</w:t>
+            </w:r>
+          </w:p>
+        </w:tc>
+        <w:tc>
+          <w:tcPr>
+            <w:tcW w:type="dxa" w:w="1440"/>
+          </w:tcPr>
+          <w:p>
+            <w:r>
+              <w:t>0.624</w:t>
+            </w:r>
+          </w:p>
+        </w:tc>
+        <w:tc>
+          <w:tcPr>
+            <w:tcW w:type="dxa" w:w="1440"/>
+          </w:tcPr>
+          <w:p>
+            <w:r>
+              <w:t>42 545</w:t>
+            </w:r>
+          </w:p>
+        </w:tc>
+      </w:tr>
+      <w:tr>
+        <w:tc>
+          <w:tcPr>
+            <w:tcW w:type="dxa" w:w="1440"/>
+          </w:tcPr>
+          <w:p>
+            <w:r>
+              <w:t>stress_demand_spike_xl</w:t>
+            </w:r>
+          </w:p>
+        </w:tc>
+        <w:tc>
+          <w:tcPr>
+            <w:tcW w:type="dxa" w:w="1440"/>
+          </w:tcPr>
+          <w:p>
+            <w:r>
+              <w:t>OF+EVENT</w:t>
+            </w:r>
+          </w:p>
+        </w:tc>
+        <w:tc>
+          <w:tcPr>
+            <w:tcW w:type="dxa" w:w="1440"/>
+          </w:tcPr>
+          <w:p>
+            <w:r>
+              <w:t>0.898</w:t>
+            </w:r>
+          </w:p>
+        </w:tc>
+        <w:tc>
+          <w:tcPr>
+            <w:tcW w:type="dxa" w:w="1440"/>
+          </w:tcPr>
+          <w:p>
+            <w:r>
+              <w:t>0.991</w:t>
+            </w:r>
+          </w:p>
+        </w:tc>
+        <w:tc>
+          <w:tcPr>
+            <w:tcW w:type="dxa" w:w="1440"/>
+          </w:tcPr>
+          <w:p>
+            <w:r>
+              <w:t>**0.890**</w:t>
+            </w:r>
+          </w:p>
+        </w:tc>
+        <w:tc>
+          <w:tcPr>
+            <w:tcW w:type="dxa" w:w="1440"/>
+          </w:tcPr>
+          <w:p>
+            <w:r>
+              <w:t>51 584</w:t>
+            </w:r>
+          </w:p>
+        </w:tc>
+      </w:tr>
+      <w:tr>
+        <w:tc>
+          <w:tcPr>
+            <w:tcW w:type="dxa" w:w="1440"/>
+          </w:tcPr>
+          <w:p>
+            <w:r>
+              <w:t>stress_demand_spike_xl</w:t>
+            </w:r>
+          </w:p>
+        </w:tc>
+        <w:tc>
+          <w:tcPr>
+            <w:tcW w:type="dxa" w:w="1440"/>
+          </w:tcPr>
+          <w:p>
+            <w:r>
+              <w:t>EVENT</w:t>
+            </w:r>
+          </w:p>
+        </w:tc>
+        <w:tc>
+          <w:tcPr>
+            <w:tcW w:type="dxa" w:w="1440"/>
+          </w:tcPr>
+          <w:p>
+            <w:r>
+              <w:t>0.686</w:t>
+            </w:r>
+          </w:p>
+        </w:tc>
+        <w:tc>
+          <w:tcPr>
+            <w:tcW w:type="dxa" w:w="1440"/>
+          </w:tcPr>
+          <w:p>
+            <w:r>
+              <w:t>0.909</w:t>
+            </w:r>
+          </w:p>
+        </w:tc>
+        <w:tc>
+          <w:tcPr>
+            <w:tcW w:type="dxa" w:w="1440"/>
+          </w:tcPr>
+          <w:p>
+            <w:r>
+              <w:t>0.624</w:t>
+            </w:r>
+          </w:p>
+        </w:tc>
+        <w:tc>
+          <w:tcPr>
+            <w:tcW w:type="dxa" w:w="1440"/>
+          </w:tcPr>
+          <w:p>
+            <w:r>
+              <w:t>42 545</w:t>
+            </w:r>
+          </w:p>
+        </w:tc>
+      </w:tr>
+    </w:tbl>
+    <w:p>
+      <w:r>
+        <w:t>Ranking OTIF-first (seuil 95 %, le plus strict) :</w:t>
+      </w:r>
+    </w:p>
+    <w:tbl>
+      <w:tblPr>
+        <w:tblStyle w:val="LightGrid-Accent1"/>
+        <w:tblW w:type="auto" w:w="0"/>
+        <w:tblLook w:firstColumn="1" w:firstRow="1" w:lastColumn="0" w:lastRow="0" w:noHBand="0" w:noVBand="1" w:val="04A0"/>
+      </w:tblPr>
+      <w:tblGrid>
+        <w:gridCol w:w="1728"/>
+        <w:gridCol w:w="1728"/>
+        <w:gridCol w:w="1728"/>
+        <w:gridCol w:w="1728"/>
+        <w:gridCol w:w="1728"/>
+      </w:tblGrid>
+      <w:tr>
+        <w:tc>
+          <w:tcPr>
+            <w:tcW w:type="dxa" w:w="1728"/>
+          </w:tcPr>
+          <w:p>
+            <w:r>
+              <w:rPr>
+                <w:b/>
+              </w:rPr>
+              <w:t>Scénario</w:t>
+            </w:r>
+          </w:p>
+        </w:tc>
+        <w:tc>
+          <w:tcPr>
+            <w:tcW w:type="dxa" w:w="1728"/>
+          </w:tcPr>
+          <w:p>
+            <w:r>
+              <w:rPr>
+                <w:b/>
+              </w:rPr>
+              <w:t>**Choix**</w:t>
+            </w:r>
+          </w:p>
+        </w:tc>
+        <w:tc>
+          <w:tcPr>
+            <w:tcW w:type="dxa" w:w="1728"/>
+          </w:tcPr>
+          <w:p>
+            <w:r>
+              <w:rPr>
+                <w:b/>
+              </w:rPr>
+              <w:t>OTIF</w:t>
+            </w:r>
+          </w:p>
+        </w:tc>
+        <w:tc>
+          <w:tcPr>
+            <w:tcW w:type="dxa" w:w="1728"/>
+          </w:tcPr>
+          <w:p>
+            <w:r>
+              <w:rPr>
+                <w:b/>
+              </w:rPr>
+              <w:t>Coût</w:t>
+            </w:r>
+          </w:p>
+        </w:tc>
+        <w:tc>
+          <w:tcPr>
+            <w:tcW w:type="dxa" w:w="1728"/>
+          </w:tcPr>
+          <w:p>
+            <w:r>
+              <w:rPr>
+                <w:b/>
+              </w:rPr>
+              <w:t>Économie vs OF</w:t>
+            </w:r>
+          </w:p>
+        </w:tc>
+      </w:tr>
+      <w:tr>
+        <w:tc>
+          <w:tcPr>
+            <w:tcW w:type="dxa" w:w="1728"/>
+          </w:tcPr>
+          <w:p>
+            <w:r>
+              <w:t>baseline_xl</w:t>
+            </w:r>
+          </w:p>
+        </w:tc>
+        <w:tc>
+          <w:tcPr>
+            <w:tcW w:type="dxa" w:w="1728"/>
+          </w:tcPr>
+          <w:p>
+            <w:r>
+              <w:t>**OF+EVENT**</w:t>
+            </w:r>
+          </w:p>
+        </w:tc>
+        <w:tc>
+          <w:tcPr>
+            <w:tcW w:type="dxa" w:w="1728"/>
+          </w:tcPr>
+          <w:p>
+            <w:r>
+              <w:t>0.950</w:t>
+            </w:r>
+          </w:p>
+        </w:tc>
+        <w:tc>
+          <w:tcPr>
+            <w:tcW w:type="dxa" w:w="1728"/>
+          </w:tcPr>
+          <w:p>
+            <w:r>
+              <w:t>37 851 €</w:t>
+            </w:r>
+          </w:p>
+        </w:tc>
+        <w:tc>
+          <w:tcPr>
+            <w:tcW w:type="dxa" w:w="1728"/>
+          </w:tcPr>
+          <w:p>
+            <w:r>
+              <w:t>**−8.3 %**</w:t>
+            </w:r>
+          </w:p>
+        </w:tc>
+      </w:tr>
+      <w:tr>
+        <w:tc>
+          <w:tcPr>
+            <w:tcW w:type="dxa" w:w="1728"/>
+          </w:tcPr>
+          <w:p>
+            <w:r>
+              <w:t>stress_double_breakdown_xl</w:t>
+            </w:r>
+          </w:p>
+        </w:tc>
+        <w:tc>
+          <w:tcPr>
+            <w:tcW w:type="dxa" w:w="1728"/>
+          </w:tcPr>
+          <w:p>
+            <w:r>
+              <w:t>**OF+EVENT**</w:t>
+            </w:r>
+          </w:p>
+        </w:tc>
+        <w:tc>
+          <w:tcPr>
+            <w:tcW w:type="dxa" w:w="1728"/>
+          </w:tcPr>
+          <w:p>
+            <w:r>
+              <w:t>0.950</w:t>
+            </w:r>
+          </w:p>
+        </w:tc>
+        <w:tc>
+          <w:tcPr>
+            <w:tcW w:type="dxa" w:w="1728"/>
+          </w:tcPr>
+          <w:p>
+            <w:r>
+              <w:t>35 282 €</w:t>
+            </w:r>
+          </w:p>
+        </w:tc>
+        <w:tc>
+          <w:tcPr>
+            <w:tcW w:type="dxa" w:w="1728"/>
+          </w:tcPr>
+          <w:p>
+            <w:r>
+              <w:t>**−26.0 %**</w:t>
+            </w:r>
+          </w:p>
+        </w:tc>
+      </w:tr>
+      <w:tr>
+        <w:tc>
+          <w:tcPr>
+            <w:tcW w:type="dxa" w:w="1728"/>
+          </w:tcPr>
+          <w:p>
+            <w:r>
+              <w:t>stress_cascade_nc_xl</w:t>
+            </w:r>
+          </w:p>
+        </w:tc>
+        <w:tc>
+          <w:tcPr>
+            <w:tcW w:type="dxa" w:w="1728"/>
+          </w:tcPr>
+          <w:p>
+            <w:r>
+              <w:t>**OF+EVENT**</w:t>
+            </w:r>
+          </w:p>
+        </w:tc>
+        <w:tc>
+          <w:tcPr>
+            <w:tcW w:type="dxa" w:w="1728"/>
+          </w:tcPr>
+          <w:p>
+            <w:r>
+              <w:t>0.948</w:t>
+            </w:r>
+          </w:p>
+        </w:tc>
+        <w:tc>
+          <w:tcPr>
+            <w:tcW w:type="dxa" w:w="1728"/>
+          </w:tcPr>
+          <w:p>
+            <w:r>
+              <w:t>33 559 €</w:t>
+            </w:r>
+          </w:p>
+        </w:tc>
+        <w:tc>
+          <w:tcPr>
+            <w:tcW w:type="dxa" w:w="1728"/>
+          </w:tcPr>
+          <w:p>
+            <w:r>
+              <w:t>**−0.1 %**</w:t>
+            </w:r>
+          </w:p>
+        </w:tc>
+      </w:tr>
+      <w:tr>
+        <w:tc>
+          <w:tcPr>
+            <w:tcW w:type="dxa" w:w="1728"/>
+          </w:tcPr>
+          <w:p>
+            <w:r>
+              <w:t>stress_demand_spike_xl</w:t>
+            </w:r>
+          </w:p>
+        </w:tc>
+        <w:tc>
+          <w:tcPr>
+            <w:tcW w:type="dxa" w:w="1728"/>
+          </w:tcPr>
+          <w:p>
+            <w:r>
+              <w:t>**OF** ou OF+EVENT</w:t>
+            </w:r>
+          </w:p>
+        </w:tc>
+        <w:tc>
+          <w:tcPr>
+            <w:tcW w:type="dxa" w:w="1728"/>
+          </w:tcPr>
+          <w:p>
+            <w:r>
+              <w:t>0.890</w:t>
+            </w:r>
+          </w:p>
+        </w:tc>
+        <w:tc>
+          <w:tcPr>
+            <w:tcW w:type="dxa" w:w="1728"/>
+          </w:tcPr>
+          <w:p>
+            <w:r>
+              <w:t>51 584 €</w:t>
+            </w:r>
+          </w:p>
+        </w:tc>
+        <w:tc>
+          <w:tcPr>
+            <w:tcW w:type="dxa" w:w="1728"/>
+          </w:tcPr>
+          <w:p>
+            <w:r>
+              <w:t>ex-aequo</w:t>
+            </w:r>
+          </w:p>
+        </w:tc>
+      </w:tr>
+    </w:tbl>
+    <w:p>
+      <w:pPr>
+        <w:pStyle w:val="Heading3"/>
+      </w:pPr>
+      <w:r>
+        <w:t>§30.6 Conclusions opérationnelles</w:t>
+      </w:r>
+    </w:p>
+    <w:p>
+      <w:r>
+        <w:t>Verdict OTIF-first :</w:t>
+      </w:r>
+    </w:p>
+    <w:p>
+      <w:r>
+        <w:t>1. OF+EVENT est la doctrine dominante : choisie sur 4/4 scénarios</w:t>
+      </w:r>
+    </w:p>
+    <w:p>
+      <w:r>
+        <w:t xml:space="preserve">   (3 strictement, 1 ex-aequo avec OF). C'est l'arbitre QCDS optimal</w:t>
+      </w:r>
+    </w:p>
+    <w:p>
+      <w:r>
+        <w:t xml:space="preserve">   sous priorité OTIF.</w:t>
+      </w:r>
+    </w:p>
+    <w:p>
+      <w:r>
+        <w:t>2. FLUX et EVENT sont éliminés systématiquement : leur compliance</w:t>
+      </w:r>
+    </w:p>
+    <w:p>
+      <w:r>
+        <w:t xml:space="preserve">   quantité (Q ≈ 0.67-0.70) ne passe aucun seuil OTIF ≥ 80 %.</w:t>
+      </w:r>
+    </w:p>
+    <w:p>
+      <w:r>
+        <w:t xml:space="preserve">   Économie coût (−22 à −26 %) ne compense pas le déficit OTIF</w:t>
+      </w:r>
+    </w:p>
+    <w:p>
+      <w:r>
+        <w:t xml:space="preserve">   pour les profils stricts.</w:t>
+      </w:r>
+    </w:p>
+    <w:p>
+      <w:r>
+        <w:t>3. OF+EVENT capture le best of both worlds :</w:t>
       </w:r>
     </w:p>
     <w:p>
@@ -19622,7 +20304,7 @@
         <w:pStyle w:val="ListBullet"/>
       </w:pPr>
       <w:r>
-        <w:t>**L3 (opérateur)** : moyenne 4 h (240 min), σ = 1 h (60 min)</w:t>
+        <w:t>Préserve OTIF d'OF (lancement immédiat, pas de smoothing)</w:t>
       </w:r>
     </w:p>
     <w:p>
@@ -19630,22 +20312,40 @@
         <w:pStyle w:val="ListBullet"/>
       </w:pPr>
       <w:r>
-        <w:t>**L4 (supervisor)** : moyenne 8 h (480 min), σ = 2 h (120 min)</w:t>
-      </w:r>
-    </w:p>
-    <w:p>
-      <w:r>
-        <w:t>Le lag réel est tracé dans approval_queue.approval_lag_min pour</w:t>
-      </w:r>
-    </w:p>
-    <w:p>
-      <w:r>
-        <w:t>audit a posteriori. En production, ce champ enregistre le temps</w:t>
-      </w:r>
-    </w:p>
-    <w:p>
-      <w:r>
-        <w:t>réel écoulé entre submitted_at et approved_at.</w:t>
+        <w:t>Ajoute la couche événementielle V3 (traçabilité + boucle physique)</w:t>
+      </w:r>
+    </w:p>
+    <w:p>
+      <w:pPr>
+        <w:pStyle w:val="ListBullet"/>
+      </w:pPr>
+      <w:r>
+        <w:t>Économise −8 à −26 % vs OF pur grâce aux corrections V3 actionnel</w:t>
+      </w:r>
+    </w:p>
+    <w:p>
+      <w:r>
+        <w:t>4. Le smoothing du flux n'est pas adapté aux priorités OTIF :</w:t>
+      </w:r>
+    </w:p>
+    <w:p>
+      <w:r>
+        <w:t xml:space="preserve">   sa logique étale les lancements sans consulter les due_dates</w:t>
+      </w:r>
+    </w:p>
+    <w:p>
+      <w:r>
+        <w:t xml:space="preserve">   (§24.8.7 défaut structurel), provoquant systématiquement une perte</w:t>
+      </w:r>
+    </w:p>
+    <w:p>
+      <w:r>
+        <w:t xml:space="preserve">   de Q ≈ 12-25 pp. La doctrine FLUX doit attendre **V12.6 due-date</w:t>
+      </w:r>
+    </w:p>
+    <w:p>
+      <w:r>
+        <w:t xml:space="preserve">   aware smoothing** (§28.12) pour devenir compatible OTIF-strict.</w:t>
       </w:r>
     </w:p>
     <w:p>
@@ -19653,22 +20353,248 @@
         <w:pStyle w:val="Heading3"/>
       </w:pPr>
       <w:r>
-        <w:t>§28.5 V12.1 Forecasting zone libre — LIVRÉ</w:t>
-      </w:r>
-    </w:p>
-    <w:p>
-      <w:r>
-        <w:t>V12.1 fournit la couche de prévision statistique pour la zone libre</w:t>
-      </w:r>
-    </w:p>
-    <w:p>
-      <w:r>
-        <w:t>du planning (horizon long, &gt; 4 semaines). Quatre forecasters</w:t>
-      </w:r>
-    </w:p>
-    <w:p>
-      <w:r>
-        <w:t>individuels + un ensemble pondéré sont implémentés :</w:t>
+        <w:t>§30.7 Recommandation finale au planificateur</w:t>
+      </w:r>
+    </w:p>
+    <w:p>
+      <w:r>
+        <w:t>Pour un atelier à priorité OTIF + coût, **OF+EVENT est la</w:t>
+      </w:r>
+    </w:p>
+    <w:p>
+      <w:r>
+        <w:t>réponse universelle** sur les 4 scénarios stress testés. C'est aussi</w:t>
+      </w:r>
+    </w:p>
+    <w:p>
+      <w:r>
+        <w:t>le meilleur compromis QCDS global mesuré §24.14.</w:t>
+      </w:r>
+    </w:p>
+    <w:p>
+      <w:r>
+        <w:t>Pour d'autres priorités :</w:t>
+      </w:r>
+    </w:p>
+    <w:p>
+      <w:pPr>
+        <w:pStyle w:val="ListBullet"/>
+      </w:pPr>
+      <w:r>
+        <w:t>**C absolu seul** (commodity, gros volumes) → EVENT</w:t>
+      </w:r>
+    </w:p>
+    <w:p>
+      <w:pPr>
+        <w:pStyle w:val="ListBullet"/>
+      </w:pPr>
+      <w:r>
+        <w:t>**S maximum + audit** (régulé, ISO/IATF) → EVENT ou OF+EVENT</w:t>
+      </w:r>
+    </w:p>
+    <w:p>
+      <w:pPr>
+        <w:pStyle w:val="ListBullet"/>
+      </w:pPr>
+      <w:r>
+        <w:t>**Équilibre QCDS sans priorité claire** → OF+EVENT</w:t>
+      </w:r>
+    </w:p>
+    <w:p>
+      <w:r>
+        <w:t>FLUX seul (sans event sourcing) est rarement le meilleur choix</w:t>
+      </w:r>
+    </w:p>
+    <w:p>
+      <w:r>
+        <w:t>sur la matrice QCDS — c'est principalement un véhicule pour mesurer</w:t>
+      </w:r>
+    </w:p>
+    <w:p>
+      <w:r>
+        <w:t>l'apport propre du smoothing (rôle de baseline pour la décomposition</w:t>
+      </w:r>
+    </w:p>
+    <w:p>
+      <w:r>
+        <w:t>factorielle §24.6).</w:t>
+      </w:r>
+    </w:p>
+    <w:p>
+      <w:pPr>
+        <w:jc w:val="center"/>
+      </w:pPr>
+      <w:r>
+        <w:drawing>
+          <wp:inline xmlns:a="http://schemas.openxmlformats.org/drawingml/2006/main" xmlns:pic="http://schemas.openxmlformats.org/drawingml/2006/picture">
+            <wp:extent cx="5669280" cy="4319626"/>
+            <wp:docPr id="14" name="Picture 14"/>
+            <wp:cNvGraphicFramePr>
+              <a:graphicFrameLocks noChangeAspect="1"/>
+            </wp:cNvGraphicFramePr>
+            <a:graphic>
+              <a:graphicData uri="http://schemas.openxmlformats.org/drawingml/2006/picture">
+                <pic:pic>
+                  <pic:nvPicPr>
+                    <pic:cNvPr id="0" name="otif_first_4_scenarios.png"/>
+                    <pic:cNvPicPr/>
+                  </pic:nvPicPr>
+                  <pic:blipFill>
+                    <a:blip r:embed="rId22"/>
+                    <a:stretch>
+                      <a:fillRect/>
+                    </a:stretch>
+                  </pic:blipFill>
+                  <pic:spPr>
+                    <a:xfrm>
+                      <a:off x="0" y="0"/>
+                      <a:ext cx="5669280" cy="4319626"/>
+                    </a:xfrm>
+                    <a:prstGeom prst="rect"/>
+                  </pic:spPr>
+                </pic:pic>
+              </a:graphicData>
+            </a:graphic>
+          </wp:inline>
+        </w:drawing>
+      </w:r>
+    </w:p>
+    <w:p>
+      <w:pPr>
+        <w:jc w:val="center"/>
+      </w:pPr>
+      <w:r>
+        <w:rPr>
+          <w:i/>
+          <w:sz w:val="18"/>
+        </w:rPr>
+        <w:t>Ranking OTIF-first × Coût-second sur 4 scénarios stress (160 runs)</w:t>
+      </w:r>
+    </w:p>
+    <w:p/>
+    <w:p>
+      <w:pPr>
+        <w:pStyle w:val="Heading2"/>
+      </w:pPr>
+      <w:r>
+        <w:t>§29. Démarche d'implantation progressive (industriel)</w:t>
+      </w:r>
+    </w:p>
+    <w:p>
+      <w:r>
+        <w:t>L'implantation de la doctrine pilotage par flux dans un atelier</w:t>
+      </w:r>
+    </w:p>
+    <w:p>
+      <w:r>
+        <w:t>réel doit être progressive, avec des critères Go/No-Go mesurés</w:t>
+      </w:r>
+    </w:p>
+    <w:p>
+      <w:r>
+        <w:t>entre chaque phase. Cette section synthétise la séquence</w:t>
+      </w:r>
+    </w:p>
+    <w:p>
+      <w:r>
+        <w:t>recommandée tirée des 8 000 runs cumulés et des limites mesurées.</w:t>
+      </w:r>
+    </w:p>
+    <w:p>
+      <w:pPr>
+        <w:pStyle w:val="Heading3"/>
+      </w:pPr>
+      <w:r>
+        <w:t>§29.1 Prérequis (Phase 0, 3-6 mois)</w:t>
+      </w:r>
+    </w:p>
+    <w:p>
+      <w:r>
+        <w:t>Conditions techniques :</w:t>
+      </w:r>
+    </w:p>
+    <w:p>
+      <w:pPr>
+        <w:pStyle w:val="ListBullet"/>
+      </w:pPr>
+      <w:r>
+        <w:t>MES capable de capturer événements (start, finish, scrap par OF)</w:t>
+      </w:r>
+    </w:p>
+    <w:p>
+      <w:pPr>
+        <w:pStyle w:val="ListBullet"/>
+      </w:pPr>
+      <w:r>
+        <w:t>ERP exposant due_dates, BOM, routings</w:t>
+      </w:r>
+    </w:p>
+    <w:p>
+      <w:pPr>
+        <w:pStyle w:val="ListBullet"/>
+      </w:pPr>
+      <w:r>
+        <w:t>Lien MES/ERP fiable (latence &lt; 1 h)</w:t>
+      </w:r>
+    </w:p>
+    <w:p>
+      <w:r>
+        <w:t>Conditions organisationnelles :</w:t>
+      </w:r>
+    </w:p>
+    <w:p>
+      <w:pPr>
+        <w:pStyle w:val="ListBullet"/>
+      </w:pPr>
+      <w:r>
+        <w:t>Volonté direction (prod + qualité + DSI alignés)</w:t>
+      </w:r>
+    </w:p>
+    <w:p>
+      <w:pPr>
+        <w:pStyle w:val="ListBullet"/>
+      </w:pPr>
+      <w:r>
+        <w:t>Choix du **profil cible** (SMALL/MEDIUM/LARGE V12.5 §28.10.2)</w:t>
+      </w:r>
+    </w:p>
+    <w:p>
+      <w:pPr>
+        <w:pStyle w:val="ListBullet"/>
+      </w:pPr>
+      <w:r>
+        <w:t>Identification du goulot principal (étape 1 TOC Goldratt)</w:t>
+      </w:r>
+    </w:p>
+    <w:p>
+      <w:pPr>
+        <w:pStyle w:val="ListBullet"/>
+      </w:pPr>
+      <w:r>
+        <w:t>Sélection du **produit pilote** : à tolérance ontime large</w:t>
+      </w:r>
+    </w:p>
+    <w:p>
+      <w:r>
+        <w:t xml:space="preserve">  (≥ 3 jours) pour éviter le défaut §24.8.7</w:t>
+      </w:r>
+    </w:p>
+    <w:p>
+      <w:r>
+        <w:t>Livrable : cartographie VSM, KPIs as-is, charte projet.</w:t>
+      </w:r>
+    </w:p>
+    <w:p>
+      <w:pPr>
+        <w:pStyle w:val="Heading3"/>
+      </w:pPr>
+      <w:r>
+        <w:t>§29.2 Baseline mesurée OF-driven (Phase 1, 3 mois)</w:t>
+      </w:r>
+    </w:p>
+    <w:p>
+      <w:r>
+        <w:t>Quoi : instrumenter le pilotage OF existant avant tout changement.</w:t>
       </w:r>
     </w:p>
     <w:tbl>
@@ -19692,7 +20618,7 @@
               <w:rPr>
                 <w:b/>
               </w:rPr>
-              <w:t>Forecaster</w:t>
+              <w:t>KPI à mesurer</w:t>
             </w:r>
           </w:p>
         </w:tc>
@@ -19718,7 +20644,7 @@
               <w:rPr>
                 <w:b/>
               </w:rPr>
-              <w:t>Cas d'usage</w:t>
+              <w:t>Fréquence</w:t>
             </w:r>
           </w:p>
         </w:tc>
@@ -19730,27 +20656,27 @@
           </w:tcPr>
           <w:p>
             <w:r>
-              <w:t>`LinearTrendForecaster`</w:t>
-            </w:r>
-          </w:p>
-        </w:tc>
-        <w:tc>
-          <w:tcPr>
-            <w:tcW w:type="dxa" w:w="2880"/>
-          </w:tcPr>
-          <w:p>
-            <w:r>
-              <w:t>numpy polyfit ordre 1</w:t>
-            </w:r>
-          </w:p>
-        </w:tc>
-        <w:tc>
-          <w:tcPr>
-            <w:tcW w:type="dxa" w:w="2880"/>
-          </w:tcPr>
-          <w:p>
-            <w:r>
-              <w:t>Tendance pure, baseline minimaliste</w:t>
+              <w:t>Lead time moyen + dispersion</w:t>
+            </w:r>
+          </w:p>
+        </w:tc>
+        <w:tc>
+          <w:tcPr>
+            <w:tcW w:type="dxa" w:w="2880"/>
+          </w:tcPr>
+          <w:p>
+            <w:r>
+              <w:t>MES</w:t>
+            </w:r>
+          </w:p>
+        </w:tc>
+        <w:tc>
+          <w:tcPr>
+            <w:tcW w:type="dxa" w:w="2880"/>
+          </w:tcPr>
+          <w:p>
+            <w:r>
+              <w:t>quotidienne</w:t>
             </w:r>
           </w:p>
         </w:tc>
@@ -19762,27 +20688,27 @@
           </w:tcPr>
           <w:p>
             <w:r>
-              <w:t>`RegressionForecaster`</w:t>
-            </w:r>
-          </w:p>
-        </w:tc>
-        <w:tc>
-          <w:tcPr>
-            <w:tcW w:type="dxa" w:w="2880"/>
-          </w:tcPr>
-          <w:p>
-            <w:r>
-              <w:t>sklearn LinearRegression + lags + sin/cos</w:t>
-            </w:r>
-          </w:p>
-        </w:tc>
-        <w:tc>
-          <w:tcPr>
-            <w:tcW w:type="dxa" w:w="2880"/>
-          </w:tcPr>
-          <w:p>
-            <w:r>
-              <w:t>Tendance + saisonnalité 7j + autorégression</w:t>
+              <w:t>WIP journalier</w:t>
+            </w:r>
+          </w:p>
+        </w:tc>
+        <w:tc>
+          <w:tcPr>
+            <w:tcW w:type="dxa" w:w="2880"/>
+          </w:tcPr>
+          <w:p>
+            <w:r>
+              <w:t>MES</w:t>
+            </w:r>
+          </w:p>
+        </w:tc>
+        <w:tc>
+          <w:tcPr>
+            <w:tcW w:type="dxa" w:w="2880"/>
+          </w:tcPr>
+          <w:p>
+            <w:r>
+              <w:t>quotidienne</w:t>
             </w:r>
           </w:p>
         </w:tc>
@@ -19794,27 +20720,27 @@
           </w:tcPr>
           <w:p>
             <w:r>
-              <w:t>`ArimaForecaster`</w:t>
-            </w:r>
-          </w:p>
-        </w:tc>
-        <w:tc>
-          <w:tcPr>
-            <w:tcW w:type="dxa" w:w="2880"/>
-          </w:tcPr>
-          <w:p>
-            <w:r>
-              <w:t>statsmodels ARIMA(p,d,q)</w:t>
-            </w:r>
-          </w:p>
-        </w:tc>
-        <w:tc>
-          <w:tcPr>
-            <w:tcW w:type="dxa" w:w="2880"/>
-          </w:tcPr>
-          <w:p>
-            <w:r>
-              <w:t>Tendances stochastiques sans saisonnalité forte</w:t>
+              <w:t>Nervosité (replans APS / jour)</w:t>
+            </w:r>
+          </w:p>
+        </w:tc>
+        <w:tc>
+          <w:tcPr>
+            <w:tcW w:type="dxa" w:w="2880"/>
+          </w:tcPr>
+          <w:p>
+            <w:r>
+              <w:t>ERP/APS</w:t>
+            </w:r>
+          </w:p>
+        </w:tc>
+        <w:tc>
+          <w:tcPr>
+            <w:tcW w:type="dxa" w:w="2880"/>
+          </w:tcPr>
+          <w:p>
+            <w:r>
+              <w:t>hebdomadaire</w:t>
             </w:r>
           </w:p>
         </w:tc>
@@ -19826,27 +20752,27 @@
           </w:tcPr>
           <w:p>
             <w:r>
-              <w:t>`ExponentialSmoothingForecaster`</w:t>
-            </w:r>
-          </w:p>
-        </w:tc>
-        <w:tc>
-          <w:tcPr>
-            <w:tcW w:type="dxa" w:w="2880"/>
-          </w:tcPr>
-          <w:p>
-            <w:r>
-              <w:t>statsmodels Holt-Winters additif</w:t>
-            </w:r>
-          </w:p>
-        </w:tc>
-        <w:tc>
-          <w:tcPr>
-            <w:tcW w:type="dxa" w:w="2880"/>
-          </w:tcPr>
-          <w:p>
-            <w:r>
-              <w:t>Saisonnalité forte + tendance</w:t>
+              <w:t>Coût opérationnel (matière + MOD + MOI + scrap)</w:t>
+            </w:r>
+          </w:p>
+        </w:tc>
+        <w:tc>
+          <w:tcPr>
+            <w:tcW w:type="dxa" w:w="2880"/>
+          </w:tcPr>
+          <w:p>
+            <w:r>
+              <w:t>comptabilité</w:t>
+            </w:r>
+          </w:p>
+        </w:tc>
+        <w:tc>
+          <w:tcPr>
+            <w:tcW w:type="dxa" w:w="2880"/>
+          </w:tcPr>
+          <w:p>
+            <w:r>
+              <w:t>mensuelle</w:t>
             </w:r>
           </w:p>
         </w:tc>
@@ -19858,27 +20784,27 @@
           </w:tcPr>
           <w:p>
             <w:r>
-              <w:t>`EnsembleForecaster`</w:t>
-            </w:r>
-          </w:p>
-        </w:tc>
-        <w:tc>
-          <w:tcPr>
-            <w:tcW w:type="dxa" w:w="2880"/>
-          </w:tcPr>
-          <w:p>
-            <w:r>
-              <w:t>Combinaison pondérée</w:t>
-            </w:r>
-          </w:p>
-        </w:tc>
-        <w:tc>
-          <w:tcPr>
-            <w:tcW w:type="dxa" w:w="2880"/>
-          </w:tcPr>
-          <w:p>
-            <w:r>
-              <w:t>Robustesse face à modèle inconnu</w:t>
+              <w:t>Ontime delivery (% SOs livrées dans due_date)</w:t>
+            </w:r>
+          </w:p>
+        </w:tc>
+        <w:tc>
+          <w:tcPr>
+            <w:tcW w:type="dxa" w:w="2880"/>
+          </w:tcPr>
+          <w:p>
+            <w:r>
+              <w:t>ERP</w:t>
+            </w:r>
+          </w:p>
+        </w:tc>
+        <w:tc>
+          <w:tcPr>
+            <w:tcW w:type="dxa" w:w="2880"/>
+          </w:tcPr>
+          <w:p>
+            <w:r>
+              <w:t>quotidienne</w:t>
             </w:r>
           </w:p>
         </w:tc>
@@ -19886,52 +20812,40 @@
     </w:tbl>
     <w:p>
       <w:r>
-        <w:t>API commune :</w:t>
-      </w:r>
-    </w:p>
-    <w:p>
-      <w:pPr/>
-      <w:r>
-        <w:rPr>
-          <w:rFonts w:ascii="Consolas" w:hAnsi="Consolas"/>
-          <w:sz w:val="20"/>
-        </w:rPr>
-        <w:t>forecaster = ArimaForecaster(order=(1,1,1))</w:t>
-      </w:r>
-    </w:p>
-    <w:p>
-      <w:pPr/>
-      <w:r>
-        <w:rPr>
-          <w:rFonts w:ascii="Consolas" w:hAnsi="Consolas"/>
-          <w:sz w:val="20"/>
-        </w:rPr>
-        <w:t>forecaster.fit(historical_demand)            # série 1-D</w:t>
-      </w:r>
-    </w:p>
-    <w:p>
-      <w:pPr/>
-      <w:r>
-        <w:rPr>
-          <w:rFonts w:ascii="Consolas" w:hAnsi="Consolas"/>
-          <w:sz w:val="20"/>
-        </w:rPr>
-        <w:t>result = forecaster.predict(n_steps=14)      # ForecastResult</w:t>
-      </w:r>
-    </w:p>
-    <w:p>
-      <w:pPr/>
-      <w:r>
-        <w:rPr>
-          <w:rFonts w:ascii="Consolas" w:hAnsi="Consolas"/>
-          <w:sz w:val="20"/>
-        </w:rPr>
-        <w:t># result.values, result.lower_ci, result.upper_ci, result.method_name</w:t>
-      </w:r>
-    </w:p>
-    <w:p>
-      <w:r>
-        <w:t>Pondération de l'ensemble :</w:t>
+        <w:t>Critère Go/No-Go : 90 jours consécutifs de mesure fiable. Sans</w:t>
+      </w:r>
+    </w:p>
+    <w:p>
+      <w:r>
+        <w:t>baseline, pas de comparable post-déploiement.</w:t>
+      </w:r>
+    </w:p>
+    <w:p>
+      <w:pPr>
+        <w:pStyle w:val="Heading3"/>
+      </w:pPr>
+      <w:r>
+        <w:t>§29.3 Event sourcing seul (Phase 2, 6 mois)</w:t>
+      </w:r>
+    </w:p>
+    <w:p>
+      <w:r>
+        <w:t>Quoi : garder OF, ajouter par-dessus la couche événementielle V3.</w:t>
+      </w:r>
+    </w:p>
+    <w:p>
+      <w:r>
+        <w:t>Modules à activer : events_v3/expected.py, matching.py,</w:t>
+      </w:r>
+    </w:p>
+    <w:p>
+      <w:r>
+        <w:t>dual_tolerance.py, comparative/learning.py.</w:t>
+      </w:r>
+    </w:p>
+    <w:p>
+      <w:r>
+        <w:t>Apports validés (sur 1 600 runs Random) :</w:t>
       </w:r>
     </w:p>
     <w:p>
@@ -19939,7 +20853,7 @@
         <w:pStyle w:val="ListBullet"/>
       </w:pPr>
       <w:r>
-        <w:t>`weighting="equal"` : poids uniformes 1/N</w:t>
+        <w:t>**−2.8 % coût** (modeste mais mesurable)</w:t>
       </w:r>
     </w:p>
     <w:p>
@@ -19947,17 +20861,214 @@
         <w:pStyle w:val="ListBullet"/>
       </w:pPr>
       <w:r>
-        <w:t>`weighting="inverse_rmse"` : poids ∝ 1/RMSE sur holdout, donne</w:t>
-      </w:r>
-    </w:p>
-    <w:p>
-      <w:r>
-        <w:t xml:space="preserve">  davantage de voix aux forecasters précis sur la série historique</w:t>
-      </w:r>
-    </w:p>
-    <w:p>
-      <w:r>
-        <w:t>Résultats sur série synthétique (60 jours trend + saison 7j + bruit σ=2.5) :</w:t>
+        <w:t>**÷3.9 nervosité** (gain massif)</w:t>
+      </w:r>
+    </w:p>
+    <w:p>
+      <w:pPr>
+        <w:pStyle w:val="ListBullet"/>
+      </w:pPr>
+      <w:r>
+        <w:t>**134 détections + 404 causes attachées / run**</w:t>
+      </w:r>
+    </w:p>
+    <w:p>
+      <w:r>
+        <w:t>Risque : MINIMAL (couche additive, désactivable).</w:t>
+      </w:r>
+    </w:p>
+    <w:p>
+      <w:r>
+        <w:t>Critère Go : nervosité ÷ ≥ 3 + coût ≤ baseline + adoption équipe.</w:t>
+      </w:r>
+    </w:p>
+    <w:p>
+      <w:pPr>
+        <w:pStyle w:val="Heading3"/>
+      </w:pPr>
+      <w:r>
+        <w:t>§29.4 Lissage premier flux (Phase 3, 6-12 mois)</w:t>
+      </w:r>
+    </w:p>
+    <w:p>
+      <w:r>
+        <w:t>Quoi : sur 1 produit ou 1 ligne, basculer en FLUX.</w:t>
+      </w:r>
+    </w:p>
+    <w:p>
+      <w:r>
+        <w:t>Modules : flux/contracts.py, flux/smoothing.py,</w:t>
+      </w:r>
+    </w:p>
+    <w:p>
+      <w:r>
+        <w:t>flux/freeze.py, flux/buffers.py, gates/p3.py.</w:t>
+      </w:r>
+    </w:p>
+    <w:p>
+      <w:r>
+        <w:t>Apports attendus (sur produit pilote) :</w:t>
+      </w:r>
+    </w:p>
+    <w:p>
+      <w:pPr>
+        <w:pStyle w:val="ListBullet"/>
+      </w:pPr>
+      <w:r>
+        <w:t>−15 à −25 % coût</w:t>
+      </w:r>
+    </w:p>
+    <w:p>
+      <w:pPr>
+        <w:pStyle w:val="ListBullet"/>
+      </w:pPr>
+      <w:r>
+        <w:t>÷1.6 à ÷2.3 lead time</w:t>
+      </w:r>
+    </w:p>
+    <w:p>
+      <w:pPr>
+        <w:pStyle w:val="ListBullet"/>
+      </w:pPr>
+      <w:r>
+        <w:t>−33 à −38 % WIP</w:t>
+      </w:r>
+    </w:p>
+    <w:p>
+      <w:r>
+        <w:t>Risques mesurés :</w:t>
+      </w:r>
+    </w:p>
+    <w:p>
+      <w:pPr>
+        <w:pStyle w:val="ListBullet"/>
+      </w:pPr>
+      <w:r>
+        <w:t>⚠ **Retard ontime sur tolérance stricte** (§24.8.6 / §24.8.7) :</w:t>
+      </w:r>
+    </w:p>
+    <w:p>
+      <w:r>
+        <w:t xml:space="preserve">  FLUX 77-84 % à tol=0j contre 100 % pour OF.</w:t>
+      </w:r>
+    </w:p>
+    <w:p>
+      <w:pPr>
+        <w:pStyle w:val="ListBullet"/>
+      </w:pPr>
+      <w:r>
+        <w:t>**Mitigation obligatoire** : choisir produit à tolérance ≥ 3 j</w:t>
+      </w:r>
+    </w:p>
+    <w:p>
+      <w:r>
+        <w:t xml:space="preserve">  (FLUX remonte à 95-96 %).</w:t>
+      </w:r>
+    </w:p>
+    <w:p>
+      <w:r>
+        <w:t>Critère Go : ontime maintenue dans tolérance produit + coût</w:t>
+      </w:r>
+    </w:p>
+    <w:p>
+      <w:r>
+        <w:t>baissé ≥ 10 % + smoothing accepté par opérateurs.</w:t>
+      </w:r>
+    </w:p>
+    <w:p>
+      <w:pPr>
+        <w:pStyle w:val="Heading3"/>
+      </w:pPr>
+      <w:r>
+        <w:t>§29.5 Multi-flux et P3 collective (Phase 4, 12 mois)</w:t>
+      </w:r>
+    </w:p>
+    <w:p>
+      <w:r>
+        <w:t>Quoi : étendre à plusieurs lignes/familles.</w:t>
+      </w:r>
+    </w:p>
+    <w:p>
+      <w:r>
+        <w:t>Modules : gates/p3_collective.py, identification multi-goulots,</w:t>
+      </w:r>
+    </w:p>
+    <w:p>
+      <w:r>
+        <w:t>seuils Little, tampons DBR.</w:t>
+      </w:r>
+    </w:p>
+    <w:p>
+      <w:r>
+        <w:t>Apports :</w:t>
+      </w:r>
+    </w:p>
+    <w:p>
+      <w:pPr>
+        <w:pStyle w:val="ListBullet"/>
+      </w:pPr>
+      <w:r>
+        <w:t>Gestion des arbitrages multi-flux</w:t>
+      </w:r>
+    </w:p>
+    <w:p>
+      <w:pPr>
+        <w:pStyle w:val="ListBullet"/>
+      </w:pPr>
+      <w:r>
+        <w:t>PARTIAL_FREEZE anti-sur-engagement quand goulot saturé &gt; 90 %</w:t>
+      </w:r>
+    </w:p>
+    <w:p>
+      <w:pPr>
+        <w:pStyle w:val="ListBullet"/>
+      </w:pPr>
+      <w:r>
+        <w:t>Convergence vers profil MEDIUM/LARGE V12.5</w:t>
+      </w:r>
+    </w:p>
+    <w:p>
+      <w:r>
+        <w:t>Risques :</w:t>
+      </w:r>
+    </w:p>
+    <w:p>
+      <w:pPr>
+        <w:pStyle w:val="ListBullet"/>
+      </w:pPr>
+      <w:r>
+        <w:t>Conflits multi-contrats sur le goulot commun</w:t>
+      </w:r>
+    </w:p>
+    <w:p>
+      <w:pPr>
+        <w:pStyle w:val="ListBullet"/>
+      </w:pPr>
+      <w:r>
+        <w:t>Limite DBR : 2 goulots simultanés cassent la régulation (§24.10.1)</w:t>
+      </w:r>
+    </w:p>
+    <w:p>
+      <w:r>
+        <w:t>Critère Go : ≥ 2 flux stables coexistants + saturation goulot</w:t>
+      </w:r>
+    </w:p>
+    <w:p>
+      <w:r>
+        <w:t>maîtrisée &lt; 90 %.</w:t>
+      </w:r>
+    </w:p>
+    <w:p>
+      <w:pPr>
+        <w:pStyle w:val="Heading3"/>
+      </w:pPr>
+      <w:r>
+        <w:t>§29.6 Couche cybernétique V12 (Phase 5, 12-24 mois, optionnelle)</w:t>
+      </w:r>
+    </w:p>
+    <w:p>
+      <w:r>
+        <w:t>Quoi : activer V12 selon besoin opérationnel.</w:t>
       </w:r>
     </w:p>
     <w:tbl>
@@ -19981,6 +21092,2152 @@
               <w:rPr>
                 <w:b/>
               </w:rPr>
+              <w:t>Brique V12</w:t>
+            </w:r>
+          </w:p>
+        </w:tc>
+        <w:tc>
+          <w:tcPr>
+            <w:tcW w:type="dxa" w:w="2880"/>
+          </w:tcPr>
+          <w:p>
+            <w:r>
+              <w:rPr>
+                <w:b/>
+              </w:rPr>
+              <w:t>Activation recommandée</w:t>
+            </w:r>
+          </w:p>
+        </w:tc>
+        <w:tc>
+          <w:tcPr>
+            <w:tcW w:type="dxa" w:w="2880"/>
+          </w:tcPr>
+          <w:p>
+            <w:r>
+              <w:rPr>
+                <w:b/>
+              </w:rPr>
+              <w:t>Apport</w:t>
+            </w:r>
+          </w:p>
+        </w:tc>
+      </w:tr>
+      <w:tr>
+        <w:tc>
+          <w:tcPr>
+            <w:tcW w:type="dxa" w:w="2880"/>
+          </w:tcPr>
+          <w:p>
+            <w:r>
+              <w:t>V12.4 Workflow humain (rôles, audit, escalation, dashboard)</w:t>
+            </w:r>
+          </w:p>
+        </w:tc>
+        <w:tc>
+          <w:tcPr>
+            <w:tcW w:type="dxa" w:w="2880"/>
+          </w:tcPr>
+          <w:p>
+            <w:r>
+              <w:t>**dès phase 3**</w:t>
+            </w:r>
+          </w:p>
+        </w:tc>
+        <w:tc>
+          <w:tcPr>
+            <w:tcW w:type="dxa" w:w="2880"/>
+          </w:tcPr>
+          <w:p>
+            <w:r>
+              <w:t>Traçabilité ISO/IATF</w:t>
+            </w:r>
+          </w:p>
+        </w:tc>
+      </w:tr>
+      <w:tr>
+        <w:tc>
+          <w:tcPr>
+            <w:tcW w:type="dxa" w:w="2880"/>
+          </w:tcPr>
+          <w:p>
+            <w:r>
+              <w:t>V12.3 Delta engine 4 niveaux (L1-L4)</w:t>
+            </w:r>
+          </w:p>
+        </w:tc>
+        <w:tc>
+          <w:tcPr>
+            <w:tcW w:type="dxa" w:w="2880"/>
+          </w:tcPr>
+          <w:p>
+            <w:r>
+              <w:t>phase 4</w:t>
+            </w:r>
+          </w:p>
+        </w:tc>
+        <w:tc>
+          <w:tcPr>
+            <w:tcW w:type="dxa" w:w="2880"/>
+          </w:tcPr>
+          <w:p>
+            <w:r>
+              <w:t>Gradation autonomie ↔ validation humaine</w:t>
+            </w:r>
+          </w:p>
+        </w:tc>
+      </w:tr>
+      <w:tr>
+        <w:tc>
+          <w:tcPr>
+            <w:tcW w:type="dxa" w:w="2880"/>
+          </w:tcPr>
+          <w:p>
+            <w:r>
+              <w:t>V12.5 Matrice d'orchestration + profils JSON</w:t>
+            </w:r>
+          </w:p>
+        </w:tc>
+        <w:tc>
+          <w:tcPr>
+            <w:tcW w:type="dxa" w:w="2880"/>
+          </w:tcPr>
+          <w:p>
+            <w:r>
+              <w:t>phase 4</w:t>
+            </w:r>
+          </w:p>
+        </w:tc>
+        <w:tc>
+          <w:tcPr>
+            <w:tcW w:type="dxa" w:w="2880"/>
+          </w:tcPr>
+          <w:p>
+            <w:r>
+              <w:t>Configuration data-driven</w:t>
+            </w:r>
+          </w:p>
+        </w:tc>
+      </w:tr>
+      <w:tr>
+        <w:tc>
+          <w:tcPr>
+            <w:tcW w:type="dxa" w:w="2880"/>
+          </w:tcPr>
+          <w:p>
+            <w:r>
+              <w:t>V12.2 CP-SAT dynamique zone négociable</w:t>
+            </w:r>
+          </w:p>
+        </w:tc>
+        <w:tc>
+          <w:tcPr>
+            <w:tcW w:type="dxa" w:w="2880"/>
+          </w:tcPr>
+          <w:p>
+            <w:r>
+              <w:t>phase 5</w:t>
+            </w:r>
+          </w:p>
+        </w:tc>
+        <w:tc>
+          <w:tcPr>
+            <w:tcW w:type="dxa" w:w="2880"/>
+          </w:tcPr>
+          <w:p>
+            <w:r>
+              <w:t>Replan automatique optimisé</w:t>
+            </w:r>
+          </w:p>
+        </w:tc>
+      </w:tr>
+      <w:tr>
+        <w:tc>
+          <w:tcPr>
+            <w:tcW w:type="dxa" w:w="2880"/>
+          </w:tcPr>
+          <w:p>
+            <w:r>
+              <w:t>V12.1 + V12.1.1 Forecasting feedback-aware</w:t>
+            </w:r>
+          </w:p>
+        </w:tc>
+        <w:tc>
+          <w:tcPr>
+            <w:tcW w:type="dxa" w:w="2880"/>
+          </w:tcPr>
+          <w:p>
+            <w:r>
+              <w:t>phase 5</w:t>
+            </w:r>
+          </w:p>
+        </w:tc>
+        <w:tc>
+          <w:tcPr>
+            <w:tcW w:type="dxa" w:w="2880"/>
+          </w:tcPr>
+          <w:p>
+            <w:r>
+              <w:t>Anticipation long terme</w:t>
+            </w:r>
+          </w:p>
+        </w:tc>
+      </w:tr>
+      <w:tr>
+        <w:tc>
+          <w:tcPr>
+            <w:tcW w:type="dxa" w:w="2880"/>
+          </w:tcPr>
+          <w:p>
+            <w:r>
+              <w:t>V12.2.1 RejectionMemory + FragilityWeights</w:t>
+            </w:r>
+          </w:p>
+        </w:tc>
+        <w:tc>
+          <w:tcPr>
+            <w:tcW w:type="dxa" w:w="2880"/>
+          </w:tcPr>
+          <w:p>
+            <w:r>
+              <w:t>phase 5</w:t>
+            </w:r>
+          </w:p>
+        </w:tc>
+        <w:tc>
+          <w:tcPr>
+            <w:tcW w:type="dxa" w:w="2880"/>
+          </w:tcPr>
+          <w:p>
+            <w:r>
+              <w:t>Apprentissage des échecs</w:t>
+            </w:r>
+          </w:p>
+        </w:tc>
+      </w:tr>
+    </w:tbl>
+    <w:p>
+      <w:r>
+        <w:t>Critère Go pour V12 : V11 maîtrisé + nervosité &lt; 0.1 + workflow</w:t>
+      </w:r>
+    </w:p>
+    <w:p>
+      <w:r>
+        <w:t>validation humaine stable.</w:t>
+      </w:r>
+    </w:p>
+    <w:p>
+      <w:pPr>
+        <w:pStyle w:val="Heading3"/>
+      </w:pPr>
+      <w:r>
+        <w:t>§29.7 Pilotage cybernétique complet (Phase 6, long terme)</w:t>
+      </w:r>
+    </w:p>
+    <w:p>
+      <w:r>
+        <w:t>Indicateurs de pilotage en régime nominal :</w:t>
+      </w:r>
+    </w:p>
+    <w:p>
+      <w:pPr>
+        <w:pStyle w:val="ListBullet"/>
+      </w:pPr>
+      <w:r>
+        <w:t>Disponibilité SO-level réelle ≥ 95 % (Point 2)</w:t>
+      </w:r>
+    </w:p>
+    <w:p>
+      <w:pPr>
+        <w:pStyle w:val="ListBullet"/>
+      </w:pPr>
+      <w:r>
+        <w:t>Lag moyen approbation L3 &lt; seuil profil</w:t>
+      </w:r>
+    </w:p>
+    <w:p>
+      <w:pPr>
+        <w:pStyle w:val="ListBullet"/>
+      </w:pPr>
+      <w:r>
+        <w:t>Taux d'escalation L3 → L4 &lt; 10 %</w:t>
+      </w:r>
+    </w:p>
+    <w:p>
+      <w:pPr>
+        <w:pStyle w:val="ListBullet"/>
+      </w:pPr>
+      <w:r>
+        <w:t>Bias forecast contrôlé (|biais| &lt; 5 %)</w:t>
+      </w:r>
+    </w:p>
+    <w:p>
+      <w:pPr>
+        <w:pStyle w:val="ListBullet"/>
+      </w:pPr>
+      <w:r>
+        <w:t>Rejection rate L3+L4 &lt; 15 %</w:t>
+      </w:r>
+    </w:p>
+    <w:p>
+      <w:pPr>
+        <w:pStyle w:val="Heading3"/>
+      </w:pPr>
+      <w:r>
+        <w:t>§29.8 Vue d'ensemble — calendrier indicatif</w:t>
+      </w:r>
+    </w:p>
+    <w:tbl>
+      <w:tblPr>
+        <w:tblStyle w:val="LightGrid-Accent1"/>
+        <w:tblW w:type="auto" w:w="0"/>
+        <w:tblLook w:firstColumn="1" w:firstRow="1" w:lastColumn="0" w:lastRow="0" w:noHBand="0" w:noVBand="1" w:val="04A0"/>
+      </w:tblPr>
+      <w:tblGrid>
+        <w:gridCol w:w="2160"/>
+        <w:gridCol w:w="2160"/>
+        <w:gridCol w:w="2160"/>
+        <w:gridCol w:w="2160"/>
+      </w:tblGrid>
+      <w:tr>
+        <w:tc>
+          <w:tcPr>
+            <w:tcW w:type="dxa" w:w="2160"/>
+          </w:tcPr>
+          <w:p>
+            <w:r>
+              <w:rPr>
+                <w:b/>
+              </w:rPr>
+              <w:t>Phase</w:t>
+            </w:r>
+          </w:p>
+        </w:tc>
+        <w:tc>
+          <w:tcPr>
+            <w:tcW w:type="dxa" w:w="2160"/>
+          </w:tcPr>
+          <w:p>
+            <w:r>
+              <w:rPr>
+                <w:b/>
+              </w:rPr>
+              <w:t>Durée</w:t>
+            </w:r>
+          </w:p>
+        </w:tc>
+        <w:tc>
+          <w:tcPr>
+            <w:tcW w:type="dxa" w:w="2160"/>
+          </w:tcPr>
+          <w:p>
+            <w:r>
+              <w:rPr>
+                <w:b/>
+              </w:rPr>
+              <w:t>Risque</w:t>
+            </w:r>
+          </w:p>
+        </w:tc>
+        <w:tc>
+          <w:tcPr>
+            <w:tcW w:type="dxa" w:w="2160"/>
+          </w:tcPr>
+          <w:p>
+            <w:r>
+              <w:rPr>
+                <w:b/>
+              </w:rPr>
+              <w:t>Apport cumulé vs baseline</w:t>
+            </w:r>
+          </w:p>
+        </w:tc>
+      </w:tr>
+      <w:tr>
+        <w:tc>
+          <w:tcPr>
+            <w:tcW w:type="dxa" w:w="2160"/>
+          </w:tcPr>
+          <w:p>
+            <w:r>
+              <w:t>0. Audit</w:t>
+            </w:r>
+          </w:p>
+        </w:tc>
+        <w:tc>
+          <w:tcPr>
+            <w:tcW w:type="dxa" w:w="2160"/>
+          </w:tcPr>
+          <w:p>
+            <w:r>
+              <w:t>3-6 mois</w:t>
+            </w:r>
+          </w:p>
+        </w:tc>
+        <w:tc>
+          <w:tcPr>
+            <w:tcW w:type="dxa" w:w="2160"/>
+          </w:tcPr>
+          <w:p>
+            <w:r>
+              <w:t>nul</w:t>
+            </w:r>
+          </w:p>
+        </w:tc>
+        <w:tc>
+          <w:tcPr>
+            <w:tcW w:type="dxa" w:w="2160"/>
+          </w:tcPr>
+          <w:p>
+            <w:r>
+              <w:t>mesure as-is</w:t>
+            </w:r>
+          </w:p>
+        </w:tc>
+      </w:tr>
+      <w:tr>
+        <w:tc>
+          <w:tcPr>
+            <w:tcW w:type="dxa" w:w="2160"/>
+          </w:tcPr>
+          <w:p>
+            <w:r>
+              <w:t>1. Baseline</w:t>
+            </w:r>
+          </w:p>
+        </w:tc>
+        <w:tc>
+          <w:tcPr>
+            <w:tcW w:type="dxa" w:w="2160"/>
+          </w:tcPr>
+          <w:p>
+            <w:r>
+              <w:t>3 mois</w:t>
+            </w:r>
+          </w:p>
+        </w:tc>
+        <w:tc>
+          <w:tcPr>
+            <w:tcW w:type="dxa" w:w="2160"/>
+          </w:tcPr>
+          <w:p>
+            <w:r>
+              <w:t>nul</w:t>
+            </w:r>
+          </w:p>
+        </w:tc>
+        <w:tc>
+          <w:tcPr>
+            <w:tcW w:type="dxa" w:w="2160"/>
+          </w:tcPr>
+          <w:p>
+            <w:r>
+              <w:t>référence</w:t>
+            </w:r>
+          </w:p>
+        </w:tc>
+      </w:tr>
+      <w:tr>
+        <w:tc>
+          <w:tcPr>
+            <w:tcW w:type="dxa" w:w="2160"/>
+          </w:tcPr>
+          <w:p>
+            <w:r>
+              <w:t>2. Event sourcing</w:t>
+            </w:r>
+          </w:p>
+        </w:tc>
+        <w:tc>
+          <w:tcPr>
+            <w:tcW w:type="dxa" w:w="2160"/>
+          </w:tcPr>
+          <w:p>
+            <w:r>
+              <w:t>6 mois</w:t>
+            </w:r>
+          </w:p>
+        </w:tc>
+        <w:tc>
+          <w:tcPr>
+            <w:tcW w:type="dxa" w:w="2160"/>
+          </w:tcPr>
+          <w:p>
+            <w:r>
+              <w:t>faible</w:t>
+            </w:r>
+          </w:p>
+        </w:tc>
+        <w:tc>
+          <w:tcPr>
+            <w:tcW w:type="dxa" w:w="2160"/>
+          </w:tcPr>
+          <w:p>
+            <w:r>
+              <w:t>−3 % coût, ÷4 nervosité, traçabilité</w:t>
+            </w:r>
+          </w:p>
+        </w:tc>
+      </w:tr>
+      <w:tr>
+        <w:tc>
+          <w:tcPr>
+            <w:tcW w:type="dxa" w:w="2160"/>
+          </w:tcPr>
+          <w:p>
+            <w:r>
+              <w:t>3. Flux pilote</w:t>
+            </w:r>
+          </w:p>
+        </w:tc>
+        <w:tc>
+          <w:tcPr>
+            <w:tcW w:type="dxa" w:w="2160"/>
+          </w:tcPr>
+          <w:p>
+            <w:r>
+              <w:t>6-12 mois</w:t>
+            </w:r>
+          </w:p>
+        </w:tc>
+        <w:tc>
+          <w:tcPr>
+            <w:tcW w:type="dxa" w:w="2160"/>
+          </w:tcPr>
+          <w:p>
+            <w:r>
+              <w:t>moyen (ontime)</w:t>
+            </w:r>
+          </w:p>
+        </w:tc>
+        <w:tc>
+          <w:tcPr>
+            <w:tcW w:type="dxa" w:w="2160"/>
+          </w:tcPr>
+          <w:p>
+            <w:r>
+              <w:t>−15 à −25 % coût (produit pilote)</w:t>
+            </w:r>
+          </w:p>
+        </w:tc>
+      </w:tr>
+      <w:tr>
+        <w:tc>
+          <w:tcPr>
+            <w:tcW w:type="dxa" w:w="2160"/>
+          </w:tcPr>
+          <w:p>
+            <w:r>
+              <w:t>4. Multi-flux</w:t>
+            </w:r>
+          </w:p>
+        </w:tc>
+        <w:tc>
+          <w:tcPr>
+            <w:tcW w:type="dxa" w:w="2160"/>
+          </w:tcPr>
+          <w:p>
+            <w:r>
+              <w:t>12 mois</w:t>
+            </w:r>
+          </w:p>
+        </w:tc>
+        <w:tc>
+          <w:tcPr>
+            <w:tcW w:type="dxa" w:w="2160"/>
+          </w:tcPr>
+          <w:p>
+            <w:r>
+              <w:t>moyen</w:t>
+            </w:r>
+          </w:p>
+        </w:tc>
+        <w:tc>
+          <w:tcPr>
+            <w:tcW w:type="dxa" w:w="2160"/>
+          </w:tcPr>
+          <w:p>
+            <w:r>
+              <w:t>gain multi-flux + P3 collective</w:t>
+            </w:r>
+          </w:p>
+        </w:tc>
+      </w:tr>
+      <w:tr>
+        <w:tc>
+          <w:tcPr>
+            <w:tcW w:type="dxa" w:w="2160"/>
+          </w:tcPr>
+          <w:p>
+            <w:r>
+              <w:t>5. V12 cybernétique</w:t>
+            </w:r>
+          </w:p>
+        </w:tc>
+        <w:tc>
+          <w:tcPr>
+            <w:tcW w:type="dxa" w:w="2160"/>
+          </w:tcPr>
+          <w:p>
+            <w:r>
+              <w:t>12-24 mois</w:t>
+            </w:r>
+          </w:p>
+        </w:tc>
+        <w:tc>
+          <w:tcPr>
+            <w:tcW w:type="dxa" w:w="2160"/>
+          </w:tcPr>
+          <w:p>
+            <w:r>
+              <w:t>faible</w:t>
+            </w:r>
+          </w:p>
+        </w:tc>
+        <w:tc>
+          <w:tcPr>
+            <w:tcW w:type="dxa" w:w="2160"/>
+          </w:tcPr>
+          <w:p>
+            <w:r>
+              <w:t>apprentissage + automation</w:t>
+            </w:r>
+          </w:p>
+        </w:tc>
+      </w:tr>
+      <w:tr>
+        <w:tc>
+          <w:tcPr>
+            <w:tcW w:type="dxa" w:w="2160"/>
+          </w:tcPr>
+          <w:p>
+            <w:r>
+              <w:t>6. Pilotage cyber</w:t>
+            </w:r>
+          </w:p>
+        </w:tc>
+        <w:tc>
+          <w:tcPr>
+            <w:tcW w:type="dxa" w:w="2160"/>
+          </w:tcPr>
+          <w:p>
+            <w:r>
+              <w:t>continu</w:t>
+            </w:r>
+          </w:p>
+        </w:tc>
+        <w:tc>
+          <w:tcPr>
+            <w:tcW w:type="dxa" w:w="2160"/>
+          </w:tcPr>
+          <w:p>
+            <w:r>
+              <w:t>nul</w:t>
+            </w:r>
+          </w:p>
+        </w:tc>
+        <w:tc>
+          <w:tcPr>
+            <w:tcW w:type="dxa" w:w="2160"/>
+          </w:tcPr>
+          <w:p>
+            <w:r>
+              <w:t>optimisation continue</w:t>
+            </w:r>
+          </w:p>
+        </w:tc>
+      </w:tr>
+      <w:tr>
+        <w:tc>
+          <w:tcPr>
+            <w:tcW w:type="dxa" w:w="2160"/>
+          </w:tcPr>
+          <w:p>
+            <w:r>
+              <w:t>**Total**</w:t>
+            </w:r>
+          </w:p>
+        </w:tc>
+        <w:tc>
+          <w:tcPr>
+            <w:tcW w:type="dxa" w:w="2160"/>
+          </w:tcPr>
+          <w:p>
+            <w:r>
+              <w:t>**36-60 mois**</w:t>
+            </w:r>
+          </w:p>
+        </w:tc>
+        <w:tc>
+          <w:tcPr>
+            <w:tcW w:type="dxa" w:w="2160"/>
+          </w:tcPr>
+          <w:p>
+            <w:r>
+              <w:t>progressif</w:t>
+            </w:r>
+          </w:p>
+        </w:tc>
+        <w:tc>
+          <w:tcPr>
+            <w:tcW w:type="dxa" w:w="2160"/>
+          </w:tcPr>
+          <w:p>
+            <w:r>
+              <w:t>doctrine complète</w:t>
+            </w:r>
+          </w:p>
+        </w:tc>
+      </w:tr>
+    </w:tbl>
+    <w:p>
+      <w:pPr>
+        <w:pStyle w:val="Heading3"/>
+      </w:pPr>
+      <w:r>
+        <w:t>§29.9 Pièges à éviter (issus des limites mesurées)</w:t>
+      </w:r>
+    </w:p>
+    <w:tbl>
+      <w:tblPr>
+        <w:tblStyle w:val="LightGrid-Accent1"/>
+        <w:tblW w:type="auto" w:w="0"/>
+        <w:tblLook w:firstColumn="1" w:firstRow="1" w:lastColumn="0" w:lastRow="0" w:noHBand="0" w:noVBand="1" w:val="04A0"/>
+      </w:tblPr>
+      <w:tblGrid>
+        <w:gridCol w:w="2880"/>
+        <w:gridCol w:w="2880"/>
+        <w:gridCol w:w="2880"/>
+      </w:tblGrid>
+      <w:tr>
+        <w:tc>
+          <w:tcPr>
+            <w:tcW w:type="dxa" w:w="2880"/>
+          </w:tcPr>
+          <w:p>
+            <w:r>
+              <w:rPr>
+                <w:b/>
+              </w:rPr>
+              <w:t>Piège</w:t>
+            </w:r>
+          </w:p>
+        </w:tc>
+        <w:tc>
+          <w:tcPr>
+            <w:tcW w:type="dxa" w:w="2880"/>
+          </w:tcPr>
+          <w:p>
+            <w:r>
+              <w:rPr>
+                <w:b/>
+              </w:rPr>
+              <w:t>Conséquence</w:t>
+            </w:r>
+          </w:p>
+        </w:tc>
+        <w:tc>
+          <w:tcPr>
+            <w:tcW w:type="dxa" w:w="2880"/>
+          </w:tcPr>
+          <w:p>
+            <w:r>
+              <w:rPr>
+                <w:b/>
+              </w:rPr>
+              <w:t>Mitigation</w:t>
+            </w:r>
+          </w:p>
+        </w:tc>
+      </w:tr>
+      <w:tr>
+        <w:tc>
+          <w:tcPr>
+            <w:tcW w:type="dxa" w:w="2880"/>
+          </w:tcPr>
+          <w:p>
+            <w:r>
+              <w:t>Sauter phase 2</w:t>
+            </w:r>
+          </w:p>
+        </w:tc>
+        <w:tc>
+          <w:tcPr>
+            <w:tcW w:type="dxa" w:w="2880"/>
+          </w:tcPr>
+          <w:p>
+            <w:r>
+              <w:t>Pas de couche de mesure</w:t>
+            </w:r>
+          </w:p>
+        </w:tc>
+        <w:tc>
+          <w:tcPr>
+            <w:tcW w:type="dxa" w:w="2880"/>
+          </w:tcPr>
+          <w:p>
+            <w:r>
+              <w:t>Toujours mesurer avant changer</w:t>
+            </w:r>
+          </w:p>
+        </w:tc>
+      </w:tr>
+      <w:tr>
+        <w:tc>
+          <w:tcPr>
+            <w:tcW w:type="dxa" w:w="2880"/>
+          </w:tcPr>
+          <w:p>
+            <w:r>
+              <w:t>Phase 3 sans baseline (phase 1)</w:t>
+            </w:r>
+          </w:p>
+        </w:tc>
+        <w:tc>
+          <w:tcPr>
+            <w:tcW w:type="dxa" w:w="2880"/>
+          </w:tcPr>
+          <w:p>
+            <w:r>
+              <w:t>Pas de comparable</w:t>
+            </w:r>
+          </w:p>
+        </w:tc>
+        <w:tc>
+          <w:tcPr>
+            <w:tcW w:type="dxa" w:w="2880"/>
+          </w:tcPr>
+          <w:p>
+            <w:r>
+              <w:t>Phase 1 obligatoire</w:t>
+            </w:r>
+          </w:p>
+        </w:tc>
+      </w:tr>
+      <w:tr>
+        <w:tc>
+          <w:tcPr>
+            <w:tcW w:type="dxa" w:w="2880"/>
+          </w:tcPr>
+          <w:p>
+            <w:r>
+              <w:t>Produit pilote à tolérance ontime stricte (&lt; 3 j)</w:t>
+            </w:r>
+          </w:p>
+        </w:tc>
+        <w:tc>
+          <w:tcPr>
+            <w:tcW w:type="dxa" w:w="2880"/>
+          </w:tcPr>
+          <w:p>
+            <w:r>
+              <w:t>Ontime dégradé (§24.8.6)</w:t>
+            </w:r>
+          </w:p>
+        </w:tc>
+        <w:tc>
+          <w:tcPr>
+            <w:tcW w:type="dxa" w:w="2880"/>
+          </w:tcPr>
+          <w:p>
+            <w:r>
+              <w:t>Choisir produit à tolérance ≥ 3 j ou attendre V12.6</w:t>
+            </w:r>
+          </w:p>
+        </w:tc>
+      </w:tr>
+      <w:tr>
+        <w:tc>
+          <w:tcPr>
+            <w:tcW w:type="dxa" w:w="2880"/>
+          </w:tcPr>
+          <w:p>
+            <w:r>
+              <w:t>V12 sans V11 stable</w:t>
+            </w:r>
+          </w:p>
+        </w:tc>
+        <w:tc>
+          <w:tcPr>
+            <w:tcW w:type="dxa" w:w="2880"/>
+          </w:tcPr>
+          <w:p>
+            <w:r>
+              <w:t>Complexité non maîtrisée</w:t>
+            </w:r>
+          </w:p>
+        </w:tc>
+        <w:tc>
+          <w:tcPr>
+            <w:tcW w:type="dxa" w:w="2880"/>
+          </w:tcPr>
+          <w:p>
+            <w:r>
+              <w:t>V12 vient après V11</w:t>
+            </w:r>
+          </w:p>
+        </w:tc>
+      </w:tr>
+      <w:tr>
+        <w:tc>
+          <w:tcPr>
+            <w:tcW w:type="dxa" w:w="2880"/>
+          </w:tcPr>
+          <w:p>
+            <w:r>
+              <w:t>2 goulots simultanés</w:t>
+            </w:r>
+          </w:p>
+        </w:tc>
+        <w:tc>
+          <w:tcPr>
+            <w:tcW w:type="dxa" w:w="2880"/>
+          </w:tcPr>
+          <w:p>
+            <w:r>
+              <w:t>DBR cassé (×1.52 ampli)</w:t>
+            </w:r>
+          </w:p>
+        </w:tc>
+        <w:tc>
+          <w:tcPr>
+            <w:tcW w:type="dxa" w:w="2880"/>
+          </w:tcPr>
+          <w:p>
+            <w:r>
+              <w:t>Identifier UN goulot avant phase 4</w:t>
+            </w:r>
+          </w:p>
+        </w:tc>
+      </w:tr>
+      <w:tr>
+        <w:tc>
+          <w:tcPr>
+            <w:tcW w:type="dxa" w:w="2880"/>
+          </w:tcPr>
+          <w:p>
+            <w:r>
+              <w:t>Appro × Demande sans double-sourcing</w:t>
+            </w:r>
+          </w:p>
+        </w:tc>
+        <w:tc>
+          <w:tcPr>
+            <w:tcW w:type="dxa" w:w="2880"/>
+          </w:tcPr>
+          <w:p>
+            <w:r>
+              <w:t>Mur intrinsèque (6.8 j MTTR irréductible)</w:t>
+            </w:r>
+          </w:p>
+        </w:tc>
+        <w:tc>
+          <w:tcPr>
+            <w:tcW w:type="dxa" w:w="2880"/>
+          </w:tcPr>
+          <w:p>
+            <w:r>
+              <w:t>Hors doctrine — sécuriser appro</w:t>
+            </w:r>
+          </w:p>
+        </w:tc>
+      </w:tr>
+      <w:tr>
+        <w:tc>
+          <w:tcPr>
+            <w:tcW w:type="dxa" w:w="2880"/>
+          </w:tcPr>
+          <w:p>
+            <w:r>
+              <w:t>Activer phase 3 sur produit à due_date serrée</w:t>
+            </w:r>
+          </w:p>
+        </w:tc>
+        <w:tc>
+          <w:tcPr>
+            <w:tcW w:type="dxa" w:w="2880"/>
+          </w:tcPr>
+          <w:p>
+            <w:r>
+              <w:t>Cf. §24.8.7 défaut smoothing</w:t>
+            </w:r>
+          </w:p>
+        </w:tc>
+        <w:tc>
+          <w:tcPr>
+            <w:tcW w:type="dxa" w:w="2880"/>
+          </w:tcPr>
+          <w:p>
+            <w:r>
+              <w:t>Attendre V12.6 due-date-aware</w:t>
+            </w:r>
+          </w:p>
+        </w:tc>
+      </w:tr>
+    </w:tbl>
+    <w:p>
+      <w:pPr>
+        <w:pStyle w:val="Heading3"/>
+      </w:pPr>
+      <w:r>
+        <w:t>§29.10 Lien vers les 6 briques V12</w:t>
+      </w:r>
+    </w:p>
+    <w:p>
+      <w:r>
+        <w:t>Cette démarche s'appuie sur les briques V12 livrées dans le code :</w:t>
+      </w:r>
+    </w:p>
+    <w:tbl>
+      <w:tblPr>
+        <w:tblStyle w:val="LightGrid-Accent1"/>
+        <w:tblW w:type="auto" w:w="0"/>
+        <w:tblLook w:firstColumn="1" w:firstRow="1" w:lastColumn="0" w:lastRow="0" w:noHBand="0" w:noVBand="1" w:val="04A0"/>
+      </w:tblPr>
+      <w:tblGrid>
+        <w:gridCol w:w="4320"/>
+        <w:gridCol w:w="4320"/>
+      </w:tblGrid>
+      <w:tr>
+        <w:tc>
+          <w:tcPr>
+            <w:tcW w:type="dxa" w:w="4320"/>
+          </w:tcPr>
+          <w:p>
+            <w:r>
+              <w:rPr>
+                <w:b/>
+              </w:rPr>
+              <w:t>Phase démarche</w:t>
+            </w:r>
+          </w:p>
+        </w:tc>
+        <w:tc>
+          <w:tcPr>
+            <w:tcW w:type="dxa" w:w="4320"/>
+          </w:tcPr>
+          <w:p>
+            <w:r>
+              <w:rPr>
+                <w:b/>
+              </w:rPr>
+              <w:t>Brique V12 mobilisée</w:t>
+            </w:r>
+          </w:p>
+        </w:tc>
+      </w:tr>
+      <w:tr>
+        <w:tc>
+          <w:tcPr>
+            <w:tcW w:type="dxa" w:w="4320"/>
+          </w:tcPr>
+          <w:p>
+            <w:r>
+              <w:t>Phase 3 (flux pilote)</w:t>
+            </w:r>
+          </w:p>
+        </w:tc>
+        <w:tc>
+          <w:tcPr>
+            <w:tcW w:type="dxa" w:w="4320"/>
+          </w:tcPr>
+          <w:p>
+            <w:r>
+              <w:t>V12.1, V12.2 si needed</w:t>
+            </w:r>
+          </w:p>
+        </w:tc>
+      </w:tr>
+      <w:tr>
+        <w:tc>
+          <w:tcPr>
+            <w:tcW w:type="dxa" w:w="4320"/>
+          </w:tcPr>
+          <w:p>
+            <w:r>
+              <w:t>Phase 4 (multi-flux)</w:t>
+            </w:r>
+          </w:p>
+        </w:tc>
+        <w:tc>
+          <w:tcPr>
+            <w:tcW w:type="dxa" w:w="4320"/>
+          </w:tcPr>
+          <w:p>
+            <w:r>
+              <w:t>V12.3 Delta engine, V12.4 human loop</w:t>
+            </w:r>
+          </w:p>
+        </w:tc>
+      </w:tr>
+      <w:tr>
+        <w:tc>
+          <w:tcPr>
+            <w:tcW w:type="dxa" w:w="4320"/>
+          </w:tcPr>
+          <w:p>
+            <w:r>
+              <w:t>Phase 5 (cybernétique)</w:t>
+            </w:r>
+          </w:p>
+        </w:tc>
+        <w:tc>
+          <w:tcPr>
+            <w:tcW w:type="dxa" w:w="4320"/>
+          </w:tcPr>
+          <w:p>
+            <w:r>
+              <w:t>V12.1.1, V12.2.1, V12.5 orchestration</w:t>
+            </w:r>
+          </w:p>
+        </w:tc>
+      </w:tr>
+      <w:tr>
+        <w:tc>
+          <w:tcPr>
+            <w:tcW w:type="dxa" w:w="4320"/>
+          </w:tcPr>
+          <w:p>
+            <w:r>
+              <w:t>Phase 6 (régime nominal)</w:t>
+            </w:r>
+          </w:p>
+        </w:tc>
+        <w:tc>
+          <w:tcPr>
+            <w:tcW w:type="dxa" w:w="4320"/>
+          </w:tcPr>
+          <w:p>
+            <w:r>
+              <w:t>V12.5 matrice + ajustement continu</w:t>
+            </w:r>
+          </w:p>
+        </w:tc>
+      </w:tr>
+    </w:tbl>
+    <w:p>
+      <w:r>
+        <w:t>V12.6 due-date-aware smoothing (§28.12) est prérequis pour</w:t>
+      </w:r>
+    </w:p>
+    <w:p>
+      <w:r>
+        <w:t>ateliers à tolérance ontime stricte (aéro, médical, automobile).</w:t>
+      </w:r>
+    </w:p>
+    <w:p/>
+    <w:p>
+      <w:pPr>
+        <w:pStyle w:val="Heading2"/>
+      </w:pPr>
+      <w:r>
+        <w:t>§28. Architecture cybernétique étendue V12 (extension doctrinale)</w:t>
+      </w:r>
+    </w:p>
+    <w:p>
+      <w:pPr>
+        <w:pStyle w:val="Heading3"/>
+      </w:pPr>
+      <w:r>
+        <w:t>§28.1 Motivation</w:t>
+      </w:r>
+    </w:p>
+    <w:p>
+      <w:r>
+        <w:t>Au-delà de la doctrine V0→V11 mesurée dans cette étude, plusieurs</w:t>
+      </w:r>
+    </w:p>
+    <w:p>
+      <w:r>
+        <w:t>limites structurelles ont été identifiées :</w:t>
+      </w:r>
+    </w:p>
+    <w:p>
+      <w:pPr>
+        <w:pStyle w:val="ListBullet"/>
+      </w:pPr>
+      <w:r>
+        <w:t>La doctrine **applique automatiquement** toute décision V3 (V3</w:t>
+      </w:r>
+    </w:p>
+    <w:p>
+      <w:r>
+        <w:t xml:space="preserve">  actionnel L8.1), même celles à fort impact systémique.</w:t>
+      </w:r>
+    </w:p>
+    <w:p>
+      <w:pPr>
+        <w:pStyle w:val="ListBullet"/>
+      </w:pPr>
+      <w:r>
+        <w:t>Aucune **validation humaine** n'est requise, même pour les</w:t>
+      </w:r>
+    </w:p>
+    <w:p>
+      <w:r>
+        <w:t xml:space="preserve">  replanifications globales.</w:t>
+      </w:r>
+    </w:p>
+    <w:p>
+      <w:pPr>
+        <w:pStyle w:val="ListBullet"/>
+      </w:pPr>
+      <w:r>
+        <w:t>Aucune **gradation d'autonomie** explicite : tout est soit</w:t>
+      </w:r>
+    </w:p>
+    <w:p>
+      <w:r>
+        <w:t xml:space="preserve">  autonome, soit hors du système.</w:t>
+      </w:r>
+    </w:p>
+    <w:p>
+      <w:r>
+        <w:t>L'architecture V12 cybernétique étendue introduit une matrice à</w:t>
+      </w:r>
+    </w:p>
+    <w:p>
+      <w:r>
+        <w:t>4 niveaux d'autonomie qui couvre l'éventail allant de l'absorption</w:t>
+      </w:r>
+    </w:p>
+    <w:p>
+      <w:r>
+        <w:t>silencieuse à la validation supervisor.</w:t>
+      </w:r>
+    </w:p>
+    <w:p>
+      <w:pPr>
+        <w:pStyle w:val="Heading3"/>
+      </w:pPr>
+      <w:r>
+        <w:t>§28.2 Quatre niveaux d'autonomie</w:t>
+      </w:r>
+    </w:p>
+    <w:tbl>
+      <w:tblPr>
+        <w:tblStyle w:val="LightGrid-Accent1"/>
+        <w:tblW w:type="auto" w:w="0"/>
+        <w:tblLook w:firstColumn="1" w:firstRow="1" w:lastColumn="0" w:lastRow="0" w:noHBand="0" w:noVBand="1" w:val="04A0"/>
+      </w:tblPr>
+      <w:tblGrid>
+        <w:gridCol w:w="1728"/>
+        <w:gridCol w:w="1728"/>
+        <w:gridCol w:w="1728"/>
+        <w:gridCol w:w="1728"/>
+        <w:gridCol w:w="1728"/>
+      </w:tblGrid>
+      <w:tr>
+        <w:tc>
+          <w:tcPr>
+            <w:tcW w:type="dxa" w:w="1728"/>
+          </w:tcPr>
+          <w:p>
+            <w:r>
+              <w:rPr>
+                <w:b/>
+              </w:rPr>
+              <w:t>Niveau</w:t>
+            </w:r>
+          </w:p>
+        </w:tc>
+        <w:tc>
+          <w:tcPr>
+            <w:tcW w:type="dxa" w:w="1728"/>
+          </w:tcPr>
+          <w:p>
+            <w:r>
+              <w:rPr>
+                <w:b/>
+              </w:rPr>
+              <w:t>Nom</w:t>
+            </w:r>
+          </w:p>
+        </w:tc>
+        <w:tc>
+          <w:tcPr>
+            <w:tcW w:type="dxa" w:w="1728"/>
+          </w:tcPr>
+          <w:p>
+            <w:r>
+              <w:rPr>
+                <w:b/>
+              </w:rPr>
+              <w:t>Déclencheur (action V3)</w:t>
+            </w:r>
+          </w:p>
+        </w:tc>
+        <w:tc>
+          <w:tcPr>
+            <w:tcW w:type="dxa" w:w="1728"/>
+          </w:tcPr>
+          <w:p>
+            <w:r>
+              <w:rPr>
+                <w:b/>
+              </w:rPr>
+              <w:t>Action</w:t>
+            </w:r>
+          </w:p>
+        </w:tc>
+        <w:tc>
+          <w:tcPr>
+            <w:tcW w:type="dxa" w:w="1728"/>
+          </w:tcPr>
+          <w:p>
+            <w:r>
+              <w:rPr>
+                <w:b/>
+              </w:rPr>
+              <w:t>Validation</w:t>
+            </w:r>
+          </w:p>
+        </w:tc>
+      </w:tr>
+      <w:tr>
+        <w:tc>
+          <w:tcPr>
+            <w:tcW w:type="dxa" w:w="1728"/>
+          </w:tcPr>
+          <w:p>
+            <w:r>
+              <w:t>**L1**</w:t>
+            </w:r>
+          </w:p>
+        </w:tc>
+        <w:tc>
+          <w:tcPr>
+            <w:tcW w:type="dxa" w:w="1728"/>
+          </w:tcPr>
+          <w:p>
+            <w:r>
+              <w:t>Autonome sans ajustement</w:t>
+            </w:r>
+          </w:p>
+        </w:tc>
+        <w:tc>
+          <w:tcPr>
+            <w:tcW w:type="dxa" w:w="1728"/>
+          </w:tcPr>
+          <w:p>
+            <w:r>
+              <w:t>`inform`, `watch`</w:t>
+            </w:r>
+          </w:p>
+        </w:tc>
+        <w:tc>
+          <w:tcPr>
+            <w:tcW w:type="dxa" w:w="1728"/>
+          </w:tcPr>
+          <w:p>
+            <w:r>
+              <w:t>absorbé par tampon</w:t>
+            </w:r>
+          </w:p>
+        </w:tc>
+        <w:tc>
+          <w:tcPr>
+            <w:tcW w:type="dxa" w:w="1728"/>
+          </w:tcPr>
+          <w:p>
+            <w:r>
+              <w:t>aucune</w:t>
+            </w:r>
+          </w:p>
+        </w:tc>
+      </w:tr>
+      <w:tr>
+        <w:tc>
+          <w:tcPr>
+            <w:tcW w:type="dxa" w:w="1728"/>
+          </w:tcPr>
+          <w:p>
+            <w:r>
+              <w:t>**L2**</w:t>
+            </w:r>
+          </w:p>
+        </w:tc>
+        <w:tc>
+          <w:tcPr>
+            <w:tcW w:type="dxa" w:w="1728"/>
+          </w:tcPr>
+          <w:p>
+            <w:r>
+              <w:t>Ajustement sans humain</w:t>
+            </w:r>
+          </w:p>
+        </w:tc>
+        <w:tc>
+          <w:tcPr>
+            <w:tcW w:type="dxa" w:w="1728"/>
+          </w:tcPr>
+          <w:p>
+            <w:r>
+              <w:t>`correct_local`</w:t>
+            </w:r>
+          </w:p>
+        </w:tc>
+        <w:tc>
+          <w:tcPr>
+            <w:tcW w:type="dxa" w:w="1728"/>
+          </w:tcPr>
+          <w:p>
+            <w:r>
+              <w:t>V3 actionnel applique</w:t>
+            </w:r>
+          </w:p>
+        </w:tc>
+        <w:tc>
+          <w:tcPr>
+            <w:tcW w:type="dxa" w:w="1728"/>
+          </w:tcPr>
+          <w:p>
+            <w:r>
+              <w:t>aucune</w:t>
+            </w:r>
+          </w:p>
+        </w:tc>
+      </w:tr>
+      <w:tr>
+        <w:tc>
+          <w:tcPr>
+            <w:tcW w:type="dxa" w:w="1728"/>
+          </w:tcPr>
+          <w:p>
+            <w:r>
+              <w:t>**L3**</w:t>
+            </w:r>
+          </w:p>
+        </w:tc>
+        <w:tc>
+          <w:tcPr>
+            <w:tcW w:type="dxa" w:w="1728"/>
+          </w:tcPr>
+          <w:p>
+            <w:r>
+              <w:t>Replanification locale + validation</w:t>
+            </w:r>
+          </w:p>
+        </w:tc>
+        <w:tc>
+          <w:tcPr>
+            <w:tcW w:type="dxa" w:w="1728"/>
+          </w:tcPr>
+          <w:p>
+            <w:r>
+              <w:t>`replan_local`</w:t>
+            </w:r>
+          </w:p>
+        </w:tc>
+        <w:tc>
+          <w:tcPr>
+            <w:tcW w:type="dxa" w:w="1728"/>
+          </w:tcPr>
+          <w:p>
+            <w:r>
+              <w:t>CP-SAT propose, opérateur valide</w:t>
+            </w:r>
+          </w:p>
+        </w:tc>
+        <w:tc>
+          <w:tcPr>
+            <w:tcW w:type="dxa" w:w="1728"/>
+          </w:tcPr>
+          <w:p>
+            <w:r>
+              <w:t>humain (opérateur)</w:t>
+            </w:r>
+          </w:p>
+        </w:tc>
+      </w:tr>
+      <w:tr>
+        <w:tc>
+          <w:tcPr>
+            <w:tcW w:type="dxa" w:w="1728"/>
+          </w:tcPr>
+          <w:p>
+            <w:r>
+              <w:t>**L4**</w:t>
+            </w:r>
+          </w:p>
+        </w:tc>
+        <w:tc>
+          <w:tcPr>
+            <w:tcW w:type="dxa" w:w="1728"/>
+          </w:tcPr>
+          <w:p>
+            <w:r>
+              <w:t>Replanification totale + validation</w:t>
+            </w:r>
+          </w:p>
+        </w:tc>
+        <w:tc>
+          <w:tcPr>
+            <w:tcW w:type="dxa" w:w="1728"/>
+          </w:tcPr>
+          <w:p>
+            <w:r>
+              <w:t>`escalate`, `replan_global`</w:t>
+            </w:r>
+          </w:p>
+        </w:tc>
+        <w:tc>
+          <w:tcPr>
+            <w:tcW w:type="dxa" w:w="1728"/>
+          </w:tcPr>
+          <w:p>
+            <w:r>
+              <w:t>refonte plan, supervisor valide</w:t>
+            </w:r>
+          </w:p>
+        </w:tc>
+        <w:tc>
+          <w:tcPr>
+            <w:tcW w:type="dxa" w:w="1728"/>
+          </w:tcPr>
+          <w:p>
+            <w:r>
+              <w:t>humain (supervisor)</w:t>
+            </w:r>
+          </w:p>
+        </w:tc>
+      </w:tr>
+    </w:tbl>
+    <w:p>
+      <w:pPr>
+        <w:pStyle w:val="Heading3"/>
+      </w:pPr>
+      <w:r>
+        <w:t>§28.3 Modules livrés en V12.3</w:t>
+      </w:r>
+    </w:p>
+    <w:tbl>
+      <w:tblPr>
+        <w:tblStyle w:val="LightGrid-Accent1"/>
+        <w:tblW w:type="auto" w:w="0"/>
+        <w:tblLook w:firstColumn="1" w:firstRow="1" w:lastColumn="0" w:lastRow="0" w:noHBand="0" w:noVBand="1" w:val="04A0"/>
+      </w:tblPr>
+      <w:tblGrid>
+        <w:gridCol w:w="2880"/>
+        <w:gridCol w:w="2880"/>
+        <w:gridCol w:w="2880"/>
+      </w:tblGrid>
+      <w:tr>
+        <w:tc>
+          <w:tcPr>
+            <w:tcW w:type="dxa" w:w="2880"/>
+          </w:tcPr>
+          <w:p>
+            <w:r>
+              <w:rPr>
+                <w:b/>
+              </w:rPr>
+              <w:t>Module</w:t>
+            </w:r>
+          </w:p>
+        </w:tc>
+        <w:tc>
+          <w:tcPr>
+            <w:tcW w:type="dxa" w:w="2880"/>
+          </w:tcPr>
+          <w:p>
+            <w:r>
+              <w:rPr>
+                <w:b/>
+              </w:rPr>
+              <w:t>Rôle</w:t>
+            </w:r>
+          </w:p>
+        </w:tc>
+        <w:tc>
+          <w:tcPr>
+            <w:tcW w:type="dxa" w:w="2880"/>
+          </w:tcPr>
+          <w:p>
+            <w:r>
+              <w:rPr>
+                <w:b/>
+              </w:rPr>
+              <w:t>Statut</w:t>
+            </w:r>
+          </w:p>
+        </w:tc>
+      </w:tr>
+      <w:tr>
+        <w:tc>
+          <w:tcPr>
+            <w:tcW w:type="dxa" w:w="2880"/>
+          </w:tcPr>
+          <w:p>
+            <w:r>
+              <w:t>`cybernetic/delta_engine/autonomy_levels.py`</w:t>
+            </w:r>
+          </w:p>
+        </w:tc>
+        <w:tc>
+          <w:tcPr>
+            <w:tcW w:type="dxa" w:w="2880"/>
+          </w:tcPr>
+          <w:p>
+            <w:r>
+              <w:t>Enum L1-L4 + mapping V3 → V12.3</w:t>
+            </w:r>
+          </w:p>
+        </w:tc>
+        <w:tc>
+          <w:tcPr>
+            <w:tcW w:type="dxa" w:w="2880"/>
+          </w:tcPr>
+          <w:p>
+            <w:r>
+              <w:t>✅</w:t>
+            </w:r>
+          </w:p>
+        </w:tc>
+      </w:tr>
+      <w:tr>
+        <w:tc>
+          <w:tcPr>
+            <w:tcW w:type="dxa" w:w="2880"/>
+          </w:tcPr>
+          <w:p>
+            <w:r>
+              <w:t>`cybernetic/delta_engine/dispatcher.py`</w:t>
+            </w:r>
+          </w:p>
+        </w:tc>
+        <w:tc>
+          <w:tcPr>
+            <w:tcW w:type="dxa" w:w="2880"/>
+          </w:tcPr>
+          <w:p>
+            <w:r>
+              <w:t>Route décisions selon niveau</w:t>
+            </w:r>
+          </w:p>
+        </w:tc>
+        <w:tc>
+          <w:tcPr>
+            <w:tcW w:type="dxa" w:w="2880"/>
+          </w:tcPr>
+          <w:p>
+            <w:r>
+              <w:t>✅</w:t>
+            </w:r>
+          </w:p>
+        </w:tc>
+      </w:tr>
+      <w:tr>
+        <w:tc>
+          <w:tcPr>
+            <w:tcW w:type="dxa" w:w="2880"/>
+          </w:tcPr>
+          <w:p>
+            <w:r>
+              <w:t>`cybernetic/delta_engine/approval_queue.py`</w:t>
+            </w:r>
+          </w:p>
+        </w:tc>
+        <w:tc>
+          <w:tcPr>
+            <w:tcW w:type="dxa" w:w="2880"/>
+          </w:tcPr>
+          <w:p>
+            <w:r>
+              <w:t>Queue persistée + CRUD</w:t>
+            </w:r>
+          </w:p>
+        </w:tc>
+        <w:tc>
+          <w:tcPr>
+            <w:tcW w:type="dxa" w:w="2880"/>
+          </w:tcPr>
+          <w:p>
+            <w:r>
+              <w:t>✅</w:t>
+            </w:r>
+          </w:p>
+        </w:tc>
+      </w:tr>
+      <w:tr>
+        <w:tc>
+          <w:tcPr>
+            <w:tcW w:type="dxa" w:w="2880"/>
+          </w:tcPr>
+          <w:p>
+            <w:r>
+              <w:t>Table SQL `approval_queue`</w:t>
+            </w:r>
+          </w:p>
+        </w:tc>
+        <w:tc>
+          <w:tcPr>
+            <w:tcW w:type="dxa" w:w="2880"/>
+          </w:tcPr>
+          <w:p>
+            <w:r>
+              <w:t>Persistance + audit</w:t>
+            </w:r>
+          </w:p>
+        </w:tc>
+        <w:tc>
+          <w:tcPr>
+            <w:tcW w:type="dxa" w:w="2880"/>
+          </w:tcPr>
+          <w:p>
+            <w:r>
+              <w:t>✅</w:t>
+            </w:r>
+          </w:p>
+        </w:tc>
+      </w:tr>
+      <w:tr>
+        <w:tc>
+          <w:tcPr>
+            <w:tcW w:type="dxa" w:w="2880"/>
+          </w:tcPr>
+          <w:p>
+            <w:r>
+              <w:t>CLI `approval-list/approve/reject`</w:t>
+            </w:r>
+          </w:p>
+        </w:tc>
+        <w:tc>
+          <w:tcPr>
+            <w:tcW w:type="dxa" w:w="2880"/>
+          </w:tcPr>
+          <w:p>
+            <w:r>
+              <w:t>Workflow opérateur</w:t>
+            </w:r>
+          </w:p>
+        </w:tc>
+        <w:tc>
+          <w:tcPr>
+            <w:tcW w:type="dxa" w:w="2880"/>
+          </w:tcPr>
+          <w:p>
+            <w:r>
+              <w:t>✅</w:t>
+            </w:r>
+          </w:p>
+        </w:tc>
+      </w:tr>
+      <w:tr>
+        <w:tc>
+          <w:tcPr>
+            <w:tcW w:type="dxa" w:w="2880"/>
+          </w:tcPr>
+          <w:p>
+            <w:r>
+              <w:t>21 tests unitaires + 3 acceptance E2E</w:t>
+            </w:r>
+          </w:p>
+        </w:tc>
+        <w:tc>
+          <w:tcPr>
+            <w:tcW w:type="dxa" w:w="2880"/>
+          </w:tcPr>
+          <w:p>
+            <w:r>
+              <w:t>Couverture</w:t>
+            </w:r>
+          </w:p>
+        </w:tc>
+        <w:tc>
+          <w:tcPr>
+            <w:tcW w:type="dxa" w:w="2880"/>
+          </w:tcPr>
+          <w:p>
+            <w:r>
+              <w:t>✅</w:t>
+            </w:r>
+          </w:p>
+        </w:tc>
+      </w:tr>
+    </w:tbl>
+    <w:p>
+      <w:pPr>
+        <w:pStyle w:val="Heading3"/>
+      </w:pPr>
+      <w:r>
+        <w:t>§28.4 Modèle de validation simulée</w:t>
+      </w:r>
+    </w:p>
+    <w:p>
+      <w:r>
+        <w:t>Pour les études comparatives intégrant la couche V12.3, la validation</w:t>
+      </w:r>
+    </w:p>
+    <w:p>
+      <w:r>
+        <w:t>humaine est simulée avec un lag gaussien :</w:t>
+      </w:r>
+    </w:p>
+    <w:p>
+      <w:pPr>
+        <w:pStyle w:val="ListBullet"/>
+      </w:pPr>
+      <w:r>
+        <w:t>**L3 (opérateur)** : moyenne 4 h (240 min), σ = 1 h (60 min)</w:t>
+      </w:r>
+    </w:p>
+    <w:p>
+      <w:pPr>
+        <w:pStyle w:val="ListBullet"/>
+      </w:pPr>
+      <w:r>
+        <w:t>**L4 (supervisor)** : moyenne 8 h (480 min), σ = 2 h (120 min)</w:t>
+      </w:r>
+    </w:p>
+    <w:p>
+      <w:r>
+        <w:t>Le lag réel est tracé dans approval_queue.approval_lag_min pour</w:t>
+      </w:r>
+    </w:p>
+    <w:p>
+      <w:r>
+        <w:t>audit a posteriori. En production, ce champ enregistre le temps</w:t>
+      </w:r>
+    </w:p>
+    <w:p>
+      <w:r>
+        <w:t>réel écoulé entre submitted_at et approved_at.</w:t>
+      </w:r>
+    </w:p>
+    <w:p>
+      <w:pPr>
+        <w:pStyle w:val="Heading3"/>
+      </w:pPr>
+      <w:r>
+        <w:t>§28.5 V12.1 Forecasting zone libre — LIVRÉ</w:t>
+      </w:r>
+    </w:p>
+    <w:p>
+      <w:r>
+        <w:t>V12.1 fournit la couche de prévision statistique pour la zone libre</w:t>
+      </w:r>
+    </w:p>
+    <w:p>
+      <w:r>
+        <w:t>du planning (horizon long, &gt; 4 semaines). Quatre forecasters</w:t>
+      </w:r>
+    </w:p>
+    <w:p>
+      <w:r>
+        <w:t>individuels + un ensemble pondéré sont implémentés :</w:t>
+      </w:r>
+    </w:p>
+    <w:tbl>
+      <w:tblPr>
+        <w:tblStyle w:val="LightGrid-Accent1"/>
+        <w:tblW w:type="auto" w:w="0"/>
+        <w:tblLook w:firstColumn="1" w:firstRow="1" w:lastColumn="0" w:lastRow="0" w:noHBand="0" w:noVBand="1" w:val="04A0"/>
+      </w:tblPr>
+      <w:tblGrid>
+        <w:gridCol w:w="2880"/>
+        <w:gridCol w:w="2880"/>
+        <w:gridCol w:w="2880"/>
+      </w:tblGrid>
+      <w:tr>
+        <w:tc>
+          <w:tcPr>
+            <w:tcW w:type="dxa" w:w="2880"/>
+          </w:tcPr>
+          <w:p>
+            <w:r>
+              <w:rPr>
+                <w:b/>
+              </w:rPr>
+              <w:t>Forecaster</w:t>
+            </w:r>
+          </w:p>
+        </w:tc>
+        <w:tc>
+          <w:tcPr>
+            <w:tcW w:type="dxa" w:w="2880"/>
+          </w:tcPr>
+          <w:p>
+            <w:r>
+              <w:rPr>
+                <w:b/>
+              </w:rPr>
+              <w:t>Source</w:t>
+            </w:r>
+          </w:p>
+        </w:tc>
+        <w:tc>
+          <w:tcPr>
+            <w:tcW w:type="dxa" w:w="2880"/>
+          </w:tcPr>
+          <w:p>
+            <w:r>
+              <w:rPr>
+                <w:b/>
+              </w:rPr>
+              <w:t>Cas d'usage</w:t>
+            </w:r>
+          </w:p>
+        </w:tc>
+      </w:tr>
+      <w:tr>
+        <w:tc>
+          <w:tcPr>
+            <w:tcW w:type="dxa" w:w="2880"/>
+          </w:tcPr>
+          <w:p>
+            <w:r>
+              <w:t>`LinearTrendForecaster`</w:t>
+            </w:r>
+          </w:p>
+        </w:tc>
+        <w:tc>
+          <w:tcPr>
+            <w:tcW w:type="dxa" w:w="2880"/>
+          </w:tcPr>
+          <w:p>
+            <w:r>
+              <w:t>numpy polyfit ordre 1</w:t>
+            </w:r>
+          </w:p>
+        </w:tc>
+        <w:tc>
+          <w:tcPr>
+            <w:tcW w:type="dxa" w:w="2880"/>
+          </w:tcPr>
+          <w:p>
+            <w:r>
+              <w:t>Tendance pure, baseline minimaliste</w:t>
+            </w:r>
+          </w:p>
+        </w:tc>
+      </w:tr>
+      <w:tr>
+        <w:tc>
+          <w:tcPr>
+            <w:tcW w:type="dxa" w:w="2880"/>
+          </w:tcPr>
+          <w:p>
+            <w:r>
+              <w:t>`RegressionForecaster`</w:t>
+            </w:r>
+          </w:p>
+        </w:tc>
+        <w:tc>
+          <w:tcPr>
+            <w:tcW w:type="dxa" w:w="2880"/>
+          </w:tcPr>
+          <w:p>
+            <w:r>
+              <w:t>sklearn LinearRegression + lags + sin/cos</w:t>
+            </w:r>
+          </w:p>
+        </w:tc>
+        <w:tc>
+          <w:tcPr>
+            <w:tcW w:type="dxa" w:w="2880"/>
+          </w:tcPr>
+          <w:p>
+            <w:r>
+              <w:t>Tendance + saisonnalité 7j + autorégression</w:t>
+            </w:r>
+          </w:p>
+        </w:tc>
+      </w:tr>
+      <w:tr>
+        <w:tc>
+          <w:tcPr>
+            <w:tcW w:type="dxa" w:w="2880"/>
+          </w:tcPr>
+          <w:p>
+            <w:r>
+              <w:t>`ArimaForecaster`</w:t>
+            </w:r>
+          </w:p>
+        </w:tc>
+        <w:tc>
+          <w:tcPr>
+            <w:tcW w:type="dxa" w:w="2880"/>
+          </w:tcPr>
+          <w:p>
+            <w:r>
+              <w:t>statsmodels ARIMA(p,d,q)</w:t>
+            </w:r>
+          </w:p>
+        </w:tc>
+        <w:tc>
+          <w:tcPr>
+            <w:tcW w:type="dxa" w:w="2880"/>
+          </w:tcPr>
+          <w:p>
+            <w:r>
+              <w:t>Tendances stochastiques sans saisonnalité forte</w:t>
+            </w:r>
+          </w:p>
+        </w:tc>
+      </w:tr>
+      <w:tr>
+        <w:tc>
+          <w:tcPr>
+            <w:tcW w:type="dxa" w:w="2880"/>
+          </w:tcPr>
+          <w:p>
+            <w:r>
+              <w:t>`ExponentialSmoothingForecaster`</w:t>
+            </w:r>
+          </w:p>
+        </w:tc>
+        <w:tc>
+          <w:tcPr>
+            <w:tcW w:type="dxa" w:w="2880"/>
+          </w:tcPr>
+          <w:p>
+            <w:r>
+              <w:t>statsmodels Holt-Winters additif</w:t>
+            </w:r>
+          </w:p>
+        </w:tc>
+        <w:tc>
+          <w:tcPr>
+            <w:tcW w:type="dxa" w:w="2880"/>
+          </w:tcPr>
+          <w:p>
+            <w:r>
+              <w:t>Saisonnalité forte + tendance</w:t>
+            </w:r>
+          </w:p>
+        </w:tc>
+      </w:tr>
+      <w:tr>
+        <w:tc>
+          <w:tcPr>
+            <w:tcW w:type="dxa" w:w="2880"/>
+          </w:tcPr>
+          <w:p>
+            <w:r>
+              <w:t>`EnsembleForecaster`</w:t>
+            </w:r>
+          </w:p>
+        </w:tc>
+        <w:tc>
+          <w:tcPr>
+            <w:tcW w:type="dxa" w:w="2880"/>
+          </w:tcPr>
+          <w:p>
+            <w:r>
+              <w:t>Combinaison pondérée</w:t>
+            </w:r>
+          </w:p>
+        </w:tc>
+        <w:tc>
+          <w:tcPr>
+            <w:tcW w:type="dxa" w:w="2880"/>
+          </w:tcPr>
+          <w:p>
+            <w:r>
+              <w:t>Robustesse face à modèle inconnu</w:t>
+            </w:r>
+          </w:p>
+        </w:tc>
+      </w:tr>
+    </w:tbl>
+    <w:p>
+      <w:r>
+        <w:t>API commune :</w:t>
+      </w:r>
+    </w:p>
+    <w:p>
+      <w:pPr/>
+      <w:r>
+        <w:rPr>
+          <w:rFonts w:ascii="Consolas" w:hAnsi="Consolas"/>
+          <w:sz w:val="20"/>
+        </w:rPr>
+        <w:t>forecaster = ArimaForecaster(order=(1,1,1))</w:t>
+      </w:r>
+    </w:p>
+    <w:p>
+      <w:pPr/>
+      <w:r>
+        <w:rPr>
+          <w:rFonts w:ascii="Consolas" w:hAnsi="Consolas"/>
+          <w:sz w:val="20"/>
+        </w:rPr>
+        <w:t>forecaster.fit(historical_demand)            # série 1-D</w:t>
+      </w:r>
+    </w:p>
+    <w:p>
+      <w:pPr/>
+      <w:r>
+        <w:rPr>
+          <w:rFonts w:ascii="Consolas" w:hAnsi="Consolas"/>
+          <w:sz w:val="20"/>
+        </w:rPr>
+        <w:t>result = forecaster.predict(n_steps=14)      # ForecastResult</w:t>
+      </w:r>
+    </w:p>
+    <w:p>
+      <w:pPr/>
+      <w:r>
+        <w:rPr>
+          <w:rFonts w:ascii="Consolas" w:hAnsi="Consolas"/>
+          <w:sz w:val="20"/>
+        </w:rPr>
+        <w:t># result.values, result.lower_ci, result.upper_ci, result.method_name</w:t>
+      </w:r>
+    </w:p>
+    <w:p>
+      <w:r>
+        <w:t>Pondération de l'ensemble :</w:t>
+      </w:r>
+    </w:p>
+    <w:p>
+      <w:pPr>
+        <w:pStyle w:val="ListBullet"/>
+      </w:pPr>
+      <w:r>
+        <w:t>`weighting="equal"` : poids uniformes 1/N</w:t>
+      </w:r>
+    </w:p>
+    <w:p>
+      <w:pPr>
+        <w:pStyle w:val="ListBullet"/>
+      </w:pPr>
+      <w:r>
+        <w:t>`weighting="inverse_rmse"` : poids ∝ 1/RMSE sur holdout, donne</w:t>
+      </w:r>
+    </w:p>
+    <w:p>
+      <w:r>
+        <w:t xml:space="preserve">  davantage de voix aux forecasters précis sur la série historique</w:t>
+      </w:r>
+    </w:p>
+    <w:p>
+      <w:r>
+        <w:t>Résultats sur série synthétique (60 jours trend + saison 7j + bruit σ=2.5) :</w:t>
+      </w:r>
+    </w:p>
+    <w:tbl>
+      <w:tblPr>
+        <w:tblStyle w:val="LightGrid-Accent1"/>
+        <w:tblW w:type="auto" w:w="0"/>
+        <w:tblLook w:firstColumn="1" w:firstRow="1" w:lastColumn="0" w:lastRow="0" w:noHBand="0" w:noVBand="1" w:val="04A0"/>
+      </w:tblPr>
+      <w:tblGrid>
+        <w:gridCol w:w="2880"/>
+        <w:gridCol w:w="2880"/>
+        <w:gridCol w:w="2880"/>
+      </w:tblGrid>
+      <w:tr>
+        <w:tc>
+          <w:tcPr>
+            <w:tcW w:type="dxa" w:w="2880"/>
+          </w:tcPr>
+          <w:p>
+            <w:r>
+              <w:rPr>
+                <w:b/>
+              </w:rPr>
               <w:t>Forecaster</w:t>
             </w:r>
           </w:p>
@@ -20221,7 +23478,7 @@
         <w:drawing>
           <wp:inline xmlns:a="http://schemas.openxmlformats.org/drawingml/2006/main" xmlns:pic="http://schemas.openxmlformats.org/drawingml/2006/picture">
             <wp:extent cx="5669280" cy="2407244"/>
-            <wp:docPr id="14" name="Picture 14"/>
+            <wp:docPr id="15" name="Picture 15"/>
             <wp:cNvGraphicFramePr>
               <a:graphicFrameLocks noChangeAspect="1"/>
             </wp:cNvGraphicFramePr>
@@ -20233,7 +23490,7 @@
                     <pic:cNvPicPr/>
                   </pic:nvPicPr>
                   <pic:blipFill>
-                    <a:blip r:embed="rId22"/>
+                    <a:blip r:embed="rId23"/>
                     <a:stretch>
                       <a:fillRect/>
                     </a:stretch>
@@ -20449,7 +23706,7 @@
         <w:drawing>
           <wp:inline xmlns:a="http://schemas.openxmlformats.org/drawingml/2006/main" xmlns:pic="http://schemas.openxmlformats.org/drawingml/2006/picture">
             <wp:extent cx="5669280" cy="2815674"/>
-            <wp:docPr id="15" name="Picture 15"/>
+            <wp:docPr id="16" name="Picture 16"/>
             <wp:cNvGraphicFramePr>
               <a:graphicFrameLocks noChangeAspect="1"/>
             </wp:cNvGraphicFramePr>
@@ -20461,7 +23718,7 @@
                     <pic:cNvPicPr/>
                   </pic:nvPicPr>
                   <pic:blipFill>
-                    <a:blip r:embed="rId23"/>
+                    <a:blip r:embed="rId24"/>
                     <a:stretch>
                       <a:fillRect/>
                     </a:stretch>
@@ -22997,7 +26254,7 @@
         <w:drawing>
           <wp:inline xmlns:a="http://schemas.openxmlformats.org/drawingml/2006/main" xmlns:pic="http://schemas.openxmlformats.org/drawingml/2006/picture">
             <wp:extent cx="5669280" cy="3383630"/>
-            <wp:docPr id="16" name="Picture 16"/>
+            <wp:docPr id="17" name="Picture 17"/>
             <wp:cNvGraphicFramePr>
               <a:graphicFrameLocks noChangeAspect="1"/>
             </wp:cNvGraphicFramePr>
@@ -23009,7 +26266,7 @@
                     <pic:cNvPicPr/>
                   </pic:nvPicPr>
                   <pic:blipFill>
-                    <a:blip r:embed="rId24"/>
+                    <a:blip r:embed="rId25"/>
                     <a:stretch>
                       <a:fillRect/>
                     </a:stretch>

--- a/docs/cadrage_v4.docx
+++ b/docs/cadrage_v4.docx
@@ -14045,17 +14045,759 @@
         <w:pStyle w:val="Heading3"/>
       </w:pPr>
       <w:r>
-        <w:t>§28.12 V12.6 — Due-date aware smoothing (proposition d'extension)</w:t>
-      </w:r>
-    </w:p>
-    <w:p>
-      <w:r>
-        <w:t>Diagnostic §24.8.7 : le smoothing actuel maximise l'étalement</w:t>
-      </w:r>
-    </w:p>
-    <w:p>
-      <w:r>
-        <w:t>sans contrainte de deadline. Trois pistes correctives :</w:t>
+        <w:t>§28.12 V12.6 — Due-date aware smoothing — IMPLÉMENTÉ + finding négatif</w:t>
+      </w:r>
+    </w:p>
+    <w:p>
+      <w:r>
+        <w:t>Diagnostic initial §24.8.7 : le smoothing maximise l'étalement</w:t>
+      </w:r>
+    </w:p>
+    <w:p>
+      <w:r>
+        <w:t>sans contrainte de deadline → hypothèse : "cap par due_date corrige</w:t>
+      </w:r>
+    </w:p>
+    <w:p>
+      <w:r>
+        <w:t>le défaut Q".</w:t>
+      </w:r>
+    </w:p>
+    <w:p>
+      <w:r>
+        <w:t>V12.6 implémenté (option a — backward scheduling) :</w:t>
+      </w:r>
+    </w:p>
+    <w:p>
+      <w:pPr>
+        <w:pStyle w:val="ListBullet"/>
+      </w:pPr>
+      <w:r>
+        <w:t>`flux/smoothing.py:_compute_latest_start_minutes()` calcule</w:t>
+      </w:r>
+    </w:p>
+    <w:p>
+      <w:r>
+        <w:t xml:space="preserve">  latest_start = due_date − duration via join</w:t>
+      </w:r>
+    </w:p>
+    <w:p>
+      <w:r>
+        <w:t xml:space="preserve">  candidate_orders ↔ sales_orders ↔ routing_operations.</w:t>
+      </w:r>
+    </w:p>
+    <w:p>
+      <w:pPr>
+        <w:pStyle w:val="ListBullet"/>
+      </w:pPr>
+      <w:r>
+        <w:t>`compute_smoothing()` borne `offset_min ≤ latest_start` quand</w:t>
+      </w:r>
+    </w:p>
+    <w:p>
+      <w:r>
+        <w:t xml:space="preserve">  le flag data-driven smoothing_due_date_aware = 1 est posé.</w:t>
+      </w:r>
+    </w:p>
+    <w:p>
+      <w:pPr>
+        <w:pStyle w:val="ListBullet"/>
+      </w:pPr>
+      <w:r>
+        <w:t>Rétrocompat préservée (default OFF).</w:t>
+      </w:r>
+    </w:p>
+    <w:p>
+      <w:pPr>
+        <w:pStyle w:val="ListBullet"/>
+      </w:pPr>
+      <w:r>
+        <w:t>6 tests unitaires verts + rétrocompat tests V1 + flux smoothing.</w:t>
+      </w:r>
+    </w:p>
+    <w:p>
+      <w:pPr>
+        <w:pStyle w:val="Heading4"/>
+      </w:pPr>
+      <w:r>
+        <w:t>§28.12.1 Étude comparative V11 vs V12.6 (160 runs)</w:t>
+      </w:r>
+    </w:p>
+    <w:p>
+      <w:r>
+        <w:t>Protocole : 4 scénarios stress XL × 2 régimes × 2 doctrines (FLUX,</w:t>
+      </w:r>
+    </w:p>
+    <w:p>
+      <w:r>
+        <w:t>EVENT) × 10 seeds.</w:t>
+      </w:r>
+    </w:p>
+    <w:tbl>
+      <w:tblPr>
+        <w:tblStyle w:val="LightGrid-Accent1"/>
+        <w:tblW w:type="auto" w:w="0"/>
+        <w:tblLook w:firstColumn="1" w:firstRow="1" w:lastColumn="0" w:lastRow="0" w:noHBand="0" w:noVBand="1" w:val="04A0"/>
+      </w:tblPr>
+      <w:tblGrid>
+        <w:gridCol w:w="1440"/>
+        <w:gridCol w:w="1440"/>
+        <w:gridCol w:w="1440"/>
+        <w:gridCol w:w="1440"/>
+        <w:gridCol w:w="1440"/>
+        <w:gridCol w:w="1440"/>
+      </w:tblGrid>
+      <w:tr>
+        <w:tc>
+          <w:tcPr>
+            <w:tcW w:type="dxa" w:w="1440"/>
+          </w:tcPr>
+          <w:p>
+            <w:r>
+              <w:rPr>
+                <w:b/>
+              </w:rPr>
+              <w:t>Scénario</w:t>
+            </w:r>
+          </w:p>
+        </w:tc>
+        <w:tc>
+          <w:tcPr>
+            <w:tcW w:type="dxa" w:w="1440"/>
+          </w:tcPr>
+          <w:p>
+            <w:r>
+              <w:rPr>
+                <w:b/>
+              </w:rPr>
+              <w:t>Doctrine</w:t>
+            </w:r>
+          </w:p>
+        </w:tc>
+        <w:tc>
+          <w:tcPr>
+            <w:tcW w:type="dxa" w:w="1440"/>
+          </w:tcPr>
+          <w:p>
+            <w:r>
+              <w:rPr>
+                <w:b/>
+              </w:rPr>
+              <w:t>OTIF V11</w:t>
+            </w:r>
+          </w:p>
+        </w:tc>
+        <w:tc>
+          <w:tcPr>
+            <w:tcW w:type="dxa" w:w="1440"/>
+          </w:tcPr>
+          <w:p>
+            <w:r>
+              <w:rPr>
+                <w:b/>
+              </w:rPr>
+              <w:t>OTIF V12.6</w:t>
+            </w:r>
+          </w:p>
+        </w:tc>
+        <w:tc>
+          <w:tcPr>
+            <w:tcW w:type="dxa" w:w="1440"/>
+          </w:tcPr>
+          <w:p>
+            <w:r>
+              <w:rPr>
+                <w:b/>
+              </w:rPr>
+              <w:t>Δ OTIF</w:t>
+            </w:r>
+          </w:p>
+        </w:tc>
+        <w:tc>
+          <w:tcPr>
+            <w:tcW w:type="dxa" w:w="1440"/>
+          </w:tcPr>
+          <w:p>
+            <w:r>
+              <w:rPr>
+                <w:b/>
+              </w:rPr>
+              <w:t>Δ coût</w:t>
+            </w:r>
+          </w:p>
+        </w:tc>
+      </w:tr>
+      <w:tr>
+        <w:tc>
+          <w:tcPr>
+            <w:tcW w:type="dxa" w:w="1440"/>
+          </w:tcPr>
+          <w:p>
+            <w:r>
+              <w:t>baseline_xl</w:t>
+            </w:r>
+          </w:p>
+        </w:tc>
+        <w:tc>
+          <w:tcPr>
+            <w:tcW w:type="dxa" w:w="1440"/>
+          </w:tcPr>
+          <w:p>
+            <w:r>
+              <w:t>FLUX</w:t>
+            </w:r>
+          </w:p>
+        </w:tc>
+        <w:tc>
+          <w:tcPr>
+            <w:tcW w:type="dxa" w:w="1440"/>
+          </w:tcPr>
+          <w:p>
+            <w:r>
+              <w:t>0.693</w:t>
+            </w:r>
+          </w:p>
+        </w:tc>
+        <w:tc>
+          <w:tcPr>
+            <w:tcW w:type="dxa" w:w="1440"/>
+          </w:tcPr>
+          <w:p>
+            <w:r>
+              <w:t>0.693</w:t>
+            </w:r>
+          </w:p>
+        </w:tc>
+        <w:tc>
+          <w:tcPr>
+            <w:tcW w:type="dxa" w:w="1440"/>
+          </w:tcPr>
+          <w:p>
+            <w:r>
+              <w:t>**0 pp**</w:t>
+            </w:r>
+          </w:p>
+        </w:tc>
+        <w:tc>
+          <w:tcPr>
+            <w:tcW w:type="dxa" w:w="1440"/>
+          </w:tcPr>
+          <w:p>
+            <w:r>
+              <w:t>0 €</w:t>
+            </w:r>
+          </w:p>
+        </w:tc>
+      </w:tr>
+      <w:tr>
+        <w:tc>
+          <w:tcPr>
+            <w:tcW w:type="dxa" w:w="1440"/>
+          </w:tcPr>
+          <w:p>
+            <w:r>
+              <w:t>baseline_xl</w:t>
+            </w:r>
+          </w:p>
+        </w:tc>
+        <w:tc>
+          <w:tcPr>
+            <w:tcW w:type="dxa" w:w="1440"/>
+          </w:tcPr>
+          <w:p>
+            <w:r>
+              <w:t>EVENT</w:t>
+            </w:r>
+          </w:p>
+        </w:tc>
+        <w:tc>
+          <w:tcPr>
+            <w:tcW w:type="dxa" w:w="1440"/>
+          </w:tcPr>
+          <w:p>
+            <w:r>
+              <w:t>0.693</w:t>
+            </w:r>
+          </w:p>
+        </w:tc>
+        <w:tc>
+          <w:tcPr>
+            <w:tcW w:type="dxa" w:w="1440"/>
+          </w:tcPr>
+          <w:p>
+            <w:r>
+              <w:t>0.693</w:t>
+            </w:r>
+          </w:p>
+        </w:tc>
+        <w:tc>
+          <w:tcPr>
+            <w:tcW w:type="dxa" w:w="1440"/>
+          </w:tcPr>
+          <w:p>
+            <w:r>
+              <w:t>**0 pp**</w:t>
+            </w:r>
+          </w:p>
+        </w:tc>
+        <w:tc>
+          <w:tcPr>
+            <w:tcW w:type="dxa" w:w="1440"/>
+          </w:tcPr>
+          <w:p>
+            <w:r>
+              <w:t>0 €</w:t>
+            </w:r>
+          </w:p>
+        </w:tc>
+      </w:tr>
+      <w:tr>
+        <w:tc>
+          <w:tcPr>
+            <w:tcW w:type="dxa" w:w="1440"/>
+          </w:tcPr>
+          <w:p>
+            <w:r>
+              <w:t>stress_double_breakdown_xl</w:t>
+            </w:r>
+          </w:p>
+        </w:tc>
+        <w:tc>
+          <w:tcPr>
+            <w:tcW w:type="dxa" w:w="1440"/>
+          </w:tcPr>
+          <w:p>
+            <w:r>
+              <w:t>FLUX</w:t>
+            </w:r>
+          </w:p>
+        </w:tc>
+        <w:tc>
+          <w:tcPr>
+            <w:tcW w:type="dxa" w:w="1440"/>
+          </w:tcPr>
+          <w:p>
+            <w:r>
+              <w:t>0.675</w:t>
+            </w:r>
+          </w:p>
+        </w:tc>
+        <w:tc>
+          <w:tcPr>
+            <w:tcW w:type="dxa" w:w="1440"/>
+          </w:tcPr>
+          <w:p>
+            <w:r>
+              <w:t>0.675</w:t>
+            </w:r>
+          </w:p>
+        </w:tc>
+        <w:tc>
+          <w:tcPr>
+            <w:tcW w:type="dxa" w:w="1440"/>
+          </w:tcPr>
+          <w:p>
+            <w:r>
+              <w:t>**0 pp**</w:t>
+            </w:r>
+          </w:p>
+        </w:tc>
+        <w:tc>
+          <w:tcPr>
+            <w:tcW w:type="dxa" w:w="1440"/>
+          </w:tcPr>
+          <w:p>
+            <w:r>
+              <w:t>0 €</w:t>
+            </w:r>
+          </w:p>
+        </w:tc>
+      </w:tr>
+      <w:tr>
+        <w:tc>
+          <w:tcPr>
+            <w:tcW w:type="dxa" w:w="1440"/>
+          </w:tcPr>
+          <w:p>
+            <w:r>
+              <w:t>stress_double_breakdown_xl</w:t>
+            </w:r>
+          </w:p>
+        </w:tc>
+        <w:tc>
+          <w:tcPr>
+            <w:tcW w:type="dxa" w:w="1440"/>
+          </w:tcPr>
+          <w:p>
+            <w:r>
+              <w:t>EVENT</w:t>
+            </w:r>
+          </w:p>
+        </w:tc>
+        <w:tc>
+          <w:tcPr>
+            <w:tcW w:type="dxa" w:w="1440"/>
+          </w:tcPr>
+          <w:p>
+            <w:r>
+              <w:t>0.675</w:t>
+            </w:r>
+          </w:p>
+        </w:tc>
+        <w:tc>
+          <w:tcPr>
+            <w:tcW w:type="dxa" w:w="1440"/>
+          </w:tcPr>
+          <w:p>
+            <w:r>
+              <w:t>0.675</w:t>
+            </w:r>
+          </w:p>
+        </w:tc>
+        <w:tc>
+          <w:tcPr>
+            <w:tcW w:type="dxa" w:w="1440"/>
+          </w:tcPr>
+          <w:p>
+            <w:r>
+              <w:t>**0 pp**</w:t>
+            </w:r>
+          </w:p>
+        </w:tc>
+        <w:tc>
+          <w:tcPr>
+            <w:tcW w:type="dxa" w:w="1440"/>
+          </w:tcPr>
+          <w:p>
+            <w:r>
+              <w:t>0 €</w:t>
+            </w:r>
+          </w:p>
+        </w:tc>
+      </w:tr>
+      <w:tr>
+        <w:tc>
+          <w:tcPr>
+            <w:tcW w:type="dxa" w:w="1440"/>
+          </w:tcPr>
+          <w:p>
+            <w:r>
+              <w:t>stress_cascade_nc_xl</w:t>
+            </w:r>
+          </w:p>
+        </w:tc>
+        <w:tc>
+          <w:tcPr>
+            <w:tcW w:type="dxa" w:w="1440"/>
+          </w:tcPr>
+          <w:p>
+            <w:r>
+              <w:t>FLUX</w:t>
+            </w:r>
+          </w:p>
+        </w:tc>
+        <w:tc>
+          <w:tcPr>
+            <w:tcW w:type="dxa" w:w="1440"/>
+          </w:tcPr>
+          <w:p>
+            <w:r>
+              <w:t>0.675</w:t>
+            </w:r>
+          </w:p>
+        </w:tc>
+        <w:tc>
+          <w:tcPr>
+            <w:tcW w:type="dxa" w:w="1440"/>
+          </w:tcPr>
+          <w:p>
+            <w:r>
+              <w:t>0.675</w:t>
+            </w:r>
+          </w:p>
+        </w:tc>
+        <w:tc>
+          <w:tcPr>
+            <w:tcW w:type="dxa" w:w="1440"/>
+          </w:tcPr>
+          <w:p>
+            <w:r>
+              <w:t>**0 pp**</w:t>
+            </w:r>
+          </w:p>
+        </w:tc>
+        <w:tc>
+          <w:tcPr>
+            <w:tcW w:type="dxa" w:w="1440"/>
+          </w:tcPr>
+          <w:p>
+            <w:r>
+              <w:t>0 €</w:t>
+            </w:r>
+          </w:p>
+        </w:tc>
+      </w:tr>
+      <w:tr>
+        <w:tc>
+          <w:tcPr>
+            <w:tcW w:type="dxa" w:w="1440"/>
+          </w:tcPr>
+          <w:p>
+            <w:r>
+              <w:t>stress_cascade_nc_xl</w:t>
+            </w:r>
+          </w:p>
+        </w:tc>
+        <w:tc>
+          <w:tcPr>
+            <w:tcW w:type="dxa" w:w="1440"/>
+          </w:tcPr>
+          <w:p>
+            <w:r>
+              <w:t>EVENT</w:t>
+            </w:r>
+          </w:p>
+        </w:tc>
+        <w:tc>
+          <w:tcPr>
+            <w:tcW w:type="dxa" w:w="1440"/>
+          </w:tcPr>
+          <w:p>
+            <w:r>
+              <w:t>0.675</w:t>
+            </w:r>
+          </w:p>
+        </w:tc>
+        <w:tc>
+          <w:tcPr>
+            <w:tcW w:type="dxa" w:w="1440"/>
+          </w:tcPr>
+          <w:p>
+            <w:r>
+              <w:t>0.675</w:t>
+            </w:r>
+          </w:p>
+        </w:tc>
+        <w:tc>
+          <w:tcPr>
+            <w:tcW w:type="dxa" w:w="1440"/>
+          </w:tcPr>
+          <w:p>
+            <w:r>
+              <w:t>**0 pp**</w:t>
+            </w:r>
+          </w:p>
+        </w:tc>
+        <w:tc>
+          <w:tcPr>
+            <w:tcW w:type="dxa" w:w="1440"/>
+          </w:tcPr>
+          <w:p>
+            <w:r>
+              <w:t>0 €</w:t>
+            </w:r>
+          </w:p>
+        </w:tc>
+      </w:tr>
+      <w:tr>
+        <w:tc>
+          <w:tcPr>
+            <w:tcW w:type="dxa" w:w="1440"/>
+          </w:tcPr>
+          <w:p>
+            <w:r>
+              <w:t>stress_demand_spike_xl</w:t>
+            </w:r>
+          </w:p>
+        </w:tc>
+        <w:tc>
+          <w:tcPr>
+            <w:tcW w:type="dxa" w:w="1440"/>
+          </w:tcPr>
+          <w:p>
+            <w:r>
+              <w:t>FLUX</w:t>
+            </w:r>
+          </w:p>
+        </w:tc>
+        <w:tc>
+          <w:tcPr>
+            <w:tcW w:type="dxa" w:w="1440"/>
+          </w:tcPr>
+          <w:p>
+            <w:r>
+              <w:t>0.616</w:t>
+            </w:r>
+          </w:p>
+        </w:tc>
+        <w:tc>
+          <w:tcPr>
+            <w:tcW w:type="dxa" w:w="1440"/>
+          </w:tcPr>
+          <w:p>
+            <w:r>
+              <w:t>0.616</w:t>
+            </w:r>
+          </w:p>
+        </w:tc>
+        <w:tc>
+          <w:tcPr>
+            <w:tcW w:type="dxa" w:w="1440"/>
+          </w:tcPr>
+          <w:p>
+            <w:r>
+              <w:t>**0 pp**</w:t>
+            </w:r>
+          </w:p>
+        </w:tc>
+        <w:tc>
+          <w:tcPr>
+            <w:tcW w:type="dxa" w:w="1440"/>
+          </w:tcPr>
+          <w:p>
+            <w:r>
+              <w:t>0 €</w:t>
+            </w:r>
+          </w:p>
+        </w:tc>
+      </w:tr>
+      <w:tr>
+        <w:tc>
+          <w:tcPr>
+            <w:tcW w:type="dxa" w:w="1440"/>
+          </w:tcPr>
+          <w:p>
+            <w:r>
+              <w:t>stress_demand_spike_xl</w:t>
+            </w:r>
+          </w:p>
+        </w:tc>
+        <w:tc>
+          <w:tcPr>
+            <w:tcW w:type="dxa" w:w="1440"/>
+          </w:tcPr>
+          <w:p>
+            <w:r>
+              <w:t>EVENT</w:t>
+            </w:r>
+          </w:p>
+        </w:tc>
+        <w:tc>
+          <w:tcPr>
+            <w:tcW w:type="dxa" w:w="1440"/>
+          </w:tcPr>
+          <w:p>
+            <w:r>
+              <w:t>0.616</w:t>
+            </w:r>
+          </w:p>
+        </w:tc>
+        <w:tc>
+          <w:tcPr>
+            <w:tcW w:type="dxa" w:w="1440"/>
+          </w:tcPr>
+          <w:p>
+            <w:r>
+              <w:t>0.616</w:t>
+            </w:r>
+          </w:p>
+        </w:tc>
+        <w:tc>
+          <w:tcPr>
+            <w:tcW w:type="dxa" w:w="1440"/>
+          </w:tcPr>
+          <w:p>
+            <w:r>
+              <w:t>**0 pp**</w:t>
+            </w:r>
+          </w:p>
+        </w:tc>
+        <w:tc>
+          <w:tcPr>
+            <w:tcW w:type="dxa" w:w="1440"/>
+          </w:tcPr>
+          <w:p>
+            <w:r>
+              <w:t>0 €</w:t>
+            </w:r>
+          </w:p>
+        </w:tc>
+      </w:tr>
+    </w:tbl>
+    <w:p>
+      <w:pPr>
+        <w:pStyle w:val="Heading4"/>
+      </w:pPr>
+      <w:r>
+        <w:t>§28.12.2 Hypothèse §24.8.7 — INVALIDÉE par la mesure</w:t>
+      </w:r>
+    </w:p>
+    <w:p>
+      <w:r>
+        <w:t>Le défaut Q de FLUX/EVENT n'est PAS dans compute_smoothing().</w:t>
+      </w:r>
+    </w:p>
+    <w:p>
+      <w:r>
+        <w:t>V12.6 cap les offsets latest_start correctement (tests unitaires</w:t>
+      </w:r>
+    </w:p>
+    <w:p>
+      <w:r>
+        <w:t>validés) mais sur les scénarios stress XL, les offsets ne sont</w:t>
+      </w:r>
+    </w:p>
+    <w:p>
+      <w:r>
+        <w:t>jamais cappés → V12.6 = V11 en pratique. Donc :</w:t>
+      </w:r>
+    </w:p>
+    <w:p>
+      <w:r>
+        <w:t>1. Soit les offsets V11 sont déjà ≤ latest_start (smoothing pas trop</w:t>
+      </w:r>
+    </w:p>
+    <w:p>
+      <w:r>
+        <w:t xml:space="preserve">   tardif sur ces scénarios)</w:t>
+      </w:r>
+    </w:p>
+    <w:p>
+      <w:r>
+        <w:t>2. Soit le défaut Q vient en amont du smoothing (génération</w:t>
+      </w:r>
+    </w:p>
+    <w:p>
+      <w:r>
+        <w:t xml:space="preserve">   du contrat de flux qui sous-engage, ou mécanique candidate→OF</w:t>
+      </w:r>
+    </w:p>
+    <w:p>
+      <w:r>
+        <w:t xml:space="preserve">   qui perd de la quantité)</w:t>
+      </w:r>
+    </w:p>
+    <w:p>
+      <w:r>
+        <w:t>3. Soit le défaut Q vient en aval du smoothing (yield_rate par</w:t>
+      </w:r>
+    </w:p>
+    <w:p>
+      <w:r>
+        <w:t xml:space="preserve">   poste, tampon DBR, scrap NC accumulé sans rattrapage)</w:t>
+      </w:r>
+    </w:p>
+    <w:p>
+      <w:pPr>
+        <w:pStyle w:val="Heading4"/>
+      </w:pPr>
+      <w:r>
+        <w:t>§28.12.3 V12.7 — Investigation profonde du défaut Q</w:t>
+      </w:r>
+    </w:p>
+    <w:p>
+      <w:r>
+        <w:t>V12.7 cible la vraie cause du défaut Q de FLUX/EVENT :</w:t>
       </w:r>
     </w:p>
     <w:tbl>
@@ -14079,7 +14821,7 @@
               <w:rPr>
                 <w:b/>
               </w:rPr>
-              <w:t>Approche</w:t>
+              <w:t>Piste</w:t>
             </w:r>
           </w:p>
         </w:tc>
@@ -14105,7 +14847,7 @@
               <w:rPr>
                 <w:b/>
               </w:rPr>
-              <w:t>Complexité</w:t>
+              <w:t>Effort</w:t>
             </w:r>
           </w:p>
         </w:tc>
@@ -14117,27 +14859,27 @@
           </w:tcPr>
           <w:p>
             <w:r>
-              <w:t>**V12.6.a Backward scheduling**</w:t>
-            </w:r>
-          </w:p>
-        </w:tc>
-        <w:tc>
-          <w:tcPr>
-            <w:tcW w:type="dxa" w:w="2880"/>
-          </w:tcPr>
-          <w:p>
-            <w:r>
-              <w:t>Calculer `latest_start = due_date − duration` pour chaque OF ; smoothing borné à `[earliest_start, latest_start]`</w:t>
-            </w:r>
-          </w:p>
-        </w:tc>
-        <w:tc>
-          <w:tcPr>
-            <w:tcW w:type="dxa" w:w="2880"/>
-          </w:tcPr>
-          <w:p>
-            <w:r>
-              <w:t>Faible (~½ j)</w:t>
+              <w:t>**V12.7.a** Audit qty_in_contract vs SO.quantity</w:t>
+            </w:r>
+          </w:p>
+        </w:tc>
+        <w:tc>
+          <w:tcPr>
+            <w:tcW w:type="dxa" w:w="2880"/>
+          </w:tcPr>
+          <w:p>
+            <w:r>
+              <w:t>Vérifier si `flux/contracts.py:add_to_version` engage la totalité demandée</w:t>
+            </w:r>
+          </w:p>
+        </w:tc>
+        <w:tc>
+          <w:tcPr>
+            <w:tcW w:type="dxa" w:w="2880"/>
+          </w:tcPr>
+          <w:p>
+            <w:r>
+              <w:t>0.5 j</w:t>
             </w:r>
           </w:p>
         </w:tc>
@@ -14149,27 +14891,27 @@
           </w:tcPr>
           <w:p>
             <w:r>
-              <w:t>**V12.6.b Slack-priority + smoothing résiduel**</w:t>
-            </w:r>
-          </w:p>
-        </w:tc>
-        <w:tc>
-          <w:tcPr>
-            <w:tcW w:type="dxa" w:w="2880"/>
-          </w:tcPr>
-          <w:p>
-            <w:r>
-              <w:t>Ordonner les OFs par slack croissant (`due − duration`) puis smoothing uniquement sur l'horizon résiduel</w:t>
-            </w:r>
-          </w:p>
-        </w:tc>
-        <w:tc>
-          <w:tcPr>
-            <w:tcW w:type="dxa" w:w="2880"/>
-          </w:tcPr>
-          <w:p>
-            <w:r>
-              <w:t>Moyenne (~1 j)</w:t>
+              <w:t>**V12.7.b** Inspection P2 cohérence/rejet</w:t>
+            </w:r>
+          </w:p>
+        </w:tc>
+        <w:tc>
+          <w:tcPr>
+            <w:tcW w:type="dxa" w:w="2880"/>
+          </w:tcPr>
+          <w:p>
+            <w:r>
+              <w:t>`flux/coherence.py` peut rejeter des candidates si charge &gt; capacité goulot</w:t>
+            </w:r>
+          </w:p>
+        </w:tc>
+        <w:tc>
+          <w:tcPr>
+            <w:tcW w:type="dxa" w:w="2880"/>
+          </w:tcPr>
+          <w:p>
+            <w:r>
+              <w:t>0.5 j</w:t>
             </w:r>
           </w:p>
         </w:tc>
@@ -14181,27 +14923,59 @@
           </w:tcPr>
           <w:p>
             <w:r>
-              <w:t>**V12.6.c Optimisation due-date aware**</w:t>
-            </w:r>
-          </w:p>
-        </w:tc>
-        <w:tc>
-          <w:tcPr>
-            <w:tcW w:type="dxa" w:w="2880"/>
-          </w:tcPr>
-          <w:p>
-            <w:r>
-              <w:t>CP-SAT mixte : objectif = `α × congestion_goulot + β × Σ tardiveté`</w:t>
-            </w:r>
-          </w:p>
-        </w:tc>
-        <w:tc>
-          <w:tcPr>
-            <w:tcW w:type="dxa" w:w="2880"/>
-          </w:tcPr>
-          <w:p>
-            <w:r>
-              <w:t>Élevée (~2 j) — réutilise V12.2</w:t>
+              <w:t>**V12.7.c** Mesure yield × tampon DBR effectif</w:t>
+            </w:r>
+          </w:p>
+        </w:tc>
+        <w:tc>
+          <w:tcPr>
+            <w:tcW w:type="dxa" w:w="2880"/>
+          </w:tcPr>
+          <w:p>
+            <w:r>
+              <w:t>Capacité effective = raw × (1 − safety_factor) × yield ; effet cumulatif sur quantity_delivered</w:t>
+            </w:r>
+          </w:p>
+        </w:tc>
+        <w:tc>
+          <w:tcPr>
+            <w:tcW w:type="dxa" w:w="2880"/>
+          </w:tcPr>
+          <w:p>
+            <w:r>
+              <w:t>0.5 j</w:t>
+            </w:r>
+          </w:p>
+        </w:tc>
+      </w:tr>
+      <w:tr>
+        <w:tc>
+          <w:tcPr>
+            <w:tcW w:type="dxa" w:w="2880"/>
+          </w:tcPr>
+          <w:p>
+            <w:r>
+              <w:t>**V12.7.d** Scrap NC sans rattrapage</w:t>
+            </w:r>
+          </w:p>
+        </w:tc>
+        <w:tc>
+          <w:tcPr>
+            <w:tcW w:type="dxa" w:w="2880"/>
+          </w:tcPr>
+          <w:p>
+            <w:r>
+              <w:t>Si un OF subit NC (scrap), aucun OF de rattrapage n'est lancé</w:t>
+            </w:r>
+          </w:p>
+        </w:tc>
+        <w:tc>
+          <w:tcPr>
+            <w:tcW w:type="dxa" w:w="2880"/>
+          </w:tcPr>
+          <w:p>
+            <w:r>
+              <w:t>1 j</w:t>
             </w:r>
           </w:p>
         </w:tc>
@@ -14209,27 +14983,95 @@
     </w:tbl>
     <w:p>
       <w:r>
-        <w:t>Effet attendu : ramener FLUX/EVENT à 95-100 % de disponibilité</w:t>
-      </w:r>
-    </w:p>
-    <w:p>
-      <w:r>
-        <w:t>SO-level même sur tolérance stricte (tol=0j), au prix d'une</w:t>
-      </w:r>
-    </w:p>
-    <w:p>
-      <w:r>
-        <w:t>fraction de gain coût (estimation : −2 à −5 %).</w:t>
-      </w:r>
-    </w:p>
-    <w:p>
-      <w:r>
-        <w:t>Cette extension est identifiée mais non livrée dans V12 actuel.</w:t>
-      </w:r>
-    </w:p>
-    <w:p>
-      <w:r>
-        <w:t>Elle s'inscrit naturellement après V12.5 dans la roadmap.</w:t>
+        <w:t>Hypothèse la plus forte : V12.7.d — quand un OF est scrappé</w:t>
+      </w:r>
+    </w:p>
+    <w:p>
+      <w:r>
+        <w:t>partiellement (qty_scrap &gt; 0), la doctrine V11 actuelle **ne lance</w:t>
+      </w:r>
+    </w:p>
+    <w:p>
+      <w:r>
+        <w:t>pas d'OF de rattrapage**. La perte de quantité est définitive.</w:t>
+      </w:r>
+    </w:p>
+    <w:p>
+      <w:r>
+        <w:t>Sur baseline_xl (sans aléa fort), FLUX/EVENT perdent quand même</w:t>
+      </w:r>
+    </w:p>
+    <w:p>
+      <w:r>
+        <w:t>31 % — ce qui pointe plutôt vers une saturation du contrat</w:t>
+      </w:r>
+    </w:p>
+    <w:p>
+      <w:r>
+        <w:t>(V12.7.a/b).</w:t>
+      </w:r>
+    </w:p>
+    <w:p>
+      <w:r>
+        <w:t>V12.7 est identifié mais non livré. Reste prioritaire pour</w:t>
+      </w:r>
+    </w:p>
+    <w:p>
+      <w:r>
+        <w:t>fermer la question Q.</w:t>
+      </w:r>
+    </w:p>
+    <w:p>
+      <w:pPr>
+        <w:pStyle w:val="Heading4"/>
+      </w:pPr>
+      <w:r>
+        <w:t>§28.12.4 Conclusion honnête sur V12.6</w:t>
+      </w:r>
+    </w:p>
+    <w:p>
+      <w:r>
+        <w:t>V12.6 est un finding scientifique négatif : l'hypothèse</w:t>
+      </w:r>
+    </w:p>
+    <w:p>
+      <w:r>
+        <w:t>§24.8.7 a été testée rigoureusement et invalidée. Le code</w:t>
+      </w:r>
+    </w:p>
+    <w:p>
+      <w:r>
+        <w:t>V12.6 reste utile comme garde-fou prudent (cap due_date</w:t>
+      </w:r>
+    </w:p>
+    <w:p>
+      <w:r>
+        <w:t>toujours valide en principe), mais ne résout pas le défaut Q</w:t>
+      </w:r>
+    </w:p>
+    <w:p>
+      <w:r>
+        <w:t>observé. La doctrine FLUX/EVENT a un défaut Q plus profond,</w:t>
+      </w:r>
+    </w:p>
+    <w:p>
+      <w:r>
+        <w:t>non localisé dans le smoothing.</w:t>
+      </w:r>
+    </w:p>
+    <w:p>
+      <w:r>
+        <w:t>C'est précisément ce type de résultat — implémenter, mesurer,</w:t>
+      </w:r>
+    </w:p>
+    <w:p>
+      <w:r>
+        <w:t>infirmer — qui distingue une étude reproductible d'un proof of</w:t>
+      </w:r>
+    </w:p>
+    <w:p>
+      <w:r>
+        <w:t>concept marketing.</w:t>
       </w:r>
     </w:p>
     <w:p>

--- a/docs/cadrage_v4.docx
+++ b/docs/cadrage_v4.docx
@@ -15012,16 +15012,6 @@
       </w:r>
     </w:p>
     <w:p>
-      <w:r>
-        <w:t>V12.7 est identifié mais non livré. Reste prioritaire pour</w:t>
-      </w:r>
-    </w:p>
-    <w:p>
-      <w:r>
-        <w:t>fermer la question Q.</w:t>
-      </w:r>
-    </w:p>
-    <w:p>
       <w:pPr>
         <w:pStyle w:val="Heading4"/>
       </w:pPr>
@@ -15056,7 +15046,12 @@
     </w:p>
     <w:p>
       <w:r>
-        <w:t>non localisé dans le smoothing.</w:t>
+        <w:t>non localisé dans le smoothing — confirmé et résolu par V12.7</w:t>
+      </w:r>
+    </w:p>
+    <w:p>
+      <w:r>
+        <w:t>(§28.13).</w:t>
       </w:r>
     </w:p>
     <w:p>
@@ -15072,6 +15067,1040 @@
     <w:p>
       <w:r>
         <w:t>concept marketing.</w:t>
+      </w:r>
+    </w:p>
+    <w:p>
+      <w:r>
+        <w:t>Chart : docs/charts/v12_6_otif_comparative.png.</w:t>
+      </w:r>
+    </w:p>
+    <w:p>
+      <w:r>
+        <w:t>Données détaillées : docs/cadrage_v4_v12_6_data.md.</w:t>
+      </w:r>
+    </w:p>
+    <w:p>
+      <w:pPr>
+        <w:pStyle w:val="Heading3"/>
+      </w:pPr>
+      <w:r>
+        <w:t>§28.13 V12.7 — Horizon-aware smoothing — LIVRÉ (correction du défaut Q)</w:t>
+      </w:r>
+    </w:p>
+    <w:p>
+      <w:r>
+        <w:t>V12.7 a été investigué après l'échec de V12.6. Le diagnostic</w:t>
+      </w:r>
+    </w:p>
+    <w:p>
+      <w:r>
+        <w:t>docs/diagnose_v12_7.py a comparé la quantité à 4 étapes (SO →</w:t>
+      </w:r>
+    </w:p>
+    <w:p>
+      <w:r>
+        <w:t>candidate → OF → qty_good) sur baseline_xl, seed=42 :</w:t>
+      </w:r>
+    </w:p>
+    <w:tbl>
+      <w:tblPr>
+        <w:tblStyle w:val="LightGrid-Accent1"/>
+        <w:tblW w:type="auto" w:w="0"/>
+        <w:tblLook w:firstColumn="1" w:firstRow="1" w:lastColumn="0" w:lastRow="0" w:noHBand="0" w:noVBand="1" w:val="04A0"/>
+      </w:tblPr>
+      <w:tblGrid>
+        <w:gridCol w:w="2160"/>
+        <w:gridCol w:w="2160"/>
+        <w:gridCol w:w="2160"/>
+        <w:gridCol w:w="2160"/>
+      </w:tblGrid>
+      <w:tr>
+        <w:tc>
+          <w:tcPr>
+            <w:tcW w:type="dxa" w:w="2160"/>
+          </w:tcPr>
+          <w:p>
+            <w:r>
+              <w:rPr>
+                <w:b/>
+              </w:rPr>
+              <w:t>Étape</w:t>
+            </w:r>
+          </w:p>
+        </w:tc>
+        <w:tc>
+          <w:tcPr>
+            <w:tcW w:type="dxa" w:w="2160"/>
+          </w:tcPr>
+          <w:p>
+            <w:r>
+              <w:rPr>
+                <w:b/>
+              </w:rPr>
+              <w:t>OF</w:t>
+            </w:r>
+          </w:p>
+        </w:tc>
+        <w:tc>
+          <w:tcPr>
+            <w:tcW w:type="dxa" w:w="2160"/>
+          </w:tcPr>
+          <w:p>
+            <w:r>
+              <w:rPr>
+                <w:b/>
+              </w:rPr>
+              <w:t>FLUX</w:t>
+            </w:r>
+          </w:p>
+        </w:tc>
+        <w:tc>
+          <w:tcPr>
+            <w:tcW w:type="dxa" w:w="2160"/>
+          </w:tcPr>
+          <w:p>
+            <w:r>
+              <w:rPr>
+                <w:b/>
+              </w:rPr>
+              <w:t>Δ</w:t>
+            </w:r>
+          </w:p>
+        </w:tc>
+      </w:tr>
+      <w:tr>
+        <w:tc>
+          <w:tcPr>
+            <w:tcW w:type="dxa" w:w="2160"/>
+          </w:tcPr>
+          <w:p>
+            <w:r>
+              <w:t>1. SO.quantity</w:t>
+            </w:r>
+          </w:p>
+        </w:tc>
+        <w:tc>
+          <w:tcPr>
+            <w:tcW w:type="dxa" w:w="2160"/>
+          </w:tcPr>
+          <w:p>
+            <w:r>
+              <w:t>561</w:t>
+            </w:r>
+          </w:p>
+        </w:tc>
+        <w:tc>
+          <w:tcPr>
+            <w:tcW w:type="dxa" w:w="2160"/>
+          </w:tcPr>
+          <w:p>
+            <w:r>
+              <w:t>561</w:t>
+            </w:r>
+          </w:p>
+        </w:tc>
+        <w:tc>
+          <w:tcPr>
+            <w:tcW w:type="dxa" w:w="2160"/>
+          </w:tcPr>
+          <w:p>
+            <w:r>
+              <w:t>0 (identique)</w:t>
+            </w:r>
+          </w:p>
+        </w:tc>
+      </w:tr>
+      <w:tr>
+        <w:tc>
+          <w:tcPr>
+            <w:tcW w:type="dxa" w:w="2160"/>
+          </w:tcPr>
+          <w:p>
+            <w:r>
+              <w:t>2. candidate_orders.quantity</w:t>
+            </w:r>
+          </w:p>
+        </w:tc>
+        <w:tc>
+          <w:tcPr>
+            <w:tcW w:type="dxa" w:w="2160"/>
+          </w:tcPr>
+          <w:p>
+            <w:r>
+              <w:t>1683</w:t>
+            </w:r>
+          </w:p>
+        </w:tc>
+        <w:tc>
+          <w:tcPr>
+            <w:tcW w:type="dxa" w:w="2160"/>
+          </w:tcPr>
+          <w:p>
+            <w:r>
+              <w:t>1683</w:t>
+            </w:r>
+          </w:p>
+        </w:tc>
+        <w:tc>
+          <w:tcPr>
+            <w:tcW w:type="dxa" w:w="2160"/>
+          </w:tcPr>
+          <w:p>
+            <w:r>
+              <w:t>0 (BOM × 3, identique)</w:t>
+            </w:r>
+          </w:p>
+        </w:tc>
+      </w:tr>
+      <w:tr>
+        <w:tc>
+          <w:tcPr>
+            <w:tcW w:type="dxa" w:w="2160"/>
+          </w:tcPr>
+          <w:p>
+            <w:r>
+              <w:t>3. manufacturing_orders.quantity</w:t>
+            </w:r>
+          </w:p>
+        </w:tc>
+        <w:tc>
+          <w:tcPr>
+            <w:tcW w:type="dxa" w:w="2160"/>
+          </w:tcPr>
+          <w:p>
+            <w:r>
+              <w:t>561</w:t>
+            </w:r>
+          </w:p>
+        </w:tc>
+        <w:tc>
+          <w:tcPr>
+            <w:tcW w:type="dxa" w:w="2160"/>
+          </w:tcPr>
+          <w:p>
+            <w:r>
+              <w:t>561</w:t>
+            </w:r>
+          </w:p>
+        </w:tc>
+        <w:tc>
+          <w:tcPr>
+            <w:tcW w:type="dxa" w:w="2160"/>
+          </w:tcPr>
+          <w:p>
+            <w:r>
+              <w:t>0 (identique)</w:t>
+            </w:r>
+          </w:p>
+        </w:tc>
+      </w:tr>
+      <w:tr>
+        <w:tc>
+          <w:tcPr>
+            <w:tcW w:type="dxa" w:w="2160"/>
+          </w:tcPr>
+          <w:p>
+            <w:r>
+              <w:t>4. **qty_good livré**</w:t>
+            </w:r>
+          </w:p>
+        </w:tc>
+        <w:tc>
+          <w:tcPr>
+            <w:tcW w:type="dxa" w:w="2160"/>
+          </w:tcPr>
+          <w:p>
+            <w:r>
+              <w:t>**533** (95 %)</w:t>
+            </w:r>
+          </w:p>
+        </w:tc>
+        <w:tc>
+          <w:tcPr>
+            <w:tcW w:type="dxa" w:w="2160"/>
+          </w:tcPr>
+          <w:p>
+            <w:r>
+              <w:t>**390** (69.5 %)</w:t>
+            </w:r>
+          </w:p>
+        </w:tc>
+        <w:tc>
+          <w:tcPr>
+            <w:tcW w:type="dxa" w:w="2160"/>
+          </w:tcPr>
+          <w:p>
+            <w:r>
+              <w:t>**−143 (−25 pp)**</w:t>
+            </w:r>
+          </w:p>
+        </w:tc>
+      </w:tr>
+    </w:tbl>
+    <w:p>
+      <w:r>
+        <w:t>Les hypothèses §28.12.3 (V12.7.a/b/c/d) sont toutes invalidées : la</w:t>
+      </w:r>
+    </w:p>
+    <w:p>
+      <w:r>
+        <w:t>quantité demandée (561), la quantité candidate (1683 = BOM × 3),</w:t>
+      </w:r>
+    </w:p>
+    <w:p>
+      <w:r>
+        <w:t>et la quantité OF lancée (561) sont identiques entre OF et FLUX.</w:t>
+      </w:r>
+    </w:p>
+    <w:p>
+      <w:r>
+        <w:t>**Le défaut Q vient exclusivement de la phase d'exécution des</w:t>
+      </w:r>
+    </w:p>
+    <w:p>
+      <w:r>
+        <w:t>OFs**, pas de la génération du plan.</w:t>
+      </w:r>
+    </w:p>
+    <w:p>
+      <w:pPr>
+        <w:pStyle w:val="Heading4"/>
+      </w:pPr>
+      <w:r>
+        <w:t>§28.13.1 Vraie cause identifiée — OFs stuck `in_progress`</w:t>
+      </w:r>
+    </w:p>
+    <w:p>
+      <w:r>
+        <w:t>L'inspection détaillée a révélé :</w:t>
+      </w:r>
+    </w:p>
+    <w:p>
+      <w:pPr>
+        <w:pStyle w:val="ListBullet"/>
+      </w:pPr>
+      <w:r>
+        <w:t>**OF-0007 (ART-A, qty=60)** : FLUX → `status=in_progress`,</w:t>
+      </w:r>
+    </w:p>
+    <w:p>
+      <w:r>
+        <w:t xml:space="preserve">  qty_good=0 ; ops 1+2 closes (qty_good=57), ops 3+4 (WS-5, WS-6)</w:t>
+      </w:r>
+    </w:p>
+    <w:p>
+      <w:r>
+        <w:t xml:space="preserve">  restées pending</w:t>
+      </w:r>
+    </w:p>
+    <w:p>
+      <w:pPr>
+        <w:pStyle w:val="ListBullet"/>
+      </w:pPr>
+      <w:r>
+        <w:t>**OF-0016 (ART-B, qty=90)** : FLUX → `status=in_progress`,</w:t>
+      </w:r>
+    </w:p>
+    <w:p>
+      <w:r>
+        <w:t xml:space="preserve">  qty_good=0 ; op 1 close, ops 2+3+4 (WS-6, WS-5, WS-6) pending</w:t>
+      </w:r>
+    </w:p>
+    <w:p>
+      <w:r>
+        <w:t>Cause : le smoothing V1.4 étale les offsets uniformément sur</w:t>
+      </w:r>
+    </w:p>
+    <w:p>
+      <w:r>
+        <w:t>l'horizon [horizon_start, horizon_end], sans tenir compte de la</w:t>
+      </w:r>
+    </w:p>
+    <w:p>
+      <w:r>
+        <w:t>durée résiduelle dont l'OF a besoin pour clore toutes ses</w:t>
+      </w:r>
+    </w:p>
+    <w:p>
+      <w:r>
+        <w:t>operations dans le temps restant. Un OF lancé à offset = 16457 min</w:t>
+      </w:r>
+    </w:p>
+    <w:p>
+      <w:r>
+        <w:t>(11 jours après horizon_start dans un horizon de 20 jours) doit</w:t>
+      </w:r>
+    </w:p>
+    <w:p>
+      <w:r>
+        <w:t>clore 4 operations en 9 jours ; avec queueing sur WS-5/WS-6, ce</w:t>
+      </w:r>
+    </w:p>
+    <w:p>
+      <w:r>
+        <w:t>n'est pas suffisant et l'OF reste in_progress.</w:t>
+      </w:r>
+    </w:p>
+    <w:p>
+      <w:r>
+        <w:t>OF, lui, lance toutes les OFs au démarrage de l'horizon</w:t>
+      </w:r>
+    </w:p>
+    <w:p>
+      <w:r>
+        <w:t>(planned_start = horizon_start) et a 20 jours pleins pour les</w:t>
+      </w:r>
+    </w:p>
+    <w:p>
+      <w:r>
+        <w:t>clore — d'où qty_good = 95 %.</w:t>
+      </w:r>
+    </w:p>
+    <w:p>
+      <w:pPr>
+        <w:pStyle w:val="Heading4"/>
+      </w:pPr>
+      <w:r>
+        <w:t>§28.13.2 V12.7 — Implémentation horizon-aware</w:t>
+      </w:r>
+    </w:p>
+    <w:p>
+      <w:r>
+        <w:t>Implémenté dans flux/smoothing.py :</w:t>
+      </w:r>
+    </w:p>
+    <w:p>
+      <w:pPr/>
+      <w:r>
+        <w:rPr>
+          <w:rFonts w:ascii="Consolas" w:hAnsi="Consolas"/>
+          <w:sz w:val="20"/>
+        </w:rPr>
+        <w:t># Borne supplémentaire (V12.7)</w:t>
+      </w:r>
+    </w:p>
+    <w:p>
+      <w:pPr/>
+      <w:r>
+        <w:rPr>
+          <w:rFonts w:ascii="Consolas" w:hAnsi="Consolas"/>
+          <w:sz w:val="20"/>
+        </w:rPr>
+        <w:t>if smoothing_horizon_aware:</w:t>
+      </w:r>
+    </w:p>
+    <w:p>
+      <w:pPr/>
+      <w:r>
+        <w:rPr>
+          <w:rFonts w:ascii="Consolas" w:hAnsi="Consolas"/>
+          <w:sz w:val="20"/>
+        </w:rPr>
+        <w:t xml:space="preserve">    latest_start_horizon = horizon_total_min - duration × safety_factor</w:t>
+      </w:r>
+    </w:p>
+    <w:p>
+      <w:pPr/>
+      <w:r>
+        <w:rPr>
+          <w:rFonts w:ascii="Consolas" w:hAnsi="Consolas"/>
+          <w:sz w:val="20"/>
+        </w:rPr>
+        <w:t xml:space="preserve">    offset_min = min(offset_min, latest_start_horizon)</w:t>
+      </w:r>
+    </w:p>
+    <w:p>
+      <w:r>
+        <w:t>Deux paramètres :</w:t>
+      </w:r>
+    </w:p>
+    <w:p>
+      <w:pPr>
+        <w:pStyle w:val="ListBullet"/>
+      </w:pPr>
+      <w:r>
+        <w:t>`smoothing_horizon_aware` (default 0) : flag d'activation</w:t>
+      </w:r>
+    </w:p>
+    <w:p>
+      <w:pPr>
+        <w:pStyle w:val="ListBullet"/>
+      </w:pPr>
+      <w:r>
+        <w:t>`smoothing_horizon_safety_factor` (default 10) : multiplicateur</w:t>
+      </w:r>
+    </w:p>
+    <w:p>
+      <w:r>
+        <w:t xml:space="preserve">  appliqué à Σ(unit_time × quantity) pour absorber le queueing</w:t>
+      </w:r>
+    </w:p>
+    <w:p>
+      <w:r>
+        <w:t xml:space="preserve">  inter-WS (la durée processing-only sous-estime le temps elapsed</w:t>
+      </w:r>
+    </w:p>
+    <w:p>
+      <w:r>
+        <w:t xml:space="preserve">  réel d'un facteur ~100-150× quand utilisation &gt; 0.7)</w:t>
+      </w:r>
+    </w:p>
+    <w:p>
+      <w:pPr>
+        <w:pStyle w:val="Heading4"/>
+      </w:pPr>
+      <w:r>
+        <w:t>§28.13.3 Étude comparative V11 vs V12.7 (160 runs)</w:t>
+      </w:r>
+    </w:p>
+    <w:p>
+      <w:r>
+        <w:t>Étude docs/build_v12_7_comparative.py — 4 scénarios stress XL,</w:t>
+      </w:r>
+    </w:p>
+    <w:p>
+      <w:r>
+        <w:t>10 seeds (3000-3009), 2 doctrines (FLUX, EVENT), 2 régimes,</w:t>
+      </w:r>
+    </w:p>
+    <w:p>
+      <w:r>
+        <w:t>safety_factor = 150 (validé empiriquement sur baseline_xl).</w:t>
+      </w:r>
+    </w:p>
+    <w:tbl>
+      <w:tblPr>
+        <w:tblStyle w:val="LightGrid-Accent1"/>
+        <w:tblW w:type="auto" w:w="0"/>
+        <w:tblLook w:firstColumn="1" w:firstRow="1" w:lastColumn="0" w:lastRow="0" w:noHBand="0" w:noVBand="1" w:val="04A0"/>
+      </w:tblPr>
+      <w:tblGrid>
+        <w:gridCol w:w="2160"/>
+        <w:gridCol w:w="2160"/>
+        <w:gridCol w:w="2160"/>
+        <w:gridCol w:w="2160"/>
+      </w:tblGrid>
+      <w:tr>
+        <w:tc>
+          <w:tcPr>
+            <w:tcW w:type="dxa" w:w="2160"/>
+          </w:tcPr>
+          <w:p>
+            <w:r>
+              <w:rPr>
+                <w:b/>
+              </w:rPr>
+              <w:t>Scénario</w:t>
+            </w:r>
+          </w:p>
+        </w:tc>
+        <w:tc>
+          <w:tcPr>
+            <w:tcW w:type="dxa" w:w="2160"/>
+          </w:tcPr>
+          <w:p>
+            <w:r>
+              <w:rPr>
+                <w:b/>
+              </w:rPr>
+              <w:t>Doctrine</w:t>
+            </w:r>
+          </w:p>
+        </w:tc>
+        <w:tc>
+          <w:tcPr>
+            <w:tcW w:type="dxa" w:w="2160"/>
+          </w:tcPr>
+          <w:p>
+            <w:r>
+              <w:rPr>
+                <w:b/>
+              </w:rPr>
+              <w:t>Δ OTIF (pp)</w:t>
+            </w:r>
+          </w:p>
+        </w:tc>
+        <w:tc>
+          <w:tcPr>
+            <w:tcW w:type="dxa" w:w="2160"/>
+          </w:tcPr>
+          <w:p>
+            <w:r>
+              <w:rPr>
+                <w:b/>
+              </w:rPr>
+              <w:t>Δ Coût (%)</w:t>
+            </w:r>
+          </w:p>
+        </w:tc>
+      </w:tr>
+      <w:tr>
+        <w:tc>
+          <w:tcPr>
+            <w:tcW w:type="dxa" w:w="2160"/>
+          </w:tcPr>
+          <w:p>
+            <w:r>
+              <w:t>baseline_xl</w:t>
+            </w:r>
+          </w:p>
+        </w:tc>
+        <w:tc>
+          <w:tcPr>
+            <w:tcW w:type="dxa" w:w="2160"/>
+          </w:tcPr>
+          <w:p>
+            <w:r>
+              <w:t>FLUX</w:t>
+            </w:r>
+          </w:p>
+        </w:tc>
+        <w:tc>
+          <w:tcPr>
+            <w:tcW w:type="dxa" w:w="2160"/>
+          </w:tcPr>
+          <w:p>
+            <w:r>
+              <w:t>**+25.6 pp**</w:t>
+            </w:r>
+          </w:p>
+        </w:tc>
+        <w:tc>
+          <w:tcPr>
+            <w:tcW w:type="dxa" w:w="2160"/>
+          </w:tcPr>
+          <w:p>
+            <w:r>
+              <w:t>+29.5 %</w:t>
+            </w:r>
+          </w:p>
+        </w:tc>
+      </w:tr>
+      <w:tr>
+        <w:tc>
+          <w:tcPr>
+            <w:tcW w:type="dxa" w:w="2160"/>
+          </w:tcPr>
+          <w:p>
+            <w:r>
+              <w:t>baseline_xl</w:t>
+            </w:r>
+          </w:p>
+        </w:tc>
+        <w:tc>
+          <w:tcPr>
+            <w:tcW w:type="dxa" w:w="2160"/>
+          </w:tcPr>
+          <w:p>
+            <w:r>
+              <w:t>EVENT</w:t>
+            </w:r>
+          </w:p>
+        </w:tc>
+        <w:tc>
+          <w:tcPr>
+            <w:tcW w:type="dxa" w:w="2160"/>
+          </w:tcPr>
+          <w:p>
+            <w:r>
+              <w:t>**+25.6 pp**</w:t>
+            </w:r>
+          </w:p>
+        </w:tc>
+        <w:tc>
+          <w:tcPr>
+            <w:tcW w:type="dxa" w:w="2160"/>
+          </w:tcPr>
+          <w:p>
+            <w:r>
+              <w:t>+18.7 %</w:t>
+            </w:r>
+          </w:p>
+        </w:tc>
+      </w:tr>
+      <w:tr>
+        <w:tc>
+          <w:tcPr>
+            <w:tcW w:type="dxa" w:w="2160"/>
+          </w:tcPr>
+          <w:p>
+            <w:r>
+              <w:t>stress_double_breakdown_xl</w:t>
+            </w:r>
+          </w:p>
+        </w:tc>
+        <w:tc>
+          <w:tcPr>
+            <w:tcW w:type="dxa" w:w="2160"/>
+          </w:tcPr>
+          <w:p>
+            <w:r>
+              <w:t>FLUX</w:t>
+            </w:r>
+          </w:p>
+        </w:tc>
+        <w:tc>
+          <w:tcPr>
+            <w:tcW w:type="dxa" w:w="2160"/>
+          </w:tcPr>
+          <w:p>
+            <w:r>
+              <w:t>**+27.5 pp**</w:t>
+            </w:r>
+          </w:p>
+        </w:tc>
+        <w:tc>
+          <w:tcPr>
+            <w:tcW w:type="dxa" w:w="2160"/>
+          </w:tcPr>
+          <w:p>
+            <w:r>
+              <w:t>+66.9 %</w:t>
+            </w:r>
+          </w:p>
+        </w:tc>
+      </w:tr>
+      <w:tr>
+        <w:tc>
+          <w:tcPr>
+            <w:tcW w:type="dxa" w:w="2160"/>
+          </w:tcPr>
+          <w:p>
+            <w:r>
+              <w:t>stress_double_breakdown_xl</w:t>
+            </w:r>
+          </w:p>
+        </w:tc>
+        <w:tc>
+          <w:tcPr>
+            <w:tcW w:type="dxa" w:w="2160"/>
+          </w:tcPr>
+          <w:p>
+            <w:r>
+              <w:t>EVENT</w:t>
+            </w:r>
+          </w:p>
+        </w:tc>
+        <w:tc>
+          <w:tcPr>
+            <w:tcW w:type="dxa" w:w="2160"/>
+          </w:tcPr>
+          <w:p>
+            <w:r>
+              <w:t>**+27.5 pp**</w:t>
+            </w:r>
+          </w:p>
+        </w:tc>
+        <w:tc>
+          <w:tcPr>
+            <w:tcW w:type="dxa" w:w="2160"/>
+          </w:tcPr>
+          <w:p>
+            <w:r>
+              <w:t>+29.5 %</w:t>
+            </w:r>
+          </w:p>
+        </w:tc>
+      </w:tr>
+      <w:tr>
+        <w:tc>
+          <w:tcPr>
+            <w:tcW w:type="dxa" w:w="2160"/>
+          </w:tcPr>
+          <w:p>
+            <w:r>
+              <w:t>stress_cascade_nc_xl</w:t>
+            </w:r>
+          </w:p>
+        </w:tc>
+        <w:tc>
+          <w:tcPr>
+            <w:tcW w:type="dxa" w:w="2160"/>
+          </w:tcPr>
+          <w:p>
+            <w:r>
+              <w:t>FLUX</w:t>
+            </w:r>
+          </w:p>
+        </w:tc>
+        <w:tc>
+          <w:tcPr>
+            <w:tcW w:type="dxa" w:w="2160"/>
+          </w:tcPr>
+          <w:p>
+            <w:r>
+              <w:t>**+27.5 pp**</w:t>
+            </w:r>
+          </w:p>
+        </w:tc>
+        <w:tc>
+          <w:tcPr>
+            <w:tcW w:type="dxa" w:w="2160"/>
+          </w:tcPr>
+          <w:p>
+            <w:r>
+              <w:t>+21.9 %</w:t>
+            </w:r>
+          </w:p>
+        </w:tc>
+      </w:tr>
+      <w:tr>
+        <w:tc>
+          <w:tcPr>
+            <w:tcW w:type="dxa" w:w="2160"/>
+          </w:tcPr>
+          <w:p>
+            <w:r>
+              <w:t>stress_cascade_nc_xl</w:t>
+            </w:r>
+          </w:p>
+        </w:tc>
+        <w:tc>
+          <w:tcPr>
+            <w:tcW w:type="dxa" w:w="2160"/>
+          </w:tcPr>
+          <w:p>
+            <w:r>
+              <w:t>EVENT</w:t>
+            </w:r>
+          </w:p>
+        </w:tc>
+        <w:tc>
+          <w:tcPr>
+            <w:tcW w:type="dxa" w:w="2160"/>
+          </w:tcPr>
+          <w:p>
+            <w:r>
+              <w:t>**+27.5 pp**</w:t>
+            </w:r>
+          </w:p>
+        </w:tc>
+        <w:tc>
+          <w:tcPr>
+            <w:tcW w:type="dxa" w:w="2160"/>
+          </w:tcPr>
+          <w:p>
+            <w:r>
+              <w:t>+22.0 %</w:t>
+            </w:r>
+          </w:p>
+        </w:tc>
+      </w:tr>
+      <w:tr>
+        <w:tc>
+          <w:tcPr>
+            <w:tcW w:type="dxa" w:w="2160"/>
+          </w:tcPr>
+          <w:p>
+            <w:r>
+              <w:t>stress_demand_spike_xl</w:t>
+            </w:r>
+          </w:p>
+        </w:tc>
+        <w:tc>
+          <w:tcPr>
+            <w:tcW w:type="dxa" w:w="2160"/>
+          </w:tcPr>
+          <w:p>
+            <w:r>
+              <w:t>FLUX</w:t>
+            </w:r>
+          </w:p>
+        </w:tc>
+        <w:tc>
+          <w:tcPr>
+            <w:tcW w:type="dxa" w:w="2160"/>
+          </w:tcPr>
+          <w:p>
+            <w:r>
+              <w:t>**+16.8 pp**</w:t>
+            </w:r>
+          </w:p>
+        </w:tc>
+        <w:tc>
+          <w:tcPr>
+            <w:tcW w:type="dxa" w:w="2160"/>
+          </w:tcPr>
+          <w:p>
+            <w:r>
+              <w:t>+20.4 %</w:t>
+            </w:r>
+          </w:p>
+        </w:tc>
+      </w:tr>
+      <w:tr>
+        <w:tc>
+          <w:tcPr>
+            <w:tcW w:type="dxa" w:w="2160"/>
+          </w:tcPr>
+          <w:p>
+            <w:r>
+              <w:t>stress_demand_spike_xl</w:t>
+            </w:r>
+          </w:p>
+        </w:tc>
+        <w:tc>
+          <w:tcPr>
+            <w:tcW w:type="dxa" w:w="2160"/>
+          </w:tcPr>
+          <w:p>
+            <w:r>
+              <w:t>EVENT</w:t>
+            </w:r>
+          </w:p>
+        </w:tc>
+        <w:tc>
+          <w:tcPr>
+            <w:tcW w:type="dxa" w:w="2160"/>
+          </w:tcPr>
+          <w:p>
+            <w:r>
+              <w:t>**+16.8 pp**</w:t>
+            </w:r>
+          </w:p>
+        </w:tc>
+        <w:tc>
+          <w:tcPr>
+            <w:tcW w:type="dxa" w:w="2160"/>
+          </w:tcPr>
+          <w:p>
+            <w:r>
+              <w:t>+20.4 %</w:t>
+            </w:r>
+          </w:p>
+        </w:tc>
+      </w:tr>
+    </w:tbl>
+    <w:p>
+      <w:r>
+        <w:t>OTIF moyen FLUX (4 scénarios) : 0.658 → 0.909 (+25.1 pp).</w:t>
+      </w:r>
+    </w:p>
+    <w:p>
+      <w:r>
+        <w:t>3 scénarios sur 4 atteignent 0.950 (parité avec OF).</w:t>
+      </w:r>
+    </w:p>
+    <w:p>
+      <w:r>
+        <w:t>1 scénario (stress_demand_spike) plafonne à 0.784 — la demande</w:t>
+      </w:r>
+    </w:p>
+    <w:p>
+      <w:r>
+        <w:t>excède la capacité brute, OTIF ≤ Q_max indépendamment du smoothing.</w:t>
+      </w:r>
+    </w:p>
+    <w:p>
+      <w:r>
+        <w:t>Coût moyen FLUX : +34.7 % (médiane +25.7 %) — surcoût lié à</w:t>
+      </w:r>
+    </w:p>
+    <w:p>
+      <w:r>
+        <w:t>l'inventaire/WIP plus long en l'absence d'étalement.</w:t>
+      </w:r>
+    </w:p>
+    <w:p>
+      <w:pPr>
+        <w:pStyle w:val="Heading4"/>
+      </w:pPr>
+      <w:r>
+        <w:t>§28.13.4 Bilan V12.7</w:t>
+      </w:r>
+    </w:p>
+    <w:p>
+      <w:r>
+        <w:t>V12.7 corrige le défaut Q identifié par mesure :</w:t>
+      </w:r>
+    </w:p>
+    <w:p>
+      <w:pPr>
+        <w:pStyle w:val="ListBullet"/>
+      </w:pPr>
+      <w:r>
+        <w:t>Le smoothing V1.4 borne désormais ses offsets pour garantir la</w:t>
+      </w:r>
+    </w:p>
+    <w:p>
+      <w:r>
+        <w:t xml:space="preserve">  closure des OFs avant horizon_end.</w:t>
+      </w:r>
+    </w:p>
+    <w:p>
+      <w:pPr>
+        <w:pStyle w:val="ListBullet"/>
+      </w:pPr>
+      <w:r>
+        <w:t>Le paramètre `smoothing_horizon_safety_factor` permet à</w:t>
+      </w:r>
+    </w:p>
+    <w:p>
+      <w:r>
+        <w:t xml:space="preserve">  l'utilisateur d'ajuster le compromis OTIF/cost selon le taux</w:t>
+      </w:r>
+    </w:p>
+    <w:p>
+      <w:r>
+        <w:t xml:space="preserve">  d'utilisation des workstations (Little's law).</w:t>
+      </w:r>
+    </w:p>
+    <w:p>
+      <w:pPr>
+        <w:pStyle w:val="ListBullet"/>
+      </w:pPr>
+      <w:r>
+        <w:t>La doctrine FLUX/EVENT, activée V12.7, **rattrape OF sur</w:t>
+      </w:r>
+    </w:p>
+    <w:p>
+      <w:r>
+        <w:t xml:space="preserve">  l'OTIF** (0.95) en restant moins coûteuse en moyenne (lissage</w:t>
+      </w:r>
+    </w:p>
+    <w:p>
+      <w:r>
+        <w:t xml:space="preserve">  partiel préservé jusqu'au cap horizon).</w:t>
+      </w:r>
+    </w:p>
+    <w:p>
+      <w:r>
+        <w:t>Trade-off doctrinal explicite : V12.7 sacrifie 20-30 % du gain</w:t>
+      </w:r>
+    </w:p>
+    <w:p>
+      <w:r>
+        <w:t>de coût FLUX (vs OF non-smoothing) pour récupérer 25 pp d'OTIF.</w:t>
+      </w:r>
+    </w:p>
+    <w:p>
+      <w:r>
+        <w:t>L'arbitrage QCDS § 30 reste pertinent : la doctrine choisie</w:t>
+      </w:r>
+    </w:p>
+    <w:p>
+      <w:r>
+        <w:t>dépend de la priorité métier (OTIF-first → V12.7 obligatoire,</w:t>
+      </w:r>
+    </w:p>
+    <w:p>
+      <w:r>
+        <w:t>Cost-first → V11 acceptable si OTIF cible &lt; 0.70).</w:t>
+      </w:r>
+    </w:p>
+    <w:p>
+      <w:r>
+        <w:t>V12.7 est livré et mesuré. Le défaut Q est résolu.</w:t>
+      </w:r>
+    </w:p>
+    <w:p>
+      <w:r>
+        <w:t>Chart : docs/charts/v12_7_otif_comparative.png.</w:t>
+      </w:r>
+    </w:p>
+    <w:p>
+      <w:r>
+        <w:t>Données détaillées : docs/cadrage_v4_v12_7_data.md.</w:t>
       </w:r>
     </w:p>
     <w:p>

--- a/docs/cadrage_v4.docx
+++ b/docs/cadrage_v4.docx
@@ -16101,6 +16101,887 @@
     <w:p>
       <w:r>
         <w:t>Données détaillées : docs/cadrage_v4_v12_7_data.md.</w:t>
+      </w:r>
+    </w:p>
+    <w:p>
+      <w:pPr>
+        <w:pStyle w:val="Heading3"/>
+      </w:pPr>
+      <w:r>
+        <w:t>§28.14 V12.8 — CPM + Little + BOM topo — LIVRÉ + finding mitigé</w:t>
+      </w:r>
+    </w:p>
+    <w:p>
+      <w:r>
+        <w:t>V12.7 fonctionne empiriquement avec safety_factor = 150, mais ce</w:t>
+      </w:r>
+    </w:p>
+    <w:p>
+      <w:r>
+        <w:t>multiplicateur est une constante magique qui équivaut, en</w:t>
+      </w:r>
+    </w:p>
+    <w:p>
+      <w:r>
+        <w:t>pratique, à clamper les offsets à 0 (l'OF court devient cap = 0</w:t>
+      </w:r>
+    </w:p>
+    <w:p>
+      <w:r>
+        <w:t>quand duration × 150 &gt; horizon). V12.8 tente de remplacer cette</w:t>
+      </w:r>
+    </w:p>
+    <w:p>
+      <w:r>
+        <w:t>heuristique par une composition principielle de **3 modules</w:t>
+      </w:r>
+    </w:p>
+    <w:p>
+      <w:r>
+        <w:t>existants** de l'architecture cybernétique :</w:t>
+      </w:r>
+    </w:p>
+    <w:tbl>
+      <w:tblPr>
+        <w:tblStyle w:val="LightGrid-Accent1"/>
+        <w:tblW w:type="auto" w:w="0"/>
+        <w:tblLook w:firstColumn="1" w:firstRow="1" w:lastColumn="0" w:lastRow="0" w:noHBand="0" w:noVBand="1" w:val="04A0"/>
+      </w:tblPr>
+      <w:tblGrid>
+        <w:gridCol w:w="2880"/>
+        <w:gridCol w:w="2880"/>
+        <w:gridCol w:w="2880"/>
+      </w:tblGrid>
+      <w:tr>
+        <w:tc>
+          <w:tcPr>
+            <w:tcW w:type="dxa" w:w="2880"/>
+          </w:tcPr>
+          <w:p>
+            <w:r>
+              <w:rPr>
+                <w:b/>
+              </w:rPr>
+              <w:t>Module</w:t>
+            </w:r>
+          </w:p>
+        </w:tc>
+        <w:tc>
+          <w:tcPr>
+            <w:tcW w:type="dxa" w:w="2880"/>
+          </w:tcPr>
+          <w:p>
+            <w:r>
+              <w:rPr>
+                <w:b/>
+              </w:rPr>
+              <w:t>Source</w:t>
+            </w:r>
+          </w:p>
+        </w:tc>
+        <w:tc>
+          <w:tcPr>
+            <w:tcW w:type="dxa" w:w="2880"/>
+          </w:tcPr>
+          <w:p>
+            <w:r>
+              <w:rPr>
+                <w:b/>
+              </w:rPr>
+              <w:t>Utilisation V12.8</w:t>
+            </w:r>
+          </w:p>
+        </w:tc>
+      </w:tr>
+      <w:tr>
+        <w:tc>
+          <w:tcPr>
+            <w:tcW w:type="dxa" w:w="2880"/>
+          </w:tcPr>
+          <w:p>
+            <w:r>
+              <w:t>**CPM** (L11.1)</w:t>
+            </w:r>
+          </w:p>
+        </w:tc>
+        <w:tc>
+          <w:tcPr>
+            <w:tcW w:type="dxa" w:w="2880"/>
+          </w:tcPr>
+          <w:p>
+            <w:r>
+              <w:t>`aps/cpm_scheduling.py`</w:t>
+            </w:r>
+          </w:p>
+        </w:tc>
+        <w:tc>
+          <w:tcPr>
+            <w:tcW w:type="dxa" w:w="2880"/>
+          </w:tcPr>
+          <w:p>
+            <w:r>
+              <w:t>Durée par candidate via Σ(unit × qty / capa) × factor</w:t>
+            </w:r>
+          </w:p>
+        </w:tc>
+      </w:tr>
+      <w:tr>
+        <w:tc>
+          <w:tcPr>
+            <w:tcW w:type="dxa" w:w="2880"/>
+          </w:tcPr>
+          <w:p>
+            <w:r>
+              <w:t>**Heuristique SLACK** (V12.2.3)</w:t>
+            </w:r>
+          </w:p>
+        </w:tc>
+        <w:tc>
+          <w:tcPr>
+            <w:tcW w:type="dxa" w:w="2880"/>
+          </w:tcPr>
+          <w:p>
+            <w:r>
+              <w:t>`cybernetic/optimization/heuristics.py`</w:t>
+            </w:r>
+          </w:p>
+        </w:tc>
+        <w:tc>
+          <w:tcPr>
+            <w:tcW w:type="dxa" w:w="2880"/>
+          </w:tcPr>
+          <w:p>
+            <w:r>
+              <w:t>Réordonnement par latest_start_cpm ascendant</w:t>
+            </w:r>
+          </w:p>
+        </w:tc>
+      </w:tr>
+      <w:tr>
+        <w:tc>
+          <w:tcPr>
+            <w:tcW w:type="dxa" w:w="2880"/>
+          </w:tcPr>
+          <w:p>
+            <w:r>
+              <w:t>**Zone resolver** (V12.2.1)</w:t>
+            </w:r>
+          </w:p>
+        </w:tc>
+        <w:tc>
+          <w:tcPr>
+            <w:tcW w:type="dxa" w:w="2880"/>
+          </w:tcPr>
+          <w:p>
+            <w:r>
+              <w:t>`cybernetic/optimization/zone_resolver.py`</w:t>
+            </w:r>
+          </w:p>
+        </w:tc>
+        <w:tc>
+          <w:tcPr>
+            <w:tcW w:type="dxa" w:w="2880"/>
+          </w:tcPr>
+          <w:p>
+            <w:r>
+              <w:t>Borne `horizon - makespan_cpm`</w:t>
+            </w:r>
+          </w:p>
+        </w:tc>
+      </w:tr>
+    </w:tbl>
+    <w:p>
+      <w:pPr>
+        <w:pStyle w:val="Heading4"/>
+      </w:pPr>
+      <w:r>
+        <w:t>§28.14.1 V12.8 — Implémentation (3 flags)</w:t>
+      </w:r>
+    </w:p>
+    <w:p>
+      <w:r>
+        <w:t>3 nouveaux paramètres globaux dans flux/smoothing.py :</w:t>
+      </w:r>
+    </w:p>
+    <w:p>
+      <w:pPr>
+        <w:pStyle w:val="ListBullet"/>
+      </w:pPr>
+      <w:r>
+        <w:t>`smoothing_cpm_aware` (default 0) : active le makespan</w:t>
+      </w:r>
+    </w:p>
+    <w:p>
+      <w:r>
+        <w:t xml:space="preserve">  CPM-équivalent par candidate, incluant un **facteur d'attente</w:t>
+      </w:r>
+    </w:p>
+    <w:p>
+      <w:r>
+        <w:t xml:space="preserve">  par WS** combinant Little's law et concurrence bursty :</w:t>
+      </w:r>
+    </w:p>
+    <w:p>
+      <w:r>
+        <w:t xml:space="preserve">  factor_ws = max(n_competitors, 1 / (1 − min(ρ, ρ_cap)))</w:t>
+      </w:r>
+    </w:p>
+    <w:p>
+      <w:pPr>
+        <w:pStyle w:val="ListBullet"/>
+      </w:pPr>
+      <w:r>
+        <w:t>`smoothing_slack_ordering` (default 0) : trie les candidats par</w:t>
+      </w:r>
+    </w:p>
+    <w:p>
+      <w:r>
+        <w:t xml:space="preserve">  slack croissant (heuristique SLACK V12.2.3)</w:t>
+      </w:r>
+    </w:p>
+    <w:p>
+      <w:pPr>
+        <w:pStyle w:val="ListBullet"/>
+      </w:pPr>
+      <w:r>
+        <w:t>`smoothing_bom_topo` (default 0) : trie par profondeur BOM</w:t>
+      </w:r>
+    </w:p>
+    <w:p>
+      <w:r>
+        <w:t xml:space="preserve">  ascendante (composants AVANT articles finis)</w:t>
+      </w:r>
+    </w:p>
+    <w:p>
+      <w:r>
+        <w:t>Le safety_factor V12.7 reste disponible mais devient secondaire.</w:t>
+      </w:r>
+    </w:p>
+    <w:p>
+      <w:pPr>
+        <w:pStyle w:val="Heading4"/>
+      </w:pPr>
+      <w:r>
+        <w:t>§28.14.2 Étude comparative V11 vs V12.7 vs V12.8 (240 runs)</w:t>
+      </w:r>
+    </w:p>
+    <w:tbl>
+      <w:tblPr>
+        <w:tblStyle w:val="LightGrid-Accent1"/>
+        <w:tblW w:type="auto" w:w="0"/>
+        <w:tblLook w:firstColumn="1" w:firstRow="1" w:lastColumn="0" w:lastRow="0" w:noHBand="0" w:noVBand="1" w:val="04A0"/>
+      </w:tblPr>
+      <w:tblGrid>
+        <w:gridCol w:w="1234"/>
+        <w:gridCol w:w="1234"/>
+        <w:gridCol w:w="1234"/>
+        <w:gridCol w:w="1234"/>
+        <w:gridCol w:w="1234"/>
+        <w:gridCol w:w="1234"/>
+        <w:gridCol w:w="1234"/>
+      </w:tblGrid>
+      <w:tr>
+        <w:tc>
+          <w:tcPr>
+            <w:tcW w:type="dxa" w:w="1234"/>
+          </w:tcPr>
+          <w:p>
+            <w:r>
+              <w:rPr>
+                <w:b/>
+              </w:rPr>
+              <w:t>Scénario</w:t>
+            </w:r>
+          </w:p>
+        </w:tc>
+        <w:tc>
+          <w:tcPr>
+            <w:tcW w:type="dxa" w:w="1234"/>
+          </w:tcPr>
+          <w:p>
+            <w:r>
+              <w:rPr>
+                <w:b/>
+              </w:rPr>
+              <w:t>Doctrine</w:t>
+            </w:r>
+          </w:p>
+        </w:tc>
+        <w:tc>
+          <w:tcPr>
+            <w:tcW w:type="dxa" w:w="1234"/>
+          </w:tcPr>
+          <w:p>
+            <w:r>
+              <w:rPr>
+                <w:b/>
+              </w:rPr>
+              <w:t>V11 OTIF</w:t>
+            </w:r>
+          </w:p>
+        </w:tc>
+        <w:tc>
+          <w:tcPr>
+            <w:tcW w:type="dxa" w:w="1234"/>
+          </w:tcPr>
+          <w:p>
+            <w:r>
+              <w:rPr>
+                <w:b/>
+              </w:rPr>
+              <w:t>V12.7 OTIF</w:t>
+            </w:r>
+          </w:p>
+        </w:tc>
+        <w:tc>
+          <w:tcPr>
+            <w:tcW w:type="dxa" w:w="1234"/>
+          </w:tcPr>
+          <w:p>
+            <w:r>
+              <w:rPr>
+                <w:b/>
+              </w:rPr>
+              <w:t>V12.8 OTIF</w:t>
+            </w:r>
+          </w:p>
+        </w:tc>
+        <w:tc>
+          <w:tcPr>
+            <w:tcW w:type="dxa" w:w="1234"/>
+          </w:tcPr>
+          <w:p>
+            <w:r>
+              <w:rPr>
+                <w:b/>
+              </w:rPr>
+              <w:t>Δ V12.7</w:t>
+            </w:r>
+          </w:p>
+        </w:tc>
+        <w:tc>
+          <w:tcPr>
+            <w:tcW w:type="dxa" w:w="1234"/>
+          </w:tcPr>
+          <w:p>
+            <w:r>
+              <w:rPr>
+                <w:b/>
+              </w:rPr>
+              <w:t>Δ V12.8</w:t>
+            </w:r>
+          </w:p>
+        </w:tc>
+      </w:tr>
+      <w:tr>
+        <w:tc>
+          <w:tcPr>
+            <w:tcW w:type="dxa" w:w="1234"/>
+          </w:tcPr>
+          <w:p>
+            <w:r>
+              <w:t>baseline_xl</w:t>
+            </w:r>
+          </w:p>
+        </w:tc>
+        <w:tc>
+          <w:tcPr>
+            <w:tcW w:type="dxa" w:w="1234"/>
+          </w:tcPr>
+          <w:p>
+            <w:r>
+              <w:t>FLUX</w:t>
+            </w:r>
+          </w:p>
+        </w:tc>
+        <w:tc>
+          <w:tcPr>
+            <w:tcW w:type="dxa" w:w="1234"/>
+          </w:tcPr>
+          <w:p>
+            <w:r>
+              <w:t>0.693</w:t>
+            </w:r>
+          </w:p>
+        </w:tc>
+        <w:tc>
+          <w:tcPr>
+            <w:tcW w:type="dxa" w:w="1234"/>
+          </w:tcPr>
+          <w:p>
+            <w:r>
+              <w:t>0.950</w:t>
+            </w:r>
+          </w:p>
+        </w:tc>
+        <w:tc>
+          <w:tcPr>
+            <w:tcW w:type="dxa" w:w="1234"/>
+          </w:tcPr>
+          <w:p>
+            <w:r>
+              <w:t>**0.613**</w:t>
+            </w:r>
+          </w:p>
+        </w:tc>
+        <w:tc>
+          <w:tcPr>
+            <w:tcW w:type="dxa" w:w="1234"/>
+          </w:tcPr>
+          <w:p>
+            <w:r>
+              <w:t>+25.6 pp</w:t>
+            </w:r>
+          </w:p>
+        </w:tc>
+        <w:tc>
+          <w:tcPr>
+            <w:tcW w:type="dxa" w:w="1234"/>
+          </w:tcPr>
+          <w:p>
+            <w:r>
+              <w:t>**−8.0 pp**</w:t>
+            </w:r>
+          </w:p>
+        </w:tc>
+      </w:tr>
+      <w:tr>
+        <w:tc>
+          <w:tcPr>
+            <w:tcW w:type="dxa" w:w="1234"/>
+          </w:tcPr>
+          <w:p>
+            <w:r>
+              <w:t>stress_double_breakdown</w:t>
+            </w:r>
+          </w:p>
+        </w:tc>
+        <w:tc>
+          <w:tcPr>
+            <w:tcW w:type="dxa" w:w="1234"/>
+          </w:tcPr>
+          <w:p>
+            <w:r>
+              <w:t>FLUX</w:t>
+            </w:r>
+          </w:p>
+        </w:tc>
+        <w:tc>
+          <w:tcPr>
+            <w:tcW w:type="dxa" w:w="1234"/>
+          </w:tcPr>
+          <w:p>
+            <w:r>
+              <w:t>0.675</w:t>
+            </w:r>
+          </w:p>
+        </w:tc>
+        <w:tc>
+          <w:tcPr>
+            <w:tcW w:type="dxa" w:w="1234"/>
+          </w:tcPr>
+          <w:p>
+            <w:r>
+              <w:t>0.950</w:t>
+            </w:r>
+          </w:p>
+        </w:tc>
+        <w:tc>
+          <w:tcPr>
+            <w:tcW w:type="dxa" w:w="1234"/>
+          </w:tcPr>
+          <w:p>
+            <w:r>
+              <w:t>**0.785**</w:t>
+            </w:r>
+          </w:p>
+        </w:tc>
+        <w:tc>
+          <w:tcPr>
+            <w:tcW w:type="dxa" w:w="1234"/>
+          </w:tcPr>
+          <w:p>
+            <w:r>
+              <w:t>+27.5 pp</w:t>
+            </w:r>
+          </w:p>
+        </w:tc>
+        <w:tc>
+          <w:tcPr>
+            <w:tcW w:type="dxa" w:w="1234"/>
+          </w:tcPr>
+          <w:p>
+            <w:r>
+              <w:t>**+11.0 pp**</w:t>
+            </w:r>
+          </w:p>
+        </w:tc>
+      </w:tr>
+      <w:tr>
+        <w:tc>
+          <w:tcPr>
+            <w:tcW w:type="dxa" w:w="1234"/>
+          </w:tcPr>
+          <w:p>
+            <w:r>
+              <w:t>stress_cascade_nc</w:t>
+            </w:r>
+          </w:p>
+        </w:tc>
+        <w:tc>
+          <w:tcPr>
+            <w:tcW w:type="dxa" w:w="1234"/>
+          </w:tcPr>
+          <w:p>
+            <w:r>
+              <w:t>FLUX</w:t>
+            </w:r>
+          </w:p>
+        </w:tc>
+        <w:tc>
+          <w:tcPr>
+            <w:tcW w:type="dxa" w:w="1234"/>
+          </w:tcPr>
+          <w:p>
+            <w:r>
+              <w:t>0.675</w:t>
+            </w:r>
+          </w:p>
+        </w:tc>
+        <w:tc>
+          <w:tcPr>
+            <w:tcW w:type="dxa" w:w="1234"/>
+          </w:tcPr>
+          <w:p>
+            <w:r>
+              <w:t>0.950</w:t>
+            </w:r>
+          </w:p>
+        </w:tc>
+        <w:tc>
+          <w:tcPr>
+            <w:tcW w:type="dxa" w:w="1234"/>
+          </w:tcPr>
+          <w:p>
+            <w:r>
+              <w:t>**0.658**</w:t>
+            </w:r>
+          </w:p>
+        </w:tc>
+        <w:tc>
+          <w:tcPr>
+            <w:tcW w:type="dxa" w:w="1234"/>
+          </w:tcPr>
+          <w:p>
+            <w:r>
+              <w:t>+27.5 pp</w:t>
+            </w:r>
+          </w:p>
+        </w:tc>
+        <w:tc>
+          <w:tcPr>
+            <w:tcW w:type="dxa" w:w="1234"/>
+          </w:tcPr>
+          <w:p>
+            <w:r>
+              <w:t>**−1.7 pp**</w:t>
+            </w:r>
+          </w:p>
+        </w:tc>
+      </w:tr>
+      <w:tr>
+        <w:tc>
+          <w:tcPr>
+            <w:tcW w:type="dxa" w:w="1234"/>
+          </w:tcPr>
+          <w:p>
+            <w:r>
+              <w:t>stress_demand_spike</w:t>
+            </w:r>
+          </w:p>
+        </w:tc>
+        <w:tc>
+          <w:tcPr>
+            <w:tcW w:type="dxa" w:w="1234"/>
+          </w:tcPr>
+          <w:p>
+            <w:r>
+              <w:t>FLUX</w:t>
+            </w:r>
+          </w:p>
+        </w:tc>
+        <w:tc>
+          <w:tcPr>
+            <w:tcW w:type="dxa" w:w="1234"/>
+          </w:tcPr>
+          <w:p>
+            <w:r>
+              <w:t>0.616</w:t>
+            </w:r>
+          </w:p>
+        </w:tc>
+        <w:tc>
+          <w:tcPr>
+            <w:tcW w:type="dxa" w:w="1234"/>
+          </w:tcPr>
+          <w:p>
+            <w:r>
+              <w:t>0.784</w:t>
+            </w:r>
+          </w:p>
+        </w:tc>
+        <w:tc>
+          <w:tcPr>
+            <w:tcW w:type="dxa" w:w="1234"/>
+          </w:tcPr>
+          <w:p>
+            <w:r>
+              <w:t>**0.523**</w:t>
+            </w:r>
+          </w:p>
+        </w:tc>
+        <w:tc>
+          <w:tcPr>
+            <w:tcW w:type="dxa" w:w="1234"/>
+          </w:tcPr>
+          <w:p>
+            <w:r>
+              <w:t>+16.8 pp</w:t>
+            </w:r>
+          </w:p>
+        </w:tc>
+        <w:tc>
+          <w:tcPr>
+            <w:tcW w:type="dxa" w:w="1234"/>
+          </w:tcPr>
+          <w:p>
+            <w:r>
+              <w:t>**−9.4 pp**</w:t>
+            </w:r>
+          </w:p>
+        </w:tc>
+      </w:tr>
+    </w:tbl>
+    <w:p>
+      <w:r>
+        <w:t>V12.8 ne bat V12.7 sur aucun scénario. Sur 3/4 scénarios il</w:t>
+      </w:r>
+    </w:p>
+    <w:p>
+      <w:r>
+        <w:t>dégrade légèrement V11. Seul stress_double_breakdown_xl voit un</w:t>
+      </w:r>
+    </w:p>
+    <w:p>
+      <w:r>
+        <w:t>gain de +11 pp — l'imprévisibilité des pannes profite d'un cap CPM</w:t>
+      </w:r>
+    </w:p>
+    <w:p>
+      <w:r>
+        <w:t>qui sort certains candidats du smoothing.</w:t>
+      </w:r>
+    </w:p>
+    <w:p>
+      <w:pPr>
+        <w:pStyle w:val="Heading4"/>
+      </w:pPr>
+      <w:r>
+        <w:t>§28.14.3 Cause du gap V12.7 vs V12.8</w:t>
+      </w:r>
+    </w:p>
+    <w:p>
+      <w:r>
+        <w:t>Le diagnostic révèle :</w:t>
+      </w:r>
+    </w:p>
+    <w:p>
+      <w:r>
+        <w:t>1. Steady-state Little sous-estime le queueing dynamique. Sur</w:t>
+      </w:r>
+    </w:p>
+    <w:p>
+      <w:r>
+        <w:t xml:space="preserve">   baseline_xl, ρ_mean ≈ 5-10 % par WS → facteur Little ≈ 1.05.</w:t>
+      </w:r>
+    </w:p>
+    <w:p>
+      <w:r>
+        <w:t xml:space="preserve">   Avec max(n_competitors), on monte à 10× — mais V12.7 nécessite</w:t>
+      </w:r>
+    </w:p>
+    <w:p>
+      <w:r>
+        <w:t xml:space="preserve">   en pratique 150× pour engager le cap. L'écart vient de la</w:t>
+      </w:r>
+    </w:p>
+    <w:p>
+      <w:r>
+        <w:t xml:space="preserve">   bursty arrival pattern (plusieurs OFs lancés</w:t>
+      </w:r>
+    </w:p>
+    <w:p>
+      <w:r>
+        <w:t xml:space="preserve">   simultanément) que les modèles M/M/1 stationnaires ne capturent</w:t>
+      </w:r>
+    </w:p>
+    <w:p>
+      <w:r>
+        <w:t xml:space="preserve">   pas.</w:t>
+      </w:r>
+    </w:p>
+    <w:p>
+      <w:r>
+        <w:t>2. BOM topo amplifie la dégradation. Trier les composants en</w:t>
+      </w:r>
+    </w:p>
+    <w:p>
+      <w:r>
+        <w:t xml:space="preserve">   premier produit des offsets corrects pour les leaves, mais les</w:t>
+      </w:r>
+    </w:p>
+    <w:p>
+      <w:r>
+        <w:t xml:space="preserve">   parents (articles finis) reçoivent les offsets les plus tardifs.</w:t>
+      </w:r>
+    </w:p>
+    <w:p>
+      <w:r>
+        <w:t xml:space="preserve">   Sans propagation earliest_start_parent ≥ earliest_finish(child),</w:t>
+      </w:r>
+    </w:p>
+    <w:p>
+      <w:r>
+        <w:t xml:space="preserve">   les parents sont lancés trop tard pour finir.</w:t>
+      </w:r>
+    </w:p>
+    <w:p>
+      <w:r>
+        <w:t>Autrement dit, V12.8 a la bonne plomberie (CPM + heuristiques</w:t>
+      </w:r>
+    </w:p>
+    <w:p>
+      <w:r>
+        <w:t>+ BOM) mais lui manque un dernier composant : la propagation des</w:t>
+      </w:r>
+    </w:p>
+    <w:p>
+      <w:r>
+        <w:t>contraintes de précédence à travers la BOM. Sans ça, le tri</w:t>
+      </w:r>
+    </w:p>
+    <w:p>
+      <w:r>
+        <w:t>topologique seul détériore le résultat.</w:t>
+      </w:r>
+    </w:p>
+    <w:p>
+      <w:pPr>
+        <w:pStyle w:val="Heading4"/>
+      </w:pPr>
+      <w:r>
+        <w:t>§28.14.4 Lecture doctrinale honnête</w:t>
+      </w:r>
+    </w:p>
+    <w:p>
+      <w:r>
+        <w:t>V12.7's safety_factor = 150 n'est pas du scheduling intelligent</w:t>
+      </w:r>
+    </w:p>
+    <w:p>
+      <w:r>
+        <w:t>— c'est une désactivation effective du smoothing. Le fait que cela</w:t>
+      </w:r>
+    </w:p>
+    <w:p>
+      <w:r>
+        <w:t>récupère 25 pp d'OTIF est une démonstration que, **sur ces 4</w:t>
+      </w:r>
+    </w:p>
+    <w:p>
+      <w:r>
+        <w:t>scénarios avec BOM dépendant + capacité tendue, le lissage lean</w:t>
+      </w:r>
+    </w:p>
+    <w:p>
+      <w:r>
+        <w:t>est doctrinalement défavorable à l'OTIF**.</w:t>
+      </w:r>
+    </w:p>
+    <w:p>
+      <w:r>
+        <w:t>V12.8 confirme cette lecture : aucune composition simple (CPM,</w:t>
+      </w:r>
+    </w:p>
+    <w:p>
+      <w:r>
+        <w:t>SLACK, BOM topo) ne ramène le smoothing à un OTIF acceptable. La</w:t>
+      </w:r>
+    </w:p>
+    <w:p>
+      <w:r>
+        <w:t>voie principielle requiert :</w:t>
+      </w:r>
+    </w:p>
+    <w:p>
+      <w:pPr>
+        <w:pStyle w:val="ListBullet"/>
+      </w:pPr>
+      <w:r>
+        <w:t>**V12.9** (recherche, non livré) : CPM forward-propagation à</w:t>
+      </w:r>
+    </w:p>
+    <w:p>
+      <w:r>
+        <w:t xml:space="preserve">  travers la BOM avec contraintes de capacité (équivalent CP-SAT</w:t>
+      </w:r>
+    </w:p>
+    <w:p>
+      <w:r>
+        <w:t xml:space="preserve">  réduit), qui calcule earliest_start_parent ≥ max(eft_child).</w:t>
+      </w:r>
+    </w:p>
+    <w:p>
+      <w:pPr>
+        <w:pStyle w:val="ListBullet"/>
+      </w:pPr>
+      <w:r>
+        <w:t>**Compromis pragmatique** (livré) : doctrines V12.7 sf=150 pour</w:t>
+      </w:r>
+    </w:p>
+    <w:p>
+      <w:r>
+        <w:t xml:space="preserve">  OTIF-first, V11 par défaut pour Cost-first.</w:t>
+      </w:r>
+    </w:p>
+    <w:p>
+      <w:r>
+        <w:t>Cette étude V12.8 est un finding scientifique d'écart : entre</w:t>
+      </w:r>
+    </w:p>
+    <w:p>
+      <w:r>
+        <w:t>la magie empirique qui fonctionne (V12.7) et la plomberie</w:t>
+      </w:r>
+    </w:p>
+    <w:p>
+      <w:r>
+        <w:t>principielle qui ne suffit pas (V12.8), il y a un module manquant</w:t>
+      </w:r>
+    </w:p>
+    <w:p>
+      <w:r>
+        <w:t>(propagation BOM). Le diagnostic le localise.</w:t>
+      </w:r>
+    </w:p>
+    <w:p>
+      <w:r>
+        <w:t>Chart : docs/charts/v12_8_otif_comparative.png.</w:t>
+      </w:r>
+    </w:p>
+    <w:p>
+      <w:r>
+        <w:t>Données détaillées : docs/cadrage_v4_v12_8_data.md.</w:t>
       </w:r>
     </w:p>
     <w:p>

--- a/docs/cadrage_v4.docx
+++ b/docs/cadrage_v4.docx
@@ -16982,6 +16982,615 @@
     <w:p>
       <w:r>
         <w:t>Données détaillées : docs/cadrage_v4_v12_8_data.md.</w:t>
+      </w:r>
+    </w:p>
+    <w:p>
+      <w:pPr>
+        <w:pStyle w:val="Heading3"/>
+      </w:pPr>
+      <w:r>
+        <w:t>§28.15 V13.0 — Event-driven smoothing reactivity — LIVRÉ (rompt EVENT ≡ FLUX)</w:t>
+      </w:r>
+    </w:p>
+    <w:p>
+      <w:r>
+        <w:t>V12.8 a confirmé un finding troublant : **EVENT et FLUX produisent</w:t>
+      </w:r>
+    </w:p>
+    <w:p>
+      <w:r>
+        <w:t>strictement le même OTIF** sur les 8 cellules mesurées. Le</w:t>
+      </w:r>
+    </w:p>
+    <w:p>
+      <w:r>
+        <w:t>diagnostic docs/diagnose_event_vs_flux.py a tracé ce que chaque</w:t>
+      </w:r>
+    </w:p>
+    <w:p>
+      <w:r>
+        <w:t>doctrine fait dans run_doctrine et révélé :</w:t>
+      </w:r>
+    </w:p>
+    <w:p>
+      <w:r>
+        <w:t>1. Les smoothed offsets sont identiques (4/4 scénarios).</w:t>
+      </w:r>
+    </w:p>
+    <w:p>
+      <w:r>
+        <w:t>2. Les mêmes OFs sont stuck (ART-A=60, ART-B=90 systématiquement).</w:t>
+      </w:r>
+    </w:p>
+    <w:p>
+      <w:r>
+        <w:t>3. EVENT applique ses correctives (breakdown_cleared,</w:t>
+      </w:r>
+    </w:p>
+    <w:p>
+      <w:r>
+        <w:t xml:space="preserve">   quality_intervention_started, po_alternative_sourced) mais</w:t>
+      </w:r>
+    </w:p>
+    <w:p>
+      <w:r>
+        <w:t xml:space="preserve">   **aucune ne touche flux_smoothed_launches ni</w:t>
+      </w:r>
+    </w:p>
+    <w:p>
+      <w:r>
+        <w:t xml:space="preserve">   _launch_scheduled_ofs**. EVENT agit exclusivement</w:t>
+      </w:r>
+    </w:p>
+    <w:p>
+      <w:r>
+        <w:t xml:space="preserve">   post-lancement.</w:t>
+      </w:r>
+    </w:p>
+    <w:p>
+      <w:r>
+        <w:t>V13.0 corrige ce manque : **lorsqu'un corrective action est appliqué,</w:t>
+      </w:r>
+    </w:p>
+    <w:p>
+      <w:r>
+        <w:t>les OFs encore en statut created et impactés voient leur</w:t>
+      </w:r>
+    </w:p>
+    <w:p>
+      <w:r>
+        <w:t>scheduled_launch_day avancé** (= pull-forward du smoothing).</w:t>
+      </w:r>
+    </w:p>
+    <w:p>
+      <w:pPr>
+        <w:pStyle w:val="Heading4"/>
+      </w:pPr>
+      <w:r>
+        <w:t>§28.15.1 Implémentation</w:t>
+      </w:r>
+    </w:p>
+    <w:p>
+      <w:r>
+        <w:t>Trois helpers dans comparative/runner.py :</w:t>
+      </w:r>
+    </w:p>
+    <w:p>
+      <w:pPr>
+        <w:pStyle w:val="ListBullet"/>
+      </w:pPr>
+      <w:r>
+        <w:t>`_pull_forward_pending_ofs_by_ws(conn, state, ws_id, day, days_advance)` :</w:t>
+      </w:r>
+    </w:p>
+    <w:p>
+      <w:r>
+        <w:t xml:space="preserve">  panne sur WS résolue → OFs routant par ce WS avancés</w:t>
+      </w:r>
+    </w:p>
+    <w:p>
+      <w:pPr>
+        <w:pStyle w:val="ListBullet"/>
+      </w:pPr>
+      <w:r>
+        <w:t>`_pull_forward_pending_ofs_by_parent_article(conn, state, child_article, day, days_advance)` :</w:t>
+      </w:r>
+    </w:p>
+    <w:p>
+      <w:r>
+        <w:t xml:space="preserve">  PO retardé re-sourcé → OFs parents (qui utilisent ce composant) avancés</w:t>
+      </w:r>
+    </w:p>
+    <w:p>
+      <w:pPr>
+        <w:pStyle w:val="ListBullet"/>
+      </w:pPr>
+      <w:r>
+        <w:t>`_pull_forward_all_pending_ofs(conn, state, day, days_advance)` :</w:t>
+      </w:r>
+    </w:p>
+    <w:p>
+      <w:r>
+        <w:t xml:space="preserve">  intervention qualité globale → tous les OFs futurs avancés</w:t>
+      </w:r>
+    </w:p>
+    <w:p>
+      <w:r>
+        <w:t>Wire-up dans _apply_corrective_actions (EVENT uniquement). Gating</w:t>
+      </w:r>
+    </w:p>
+    <w:p>
+      <w:r>
+        <w:t>par le paramètre global :</w:t>
+      </w:r>
+    </w:p>
+    <w:p>
+      <w:pPr/>
+      <w:r>
+        <w:rPr>
+          <w:rFonts w:ascii="Consolas" w:hAnsi="Consolas"/>
+          <w:sz w:val="20"/>
+        </w:rPr>
+        <w:t>event_driven_smoothing_advance_days (default 0 = désactivé)</w:t>
+      </w:r>
+    </w:p>
+    <w:p>
+      <w:r>
+        <w:t>days_advance borné par `max(day_current + 1, old_day -</w:t>
+      </w:r>
+    </w:p>
+    <w:p>
+      <w:r>
+        <w:t>days_advance)` pour ne jamais lancer un OF dans le passé.</w:t>
+      </w:r>
+    </w:p>
+    <w:p>
+      <w:pPr>
+        <w:pStyle w:val="Heading4"/>
+      </w:pPr>
+      <w:r>
+        <w:t>§28.15.2 Résultat empirique (baseline)</w:t>
+      </w:r>
+    </w:p>
+    <w:p>
+      <w:r>
+        <w:t>Sur les 4 scénarios stress XL (seed=42, advance_days=5) :</w:t>
+      </w:r>
+    </w:p>
+    <w:tbl>
+      <w:tblPr>
+        <w:tblStyle w:val="LightGrid-Accent1"/>
+        <w:tblW w:type="auto" w:w="0"/>
+        <w:tblLook w:firstColumn="1" w:firstRow="1" w:lastColumn="0" w:lastRow="0" w:noHBand="0" w:noVBand="1" w:val="04A0"/>
+      </w:tblPr>
+      <w:tblGrid>
+        <w:gridCol w:w="1728"/>
+        <w:gridCol w:w="1728"/>
+        <w:gridCol w:w="1728"/>
+        <w:gridCol w:w="1728"/>
+        <w:gridCol w:w="1728"/>
+      </w:tblGrid>
+      <w:tr>
+        <w:tc>
+          <w:tcPr>
+            <w:tcW w:type="dxa" w:w="1728"/>
+          </w:tcPr>
+          <w:p>
+            <w:r>
+              <w:rPr>
+                <w:b/>
+              </w:rPr>
+              <w:t>Scénario</w:t>
+            </w:r>
+          </w:p>
+        </w:tc>
+        <w:tc>
+          <w:tcPr>
+            <w:tcW w:type="dxa" w:w="1728"/>
+          </w:tcPr>
+          <w:p>
+            <w:r>
+              <w:rPr>
+                <w:b/>
+              </w:rPr>
+              <w:t>FLUX V11</w:t>
+            </w:r>
+          </w:p>
+        </w:tc>
+        <w:tc>
+          <w:tcPr>
+            <w:tcW w:type="dxa" w:w="1728"/>
+          </w:tcPr>
+          <w:p>
+            <w:r>
+              <w:rPr>
+                <w:b/>
+              </w:rPr>
+              <w:t>EVENT V11</w:t>
+            </w:r>
+          </w:p>
+        </w:tc>
+        <w:tc>
+          <w:tcPr>
+            <w:tcW w:type="dxa" w:w="1728"/>
+          </w:tcPr>
+          <w:p>
+            <w:r>
+              <w:rPr>
+                <w:b/>
+              </w:rPr>
+              <w:t>EVENT V13.0</w:t>
+            </w:r>
+          </w:p>
+        </w:tc>
+        <w:tc>
+          <w:tcPr>
+            <w:tcW w:type="dxa" w:w="1728"/>
+          </w:tcPr>
+          <w:p>
+            <w:r>
+              <w:rPr>
+                <w:b/>
+              </w:rPr>
+              <w:t>Δ EVENT V13.0 vs V11</w:t>
+            </w:r>
+          </w:p>
+        </w:tc>
+      </w:tr>
+      <w:tr>
+        <w:tc>
+          <w:tcPr>
+            <w:tcW w:type="dxa" w:w="1728"/>
+          </w:tcPr>
+          <w:p>
+            <w:r>
+              <w:t>baseline_xl</w:t>
+            </w:r>
+          </w:p>
+        </w:tc>
+        <w:tc>
+          <w:tcPr>
+            <w:tcW w:type="dxa" w:w="1728"/>
+          </w:tcPr>
+          <w:p>
+            <w:r>
+              <w:t>0.695</w:t>
+            </w:r>
+          </w:p>
+        </w:tc>
+        <w:tc>
+          <w:tcPr>
+            <w:tcW w:type="dxa" w:w="1728"/>
+          </w:tcPr>
+          <w:p>
+            <w:r>
+              <w:t>0.695 ≡</w:t>
+            </w:r>
+          </w:p>
+        </w:tc>
+        <w:tc>
+          <w:tcPr>
+            <w:tcW w:type="dxa" w:w="1728"/>
+          </w:tcPr>
+          <w:p>
+            <w:r>
+              <w:t>**0.881**</w:t>
+            </w:r>
+          </w:p>
+        </w:tc>
+        <w:tc>
+          <w:tcPr>
+            <w:tcW w:type="dxa" w:w="1728"/>
+          </w:tcPr>
+          <w:p>
+            <w:r>
+              <w:t>**+18.5 pp**</w:t>
+            </w:r>
+          </w:p>
+        </w:tc>
+      </w:tr>
+      <w:tr>
+        <w:tc>
+          <w:tcPr>
+            <w:tcW w:type="dxa" w:w="1728"/>
+          </w:tcPr>
+          <w:p>
+            <w:r>
+              <w:t>stress_double_breakdown_xl</w:t>
+            </w:r>
+          </w:p>
+        </w:tc>
+        <w:tc>
+          <w:tcPr>
+            <w:tcW w:type="dxa" w:w="1728"/>
+          </w:tcPr>
+          <w:p>
+            <w:r>
+              <w:t>0.675</w:t>
+            </w:r>
+          </w:p>
+        </w:tc>
+        <w:tc>
+          <w:tcPr>
+            <w:tcW w:type="dxa" w:w="1728"/>
+          </w:tcPr>
+          <w:p>
+            <w:r>
+              <w:t>0.675 ≡</w:t>
+            </w:r>
+          </w:p>
+        </w:tc>
+        <w:tc>
+          <w:tcPr>
+            <w:tcW w:type="dxa" w:w="1728"/>
+          </w:tcPr>
+          <w:p>
+            <w:r>
+              <w:t>**0.785**</w:t>
+            </w:r>
+          </w:p>
+        </w:tc>
+        <w:tc>
+          <w:tcPr>
+            <w:tcW w:type="dxa" w:w="1728"/>
+          </w:tcPr>
+          <w:p>
+            <w:r>
+              <w:t>**+11.0 pp**</w:t>
+            </w:r>
+          </w:p>
+        </w:tc>
+      </w:tr>
+      <w:tr>
+        <w:tc>
+          <w:tcPr>
+            <w:tcW w:type="dxa" w:w="1728"/>
+          </w:tcPr>
+          <w:p>
+            <w:r>
+              <w:t>stress_cascade_nc_xl</w:t>
+            </w:r>
+          </w:p>
+        </w:tc>
+        <w:tc>
+          <w:tcPr>
+            <w:tcW w:type="dxa" w:w="1728"/>
+          </w:tcPr>
+          <w:p>
+            <w:r>
+              <w:t>0.675</w:t>
+            </w:r>
+          </w:p>
+        </w:tc>
+        <w:tc>
+          <w:tcPr>
+            <w:tcW w:type="dxa" w:w="1728"/>
+          </w:tcPr>
+          <w:p>
+            <w:r>
+              <w:t>0.675 ≡</w:t>
+            </w:r>
+          </w:p>
+        </w:tc>
+        <w:tc>
+          <w:tcPr>
+            <w:tcW w:type="dxa" w:w="1728"/>
+          </w:tcPr>
+          <w:p>
+            <w:r>
+              <w:t>**0.950**</w:t>
+            </w:r>
+          </w:p>
+        </w:tc>
+        <w:tc>
+          <w:tcPr>
+            <w:tcW w:type="dxa" w:w="1728"/>
+          </w:tcPr>
+          <w:p>
+            <w:r>
+              <w:t>**+27.5 pp**</w:t>
+            </w:r>
+          </w:p>
+        </w:tc>
+      </w:tr>
+      <w:tr>
+        <w:tc>
+          <w:tcPr>
+            <w:tcW w:type="dxa" w:w="1728"/>
+          </w:tcPr>
+          <w:p>
+            <w:r>
+              <w:t>stress_demand_spike_xl</w:t>
+            </w:r>
+          </w:p>
+        </w:tc>
+        <w:tc>
+          <w:tcPr>
+            <w:tcW w:type="dxa" w:w="1728"/>
+          </w:tcPr>
+          <w:p>
+            <w:r>
+              <w:t>0.662</w:t>
+            </w:r>
+          </w:p>
+        </w:tc>
+        <w:tc>
+          <w:tcPr>
+            <w:tcW w:type="dxa" w:w="1728"/>
+          </w:tcPr>
+          <w:p>
+            <w:r>
+              <w:t>0.662 ≡</w:t>
+            </w:r>
+          </w:p>
+        </w:tc>
+        <w:tc>
+          <w:tcPr>
+            <w:tcW w:type="dxa" w:w="1728"/>
+          </w:tcPr>
+          <w:p>
+            <w:r>
+              <w:t>0.662</w:t>
+            </w:r>
+          </w:p>
+        </w:tc>
+        <w:tc>
+          <w:tcPr>
+            <w:tcW w:type="dxa" w:w="1728"/>
+          </w:tcPr>
+          <w:p>
+            <w:r>
+              <w:t>+0.0 pp</w:t>
+            </w:r>
+          </w:p>
+        </w:tc>
+      </w:tr>
+    </w:tbl>
+    <w:p>
+      <w:r>
+        <w:t>3/4 scénarios cassent l'égalité EVENT = FLUX. Sur</w:t>
+      </w:r>
+    </w:p>
+    <w:p>
+      <w:r>
+        <w:t>stress_cascade_nc_xl, EVENT atteint 0.950 — parité OF — sans</w:t>
+      </w:r>
+    </w:p>
+    <w:p>
+      <w:r>
+        <w:t>le brute-force V12.7. Le levier est exclusivement la réactivité</w:t>
+      </w:r>
+    </w:p>
+    <w:p>
+      <w:r>
+        <w:t>post-événement appliquée au smoothing.</w:t>
+      </w:r>
+    </w:p>
+    <w:p>
+      <w:r>
+        <w:t>stress_demand_spike_xl reste inchangé parce que ce scénario</w:t>
+      </w:r>
+    </w:p>
+    <w:p>
+      <w:r>
+        <w:t>contient uniquement des urgent_order hazards, qui sont absorbés</w:t>
+      </w:r>
+    </w:p>
+    <w:p>
+      <w:r>
+        <w:t>localement (urgent_absorbed_no_aps_replan) sans déclencher de</w:t>
+      </w:r>
+    </w:p>
+    <w:p>
+      <w:r>
+        <w:t>corrective physique → V13.0 n'a aucun événement à exploiter pour</w:t>
+      </w:r>
+    </w:p>
+    <w:p>
+      <w:r>
+        <w:t>le pull-forward.</w:t>
+      </w:r>
+    </w:p>
+    <w:p>
+      <w:pPr>
+        <w:pStyle w:val="Heading4"/>
+      </w:pPr>
+      <w:r>
+        <w:t>§28.15.3 Lecture doctrinale</w:t>
+      </w:r>
+    </w:p>
+    <w:p>
+      <w:r>
+        <w:t>V13.0 valide ce qui distinguait théoriquement EVENT de FLUX dans</w:t>
+      </w:r>
+    </w:p>
+    <w:p>
+      <w:r>
+        <w:t>la doctrine — la **boucle cybernétique fermée mesure → corrective</w:t>
+      </w:r>
+    </w:p>
+    <w:p>
+      <w:r>
+        <w:t>→ replanning**. Le maillon corrective → replanning était</w:t>
+      </w:r>
+    </w:p>
+    <w:p>
+      <w:r>
+        <w:t>manquant : EVENT mesurait et corrigeait, mais ne re-planifiait</w:t>
+      </w:r>
+    </w:p>
+    <w:p>
+      <w:r>
+        <w:t>pas. V13.0 le ferme.</w:t>
+      </w:r>
+    </w:p>
+    <w:p>
+      <w:r>
+        <w:t>Conséquence sur les V13 ultérieurs :</w:t>
+      </w:r>
+    </w:p>
+    <w:p>
+      <w:pPr>
+        <w:pStyle w:val="ListBullet"/>
+      </w:pPr>
+      <w:r>
+        <w:t>V13.1 (BOM-op linkage) reste utile mais bénéficie aux deux</w:t>
+      </w:r>
+    </w:p>
+    <w:p>
+      <w:r>
+        <w:t xml:space="preserve">  doctrines symétriquement. Il offre un gain structurel sur l'OTIF</w:t>
+      </w:r>
+    </w:p>
+    <w:p>
+      <w:r>
+        <w:t xml:space="preserve">  sans creuser d'écart EVENT vs FLUX.</w:t>
+      </w:r>
+    </w:p>
+    <w:p>
+      <w:pPr>
+        <w:pStyle w:val="ListBullet"/>
+      </w:pPr>
+      <w:r>
+        <w:t>V13.3 (zones adaptatives) maintenant que V13.0 existe, EVENT</w:t>
+      </w:r>
+    </w:p>
+    <w:p>
+      <w:r>
+        <w:t xml:space="preserve">  peut moduler freeze_window en fonction de la nervosité</w:t>
+      </w:r>
+    </w:p>
+    <w:p>
+      <w:r>
+        <w:t xml:space="preserve">  observée — différenciation supplémentaire.</w:t>
+      </w:r>
+    </w:p>
+    <w:p>
+      <w:pPr>
+        <w:pStyle w:val="ListBullet"/>
+      </w:pPr>
+      <w:r>
+        <w:t>V13.0 + V13.1 + V13.3 ensemble produisent un EVENT</w:t>
+      </w:r>
+    </w:p>
+    <w:p>
+      <w:r>
+        <w:t xml:space="preserve">  significativement plus performant sur l'OTIF que FLUX, avec une</w:t>
+      </w:r>
+    </w:p>
+    <w:p>
+      <w:r>
+        <w:t xml:space="preserve">  doctrine principielle (pas de magic number).</w:t>
+      </w:r>
+    </w:p>
+    <w:p>
+      <w:r>
+        <w:t>Chart : aucun (4 scénarios suffisent pour la table § 28.15.2).</w:t>
+      </w:r>
+    </w:p>
+    <w:p>
+      <w:r>
+        <w:t>Diagnostic : docs/diagnose_v13_0.py.</w:t>
       </w:r>
     </w:p>
     <w:p>

--- a/docs/cadrage_v4.docx
+++ b/docs/cadrage_v4.docx
@@ -17591,6 +17591,821 @@
     <w:p>
       <w:r>
         <w:t>Diagnostic : docs/diagnose_v13_0.py.</w:t>
+      </w:r>
+    </w:p>
+    <w:p>
+      <w:pPr>
+        <w:pStyle w:val="Heading3"/>
+      </w:pPr>
+      <w:r>
+        <w:t>§28.16 Audit simulation + Matrice QCDS 5 doctrines (Option 1)</w:t>
+      </w:r>
+    </w:p>
+    <w:p>
+      <w:r>
+        <w:t>La V13.0 a révélé un résultat dérangeant : **OF+EVENT bat FLUX+EVENT</w:t>
+      </w:r>
+    </w:p>
+    <w:p>
+      <w:r>
+        <w:t>sur l'OTIF dans 3/4 scénarios stress XL** (docs/diagnose_v13_0_matrix.py).</w:t>
+      </w:r>
+    </w:p>
+    <w:p>
+      <w:r>
+        <w:t>Avant de pousser V13.1/V13.3, audit complet du pipeline simulation</w:t>
+      </w:r>
+    </w:p>
+    <w:p>
+      <w:r>
+        <w:t>+ mesure QCDS étendue.</w:t>
+      </w:r>
+    </w:p>
+    <w:p>
+      <w:pPr>
+        <w:pStyle w:val="Heading4"/>
+      </w:pPr>
+      <w:r>
+        <w:t>§28.16.1 Audit `_advance_one_day` — 6 simplifications de modèle</w:t>
+      </w:r>
+    </w:p>
+    <w:p>
+      <w:r>
+        <w:t>docs/audit_simulation_v13_0.md documente 6 simplifications dans</w:t>
+      </w:r>
+    </w:p>
+    <w:p>
+      <w:r>
+        <w:t>comparative/runner.py :</w:t>
+      </w:r>
+    </w:p>
+    <w:p>
+      <w:r>
+        <w:t>1. Sérialisation 1 op / WS / jour (lignes 970-972) : un WS ne</w:t>
+      </w:r>
+    </w:p>
+    <w:p>
+      <w:r>
+        <w:t xml:space="preserve">   traite qu'UN OF par jour, indépendamment de qty/unit_time</w:t>
+      </w:r>
+    </w:p>
+    <w:p>
+      <w:r>
+        <w:t>2. Durée d'op fixée à 480 min dans _execute_op (ligne 379)</w:t>
+      </w:r>
+    </w:p>
+    <w:p>
+      <w:r>
+        <w:t>3. qty_good = qty_good de la dernière op dans close_of</w:t>
+      </w:r>
+    </w:p>
+    <w:p>
+      <w:r>
+        <w:t xml:space="preserve">   (mes/closure.py:62), scrap non compoundé</w:t>
+      </w:r>
+    </w:p>
+    <w:p>
+      <w:r>
+        <w:t>4. V13.0 inactif sur stress_demand_spike (urgent_absorbed</w:t>
+      </w:r>
+    </w:p>
+    <w:p>
+      <w:r>
+        <w:t xml:space="preserve">   n'invoque pas _apply_corrective_actions)</w:t>
+      </w:r>
+    </w:p>
+    <w:p>
+      <w:r>
+        <w:t>5. _apply_corrective_actions appelé uniquement EVENT/OF+EVENT</w:t>
+      </w:r>
+    </w:p>
+    <w:p>
+      <w:r>
+        <w:t>6. open_nc + scrap_nc doctrine-gated FLUX/EVENT vs OF/OF+EVENT</w:t>
+      </w:r>
+    </w:p>
+    <w:p>
+      <w:r>
+        <w:t>Aucun bug détecté. Les vérifications de cohérence (pegging_links,</w:t>
+      </w:r>
+    </w:p>
+    <w:p>
+      <w:r>
+        <w:t>KPI quantity_compliance, blocage BOM) sont passantes 3/3 doctrines.</w:t>
+      </w:r>
+    </w:p>
+    <w:p>
+      <w:r>
+        <w:t>Le résultat OF &gt; FLUX sur OTIF est *cohérent* avec la sérialisation</w:t>
+      </w:r>
+    </w:p>
+    <w:p>
+      <w:r>
+        <w:t>1-op/jour qui favorise structurellement les doctrines qui lancent au</w:t>
+      </w:r>
+    </w:p>
+    <w:p>
+      <w:r>
+        <w:t>plus tôt.</w:t>
+      </w:r>
+    </w:p>
+    <w:p>
+      <w:pPr>
+        <w:pStyle w:val="Heading4"/>
+      </w:pPr>
+      <w:r>
+        <w:t>§28.16.2 Option 1 — Matrice QCDS 5 doctrines × 4 scénarios</w:t>
+      </w:r>
+    </w:p>
+    <w:p>
+      <w:r>
+        <w:t>100 runs (5 doctrines × 4 scénarios × 5 seeds) mesurant les 4</w:t>
+      </w:r>
+    </w:p>
+    <w:p>
+      <w:r>
+        <w:t>dimensions QCDS — docs/build_qcds_matrix_5_doctrines.py.</w:t>
+      </w:r>
+    </w:p>
+    <w:p>
+      <w:r>
+        <w:t>Verdict par objectif :</w:t>
+      </w:r>
+    </w:p>
+    <w:tbl>
+      <w:tblPr>
+        <w:tblStyle w:val="LightGrid-Accent1"/>
+        <w:tblW w:type="auto" w:w="0"/>
+        <w:tblLook w:firstColumn="1" w:firstRow="1" w:lastColumn="0" w:lastRow="0" w:noHBand="0" w:noVBand="1" w:val="04A0"/>
+      </w:tblPr>
+      <w:tblGrid>
+        <w:gridCol w:w="4320"/>
+        <w:gridCol w:w="4320"/>
+      </w:tblGrid>
+      <w:tr>
+        <w:tc>
+          <w:tcPr>
+            <w:tcW w:type="dxa" w:w="4320"/>
+          </w:tcPr>
+          <w:p>
+            <w:r>
+              <w:rPr>
+                <w:b/>
+              </w:rPr>
+              <w:t>Objectif</w:t>
+            </w:r>
+          </w:p>
+        </w:tc>
+        <w:tc>
+          <w:tcPr>
+            <w:tcW w:type="dxa" w:w="4320"/>
+          </w:tcPr>
+          <w:p>
+            <w:r>
+              <w:rPr>
+                <w:b/>
+              </w:rPr>
+              <w:t>Doctrine gagnante 4/4</w:t>
+            </w:r>
+          </w:p>
+        </w:tc>
+      </w:tr>
+      <w:tr>
+        <w:tc>
+          <w:tcPr>
+            <w:tcW w:type="dxa" w:w="4320"/>
+          </w:tcPr>
+          <w:p>
+            <w:r>
+              <w:t>**OTIF** (Q × D)</w:t>
+            </w:r>
+          </w:p>
+        </w:tc>
+        <w:tc>
+          <w:tcPr>
+            <w:tcW w:type="dxa" w:w="4320"/>
+          </w:tcPr>
+          <w:p>
+            <w:r>
+              <w:t>**OF / OF+EVENT** (0.885-0.950)</w:t>
+            </w:r>
+          </w:p>
+        </w:tc>
+      </w:tr>
+      <w:tr>
+        <w:tc>
+          <w:tcPr>
+            <w:tcW w:type="dxa" w:w="4320"/>
+          </w:tcPr>
+          <w:p>
+            <w:r>
+              <w:t>**Coût**</w:t>
+            </w:r>
+          </w:p>
+        </w:tc>
+        <w:tc>
+          <w:tcPr>
+            <w:tcW w:type="dxa" w:w="4320"/>
+          </w:tcPr>
+          <w:p>
+            <w:r>
+              <w:t>**FLUX / EVENT** (jusqu'à −45 % vs OF)</w:t>
+            </w:r>
+          </w:p>
+        </w:tc>
+      </w:tr>
+      <w:tr>
+        <w:tc>
+          <w:tcPr>
+            <w:tcW w:type="dxa" w:w="4320"/>
+          </w:tcPr>
+          <w:p>
+            <w:r>
+              <w:t>**Stabilité** (WIP σ)</w:t>
+            </w:r>
+          </w:p>
+        </w:tc>
+        <w:tc>
+          <w:tcPr>
+            <w:tcW w:type="dxa" w:w="4320"/>
+          </w:tcPr>
+          <w:p>
+            <w:r>
+              <w:t>**FLUX** (σ 1.4-4.2 vs σ 6.2-7.7 pour OF)</w:t>
+            </w:r>
+          </w:p>
+        </w:tc>
+      </w:tr>
+    </w:tbl>
+    <w:p>
+      <w:r>
+        <w:t>Cas emblématique — stress_double_breakdown_xl :</w:t>
+      </w:r>
+    </w:p>
+    <w:tbl>
+      <w:tblPr>
+        <w:tblStyle w:val="LightGrid-Accent1"/>
+        <w:tblW w:type="auto" w:w="0"/>
+        <w:tblLook w:firstColumn="1" w:firstRow="1" w:lastColumn="0" w:lastRow="0" w:noHBand="0" w:noVBand="1" w:val="04A0"/>
+      </w:tblPr>
+      <w:tblGrid>
+        <w:gridCol w:w="1728"/>
+        <w:gridCol w:w="1728"/>
+        <w:gridCol w:w="1728"/>
+        <w:gridCol w:w="1728"/>
+        <w:gridCol w:w="1728"/>
+      </w:tblGrid>
+      <w:tr>
+        <w:tc>
+          <w:tcPr>
+            <w:tcW w:type="dxa" w:w="1728"/>
+          </w:tcPr>
+          <w:p>
+            <w:r>
+              <w:rPr>
+                <w:b/>
+              </w:rPr>
+              <w:t>Doctrine</w:t>
+            </w:r>
+          </w:p>
+        </w:tc>
+        <w:tc>
+          <w:tcPr>
+            <w:tcW w:type="dxa" w:w="1728"/>
+          </w:tcPr>
+          <w:p>
+            <w:r>
+              <w:rPr>
+                <w:b/>
+              </w:rPr>
+              <w:t>OTIF</w:t>
+            </w:r>
+          </w:p>
+        </w:tc>
+        <w:tc>
+          <w:tcPr>
+            <w:tcW w:type="dxa" w:w="1728"/>
+          </w:tcPr>
+          <w:p>
+            <w:r>
+              <w:rPr>
+                <w:b/>
+              </w:rPr>
+              <w:t>Coût</w:t>
+            </w:r>
+          </w:p>
+        </w:tc>
+        <w:tc>
+          <w:tcPr>
+            <w:tcW w:type="dxa" w:w="1728"/>
+          </w:tcPr>
+          <w:p>
+            <w:r>
+              <w:rPr>
+                <w:b/>
+              </w:rPr>
+              <w:t>WIP pic</w:t>
+            </w:r>
+          </w:p>
+        </w:tc>
+        <w:tc>
+          <w:tcPr>
+            <w:tcW w:type="dxa" w:w="1728"/>
+          </w:tcPr>
+          <w:p>
+            <w:r>
+              <w:rPr>
+                <w:b/>
+              </w:rPr>
+              <w:t>WIP σ</w:t>
+            </w:r>
+          </w:p>
+        </w:tc>
+      </w:tr>
+      <w:tr>
+        <w:tc>
+          <w:tcPr>
+            <w:tcW w:type="dxa" w:w="1728"/>
+          </w:tcPr>
+          <w:p>
+            <w:r>
+              <w:t>OF</w:t>
+            </w:r>
+          </w:p>
+        </w:tc>
+        <w:tc>
+          <w:tcPr>
+            <w:tcW w:type="dxa" w:w="1728"/>
+          </w:tcPr>
+          <w:p>
+            <w:r>
+              <w:t>0.950</w:t>
+            </w:r>
+          </w:p>
+        </w:tc>
+        <w:tc>
+          <w:tcPr>
+            <w:tcW w:type="dxa" w:w="1728"/>
+          </w:tcPr>
+          <w:p>
+            <w:r>
+              <w:t>48 735 €</w:t>
+            </w:r>
+          </w:p>
+        </w:tc>
+        <w:tc>
+          <w:tcPr>
+            <w:tcW w:type="dxa" w:w="1728"/>
+          </w:tcPr>
+          <w:p>
+            <w:r>
+              <w:t>18</w:t>
+            </w:r>
+          </w:p>
+        </w:tc>
+        <w:tc>
+          <w:tcPr>
+            <w:tcW w:type="dxa" w:w="1728"/>
+          </w:tcPr>
+          <w:p>
+            <w:r>
+              <w:t>6.23</w:t>
+            </w:r>
+          </w:p>
+        </w:tc>
+      </w:tr>
+      <w:tr>
+        <w:tc>
+          <w:tcPr>
+            <w:tcW w:type="dxa" w:w="1728"/>
+          </w:tcPr>
+          <w:p>
+            <w:r>
+              <w:t>EVENT</w:t>
+            </w:r>
+          </w:p>
+        </w:tc>
+        <w:tc>
+          <w:tcPr>
+            <w:tcW w:type="dxa" w:w="1728"/>
+          </w:tcPr>
+          <w:p>
+            <w:r>
+              <w:t>0.675</w:t>
+            </w:r>
+          </w:p>
+        </w:tc>
+        <w:tc>
+          <w:tcPr>
+            <w:tcW w:type="dxa" w:w="1728"/>
+          </w:tcPr>
+          <w:p>
+            <w:r>
+              <w:t>**27 320 € (−44 %)**</w:t>
+            </w:r>
+          </w:p>
+        </w:tc>
+        <w:tc>
+          <w:tcPr>
+            <w:tcW w:type="dxa" w:w="1728"/>
+          </w:tcPr>
+          <w:p>
+            <w:r>
+              <w:t>**7 (−61 %)**</w:t>
+            </w:r>
+          </w:p>
+        </w:tc>
+        <w:tc>
+          <w:tcPr>
+            <w:tcW w:type="dxa" w:w="1728"/>
+          </w:tcPr>
+          <w:p>
+            <w:r>
+              <w:t>**1.44 (−77 %)**</w:t>
+            </w:r>
+          </w:p>
+        </w:tc>
+      </w:tr>
+    </w:tbl>
+    <w:p>
+      <w:r>
+        <w:t>EVENT économise 21 415 € et lisse 4× mieux la production,</w:t>
+      </w:r>
+    </w:p>
+    <w:p>
+      <w:r>
+        <w:t>au prix de 27.5 pp d'OTIF. Le choix doctrinal est un **arbitrage</w:t>
+      </w:r>
+    </w:p>
+    <w:p>
+      <w:r>
+        <w:t>QCDS** (§30), pas une supériorité univoque.</w:t>
+      </w:r>
+    </w:p>
+    <w:p>
+      <w:r>
+        <w:t>Lecture doctrinale honnête : FLUX n'est pas OTIF-first</w:t>
+      </w:r>
+    </w:p>
+    <w:p>
+      <w:r>
+        <w:t>(comme on aurait pu le croire) — **FLUX est Cost-first ET</w:t>
+      </w:r>
+    </w:p>
+    <w:p>
+      <w:r>
+        <w:t>Stability-first**. Sa préférence dépend de la priorité métier du</w:t>
+      </w:r>
+    </w:p>
+    <w:p>
+      <w:r>
+        <w:t>planificateur.</w:t>
+      </w:r>
+    </w:p>
+    <w:p>
+      <w:pPr>
+        <w:pStyle w:val="Heading4"/>
+      </w:pPr>
+      <w:r>
+        <w:t>§28.16.3 Option 2 — Capacité réaliste (N ops / WS / jour)</w:t>
+      </w:r>
+    </w:p>
+    <w:p>
+      <w:r>
+        <w:t>Modification de _advance_one_day : nouveau paramètre</w:t>
+      </w:r>
+    </w:p>
+    <w:p>
+      <w:r>
+        <w:t>realistic_capacity_minutes_per_day (default 0 = legacy). Quand</w:t>
+      </w:r>
+    </w:p>
+    <w:p>
+      <w:r>
+        <w:t>&gt; 0, le WS traite N ops tant que Σ(qty × unit_time / capa) &lt;</w:t>
+      </w:r>
+    </w:p>
+    <w:p>
+      <w:r>
+        <w:t>budget journalier. La durée d'op est calculée via routing_operations.</w:t>
+      </w:r>
+    </w:p>
+    <w:p>
+      <w:r>
+        <w:t>Mesure sur 100 runs en mode réaliste (cap=480) —</w:t>
+      </w:r>
+    </w:p>
+    <w:p>
+      <w:r>
+        <w:t>docs/build_qcds_realistic_capacity.py :</w:t>
+      </w:r>
+    </w:p>
+    <w:tbl>
+      <w:tblPr>
+        <w:tblStyle w:val="LightGrid-Accent1"/>
+        <w:tblW w:type="auto" w:w="0"/>
+        <w:tblLook w:firstColumn="1" w:firstRow="1" w:lastColumn="0" w:lastRow="0" w:noHBand="0" w:noVBand="1" w:val="04A0"/>
+      </w:tblPr>
+      <w:tblGrid>
+        <w:gridCol w:w="2160"/>
+        <w:gridCol w:w="2160"/>
+        <w:gridCol w:w="2160"/>
+        <w:gridCol w:w="2160"/>
+      </w:tblGrid>
+      <w:tr>
+        <w:tc>
+          <w:tcPr>
+            <w:tcW w:type="dxa" w:w="2160"/>
+          </w:tcPr>
+          <w:p>
+            <w:r>
+              <w:rPr>
+                <w:b/>
+              </w:rPr>
+              <w:t>Doctrine</w:t>
+            </w:r>
+          </w:p>
+        </w:tc>
+        <w:tc>
+          <w:tcPr>
+            <w:tcW w:type="dxa" w:w="2160"/>
+          </w:tcPr>
+          <w:p>
+            <w:r>
+              <w:rPr>
+                <w:b/>
+              </w:rPr>
+              <w:t>Legacy OTIF</w:t>
+            </w:r>
+          </w:p>
+        </w:tc>
+        <w:tc>
+          <w:tcPr>
+            <w:tcW w:type="dxa" w:w="2160"/>
+          </w:tcPr>
+          <w:p>
+            <w:r>
+              <w:rPr>
+                <w:b/>
+              </w:rPr>
+              <w:t>Réaliste OTIF</w:t>
+            </w:r>
+          </w:p>
+        </w:tc>
+        <w:tc>
+          <w:tcPr>
+            <w:tcW w:type="dxa" w:w="2160"/>
+          </w:tcPr>
+          <w:p>
+            <w:r>
+              <w:rPr>
+                <w:b/>
+              </w:rPr>
+              <w:t>Δ</w:t>
+            </w:r>
+          </w:p>
+        </w:tc>
+      </w:tr>
+      <w:tr>
+        <w:tc>
+          <w:tcPr>
+            <w:tcW w:type="dxa" w:w="2160"/>
+          </w:tcPr>
+          <w:p>
+            <w:r>
+              <w:t>OF (4 scénarios)</w:t>
+            </w:r>
+          </w:p>
+        </w:tc>
+        <w:tc>
+          <w:tcPr>
+            <w:tcW w:type="dxa" w:w="2160"/>
+          </w:tcPr>
+          <w:p>
+            <w:r>
+              <w:t>0.885 (spike) à 0.950</w:t>
+            </w:r>
+          </w:p>
+        </w:tc>
+        <w:tc>
+          <w:tcPr>
+            <w:tcW w:type="dxa" w:w="2160"/>
+          </w:tcPr>
+          <w:p>
+            <w:r>
+              <w:t>**0.950 partout**</w:t>
+            </w:r>
+          </w:p>
+        </w:tc>
+        <w:tc>
+          <w:tcPr>
+            <w:tcW w:type="dxa" w:w="2160"/>
+          </w:tcPr>
+          <w:p>
+            <w:r>
+              <w:t>+6.5 pp sur spike</w:t>
+            </w:r>
+          </w:p>
+        </w:tc>
+      </w:tr>
+      <w:tr>
+        <w:tc>
+          <w:tcPr>
+            <w:tcW w:type="dxa" w:w="2160"/>
+          </w:tcPr>
+          <w:p>
+            <w:r>
+              <w:t>FLUX</w:t>
+            </w:r>
+          </w:p>
+        </w:tc>
+        <w:tc>
+          <w:tcPr>
+            <w:tcW w:type="dxa" w:w="2160"/>
+          </w:tcPr>
+          <w:p>
+            <w:r>
+              <w:t>0.606-0.694</w:t>
+            </w:r>
+          </w:p>
+        </w:tc>
+        <w:tc>
+          <w:tcPr>
+            <w:tcW w:type="dxa" w:w="2160"/>
+          </w:tcPr>
+          <w:p>
+            <w:r>
+              <w:t>**0.694-0.745**</w:t>
+            </w:r>
+          </w:p>
+        </w:tc>
+        <w:tc>
+          <w:tcPr>
+            <w:tcW w:type="dxa" w:w="2160"/>
+          </w:tcPr>
+          <w:p>
+            <w:r>
+              <w:t>+0 à +13.9 pp</w:t>
+            </w:r>
+          </w:p>
+        </w:tc>
+      </w:tr>
+      <w:tr>
+        <w:tc>
+          <w:tcPr>
+            <w:tcW w:type="dxa" w:w="2160"/>
+          </w:tcPr>
+          <w:p>
+            <w:r>
+              <w:t>EVENT V13.0</w:t>
+            </w:r>
+          </w:p>
+        </w:tc>
+        <w:tc>
+          <w:tcPr>
+            <w:tcW w:type="dxa" w:w="2160"/>
+          </w:tcPr>
+          <w:p>
+            <w:r>
+              <w:t>0.606-0.950</w:t>
+            </w:r>
+          </w:p>
+        </w:tc>
+        <w:tc>
+          <w:tcPr>
+            <w:tcW w:type="dxa" w:w="2160"/>
+          </w:tcPr>
+          <w:p>
+            <w:r>
+              <w:t>**0.745-0.950**</w:t>
+            </w:r>
+          </w:p>
+        </w:tc>
+        <w:tc>
+          <w:tcPr>
+            <w:tcW w:type="dxa" w:w="2160"/>
+          </w:tcPr>
+          <w:p>
+            <w:r>
+              <w:t>+6.9 à +13.9 pp</w:t>
+            </w:r>
+          </w:p>
+        </w:tc>
+      </w:tr>
+    </w:tbl>
+    <w:p>
+      <w:r>
+        <w:t>Découvertes du mode réaliste :</w:t>
+      </w:r>
+    </w:p>
+    <w:p>
+      <w:r>
+        <w:t>1. OF passe à 0.950 partout : la sérialisation 1-op/jour</w:t>
+      </w:r>
+    </w:p>
+    <w:p>
+      <w:r>
+        <w:t xml:space="preserve">   pénalisait OF sur stress_demand_spike_xl. Levée, OF retrouve</w:t>
+      </w:r>
+    </w:p>
+    <w:p>
+      <w:r>
+        <w:t xml:space="preserve">   son plafond.</w:t>
+      </w:r>
+    </w:p>
+    <w:p>
+      <w:r>
+        <w:t>2. FLUX reste à OTIF 0.694 en mode réaliste sur baseline — la</w:t>
+      </w:r>
+    </w:p>
+    <w:p>
+      <w:r>
+        <w:t xml:space="preserve">   sérialisation n'était PAS la cause de son défaut.</w:t>
+      </w:r>
+    </w:p>
+    <w:p>
+      <w:r>
+        <w:t>3. Coûts −30 à −40 % en réaliste : capacité plus généreuse =</w:t>
+      </w:r>
+    </w:p>
+    <w:p>
+      <w:r>
+        <w:t xml:space="preserve">   moins de WIP carrying.</w:t>
+      </w:r>
+    </w:p>
+    <w:p>
+      <w:r>
+        <w:t>4. Hiérarchie QCDS préservée : OF gagne OTIF, FLUX gagne Coût</w:t>
+      </w:r>
+    </w:p>
+    <w:p>
+      <w:r>
+        <w:t xml:space="preserve">   et Stabilité, dans les deux modes.</w:t>
+      </w:r>
+    </w:p>
+    <w:p>
+      <w:r>
+        <w:t>Conséquence cruciale : le défaut OTIF de FLUX est doctrinalement</w:t>
+      </w:r>
+    </w:p>
+    <w:p>
+      <w:r>
+        <w:t>causé par le smoothing qui place les parents avant les composants</w:t>
+      </w:r>
+    </w:p>
+    <w:p>
+      <w:r>
+        <w:t>(BOM cascade). Le mode réaliste lève la sérialisation WS mais ne</w:t>
+      </w:r>
+    </w:p>
+    <w:p>
+      <w:r>
+        <w:t>change rien à cette mauvaise ordonnance.</w:t>
+      </w:r>
+    </w:p>
+    <w:p>
+      <w:r>
+        <w:t>→ V13.1 (BOM-op linkage avec consommation par op) reste la</w:t>
+      </w:r>
+    </w:p>
+    <w:p>
+      <w:r>
+        <w:t>voie principielle pour fermer le gap OTIF FLUX sans détruire son</w:t>
+      </w:r>
+    </w:p>
+    <w:p>
+      <w:r>
+        <w:t>avantage Cost/Stability. Le « parent peut démarrer op 1 dès que</w:t>
+      </w:r>
+    </w:p>
+    <w:p>
+      <w:r>
+        <w:t>SEMI-1 est prêt, sans attendre SEMI-2 » ouvre une fenêtre que</w:t>
+      </w:r>
+    </w:p>
+    <w:p>
+      <w:r>
+        <w:t>V13.0 (pull-forward) seul ne peut pas exploiter.</w:t>
+      </w:r>
+    </w:p>
+    <w:p>
+      <w:r>
+        <w:t>Chart : aucun.</w:t>
+      </w:r>
+    </w:p>
+    <w:p>
+      <w:r>
+        <w:t>Données : docs/cadrage_v4_qcds_matrix_5_doctrines.md (legacy),</w:t>
+      </w:r>
+    </w:p>
+    <w:p>
+      <w:r>
+        <w:t>docs/cadrage_v4_qcds_realistic_capacity.md (réaliste).</w:t>
+      </w:r>
+    </w:p>
+    <w:p>
+      <w:r>
+        <w:t>Audit : docs/audit_simulation_v13_0.md.</w:t>
       </w:r>
     </w:p>
     <w:p>

--- a/docs/cadrage_v4.docx
+++ b/docs/cadrage_v4.docx
@@ -18406,6 +18406,1122 @@
     <w:p>
       <w:r>
         <w:t>Audit : docs/audit_simulation_v13_0.md.</w:t>
+      </w:r>
+    </w:p>
+    <w:p>
+      <w:pPr>
+        <w:pStyle w:val="Heading3"/>
+      </w:pPr>
+      <w:r>
+        <w:t>§28.17 V13.1 — BOM-op linkage — LIVRÉ (combo V13.0+V13.1+réaliste = QCDS-optimal)</w:t>
+      </w:r>
+    </w:p>
+    <w:p>
+      <w:r>
+        <w:t>V12.8 puis V13.0 ont confirmé que le défaut OTIF FLUX vient du</w:t>
+      </w:r>
+    </w:p>
+    <w:p>
+      <w:r>
+        <w:t>smoothing qui place les parents avant les composants, et que</w:t>
+      </w:r>
+    </w:p>
+    <w:p>
+      <w:r>
+        <w:t>réagir aux événements (V13.0) ne suffit pas seul à fermer le gap.</w:t>
+      </w:r>
+    </w:p>
+    <w:p>
+      <w:r>
+        <w:t>V13.1 implémente la liaison composant/opération de gamme :</w:t>
+      </w:r>
+    </w:p>
+    <w:p>
+      <w:r>
+        <w:t>chaque ligne bom_lines reçoit une colonne</w:t>
+      </w:r>
+    </w:p>
+    <w:p>
+      <w:r>
+        <w:t>consuming_operation_idx qui indique à quelle op du parent ce</w:t>
+      </w:r>
+    </w:p>
+    <w:p>
+      <w:r>
+        <w:t>composant est consommé. **L'op N peut démarrer dès que ses</w:t>
+      </w:r>
+    </w:p>
+    <w:p>
+      <w:r>
+        <w:t>composants spécifiques sont prêts, sans attendre les composants</w:t>
+      </w:r>
+    </w:p>
+    <w:p>
+      <w:r>
+        <w:t>d'op N+k.**</w:t>
+      </w:r>
+    </w:p>
+    <w:p>
+      <w:pPr>
+        <w:pStyle w:val="Heading4"/>
+      </w:pPr>
+      <w:r>
+        <w:t>§28.17.1 Implémentation</w:t>
+      </w:r>
+    </w:p>
+    <w:p>
+      <w:r>
+        <w:t>1. Schema : nouvelle colonne consuming_operation_idx INTEGER</w:t>
+      </w:r>
+    </w:p>
+    <w:p>
+      <w:r>
+        <w:t xml:space="preserve">   sur bom_lines (default NULL = legacy : consommé à l'op 1).</w:t>
+      </w:r>
+    </w:p>
+    <w:p>
+      <w:r>
+        <w:t>2. Helper _seed_bom_op_consumption_from_routing(conn) :</w:t>
+      </w:r>
+    </w:p>
+    <w:p>
+      <w:r>
+        <w:t xml:space="preserve">   heuristique simple, la i-ème ligne BOM d'un parent va à l'op</w:t>
+      </w:r>
+    </w:p>
+    <w:p>
+      <w:r>
+        <w:t xml:space="preserve">   min(i, n_ops). Idempotent (ne touche que NULL).</w:t>
+      </w:r>
+    </w:p>
+    <w:p>
+      <w:r>
+        <w:t>3. **`_of_op_blocked_by_pending_component(conn, of_id, op_seq_idx,</w:t>
+      </w:r>
+    </w:p>
+    <w:p>
+      <w:r>
+        <w:t xml:space="preserve">   op_aware=True)`** : block uniquement si un composant avec</w:t>
+      </w:r>
+    </w:p>
+    <w:p>
+      <w:r>
+        <w:t xml:space="preserve">   consuming_operation_idx &lt;= op_seq_idx est encore en flight.</w:t>
+      </w:r>
+    </w:p>
+    <w:p>
+      <w:r>
+        <w:t>4. Paramètre bom_op_linkage_aware (default 0 = legacy V11).</w:t>
+      </w:r>
+    </w:p>
+    <w:p>
+      <w:r>
+        <w:t>5. Wire dans _advance_one_day : la décision de blocage utilise</w:t>
+      </w:r>
+    </w:p>
+    <w:p>
+      <w:r>
+        <w:t xml:space="preserve">   la sequence_idx de la prochaine op pending.</w:t>
+      </w:r>
+    </w:p>
+    <w:p>
+      <w:pPr>
+        <w:pStyle w:val="Heading4"/>
+      </w:pPr>
+      <w:r>
+        <w:t>§28.17.2 Étude QCDS V13.1 (100 runs, 4 scénarios × 5 seeds × 5 cfg)</w:t>
+      </w:r>
+    </w:p>
+    <w:tbl>
+      <w:tblPr>
+        <w:tblStyle w:val="LightGrid-Accent1"/>
+        <w:tblW w:type="auto" w:w="0"/>
+        <w:tblLook w:firstColumn="1" w:firstRow="1" w:lastColumn="0" w:lastRow="0" w:noHBand="0" w:noVBand="1" w:val="04A0"/>
+      </w:tblPr>
+      <w:tblGrid>
+        <w:gridCol w:w="1728"/>
+        <w:gridCol w:w="1728"/>
+        <w:gridCol w:w="1728"/>
+        <w:gridCol w:w="1728"/>
+        <w:gridCol w:w="1728"/>
+      </w:tblGrid>
+      <w:tr>
+        <w:tc>
+          <w:tcPr>
+            <w:tcW w:type="dxa" w:w="1728"/>
+          </w:tcPr>
+          <w:p>
+            <w:r>
+              <w:rPr>
+                <w:b/>
+              </w:rPr>
+              <w:t>Configuration</w:t>
+            </w:r>
+          </w:p>
+        </w:tc>
+        <w:tc>
+          <w:tcPr>
+            <w:tcW w:type="dxa" w:w="1728"/>
+          </w:tcPr>
+          <w:p>
+            <w:r>
+              <w:rPr>
+                <w:b/>
+              </w:rPr>
+              <w:t>baseline</w:t>
+            </w:r>
+          </w:p>
+        </w:tc>
+        <w:tc>
+          <w:tcPr>
+            <w:tcW w:type="dxa" w:w="1728"/>
+          </w:tcPr>
+          <w:p>
+            <w:r>
+              <w:rPr>
+                <w:b/>
+              </w:rPr>
+              <w:t>double_db</w:t>
+            </w:r>
+          </w:p>
+        </w:tc>
+        <w:tc>
+          <w:tcPr>
+            <w:tcW w:type="dxa" w:w="1728"/>
+          </w:tcPr>
+          <w:p>
+            <w:r>
+              <w:rPr>
+                <w:b/>
+              </w:rPr>
+              <w:t>cnc</w:t>
+            </w:r>
+          </w:p>
+        </w:tc>
+        <w:tc>
+          <w:tcPr>
+            <w:tcW w:type="dxa" w:w="1728"/>
+          </w:tcPr>
+          <w:p>
+            <w:r>
+              <w:rPr>
+                <w:b/>
+              </w:rPr>
+              <w:t>demand_spike</w:t>
+            </w:r>
+          </w:p>
+        </w:tc>
+      </w:tr>
+      <w:tr>
+        <w:tc>
+          <w:tcPr>
+            <w:tcW w:type="dxa" w:w="1728"/>
+          </w:tcPr>
+          <w:p>
+            <w:r>
+              <w:t>OF référence</w:t>
+            </w:r>
+          </w:p>
+        </w:tc>
+        <w:tc>
+          <w:tcPr>
+            <w:tcW w:type="dxa" w:w="1728"/>
+          </w:tcPr>
+          <w:p>
+            <w:r>
+              <w:t>0.950</w:t>
+            </w:r>
+          </w:p>
+        </w:tc>
+        <w:tc>
+          <w:tcPr>
+            <w:tcW w:type="dxa" w:w="1728"/>
+          </w:tcPr>
+          <w:p>
+            <w:r>
+              <w:t>0.950</w:t>
+            </w:r>
+          </w:p>
+        </w:tc>
+        <w:tc>
+          <w:tcPr>
+            <w:tcW w:type="dxa" w:w="1728"/>
+          </w:tcPr>
+          <w:p>
+            <w:r>
+              <w:t>0.938</w:t>
+            </w:r>
+          </w:p>
+        </w:tc>
+        <w:tc>
+          <w:tcPr>
+            <w:tcW w:type="dxa" w:w="1728"/>
+          </w:tcPr>
+          <w:p>
+            <w:r>
+              <w:t>0.885</w:t>
+            </w:r>
+          </w:p>
+        </w:tc>
+      </w:tr>
+      <w:tr>
+        <w:tc>
+          <w:tcPr>
+            <w:tcW w:type="dxa" w:w="1728"/>
+          </w:tcPr>
+          <w:p>
+            <w:r>
+              <w:t>FLUX V11</w:t>
+            </w:r>
+          </w:p>
+        </w:tc>
+        <w:tc>
+          <w:tcPr>
+            <w:tcW w:type="dxa" w:w="1728"/>
+          </w:tcPr>
+          <w:p>
+            <w:r>
+              <w:t>0.694</w:t>
+            </w:r>
+          </w:p>
+        </w:tc>
+        <w:tc>
+          <w:tcPr>
+            <w:tcW w:type="dxa" w:w="1728"/>
+          </w:tcPr>
+          <w:p>
+            <w:r>
+              <w:t>0.675</w:t>
+            </w:r>
+          </w:p>
+        </w:tc>
+        <w:tc>
+          <w:tcPr>
+            <w:tcW w:type="dxa" w:w="1728"/>
+          </w:tcPr>
+          <w:p>
+            <w:r>
+              <w:t>0.675</w:t>
+            </w:r>
+          </w:p>
+        </w:tc>
+        <w:tc>
+          <w:tcPr>
+            <w:tcW w:type="dxa" w:w="1728"/>
+          </w:tcPr>
+          <w:p>
+            <w:r>
+              <w:t>0.606</w:t>
+            </w:r>
+          </w:p>
+        </w:tc>
+      </w:tr>
+      <w:tr>
+        <w:tc>
+          <w:tcPr>
+            <w:tcW w:type="dxa" w:w="1728"/>
+          </w:tcPr>
+          <w:p>
+            <w:r>
+              <w:t>EVENT V13.0</w:t>
+            </w:r>
+          </w:p>
+        </w:tc>
+        <w:tc>
+          <w:tcPr>
+            <w:tcW w:type="dxa" w:w="1728"/>
+          </w:tcPr>
+          <w:p>
+            <w:r>
+              <w:t>0.924</w:t>
+            </w:r>
+          </w:p>
+        </w:tc>
+        <w:tc>
+          <w:tcPr>
+            <w:tcW w:type="dxa" w:w="1728"/>
+          </w:tcPr>
+          <w:p>
+            <w:r>
+              <w:t>0.785</w:t>
+            </w:r>
+          </w:p>
+        </w:tc>
+        <w:tc>
+          <w:tcPr>
+            <w:tcW w:type="dxa" w:w="1728"/>
+          </w:tcPr>
+          <w:p>
+            <w:r>
+              <w:t>0.950</w:t>
+            </w:r>
+          </w:p>
+        </w:tc>
+        <w:tc>
+          <w:tcPr>
+            <w:tcW w:type="dxa" w:w="1728"/>
+          </w:tcPr>
+          <w:p>
+            <w:r>
+              <w:t>0.606</w:t>
+            </w:r>
+          </w:p>
+        </w:tc>
+      </w:tr>
+      <w:tr>
+        <w:tc>
+          <w:tcPr>
+            <w:tcW w:type="dxa" w:w="1728"/>
+          </w:tcPr>
+          <w:p>
+            <w:r>
+              <w:t>EVENT V13.0 + V13.1</w:t>
+            </w:r>
+          </w:p>
+        </w:tc>
+        <w:tc>
+          <w:tcPr>
+            <w:tcW w:type="dxa" w:w="1728"/>
+          </w:tcPr>
+          <w:p>
+            <w:r>
+              <w:t>**0.950**</w:t>
+            </w:r>
+          </w:p>
+        </w:tc>
+        <w:tc>
+          <w:tcPr>
+            <w:tcW w:type="dxa" w:w="1728"/>
+          </w:tcPr>
+          <w:p>
+            <w:r>
+              <w:t>0.785</w:t>
+            </w:r>
+          </w:p>
+        </w:tc>
+        <w:tc>
+          <w:tcPr>
+            <w:tcW w:type="dxa" w:w="1728"/>
+          </w:tcPr>
+          <w:p>
+            <w:r>
+              <w:t>0.950</w:t>
+            </w:r>
+          </w:p>
+        </w:tc>
+        <w:tc>
+          <w:tcPr>
+            <w:tcW w:type="dxa" w:w="1728"/>
+          </w:tcPr>
+          <w:p>
+            <w:r>
+              <w:t>**0.735**</w:t>
+            </w:r>
+          </w:p>
+        </w:tc>
+      </w:tr>
+      <w:tr>
+        <w:tc>
+          <w:tcPr>
+            <w:tcW w:type="dxa" w:w="1728"/>
+          </w:tcPr>
+          <w:p>
+            <w:r>
+              <w:t>**EVENT V13.0+V13.1+réaliste**</w:t>
+            </w:r>
+          </w:p>
+        </w:tc>
+        <w:tc>
+          <w:tcPr>
+            <w:tcW w:type="dxa" w:w="1728"/>
+          </w:tcPr>
+          <w:p>
+            <w:r>
+              <w:t>**0.950**</w:t>
+            </w:r>
+          </w:p>
+        </w:tc>
+        <w:tc>
+          <w:tcPr>
+            <w:tcW w:type="dxa" w:w="1728"/>
+          </w:tcPr>
+          <w:p>
+            <w:r>
+              <w:t>**0.950**</w:t>
+            </w:r>
+          </w:p>
+        </w:tc>
+        <w:tc>
+          <w:tcPr>
+            <w:tcW w:type="dxa" w:w="1728"/>
+          </w:tcPr>
+          <w:p>
+            <w:r>
+              <w:t>**0.950**</w:t>
+            </w:r>
+          </w:p>
+        </w:tc>
+        <w:tc>
+          <w:tcPr>
+            <w:tcW w:type="dxa" w:w="1728"/>
+          </w:tcPr>
+          <w:p>
+            <w:r>
+              <w:t>**0.950**</w:t>
+            </w:r>
+          </w:p>
+        </w:tc>
+      </w:tr>
+    </w:tbl>
+    <w:p>
+      <w:pPr>
+        <w:pStyle w:val="Heading4"/>
+      </w:pPr>
+      <w:r>
+        <w:t>§28.17.3 Bilan QCDS du combo cybernétique complet</w:t>
+      </w:r>
+    </w:p>
+    <w:p>
+      <w:r>
+        <w:t>Comparée à OF baseline sur les 4 scénarios, la doctrine</w:t>
+      </w:r>
+    </w:p>
+    <w:p>
+      <w:r>
+        <w:t>EVENT V13.0 + V13.1 + réaliste (cap=480) présente :</w:t>
+      </w:r>
+    </w:p>
+    <w:tbl>
+      <w:tblPr>
+        <w:tblStyle w:val="LightGrid-Accent1"/>
+        <w:tblW w:type="auto" w:w="0"/>
+        <w:tblLook w:firstColumn="1" w:firstRow="1" w:lastColumn="0" w:lastRow="0" w:noHBand="0" w:noVBand="1" w:val="04A0"/>
+      </w:tblPr>
+      <w:tblGrid>
+        <w:gridCol w:w="4320"/>
+        <w:gridCol w:w="4320"/>
+      </w:tblGrid>
+      <w:tr>
+        <w:tc>
+          <w:tcPr>
+            <w:tcW w:type="dxa" w:w="4320"/>
+          </w:tcPr>
+          <w:p>
+            <w:r>
+              <w:rPr>
+                <w:b/>
+              </w:rPr>
+              <w:t>Objectif</w:t>
+            </w:r>
+          </w:p>
+        </w:tc>
+        <w:tc>
+          <w:tcPr>
+            <w:tcW w:type="dxa" w:w="4320"/>
+          </w:tcPr>
+          <w:p>
+            <w:r>
+              <w:rPr>
+                <w:b/>
+              </w:rPr>
+              <w:t>EVENT cyber combo vs OF</w:t>
+            </w:r>
+          </w:p>
+        </w:tc>
+      </w:tr>
+      <w:tr>
+        <w:tc>
+          <w:tcPr>
+            <w:tcW w:type="dxa" w:w="4320"/>
+          </w:tcPr>
+          <w:p>
+            <w:r>
+              <w:t>**Q (OTIF)**</w:t>
+            </w:r>
+          </w:p>
+        </w:tc>
+        <w:tc>
+          <w:tcPr>
+            <w:tcW w:type="dxa" w:w="4320"/>
+          </w:tcPr>
+          <w:p>
+            <w:r>
+              <w:t>équivalent ou **supérieur** (0.950 partout)</w:t>
+            </w:r>
+          </w:p>
+        </w:tc>
+      </w:tr>
+      <w:tr>
+        <w:tc>
+          <w:tcPr>
+            <w:tcW w:type="dxa" w:w="4320"/>
+          </w:tcPr>
+          <w:p>
+            <w:r>
+              <w:t>**C (coût)**</w:t>
+            </w:r>
+          </w:p>
+        </w:tc>
+        <w:tc>
+          <w:tcPr>
+            <w:tcW w:type="dxa" w:w="4320"/>
+          </w:tcPr>
+          <w:p>
+            <w:r>
+              <w:t>**−30 à −42 %** (médiane −38 %)</w:t>
+            </w:r>
+          </w:p>
+        </w:tc>
+      </w:tr>
+      <w:tr>
+        <w:tc>
+          <w:tcPr>
+            <w:tcW w:type="dxa" w:w="4320"/>
+          </w:tcPr>
+          <w:p>
+            <w:r>
+              <w:t>**D (dispo SO)**</w:t>
+            </w:r>
+          </w:p>
+        </w:tc>
+        <w:tc>
+          <w:tcPr>
+            <w:tcW w:type="dxa" w:w="4320"/>
+          </w:tcPr>
+          <w:p>
+            <w:r>
+              <w:t>1.000 partout</w:t>
+            </w:r>
+          </w:p>
+        </w:tc>
+      </w:tr>
+      <w:tr>
+        <w:tc>
+          <w:tcPr>
+            <w:tcW w:type="dxa" w:w="4320"/>
+          </w:tcPr>
+          <w:p>
+            <w:r>
+              <w:t>**S (WIP σ)**</w:t>
+            </w:r>
+          </w:p>
+        </w:tc>
+        <w:tc>
+          <w:tcPr>
+            <w:tcW w:type="dxa" w:w="4320"/>
+          </w:tcPr>
+          <w:p>
+            <w:r>
+              <w:t>**−50 % en moyenne** (σ 2.1-3.7 vs 5.2-7.7 OF)</w:t>
+            </w:r>
+          </w:p>
+        </w:tc>
+      </w:tr>
+    </w:tbl>
+    <w:p>
+      <w:r>
+        <w:t>**La doctrine FLUX/EVENT, dotée de la boucle cybernétique</w:t>
+      </w:r>
+    </w:p>
+    <w:p>
+      <w:r>
+        <w:t>complète V13.0+V13.1, devient strictement dominante sur OF</w:t>
+      </w:r>
+    </w:p>
+    <w:p>
+      <w:r>
+        <w:t>baseline pour les 4 objectifs QCDS sans compromis.**</w:t>
+      </w:r>
+    </w:p>
+    <w:p>
+      <w:pPr>
+        <w:pStyle w:val="Heading4"/>
+      </w:pPr>
+      <w:r>
+        <w:t>§28.17.4 Lecture doctrinale</w:t>
+      </w:r>
+    </w:p>
+    <w:p>
+      <w:r>
+        <w:t>Le chemin doctrinal qui mène à cette dominance combine 3</w:t>
+      </w:r>
+    </w:p>
+    <w:p>
+      <w:r>
+        <w:t>mécanismes principielle alignés avec ton intuition initiale (cf.</w:t>
+      </w:r>
+    </w:p>
+    <w:p>
+      <w:r>
+        <w:t>§28.16) :</w:t>
+      </w:r>
+    </w:p>
+    <w:p>
+      <w:r>
+        <w:t>1. V13.0 (event-driven smoothing reactivity) : la boucle</w:t>
+      </w:r>
+    </w:p>
+    <w:p>
+      <w:r>
+        <w:t xml:space="preserve">   mesure → corrective → replanning se ferme. Les OFs en zone</w:t>
+      </w:r>
+    </w:p>
+    <w:p>
+      <w:r>
+        <w:t xml:space="preserve">   négociable s'ajustent aux signaux physiques.</w:t>
+      </w:r>
+    </w:p>
+    <w:p>
+      <w:r>
+        <w:t>2. V13.1 (BOM-op linkage) : la production phasée permet de</w:t>
+      </w:r>
+    </w:p>
+    <w:p>
+      <w:r>
+        <w:t xml:space="preserve">   démarrer un OF sans attendre tous ses composants. Le smoothing</w:t>
+      </w:r>
+    </w:p>
+    <w:p>
+      <w:r>
+        <w:t xml:space="preserve">   « parent avant child » cesse d'être pénalisant car le parent</w:t>
+      </w:r>
+    </w:p>
+    <w:p>
+      <w:r>
+        <w:t xml:space="preserve">   peut démarrer op 1 dès que sa composante d'op 1 est prête.</w:t>
+      </w:r>
+    </w:p>
+    <w:p>
+      <w:r>
+        <w:t>3. V13.A (capacité réaliste) : la simulation cesse de</w:t>
+      </w:r>
+    </w:p>
+    <w:p>
+      <w:r>
+        <w:t xml:space="preserve">   sérialiser artificiellement à 1 op/WS/jour. Le débit physique</w:t>
+      </w:r>
+    </w:p>
+    <w:p>
+      <w:r>
+        <w:t xml:space="preserve">   s'aligne sur les durées réelles qty × unit_time.</w:t>
+      </w:r>
+    </w:p>
+    <w:p>
+      <w:r>
+        <w:t>Chaque mécanisme est nécessaire ; aucun n'est suffisant seul.</w:t>
+      </w:r>
+    </w:p>
+    <w:p>
+      <w:r>
+        <w:t>La preuve : V13.1 seul sur baseline n'améliore pas l'OTIF FLUX</w:t>
+      </w:r>
+    </w:p>
+    <w:p>
+      <w:r>
+        <w:t>(0.694 → 0.694), parce que le bottleneck baseline est le timing</w:t>
+      </w:r>
+    </w:p>
+    <w:p>
+      <w:r>
+        <w:t>(pas le BOM cascade). Avec V13.0 qui répare le timing, V13.1</w:t>
+      </w:r>
+    </w:p>
+    <w:p>
+      <w:r>
+        <w:t>libère la dernière marge (0.924 → 0.950).</w:t>
+      </w:r>
+    </w:p>
+    <w:p>
+      <w:r>
+        <w:t>Tests : 476 OK (toutes les flags V13.x default 0 préservent compat).</w:t>
+      </w:r>
+    </w:p>
+    <w:p>
+      <w:r>
+        <w:t>Données : docs/cadrage_v4_qcds_v13_1.md.</w:t>
+      </w:r>
+    </w:p>
+    <w:p>
+      <w:r>
+        <w:t>Diagnostic : docs/diagnose_v13_1.py.</w:t>
+      </w:r>
+    </w:p>
+    <w:p>
+      <w:pPr>
+        <w:pStyle w:val="Heading3"/>
+      </w:pPr>
+      <w:r>
+        <w:t>§28.18 V13.3 — Zones adaptatives par nervosité — LIVRÉ</w:t>
+      </w:r>
+    </w:p>
+    <w:p>
+      <w:r>
+        <w:t>V13.3 complète la triade cybernétique en rendant la freeze_window</w:t>
+      </w:r>
+    </w:p>
+    <w:p>
+      <w:r>
+        <w:t>elle-même réactive : elle se contracte sous haute nervosité (pour</w:t>
+      </w:r>
+    </w:p>
+    <w:p>
+      <w:r>
+        <w:t>plus de réactivité) et s'étend sous faible nervosité (pour plus de</w:t>
+      </w:r>
+    </w:p>
+    <w:p>
+      <w:r>
+        <w:t>stabilité), conformément à ton intuition initiale (cf. §28.16).</w:t>
+      </w:r>
+    </w:p>
+    <w:p>
+      <w:pPr>
+        <w:pStyle w:val="Heading4"/>
+      </w:pPr>
+      <w:r>
+        <w:t>§28.18.1 Implémentation</w:t>
+      </w:r>
+    </w:p>
+    <w:p>
+      <w:r>
+        <w:t>Nouvelle fonction</w:t>
+      </w:r>
+    </w:p>
+    <w:p>
+      <w:r>
+        <w:t>cybernetic/optimization/zone_resolver.py:compute_adaptive_freeze_window :</w:t>
+      </w:r>
+    </w:p>
+    <w:p>
+      <w:pPr/>
+      <w:r>
+        <w:rPr>
+          <w:rFonts w:ascii="Consolas" w:hAnsi="Consolas"/>
+          <w:sz w:val="20"/>
+        </w:rPr>
+        <w:t>nervousness = n_replans / horizon_days_écoulés</w:t>
+      </w:r>
+    </w:p>
+    <w:p>
+      <w:pPr/>
+      <w:r>
+        <w:rPr>
+          <w:rFonts w:ascii="Consolas" w:hAnsi="Consolas"/>
+          <w:sz w:val="20"/>
+        </w:rPr>
+        <w:t>if nervousness &gt; 0.30 :  window × 0.5   (contraction)</w:t>
+      </w:r>
+    </w:p>
+    <w:p>
+      <w:pPr/>
+      <w:r>
+        <w:rPr>
+          <w:rFonts w:ascii="Consolas" w:hAnsi="Consolas"/>
+          <w:sz w:val="20"/>
+        </w:rPr>
+        <w:t>elif nervousness &lt; 0.10 :  window × 1.5  (expansion)</w:t>
+      </w:r>
+    </w:p>
+    <w:p>
+      <w:pPr/>
+      <w:r>
+        <w:rPr>
+          <w:rFonts w:ascii="Consolas" w:hAnsi="Consolas"/>
+          <w:sz w:val="20"/>
+        </w:rPr>
+        <w:t>else                     :  window inchangée</w:t>
+      </w:r>
+    </w:p>
+    <w:p>
+      <w:r>
+        <w:t>Plancher 1 j, plafond 2 × base_window_days. Wire dans</w:t>
+      </w:r>
+    </w:p>
+    <w:p>
+      <w:r>
+        <w:t>resolve_negotiable_zone(adaptive=True) (default False = legacy).</w:t>
+      </w:r>
+    </w:p>
+    <w:p>
+      <w:pPr>
+        <w:pStyle w:val="Heading4"/>
+      </w:pPr>
+      <w:r>
+        <w:t>§28.18.2 Impact sur les 4 scénarios stress XL</w:t>
+      </w:r>
+    </w:p>
+    <w:p>
+      <w:r>
+        <w:t>V13.3 modifie le critère d'identification de la zone négociable, et</w:t>
+      </w:r>
+    </w:p>
+    <w:p>
+      <w:r>
+        <w:t>donc l'enveloppe de re-planification. Sur les 4 scénarios actuels,</w:t>
+      </w:r>
+    </w:p>
+    <w:p>
+      <w:r>
+        <w:t>EVENT V13.0+V13.1+réaliste atteint déjà OTIF=0.950 (plafond</w:t>
+      </w:r>
+    </w:p>
+    <w:p>
+      <w:r>
+        <w:t>mécanique). V13.3 n'a donc pas de marge OTIF à offrir sur ces</w:t>
+      </w:r>
+    </w:p>
+    <w:p>
+      <w:r>
+        <w:t>scénarios — son apport mesurable est sur C et S lorsque la</w:t>
+      </w:r>
+    </w:p>
+    <w:p>
+      <w:r>
+        <w:t>nervosité varie fortement (scénarios à churn élevé non couverts par</w:t>
+      </w:r>
+    </w:p>
+    <w:p>
+      <w:r>
+        <w:t>notre benchmark actuel).</w:t>
+      </w:r>
+    </w:p>
+    <w:p>
+      <w:r>
+        <w:t>V13.3 est livré pour la cohérence doctrinale (la triade</w:t>
+      </w:r>
+    </w:p>
+    <w:p>
+      <w:r>
+        <w:t>V13.0+V13.1+V13.3 ferme la boucle cybernétique au niveau zones) et</w:t>
+      </w:r>
+    </w:p>
+    <w:p>
+      <w:r>
+        <w:t>sera quantifié sur des scénarios à nervosité forte dans les</w:t>
+      </w:r>
+    </w:p>
+    <w:p>
+      <w:r>
+        <w:t>travaux ultérieurs.</w:t>
+      </w:r>
+    </w:p>
+    <w:p>
+      <w:pPr>
+        <w:pStyle w:val="Heading4"/>
+      </w:pPr>
+      <w:r>
+        <w:t>§28.18.3 Synthèse — Triade cybernétique complète V13</w:t>
+      </w:r>
+    </w:p>
+    <w:tbl>
+      <w:tblPr>
+        <w:tblStyle w:val="LightGrid-Accent1"/>
+        <w:tblW w:type="auto" w:w="0"/>
+        <w:tblLook w:firstColumn="1" w:firstRow="1" w:lastColumn="0" w:lastRow="0" w:noHBand="0" w:noVBand="1" w:val="04A0"/>
+      </w:tblPr>
+      <w:tblGrid>
+        <w:gridCol w:w="2880"/>
+        <w:gridCol w:w="2880"/>
+        <w:gridCol w:w="2880"/>
+      </w:tblGrid>
+      <w:tr>
+        <w:tc>
+          <w:tcPr>
+            <w:tcW w:type="dxa" w:w="2880"/>
+          </w:tcPr>
+          <w:p>
+            <w:r>
+              <w:rPr>
+                <w:b/>
+              </w:rPr>
+              <w:t>Mécanisme</w:t>
+            </w:r>
+          </w:p>
+        </w:tc>
+        <w:tc>
+          <w:tcPr>
+            <w:tcW w:type="dxa" w:w="2880"/>
+          </w:tcPr>
+          <w:p>
+            <w:r>
+              <w:rPr>
+                <w:b/>
+              </w:rPr>
+              <w:t>Ce qu'il ouvre</w:t>
+            </w:r>
+          </w:p>
+        </w:tc>
+        <w:tc>
+          <w:tcPr>
+            <w:tcW w:type="dxa" w:w="2880"/>
+          </w:tcPr>
+          <w:p>
+            <w:r>
+              <w:rPr>
+                <w:b/>
+              </w:rPr>
+              <w:t>Statut</w:t>
+            </w:r>
+          </w:p>
+        </w:tc>
+      </w:tr>
+      <w:tr>
+        <w:tc>
+          <w:tcPr>
+            <w:tcW w:type="dxa" w:w="2880"/>
+          </w:tcPr>
+          <w:p>
+            <w:r>
+              <w:t>**V13.0** — event-driven smoothing reactivity</w:t>
+            </w:r>
+          </w:p>
+        </w:tc>
+        <w:tc>
+          <w:tcPr>
+            <w:tcW w:type="dxa" w:w="2880"/>
+          </w:tcPr>
+          <w:p>
+            <w:r>
+              <w:t>Boucle mesure→corrective→replanning fermée</w:t>
+            </w:r>
+          </w:p>
+        </w:tc>
+        <w:tc>
+          <w:tcPr>
+            <w:tcW w:type="dxa" w:w="2880"/>
+          </w:tcPr>
+          <w:p>
+            <w:r>
+              <w:t>LIVRÉ §28.15</w:t>
+            </w:r>
+          </w:p>
+        </w:tc>
+      </w:tr>
+      <w:tr>
+        <w:tc>
+          <w:tcPr>
+            <w:tcW w:type="dxa" w:w="2880"/>
+          </w:tcPr>
+          <w:p>
+            <w:r>
+              <w:t>**V13.1** — BOM-op linkage</w:t>
+            </w:r>
+          </w:p>
+        </w:tc>
+        <w:tc>
+          <w:tcPr>
+            <w:tcW w:type="dxa" w:w="2880"/>
+          </w:tcPr>
+          <w:p>
+            <w:r>
+              <w:t>Production phasée (op 1 démarre dès SEMI-1 prêt)</w:t>
+            </w:r>
+          </w:p>
+        </w:tc>
+        <w:tc>
+          <w:tcPr>
+            <w:tcW w:type="dxa" w:w="2880"/>
+          </w:tcPr>
+          <w:p>
+            <w:r>
+              <w:t>LIVRÉ §28.17</w:t>
+            </w:r>
+          </w:p>
+        </w:tc>
+      </w:tr>
+      <w:tr>
+        <w:tc>
+          <w:tcPr>
+            <w:tcW w:type="dxa" w:w="2880"/>
+          </w:tcPr>
+          <w:p>
+            <w:r>
+              <w:t>**V13.3** — Zones adaptatives</w:t>
+            </w:r>
+          </w:p>
+        </w:tc>
+        <w:tc>
+          <w:tcPr>
+            <w:tcW w:type="dxa" w:w="2880"/>
+          </w:tcPr>
+          <w:p>
+            <w:r>
+              <w:t>Freeze window pilotée par nervosité</w:t>
+            </w:r>
+          </w:p>
+        </w:tc>
+        <w:tc>
+          <w:tcPr>
+            <w:tcW w:type="dxa" w:w="2880"/>
+          </w:tcPr>
+          <w:p>
+            <w:r>
+              <w:t>LIVRÉ §28.18</w:t>
+            </w:r>
+          </w:p>
+        </w:tc>
+      </w:tr>
+      <w:tr>
+        <w:tc>
+          <w:tcPr>
+            <w:tcW w:type="dxa" w:w="2880"/>
+          </w:tcPr>
+          <w:p>
+            <w:r>
+              <w:t>**V13.A** — Capacité réaliste</w:t>
+            </w:r>
+          </w:p>
+        </w:tc>
+        <w:tc>
+          <w:tcPr>
+            <w:tcW w:type="dxa" w:w="2880"/>
+          </w:tcPr>
+          <w:p>
+            <w:r>
+              <w:t>N ops par WS par jour selon qty×unit_time</w:t>
+            </w:r>
+          </w:p>
+        </w:tc>
+        <w:tc>
+          <w:tcPr>
+            <w:tcW w:type="dxa" w:w="2880"/>
+          </w:tcPr>
+          <w:p>
+            <w:r>
+              <w:t>LIVRÉ §28.16</w:t>
+            </w:r>
+          </w:p>
+        </w:tc>
+      </w:tr>
+    </w:tbl>
+    <w:p>
+      <w:r>
+        <w:t>Activation simultanée (sur EVENT) → la doctrine flux/event devient</w:t>
+      </w:r>
+    </w:p>
+    <w:p>
+      <w:r>
+        <w:t>strictement dominante sur OF pour les 4 dimensions QCDS. C'est</w:t>
+      </w:r>
+    </w:p>
+    <w:p>
+      <w:r>
+        <w:t>le résultat le plus important du projet : la lecture habituelle</w:t>
+      </w:r>
+    </w:p>
+    <w:p>
+      <w:r>
+        <w:t>« FLUX paraît mal sur OTIF » n'était valide qu'**en l'absence de</w:t>
+      </w:r>
+    </w:p>
+    <w:p>
+      <w:r>
+        <w:t>la boucle cybernétique complète**.</w:t>
+      </w:r>
+    </w:p>
+    <w:p>
+      <w:r>
+        <w:t>Tests : 488 OK.</w:t>
       </w:r>
     </w:p>
     <w:p>

--- a/docs/cadrage_v4.docx
+++ b/docs/cadrage_v4.docx
@@ -19522,6 +19522,574 @@
     <w:p>
       <w:r>
         <w:t>Tests : 488 OK.</w:t>
+      </w:r>
+    </w:p>
+    <w:p>
+      <w:r>
+        <w:t>&gt; ⚠ ATTENTION — voir §28.19. L'affirmation « dominante sur les</w:t>
+      </w:r>
+    </w:p>
+    <w:p>
+      <w:r>
+        <w:t>&gt; 4 dimensions QCDS » ci-dessus a été **partiellement invalidée par</w:t>
+      </w:r>
+    </w:p>
+    <w:p>
+      <w:r>
+        <w:t>&gt; l'audit forensique §28.19**. Les gains de Coût (−30 à −42 %) étaient</w:t>
+      </w:r>
+    </w:p>
+    <w:p>
+      <w:r>
+        <w:t>&gt; un artefact de comparaison (legacy vs réaliste + sous-production).</w:t>
+      </w:r>
+    </w:p>
+    <w:p>
+      <w:r>
+        <w:t>&gt; À mode et volume égaux, l'avantage réel d'EVENT V13 sur OF se réduit</w:t>
+      </w:r>
+    </w:p>
+    <w:p>
+      <w:r>
+        <w:t>&gt; à la Stabilité (WIP σ −25 %), avec parité Coût et OTIF. Lire</w:t>
+      </w:r>
+    </w:p>
+    <w:p>
+      <w:r>
+        <w:t>&gt; §28.19 avant toute citation des chiffres §28.16/§28.17.</w:t>
+      </w:r>
+    </w:p>
+    <w:p>
+      <w:pPr>
+        <w:pStyle w:val="Heading3"/>
+      </w:pPr>
+      <w:r>
+        <w:t>§28.19 Audit forensique — corrections aux §28.16/§28.17</w:t>
+      </w:r>
+    </w:p>
+    <w:p>
+      <w:r>
+        <w:t>Un audit objectif step-by-step (docs/audit_forensique_simulation.md)</w:t>
+      </w:r>
+    </w:p>
+    <w:p>
+      <w:r>
+        <w:t>mené après la série V13 a révélé deux erreurs de mesure (pas de</w:t>
+      </w:r>
+    </w:p>
+    <w:p>
+      <w:r>
+        <w:t>bug de code) qui ont surévalué l'apport doctrinal de FLUX/EVENT.</w:t>
+      </w:r>
+    </w:p>
+    <w:p>
+      <w:pPr>
+        <w:pStyle w:val="Heading4"/>
+      </w:pPr>
+      <w:r>
+        <w:t>§28.19.1 OTIF=0.950 est un plafond mécanique</w:t>
+      </w:r>
+    </w:p>
+    <w:p>
+      <w:r>
+        <w:t>Tout OF clôturé a qty_good ≈ 0.95 × qty (scrap fixe 5 %). Donc</w:t>
+      </w:r>
+    </w:p>
+    <w:p>
+      <w:r>
+        <w:t>quantity_compliance ≤ 0.95 toujours, et « OTIF 0.950 » signifie</w:t>
+      </w:r>
+    </w:p>
+    <w:p>
+      <w:r>
+        <w:t>« 100 % des OFs clôturés », pas « qualité quasi-parfaite ». Le</w:t>
+      </w:r>
+    </w:p>
+    <w:p>
+      <w:r>
+        <w:t>KPI est binaire au niveau OF (clôturé → 0.95 ; stuck → 0).</w:t>
+      </w:r>
+    </w:p>
+    <w:p>
+      <w:pPr>
+        <w:pStyle w:val="Heading4"/>
+      </w:pPr>
+      <w:r>
+        <w:t>§28.19.2 La MOD legacy facture 8 h forfaitaires par op</w:t>
+      </w:r>
+    </w:p>
+    <w:p>
+      <w:r>
+        <w:t>costing/engine.py calcule MOD = `(actual_end − actual_start) ×</w:t>
+      </w:r>
+    </w:p>
+    <w:p>
+      <w:r>
+        <w:t>taux. En legacy, chaque op est tamponnée 0→480 min` quelle que</w:t>
+      </w:r>
+    </w:p>
+    <w:p>
+      <w:r>
+        <w:t>soit qty × unit_time. Deux effets pervers :</w:t>
+      </w:r>
+    </w:p>
+    <w:p>
+      <w:r>
+        <w:t>1. La MOD legacy est proportionnelle au nombre d'ops exécutées,</w:t>
+      </w:r>
+    </w:p>
+    <w:p>
+      <w:r>
+        <w:t xml:space="preserve">   pas au travail réel.</w:t>
+      </w:r>
+    </w:p>
+    <w:p>
+      <w:r>
+        <w:t>2. Un OF stuck facture moins de MOD — ne pas finir « coûte »</w:t>
+      </w:r>
+    </w:p>
+    <w:p>
+      <w:r>
+        <w:t xml:space="preserve">   moins cher.</w:t>
+      </w:r>
+    </w:p>
+    <w:p>
+      <w:r>
+        <w:t>Le « −38 % » du mode réaliste vs legacy est **à ~95 % un correctif</w:t>
+      </w:r>
+    </w:p>
+    <w:p>
+      <w:r>
+        <w:t>de facturation** (MOD enfin au temps réel), pas un gain doctrinal.</w:t>
+      </w:r>
+    </w:p>
+    <w:p>
+      <w:pPr>
+        <w:pStyle w:val="Heading4"/>
+      </w:pPr>
+      <w:r>
+        <w:t>§28.19.3 « FLUX est Cost-first » : FAUX au coût par unité</w:t>
+      </w:r>
+    </w:p>
+    <w:p>
+      <w:r>
+        <w:t>Conséquence du §28.19.2. Baseline legacy :</w:t>
+      </w:r>
+    </w:p>
+    <w:tbl>
+      <w:tblPr>
+        <w:tblStyle w:val="LightGrid-Accent1"/>
+        <w:tblW w:type="auto" w:w="0"/>
+        <w:tblLook w:firstColumn="1" w:firstRow="1" w:lastColumn="0" w:lastRow="0" w:noHBand="0" w:noVBand="1" w:val="04A0"/>
+      </w:tblPr>
+      <w:tblGrid>
+        <w:gridCol w:w="2160"/>
+        <w:gridCol w:w="2160"/>
+        <w:gridCol w:w="2160"/>
+        <w:gridCol w:w="2160"/>
+      </w:tblGrid>
+      <w:tr>
+        <w:tc>
+          <w:tcPr>
+            <w:tcW w:type="dxa" w:w="2160"/>
+          </w:tcPr>
+          <w:p>
+            <w:r>
+              <w:rPr>
+                <w:b/>
+              </w:rPr>
+              <w:t>Doctrine</w:t>
+            </w:r>
+          </w:p>
+        </w:tc>
+        <w:tc>
+          <w:tcPr>
+            <w:tcW w:type="dxa" w:w="2160"/>
+          </w:tcPr>
+          <w:p>
+            <w:r>
+              <w:rPr>
+                <w:b/>
+              </w:rPr>
+              <w:t>Coût total</w:t>
+            </w:r>
+          </w:p>
+        </w:tc>
+        <w:tc>
+          <w:tcPr>
+            <w:tcW w:type="dxa" w:w="2160"/>
+          </w:tcPr>
+          <w:p>
+            <w:r>
+              <w:rPr>
+                <w:b/>
+              </w:rPr>
+              <w:t>Unités livrées</w:t>
+            </w:r>
+          </w:p>
+        </w:tc>
+        <w:tc>
+          <w:tcPr>
+            <w:tcW w:type="dxa" w:w="2160"/>
+          </w:tcPr>
+          <w:p>
+            <w:r>
+              <w:rPr>
+                <w:b/>
+              </w:rPr>
+              <w:t>**Coût / unité**</w:t>
+            </w:r>
+          </w:p>
+        </w:tc>
+      </w:tr>
+      <w:tr>
+        <w:tc>
+          <w:tcPr>
+            <w:tcW w:type="dxa" w:w="2160"/>
+          </w:tcPr>
+          <w:p>
+            <w:r>
+              <w:t>OF</w:t>
+            </w:r>
+          </w:p>
+        </w:tc>
+        <w:tc>
+          <w:tcPr>
+            <w:tcW w:type="dxa" w:w="2160"/>
+          </w:tcPr>
+          <w:p>
+            <w:r>
+              <w:t>37 744 €</w:t>
+            </w:r>
+          </w:p>
+        </w:tc>
+        <w:tc>
+          <w:tcPr>
+            <w:tcW w:type="dxa" w:w="2160"/>
+          </w:tcPr>
+          <w:p>
+            <w:r>
+              <w:t>533</w:t>
+            </w:r>
+          </w:p>
+        </w:tc>
+        <w:tc>
+          <w:tcPr>
+            <w:tcW w:type="dxa" w:w="2160"/>
+          </w:tcPr>
+          <w:p>
+            <w:r>
+              <w:t>**70.8 €/u**</w:t>
+            </w:r>
+          </w:p>
+        </w:tc>
+      </w:tr>
+      <w:tr>
+        <w:tc>
+          <w:tcPr>
+            <w:tcW w:type="dxa" w:w="2160"/>
+          </w:tcPr>
+          <w:p>
+            <w:r>
+              <w:t>FLUX</w:t>
+            </w:r>
+          </w:p>
+        </w:tc>
+        <w:tc>
+          <w:tcPr>
+            <w:tcW w:type="dxa" w:w="2160"/>
+          </w:tcPr>
+          <w:p>
+            <w:r>
+              <w:t>31 731 €</w:t>
+            </w:r>
+          </w:p>
+        </w:tc>
+        <w:tc>
+          <w:tcPr>
+            <w:tcW w:type="dxa" w:w="2160"/>
+          </w:tcPr>
+          <w:p>
+            <w:r>
+              <w:t>390</w:t>
+            </w:r>
+          </w:p>
+        </w:tc>
+        <w:tc>
+          <w:tcPr>
+            <w:tcW w:type="dxa" w:w="2160"/>
+          </w:tcPr>
+          <w:p>
+            <w:r>
+              <w:t>**81.4 €/u**</w:t>
+            </w:r>
+          </w:p>
+        </w:tc>
+      </w:tr>
+    </w:tbl>
+    <w:p>
+      <w:r>
+        <w:t>Le coût total inférieur de FLUX vient de sa sous-production</w:t>
+      </w:r>
+    </w:p>
+    <w:p>
+      <w:r>
+        <w:t>(390 vs 533 u). Par unité livrée, FLUX est 15 % plus cher sur</w:t>
+      </w:r>
+    </w:p>
+    <w:p>
+      <w:r>
+        <w:t>baseline. L'étude Option 1 (§28.16) comparait des coûts **totaux à</w:t>
+      </w:r>
+    </w:p>
+    <w:p>
+      <w:r>
+        <w:t>volumes différents** — métrique invalide. FLUX n'est moins cher par</w:t>
+      </w:r>
+    </w:p>
+    <w:p>
+      <w:r>
+        <w:t>unité que sur les scénarios à panne sévère (double_breakdown :</w:t>
+      </w:r>
+    </w:p>
+    <w:p>
+      <w:r>
+        <w:t>85.3 vs 98.7 €/u), où le lissage évite de concentrer des ops longues</w:t>
+      </w:r>
+    </w:p>
+    <w:p>
+      <w:r>
+        <w:t>pendant la panne (avantage partiellement réel, partiellement artefact</w:t>
+      </w:r>
+    </w:p>
+    <w:p>
+      <w:r>
+        <w:t>de sous-production).</w:t>
+      </w:r>
+    </w:p>
+    <w:p>
+      <w:pPr>
+        <w:pStyle w:val="Heading4"/>
+      </w:pPr>
+      <w:r>
+        <w:t>§28.19.4 L'avantage V13 réel vs OF (même mode) : Stabilité, pas Coût</w:t>
+      </w:r>
+    </w:p>
+    <w:p>
+      <w:r>
+        <w:t>Comparaison apples-to-apples (les deux en mode réaliste, volume et</w:t>
+      </w:r>
+    </w:p>
+    <w:p>
+      <w:r>
+        <w:t>OTIF identiques 530 u / 0.950) :</w:t>
+      </w:r>
+    </w:p>
+    <w:tbl>
+      <w:tblPr>
+        <w:tblStyle w:val="LightGrid-Accent1"/>
+        <w:tblW w:type="auto" w:w="0"/>
+        <w:tblLook w:firstColumn="1" w:firstRow="1" w:lastColumn="0" w:lastRow="0" w:noHBand="0" w:noVBand="1" w:val="04A0"/>
+      </w:tblPr>
+      <w:tblGrid>
+        <w:gridCol w:w="2880"/>
+        <w:gridCol w:w="2880"/>
+        <w:gridCol w:w="2880"/>
+      </w:tblGrid>
+      <w:tr>
+        <w:tc>
+          <w:tcPr>
+            <w:tcW w:type="dxa" w:w="2880"/>
+          </w:tcPr>
+          <w:p>
+            <w:r>
+              <w:rPr>
+                <w:b/>
+              </w:rPr>
+              <w:t>baseline</w:t>
+            </w:r>
+          </w:p>
+        </w:tc>
+        <w:tc>
+          <w:tcPr>
+            <w:tcW w:type="dxa" w:w="2880"/>
+          </w:tcPr>
+          <w:p>
+            <w:r>
+              <w:rPr>
+                <w:b/>
+              </w:rPr>
+              <w:t>Coût / u</w:t>
+            </w:r>
+          </w:p>
+        </w:tc>
+        <w:tc>
+          <w:tcPr>
+            <w:tcW w:type="dxa" w:w="2880"/>
+          </w:tcPr>
+          <w:p>
+            <w:r>
+              <w:rPr>
+                <w:b/>
+              </w:rPr>
+              <w:t>WIP σ</w:t>
+            </w:r>
+          </w:p>
+        </w:tc>
+      </w:tr>
+      <w:tr>
+        <w:tc>
+          <w:tcPr>
+            <w:tcW w:type="dxa" w:w="2880"/>
+          </w:tcPr>
+          <w:p>
+            <w:r>
+              <w:t>EVENT V13 cyber+réal</w:t>
+            </w:r>
+          </w:p>
+        </w:tc>
+        <w:tc>
+          <w:tcPr>
+            <w:tcW w:type="dxa" w:w="2880"/>
+          </w:tcPr>
+          <w:p>
+            <w:r>
+              <w:t>44.1 €/u</w:t>
+            </w:r>
+          </w:p>
+        </w:tc>
+        <w:tc>
+          <w:tcPr>
+            <w:tcW w:type="dxa" w:w="2880"/>
+          </w:tcPr>
+          <w:p>
+            <w:r>
+              <w:t>3.69</w:t>
+            </w:r>
+          </w:p>
+        </w:tc>
+      </w:tr>
+      <w:tr>
+        <w:tc>
+          <w:tcPr>
+            <w:tcW w:type="dxa" w:w="2880"/>
+          </w:tcPr>
+          <w:p>
+            <w:r>
+              <w:t>OF réaliste</w:t>
+            </w:r>
+          </w:p>
+        </w:tc>
+        <w:tc>
+          <w:tcPr>
+            <w:tcW w:type="dxa" w:w="2880"/>
+          </w:tcPr>
+          <w:p>
+            <w:r>
+              <w:t>44.4 €/u</w:t>
+            </w:r>
+          </w:p>
+        </w:tc>
+        <w:tc>
+          <w:tcPr>
+            <w:tcW w:type="dxa" w:w="2880"/>
+          </w:tcPr>
+          <w:p>
+            <w:r>
+              <w:t>4.95</w:t>
+            </w:r>
+          </w:p>
+        </w:tc>
+      </w:tr>
+    </w:tbl>
+    <w:p>
+      <w:r>
+        <w:t>À output égal, l'avantage Coût d'EVENT V13 sur OF est ~1 % (pas</w:t>
+      </w:r>
+    </w:p>
+    <w:p>
+      <w:r>
+        <w:t>−38 %). Le seul avantage doctrinal robuste est la Stabilité</w:t>
+      </w:r>
+    </w:p>
+    <w:p>
+      <w:r>
+        <w:t>(WIP σ −25 %), conséquence réelle du lissage.</w:t>
+      </w:r>
+    </w:p>
+    <w:p>
+      <w:pPr>
+        <w:pStyle w:val="Heading4"/>
+      </w:pPr>
+      <w:r>
+        <w:t>§28.19.5 Verdict corrigé</w:t>
+      </w:r>
+    </w:p>
+    <w:p>
+      <w:pPr>
+        <w:pStyle w:val="ListBullet"/>
+      </w:pPr>
+      <w:r>
+        <w:t>**Pas de bug de calcul** ; déterminisme, jointures, invariants</w:t>
+      </w:r>
+    </w:p>
+    <w:p>
+      <w:r>
+        <w:t xml:space="preserve">  matière/scrap : tous vérifiés (488 tests OK).</w:t>
+      </w:r>
+    </w:p>
+    <w:p>
+      <w:pPr>
+        <w:pStyle w:val="ListBullet"/>
+      </w:pPr>
+      <w:r>
+        <w:t>**Erreur de mesure** : comparaison de coûts totaux à volumes</w:t>
+      </w:r>
+    </w:p>
+    <w:p>
+      <w:r>
+        <w:t xml:space="preserve">  différents + modèle MOD legacy forfaitaire.</w:t>
+      </w:r>
+    </w:p>
+    <w:p>
+      <w:pPr>
+        <w:pStyle w:val="ListBullet"/>
+      </w:pPr>
+      <w:r>
+        <w:t>**Conclusion doctrinale corrigée** : à output et OTIF égaux,</w:t>
+      </w:r>
+    </w:p>
+    <w:p>
+      <w:r>
+        <w:t xml:space="preserve">  FLUX/EVENT n'est pas moins cher qu'OF ; son seul gain robuste</w:t>
+      </w:r>
+    </w:p>
+    <w:p>
+      <w:r>
+        <w:t xml:space="preserve">  est la réduction du WIP (−25 % de variance). L'OTIF plafonne</w:t>
+      </w:r>
+    </w:p>
+    <w:p>
+      <w:r>
+        <w:t xml:space="preserve">  à 0.95 pour tous (modèle scrap). La « domination 4 dimensions »</w:t>
+      </w:r>
+    </w:p>
+    <w:p>
+      <w:r>
+        <w:t xml:space="preserve">  de §28.17 se réduit à avantage Stabilité réel + parité Coût/OTIF.</w:t>
+      </w:r>
+    </w:p>
+    <w:p>
+      <w:pPr>
+        <w:pStyle w:val="ListBullet"/>
+      </w:pPr>
+      <w:r>
+        <w:t>**Règle méthodologique** : toujours rapporter le **€/unité livrée**,</w:t>
+      </w:r>
+    </w:p>
+    <w:p>
+      <w:r>
+        <w:t xml:space="preserve">  jamais le coût total brut, entre doctrines à volumes différents.</w:t>
       </w:r>
     </w:p>
     <w:p>

--- a/docs/cadrage_v4.docx
+++ b/docs/cadrage_v4.docx
@@ -20090,6 +20090,245 @@
     <w:p>
       <w:r>
         <w:t xml:space="preserve">  jamais le coût total brut, entre doctrines à volumes différents.</w:t>
+      </w:r>
+    </w:p>
+    <w:p>
+      <w:pPr>
+        <w:pStyle w:val="Heading3"/>
+      </w:pPr>
+      <w:r>
+        <w:t>§28.20 V13.B (item 4) — Modèle de rendement composé — LIVRÉ</w:t>
+      </w:r>
+    </w:p>
+    <w:p>
+      <w:r>
+        <w:t>Réponse au Finding 1 de l'audit (§28.19.1) : l'OTIF plafonnait</w:t>
+      </w:r>
+    </w:p>
+    <w:p>
+      <w:r>
+        <w:t>mécaniquement à 0.95 (scrap forfaitaire 5 %). V13.B introduit un</w:t>
+      </w:r>
+    </w:p>
+    <w:p>
+      <w:r>
+        <w:t>modèle de rendement composé par poste, gated par le paramètre</w:t>
+      </w:r>
+    </w:p>
+    <w:p>
+      <w:r>
+        <w:t>yield_compounding_aware (default 0 = legacy préservé).</w:t>
+      </w:r>
+    </w:p>
+    <w:p>
+      <w:pPr>
+        <w:pStyle w:val="Heading4"/>
+      </w:pPr>
+      <w:r>
+        <w:t>§28.20.1 Mécanisme</w:t>
+      </w:r>
+    </w:p>
+    <w:p>
+      <w:r>
+        <w:t>Quand actif, chaque opération applique le yield_rate de son</w:t>
+      </w:r>
+    </w:p>
+    <w:p>
+      <w:r>
+        <w:t>workstation à la quantité bonne entrante (= sortie bonne de l'op</w:t>
+      </w:r>
+    </w:p>
+    <w:p>
+      <w:r>
+        <w:t>précédente). Le rendement se compose le long de la gamme :</w:t>
+      </w:r>
+    </w:p>
+    <w:p>
+      <w:pPr/>
+      <w:r>
+        <w:rPr>
+          <w:rFonts w:ascii="Consolas" w:hAnsi="Consolas"/>
+          <w:sz w:val="20"/>
+        </w:rPr>
+        <w:t>qty_good_final = qty × Π_ops (yield_rate_poste)</w:t>
+      </w:r>
+    </w:p>
+    <w:p>
+      <w:r>
+        <w:t>Les yields par poste sont seedés au bootstrap dans [0.96, 0.99]</w:t>
+      </w:r>
+    </w:p>
+    <w:p>
+      <w:r>
+        <w:t>(étalement déterministe, _seed_workstation_yields, idempotent —</w:t>
+      </w:r>
+    </w:p>
+    <w:p>
+      <w:r>
+        <w:t>n'écrase pas les yields existants des fixtures aléatoires).</w:t>
+      </w:r>
+    </w:p>
+    <w:p>
+      <w:pPr>
+        <w:pStyle w:val="Heading4"/>
+      </w:pPr>
+      <w:r>
+        <w:t>§28.20.2 Effet : l'OTIF discrimine enfin</w:t>
+      </w:r>
+    </w:p>
+    <w:p>
+      <w:r>
+        <w:t>Sur baseline_xl (seed=42), comparaison des ratios qty_good/qty :</w:t>
+      </w:r>
+    </w:p>
+    <w:tbl>
+      <w:tblPr>
+        <w:tblStyle w:val="LightGrid-Accent1"/>
+        <w:tblW w:type="auto" w:w="0"/>
+        <w:tblLook w:firstColumn="1" w:firstRow="1" w:lastColumn="0" w:lastRow="0" w:noHBand="0" w:noVBand="1" w:val="04A0"/>
+      </w:tblPr>
+      <w:tblGrid>
+        <w:gridCol w:w="4320"/>
+        <w:gridCol w:w="4320"/>
+      </w:tblGrid>
+      <w:tr>
+        <w:tc>
+          <w:tcPr>
+            <w:tcW w:type="dxa" w:w="4320"/>
+          </w:tcPr>
+          <w:p>
+            <w:r>
+              <w:rPr>
+                <w:b/>
+              </w:rPr>
+              <w:t>Modèle</w:t>
+            </w:r>
+          </w:p>
+        </w:tc>
+        <w:tc>
+          <w:tcPr>
+            <w:tcW w:type="dxa" w:w="4320"/>
+          </w:tcPr>
+          <w:p>
+            <w:r>
+              <w:rPr>
+                <w:b/>
+              </w:rPr>
+              <w:t>Ratios distincts observés</w:t>
+            </w:r>
+          </w:p>
+        </w:tc>
+      </w:tr>
+      <w:tr>
+        <w:tc>
+          <w:tcPr>
+            <w:tcW w:type="dxa" w:w="4320"/>
+          </w:tcPr>
+          <w:p>
+            <w:r>
+              <w:t>Legacy (flat 5 %)</w:t>
+            </w:r>
+          </w:p>
+        </w:tc>
+        <w:tc>
+          <w:tcPr>
+            <w:tcW w:type="dxa" w:w="4320"/>
+          </w:tcPr>
+          <w:p>
+            <w:r>
+              <w:t>0.943, 0.950, 0.951, 0.956 (plateau ~0.95)</w:t>
+            </w:r>
+          </w:p>
+        </w:tc>
+      </w:tr>
+      <w:tr>
+        <w:tc>
+          <w:tcPr>
+            <w:tcW w:type="dxa" w:w="4320"/>
+          </w:tcPr>
+          <w:p>
+            <w:r>
+              <w:t>Compounding</w:t>
+            </w:r>
+          </w:p>
+        </w:tc>
+        <w:tc>
+          <w:tcPr>
+            <w:tcW w:type="dxa" w:w="4320"/>
+          </w:tcPr>
+          <w:p>
+            <w:r>
+              <w:t>0.71, 0.90, 0.92, 0.93, 0.94, 0.95, 0.97 (étalé)</w:t>
+            </w:r>
+          </w:p>
+        </w:tc>
+      </w:tr>
+    </w:tbl>
+    <w:p>
+      <w:r>
+        <w:t>L'OTIF varie désormais selon :</w:t>
+      </w:r>
+    </w:p>
+    <w:p>
+      <w:pPr>
+        <w:pStyle w:val="ListBullet"/>
+      </w:pPr>
+      <w:r>
+        <w:t>la **longueur de routing** (4-op finis &lt; 2-op semi-finis)</w:t>
+      </w:r>
+    </w:p>
+    <w:p>
+      <w:pPr>
+        <w:pStyle w:val="ListBullet"/>
+      </w:pPr>
+      <w:r>
+        <w:t>la **qualité des postes** traversés (yield_rate par WS)</w:t>
+      </w:r>
+    </w:p>
+    <w:p>
+      <w:pPr>
+        <w:pStyle w:val="ListBullet"/>
+      </w:pPr>
+      <w:r>
+        <w:t>les **NC cumulés** (qui s'ajoutent au scrap composé)</w:t>
+      </w:r>
+    </w:p>
+    <w:p>
+      <w:r>
+        <w:t>Le plafond mécanique 0.95 est levé : l'OTIF devient un KPI de</w:t>
+      </w:r>
+    </w:p>
+    <w:p>
+      <w:r>
+        <w:t>qualité discriminant, pas un binaire « tout clôturé ».</w:t>
+      </w:r>
+    </w:p>
+    <w:p>
+      <w:pPr>
+        <w:pStyle w:val="Heading4"/>
+      </w:pPr>
+      <w:r>
+        <w:t>§28.20.3 Rétrocompatibilité</w:t>
+      </w:r>
+    </w:p>
+    <w:p>
+      <w:r>
+        <w:t>Le mode legacy (flag off) est byte-identique à l'historique</w:t>
+      </w:r>
+    </w:p>
+    <w:p>
+      <w:r>
+        <w:t>(plateau 0.95 préservé, vérifié). Les études historiques restent</w:t>
+      </w:r>
+    </w:p>
+    <w:p>
+      <w:r>
+        <w:t>reproductibles. Le mode composé est opt-in pour les nouvelles</w:t>
+      </w:r>
+    </w:p>
+    <w:p>
+      <w:r>
+        <w:t>analyses qualité. Tests : 8 nouveaux (V13.B), 496 au total.</w:t>
       </w:r>
     </w:p>
     <w:p>
